--- a/EXPORTS/DOCX/published/niveau3/Dutch/HoofdcursusKampen.docx
+++ b/EXPORTS/DOCX/published/niveau3/Dutch/HoofdcursusKampen.docx
@@ -281,7 +281,7 @@
           <w:rFonts w:ascii="Charis SIL Regular" w:hAnsi="Charis SIL Regular" w:eastAsia="Charis SIL Regular"/>
           <w:b w:val="0"/>
           <w:i w:val="0"/>
-          <w:color w:val="0066CC"/>
+          <w:color w:val="0000FF"/>
           <w:sz w:val="24"/>
           <w:u w:val="single"/>
         </w:rPr>
@@ -299,7 +299,7 @@
           <w:rFonts w:ascii="Charis SIL Regular" w:hAnsi="Charis SIL Regular" w:eastAsia="Charis SIL Regular"/>
           <w:b w:val="0"/>
           <w:i w:val="0"/>
-          <w:color w:val="0066CC"/>
+          <w:color w:val="0000FF"/>
           <w:sz w:val="24"/>
           <w:u w:val="single"/>
         </w:rPr>
@@ -310,7 +310,7 @@
           <w:rFonts w:ascii="Charis SIL Regular" w:hAnsi="Charis SIL Regular" w:eastAsia="Charis SIL Regular"/>
           <w:b w:val="0"/>
           <w:i w:val="0"/>
-          <w:color w:val="0066CC"/>
+          <w:color w:val="0000FF"/>
           <w:sz w:val="24"/>
           <w:u w:val="single"/>
         </w:rPr>
@@ -328,7 +328,7 @@
           <w:rFonts w:ascii="Charis SIL Regular" w:hAnsi="Charis SIL Regular" w:eastAsia="Charis SIL Regular"/>
           <w:b w:val="0"/>
           <w:i w:val="0"/>
-          <w:color w:val="0066CC"/>
+          <w:color w:val="0000FF"/>
           <w:sz w:val="24"/>
           <w:u w:val="single"/>
         </w:rPr>
@@ -339,7 +339,7 @@
           <w:rFonts w:ascii="Charis SIL Regular" w:hAnsi="Charis SIL Regular" w:eastAsia="Charis SIL Regular"/>
           <w:b w:val="0"/>
           <w:i w:val="0"/>
-          <w:color w:val="0066CC"/>
+          <w:color w:val="0000FF"/>
           <w:sz w:val="24"/>
           <w:u w:val="single"/>
         </w:rPr>
@@ -357,7 +357,7 @@
           <w:rFonts w:ascii="Charis SIL Regular" w:hAnsi="Charis SIL Regular" w:eastAsia="Charis SIL Regular"/>
           <w:b w:val="0"/>
           <w:i w:val="0"/>
-          <w:color w:val="0066CC"/>
+          <w:color w:val="0000FF"/>
           <w:sz w:val="24"/>
           <w:u w:val="single"/>
         </w:rPr>
@@ -368,7 +368,7 @@
           <w:rFonts w:ascii="Charis SIL Regular" w:hAnsi="Charis SIL Regular" w:eastAsia="Charis SIL Regular"/>
           <w:b w:val="0"/>
           <w:i w:val="0"/>
-          <w:color w:val="0066CC"/>
+          <w:color w:val="0000FF"/>
           <w:sz w:val="24"/>
           <w:u w:val="single"/>
         </w:rPr>
@@ -386,7 +386,7 @@
           <w:rFonts w:ascii="Charis SIL Regular" w:hAnsi="Charis SIL Regular" w:eastAsia="Charis SIL Regular"/>
           <w:b w:val="0"/>
           <w:i w:val="0"/>
-          <w:color w:val="0066CC"/>
+          <w:color w:val="0000FF"/>
           <w:sz w:val="24"/>
           <w:u w:val="single"/>
         </w:rPr>
@@ -397,7 +397,7 @@
           <w:rFonts w:ascii="Charis SIL Regular" w:hAnsi="Charis SIL Regular" w:eastAsia="Charis SIL Regular"/>
           <w:b w:val="0"/>
           <w:i w:val="0"/>
-          <w:color w:val="0066CC"/>
+          <w:color w:val="0000FF"/>
           <w:sz w:val="24"/>
           <w:u w:val="single"/>
         </w:rPr>
@@ -415,7 +415,7 @@
           <w:rFonts w:ascii="Charis SIL Regular" w:hAnsi="Charis SIL Regular" w:eastAsia="Charis SIL Regular"/>
           <w:b w:val="0"/>
           <w:i w:val="0"/>
-          <w:color w:val="0066CC"/>
+          <w:color w:val="0000FF"/>
           <w:sz w:val="24"/>
           <w:u w:val="single"/>
         </w:rPr>
@@ -426,7 +426,7 @@
           <w:rFonts w:ascii="Charis SIL Regular" w:hAnsi="Charis SIL Regular" w:eastAsia="Charis SIL Regular"/>
           <w:b w:val="0"/>
           <w:i w:val="0"/>
-          <w:color w:val="0066CC"/>
+          <w:color w:val="0000FF"/>
           <w:sz w:val="24"/>
           <w:u w:val="single"/>
         </w:rPr>
@@ -444,7 +444,7 @@
           <w:rFonts w:ascii="Charis SIL Regular" w:hAnsi="Charis SIL Regular" w:eastAsia="Charis SIL Regular"/>
           <w:b w:val="0"/>
           <w:i w:val="0"/>
-          <w:color w:val="0066CC"/>
+          <w:color w:val="0000FF"/>
           <w:sz w:val="24"/>
           <w:u w:val="single"/>
         </w:rPr>
@@ -455,7 +455,7 @@
           <w:rFonts w:ascii="Charis SIL Regular" w:hAnsi="Charis SIL Regular" w:eastAsia="Charis SIL Regular"/>
           <w:b w:val="0"/>
           <w:i w:val="0"/>
-          <w:color w:val="0066CC"/>
+          <w:color w:val="0000FF"/>
           <w:sz w:val="24"/>
           <w:u w:val="single"/>
         </w:rPr>
@@ -473,7 +473,7 @@
           <w:rFonts w:ascii="Charis SIL Regular" w:hAnsi="Charis SIL Regular" w:eastAsia="Charis SIL Regular"/>
           <w:b w:val="0"/>
           <w:i w:val="0"/>
-          <w:color w:val="0066CC"/>
+          <w:color w:val="0000FF"/>
           <w:sz w:val="24"/>
           <w:u w:val="single"/>
         </w:rPr>
@@ -484,7 +484,7 @@
           <w:rFonts w:ascii="Charis SIL Regular" w:hAnsi="Charis SIL Regular" w:eastAsia="Charis SIL Regular"/>
           <w:b w:val="0"/>
           <w:i w:val="0"/>
-          <w:color w:val="0066CC"/>
+          <w:color w:val="0000FF"/>
           <w:sz w:val="24"/>
           <w:u w:val="single"/>
         </w:rPr>
@@ -502,7 +502,7 @@
           <w:rFonts w:ascii="Charis SIL Regular" w:hAnsi="Charis SIL Regular" w:eastAsia="Charis SIL Regular"/>
           <w:b w:val="0"/>
           <w:i w:val="0"/>
-          <w:color w:val="0066CC"/>
+          <w:color w:val="0000FF"/>
           <w:sz w:val="24"/>
           <w:u w:val="single"/>
         </w:rPr>
@@ -513,7 +513,7 @@
           <w:rFonts w:ascii="Charis SIL Regular" w:hAnsi="Charis SIL Regular" w:eastAsia="Charis SIL Regular"/>
           <w:b w:val="0"/>
           <w:i w:val="0"/>
-          <w:color w:val="0066CC"/>
+          <w:color w:val="0000FF"/>
           <w:sz w:val="24"/>
           <w:u w:val="single"/>
         </w:rPr>
@@ -548,7 +548,6 @@
       </w:r>
       <w:r>
         <w:rPr>
-          <w:u w:val="single" w:color="0066cc"/>
           <w:rFonts w:ascii="Charis SIL Regular" w:hAnsi="Charis SIL Regular" w:eastAsia="Charis SIL Regular"/>
           <w:b w:val="0"/>
           <w:i w:val="0"/>
@@ -569,7 +568,7 @@
           <w:rFonts w:ascii="Charis SIL Italic" w:hAnsi="Charis SIL Italic" w:eastAsia="Charis SIL Italic"/>
           <w:b w:val="0"/>
           <w:i/>
-          <w:color w:val="0066CC"/>
+          <w:color w:val="0000FF"/>
           <w:sz w:val="24"/>
           <w:u w:val="single"/>
         </w:rPr>
@@ -587,7 +586,7 @@
           <w:rFonts w:ascii="Charis SIL Italic" w:hAnsi="Charis SIL Italic" w:eastAsia="Charis SIL Italic"/>
           <w:b w:val="0"/>
           <w:i/>
-          <w:color w:val="0066CC"/>
+          <w:color w:val="0000FF"/>
           <w:sz w:val="24"/>
           <w:u w:val="single"/>
         </w:rPr>
@@ -602,7 +601,7 @@
       </w:r>
       <w:r>
         <w:rPr>
-          <w:u w:val="single" w:color="0066cc"/>
+          <w:u w:val="single" w:color="0000ff"/>
           <w:rFonts w:ascii="Charis SIL Regular" w:hAnsi="Charis SIL Regular" w:eastAsia="Charis SIL Regular"/>
           <w:b w:val="0"/>
           <w:i w:val="0"/>
@@ -620,7 +619,7 @@
       </w:r>
       <w:r>
         <w:rPr>
-          <w:u w:val="single" w:color="0066cc"/>
+          <w:u w:val="single" w:color="0000ff"/>
           <w:rFonts w:ascii="Charis SIL Regular" w:hAnsi="Charis SIL Regular" w:eastAsia="Charis SIL Regular"/>
           <w:b w:val="0"/>
           <w:i w:val="0"/>
@@ -638,7 +637,7 @@
       </w:r>
       <w:r>
         <w:rPr>
-          <w:u w:val="single" w:color="0066cc"/>
+          <w:u w:val="single" w:color="0000ff"/>
           <w:rFonts w:ascii="Charis SIL Regular" w:hAnsi="Charis SIL Regular" w:eastAsia="Charis SIL Regular"/>
           <w:b w:val="0"/>
           <w:i w:val="0"/>
@@ -656,7 +655,7 @@
       </w:r>
       <w:r>
         <w:rPr>
-          <w:u w:val="single" w:color="0066cc"/>
+          <w:u w:val="single" w:color="0000ff"/>
           <w:rFonts w:ascii="Charis SIL Regular" w:hAnsi="Charis SIL Regular" w:eastAsia="Charis SIL Regular"/>
           <w:b w:val="0"/>
           <w:i w:val="0"/>
@@ -674,7 +673,7 @@
       </w:r>
       <w:r>
         <w:rPr>
-          <w:u w:val="single" w:color="0066cc"/>
+          <w:u w:val="single" w:color="0000ff"/>
           <w:rFonts w:ascii="Charis SIL Regular" w:hAnsi="Charis SIL Regular" w:eastAsia="Charis SIL Regular"/>
           <w:b w:val="0"/>
           <w:i w:val="0"/>
@@ -702,7 +701,7 @@
       </w:r>
       <w:r>
         <w:rPr>
-          <w:u w:val="single" w:color="0066cc"/>
+          <w:u w:val="single" w:color="0000ff"/>
           <w:rFonts w:ascii="Charis SIL Regular" w:hAnsi="Charis SIL Regular" w:eastAsia="Charis SIL Regular"/>
           <w:b w:val="0"/>
           <w:i w:val="0"/>
@@ -720,7 +719,7 @@
       </w:r>
       <w:r>
         <w:rPr>
-          <w:u w:val="single" w:color="0066cc"/>
+          <w:u w:val="single" w:color="0000ff"/>
           <w:rFonts w:ascii="Charis SIL Regular" w:hAnsi="Charis SIL Regular" w:eastAsia="Charis SIL Regular"/>
           <w:b w:val="0"/>
           <w:i w:val="0"/>
@@ -731,7 +730,7 @@
       </w:r>
       <w:r>
         <w:rPr>
-          <w:u w:val="single" w:color="0066cc"/>
+          <w:u w:val="single" w:color="0000ff"/>
           <w:rFonts w:ascii="Charis SIL Regular" w:hAnsi="Charis SIL Regular" w:eastAsia="Charis SIL Regular"/>
           <w:b w:val="0"/>
           <w:i w:val="0"/>
@@ -749,7 +748,7 @@
       </w:r>
       <w:r>
         <w:rPr>
-          <w:u w:val="single" w:color="0066cc"/>
+          <w:u w:val="single" w:color="0000ff"/>
           <w:rFonts w:ascii="Charis SIL Regular" w:hAnsi="Charis SIL Regular" w:eastAsia="Charis SIL Regular"/>
           <w:b w:val="0"/>
           <w:i w:val="0"/>
@@ -767,7 +766,7 @@
       </w:r>
       <w:r>
         <w:rPr>
-          <w:u w:val="single" w:color="0066cc"/>
+          <w:u w:val="single" w:color="0000ff"/>
           <w:rFonts w:ascii="Charis SIL Regular" w:hAnsi="Charis SIL Regular" w:eastAsia="Charis SIL Regular"/>
           <w:b w:val="0"/>
           <w:i w:val="0"/>
@@ -785,7 +784,7 @@
       </w:r>
       <w:r>
         <w:rPr>
-          <w:u w:val="single" w:color="0066cc"/>
+          <w:u w:val="single" w:color="0000ff"/>
           <w:rFonts w:ascii="Charis SIL Regular" w:hAnsi="Charis SIL Regular" w:eastAsia="Charis SIL Regular"/>
           <w:b w:val="0"/>
           <w:i w:val="0"/>
@@ -803,7 +802,7 @@
       </w:r>
       <w:r>
         <w:rPr>
-          <w:u w:val="single" w:color="0066cc"/>
+          <w:u w:val="single" w:color="0000ff"/>
           <w:rFonts w:ascii="Charis SIL Regular" w:hAnsi="Charis SIL Regular" w:eastAsia="Charis SIL Regular"/>
           <w:b w:val="0"/>
           <w:i w:val="0"/>
@@ -841,7 +840,7 @@
       </w:r>
       <w:r>
         <w:rPr>
-          <w:u w:val="single" w:color="0066cc"/>
+          <w:u w:val="single" w:color="0000ff"/>
           <w:rFonts w:ascii="Charis SIL Regular" w:hAnsi="Charis SIL Regular" w:eastAsia="Charis SIL Regular"/>
           <w:b w:val="0"/>
           <w:i w:val="0"/>
@@ -978,7 +977,7 @@
           <w:rFonts w:ascii="Charis SIL Regular" w:hAnsi="Charis SIL Regular" w:eastAsia="Charis SIL Regular"/>
           <w:b w:val="0"/>
           <w:i w:val="0"/>
-          <w:color w:val="0066CC"/>
+          <w:color w:val="0000FF"/>
           <w:sz w:val="24"/>
           <w:u w:val="single"/>
         </w:rPr>
@@ -987,7 +986,7 @@
             <w:rPr>
               <w:rStyle w:val="Hyperlink"/>
             </w:rPr>
-            <w:t>desbetreffen</w:t>
+            <w:t>desbetreffend</w:t>
           </w:r>
         </w:hyperlink>
       </w:r>
@@ -996,25 +995,9 @@
           <w:rFonts w:ascii="Charis SIL Regular" w:hAnsi="Charis SIL Regular" w:eastAsia="Charis SIL Regular"/>
           <w:b w:val="0"/>
           <w:i w:val="0"/>
-          <w:color w:val="0066CC"/>
+          <w:color w:val="0000FF"/>
           <w:sz w:val="24"/>
-        </w:rPr>
-        <w:hyperlink r:id="rId11" w:history="1">
-          <w:r>
-            <w:rPr>
-              <w:rStyle w:val="Hyperlink"/>
-            </w:rPr>
-            <w:t>d</w:t>
-          </w:r>
-        </w:hyperlink>
-      </w:r>
-      <w:r>
-        <w:rPr>
-          <w:rFonts w:ascii="Charis SIL Regular" w:hAnsi="Charis SIL Regular" w:eastAsia="Charis SIL Regular"/>
-          <w:b w:val="0"/>
-          <w:i w:val="0"/>
-          <w:color w:val="0066CC"/>
-          <w:sz w:val="24"/>
+          <w:u w:val="single"/>
         </w:rPr>
         <w:t>e</w:t>
       </w:r>
@@ -1023,7 +1006,7 @@
           <w:rFonts w:ascii="Charis SIL Regular" w:hAnsi="Charis SIL Regular" w:eastAsia="Charis SIL Regular"/>
           <w:b w:val="0"/>
           <w:i w:val="0"/>
-          <w:color w:val="0066CC"/>
+          <w:color w:val="0000FF"/>
           <w:sz w:val="24"/>
           <w:u w:val="single"/>
         </w:rPr>
@@ -1034,7 +1017,7 @@
           <w:rFonts w:ascii="Charis SIL Regular" w:hAnsi="Charis SIL Regular" w:eastAsia="Charis SIL Regular"/>
           <w:b w:val="0"/>
           <w:i w:val="0"/>
-          <w:color w:val="0066CC"/>
+          <w:color w:val="0000FF"/>
           <w:sz w:val="24"/>
           <w:u w:val="single"/>
         </w:rPr>
@@ -1043,9 +1026,19 @@
             <w:rPr>
               <w:rStyle w:val="Hyperlink"/>
             </w:rPr>
-            <w:t>zoekhulp</w:t>
+            <w:t>zoekhul</w:t>
           </w:r>
         </w:hyperlink>
+      </w:r>
+      <w:r>
+        <w:rPr>
+          <w:rFonts w:ascii="Charis SIL Regular" w:hAnsi="Charis SIL Regular" w:eastAsia="Charis SIL Regular"/>
+          <w:b w:val="0"/>
+          <w:i w:val="0"/>
+          <w:color w:val="0000FF"/>
+          <w:sz w:val="24"/>
+        </w:rPr>
+        <w:t>p</w:t>
       </w:r>
       <w:r>
         <w:rPr>
@@ -1059,7 +1052,7 @@
       </w:r>
       <w:r>
         <w:rPr>
-          <w:u w:val="single" w:color="0066cc"/>
+          <w:u w:val="single" w:color="0000ff"/>
           <w:rFonts w:ascii="Charis SIL Regular" w:hAnsi="Charis SIL Regular" w:eastAsia="Charis SIL Regular"/>
           <w:b w:val="0"/>
           <w:i w:val="0"/>
@@ -1077,7 +1070,7 @@
       </w:r>
       <w:r>
         <w:rPr>
-          <w:u w:val="single" w:color="0066cc"/>
+          <w:u w:val="single" w:color="0000ff"/>
           <w:rFonts w:ascii="Charis SIL Regular" w:hAnsi="Charis SIL Regular" w:eastAsia="Charis SIL Regular"/>
           <w:b w:val="0"/>
           <w:i w:val="0"/>
@@ -1178,7 +1171,7 @@
           <w:rFonts w:ascii="Charis SIL Regular" w:hAnsi="Charis SIL Regular" w:eastAsia="Charis SIL Regular"/>
           <w:b w:val="0"/>
           <w:i w:val="0"/>
-          <w:color w:val="0066CC"/>
+          <w:color w:val="0000FF"/>
           <w:sz w:val="24"/>
           <w:u w:val="single"/>
         </w:rPr>
@@ -1196,7 +1189,7 @@
           <w:rFonts w:ascii="Charis SIL Regular" w:hAnsi="Charis SIL Regular" w:eastAsia="Charis SIL Regular"/>
           <w:b w:val="0"/>
           <w:i w:val="0"/>
-          <w:color w:val="0066CC"/>
+          <w:color w:val="0000FF"/>
           <w:sz w:val="24"/>
           <w:u w:val="single"/>
         </w:rPr>
@@ -1207,7 +1200,7 @@
           <w:rFonts w:ascii="Charis SIL Regular" w:hAnsi="Charis SIL Regular" w:eastAsia="Charis SIL Regular"/>
           <w:b w:val="0"/>
           <w:i w:val="0"/>
-          <w:color w:val="0066CC"/>
+          <w:color w:val="0000FF"/>
           <w:sz w:val="24"/>
           <w:u w:val="single"/>
         </w:rPr>
@@ -1242,7 +1235,7 @@
       </w:r>
       <w:r>
         <w:rPr>
-          <w:u w:val="single" w:color="0066cc"/>
+          <w:u w:val="single" w:color="0000ff"/>
           <w:rFonts w:ascii="Charis SIL Regular" w:hAnsi="Charis SIL Regular" w:eastAsia="Charis SIL Regular"/>
           <w:b w:val="0"/>
           <w:i w:val="0"/>
@@ -1260,7 +1253,7 @@
       </w:r>
       <w:r>
         <w:rPr>
-          <w:u w:val="single" w:color="0066cc"/>
+          <w:u w:val="single" w:color="0000ff"/>
           <w:rFonts w:ascii="Charis SIL Regular" w:hAnsi="Charis SIL Regular" w:eastAsia="Charis SIL Regular"/>
           <w:b w:val="0"/>
           <w:i w:val="0"/>
@@ -1311,7 +1304,7 @@
           <w:rFonts w:ascii="Charis SIL Regular" w:hAnsi="Charis SIL Regular" w:eastAsia="Charis SIL Regular"/>
           <w:b w:val="0"/>
           <w:i w:val="0"/>
-          <w:color w:val="0066CC"/>
+          <w:color w:val="0000FF"/>
           <w:sz w:val="24"/>
           <w:u w:val="single"/>
         </w:rPr>
@@ -1346,7 +1339,7 @@
       </w:r>
       <w:r>
         <w:rPr>
-          <w:u w:val="single" w:color="0066cc"/>
+          <w:u w:val="single" w:color="0000ff"/>
           <w:rFonts w:ascii="Charis SIL Regular" w:hAnsi="Charis SIL Regular" w:eastAsia="Charis SIL Regular"/>
           <w:b w:val="0"/>
           <w:i w:val="0"/>
@@ -1446,7 +1439,7 @@
           <w:rFonts w:ascii="Charis SIL Regular" w:hAnsi="Charis SIL Regular" w:eastAsia="Charis SIL Regular"/>
           <w:b w:val="0"/>
           <w:i w:val="0"/>
-          <w:color w:val="0066CC"/>
+          <w:color w:val="0000FF"/>
           <w:sz w:val="24"/>
           <w:u w:val="single"/>
         </w:rPr>
@@ -1467,7 +1460,7 @@
           <w:rFonts w:ascii="Charis SIL Regular" w:hAnsi="Charis SIL Regular" w:eastAsia="Charis SIL Regular"/>
           <w:b w:val="0"/>
           <w:i w:val="0"/>
-          <w:color w:val="0066CC"/>
+          <w:color w:val="0000FF"/>
           <w:sz w:val="24"/>
           <w:u w:val="single"/>
         </w:rPr>
@@ -1491,7 +1484,7 @@
           <w:rFonts w:ascii="Charis SIL Regular" w:hAnsi="Charis SIL Regular" w:eastAsia="Charis SIL Regular"/>
           <w:b w:val="0"/>
           <w:i w:val="0"/>
-          <w:color w:val="0066CC"/>
+          <w:color w:val="0000FF"/>
           <w:sz w:val="24"/>
           <w:u w:val="single"/>
         </w:rPr>
@@ -1502,7 +1495,7 @@
           <w:rFonts w:ascii="Charis SIL Regular" w:hAnsi="Charis SIL Regular" w:eastAsia="Charis SIL Regular"/>
           <w:b w:val="0"/>
           <w:i w:val="0"/>
-          <w:color w:val="0066CC"/>
+          <w:color w:val="0000FF"/>
           <w:sz w:val="24"/>
           <w:u w:val="single"/>
         </w:rPr>
@@ -1526,7 +1519,7 @@
           <w:rFonts w:ascii="Charis SIL Regular" w:hAnsi="Charis SIL Regular" w:eastAsia="Charis SIL Regular"/>
           <w:b w:val="0"/>
           <w:i w:val="0"/>
-          <w:color w:val="0066CC"/>
+          <w:color w:val="0000FF"/>
           <w:sz w:val="24"/>
           <w:u w:val="single"/>
         </w:rPr>
@@ -1537,7 +1530,7 @@
           <w:rFonts w:ascii="Charis SIL Regular" w:hAnsi="Charis SIL Regular" w:eastAsia="Charis SIL Regular"/>
           <w:b w:val="0"/>
           <w:i w:val="0"/>
-          <w:color w:val="0066CC"/>
+          <w:color w:val="0000FF"/>
           <w:sz w:val="24"/>
           <w:u w:val="single"/>
         </w:rPr>
@@ -1561,7 +1554,7 @@
           <w:rFonts w:ascii="Charis SIL Regular" w:hAnsi="Charis SIL Regular" w:eastAsia="Charis SIL Regular"/>
           <w:b w:val="0"/>
           <w:i w:val="0"/>
-          <w:color w:val="0066CC"/>
+          <w:color w:val="0000FF"/>
           <w:sz w:val="24"/>
           <w:u w:val="single"/>
         </w:rPr>
@@ -1572,7 +1565,7 @@
           <w:rFonts w:ascii="Charis SIL Regular" w:hAnsi="Charis SIL Regular" w:eastAsia="Charis SIL Regular"/>
           <w:b w:val="0"/>
           <w:i w:val="0"/>
-          <w:color w:val="0066CC"/>
+          <w:color w:val="0000FF"/>
           <w:sz w:val="24"/>
           <w:u w:val="single"/>
         </w:rPr>
@@ -1596,7 +1589,7 @@
           <w:rFonts w:ascii="Charis SIL Regular" w:hAnsi="Charis SIL Regular" w:eastAsia="Charis SIL Regular"/>
           <w:b w:val="0"/>
           <w:i w:val="0"/>
-          <w:color w:val="0066CC"/>
+          <w:color w:val="0000FF"/>
           <w:sz w:val="24"/>
           <w:u w:val="single"/>
         </w:rPr>
@@ -1727,7 +1720,7 @@
           <w:rFonts w:ascii="Charis SIL Regular" w:hAnsi="Charis SIL Regular" w:eastAsia="Charis SIL Regular"/>
           <w:b w:val="0"/>
           <w:i w:val="0"/>
-          <w:color w:val="0066CC"/>
+          <w:color w:val="0000FF"/>
           <w:sz w:val="24"/>
           <w:u w:val="single"/>
         </w:rPr>
@@ -1828,7 +1821,7 @@
           <w:rFonts w:ascii="Charis SIL Regular" w:hAnsi="Charis SIL Regular" w:eastAsia="Charis SIL Regular"/>
           <w:b w:val="0"/>
           <w:i w:val="0"/>
-          <w:color w:val="0066CC"/>
+          <w:color w:val="0000FF"/>
           <w:sz w:val="24"/>
           <w:u w:val="single"/>
         </w:rPr>
@@ -1846,7 +1839,7 @@
           <w:rFonts w:ascii="Charis SIL Regular" w:hAnsi="Charis SIL Regular" w:eastAsia="Charis SIL Regular"/>
           <w:b w:val="0"/>
           <w:i w:val="0"/>
-          <w:color w:val="0066CC"/>
+          <w:color w:val="0000FF"/>
           <w:sz w:val="24"/>
           <w:u w:val="single"/>
         </w:rPr>
@@ -1864,7 +1857,7 @@
           <w:rFonts w:ascii="Charis SIL Regular" w:hAnsi="Charis SIL Regular" w:eastAsia="Charis SIL Regular"/>
           <w:b w:val="0"/>
           <w:i w:val="0"/>
-          <w:color w:val="0066CC"/>
+          <w:color w:val="0000FF"/>
           <w:sz w:val="24"/>
           <w:u w:val="single"/>
         </w:rPr>
@@ -1882,7 +1875,7 @@
           <w:rFonts w:ascii="Charis SIL Regular" w:hAnsi="Charis SIL Regular" w:eastAsia="Charis SIL Regular"/>
           <w:b w:val="0"/>
           <w:i w:val="0"/>
-          <w:color w:val="0066CC"/>
+          <w:color w:val="0000FF"/>
           <w:sz w:val="24"/>
           <w:u w:val="single"/>
         </w:rPr>
@@ -2053,7 +2046,7 @@
           <w:rFonts w:ascii="Charis SIL Regular" w:hAnsi="Charis SIL Regular" w:eastAsia="Charis SIL Regular"/>
           <w:b w:val="0"/>
           <w:i w:val="0"/>
-          <w:color w:val="0066CC"/>
+          <w:color w:val="0000FF"/>
           <w:sz w:val="24"/>
           <w:u w:val="single"/>
         </w:rPr>
@@ -2071,7 +2064,7 @@
           <w:rFonts w:ascii="Charis SIL Regular" w:hAnsi="Charis SIL Regular" w:eastAsia="Charis SIL Regular"/>
           <w:b w:val="0"/>
           <w:i w:val="0"/>
-          <w:color w:val="0066CC"/>
+          <w:color w:val="0000FF"/>
           <w:sz w:val="24"/>
           <w:u w:val="single"/>
         </w:rPr>
@@ -2089,7 +2082,7 @@
           <w:rFonts w:ascii="Charis SIL Regular" w:hAnsi="Charis SIL Regular" w:eastAsia="Charis SIL Regular"/>
           <w:b w:val="0"/>
           <w:i w:val="0"/>
-          <w:color w:val="0066CC"/>
+          <w:color w:val="0000FF"/>
           <w:sz w:val="24"/>
           <w:u w:val="single"/>
         </w:rPr>
@@ -2107,7 +2100,7 @@
           <w:rFonts w:ascii="Charis SIL Regular" w:hAnsi="Charis SIL Regular" w:eastAsia="Charis SIL Regular"/>
           <w:b w:val="0"/>
           <w:i w:val="0"/>
-          <w:color w:val="0066CC"/>
+          <w:color w:val="0000FF"/>
           <w:sz w:val="24"/>
           <w:u w:val="single"/>
         </w:rPr>
@@ -2135,7 +2128,7 @@
           <w:rFonts w:ascii="Charis SIL Regular" w:hAnsi="Charis SIL Regular" w:eastAsia="Charis SIL Regular"/>
           <w:b w:val="0"/>
           <w:i w:val="0"/>
-          <w:color w:val="0066CC"/>
+          <w:color w:val="0000FF"/>
           <w:sz w:val="24"/>
           <w:u w:val="single"/>
         </w:rPr>
@@ -2153,11 +2146,11 @@
           <w:rFonts w:ascii="Charis SIL Regular" w:hAnsi="Charis SIL Regular" w:eastAsia="Charis SIL Regular"/>
           <w:b w:val="0"/>
           <w:i w:val="0"/>
-          <w:color w:val="0066CC"/>
+          <w:color w:val="0000FF"/>
           <w:sz w:val="24"/>
           <w:u w:val="single"/>
         </w:rPr>
-        <w:hyperlink r:id="rId15" w:history="1">
+        <w:hyperlink r:id="rId16" w:history="1">
           <w:r>
             <w:rPr>
               <w:rStyle w:val="Hyperlink"/>
@@ -2171,7 +2164,7 @@
           <w:rFonts w:ascii="Charis SIL Regular" w:hAnsi="Charis SIL Regular" w:eastAsia="Charis SIL Regular"/>
           <w:b w:val="0"/>
           <w:i w:val="0"/>
-          <w:color w:val="0066CC"/>
+          <w:color w:val="0000FF"/>
           <w:sz w:val="24"/>
           <w:u w:val="single"/>
         </w:rPr>
@@ -2206,7 +2199,7 @@
           <w:rFonts w:ascii="Charis SIL Regular" w:hAnsi="Charis SIL Regular" w:eastAsia="Charis SIL Regular"/>
           <w:b w:val="0"/>
           <w:i w:val="0"/>
-          <w:color w:val="0066CC"/>
+          <w:color w:val="0000FF"/>
           <w:sz w:val="24"/>
           <w:u w:val="single"/>
         </w:rPr>
@@ -2224,7 +2217,7 @@
           <w:rFonts w:ascii="Charis SIL Regular" w:hAnsi="Charis SIL Regular" w:eastAsia="Charis SIL Regular"/>
           <w:b w:val="0"/>
           <w:i w:val="0"/>
-          <w:color w:val="0066CC"/>
+          <w:color w:val="0000FF"/>
           <w:sz w:val="24"/>
           <w:u w:val="single"/>
         </w:rPr>
@@ -2235,7 +2228,7 @@
           <w:rFonts w:ascii="Charis SIL Regular" w:hAnsi="Charis SIL Regular" w:eastAsia="Charis SIL Regular"/>
           <w:b w:val="0"/>
           <w:i w:val="0"/>
-          <w:color w:val="0066CC"/>
+          <w:color w:val="0000FF"/>
           <w:sz w:val="24"/>
           <w:u w:val="single"/>
         </w:rPr>
@@ -2253,7 +2246,7 @@
           <w:rFonts w:ascii="Charis SIL Regular" w:hAnsi="Charis SIL Regular" w:eastAsia="Charis SIL Regular"/>
           <w:b w:val="0"/>
           <w:i w:val="0"/>
-          <w:color w:val="0066CC"/>
+          <w:color w:val="0000FF"/>
           <w:sz w:val="24"/>
           <w:u w:val="single"/>
         </w:rPr>
@@ -2351,7 +2344,7 @@
           <w:rFonts w:ascii="Charis SIL Regular" w:hAnsi="Charis SIL Regular" w:eastAsia="Charis SIL Regular"/>
           <w:b w:val="0"/>
           <w:i w:val="0"/>
-          <w:color w:val="0066CC"/>
+          <w:color w:val="0000FF"/>
           <w:sz w:val="24"/>
           <w:u w:val="single"/>
         </w:rPr>
@@ -2369,7 +2362,7 @@
           <w:rFonts w:ascii="Charis SIL Regular" w:hAnsi="Charis SIL Regular" w:eastAsia="Charis SIL Regular"/>
           <w:b w:val="0"/>
           <w:i w:val="0"/>
-          <w:color w:val="0066CC"/>
+          <w:color w:val="0000FF"/>
           <w:sz w:val="24"/>
           <w:u w:val="single"/>
         </w:rPr>
@@ -2387,7 +2380,7 @@
           <w:rFonts w:ascii="Charis SIL Regular" w:hAnsi="Charis SIL Regular" w:eastAsia="Charis SIL Regular"/>
           <w:b w:val="0"/>
           <w:i w:val="0"/>
-          <w:color w:val="0066CC"/>
+          <w:color w:val="0000FF"/>
           <w:sz w:val="24"/>
           <w:u w:val="single"/>
         </w:rPr>
@@ -2405,7 +2398,7 @@
           <w:rFonts w:ascii="Charis SIL Regular" w:hAnsi="Charis SIL Regular" w:eastAsia="Charis SIL Regular"/>
           <w:b w:val="0"/>
           <w:i w:val="0"/>
-          <w:color w:val="0066CC"/>
+          <w:color w:val="0000FF"/>
           <w:sz w:val="24"/>
           <w:u w:val="single"/>
         </w:rPr>
@@ -2433,7 +2426,7 @@
           <w:rFonts w:ascii="Charis SIL Regular" w:hAnsi="Charis SIL Regular" w:eastAsia="Charis SIL Regular"/>
           <w:b w:val="0"/>
           <w:i w:val="0"/>
-          <w:color w:val="0066CC"/>
+          <w:color w:val="0000FF"/>
           <w:sz w:val="24"/>
           <w:u w:val="single"/>
         </w:rPr>
@@ -2451,7 +2444,7 @@
           <w:rFonts w:ascii="Charis SIL Regular" w:hAnsi="Charis SIL Regular" w:eastAsia="Charis SIL Regular"/>
           <w:b w:val="0"/>
           <w:i w:val="0"/>
-          <w:color w:val="0066CC"/>
+          <w:color w:val="0000FF"/>
           <w:sz w:val="24"/>
           <w:u w:val="single"/>
         </w:rPr>
@@ -2469,7 +2462,7 @@
           <w:rFonts w:ascii="Charis SIL Regular" w:hAnsi="Charis SIL Regular" w:eastAsia="Charis SIL Regular"/>
           <w:b w:val="0"/>
           <w:i w:val="0"/>
-          <w:color w:val="0066CC"/>
+          <w:color w:val="0000FF"/>
           <w:sz w:val="24"/>
           <w:u w:val="single"/>
         </w:rPr>
@@ -2626,7 +2619,7 @@
           <w:rFonts w:ascii="Charis SIL Regular" w:hAnsi="Charis SIL Regular" w:eastAsia="Charis SIL Regular"/>
           <w:b w:val="0"/>
           <w:i w:val="0"/>
-          <w:color w:val="0066CC"/>
+          <w:color w:val="0000FF"/>
           <w:sz w:val="24"/>
           <w:u w:val="single"/>
         </w:rPr>
@@ -2644,7 +2637,7 @@
           <w:rFonts w:ascii="Charis SIL Regular" w:hAnsi="Charis SIL Regular" w:eastAsia="Charis SIL Regular"/>
           <w:b w:val="0"/>
           <w:i w:val="0"/>
-          <w:color w:val="0066CC"/>
+          <w:color w:val="0000FF"/>
           <w:sz w:val="24"/>
           <w:u w:val="single"/>
         </w:rPr>
@@ -2662,7 +2655,7 @@
           <w:rFonts w:ascii="Charis SIL Regular" w:hAnsi="Charis SIL Regular" w:eastAsia="Charis SIL Regular"/>
           <w:b w:val="0"/>
           <w:i w:val="0"/>
-          <w:color w:val="0066CC"/>
+          <w:color w:val="0000FF"/>
           <w:sz w:val="24"/>
           <w:u w:val="single"/>
         </w:rPr>
@@ -2680,7 +2673,7 @@
           <w:rFonts w:ascii="Charis SIL Regular" w:hAnsi="Charis SIL Regular" w:eastAsia="Charis SIL Regular"/>
           <w:b w:val="0"/>
           <w:i w:val="0"/>
-          <w:color w:val="0066CC"/>
+          <w:color w:val="0000FF"/>
           <w:sz w:val="24"/>
           <w:u w:val="single"/>
         </w:rPr>
@@ -2698,7 +2691,7 @@
           <w:rFonts w:ascii="Charis SIL Regular" w:hAnsi="Charis SIL Regular" w:eastAsia="Charis SIL Regular"/>
           <w:b w:val="0"/>
           <w:i w:val="0"/>
-          <w:color w:val="0066CC"/>
+          <w:color w:val="0000FF"/>
           <w:sz w:val="24"/>
           <w:u w:val="single"/>
         </w:rPr>
@@ -2716,7 +2709,7 @@
           <w:rFonts w:ascii="Charis SIL Regular" w:hAnsi="Charis SIL Regular" w:eastAsia="Charis SIL Regular"/>
           <w:b w:val="0"/>
           <w:i w:val="0"/>
-          <w:color w:val="0066CC"/>
+          <w:color w:val="0000FF"/>
           <w:sz w:val="24"/>
           <w:u w:val="single"/>
         </w:rPr>
@@ -2734,7 +2727,7 @@
           <w:rFonts w:ascii="Charis SIL Regular" w:hAnsi="Charis SIL Regular" w:eastAsia="Charis SIL Regular"/>
           <w:b w:val="0"/>
           <w:i w:val="0"/>
-          <w:color w:val="0066CC"/>
+          <w:color w:val="0000FF"/>
           <w:sz w:val="24"/>
           <w:u w:val="single"/>
         </w:rPr>
@@ -2752,7 +2745,7 @@
           <w:rFonts w:ascii="Charis SIL Regular" w:hAnsi="Charis SIL Regular" w:eastAsia="Charis SIL Regular"/>
           <w:b w:val="0"/>
           <w:i w:val="0"/>
-          <w:color w:val="0066CC"/>
+          <w:color w:val="0000FF"/>
           <w:sz w:val="24"/>
           <w:u w:val="single"/>
         </w:rPr>
@@ -2770,7 +2763,7 @@
           <w:rFonts w:ascii="Charis SIL Regular" w:hAnsi="Charis SIL Regular" w:eastAsia="Charis SIL Regular"/>
           <w:b w:val="0"/>
           <w:i w:val="0"/>
-          <w:color w:val="0066CC"/>
+          <w:color w:val="0000FF"/>
           <w:sz w:val="24"/>
           <w:u w:val="single"/>
         </w:rPr>
@@ -2788,7 +2781,7 @@
           <w:rFonts w:ascii="Charis SIL Regular" w:hAnsi="Charis SIL Regular" w:eastAsia="Charis SIL Regular"/>
           <w:b w:val="0"/>
           <w:i w:val="0"/>
-          <w:color w:val="0066CC"/>
+          <w:color w:val="0000FF"/>
           <w:sz w:val="24"/>
           <w:u w:val="single"/>
         </w:rPr>
@@ -2806,7 +2799,7 @@
           <w:rFonts w:ascii="Charis SIL Regular" w:hAnsi="Charis SIL Regular" w:eastAsia="Charis SIL Regular"/>
           <w:b w:val="0"/>
           <w:i w:val="0"/>
-          <w:color w:val="0066CC"/>
+          <w:color w:val="0000FF"/>
           <w:sz w:val="24"/>
           <w:u w:val="single"/>
         </w:rPr>
@@ -2824,7 +2817,7 @@
           <w:rFonts w:ascii="Charis SIL Regular" w:hAnsi="Charis SIL Regular" w:eastAsia="Charis SIL Regular"/>
           <w:b w:val="0"/>
           <w:i w:val="0"/>
-          <w:color w:val="0066CC"/>
+          <w:color w:val="0000FF"/>
           <w:sz w:val="24"/>
           <w:u w:val="single"/>
         </w:rPr>
@@ -2842,7 +2835,7 @@
           <w:rFonts w:ascii="Charis SIL Regular" w:hAnsi="Charis SIL Regular" w:eastAsia="Charis SIL Regular"/>
           <w:b w:val="0"/>
           <w:i w:val="0"/>
-          <w:color w:val="0066CC"/>
+          <w:color w:val="0000FF"/>
           <w:sz w:val="24"/>
           <w:u w:val="single"/>
         </w:rPr>
@@ -2860,7 +2853,7 @@
           <w:rFonts w:ascii="Charis SIL Regular" w:hAnsi="Charis SIL Regular" w:eastAsia="Charis SIL Regular"/>
           <w:b w:val="0"/>
           <w:i w:val="0"/>
-          <w:color w:val="0066CC"/>
+          <w:color w:val="0000FF"/>
           <w:sz w:val="24"/>
           <w:u w:val="single"/>
         </w:rPr>
@@ -2878,7 +2871,7 @@
           <w:rFonts w:ascii="Charis SIL Regular" w:hAnsi="Charis SIL Regular" w:eastAsia="Charis SIL Regular"/>
           <w:b w:val="0"/>
           <w:i w:val="0"/>
-          <w:color w:val="0066CC"/>
+          <w:color w:val="0000FF"/>
           <w:sz w:val="24"/>
           <w:u w:val="single"/>
         </w:rPr>
@@ -3036,7 +3029,7 @@
           <w:rFonts w:ascii="Charis SIL Regular" w:hAnsi="Charis SIL Regular" w:eastAsia="Charis SIL Regular"/>
           <w:b w:val="0"/>
           <w:i w:val="0"/>
-          <w:color w:val="0066CC"/>
+          <w:color w:val="0000FF"/>
           <w:sz w:val="24"/>
           <w:u w:val="single"/>
         </w:rPr>
@@ -3054,7 +3047,7 @@
           <w:rFonts w:ascii="Charis SIL Regular" w:hAnsi="Charis SIL Regular" w:eastAsia="Charis SIL Regular"/>
           <w:b w:val="0"/>
           <w:i w:val="0"/>
-          <w:color w:val="0066CC"/>
+          <w:color w:val="0000FF"/>
           <w:sz w:val="24"/>
           <w:u w:val="single"/>
         </w:rPr>
@@ -3072,7 +3065,7 @@
           <w:rFonts w:ascii="Charis SIL Regular" w:hAnsi="Charis SIL Regular" w:eastAsia="Charis SIL Regular"/>
           <w:b w:val="0"/>
           <w:i w:val="0"/>
-          <w:color w:val="0066CC"/>
+          <w:color w:val="0000FF"/>
           <w:sz w:val="24"/>
           <w:u w:val="single"/>
         </w:rPr>
@@ -3090,7 +3083,7 @@
           <w:rFonts w:ascii="Charis SIL Regular" w:hAnsi="Charis SIL Regular" w:eastAsia="Charis SIL Regular"/>
           <w:b w:val="0"/>
           <w:i w:val="0"/>
-          <w:color w:val="0066CC"/>
+          <w:color w:val="0000FF"/>
           <w:sz w:val="24"/>
           <w:u w:val="single"/>
         </w:rPr>
@@ -3108,7 +3101,7 @@
           <w:rFonts w:ascii="Charis SIL Regular" w:hAnsi="Charis SIL Regular" w:eastAsia="Charis SIL Regular"/>
           <w:b w:val="0"/>
           <w:i w:val="0"/>
-          <w:color w:val="0066CC"/>
+          <w:color w:val="0000FF"/>
           <w:sz w:val="24"/>
           <w:u w:val="single"/>
         </w:rPr>
@@ -3129,7 +3122,7 @@
           <w:rFonts w:ascii="Charis SIL Regular" w:hAnsi="Charis SIL Regular" w:eastAsia="Charis SIL Regular"/>
           <w:b w:val="0"/>
           <w:i w:val="0"/>
-          <w:color w:val="0066CC"/>
+          <w:color w:val="0000FF"/>
           <w:sz w:val="24"/>
           <w:u w:val="single"/>
         </w:rPr>
@@ -3147,7 +3140,7 @@
           <w:rFonts w:ascii="Charis SIL Regular" w:hAnsi="Charis SIL Regular" w:eastAsia="Charis SIL Regular"/>
           <w:b w:val="0"/>
           <w:i w:val="0"/>
-          <w:color w:val="0066CC"/>
+          <w:color w:val="0000FF"/>
           <w:sz w:val="24"/>
           <w:u w:val="single"/>
         </w:rPr>
@@ -3165,7 +3158,7 @@
           <w:rFonts w:ascii="Charis SIL Regular" w:hAnsi="Charis SIL Regular" w:eastAsia="Charis SIL Regular"/>
           <w:b w:val="0"/>
           <w:i w:val="0"/>
-          <w:color w:val="0066CC"/>
+          <w:color w:val="0000FF"/>
           <w:sz w:val="24"/>
           <w:u w:val="single"/>
         </w:rPr>
@@ -3183,7 +3176,7 @@
           <w:rFonts w:ascii="Charis SIL Regular" w:hAnsi="Charis SIL Regular" w:eastAsia="Charis SIL Regular"/>
           <w:b w:val="0"/>
           <w:i w:val="0"/>
-          <w:color w:val="0066CC"/>
+          <w:color w:val="0000FF"/>
           <w:sz w:val="24"/>
           <w:u w:val="single"/>
         </w:rPr>
@@ -3201,7 +3194,7 @@
           <w:rFonts w:ascii="Charis SIL Regular" w:hAnsi="Charis SIL Regular" w:eastAsia="Charis SIL Regular"/>
           <w:b w:val="0"/>
           <w:i w:val="0"/>
-          <w:color w:val="0066CC"/>
+          <w:color w:val="0000FF"/>
           <w:sz w:val="24"/>
           <w:u w:val="single"/>
         </w:rPr>
@@ -3352,7 +3345,7 @@
           <w:rFonts w:ascii="Charis SIL Regular" w:hAnsi="Charis SIL Regular" w:eastAsia="Charis SIL Regular"/>
           <w:b w:val="0"/>
           <w:i w:val="0"/>
-          <w:color w:val="0066CC"/>
+          <w:color w:val="0000FF"/>
           <w:sz w:val="24"/>
           <w:u w:val="single"/>
         </w:rPr>
@@ -3370,7 +3363,7 @@
           <w:rFonts w:ascii="Charis SIL Regular" w:hAnsi="Charis SIL Regular" w:eastAsia="Charis SIL Regular"/>
           <w:b w:val="0"/>
           <w:i w:val="0"/>
-          <w:color w:val="0066CC"/>
+          <w:color w:val="0000FF"/>
           <w:sz w:val="24"/>
           <w:u w:val="single"/>
         </w:rPr>
@@ -3388,7 +3381,7 @@
           <w:rFonts w:ascii="Charis SIL Regular" w:hAnsi="Charis SIL Regular" w:eastAsia="Charis SIL Regular"/>
           <w:b w:val="0"/>
           <w:i w:val="0"/>
-          <w:color w:val="0066CC"/>
+          <w:color w:val="0000FF"/>
           <w:sz w:val="24"/>
           <w:u w:val="single"/>
         </w:rPr>
@@ -3406,7 +3399,7 @@
           <w:rFonts w:ascii="Charis SIL Regular" w:hAnsi="Charis SIL Regular" w:eastAsia="Charis SIL Regular"/>
           <w:b w:val="0"/>
           <w:i w:val="0"/>
-          <w:color w:val="0066CC"/>
+          <w:color w:val="0000FF"/>
           <w:sz w:val="24"/>
           <w:u w:val="single"/>
         </w:rPr>
@@ -3424,7 +3417,7 @@
           <w:rFonts w:ascii="Charis SIL Regular" w:hAnsi="Charis SIL Regular" w:eastAsia="Charis SIL Regular"/>
           <w:b w:val="0"/>
           <w:i w:val="0"/>
-          <w:color w:val="0066CC"/>
+          <w:color w:val="0000FF"/>
           <w:sz w:val="24"/>
           <w:u w:val="single"/>
         </w:rPr>
@@ -3442,7 +3435,7 @@
           <w:rFonts w:ascii="Charis SIL Regular" w:hAnsi="Charis SIL Regular" w:eastAsia="Charis SIL Regular"/>
           <w:b w:val="0"/>
           <w:i w:val="0"/>
-          <w:color w:val="0066CC"/>
+          <w:color w:val="0000FF"/>
           <w:sz w:val="24"/>
           <w:u w:val="single"/>
         </w:rPr>
@@ -3460,7 +3453,7 @@
           <w:rFonts w:ascii="Charis SIL Regular" w:hAnsi="Charis SIL Regular" w:eastAsia="Charis SIL Regular"/>
           <w:b w:val="0"/>
           <w:i w:val="0"/>
-          <w:color w:val="0066CC"/>
+          <w:color w:val="0000FF"/>
           <w:sz w:val="24"/>
           <w:u w:val="single"/>
         </w:rPr>
@@ -3478,7 +3471,7 @@
           <w:rFonts w:ascii="Charis SIL Regular" w:hAnsi="Charis SIL Regular" w:eastAsia="Charis SIL Regular"/>
           <w:b w:val="0"/>
           <w:i w:val="0"/>
-          <w:color w:val="0066CC"/>
+          <w:color w:val="0000FF"/>
           <w:sz w:val="24"/>
           <w:u w:val="single"/>
         </w:rPr>
@@ -3496,7 +3489,7 @@
           <w:rFonts w:ascii="Charis SIL Regular" w:hAnsi="Charis SIL Regular" w:eastAsia="Charis SIL Regular"/>
           <w:b w:val="0"/>
           <w:i w:val="0"/>
-          <w:color w:val="0066CC"/>
+          <w:color w:val="0000FF"/>
           <w:sz w:val="24"/>
           <w:u w:val="single"/>
         </w:rPr>

--- a/EXPORTS/DOCX/published/niveau3/Dutch/HoofdcursusKampen.docx
+++ b/EXPORTS/DOCX/published/niveau3/Dutch/HoofdcursusKampen.docx
@@ -548,6 +548,7 @@
       </w:r>
       <w:r>
         <w:rPr>
+          <w:u w:val="single" w:color="0000ff"/>
           <w:rFonts w:ascii="Charis SIL Regular" w:hAnsi="Charis SIL Regular" w:eastAsia="Charis SIL Regular"/>
           <w:b w:val="0"/>
           <w:i w:val="0"/>
@@ -773,14 +774,7 @@
           <w:color w:val="000000"/>
           <w:sz w:val="24"/>
         </w:rPr>
-        <w:hyperlink r:id="rId9" w:history="1">
-          <w:r>
-            <w:rPr>
-              <w:rStyle w:val="Hyperlink"/>
-            </w:rPr>
-            <w:t>sku</w:t>
-          </w:r>
-        </w:hyperlink>
+        <w:t>sku</w:t>
       </w:r>
       <w:r>
         <w:rPr>
@@ -981,14 +975,7 @@
           <w:sz w:val="24"/>
           <w:u w:val="single"/>
         </w:rPr>
-        <w:hyperlink r:id="rId11" w:history="1">
-          <w:r>
-            <w:rPr>
-              <w:rStyle w:val="Hyperlink"/>
-            </w:rPr>
-            <w:t>desbetreffend</w:t>
-          </w:r>
-        </w:hyperlink>
+        <w:t>desbetreffende</w:t>
       </w:r>
       <w:r>
         <w:rPr>
@@ -997,18 +984,6 @@
           <w:i w:val="0"/>
           <w:color w:val="0000FF"/>
           <w:sz w:val="24"/>
-          <w:u w:val="single"/>
-        </w:rPr>
-        <w:t>e</w:t>
-      </w:r>
-      <w:r>
-        <w:rPr>
-          <w:rFonts w:ascii="Charis SIL Regular" w:hAnsi="Charis SIL Regular" w:eastAsia="Charis SIL Regular"/>
-          <w:b w:val="0"/>
-          <w:i w:val="0"/>
-          <w:color w:val="0000FF"/>
-          <w:sz w:val="24"/>
-          <w:u w:val="single"/>
         </w:rPr>
         <w:t xml:space="preserve"> </w:t>
       </w:r>
@@ -1026,19 +1001,9 @@
             <w:rPr>
               <w:rStyle w:val="Hyperlink"/>
             </w:rPr>
-            <w:t>zoekhul</w:t>
+            <w:t>zoekhulp</w:t>
           </w:r>
         </w:hyperlink>
-      </w:r>
-      <w:r>
-        <w:rPr>
-          <w:rFonts w:ascii="Charis SIL Regular" w:hAnsi="Charis SIL Regular" w:eastAsia="Charis SIL Regular"/>
-          <w:b w:val="0"/>
-          <w:i w:val="0"/>
-          <w:color w:val="0000FF"/>
-          <w:sz w:val="24"/>
-        </w:rPr>
-        <w:t>p</w:t>
       </w:r>
       <w:r>
         <w:rPr>
@@ -1059,14 +1024,7 @@
           <w:color w:val="000000"/>
           <w:sz w:val="24"/>
         </w:rPr>
-        <w:hyperlink r:id="rId11" w:history="1">
-          <w:r>
-            <w:rPr>
-              <w:rStyle w:val="Hyperlink"/>
-            </w:rPr>
-            <w:t>het latere Volk</w:t>
-          </w:r>
-        </w:hyperlink>
+        <w:t>het latere Volk</w:t>
       </w:r>
       <w:r>
         <w:rPr>
@@ -2168,7 +2126,7 @@
           <w:sz w:val="24"/>
           <w:u w:val="single"/>
         </w:rPr>
-        <w:hyperlink r:id="rId15" w:history="1">
+        <w:hyperlink r:id="rId16" w:history="1">
           <w:r>
             <w:rPr>
               <w:rStyle w:val="Hyperlink"/>
@@ -2179,6 +2137,7 @@
       </w:r>
       <w:r>
         <w:rPr>
+          <w:u w:val="single" w:color="0000ff"/>
           <w:rFonts w:ascii="Charis SIL Regular" w:hAnsi="Charis SIL Regular" w:eastAsia="Charis SIL Regular"/>
           <w:b w:val="0"/>
           <w:i w:val="0"/>
@@ -2203,7 +2162,7 @@
           <w:sz w:val="24"/>
           <w:u w:val="single"/>
         </w:rPr>
-        <w:hyperlink r:id="rId15" w:history="1">
+        <w:hyperlink r:id="rId17" w:history="1">
           <w:r>
             <w:rPr>
               <w:rStyle w:val="Hyperlink"/>
@@ -2232,7 +2191,7 @@
           <w:sz w:val="24"/>
           <w:u w:val="single"/>
         </w:rPr>
-        <w:hyperlink r:id="rId15" w:history="1">
+        <w:hyperlink r:id="rId17" w:history="1">
           <w:r>
             <w:rPr>
               <w:rStyle w:val="Hyperlink"/>
@@ -2250,7 +2209,7 @@
           <w:sz w:val="24"/>
           <w:u w:val="single"/>
         </w:rPr>
-        <w:hyperlink r:id="rId15" w:history="1">
+        <w:hyperlink r:id="rId17" w:history="1">
           <w:r>
             <w:rPr>
               <w:rStyle w:val="Hyperlink"/>
@@ -2348,7 +2307,7 @@
           <w:sz w:val="24"/>
           <w:u w:val="single"/>
         </w:rPr>
-        <w:hyperlink r:id="rId17" w:history="1">
+        <w:hyperlink r:id="rId18" w:history="1">
           <w:r>
             <w:rPr>
               <w:rStyle w:val="Hyperlink"/>
@@ -2366,7 +2325,7 @@
           <w:sz w:val="24"/>
           <w:u w:val="single"/>
         </w:rPr>
-        <w:hyperlink r:id="rId17" w:history="1">
+        <w:hyperlink r:id="rId18" w:history="1">
           <w:r>
             <w:rPr>
               <w:rStyle w:val="Hyperlink"/>
@@ -2384,7 +2343,7 @@
           <w:sz w:val="24"/>
           <w:u w:val="single"/>
         </w:rPr>
-        <w:hyperlink r:id="rId17" w:history="1">
+        <w:hyperlink r:id="rId18" w:history="1">
           <w:r>
             <w:rPr>
               <w:rStyle w:val="Hyperlink"/>
@@ -2402,7 +2361,7 @@
           <w:sz w:val="24"/>
           <w:u w:val="single"/>
         </w:rPr>
-        <w:hyperlink r:id="rId17" w:history="1">
+        <w:hyperlink r:id="rId18" w:history="1">
           <w:r>
             <w:rPr>
               <w:rStyle w:val="Hyperlink"/>
@@ -2430,7 +2389,7 @@
           <w:sz w:val="24"/>
           <w:u w:val="single"/>
         </w:rPr>
-        <w:hyperlink r:id="rId18" w:history="1">
+        <w:hyperlink r:id="rId19" w:history="1">
           <w:r>
             <w:rPr>
               <w:rStyle w:val="Hyperlink"/>
@@ -2448,7 +2407,7 @@
           <w:sz w:val="24"/>
           <w:u w:val="single"/>
         </w:rPr>
-        <w:hyperlink r:id="rId18" w:history="1">
+        <w:hyperlink r:id="rId19" w:history="1">
           <w:r>
             <w:rPr>
               <w:rStyle w:val="Hyperlink"/>
@@ -2466,7 +2425,7 @@
           <w:sz w:val="24"/>
           <w:u w:val="single"/>
         </w:rPr>
-        <w:hyperlink r:id="rId17" w:history="1">
+        <w:hyperlink r:id="rId19" w:history="1">
           <w:r>
             <w:rPr>
               <w:rStyle w:val="Hyperlink"/>
@@ -2623,7 +2582,7 @@
           <w:sz w:val="24"/>
           <w:u w:val="single"/>
         </w:rPr>
-        <w:hyperlink r:id="rId19" w:history="1">
+        <w:hyperlink r:id="rId20" w:history="1">
           <w:r>
             <w:rPr>
               <w:rStyle w:val="Hyperlink"/>
@@ -2641,7 +2600,7 @@
           <w:sz w:val="24"/>
           <w:u w:val="single"/>
         </w:rPr>
-        <w:hyperlink r:id="rId19" w:history="1">
+        <w:hyperlink r:id="rId20" w:history="1">
           <w:r>
             <w:rPr>
               <w:rStyle w:val="Hyperlink"/>
@@ -2659,7 +2618,7 @@
           <w:sz w:val="24"/>
           <w:u w:val="single"/>
         </w:rPr>
-        <w:hyperlink r:id="rId19" w:history="1">
+        <w:hyperlink r:id="rId20" w:history="1">
           <w:r>
             <w:rPr>
               <w:rStyle w:val="Hyperlink"/>
@@ -2677,7 +2636,7 @@
           <w:sz w:val="24"/>
           <w:u w:val="single"/>
         </w:rPr>
-        <w:hyperlink r:id="rId19" w:history="1">
+        <w:hyperlink r:id="rId20" w:history="1">
           <w:r>
             <w:rPr>
               <w:rStyle w:val="Hyperlink"/>
@@ -2695,7 +2654,7 @@
           <w:sz w:val="24"/>
           <w:u w:val="single"/>
         </w:rPr>
-        <w:hyperlink r:id="rId19" w:history="1">
+        <w:hyperlink r:id="rId20" w:history="1">
           <w:r>
             <w:rPr>
               <w:rStyle w:val="Hyperlink"/>
@@ -2713,7 +2672,7 @@
           <w:sz w:val="24"/>
           <w:u w:val="single"/>
         </w:rPr>
-        <w:hyperlink r:id="rId19" w:history="1">
+        <w:hyperlink r:id="rId20" w:history="1">
           <w:r>
             <w:rPr>
               <w:rStyle w:val="Hyperlink"/>
@@ -2731,7 +2690,7 @@
           <w:sz w:val="24"/>
           <w:u w:val="single"/>
         </w:rPr>
-        <w:hyperlink r:id="rId19" w:history="1">
+        <w:hyperlink r:id="rId20" w:history="1">
           <w:r>
             <w:rPr>
               <w:rStyle w:val="Hyperlink"/>
@@ -2749,7 +2708,7 @@
           <w:sz w:val="24"/>
           <w:u w:val="single"/>
         </w:rPr>
-        <w:hyperlink r:id="rId19" w:history="1">
+        <w:hyperlink r:id="rId20" w:history="1">
           <w:r>
             <w:rPr>
               <w:rStyle w:val="Hyperlink"/>
@@ -2767,7 +2726,7 @@
           <w:sz w:val="24"/>
           <w:u w:val="single"/>
         </w:rPr>
-        <w:hyperlink r:id="rId19" w:history="1">
+        <w:hyperlink r:id="rId20" w:history="1">
           <w:r>
             <w:rPr>
               <w:rStyle w:val="Hyperlink"/>
@@ -2785,7 +2744,7 @@
           <w:sz w:val="24"/>
           <w:u w:val="single"/>
         </w:rPr>
-        <w:hyperlink r:id="rId19" w:history="1">
+        <w:hyperlink r:id="rId20" w:history="1">
           <w:r>
             <w:rPr>
               <w:rStyle w:val="Hyperlink"/>
@@ -2803,7 +2762,7 @@
           <w:sz w:val="24"/>
           <w:u w:val="single"/>
         </w:rPr>
-        <w:hyperlink r:id="rId19" w:history="1">
+        <w:hyperlink r:id="rId20" w:history="1">
           <w:r>
             <w:rPr>
               <w:rStyle w:val="Hyperlink"/>
@@ -2821,7 +2780,7 @@
           <w:sz w:val="24"/>
           <w:u w:val="single"/>
         </w:rPr>
-        <w:hyperlink r:id="rId19" w:history="1">
+        <w:hyperlink r:id="rId20" w:history="1">
           <w:r>
             <w:rPr>
               <w:rStyle w:val="Hyperlink"/>
@@ -2839,7 +2798,7 @@
           <w:sz w:val="24"/>
           <w:u w:val="single"/>
         </w:rPr>
-        <w:hyperlink r:id="rId19" w:history="1">
+        <w:hyperlink r:id="rId20" w:history="1">
           <w:r>
             <w:rPr>
               <w:rStyle w:val="Hyperlink"/>
@@ -2857,7 +2816,7 @@
           <w:sz w:val="24"/>
           <w:u w:val="single"/>
         </w:rPr>
-        <w:hyperlink r:id="rId19" w:history="1">
+        <w:hyperlink r:id="rId20" w:history="1">
           <w:r>
             <w:rPr>
               <w:rStyle w:val="Hyperlink"/>
@@ -2875,7 +2834,7 @@
           <w:sz w:val="24"/>
           <w:u w:val="single"/>
         </w:rPr>
-        <w:hyperlink r:id="rId19" w:history="1">
+        <w:hyperlink r:id="rId20" w:history="1">
           <w:r>
             <w:rPr>
               <w:rStyle w:val="Hyperlink"/>
@@ -3033,7 +2992,7 @@
           <w:sz w:val="24"/>
           <w:u w:val="single"/>
         </w:rPr>
-        <w:hyperlink r:id="rId20" w:history="1">
+        <w:hyperlink r:id="rId21" w:history="1">
           <w:r>
             <w:rPr>
               <w:rStyle w:val="Hyperlink"/>
@@ -3051,7 +3010,7 @@
           <w:sz w:val="24"/>
           <w:u w:val="single"/>
         </w:rPr>
-        <w:hyperlink r:id="rId20" w:history="1">
+        <w:hyperlink r:id="rId21" w:history="1">
           <w:r>
             <w:rPr>
               <w:rStyle w:val="Hyperlink"/>
@@ -3069,7 +3028,7 @@
           <w:sz w:val="24"/>
           <w:u w:val="single"/>
         </w:rPr>
-        <w:hyperlink r:id="rId20" w:history="1">
+        <w:hyperlink r:id="rId21" w:history="1">
           <w:r>
             <w:rPr>
               <w:rStyle w:val="Hyperlink"/>
@@ -3087,7 +3046,7 @@
           <w:sz w:val="24"/>
           <w:u w:val="single"/>
         </w:rPr>
-        <w:hyperlink r:id="rId20" w:history="1">
+        <w:hyperlink r:id="rId21" w:history="1">
           <w:r>
             <w:rPr>
               <w:rStyle w:val="Hyperlink"/>
@@ -3105,7 +3064,7 @@
           <w:sz w:val="24"/>
           <w:u w:val="single"/>
         </w:rPr>
-        <w:hyperlink r:id="rId20" w:history="1">
+        <w:hyperlink r:id="rId21" w:history="1">
           <w:r>
             <w:rPr>
               <w:rStyle w:val="Hyperlink"/>
@@ -3126,7 +3085,7 @@
           <w:sz w:val="24"/>
           <w:u w:val="single"/>
         </w:rPr>
-        <w:hyperlink r:id="rId20" w:history="1">
+        <w:hyperlink r:id="rId21" w:history="1">
           <w:r>
             <w:rPr>
               <w:rStyle w:val="Hyperlink"/>
@@ -3144,7 +3103,7 @@
           <w:sz w:val="24"/>
           <w:u w:val="single"/>
         </w:rPr>
-        <w:hyperlink r:id="rId20" w:history="1">
+        <w:hyperlink r:id="rId21" w:history="1">
           <w:r>
             <w:rPr>
               <w:rStyle w:val="Hyperlink"/>
@@ -3162,7 +3121,7 @@
           <w:sz w:val="24"/>
           <w:u w:val="single"/>
         </w:rPr>
-        <w:hyperlink r:id="rId20" w:history="1">
+        <w:hyperlink r:id="rId21" w:history="1">
           <w:r>
             <w:rPr>
               <w:rStyle w:val="Hyperlink"/>
@@ -3180,7 +3139,7 @@
           <w:sz w:val="24"/>
           <w:u w:val="single"/>
         </w:rPr>
-        <w:hyperlink r:id="rId20" w:history="1">
+        <w:hyperlink r:id="rId21" w:history="1">
           <w:r>
             <w:rPr>
               <w:rStyle w:val="Hyperlink"/>
@@ -3198,7 +3157,7 @@
           <w:sz w:val="24"/>
           <w:u w:val="single"/>
         </w:rPr>
-        <w:hyperlink r:id="rId20" w:history="1">
+        <w:hyperlink r:id="rId21" w:history="1">
           <w:r>
             <w:rPr>
               <w:rStyle w:val="Hyperlink"/>
@@ -3349,7 +3308,7 @@
           <w:sz w:val="24"/>
           <w:u w:val="single"/>
         </w:rPr>
-        <w:hyperlink r:id="rId21" w:history="1">
+        <w:hyperlink r:id="rId22" w:history="1">
           <w:r>
             <w:rPr>
               <w:rStyle w:val="Hyperlink"/>
@@ -3367,7 +3326,7 @@
           <w:sz w:val="24"/>
           <w:u w:val="single"/>
         </w:rPr>
-        <w:hyperlink r:id="rId21" w:history="1">
+        <w:hyperlink r:id="rId22" w:history="1">
           <w:r>
             <w:rPr>
               <w:rStyle w:val="Hyperlink"/>
@@ -3385,7 +3344,7 @@
           <w:sz w:val="24"/>
           <w:u w:val="single"/>
         </w:rPr>
-        <w:hyperlink r:id="rId21" w:history="1">
+        <w:hyperlink r:id="rId22" w:history="1">
           <w:r>
             <w:rPr>
               <w:rStyle w:val="Hyperlink"/>
@@ -3403,7 +3362,7 @@
           <w:sz w:val="24"/>
           <w:u w:val="single"/>
         </w:rPr>
-        <w:hyperlink r:id="rId21" w:history="1">
+        <w:hyperlink r:id="rId22" w:history="1">
           <w:r>
             <w:rPr>
               <w:rStyle w:val="Hyperlink"/>
@@ -3421,7 +3380,7 @@
           <w:sz w:val="24"/>
           <w:u w:val="single"/>
         </w:rPr>
-        <w:hyperlink r:id="rId21" w:history="1">
+        <w:hyperlink r:id="rId22" w:history="1">
           <w:r>
             <w:rPr>
               <w:rStyle w:val="Hyperlink"/>
@@ -3439,7 +3398,7 @@
           <w:sz w:val="24"/>
           <w:u w:val="single"/>
         </w:rPr>
-        <w:hyperlink r:id="rId21" w:history="1">
+        <w:hyperlink r:id="rId22" w:history="1">
           <w:r>
             <w:rPr>
               <w:rStyle w:val="Hyperlink"/>
@@ -3457,7 +3416,7 @@
           <w:sz w:val="24"/>
           <w:u w:val="single"/>
         </w:rPr>
-        <w:hyperlink r:id="rId21" w:history="1">
+        <w:hyperlink r:id="rId22" w:history="1">
           <w:r>
             <w:rPr>
               <w:rStyle w:val="Hyperlink"/>
@@ -3475,7 +3434,7 @@
           <w:sz w:val="24"/>
           <w:u w:val="single"/>
         </w:rPr>
-        <w:hyperlink r:id="rId21" w:history="1">
+        <w:hyperlink r:id="rId22" w:history="1">
           <w:r>
             <w:rPr>
               <w:rStyle w:val="Hyperlink"/>
@@ -3493,7 +3452,7 @@
           <w:sz w:val="24"/>
           <w:u w:val="single"/>
         </w:rPr>
-        <w:hyperlink r:id="rId21" w:history="1">
+        <w:hyperlink r:id="rId22" w:history="1">
           <w:r>
             <w:rPr>
               <w:rStyle w:val="Hyperlink"/>

--- a/EXPORTS/DOCX/published/niveau3/Dutch/HoofdcursusKampen.docx
+++ b/EXPORTS/DOCX/published/niveau3/Dutch/HoofdcursusKampen.docx
@@ -544,25 +544,7 @@
           <w:color w:val="000000"/>
           <w:sz w:val="24"/>
         </w:rPr>
-        <w:t>onderzocht (zie on</w:t>
-      </w:r>
-      <w:r>
-        <w:rPr>
-          <w:u w:val="single" w:color="0000ff"/>
-          <w:rFonts w:ascii="Charis SIL Regular" w:hAnsi="Charis SIL Regular" w:eastAsia="Charis SIL Regular"/>
-          <w:b w:val="0"/>
-          <w:i w:val="0"/>
-          <w:color w:val="000000"/>
-          <w:sz w:val="24"/>
-        </w:rPr>
-        <w:hyperlink r:id="rId9" w:history="1">
-          <w:r>
-            <w:rPr>
-              <w:rStyle w:val="Hyperlink"/>
-            </w:rPr>
-            <w:t xml:space="preserve">der </w:t>
-          </w:r>
-        </w:hyperlink>
+        <w:t xml:space="preserve">onderzocht (zie onder </w:t>
       </w:r>
       <w:r>
         <w:rPr>
@@ -692,6 +674,7 @@
       </w:r>
       <w:r>
         <w:rPr>
+          <w:u w:val="single" w:color="0000ff"/>
           <w:rFonts w:ascii="Charis SIL Regular" w:hAnsi="Charis SIL Regular" w:eastAsia="Charis SIL Regular"/>
           <w:b w:val="0"/>
           <w:i w:val="0"/>
@@ -774,7 +757,14 @@
           <w:color w:val="000000"/>
           <w:sz w:val="24"/>
         </w:rPr>
-        <w:t>sku</w:t>
+        <w:hyperlink r:id="rId9" w:history="1">
+          <w:r>
+            <w:rPr>
+              <w:rStyle w:val="Hyperlink"/>
+            </w:rPr>
+            <w:t>sku</w:t>
+          </w:r>
+        </w:hyperlink>
       </w:r>
       <w:r>
         <w:rPr>
@@ -975,7 +965,14 @@
           <w:sz w:val="24"/>
           <w:u w:val="single"/>
         </w:rPr>
-        <w:t>desbetreffende</w:t>
+        <w:hyperlink r:id="rId11" w:history="1">
+          <w:r>
+            <w:rPr>
+              <w:rStyle w:val="Hyperlink"/>
+            </w:rPr>
+            <w:t>desbetreffend</w:t>
+          </w:r>
+        </w:hyperlink>
       </w:r>
       <w:r>
         <w:rPr>
@@ -984,6 +981,18 @@
           <w:i w:val="0"/>
           <w:color w:val="0000FF"/>
           <w:sz w:val="24"/>
+          <w:u w:val="single"/>
+        </w:rPr>
+        <w:t>e</w:t>
+      </w:r>
+      <w:r>
+        <w:rPr>
+          <w:rFonts w:ascii="Charis SIL Regular" w:hAnsi="Charis SIL Regular" w:eastAsia="Charis SIL Regular"/>
+          <w:b w:val="0"/>
+          <w:i w:val="0"/>
+          <w:color w:val="0000FF"/>
+          <w:sz w:val="24"/>
+          <w:u w:val="single"/>
         </w:rPr>
         <w:t xml:space="preserve"> </w:t>
       </w:r>
@@ -1001,9 +1010,19 @@
             <w:rPr>
               <w:rStyle w:val="Hyperlink"/>
             </w:rPr>
-            <w:t>zoekhulp</w:t>
+            <w:t>zoekhul</w:t>
           </w:r>
         </w:hyperlink>
+      </w:r>
+      <w:r>
+        <w:rPr>
+          <w:rFonts w:ascii="Charis SIL Regular" w:hAnsi="Charis SIL Regular" w:eastAsia="Charis SIL Regular"/>
+          <w:b w:val="0"/>
+          <w:i w:val="0"/>
+          <w:color w:val="0000FF"/>
+          <w:sz w:val="24"/>
+        </w:rPr>
+        <w:t>p</w:t>
       </w:r>
       <w:r>
         <w:rPr>
@@ -1024,7 +1043,14 @@
           <w:color w:val="000000"/>
           <w:sz w:val="24"/>
         </w:rPr>
-        <w:t>het latere Volk</w:t>
+        <w:hyperlink r:id="rId11" w:history="1">
+          <w:r>
+            <w:rPr>
+              <w:rStyle w:val="Hyperlink"/>
+            </w:rPr>
+            <w:t>het latere Volk</w:t>
+          </w:r>
+        </w:hyperlink>
       </w:r>
       <w:r>
         <w:rPr>
@@ -2108,7 +2134,7 @@
           <w:sz w:val="24"/>
           <w:u w:val="single"/>
         </w:rPr>
-        <w:hyperlink r:id="rId16" w:history="1">
+        <w:hyperlink r:id="rId15" w:history="1">
           <w:r>
             <w:rPr>
               <w:rStyle w:val="Hyperlink"/>
@@ -2126,7 +2152,7 @@
           <w:sz w:val="24"/>
           <w:u w:val="single"/>
         </w:rPr>
-        <w:hyperlink r:id="rId16" w:history="1">
+        <w:hyperlink r:id="rId15" w:history="1">
           <w:r>
             <w:rPr>
               <w:rStyle w:val="Hyperlink"/>
@@ -2137,21 +2163,13 @@
       </w:r>
       <w:r>
         <w:rPr>
-          <w:u w:val="single" w:color="0000ff"/>
           <w:rFonts w:ascii="Charis SIL Regular" w:hAnsi="Charis SIL Regular" w:eastAsia="Charis SIL Regular"/>
           <w:b w:val="0"/>
           <w:i w:val="0"/>
           <w:color w:val="000000"/>
           <w:sz w:val="24"/>
         </w:rPr>
-        <w:hyperlink r:id="rId15" w:history="1">
-          <w:r>
-            <w:rPr>
-              <w:rStyle w:val="Hyperlink"/>
-            </w:rPr>
-            <w:t xml:space="preserve">, </w:t>
-          </w:r>
-        </w:hyperlink>
+        <w:t xml:space="preserve">, </w:t>
       </w:r>
       <w:r>
         <w:rPr>
@@ -2407,7 +2425,7 @@
           <w:sz w:val="24"/>
           <w:u w:val="single"/>
         </w:rPr>
-        <w:hyperlink r:id="rId19" w:history="1">
+        <w:hyperlink r:id="rId18" w:history="1">
           <w:r>
             <w:rPr>
               <w:rStyle w:val="Hyperlink"/>
@@ -2425,7 +2443,7 @@
           <w:sz w:val="24"/>
           <w:u w:val="single"/>
         </w:rPr>
-        <w:hyperlink r:id="rId19" w:history="1">
+        <w:hyperlink r:id="rId18" w:history="1">
           <w:r>
             <w:rPr>
               <w:rStyle w:val="Hyperlink"/>

--- a/EXPORTS/DOCX/published/niveau3/Dutch/HoofdcursusKampen.docx
+++ b/EXPORTS/DOCX/published/niveau3/Dutch/HoofdcursusKampen.docx
@@ -544,7 +544,25 @@
           <w:color w:val="000000"/>
           <w:sz w:val="24"/>
         </w:rPr>
-        <w:t xml:space="preserve">onderzocht (zie onder </w:t>
+        <w:t>onderzocht (zie on</w:t>
+      </w:r>
+      <w:r>
+        <w:rPr>
+          <w:u w:val="single" w:color="0000ff"/>
+          <w:rFonts w:ascii="Charis SIL Regular" w:hAnsi="Charis SIL Regular" w:eastAsia="Charis SIL Regular"/>
+          <w:b w:val="0"/>
+          <w:i w:val="0"/>
+          <w:color w:val="000000"/>
+          <w:sz w:val="24"/>
+        </w:rPr>
+        <w:hyperlink r:id="rId9" w:history="1">
+          <w:r>
+            <w:rPr>
+              <w:rStyle w:val="Hyperlink"/>
+            </w:rPr>
+            <w:t xml:space="preserve">der </w:t>
+          </w:r>
+        </w:hyperlink>
       </w:r>
       <w:r>
         <w:rPr>
@@ -674,7 +692,6 @@
       </w:r>
       <w:r>
         <w:rPr>
-          <w:u w:val="single" w:color="0000ff"/>
           <w:rFonts w:ascii="Charis SIL Regular" w:hAnsi="Charis SIL Regular" w:eastAsia="Charis SIL Regular"/>
           <w:b w:val="0"/>
           <w:i w:val="0"/>
@@ -970,7 +987,7 @@
             <w:rPr>
               <w:rStyle w:val="Hyperlink"/>
             </w:rPr>
-            <w:t>desbetreffend</w:t>
+            <w:t>desbetreffen</w:t>
           </w:r>
         </w:hyperlink>
       </w:r>
@@ -982,6 +999,16 @@
           <w:color w:val="0000FF"/>
           <w:sz w:val="24"/>
           <w:u w:val="single"/>
+        </w:rPr>
+        <w:t>d</w:t>
+      </w:r>
+      <w:r>
+        <w:rPr>
+          <w:rFonts w:ascii="Charis SIL Regular" w:hAnsi="Charis SIL Regular" w:eastAsia="Charis SIL Regular"/>
+          <w:b w:val="0"/>
+          <w:i w:val="0"/>
+          <w:color w:val="0000FF"/>
+          <w:sz w:val="24"/>
         </w:rPr>
         <w:t>e</w:t>
       </w:r>
@@ -1010,19 +1037,9 @@
             <w:rPr>
               <w:rStyle w:val="Hyperlink"/>
             </w:rPr>
-            <w:t>zoekhul</w:t>
+            <w:t>zoekhulp</w:t>
           </w:r>
         </w:hyperlink>
-      </w:r>
-      <w:r>
-        <w:rPr>
-          <w:rFonts w:ascii="Charis SIL Regular" w:hAnsi="Charis SIL Regular" w:eastAsia="Charis SIL Regular"/>
-          <w:b w:val="0"/>
-          <w:i w:val="0"/>
-          <w:color w:val="0000FF"/>
-          <w:sz w:val="24"/>
-        </w:rPr>
-        <w:t>p</w:t>
       </w:r>
       <w:r>
         <w:rPr>
@@ -1036,21 +1053,13 @@
       </w:r>
       <w:r>
         <w:rPr>
-          <w:u w:val="single" w:color="0000ff"/>
           <w:rFonts w:ascii="Charis SIL Regular" w:hAnsi="Charis SIL Regular" w:eastAsia="Charis SIL Regular"/>
           <w:b w:val="0"/>
           <w:i w:val="0"/>
           <w:color w:val="000000"/>
           <w:sz w:val="24"/>
         </w:rPr>
-        <w:hyperlink r:id="rId11" w:history="1">
-          <w:r>
-            <w:rPr>
-              <w:rStyle w:val="Hyperlink"/>
-            </w:rPr>
-            <w:t>het latere Volk</w:t>
-          </w:r>
-        </w:hyperlink>
+        <w:t>het latere Volk</w:t>
       </w:r>
       <w:r>
         <w:rPr>
@@ -2169,7 +2178,14 @@
           <w:color w:val="000000"/>
           <w:sz w:val="24"/>
         </w:rPr>
-        <w:t xml:space="preserve">, </w:t>
+        <w:hyperlink r:id="rId15" w:history="1">
+          <w:r>
+            <w:rPr>
+              <w:rStyle w:val="Hyperlink"/>
+            </w:rPr>
+            <w:t xml:space="preserve">, </w:t>
+          </w:r>
+        </w:hyperlink>
       </w:r>
       <w:r>
         <w:rPr>
@@ -2180,7 +2196,7 @@
           <w:sz w:val="24"/>
           <w:u w:val="single"/>
         </w:rPr>
-        <w:hyperlink r:id="rId17" w:history="1">
+        <w:hyperlink r:id="rId15" w:history="1">
           <w:r>
             <w:rPr>
               <w:rStyle w:val="Hyperlink"/>

--- a/EXPORTS/DOCX/published/niveau3/Dutch/HoofdcursusKampen.docx
+++ b/EXPORTS/DOCX/published/niveau3/Dutch/HoofdcursusKampen.docx
@@ -548,7 +548,6 @@
       </w:r>
       <w:r>
         <w:rPr>
-          <w:u w:val="single" w:color="0000ff"/>
           <w:rFonts w:ascii="Charis SIL Regular" w:hAnsi="Charis SIL Regular" w:eastAsia="Charis SIL Regular"/>
           <w:b w:val="0"/>
           <w:i w:val="0"/>
@@ -692,6 +691,7 @@
       </w:r>
       <w:r>
         <w:rPr>
+          <w:u w:val="single" w:color="0000ff"/>
           <w:rFonts w:ascii="Charis SIL Regular" w:hAnsi="Charis SIL Regular" w:eastAsia="Charis SIL Regular"/>
           <w:b w:val="0"/>
           <w:i w:val="0"/>
@@ -987,7 +987,7 @@
             <w:rPr>
               <w:rStyle w:val="Hyperlink"/>
             </w:rPr>
-            <w:t>desbetreffen</w:t>
+            <w:t>desbetreffend</w:t>
           </w:r>
         </w:hyperlink>
       </w:r>
@@ -999,16 +999,6 @@
           <w:color w:val="0000FF"/>
           <w:sz w:val="24"/>
           <w:u w:val="single"/>
-        </w:rPr>
-        <w:t>d</w:t>
-      </w:r>
-      <w:r>
-        <w:rPr>
-          <w:rFonts w:ascii="Charis SIL Regular" w:hAnsi="Charis SIL Regular" w:eastAsia="Charis SIL Regular"/>
-          <w:b w:val="0"/>
-          <w:i w:val="0"/>
-          <w:color w:val="0000FF"/>
-          <w:sz w:val="24"/>
         </w:rPr>
         <w:t>e</w:t>
       </w:r>
@@ -1037,9 +1027,19 @@
             <w:rPr>
               <w:rStyle w:val="Hyperlink"/>
             </w:rPr>
-            <w:t>zoekhulp</w:t>
+            <w:t>zoekhul</w:t>
           </w:r>
         </w:hyperlink>
+      </w:r>
+      <w:r>
+        <w:rPr>
+          <w:rFonts w:ascii="Charis SIL Regular" w:hAnsi="Charis SIL Regular" w:eastAsia="Charis SIL Regular"/>
+          <w:b w:val="0"/>
+          <w:i w:val="0"/>
+          <w:color w:val="0000FF"/>
+          <w:sz w:val="24"/>
+        </w:rPr>
+        <w:t>p</w:t>
       </w:r>
       <w:r>
         <w:rPr>
@@ -1053,13 +1053,21 @@
       </w:r>
       <w:r>
         <w:rPr>
+          <w:u w:val="single" w:color="0000ff"/>
           <w:rFonts w:ascii="Charis SIL Regular" w:hAnsi="Charis SIL Regular" w:eastAsia="Charis SIL Regular"/>
           <w:b w:val="0"/>
           <w:i w:val="0"/>
           <w:color w:val="000000"/>
           <w:sz w:val="24"/>
         </w:rPr>
-        <w:t>het latere Volk</w:t>
+        <w:hyperlink r:id="rId11" w:history="1">
+          <w:r>
+            <w:rPr>
+              <w:rStyle w:val="Hyperlink"/>
+            </w:rPr>
+            <w:t>het latere Volk</w:t>
+          </w:r>
+        </w:hyperlink>
       </w:r>
       <w:r>
         <w:rPr>
@@ -2143,7 +2151,7 @@
           <w:sz w:val="24"/>
           <w:u w:val="single"/>
         </w:rPr>
-        <w:hyperlink r:id="rId15" w:history="1">
+        <w:hyperlink r:id="rId16" w:history="1">
           <w:r>
             <w:rPr>
               <w:rStyle w:val="Hyperlink"/>
@@ -2161,7 +2169,7 @@
           <w:sz w:val="24"/>
           <w:u w:val="single"/>
         </w:rPr>
-        <w:hyperlink r:id="rId15" w:history="1">
+        <w:hyperlink r:id="rId16" w:history="1">
           <w:r>
             <w:rPr>
               <w:rStyle w:val="Hyperlink"/>
@@ -2178,14 +2186,7 @@
           <w:color w:val="000000"/>
           <w:sz w:val="24"/>
         </w:rPr>
-        <w:hyperlink r:id="rId15" w:history="1">
-          <w:r>
-            <w:rPr>
-              <w:rStyle w:val="Hyperlink"/>
-            </w:rPr>
-            <w:t xml:space="preserve">, </w:t>
-          </w:r>
-        </w:hyperlink>
+        <w:t xml:space="preserve">, </w:t>
       </w:r>
       <w:r>
         <w:rPr>
@@ -2196,7 +2197,7 @@
           <w:sz w:val="24"/>
           <w:u w:val="single"/>
         </w:rPr>
-        <w:hyperlink r:id="rId15" w:history="1">
+        <w:hyperlink r:id="rId17" w:history="1">
           <w:r>
             <w:rPr>
               <w:rStyle w:val="Hyperlink"/>
@@ -2441,7 +2442,7 @@
           <w:sz w:val="24"/>
           <w:u w:val="single"/>
         </w:rPr>
-        <w:hyperlink r:id="rId18" w:history="1">
+        <w:hyperlink r:id="rId19" w:history="1">
           <w:r>
             <w:rPr>
               <w:rStyle w:val="Hyperlink"/>
@@ -2459,7 +2460,7 @@
           <w:sz w:val="24"/>
           <w:u w:val="single"/>
         </w:rPr>
-        <w:hyperlink r:id="rId18" w:history="1">
+        <w:hyperlink r:id="rId19" w:history="1">
           <w:r>
             <w:rPr>
               <w:rStyle w:val="Hyperlink"/>

--- a/EXPORTS/DOCX/published/niveau3/Dutch/HoofdcursusKampen.docx
+++ b/EXPORTS/DOCX/published/niveau3/Dutch/HoofdcursusKampen.docx
@@ -548,6 +548,7 @@
       </w:r>
       <w:r>
         <w:rPr>
+          <w:u w:val="single" w:color="0000ff"/>
           <w:rFonts w:ascii="Charis SIL Regular" w:hAnsi="Charis SIL Regular" w:eastAsia="Charis SIL Regular"/>
           <w:b w:val="0"/>
           <w:i w:val="0"/>
@@ -570,34 +571,8 @@
           <w:i/>
           <w:color w:val="0000FF"/>
           <w:sz w:val="24"/>
-          <w:u w:val="single"/>
         </w:rPr>
-        <w:hyperlink r:id="rId9" w:history="1">
-          <w:r>
-            <w:rPr>
-              <w:rStyle w:val="Hyperlink"/>
-            </w:rPr>
-            <w:t>Bronne</w:t>
-          </w:r>
-        </w:hyperlink>
-      </w:r>
-      <w:r>
-        <w:rPr>
-          <w:rFonts w:ascii="Charis SIL Italic" w:hAnsi="Charis SIL Italic" w:eastAsia="Charis SIL Italic"/>
-          <w:b w:val="0"/>
-          <w:i/>
-          <w:color w:val="0000FF"/>
-          <w:sz w:val="24"/>
-          <w:u w:val="single"/>
-        </w:rPr>
-        <w:hyperlink r:id="rId9" w:history="1">
-          <w:r>
-            <w:rPr>
-              <w:rStyle w:val="Hyperlink"/>
-            </w:rPr>
-            <w:t>n</w:t>
-          </w:r>
-        </w:hyperlink>
+        <w:t>Bronnen</w:t>
       </w:r>
       <w:r>
         <w:rPr>
@@ -691,7 +666,6 @@
       </w:r>
       <w:r>
         <w:rPr>
-          <w:u w:val="single" w:color="0000ff"/>
           <w:rFonts w:ascii="Charis SIL Regular" w:hAnsi="Charis SIL Regular" w:eastAsia="Charis SIL Regular"/>
           <w:b w:val="0"/>
           <w:i w:val="0"/>
@@ -841,7 +815,6 @@
       </w:r>
       <w:r>
         <w:rPr>
-          <w:u w:val="single" w:color="0000ff"/>
           <w:rFonts w:ascii="Charis SIL Regular" w:hAnsi="Charis SIL Regular" w:eastAsia="Charis SIL Regular"/>
           <w:b w:val="0"/>
           <w:i w:val="0"/>
@@ -987,7 +960,7 @@
             <w:rPr>
               <w:rStyle w:val="Hyperlink"/>
             </w:rPr>
-            <w:t>desbetreffend</w:t>
+            <w:t>desbetreffen</w:t>
           </w:r>
         </w:hyperlink>
       </w:r>
@@ -998,7 +971,23 @@
           <w:i w:val="0"/>
           <w:color w:val="0000FF"/>
           <w:sz w:val="24"/>
-          <w:u w:val="single"/>
+        </w:rPr>
+        <w:hyperlink r:id="rId11" w:history="1">
+          <w:r>
+            <w:rPr>
+              <w:rStyle w:val="Hyperlink"/>
+            </w:rPr>
+            <w:t>d</w:t>
+          </w:r>
+        </w:hyperlink>
+      </w:r>
+      <w:r>
+        <w:rPr>
+          <w:rFonts w:ascii="Charis SIL Regular" w:hAnsi="Charis SIL Regular" w:eastAsia="Charis SIL Regular"/>
+          <w:b w:val="0"/>
+          <w:i w:val="0"/>
+          <w:color w:val="0000FF"/>
+          <w:sz w:val="24"/>
         </w:rPr>
         <w:t>e</w:t>
       </w:r>
@@ -1027,19 +1016,9 @@
             <w:rPr>
               <w:rStyle w:val="Hyperlink"/>
             </w:rPr>
-            <w:t>zoekhul</w:t>
+            <w:t>zoekhulp</w:t>
           </w:r>
         </w:hyperlink>
-      </w:r>
-      <w:r>
-        <w:rPr>
-          <w:rFonts w:ascii="Charis SIL Regular" w:hAnsi="Charis SIL Regular" w:eastAsia="Charis SIL Regular"/>
-          <w:b w:val="0"/>
-          <w:i w:val="0"/>
-          <w:color w:val="0000FF"/>
-          <w:sz w:val="24"/>
-        </w:rPr>
-        <w:t>p</w:t>
       </w:r>
       <w:r>
         <w:rPr>

--- a/EXPORTS/DOCX/published/niveau3/Dutch/HoofdcursusKampen.docx
+++ b/EXPORTS/DOCX/published/niveau3/Dutch/HoofdcursusKampen.docx
@@ -571,8 +571,34 @@
           <w:i/>
           <w:color w:val="0000FF"/>
           <w:sz w:val="24"/>
+          <w:u w:val="single"/>
         </w:rPr>
-        <w:t>Bronnen</w:t>
+        <w:hyperlink r:id="rId9" w:history="1">
+          <w:r>
+            <w:rPr>
+              <w:rStyle w:val="Hyperlink"/>
+            </w:rPr>
+            <w:t>Bronne</w:t>
+          </w:r>
+        </w:hyperlink>
+      </w:r>
+      <w:r>
+        <w:rPr>
+          <w:rFonts w:ascii="Charis SIL Italic" w:hAnsi="Charis SIL Italic" w:eastAsia="Charis SIL Italic"/>
+          <w:b w:val="0"/>
+          <w:i/>
+          <w:color w:val="0000FF"/>
+          <w:sz w:val="24"/>
+          <w:u w:val="single"/>
+        </w:rPr>
+        <w:hyperlink r:id="rId9" w:history="1">
+          <w:r>
+            <w:rPr>
+              <w:rStyle w:val="Hyperlink"/>
+            </w:rPr>
+            <w:t>n</w:t>
+          </w:r>
+        </w:hyperlink>
       </w:r>
       <w:r>
         <w:rPr>
@@ -815,6 +841,7 @@
       </w:r>
       <w:r>
         <w:rPr>
+          <w:u w:val="single" w:color="0000ff"/>
           <w:rFonts w:ascii="Charis SIL Regular" w:hAnsi="Charis SIL Regular" w:eastAsia="Charis SIL Regular"/>
           <w:b w:val="0"/>
           <w:i w:val="0"/>
@@ -971,15 +998,9 @@
           <w:i w:val="0"/>
           <w:color w:val="0000FF"/>
           <w:sz w:val="24"/>
+          <w:u w:val="single"/>
         </w:rPr>
-        <w:hyperlink r:id="rId11" w:history="1">
-          <w:r>
-            <w:rPr>
-              <w:rStyle w:val="Hyperlink"/>
-            </w:rPr>
-            <w:t>d</w:t>
-          </w:r>
-        </w:hyperlink>
+        <w:t>d</w:t>
       </w:r>
       <w:r>
         <w:rPr>
@@ -1032,21 +1053,13 @@
       </w:r>
       <w:r>
         <w:rPr>
-          <w:u w:val="single" w:color="0000ff"/>
           <w:rFonts w:ascii="Charis SIL Regular" w:hAnsi="Charis SIL Regular" w:eastAsia="Charis SIL Regular"/>
           <w:b w:val="0"/>
           <w:i w:val="0"/>
           <w:color w:val="000000"/>
           <w:sz w:val="24"/>
         </w:rPr>
-        <w:hyperlink r:id="rId11" w:history="1">
-          <w:r>
-            <w:rPr>
-              <w:rStyle w:val="Hyperlink"/>
-            </w:rPr>
-            <w:t>het latere Volk</w:t>
-          </w:r>
-        </w:hyperlink>
+        <w:t>het latere Volk</w:t>
       </w:r>
       <w:r>
         <w:rPr>
@@ -2159,13 +2172,21 @@
       </w:r>
       <w:r>
         <w:rPr>
+          <w:u w:val="single" w:color="0000ff"/>
           <w:rFonts w:ascii="Charis SIL Regular" w:hAnsi="Charis SIL Regular" w:eastAsia="Charis SIL Regular"/>
           <w:b w:val="0"/>
           <w:i w:val="0"/>
           <w:color w:val="000000"/>
           <w:sz w:val="24"/>
         </w:rPr>
-        <w:t xml:space="preserve">, </w:t>
+        <w:hyperlink r:id="rId15" w:history="1">
+          <w:r>
+            <w:rPr>
+              <w:rStyle w:val="Hyperlink"/>
+            </w:rPr>
+            <w:t xml:space="preserve">, </w:t>
+          </w:r>
+        </w:hyperlink>
       </w:r>
       <w:r>
         <w:rPr>

--- a/EXPORTS/DOCX/published/niveau3/Dutch/HoofdcursusKampen.docx
+++ b/EXPORTS/DOCX/published/niveau3/Dutch/HoofdcursusKampen.docx
@@ -544,25 +544,7 @@
           <w:color w:val="000000"/>
           <w:sz w:val="24"/>
         </w:rPr>
-        <w:t>onderzocht (zie on</w:t>
-      </w:r>
-      <w:r>
-        <w:rPr>
-          <w:u w:val="single" w:color="0000ff"/>
-          <w:rFonts w:ascii="Charis SIL Regular" w:hAnsi="Charis SIL Regular" w:eastAsia="Charis SIL Regular"/>
-          <w:b w:val="0"/>
-          <w:i w:val="0"/>
-          <w:color w:val="000000"/>
-          <w:sz w:val="24"/>
-        </w:rPr>
-        <w:hyperlink r:id="rId9" w:history="1">
-          <w:r>
-            <w:rPr>
-              <w:rStyle w:val="Hyperlink"/>
-            </w:rPr>
-            <w:t xml:space="preserve">der </w:t>
-          </w:r>
-        </w:hyperlink>
+        <w:t xml:space="preserve">onderzocht (zie onder </w:t>
       </w:r>
       <w:r>
         <w:rPr>
@@ -681,24 +663,7 @@
           <w:color w:val="000000"/>
           <w:sz w:val="24"/>
         </w:rPr>
-        <w:hyperlink r:id="rId9" w:history="1">
-          <w:r>
-            <w:rPr>
-              <w:rStyle w:val="Hyperlink"/>
-            </w:rPr>
-            <w:t xml:space="preserve">). </w:t>
-          </w:r>
-        </w:hyperlink>
-      </w:r>
-      <w:r>
-        <w:rPr>
-          <w:rFonts w:ascii="Charis SIL Regular" w:hAnsi="Charis SIL Regular" w:eastAsia="Charis SIL Regular"/>
-          <w:b w:val="0"/>
-          <w:i w:val="0"/>
-          <w:color w:val="000000"/>
-          <w:sz w:val="24"/>
-        </w:rPr>
-        <w:t>O</w:t>
+        <w:t>). O</w:t>
       </w:r>
       <w:r>
         <w:rPr>
@@ -785,21 +750,13 @@
       </w:r>
       <w:r>
         <w:rPr>
-          <w:u w:val="single" w:color="0000ff"/>
           <w:rFonts w:ascii="Charis SIL Regular" w:hAnsi="Charis SIL Regular" w:eastAsia="Charis SIL Regular"/>
           <w:b w:val="0"/>
           <w:i w:val="0"/>
           <w:color w:val="000000"/>
           <w:sz w:val="24"/>
         </w:rPr>
-        <w:hyperlink r:id="rId9" w:history="1">
-          <w:r>
-            <w:rPr>
-              <w:rStyle w:val="Hyperlink"/>
-            </w:rPr>
-            <w:t>il, die Va</w:t>
-          </w:r>
-        </w:hyperlink>
+        <w:t>il, die Va</w:t>
       </w:r>
       <w:r>
         <w:rPr>
@@ -987,7 +944,7 @@
             <w:rPr>
               <w:rStyle w:val="Hyperlink"/>
             </w:rPr>
-            <w:t>desbetreffen</w:t>
+            <w:t>desbetreffend</w:t>
           </w:r>
         </w:hyperlink>
       </w:r>
@@ -999,16 +956,6 @@
           <w:color w:val="0000FF"/>
           <w:sz w:val="24"/>
           <w:u w:val="single"/>
-        </w:rPr>
-        <w:t>d</w:t>
-      </w:r>
-      <w:r>
-        <w:rPr>
-          <w:rFonts w:ascii="Charis SIL Regular" w:hAnsi="Charis SIL Regular" w:eastAsia="Charis SIL Regular"/>
-          <w:b w:val="0"/>
-          <w:i w:val="0"/>
-          <w:color w:val="0000FF"/>
-          <w:sz w:val="24"/>
         </w:rPr>
         <w:t>e</w:t>
       </w:r>
@@ -1037,9 +984,19 @@
             <w:rPr>
               <w:rStyle w:val="Hyperlink"/>
             </w:rPr>
-            <w:t>zoekhulp</w:t>
+            <w:t>zoekhul</w:t>
           </w:r>
         </w:hyperlink>
+      </w:r>
+      <w:r>
+        <w:rPr>
+          <w:rFonts w:ascii="Charis SIL Regular" w:hAnsi="Charis SIL Regular" w:eastAsia="Charis SIL Regular"/>
+          <w:b w:val="0"/>
+          <w:i w:val="0"/>
+          <w:color w:val="0000FF"/>
+          <w:sz w:val="24"/>
+        </w:rPr>
+        <w:t>p</w:t>
       </w:r>
       <w:r>
         <w:rPr>
@@ -1053,13 +1010,21 @@
       </w:r>
       <w:r>
         <w:rPr>
+          <w:u w:val="single" w:color="0000ff"/>
           <w:rFonts w:ascii="Charis SIL Regular" w:hAnsi="Charis SIL Regular" w:eastAsia="Charis SIL Regular"/>
           <w:b w:val="0"/>
           <w:i w:val="0"/>
           <w:color w:val="000000"/>
           <w:sz w:val="24"/>
         </w:rPr>
-        <w:t>het latere Volk</w:t>
+        <w:hyperlink r:id="rId11" w:history="1">
+          <w:r>
+            <w:rPr>
+              <w:rStyle w:val="Hyperlink"/>
+            </w:rPr>
+            <w:t>het latere Volk</w:t>
+          </w:r>
+        </w:hyperlink>
       </w:r>
       <w:r>
         <w:rPr>
@@ -2143,7 +2108,7 @@
           <w:sz w:val="24"/>
           <w:u w:val="single"/>
         </w:rPr>
-        <w:hyperlink r:id="rId16" w:history="1">
+        <w:hyperlink r:id="rId15" w:history="1">
           <w:r>
             <w:rPr>
               <w:rStyle w:val="Hyperlink"/>
@@ -2161,7 +2126,7 @@
           <w:sz w:val="24"/>
           <w:u w:val="single"/>
         </w:rPr>
-        <w:hyperlink r:id="rId16" w:history="1">
+        <w:hyperlink r:id="rId15" w:history="1">
           <w:r>
             <w:rPr>
               <w:rStyle w:val="Hyperlink"/>
@@ -2172,7 +2137,6 @@
       </w:r>
       <w:r>
         <w:rPr>
-          <w:u w:val="single" w:color="0000ff"/>
           <w:rFonts w:ascii="Charis SIL Regular" w:hAnsi="Charis SIL Regular" w:eastAsia="Charis SIL Regular"/>
           <w:b w:val="0"/>
           <w:i w:val="0"/>
@@ -2197,7 +2161,7 @@
           <w:sz w:val="24"/>
           <w:u w:val="single"/>
         </w:rPr>
-        <w:hyperlink r:id="rId17" w:history="1">
+        <w:hyperlink r:id="rId15" w:history="1">
           <w:r>
             <w:rPr>
               <w:rStyle w:val="Hyperlink"/>
@@ -2226,7 +2190,7 @@
           <w:sz w:val="24"/>
           <w:u w:val="single"/>
         </w:rPr>
-        <w:hyperlink r:id="rId17" w:history="1">
+        <w:hyperlink r:id="rId15" w:history="1">
           <w:r>
             <w:rPr>
               <w:rStyle w:val="Hyperlink"/>
@@ -2244,7 +2208,7 @@
           <w:sz w:val="24"/>
           <w:u w:val="single"/>
         </w:rPr>
-        <w:hyperlink r:id="rId17" w:history="1">
+        <w:hyperlink r:id="rId15" w:history="1">
           <w:r>
             <w:rPr>
               <w:rStyle w:val="Hyperlink"/>
@@ -2342,7 +2306,7 @@
           <w:sz w:val="24"/>
           <w:u w:val="single"/>
         </w:rPr>
-        <w:hyperlink r:id="rId18" w:history="1">
+        <w:hyperlink r:id="rId17" w:history="1">
           <w:r>
             <w:rPr>
               <w:rStyle w:val="Hyperlink"/>
@@ -2360,7 +2324,7 @@
           <w:sz w:val="24"/>
           <w:u w:val="single"/>
         </w:rPr>
-        <w:hyperlink r:id="rId18" w:history="1">
+        <w:hyperlink r:id="rId17" w:history="1">
           <w:r>
             <w:rPr>
               <w:rStyle w:val="Hyperlink"/>
@@ -2378,7 +2342,7 @@
           <w:sz w:val="24"/>
           <w:u w:val="single"/>
         </w:rPr>
-        <w:hyperlink r:id="rId18" w:history="1">
+        <w:hyperlink r:id="rId17" w:history="1">
           <w:r>
             <w:rPr>
               <w:rStyle w:val="Hyperlink"/>
@@ -2396,7 +2360,7 @@
           <w:sz w:val="24"/>
           <w:u w:val="single"/>
         </w:rPr>
-        <w:hyperlink r:id="rId18" w:history="1">
+        <w:hyperlink r:id="rId17" w:history="1">
           <w:r>
             <w:rPr>
               <w:rStyle w:val="Hyperlink"/>
@@ -2424,7 +2388,7 @@
           <w:sz w:val="24"/>
           <w:u w:val="single"/>
         </w:rPr>
-        <w:hyperlink r:id="rId19" w:history="1">
+        <w:hyperlink r:id="rId18" w:history="1">
           <w:r>
             <w:rPr>
               <w:rStyle w:val="Hyperlink"/>
@@ -2442,7 +2406,7 @@
           <w:sz w:val="24"/>
           <w:u w:val="single"/>
         </w:rPr>
-        <w:hyperlink r:id="rId19" w:history="1">
+        <w:hyperlink r:id="rId18" w:history="1">
           <w:r>
             <w:rPr>
               <w:rStyle w:val="Hyperlink"/>
@@ -2460,7 +2424,7 @@
           <w:sz w:val="24"/>
           <w:u w:val="single"/>
         </w:rPr>
-        <w:hyperlink r:id="rId19" w:history="1">
+        <w:hyperlink r:id="rId17" w:history="1">
           <w:r>
             <w:rPr>
               <w:rStyle w:val="Hyperlink"/>
@@ -2617,7 +2581,7 @@
           <w:sz w:val="24"/>
           <w:u w:val="single"/>
         </w:rPr>
-        <w:hyperlink r:id="rId20" w:history="1">
+        <w:hyperlink r:id="rId19" w:history="1">
           <w:r>
             <w:rPr>
               <w:rStyle w:val="Hyperlink"/>
@@ -2635,7 +2599,7 @@
           <w:sz w:val="24"/>
           <w:u w:val="single"/>
         </w:rPr>
-        <w:hyperlink r:id="rId20" w:history="1">
+        <w:hyperlink r:id="rId19" w:history="1">
           <w:r>
             <w:rPr>
               <w:rStyle w:val="Hyperlink"/>
@@ -2653,7 +2617,7 @@
           <w:sz w:val="24"/>
           <w:u w:val="single"/>
         </w:rPr>
-        <w:hyperlink r:id="rId20" w:history="1">
+        <w:hyperlink r:id="rId19" w:history="1">
           <w:r>
             <w:rPr>
               <w:rStyle w:val="Hyperlink"/>
@@ -2671,7 +2635,7 @@
           <w:sz w:val="24"/>
           <w:u w:val="single"/>
         </w:rPr>
-        <w:hyperlink r:id="rId20" w:history="1">
+        <w:hyperlink r:id="rId19" w:history="1">
           <w:r>
             <w:rPr>
               <w:rStyle w:val="Hyperlink"/>
@@ -2689,7 +2653,7 @@
           <w:sz w:val="24"/>
           <w:u w:val="single"/>
         </w:rPr>
-        <w:hyperlink r:id="rId20" w:history="1">
+        <w:hyperlink r:id="rId19" w:history="1">
           <w:r>
             <w:rPr>
               <w:rStyle w:val="Hyperlink"/>
@@ -2707,7 +2671,7 @@
           <w:sz w:val="24"/>
           <w:u w:val="single"/>
         </w:rPr>
-        <w:hyperlink r:id="rId20" w:history="1">
+        <w:hyperlink r:id="rId19" w:history="1">
           <w:r>
             <w:rPr>
               <w:rStyle w:val="Hyperlink"/>
@@ -2725,7 +2689,7 @@
           <w:sz w:val="24"/>
           <w:u w:val="single"/>
         </w:rPr>
-        <w:hyperlink r:id="rId20" w:history="1">
+        <w:hyperlink r:id="rId19" w:history="1">
           <w:r>
             <w:rPr>
               <w:rStyle w:val="Hyperlink"/>
@@ -2743,7 +2707,7 @@
           <w:sz w:val="24"/>
           <w:u w:val="single"/>
         </w:rPr>
-        <w:hyperlink r:id="rId20" w:history="1">
+        <w:hyperlink r:id="rId19" w:history="1">
           <w:r>
             <w:rPr>
               <w:rStyle w:val="Hyperlink"/>
@@ -2761,7 +2725,7 @@
           <w:sz w:val="24"/>
           <w:u w:val="single"/>
         </w:rPr>
-        <w:hyperlink r:id="rId20" w:history="1">
+        <w:hyperlink r:id="rId19" w:history="1">
           <w:r>
             <w:rPr>
               <w:rStyle w:val="Hyperlink"/>
@@ -2779,7 +2743,7 @@
           <w:sz w:val="24"/>
           <w:u w:val="single"/>
         </w:rPr>
-        <w:hyperlink r:id="rId20" w:history="1">
+        <w:hyperlink r:id="rId19" w:history="1">
           <w:r>
             <w:rPr>
               <w:rStyle w:val="Hyperlink"/>
@@ -2797,7 +2761,7 @@
           <w:sz w:val="24"/>
           <w:u w:val="single"/>
         </w:rPr>
-        <w:hyperlink r:id="rId20" w:history="1">
+        <w:hyperlink r:id="rId19" w:history="1">
           <w:r>
             <w:rPr>
               <w:rStyle w:val="Hyperlink"/>
@@ -2815,7 +2779,7 @@
           <w:sz w:val="24"/>
           <w:u w:val="single"/>
         </w:rPr>
-        <w:hyperlink r:id="rId20" w:history="1">
+        <w:hyperlink r:id="rId19" w:history="1">
           <w:r>
             <w:rPr>
               <w:rStyle w:val="Hyperlink"/>
@@ -2833,7 +2797,7 @@
           <w:sz w:val="24"/>
           <w:u w:val="single"/>
         </w:rPr>
-        <w:hyperlink r:id="rId20" w:history="1">
+        <w:hyperlink r:id="rId19" w:history="1">
           <w:r>
             <w:rPr>
               <w:rStyle w:val="Hyperlink"/>
@@ -2851,7 +2815,7 @@
           <w:sz w:val="24"/>
           <w:u w:val="single"/>
         </w:rPr>
-        <w:hyperlink r:id="rId20" w:history="1">
+        <w:hyperlink r:id="rId19" w:history="1">
           <w:r>
             <w:rPr>
               <w:rStyle w:val="Hyperlink"/>
@@ -2869,7 +2833,7 @@
           <w:sz w:val="24"/>
           <w:u w:val="single"/>
         </w:rPr>
-        <w:hyperlink r:id="rId20" w:history="1">
+        <w:hyperlink r:id="rId19" w:history="1">
           <w:r>
             <w:rPr>
               <w:rStyle w:val="Hyperlink"/>
@@ -3027,7 +2991,7 @@
           <w:sz w:val="24"/>
           <w:u w:val="single"/>
         </w:rPr>
-        <w:hyperlink r:id="rId21" w:history="1">
+        <w:hyperlink r:id="rId20" w:history="1">
           <w:r>
             <w:rPr>
               <w:rStyle w:val="Hyperlink"/>
@@ -3045,7 +3009,7 @@
           <w:sz w:val="24"/>
           <w:u w:val="single"/>
         </w:rPr>
-        <w:hyperlink r:id="rId21" w:history="1">
+        <w:hyperlink r:id="rId20" w:history="1">
           <w:r>
             <w:rPr>
               <w:rStyle w:val="Hyperlink"/>
@@ -3063,7 +3027,7 @@
           <w:sz w:val="24"/>
           <w:u w:val="single"/>
         </w:rPr>
-        <w:hyperlink r:id="rId21" w:history="1">
+        <w:hyperlink r:id="rId20" w:history="1">
           <w:r>
             <w:rPr>
               <w:rStyle w:val="Hyperlink"/>
@@ -3081,7 +3045,7 @@
           <w:sz w:val="24"/>
           <w:u w:val="single"/>
         </w:rPr>
-        <w:hyperlink r:id="rId21" w:history="1">
+        <w:hyperlink r:id="rId20" w:history="1">
           <w:r>
             <w:rPr>
               <w:rStyle w:val="Hyperlink"/>
@@ -3099,7 +3063,7 @@
           <w:sz w:val="24"/>
           <w:u w:val="single"/>
         </w:rPr>
-        <w:hyperlink r:id="rId21" w:history="1">
+        <w:hyperlink r:id="rId20" w:history="1">
           <w:r>
             <w:rPr>
               <w:rStyle w:val="Hyperlink"/>
@@ -3120,7 +3084,7 @@
           <w:sz w:val="24"/>
           <w:u w:val="single"/>
         </w:rPr>
-        <w:hyperlink r:id="rId21" w:history="1">
+        <w:hyperlink r:id="rId20" w:history="1">
           <w:r>
             <w:rPr>
               <w:rStyle w:val="Hyperlink"/>
@@ -3138,7 +3102,7 @@
           <w:sz w:val="24"/>
           <w:u w:val="single"/>
         </w:rPr>
-        <w:hyperlink r:id="rId21" w:history="1">
+        <w:hyperlink r:id="rId20" w:history="1">
           <w:r>
             <w:rPr>
               <w:rStyle w:val="Hyperlink"/>
@@ -3156,7 +3120,7 @@
           <w:sz w:val="24"/>
           <w:u w:val="single"/>
         </w:rPr>
-        <w:hyperlink r:id="rId21" w:history="1">
+        <w:hyperlink r:id="rId20" w:history="1">
           <w:r>
             <w:rPr>
               <w:rStyle w:val="Hyperlink"/>
@@ -3174,7 +3138,7 @@
           <w:sz w:val="24"/>
           <w:u w:val="single"/>
         </w:rPr>
-        <w:hyperlink r:id="rId21" w:history="1">
+        <w:hyperlink r:id="rId20" w:history="1">
           <w:r>
             <w:rPr>
               <w:rStyle w:val="Hyperlink"/>
@@ -3192,7 +3156,7 @@
           <w:sz w:val="24"/>
           <w:u w:val="single"/>
         </w:rPr>
-        <w:hyperlink r:id="rId21" w:history="1">
+        <w:hyperlink r:id="rId20" w:history="1">
           <w:r>
             <w:rPr>
               <w:rStyle w:val="Hyperlink"/>
@@ -3343,7 +3307,7 @@
           <w:sz w:val="24"/>
           <w:u w:val="single"/>
         </w:rPr>
-        <w:hyperlink r:id="rId22" w:history="1">
+        <w:hyperlink r:id="rId21" w:history="1">
           <w:r>
             <w:rPr>
               <w:rStyle w:val="Hyperlink"/>
@@ -3361,7 +3325,7 @@
           <w:sz w:val="24"/>
           <w:u w:val="single"/>
         </w:rPr>
-        <w:hyperlink r:id="rId22" w:history="1">
+        <w:hyperlink r:id="rId21" w:history="1">
           <w:r>
             <w:rPr>
               <w:rStyle w:val="Hyperlink"/>
@@ -3379,7 +3343,7 @@
           <w:sz w:val="24"/>
           <w:u w:val="single"/>
         </w:rPr>
-        <w:hyperlink r:id="rId22" w:history="1">
+        <w:hyperlink r:id="rId21" w:history="1">
           <w:r>
             <w:rPr>
               <w:rStyle w:val="Hyperlink"/>
@@ -3397,7 +3361,7 @@
           <w:sz w:val="24"/>
           <w:u w:val="single"/>
         </w:rPr>
-        <w:hyperlink r:id="rId22" w:history="1">
+        <w:hyperlink r:id="rId21" w:history="1">
           <w:r>
             <w:rPr>
               <w:rStyle w:val="Hyperlink"/>
@@ -3415,7 +3379,7 @@
           <w:sz w:val="24"/>
           <w:u w:val="single"/>
         </w:rPr>
-        <w:hyperlink r:id="rId22" w:history="1">
+        <w:hyperlink r:id="rId21" w:history="1">
           <w:r>
             <w:rPr>
               <w:rStyle w:val="Hyperlink"/>
@@ -3433,7 +3397,7 @@
           <w:sz w:val="24"/>
           <w:u w:val="single"/>
         </w:rPr>
-        <w:hyperlink r:id="rId22" w:history="1">
+        <w:hyperlink r:id="rId21" w:history="1">
           <w:r>
             <w:rPr>
               <w:rStyle w:val="Hyperlink"/>
@@ -3451,7 +3415,7 @@
           <w:sz w:val="24"/>
           <w:u w:val="single"/>
         </w:rPr>
-        <w:hyperlink r:id="rId22" w:history="1">
+        <w:hyperlink r:id="rId21" w:history="1">
           <w:r>
             <w:rPr>
               <w:rStyle w:val="Hyperlink"/>
@@ -3469,7 +3433,7 @@
           <w:sz w:val="24"/>
           <w:u w:val="single"/>
         </w:rPr>
-        <w:hyperlink r:id="rId22" w:history="1">
+        <w:hyperlink r:id="rId21" w:history="1">
           <w:r>
             <w:rPr>
               <w:rStyle w:val="Hyperlink"/>
@@ -3487,7 +3451,7 @@
           <w:sz w:val="24"/>
           <w:u w:val="single"/>
         </w:rPr>
-        <w:hyperlink r:id="rId22" w:history="1">
+        <w:hyperlink r:id="rId21" w:history="1">
           <w:r>
             <w:rPr>
               <w:rStyle w:val="Hyperlink"/>

--- a/EXPORTS/DOCX/published/niveau3/Dutch/HoofdcursusKampen.docx
+++ b/EXPORTS/DOCX/published/niveau3/Dutch/HoofdcursusKampen.docx
@@ -544,7 +544,25 @@
           <w:color w:val="000000"/>
           <w:sz w:val="24"/>
         </w:rPr>
-        <w:t xml:space="preserve">onderzocht (zie onder </w:t>
+        <w:t>onderzocht (zie on</w:t>
+      </w:r>
+      <w:r>
+        <w:rPr>
+          <w:u w:val="single" w:color="0000ff"/>
+          <w:rFonts w:ascii="Charis SIL Regular" w:hAnsi="Charis SIL Regular" w:eastAsia="Charis SIL Regular"/>
+          <w:b w:val="0"/>
+          <w:i w:val="0"/>
+          <w:color w:val="000000"/>
+          <w:sz w:val="24"/>
+        </w:rPr>
+        <w:hyperlink r:id="rId9" w:history="1">
+          <w:r>
+            <w:rPr>
+              <w:rStyle w:val="Hyperlink"/>
+            </w:rPr>
+            <w:t xml:space="preserve">der </w:t>
+          </w:r>
+        </w:hyperlink>
       </w:r>
       <w:r>
         <w:rPr>
@@ -663,7 +681,25 @@
           <w:color w:val="000000"/>
           <w:sz w:val="24"/>
         </w:rPr>
-        <w:t>). O</w:t>
+        <w:hyperlink r:id="rId9" w:history="1">
+          <w:r>
+            <w:rPr>
+              <w:rStyle w:val="Hyperlink"/>
+            </w:rPr>
+            <w:t xml:space="preserve">). </w:t>
+          </w:r>
+        </w:hyperlink>
+      </w:r>
+      <w:r>
+        <w:rPr>
+          <w:u w:val="single" w:color="0000ff"/>
+          <w:rFonts w:ascii="Charis SIL Regular" w:hAnsi="Charis SIL Regular" w:eastAsia="Charis SIL Regular"/>
+          <w:b w:val="0"/>
+          <w:i w:val="0"/>
+          <w:color w:val="000000"/>
+          <w:sz w:val="24"/>
+        </w:rPr>
+        <w:t>O</w:t>
       </w:r>
       <w:r>
         <w:rPr>
@@ -750,13 +786,21 @@
       </w:r>
       <w:r>
         <w:rPr>
+          <w:u w:val="single" w:color="0000ff"/>
           <w:rFonts w:ascii="Charis SIL Regular" w:hAnsi="Charis SIL Regular" w:eastAsia="Charis SIL Regular"/>
           <w:b w:val="0"/>
           <w:i w:val="0"/>
           <w:color w:val="000000"/>
           <w:sz w:val="24"/>
         </w:rPr>
-        <w:t>il, die Va</w:t>
+        <w:hyperlink r:id="rId9" w:history="1">
+          <w:r>
+            <w:rPr>
+              <w:rStyle w:val="Hyperlink"/>
+            </w:rPr>
+            <w:t>il, die Va</w:t>
+          </w:r>
+        </w:hyperlink>
       </w:r>
       <w:r>
         <w:rPr>
@@ -2108,7 +2152,7 @@
           <w:sz w:val="24"/>
           <w:u w:val="single"/>
         </w:rPr>
-        <w:hyperlink r:id="rId15" w:history="1">
+        <w:hyperlink r:id="rId16" w:history="1">
           <w:r>
             <w:rPr>
               <w:rStyle w:val="Hyperlink"/>
@@ -2126,7 +2170,7 @@
           <w:sz w:val="24"/>
           <w:u w:val="single"/>
         </w:rPr>
-        <w:hyperlink r:id="rId15" w:history="1">
+        <w:hyperlink r:id="rId16" w:history="1">
           <w:r>
             <w:rPr>
               <w:rStyle w:val="Hyperlink"/>
@@ -2143,14 +2187,7 @@
           <w:color w:val="000000"/>
           <w:sz w:val="24"/>
         </w:rPr>
-        <w:hyperlink r:id="rId15" w:history="1">
-          <w:r>
-            <w:rPr>
-              <w:rStyle w:val="Hyperlink"/>
-            </w:rPr>
-            <w:t xml:space="preserve">, </w:t>
-          </w:r>
-        </w:hyperlink>
+        <w:t xml:space="preserve">, </w:t>
       </w:r>
       <w:r>
         <w:rPr>
@@ -2161,7 +2198,7 @@
           <w:sz w:val="24"/>
           <w:u w:val="single"/>
         </w:rPr>
-        <w:hyperlink r:id="rId15" w:history="1">
+        <w:hyperlink r:id="rId17" w:history="1">
           <w:r>
             <w:rPr>
               <w:rStyle w:val="Hyperlink"/>
@@ -2190,7 +2227,7 @@
           <w:sz w:val="24"/>
           <w:u w:val="single"/>
         </w:rPr>
-        <w:hyperlink r:id="rId15" w:history="1">
+        <w:hyperlink r:id="rId17" w:history="1">
           <w:r>
             <w:rPr>
               <w:rStyle w:val="Hyperlink"/>
@@ -2208,7 +2245,7 @@
           <w:sz w:val="24"/>
           <w:u w:val="single"/>
         </w:rPr>
-        <w:hyperlink r:id="rId15" w:history="1">
+        <w:hyperlink r:id="rId17" w:history="1">
           <w:r>
             <w:rPr>
               <w:rStyle w:val="Hyperlink"/>
@@ -2306,7 +2343,7 @@
           <w:sz w:val="24"/>
           <w:u w:val="single"/>
         </w:rPr>
-        <w:hyperlink r:id="rId17" w:history="1">
+        <w:hyperlink r:id="rId18" w:history="1">
           <w:r>
             <w:rPr>
               <w:rStyle w:val="Hyperlink"/>
@@ -2324,7 +2361,7 @@
           <w:sz w:val="24"/>
           <w:u w:val="single"/>
         </w:rPr>
-        <w:hyperlink r:id="rId17" w:history="1">
+        <w:hyperlink r:id="rId18" w:history="1">
           <w:r>
             <w:rPr>
               <w:rStyle w:val="Hyperlink"/>
@@ -2342,7 +2379,7 @@
           <w:sz w:val="24"/>
           <w:u w:val="single"/>
         </w:rPr>
-        <w:hyperlink r:id="rId17" w:history="1">
+        <w:hyperlink r:id="rId18" w:history="1">
           <w:r>
             <w:rPr>
               <w:rStyle w:val="Hyperlink"/>
@@ -2360,7 +2397,7 @@
           <w:sz w:val="24"/>
           <w:u w:val="single"/>
         </w:rPr>
-        <w:hyperlink r:id="rId17" w:history="1">
+        <w:hyperlink r:id="rId18" w:history="1">
           <w:r>
             <w:rPr>
               <w:rStyle w:val="Hyperlink"/>
@@ -2388,7 +2425,7 @@
           <w:sz w:val="24"/>
           <w:u w:val="single"/>
         </w:rPr>
-        <w:hyperlink r:id="rId18" w:history="1">
+        <w:hyperlink r:id="rId19" w:history="1">
           <w:r>
             <w:rPr>
               <w:rStyle w:val="Hyperlink"/>
@@ -2406,7 +2443,7 @@
           <w:sz w:val="24"/>
           <w:u w:val="single"/>
         </w:rPr>
-        <w:hyperlink r:id="rId18" w:history="1">
+        <w:hyperlink r:id="rId19" w:history="1">
           <w:r>
             <w:rPr>
               <w:rStyle w:val="Hyperlink"/>
@@ -2424,7 +2461,7 @@
           <w:sz w:val="24"/>
           <w:u w:val="single"/>
         </w:rPr>
-        <w:hyperlink r:id="rId17" w:history="1">
+        <w:hyperlink r:id="rId19" w:history="1">
           <w:r>
             <w:rPr>
               <w:rStyle w:val="Hyperlink"/>
@@ -2581,7 +2618,7 @@
           <w:sz w:val="24"/>
           <w:u w:val="single"/>
         </w:rPr>
-        <w:hyperlink r:id="rId19" w:history="1">
+        <w:hyperlink r:id="rId20" w:history="1">
           <w:r>
             <w:rPr>
               <w:rStyle w:val="Hyperlink"/>
@@ -2599,7 +2636,7 @@
           <w:sz w:val="24"/>
           <w:u w:val="single"/>
         </w:rPr>
-        <w:hyperlink r:id="rId19" w:history="1">
+        <w:hyperlink r:id="rId20" w:history="1">
           <w:r>
             <w:rPr>
               <w:rStyle w:val="Hyperlink"/>
@@ -2617,7 +2654,7 @@
           <w:sz w:val="24"/>
           <w:u w:val="single"/>
         </w:rPr>
-        <w:hyperlink r:id="rId19" w:history="1">
+        <w:hyperlink r:id="rId20" w:history="1">
           <w:r>
             <w:rPr>
               <w:rStyle w:val="Hyperlink"/>
@@ -2635,7 +2672,7 @@
           <w:sz w:val="24"/>
           <w:u w:val="single"/>
         </w:rPr>
-        <w:hyperlink r:id="rId19" w:history="1">
+        <w:hyperlink r:id="rId20" w:history="1">
           <w:r>
             <w:rPr>
               <w:rStyle w:val="Hyperlink"/>
@@ -2653,7 +2690,7 @@
           <w:sz w:val="24"/>
           <w:u w:val="single"/>
         </w:rPr>
-        <w:hyperlink r:id="rId19" w:history="1">
+        <w:hyperlink r:id="rId20" w:history="1">
           <w:r>
             <w:rPr>
               <w:rStyle w:val="Hyperlink"/>
@@ -2671,7 +2708,7 @@
           <w:sz w:val="24"/>
           <w:u w:val="single"/>
         </w:rPr>
-        <w:hyperlink r:id="rId19" w:history="1">
+        <w:hyperlink r:id="rId20" w:history="1">
           <w:r>
             <w:rPr>
               <w:rStyle w:val="Hyperlink"/>
@@ -2689,7 +2726,7 @@
           <w:sz w:val="24"/>
           <w:u w:val="single"/>
         </w:rPr>
-        <w:hyperlink r:id="rId19" w:history="1">
+        <w:hyperlink r:id="rId20" w:history="1">
           <w:r>
             <w:rPr>
               <w:rStyle w:val="Hyperlink"/>
@@ -2707,7 +2744,7 @@
           <w:sz w:val="24"/>
           <w:u w:val="single"/>
         </w:rPr>
-        <w:hyperlink r:id="rId19" w:history="1">
+        <w:hyperlink r:id="rId20" w:history="1">
           <w:r>
             <w:rPr>
               <w:rStyle w:val="Hyperlink"/>
@@ -2725,7 +2762,7 @@
           <w:sz w:val="24"/>
           <w:u w:val="single"/>
         </w:rPr>
-        <w:hyperlink r:id="rId19" w:history="1">
+        <w:hyperlink r:id="rId20" w:history="1">
           <w:r>
             <w:rPr>
               <w:rStyle w:val="Hyperlink"/>
@@ -2743,7 +2780,7 @@
           <w:sz w:val="24"/>
           <w:u w:val="single"/>
         </w:rPr>
-        <w:hyperlink r:id="rId19" w:history="1">
+        <w:hyperlink r:id="rId20" w:history="1">
           <w:r>
             <w:rPr>
               <w:rStyle w:val="Hyperlink"/>
@@ -2761,7 +2798,7 @@
           <w:sz w:val="24"/>
           <w:u w:val="single"/>
         </w:rPr>
-        <w:hyperlink r:id="rId19" w:history="1">
+        <w:hyperlink r:id="rId20" w:history="1">
           <w:r>
             <w:rPr>
               <w:rStyle w:val="Hyperlink"/>
@@ -2779,7 +2816,7 @@
           <w:sz w:val="24"/>
           <w:u w:val="single"/>
         </w:rPr>
-        <w:hyperlink r:id="rId19" w:history="1">
+        <w:hyperlink r:id="rId20" w:history="1">
           <w:r>
             <w:rPr>
               <w:rStyle w:val="Hyperlink"/>
@@ -2797,7 +2834,7 @@
           <w:sz w:val="24"/>
           <w:u w:val="single"/>
         </w:rPr>
-        <w:hyperlink r:id="rId19" w:history="1">
+        <w:hyperlink r:id="rId20" w:history="1">
           <w:r>
             <w:rPr>
               <w:rStyle w:val="Hyperlink"/>
@@ -2815,7 +2852,7 @@
           <w:sz w:val="24"/>
           <w:u w:val="single"/>
         </w:rPr>
-        <w:hyperlink r:id="rId19" w:history="1">
+        <w:hyperlink r:id="rId20" w:history="1">
           <w:r>
             <w:rPr>
               <w:rStyle w:val="Hyperlink"/>
@@ -2833,7 +2870,7 @@
           <w:sz w:val="24"/>
           <w:u w:val="single"/>
         </w:rPr>
-        <w:hyperlink r:id="rId19" w:history="1">
+        <w:hyperlink r:id="rId20" w:history="1">
           <w:r>
             <w:rPr>
               <w:rStyle w:val="Hyperlink"/>
@@ -2991,7 +3028,7 @@
           <w:sz w:val="24"/>
           <w:u w:val="single"/>
         </w:rPr>
-        <w:hyperlink r:id="rId20" w:history="1">
+        <w:hyperlink r:id="rId21" w:history="1">
           <w:r>
             <w:rPr>
               <w:rStyle w:val="Hyperlink"/>
@@ -3009,7 +3046,7 @@
           <w:sz w:val="24"/>
           <w:u w:val="single"/>
         </w:rPr>
-        <w:hyperlink r:id="rId20" w:history="1">
+        <w:hyperlink r:id="rId21" w:history="1">
           <w:r>
             <w:rPr>
               <w:rStyle w:val="Hyperlink"/>
@@ -3027,7 +3064,7 @@
           <w:sz w:val="24"/>
           <w:u w:val="single"/>
         </w:rPr>
-        <w:hyperlink r:id="rId20" w:history="1">
+        <w:hyperlink r:id="rId21" w:history="1">
           <w:r>
             <w:rPr>
               <w:rStyle w:val="Hyperlink"/>
@@ -3045,7 +3082,7 @@
           <w:sz w:val="24"/>
           <w:u w:val="single"/>
         </w:rPr>
-        <w:hyperlink r:id="rId20" w:history="1">
+        <w:hyperlink r:id="rId21" w:history="1">
           <w:r>
             <w:rPr>
               <w:rStyle w:val="Hyperlink"/>
@@ -3063,7 +3100,7 @@
           <w:sz w:val="24"/>
           <w:u w:val="single"/>
         </w:rPr>
-        <w:hyperlink r:id="rId20" w:history="1">
+        <w:hyperlink r:id="rId21" w:history="1">
           <w:r>
             <w:rPr>
               <w:rStyle w:val="Hyperlink"/>
@@ -3084,7 +3121,7 @@
           <w:sz w:val="24"/>
           <w:u w:val="single"/>
         </w:rPr>
-        <w:hyperlink r:id="rId20" w:history="1">
+        <w:hyperlink r:id="rId21" w:history="1">
           <w:r>
             <w:rPr>
               <w:rStyle w:val="Hyperlink"/>
@@ -3102,7 +3139,7 @@
           <w:sz w:val="24"/>
           <w:u w:val="single"/>
         </w:rPr>
-        <w:hyperlink r:id="rId20" w:history="1">
+        <w:hyperlink r:id="rId21" w:history="1">
           <w:r>
             <w:rPr>
               <w:rStyle w:val="Hyperlink"/>
@@ -3120,7 +3157,7 @@
           <w:sz w:val="24"/>
           <w:u w:val="single"/>
         </w:rPr>
-        <w:hyperlink r:id="rId20" w:history="1">
+        <w:hyperlink r:id="rId21" w:history="1">
           <w:r>
             <w:rPr>
               <w:rStyle w:val="Hyperlink"/>
@@ -3138,7 +3175,7 @@
           <w:sz w:val="24"/>
           <w:u w:val="single"/>
         </w:rPr>
-        <w:hyperlink r:id="rId20" w:history="1">
+        <w:hyperlink r:id="rId21" w:history="1">
           <w:r>
             <w:rPr>
               <w:rStyle w:val="Hyperlink"/>
@@ -3156,7 +3193,7 @@
           <w:sz w:val="24"/>
           <w:u w:val="single"/>
         </w:rPr>
-        <w:hyperlink r:id="rId20" w:history="1">
+        <w:hyperlink r:id="rId21" w:history="1">
           <w:r>
             <w:rPr>
               <w:rStyle w:val="Hyperlink"/>
@@ -3307,7 +3344,7 @@
           <w:sz w:val="24"/>
           <w:u w:val="single"/>
         </w:rPr>
-        <w:hyperlink r:id="rId21" w:history="1">
+        <w:hyperlink r:id="rId22" w:history="1">
           <w:r>
             <w:rPr>
               <w:rStyle w:val="Hyperlink"/>
@@ -3325,7 +3362,7 @@
           <w:sz w:val="24"/>
           <w:u w:val="single"/>
         </w:rPr>
-        <w:hyperlink r:id="rId21" w:history="1">
+        <w:hyperlink r:id="rId22" w:history="1">
           <w:r>
             <w:rPr>
               <w:rStyle w:val="Hyperlink"/>
@@ -3343,7 +3380,7 @@
           <w:sz w:val="24"/>
           <w:u w:val="single"/>
         </w:rPr>
-        <w:hyperlink r:id="rId21" w:history="1">
+        <w:hyperlink r:id="rId22" w:history="1">
           <w:r>
             <w:rPr>
               <w:rStyle w:val="Hyperlink"/>
@@ -3361,7 +3398,7 @@
           <w:sz w:val="24"/>
           <w:u w:val="single"/>
         </w:rPr>
-        <w:hyperlink r:id="rId21" w:history="1">
+        <w:hyperlink r:id="rId22" w:history="1">
           <w:r>
             <w:rPr>
               <w:rStyle w:val="Hyperlink"/>
@@ -3379,7 +3416,7 @@
           <w:sz w:val="24"/>
           <w:u w:val="single"/>
         </w:rPr>
-        <w:hyperlink r:id="rId21" w:history="1">
+        <w:hyperlink r:id="rId22" w:history="1">
           <w:r>
             <w:rPr>
               <w:rStyle w:val="Hyperlink"/>
@@ -3397,7 +3434,7 @@
           <w:sz w:val="24"/>
           <w:u w:val="single"/>
         </w:rPr>
-        <w:hyperlink r:id="rId21" w:history="1">
+        <w:hyperlink r:id="rId22" w:history="1">
           <w:r>
             <w:rPr>
               <w:rStyle w:val="Hyperlink"/>
@@ -3415,7 +3452,7 @@
           <w:sz w:val="24"/>
           <w:u w:val="single"/>
         </w:rPr>
-        <w:hyperlink r:id="rId21" w:history="1">
+        <w:hyperlink r:id="rId22" w:history="1">
           <w:r>
             <w:rPr>
               <w:rStyle w:val="Hyperlink"/>
@@ -3433,7 +3470,7 @@
           <w:sz w:val="24"/>
           <w:u w:val="single"/>
         </w:rPr>
-        <w:hyperlink r:id="rId21" w:history="1">
+        <w:hyperlink r:id="rId22" w:history="1">
           <w:r>
             <w:rPr>
               <w:rStyle w:val="Hyperlink"/>
@@ -3451,7 +3488,7 @@
           <w:sz w:val="24"/>
           <w:u w:val="single"/>
         </w:rPr>
-        <w:hyperlink r:id="rId21" w:history="1">
+        <w:hyperlink r:id="rId22" w:history="1">
           <w:r>
             <w:rPr>
               <w:rStyle w:val="Hyperlink"/>

--- a/EXPORTS/DOCX/published/niveau3/Dutch/HoofdcursusKampen.docx
+++ b/EXPORTS/DOCX/published/niveau3/Dutch/HoofdcursusKampen.docx
@@ -692,7 +692,6 @@
       </w:r>
       <w:r>
         <w:rPr>
-          <w:u w:val="single" w:color="0000ff"/>
           <w:rFonts w:ascii="Charis SIL Regular" w:hAnsi="Charis SIL Regular" w:eastAsia="Charis SIL Regular"/>
           <w:b w:val="0"/>
           <w:i w:val="0"/>
@@ -988,7 +987,7 @@
             <w:rPr>
               <w:rStyle w:val="Hyperlink"/>
             </w:rPr>
-            <w:t>desbetreffend</w:t>
+            <w:t>desbetreffen</w:t>
           </w:r>
         </w:hyperlink>
       </w:r>
@@ -999,7 +998,23 @@
           <w:i w:val="0"/>
           <w:color w:val="0000FF"/>
           <w:sz w:val="24"/>
-          <w:u w:val="single"/>
+        </w:rPr>
+        <w:hyperlink r:id="rId11" w:history="1">
+          <w:r>
+            <w:rPr>
+              <w:rStyle w:val="Hyperlink"/>
+            </w:rPr>
+            <w:t>d</w:t>
+          </w:r>
+        </w:hyperlink>
+      </w:r>
+      <w:r>
+        <w:rPr>
+          <w:rFonts w:ascii="Charis SIL Regular" w:hAnsi="Charis SIL Regular" w:eastAsia="Charis SIL Regular"/>
+          <w:b w:val="0"/>
+          <w:i w:val="0"/>
+          <w:color w:val="0000FF"/>
+          <w:sz w:val="24"/>
         </w:rPr>
         <w:t>e</w:t>
       </w:r>
@@ -1028,19 +1043,9 @@
             <w:rPr>
               <w:rStyle w:val="Hyperlink"/>
             </w:rPr>
-            <w:t>zoekhul</w:t>
+            <w:t>zoekhulp</w:t>
           </w:r>
         </w:hyperlink>
-      </w:r>
-      <w:r>
-        <w:rPr>
-          <w:rFonts w:ascii="Charis SIL Regular" w:hAnsi="Charis SIL Regular" w:eastAsia="Charis SIL Regular"/>
-          <w:b w:val="0"/>
-          <w:i w:val="0"/>
-          <w:color w:val="0000FF"/>
-          <w:sz w:val="24"/>
-        </w:rPr>
-        <w:t>p</w:t>
       </w:r>
       <w:r>
         <w:rPr>
@@ -2152,7 +2157,7 @@
           <w:sz w:val="24"/>
           <w:u w:val="single"/>
         </w:rPr>
-        <w:hyperlink r:id="rId16" w:history="1">
+        <w:hyperlink r:id="rId15" w:history="1">
           <w:r>
             <w:rPr>
               <w:rStyle w:val="Hyperlink"/>
@@ -2170,7 +2175,7 @@
           <w:sz w:val="24"/>
           <w:u w:val="single"/>
         </w:rPr>
-        <w:hyperlink r:id="rId16" w:history="1">
+        <w:hyperlink r:id="rId15" w:history="1">
           <w:r>
             <w:rPr>
               <w:rStyle w:val="Hyperlink"/>
@@ -2187,7 +2192,14 @@
           <w:color w:val="000000"/>
           <w:sz w:val="24"/>
         </w:rPr>
-        <w:t xml:space="preserve">, </w:t>
+        <w:hyperlink r:id="rId15" w:history="1">
+          <w:r>
+            <w:rPr>
+              <w:rStyle w:val="Hyperlink"/>
+            </w:rPr>
+            <w:t xml:space="preserve">, </w:t>
+          </w:r>
+        </w:hyperlink>
       </w:r>
       <w:r>
         <w:rPr>
@@ -2198,7 +2210,7 @@
           <w:sz w:val="24"/>
           <w:u w:val="single"/>
         </w:rPr>
-        <w:hyperlink r:id="rId17" w:history="1">
+        <w:hyperlink r:id="rId15" w:history="1">
           <w:r>
             <w:rPr>
               <w:rStyle w:val="Hyperlink"/>
@@ -2443,7 +2455,7 @@
           <w:sz w:val="24"/>
           <w:u w:val="single"/>
         </w:rPr>
-        <w:hyperlink r:id="rId19" w:history="1">
+        <w:hyperlink r:id="rId18" w:history="1">
           <w:r>
             <w:rPr>
               <w:rStyle w:val="Hyperlink"/>
@@ -2461,7 +2473,7 @@
           <w:sz w:val="24"/>
           <w:u w:val="single"/>
         </w:rPr>
-        <w:hyperlink r:id="rId19" w:history="1">
+        <w:hyperlink r:id="rId18" w:history="1">
           <w:r>
             <w:rPr>
               <w:rStyle w:val="Hyperlink"/>

--- a/EXPORTS/DOCX/published/niveau3/Dutch/HoofdcursusKampen.docx
+++ b/EXPORTS/DOCX/published/niveau3/Dutch/HoofdcursusKampen.docx
@@ -573,7 +573,7 @@
           <w:sz w:val="24"/>
           <w:u w:val="single"/>
         </w:rPr>
-        <w:hyperlink r:id="rId9" w:history="1">
+        <w:hyperlink r:id="rId10" w:history="1">
           <w:r>
             <w:rPr>
               <w:rStyle w:val="Hyperlink"/>
@@ -591,7 +591,7 @@
           <w:sz w:val="24"/>
           <w:u w:val="single"/>
         </w:rPr>
-        <w:hyperlink r:id="rId9" w:history="1">
+        <w:hyperlink r:id="rId10" w:history="1">
           <w:r>
             <w:rPr>
               <w:rStyle w:val="Hyperlink"/>
@@ -2157,7 +2157,7 @@
           <w:sz w:val="24"/>
           <w:u w:val="single"/>
         </w:rPr>
-        <w:hyperlink r:id="rId15" w:history="1">
+        <w:hyperlink r:id="rId16" w:history="1">
           <w:r>
             <w:rPr>
               <w:rStyle w:val="Hyperlink"/>
@@ -2175,7 +2175,7 @@
           <w:sz w:val="24"/>
           <w:u w:val="single"/>
         </w:rPr>
-        <w:hyperlink r:id="rId15" w:history="1">
+        <w:hyperlink r:id="rId16" w:history="1">
           <w:r>
             <w:rPr>
               <w:rStyle w:val="Hyperlink"/>
@@ -2192,14 +2192,7 @@
           <w:color w:val="000000"/>
           <w:sz w:val="24"/>
         </w:rPr>
-        <w:hyperlink r:id="rId15" w:history="1">
-          <w:r>
-            <w:rPr>
-              <w:rStyle w:val="Hyperlink"/>
-            </w:rPr>
-            <w:t xml:space="preserve">, </w:t>
-          </w:r>
-        </w:hyperlink>
+        <w:t xml:space="preserve">, </w:t>
       </w:r>
       <w:r>
         <w:rPr>
@@ -2210,7 +2203,7 @@
           <w:sz w:val="24"/>
           <w:u w:val="single"/>
         </w:rPr>
-        <w:hyperlink r:id="rId15" w:history="1">
+        <w:hyperlink r:id="rId17" w:history="1">
           <w:r>
             <w:rPr>
               <w:rStyle w:val="Hyperlink"/>
@@ -2257,7 +2250,7 @@
           <w:sz w:val="24"/>
           <w:u w:val="single"/>
         </w:rPr>
-        <w:hyperlink r:id="rId17" w:history="1">
+        <w:hyperlink r:id="rId15" w:history="1">
           <w:r>
             <w:rPr>
               <w:rStyle w:val="Hyperlink"/>
@@ -2455,7 +2448,7 @@
           <w:sz w:val="24"/>
           <w:u w:val="single"/>
         </w:rPr>
-        <w:hyperlink r:id="rId18" w:history="1">
+        <w:hyperlink r:id="rId19" w:history="1">
           <w:r>
             <w:rPr>
               <w:rStyle w:val="Hyperlink"/>
@@ -2473,7 +2466,7 @@
           <w:sz w:val="24"/>
           <w:u w:val="single"/>
         </w:rPr>
-        <w:hyperlink r:id="rId18" w:history="1">
+        <w:hyperlink r:id="rId19" w:history="1">
           <w:r>
             <w:rPr>
               <w:rStyle w:val="Hyperlink"/>

--- a/EXPORTS/DOCX/published/niveau3/Dutch/HoofdcursusKampen.docx
+++ b/EXPORTS/DOCX/published/niveau3/Dutch/HoofdcursusKampen.docx
@@ -573,7 +573,7 @@
           <w:sz w:val="24"/>
           <w:u w:val="single"/>
         </w:rPr>
-        <w:hyperlink r:id="rId10" w:history="1">
+        <w:hyperlink r:id="rId9" w:history="1">
           <w:r>
             <w:rPr>
               <w:rStyle w:val="Hyperlink"/>
@@ -591,7 +591,7 @@
           <w:sz w:val="24"/>
           <w:u w:val="single"/>
         </w:rPr>
-        <w:hyperlink r:id="rId10" w:history="1">
+        <w:hyperlink r:id="rId9" w:history="1">
           <w:r>
             <w:rPr>
               <w:rStyle w:val="Hyperlink"/>
@@ -2157,7 +2157,7 @@
           <w:sz w:val="24"/>
           <w:u w:val="single"/>
         </w:rPr>
-        <w:hyperlink r:id="rId16" w:history="1">
+        <w:hyperlink r:id="rId15" w:history="1">
           <w:r>
             <w:rPr>
               <w:rStyle w:val="Hyperlink"/>
@@ -2175,7 +2175,7 @@
           <w:sz w:val="24"/>
           <w:u w:val="single"/>
         </w:rPr>
-        <w:hyperlink r:id="rId16" w:history="1">
+        <w:hyperlink r:id="rId15" w:history="1">
           <w:r>
             <w:rPr>
               <w:rStyle w:val="Hyperlink"/>
@@ -2192,7 +2192,14 @@
           <w:color w:val="000000"/>
           <w:sz w:val="24"/>
         </w:rPr>
-        <w:t xml:space="preserve">, </w:t>
+        <w:hyperlink r:id="rId15" w:history="1">
+          <w:r>
+            <w:rPr>
+              <w:rStyle w:val="Hyperlink"/>
+            </w:rPr>
+            <w:t xml:space="preserve">, </w:t>
+          </w:r>
+        </w:hyperlink>
       </w:r>
       <w:r>
         <w:rPr>
@@ -2203,7 +2210,7 @@
           <w:sz w:val="24"/>
           <w:u w:val="single"/>
         </w:rPr>
-        <w:hyperlink r:id="rId17" w:history="1">
+        <w:hyperlink r:id="rId15" w:history="1">
           <w:r>
             <w:rPr>
               <w:rStyle w:val="Hyperlink"/>
@@ -2250,7 +2257,7 @@
           <w:sz w:val="24"/>
           <w:u w:val="single"/>
         </w:rPr>
-        <w:hyperlink r:id="rId15" w:history="1">
+        <w:hyperlink r:id="rId17" w:history="1">
           <w:r>
             <w:rPr>
               <w:rStyle w:val="Hyperlink"/>
@@ -2448,7 +2455,7 @@
           <w:sz w:val="24"/>
           <w:u w:val="single"/>
         </w:rPr>
-        <w:hyperlink r:id="rId19" w:history="1">
+        <w:hyperlink r:id="rId18" w:history="1">
           <w:r>
             <w:rPr>
               <w:rStyle w:val="Hyperlink"/>
@@ -2466,7 +2473,7 @@
           <w:sz w:val="24"/>
           <w:u w:val="single"/>
         </w:rPr>
-        <w:hyperlink r:id="rId19" w:history="1">
+        <w:hyperlink r:id="rId18" w:history="1">
           <w:r>
             <w:rPr>
               <w:rStyle w:val="Hyperlink"/>

--- a/EXPORTS/DOCX/published/niveau3/Dutch/HoofdcursusKampen.docx
+++ b/EXPORTS/DOCX/published/niveau3/Dutch/HoofdcursusKampen.docx
@@ -573,7 +573,7 @@
           <w:sz w:val="24"/>
           <w:u w:val="single"/>
         </w:rPr>
-        <w:hyperlink r:id="rId9" w:history="1">
+        <w:hyperlink r:id="rId10" w:history="1">
           <w:r>
             <w:rPr>
               <w:rStyle w:val="Hyperlink"/>
@@ -591,7 +591,7 @@
           <w:sz w:val="24"/>
           <w:u w:val="single"/>
         </w:rPr>
-        <w:hyperlink r:id="rId9" w:history="1">
+        <w:hyperlink r:id="rId10" w:history="1">
           <w:r>
             <w:rPr>
               <w:rStyle w:val="Hyperlink"/>
@@ -692,6 +692,7 @@
       </w:r>
       <w:r>
         <w:rPr>
+          <w:u w:val="single" w:color="0000ff"/>
           <w:rFonts w:ascii="Charis SIL Regular" w:hAnsi="Charis SIL Regular" w:eastAsia="Charis SIL Regular"/>
           <w:b w:val="0"/>
           <w:i w:val="0"/>

--- a/EXPORTS/DOCX/published/niveau3/Dutch/HoofdcursusKampen.docx
+++ b/EXPORTS/DOCX/published/niveau3/Dutch/HoofdcursusKampen.docx
@@ -544,25 +544,7 @@
           <w:color w:val="000000"/>
           <w:sz w:val="24"/>
         </w:rPr>
-        <w:t>onderzocht (zie on</w:t>
-      </w:r>
-      <w:r>
-        <w:rPr>
-          <w:u w:val="single" w:color="0000ff"/>
-          <w:rFonts w:ascii="Charis SIL Regular" w:hAnsi="Charis SIL Regular" w:eastAsia="Charis SIL Regular"/>
-          <w:b w:val="0"/>
-          <w:i w:val="0"/>
-          <w:color w:val="000000"/>
-          <w:sz w:val="24"/>
-        </w:rPr>
-        <w:hyperlink r:id="rId9" w:history="1">
-          <w:r>
-            <w:rPr>
-              <w:rStyle w:val="Hyperlink"/>
-            </w:rPr>
-            <w:t xml:space="preserve">der </w:t>
-          </w:r>
-        </w:hyperlink>
+        <w:t xml:space="preserve">onderzocht (zie onder </w:t>
       </w:r>
       <w:r>
         <w:rPr>
@@ -591,7 +573,7 @@
           <w:sz w:val="24"/>
           <w:u w:val="single"/>
         </w:rPr>
-        <w:hyperlink r:id="rId10" w:history="1">
+        <w:hyperlink r:id="rId9" w:history="1">
           <w:r>
             <w:rPr>
               <w:rStyle w:val="Hyperlink"/>
@@ -988,7 +970,7 @@
             <w:rPr>
               <w:rStyle w:val="Hyperlink"/>
             </w:rPr>
-            <w:t>desbetreffen</w:t>
+            <w:t>desbetreffend</w:t>
           </w:r>
         </w:hyperlink>
       </w:r>
@@ -999,23 +981,7 @@
           <w:i w:val="0"/>
           <w:color w:val="0000FF"/>
           <w:sz w:val="24"/>
-        </w:rPr>
-        <w:hyperlink r:id="rId11" w:history="1">
-          <w:r>
-            <w:rPr>
-              <w:rStyle w:val="Hyperlink"/>
-            </w:rPr>
-            <w:t>d</w:t>
-          </w:r>
-        </w:hyperlink>
-      </w:r>
-      <w:r>
-        <w:rPr>
-          <w:rFonts w:ascii="Charis SIL Regular" w:hAnsi="Charis SIL Regular" w:eastAsia="Charis SIL Regular"/>
-          <w:b w:val="0"/>
-          <w:i w:val="0"/>
-          <w:color w:val="0000FF"/>
-          <w:sz w:val="24"/>
+          <w:u w:val="single"/>
         </w:rPr>
         <w:t>e</w:t>
       </w:r>
@@ -1044,9 +1010,19 @@
             <w:rPr>
               <w:rStyle w:val="Hyperlink"/>
             </w:rPr>
-            <w:t>zoekhulp</w:t>
+            <w:t>zoekhul</w:t>
           </w:r>
         </w:hyperlink>
+      </w:r>
+      <w:r>
+        <w:rPr>
+          <w:rFonts w:ascii="Charis SIL Regular" w:hAnsi="Charis SIL Regular" w:eastAsia="Charis SIL Regular"/>
+          <w:b w:val="0"/>
+          <w:i w:val="0"/>
+          <w:color w:val="0000FF"/>
+          <w:sz w:val="24"/>
+        </w:rPr>
+        <w:t>p</w:t>
       </w:r>
       <w:r>
         <w:rPr>
@@ -2158,7 +2134,7 @@
           <w:sz w:val="24"/>
           <w:u w:val="single"/>
         </w:rPr>
-        <w:hyperlink r:id="rId15" w:history="1">
+        <w:hyperlink r:id="rId16" w:history="1">
           <w:r>
             <w:rPr>
               <w:rStyle w:val="Hyperlink"/>
@@ -2176,7 +2152,7 @@
           <w:sz w:val="24"/>
           <w:u w:val="single"/>
         </w:rPr>
-        <w:hyperlink r:id="rId15" w:history="1">
+        <w:hyperlink r:id="rId16" w:history="1">
           <w:r>
             <w:rPr>
               <w:rStyle w:val="Hyperlink"/>
@@ -2187,6 +2163,7 @@
       </w:r>
       <w:r>
         <w:rPr>
+          <w:u w:val="single" w:color="0000ff"/>
           <w:rFonts w:ascii="Charis SIL Regular" w:hAnsi="Charis SIL Regular" w:eastAsia="Charis SIL Regular"/>
           <w:b w:val="0"/>
           <w:i w:val="0"/>
@@ -2211,7 +2188,7 @@
           <w:sz w:val="24"/>
           <w:u w:val="single"/>
         </w:rPr>
-        <w:hyperlink r:id="rId15" w:history="1">
+        <w:hyperlink r:id="rId17" w:history="1">
           <w:r>
             <w:rPr>
               <w:rStyle w:val="Hyperlink"/>

--- a/EXPORTS/DOCX/published/niveau3/Dutch/HoofdcursusKampen.docx
+++ b/EXPORTS/DOCX/published/niveau3/Dutch/HoofdcursusKampen.docx
@@ -544,7 +544,25 @@
           <w:color w:val="000000"/>
           <w:sz w:val="24"/>
         </w:rPr>
-        <w:t xml:space="preserve">onderzocht (zie onder </w:t>
+        <w:t>onderzocht (zie on</w:t>
+      </w:r>
+      <w:r>
+        <w:rPr>
+          <w:u w:val="single" w:color="0000ff"/>
+          <w:rFonts w:ascii="Charis SIL Regular" w:hAnsi="Charis SIL Regular" w:eastAsia="Charis SIL Regular"/>
+          <w:b w:val="0"/>
+          <w:i w:val="0"/>
+          <w:color w:val="000000"/>
+          <w:sz w:val="24"/>
+        </w:rPr>
+        <w:hyperlink r:id="rId9" w:history="1">
+          <w:r>
+            <w:rPr>
+              <w:rStyle w:val="Hyperlink"/>
+            </w:rPr>
+            <w:t xml:space="preserve">der </w:t>
+          </w:r>
+        </w:hyperlink>
       </w:r>
       <w:r>
         <w:rPr>
@@ -555,7 +573,7 @@
           <w:sz w:val="24"/>
           <w:u w:val="single"/>
         </w:rPr>
-        <w:hyperlink r:id="rId10" w:history="1">
+        <w:hyperlink r:id="rId9" w:history="1">
           <w:r>
             <w:rPr>
               <w:rStyle w:val="Hyperlink"/>
@@ -674,7 +692,6 @@
       </w:r>
       <w:r>
         <w:rPr>
-          <w:u w:val="single" w:color="0000ff"/>
           <w:rFonts w:ascii="Charis SIL Regular" w:hAnsi="Charis SIL Regular" w:eastAsia="Charis SIL Regular"/>
           <w:b w:val="0"/>
           <w:i w:val="0"/>
@@ -970,7 +987,7 @@
             <w:rPr>
               <w:rStyle w:val="Hyperlink"/>
             </w:rPr>
-            <w:t>desbetreffend</w:t>
+            <w:t>desbetreffen</w:t>
           </w:r>
         </w:hyperlink>
       </w:r>
@@ -982,6 +999,16 @@
           <w:color w:val="0000FF"/>
           <w:sz w:val="24"/>
           <w:u w:val="single"/>
+        </w:rPr>
+        <w:t>d</w:t>
+      </w:r>
+      <w:r>
+        <w:rPr>
+          <w:rFonts w:ascii="Charis SIL Regular" w:hAnsi="Charis SIL Regular" w:eastAsia="Charis SIL Regular"/>
+          <w:b w:val="0"/>
+          <w:i w:val="0"/>
+          <w:color w:val="0000FF"/>
+          <w:sz w:val="24"/>
         </w:rPr>
         <w:t>e</w:t>
       </w:r>
@@ -1010,19 +1037,9 @@
             <w:rPr>
               <w:rStyle w:val="Hyperlink"/>
             </w:rPr>
-            <w:t>zoekhul</w:t>
+            <w:t>zoekhulp</w:t>
           </w:r>
         </w:hyperlink>
-      </w:r>
-      <w:r>
-        <w:rPr>
-          <w:rFonts w:ascii="Charis SIL Regular" w:hAnsi="Charis SIL Regular" w:eastAsia="Charis SIL Regular"/>
-          <w:b w:val="0"/>
-          <w:i w:val="0"/>
-          <w:color w:val="0000FF"/>
-          <w:sz w:val="24"/>
-        </w:rPr>
-        <w:t>p</w:t>
       </w:r>
       <w:r>
         <w:rPr>
@@ -1036,21 +1053,13 @@
       </w:r>
       <w:r>
         <w:rPr>
-          <w:u w:val="single" w:color="0000ff"/>
           <w:rFonts w:ascii="Charis SIL Regular" w:hAnsi="Charis SIL Regular" w:eastAsia="Charis SIL Regular"/>
           <w:b w:val="0"/>
           <w:i w:val="0"/>
           <w:color w:val="000000"/>
           <w:sz w:val="24"/>
         </w:rPr>
-        <w:hyperlink r:id="rId11" w:history="1">
-          <w:r>
-            <w:rPr>
-              <w:rStyle w:val="Hyperlink"/>
-            </w:rPr>
-            <w:t>het latere Volk</w:t>
-          </w:r>
-        </w:hyperlink>
+        <w:t>het latere Volk</w:t>
       </w:r>
       <w:r>
         <w:rPr>
@@ -2134,7 +2143,7 @@
           <w:sz w:val="24"/>
           <w:u w:val="single"/>
         </w:rPr>
-        <w:hyperlink r:id="rId16" w:history="1">
+        <w:hyperlink r:id="rId15" w:history="1">
           <w:r>
             <w:rPr>
               <w:rStyle w:val="Hyperlink"/>
@@ -2152,7 +2161,7 @@
           <w:sz w:val="24"/>
           <w:u w:val="single"/>
         </w:rPr>
-        <w:hyperlink r:id="rId16" w:history="1">
+        <w:hyperlink r:id="rId15" w:history="1">
           <w:r>
             <w:rPr>
               <w:rStyle w:val="Hyperlink"/>

--- a/EXPORTS/DOCX/published/niveau3/Dutch/HoofdcursusKampen.docx
+++ b/EXPORTS/DOCX/published/niveau3/Dutch/HoofdcursusKampen.docx
@@ -2143,7 +2143,7 @@
           <w:sz w:val="24"/>
           <w:u w:val="single"/>
         </w:rPr>
-        <w:hyperlink r:id="rId15" w:history="1">
+        <w:hyperlink r:id="rId16" w:history="1">
           <w:r>
             <w:rPr>
               <w:rStyle w:val="Hyperlink"/>
@@ -2161,7 +2161,7 @@
           <w:sz w:val="24"/>
           <w:u w:val="single"/>
         </w:rPr>
-        <w:hyperlink r:id="rId15" w:history="1">
+        <w:hyperlink r:id="rId16" w:history="1">
           <w:r>
             <w:rPr>
               <w:rStyle w:val="Hyperlink"/>
@@ -2442,7 +2442,7 @@
           <w:sz w:val="24"/>
           <w:u w:val="single"/>
         </w:rPr>
-        <w:hyperlink r:id="rId18" w:history="1">
+        <w:hyperlink r:id="rId19" w:history="1">
           <w:r>
             <w:rPr>
               <w:rStyle w:val="Hyperlink"/>
@@ -2460,7 +2460,7 @@
           <w:sz w:val="24"/>
           <w:u w:val="single"/>
         </w:rPr>
-        <w:hyperlink r:id="rId18" w:history="1">
+        <w:hyperlink r:id="rId19" w:history="1">
           <w:r>
             <w:rPr>
               <w:rStyle w:val="Hyperlink"/>

--- a/EXPORTS/DOCX/published/niveau3/Dutch/HoofdcursusKampen.docx
+++ b/EXPORTS/DOCX/published/niveau3/Dutch/HoofdcursusKampen.docx
@@ -555,14 +555,7 @@
           <w:color w:val="000000"/>
           <w:sz w:val="24"/>
         </w:rPr>
-        <w:hyperlink r:id="rId9" w:history="1">
-          <w:r>
-            <w:rPr>
-              <w:rStyle w:val="Hyperlink"/>
-            </w:rPr>
-            <w:t xml:space="preserve">der </w:t>
-          </w:r>
-        </w:hyperlink>
+        <w:t xml:space="preserve">der </w:t>
       </w:r>
       <w:r>
         <w:rPr>
@@ -987,7 +980,7 @@
             <w:rPr>
               <w:rStyle w:val="Hyperlink"/>
             </w:rPr>
-            <w:t>desbetreffen</w:t>
+            <w:t>desbetreffend</w:t>
           </w:r>
         </w:hyperlink>
       </w:r>
@@ -1000,16 +993,6 @@
           <w:sz w:val="24"/>
           <w:u w:val="single"/>
         </w:rPr>
-        <w:t>d</w:t>
-      </w:r>
-      <w:r>
-        <w:rPr>
-          <w:rFonts w:ascii="Charis SIL Regular" w:hAnsi="Charis SIL Regular" w:eastAsia="Charis SIL Regular"/>
-          <w:b w:val="0"/>
-          <w:i w:val="0"/>
-          <w:color w:val="0000FF"/>
-          <w:sz w:val="24"/>
-        </w:rPr>
         <w:t>e</w:t>
       </w:r>
       <w:r>
@@ -1019,7 +1002,6 @@
           <w:i w:val="0"/>
           <w:color w:val="0000FF"/>
           <w:sz w:val="24"/>
-          <w:u w:val="single"/>
         </w:rPr>
         <w:t xml:space="preserve"> </w:t>
       </w:r>
@@ -1053,13 +1035,21 @@
       </w:r>
       <w:r>
         <w:rPr>
+          <w:u w:val="single" w:color="0000ff"/>
           <w:rFonts w:ascii="Charis SIL Regular" w:hAnsi="Charis SIL Regular" w:eastAsia="Charis SIL Regular"/>
           <w:b w:val="0"/>
           <w:i w:val="0"/>
           <w:color w:val="000000"/>
           <w:sz w:val="24"/>
         </w:rPr>
-        <w:t>het latere Volk</w:t>
+        <w:hyperlink r:id="rId11" w:history="1">
+          <w:r>
+            <w:rPr>
+              <w:rStyle w:val="Hyperlink"/>
+            </w:rPr>
+            <w:t>het latere Volk</w:t>
+          </w:r>
+        </w:hyperlink>
       </w:r>
       <w:r>
         <w:rPr>
@@ -2161,7 +2151,7 @@
           <w:sz w:val="24"/>
           <w:u w:val="single"/>
         </w:rPr>
-        <w:hyperlink r:id="rId16" w:history="1">
+        <w:hyperlink r:id="rId15" w:history="1">
           <w:r>
             <w:rPr>
               <w:rStyle w:val="Hyperlink"/>
@@ -2172,7 +2162,6 @@
       </w:r>
       <w:r>
         <w:rPr>
-          <w:u w:val="single" w:color="0000ff"/>
           <w:rFonts w:ascii="Charis SIL Regular" w:hAnsi="Charis SIL Regular" w:eastAsia="Charis SIL Regular"/>
           <w:b w:val="0"/>
           <w:i w:val="0"/>
@@ -2197,7 +2186,7 @@
           <w:sz w:val="24"/>
           <w:u w:val="single"/>
         </w:rPr>
-        <w:hyperlink r:id="rId17" w:history="1">
+        <w:hyperlink r:id="rId15" w:history="1">
           <w:r>
             <w:rPr>
               <w:rStyle w:val="Hyperlink"/>
@@ -2226,7 +2215,7 @@
           <w:sz w:val="24"/>
           <w:u w:val="single"/>
         </w:rPr>
-        <w:hyperlink r:id="rId17" w:history="1">
+        <w:hyperlink r:id="rId15" w:history="1">
           <w:r>
             <w:rPr>
               <w:rStyle w:val="Hyperlink"/>
@@ -2244,7 +2233,7 @@
           <w:sz w:val="24"/>
           <w:u w:val="single"/>
         </w:rPr>
-        <w:hyperlink r:id="rId17" w:history="1">
+        <w:hyperlink r:id="rId15" w:history="1">
           <w:r>
             <w:rPr>
               <w:rStyle w:val="Hyperlink"/>
@@ -2342,7 +2331,7 @@
           <w:sz w:val="24"/>
           <w:u w:val="single"/>
         </w:rPr>
-        <w:hyperlink r:id="rId18" w:history="1">
+        <w:hyperlink r:id="rId17" w:history="1">
           <w:r>
             <w:rPr>
               <w:rStyle w:val="Hyperlink"/>
@@ -2360,7 +2349,7 @@
           <w:sz w:val="24"/>
           <w:u w:val="single"/>
         </w:rPr>
-        <w:hyperlink r:id="rId18" w:history="1">
+        <w:hyperlink r:id="rId17" w:history="1">
           <w:r>
             <w:rPr>
               <w:rStyle w:val="Hyperlink"/>
@@ -2378,7 +2367,7 @@
           <w:sz w:val="24"/>
           <w:u w:val="single"/>
         </w:rPr>
-        <w:hyperlink r:id="rId18" w:history="1">
+        <w:hyperlink r:id="rId17" w:history="1">
           <w:r>
             <w:rPr>
               <w:rStyle w:val="Hyperlink"/>
@@ -2396,7 +2385,7 @@
           <w:sz w:val="24"/>
           <w:u w:val="single"/>
         </w:rPr>
-        <w:hyperlink r:id="rId18" w:history="1">
+        <w:hyperlink r:id="rId17" w:history="1">
           <w:r>
             <w:rPr>
               <w:rStyle w:val="Hyperlink"/>
@@ -2424,7 +2413,7 @@
           <w:sz w:val="24"/>
           <w:u w:val="single"/>
         </w:rPr>
-        <w:hyperlink r:id="rId19" w:history="1">
+        <w:hyperlink r:id="rId18" w:history="1">
           <w:r>
             <w:rPr>
               <w:rStyle w:val="Hyperlink"/>
@@ -2442,7 +2431,7 @@
           <w:sz w:val="24"/>
           <w:u w:val="single"/>
         </w:rPr>
-        <w:hyperlink r:id="rId19" w:history="1">
+        <w:hyperlink r:id="rId18" w:history="1">
           <w:r>
             <w:rPr>
               <w:rStyle w:val="Hyperlink"/>
@@ -2460,7 +2449,7 @@
           <w:sz w:val="24"/>
           <w:u w:val="single"/>
         </w:rPr>
-        <w:hyperlink r:id="rId19" w:history="1">
+        <w:hyperlink r:id="rId17" w:history="1">
           <w:r>
             <w:rPr>
               <w:rStyle w:val="Hyperlink"/>
@@ -2617,7 +2606,7 @@
           <w:sz w:val="24"/>
           <w:u w:val="single"/>
         </w:rPr>
-        <w:hyperlink r:id="rId20" w:history="1">
+        <w:hyperlink r:id="rId19" w:history="1">
           <w:r>
             <w:rPr>
               <w:rStyle w:val="Hyperlink"/>
@@ -2635,7 +2624,7 @@
           <w:sz w:val="24"/>
           <w:u w:val="single"/>
         </w:rPr>
-        <w:hyperlink r:id="rId20" w:history="1">
+        <w:hyperlink r:id="rId19" w:history="1">
           <w:r>
             <w:rPr>
               <w:rStyle w:val="Hyperlink"/>
@@ -2653,7 +2642,7 @@
           <w:sz w:val="24"/>
           <w:u w:val="single"/>
         </w:rPr>
-        <w:hyperlink r:id="rId20" w:history="1">
+        <w:hyperlink r:id="rId19" w:history="1">
           <w:r>
             <w:rPr>
               <w:rStyle w:val="Hyperlink"/>
@@ -2671,7 +2660,7 @@
           <w:sz w:val="24"/>
           <w:u w:val="single"/>
         </w:rPr>
-        <w:hyperlink r:id="rId20" w:history="1">
+        <w:hyperlink r:id="rId19" w:history="1">
           <w:r>
             <w:rPr>
               <w:rStyle w:val="Hyperlink"/>
@@ -2689,7 +2678,7 @@
           <w:sz w:val="24"/>
           <w:u w:val="single"/>
         </w:rPr>
-        <w:hyperlink r:id="rId20" w:history="1">
+        <w:hyperlink r:id="rId19" w:history="1">
           <w:r>
             <w:rPr>
               <w:rStyle w:val="Hyperlink"/>
@@ -2707,7 +2696,7 @@
           <w:sz w:val="24"/>
           <w:u w:val="single"/>
         </w:rPr>
-        <w:hyperlink r:id="rId20" w:history="1">
+        <w:hyperlink r:id="rId19" w:history="1">
           <w:r>
             <w:rPr>
               <w:rStyle w:val="Hyperlink"/>
@@ -2725,7 +2714,7 @@
           <w:sz w:val="24"/>
           <w:u w:val="single"/>
         </w:rPr>
-        <w:hyperlink r:id="rId20" w:history="1">
+        <w:hyperlink r:id="rId19" w:history="1">
           <w:r>
             <w:rPr>
               <w:rStyle w:val="Hyperlink"/>
@@ -2743,7 +2732,7 @@
           <w:sz w:val="24"/>
           <w:u w:val="single"/>
         </w:rPr>
-        <w:hyperlink r:id="rId20" w:history="1">
+        <w:hyperlink r:id="rId19" w:history="1">
           <w:r>
             <w:rPr>
               <w:rStyle w:val="Hyperlink"/>
@@ -2761,7 +2750,7 @@
           <w:sz w:val="24"/>
           <w:u w:val="single"/>
         </w:rPr>
-        <w:hyperlink r:id="rId20" w:history="1">
+        <w:hyperlink r:id="rId19" w:history="1">
           <w:r>
             <w:rPr>
               <w:rStyle w:val="Hyperlink"/>
@@ -2779,7 +2768,7 @@
           <w:sz w:val="24"/>
           <w:u w:val="single"/>
         </w:rPr>
-        <w:hyperlink r:id="rId20" w:history="1">
+        <w:hyperlink r:id="rId19" w:history="1">
           <w:r>
             <w:rPr>
               <w:rStyle w:val="Hyperlink"/>
@@ -2797,7 +2786,7 @@
           <w:sz w:val="24"/>
           <w:u w:val="single"/>
         </w:rPr>
-        <w:hyperlink r:id="rId20" w:history="1">
+        <w:hyperlink r:id="rId19" w:history="1">
           <w:r>
             <w:rPr>
               <w:rStyle w:val="Hyperlink"/>
@@ -2815,7 +2804,7 @@
           <w:sz w:val="24"/>
           <w:u w:val="single"/>
         </w:rPr>
-        <w:hyperlink r:id="rId20" w:history="1">
+        <w:hyperlink r:id="rId19" w:history="1">
           <w:r>
             <w:rPr>
               <w:rStyle w:val="Hyperlink"/>
@@ -2833,7 +2822,7 @@
           <w:sz w:val="24"/>
           <w:u w:val="single"/>
         </w:rPr>
-        <w:hyperlink r:id="rId20" w:history="1">
+        <w:hyperlink r:id="rId19" w:history="1">
           <w:r>
             <w:rPr>
               <w:rStyle w:val="Hyperlink"/>
@@ -2851,7 +2840,7 @@
           <w:sz w:val="24"/>
           <w:u w:val="single"/>
         </w:rPr>
-        <w:hyperlink r:id="rId20" w:history="1">
+        <w:hyperlink r:id="rId19" w:history="1">
           <w:r>
             <w:rPr>
               <w:rStyle w:val="Hyperlink"/>
@@ -2869,7 +2858,7 @@
           <w:sz w:val="24"/>
           <w:u w:val="single"/>
         </w:rPr>
-        <w:hyperlink r:id="rId20" w:history="1">
+        <w:hyperlink r:id="rId19" w:history="1">
           <w:r>
             <w:rPr>
               <w:rStyle w:val="Hyperlink"/>
@@ -3027,7 +3016,7 @@
           <w:sz w:val="24"/>
           <w:u w:val="single"/>
         </w:rPr>
-        <w:hyperlink r:id="rId21" w:history="1">
+        <w:hyperlink r:id="rId20" w:history="1">
           <w:r>
             <w:rPr>
               <w:rStyle w:val="Hyperlink"/>
@@ -3045,7 +3034,7 @@
           <w:sz w:val="24"/>
           <w:u w:val="single"/>
         </w:rPr>
-        <w:hyperlink r:id="rId21" w:history="1">
+        <w:hyperlink r:id="rId20" w:history="1">
           <w:r>
             <w:rPr>
               <w:rStyle w:val="Hyperlink"/>
@@ -3063,7 +3052,7 @@
           <w:sz w:val="24"/>
           <w:u w:val="single"/>
         </w:rPr>
-        <w:hyperlink r:id="rId21" w:history="1">
+        <w:hyperlink r:id="rId20" w:history="1">
           <w:r>
             <w:rPr>
               <w:rStyle w:val="Hyperlink"/>
@@ -3081,7 +3070,7 @@
           <w:sz w:val="24"/>
           <w:u w:val="single"/>
         </w:rPr>
-        <w:hyperlink r:id="rId21" w:history="1">
+        <w:hyperlink r:id="rId20" w:history="1">
           <w:r>
             <w:rPr>
               <w:rStyle w:val="Hyperlink"/>
@@ -3099,7 +3088,7 @@
           <w:sz w:val="24"/>
           <w:u w:val="single"/>
         </w:rPr>
-        <w:hyperlink r:id="rId21" w:history="1">
+        <w:hyperlink r:id="rId20" w:history="1">
           <w:r>
             <w:rPr>
               <w:rStyle w:val="Hyperlink"/>
@@ -3120,7 +3109,7 @@
           <w:sz w:val="24"/>
           <w:u w:val="single"/>
         </w:rPr>
-        <w:hyperlink r:id="rId21" w:history="1">
+        <w:hyperlink r:id="rId20" w:history="1">
           <w:r>
             <w:rPr>
               <w:rStyle w:val="Hyperlink"/>
@@ -3138,7 +3127,7 @@
           <w:sz w:val="24"/>
           <w:u w:val="single"/>
         </w:rPr>
-        <w:hyperlink r:id="rId21" w:history="1">
+        <w:hyperlink r:id="rId20" w:history="1">
           <w:r>
             <w:rPr>
               <w:rStyle w:val="Hyperlink"/>
@@ -3156,7 +3145,7 @@
           <w:sz w:val="24"/>
           <w:u w:val="single"/>
         </w:rPr>
-        <w:hyperlink r:id="rId21" w:history="1">
+        <w:hyperlink r:id="rId20" w:history="1">
           <w:r>
             <w:rPr>
               <w:rStyle w:val="Hyperlink"/>
@@ -3174,7 +3163,7 @@
           <w:sz w:val="24"/>
           <w:u w:val="single"/>
         </w:rPr>
-        <w:hyperlink r:id="rId21" w:history="1">
+        <w:hyperlink r:id="rId20" w:history="1">
           <w:r>
             <w:rPr>
               <w:rStyle w:val="Hyperlink"/>
@@ -3192,7 +3181,7 @@
           <w:sz w:val="24"/>
           <w:u w:val="single"/>
         </w:rPr>
-        <w:hyperlink r:id="rId21" w:history="1">
+        <w:hyperlink r:id="rId20" w:history="1">
           <w:r>
             <w:rPr>
               <w:rStyle w:val="Hyperlink"/>
@@ -3343,7 +3332,7 @@
           <w:sz w:val="24"/>
           <w:u w:val="single"/>
         </w:rPr>
-        <w:hyperlink r:id="rId22" w:history="1">
+        <w:hyperlink r:id="rId21" w:history="1">
           <w:r>
             <w:rPr>
               <w:rStyle w:val="Hyperlink"/>
@@ -3361,7 +3350,7 @@
           <w:sz w:val="24"/>
           <w:u w:val="single"/>
         </w:rPr>
-        <w:hyperlink r:id="rId22" w:history="1">
+        <w:hyperlink r:id="rId21" w:history="1">
           <w:r>
             <w:rPr>
               <w:rStyle w:val="Hyperlink"/>
@@ -3379,7 +3368,7 @@
           <w:sz w:val="24"/>
           <w:u w:val="single"/>
         </w:rPr>
-        <w:hyperlink r:id="rId22" w:history="1">
+        <w:hyperlink r:id="rId21" w:history="1">
           <w:r>
             <w:rPr>
               <w:rStyle w:val="Hyperlink"/>
@@ -3397,7 +3386,7 @@
           <w:sz w:val="24"/>
           <w:u w:val="single"/>
         </w:rPr>
-        <w:hyperlink r:id="rId22" w:history="1">
+        <w:hyperlink r:id="rId21" w:history="1">
           <w:r>
             <w:rPr>
               <w:rStyle w:val="Hyperlink"/>
@@ -3415,7 +3404,7 @@
           <w:sz w:val="24"/>
           <w:u w:val="single"/>
         </w:rPr>
-        <w:hyperlink r:id="rId22" w:history="1">
+        <w:hyperlink r:id="rId21" w:history="1">
           <w:r>
             <w:rPr>
               <w:rStyle w:val="Hyperlink"/>
@@ -3433,7 +3422,7 @@
           <w:sz w:val="24"/>
           <w:u w:val="single"/>
         </w:rPr>
-        <w:hyperlink r:id="rId22" w:history="1">
+        <w:hyperlink r:id="rId21" w:history="1">
           <w:r>
             <w:rPr>
               <w:rStyle w:val="Hyperlink"/>
@@ -3451,7 +3440,7 @@
           <w:sz w:val="24"/>
           <w:u w:val="single"/>
         </w:rPr>
-        <w:hyperlink r:id="rId22" w:history="1">
+        <w:hyperlink r:id="rId21" w:history="1">
           <w:r>
             <w:rPr>
               <w:rStyle w:val="Hyperlink"/>
@@ -3469,7 +3458,7 @@
           <w:sz w:val="24"/>
           <w:u w:val="single"/>
         </w:rPr>
-        <w:hyperlink r:id="rId22" w:history="1">
+        <w:hyperlink r:id="rId21" w:history="1">
           <w:r>
             <w:rPr>
               <w:rStyle w:val="Hyperlink"/>
@@ -3487,7 +3476,7 @@
           <w:sz w:val="24"/>
           <w:u w:val="single"/>
         </w:rPr>
-        <w:hyperlink r:id="rId22" w:history="1">
+        <w:hyperlink r:id="rId21" w:history="1">
           <w:r>
             <w:rPr>
               <w:rStyle w:val="Hyperlink"/>

--- a/EXPORTS/DOCX/published/niveau3/Dutch/HoofdcursusKampen.docx
+++ b/EXPORTS/DOCX/published/niveau3/Dutch/HoofdcursusKampen.docx
@@ -555,7 +555,14 @@
           <w:color w:val="000000"/>
           <w:sz w:val="24"/>
         </w:rPr>
-        <w:t xml:space="preserve">der </w:t>
+        <w:hyperlink r:id="rId9" w:history="1">
+          <w:r>
+            <w:rPr>
+              <w:rStyle w:val="Hyperlink"/>
+            </w:rPr>
+            <w:t xml:space="preserve">der </w:t>
+          </w:r>
+        </w:hyperlink>
       </w:r>
       <w:r>
         <w:rPr>
@@ -685,6 +692,7 @@
       </w:r>
       <w:r>
         <w:rPr>
+          <w:u w:val="single" w:color="0000ff"/>
           <w:rFonts w:ascii="Charis SIL Regular" w:hAnsi="Charis SIL Regular" w:eastAsia="Charis SIL Regular"/>
           <w:b w:val="0"/>
           <w:i w:val="0"/>
@@ -767,32 +775,7 @@
           <w:color w:val="000000"/>
           <w:sz w:val="24"/>
         </w:rPr>
-        <w:hyperlink r:id="rId9" w:history="1">
-          <w:r>
-            <w:rPr>
-              <w:rStyle w:val="Hyperlink"/>
-            </w:rPr>
-            <w:t>sku</w:t>
-          </w:r>
-        </w:hyperlink>
-      </w:r>
-      <w:r>
-        <w:rPr>
-          <w:u w:val="single" w:color="0000ff"/>
-          <w:rFonts w:ascii="Charis SIL Regular" w:hAnsi="Charis SIL Regular" w:eastAsia="Charis SIL Regular"/>
-          <w:b w:val="0"/>
-          <w:i w:val="0"/>
-          <w:color w:val="000000"/>
-          <w:sz w:val="24"/>
-        </w:rPr>
-        <w:hyperlink r:id="rId9" w:history="1">
-          <w:r>
-            <w:rPr>
-              <w:rStyle w:val="Hyperlink"/>
-            </w:rPr>
-            <w:t>il, die Va</w:t>
-          </w:r>
-        </w:hyperlink>
+        <w:t>skuil, die Va</w:t>
       </w:r>
       <w:r>
         <w:rPr>
@@ -980,7 +963,7 @@
             <w:rPr>
               <w:rStyle w:val="Hyperlink"/>
             </w:rPr>
-            <w:t>desbetreffend</w:t>
+            <w:t>desbetreffen</w:t>
           </w:r>
         </w:hyperlink>
       </w:r>
@@ -991,7 +974,23 @@
           <w:i w:val="0"/>
           <w:color w:val="0000FF"/>
           <w:sz w:val="24"/>
-          <w:u w:val="single"/>
+        </w:rPr>
+        <w:hyperlink r:id="rId11" w:history="1">
+          <w:r>
+            <w:rPr>
+              <w:rStyle w:val="Hyperlink"/>
+            </w:rPr>
+            <w:t>d</w:t>
+          </w:r>
+        </w:hyperlink>
+      </w:r>
+      <w:r>
+        <w:rPr>
+          <w:rFonts w:ascii="Charis SIL Regular" w:hAnsi="Charis SIL Regular" w:eastAsia="Charis SIL Regular"/>
+          <w:b w:val="0"/>
+          <w:i w:val="0"/>
+          <w:color w:val="0000FF"/>
+          <w:sz w:val="24"/>
         </w:rPr>
         <w:t>e</w:t>
       </w:r>
@@ -1002,6 +1001,7 @@
           <w:i w:val="0"/>
           <w:color w:val="0000FF"/>
           <w:sz w:val="24"/>
+          <w:u w:val="single"/>
         </w:rPr>
         <w:t xml:space="preserve"> </w:t>
       </w:r>
@@ -1035,21 +1035,13 @@
       </w:r>
       <w:r>
         <w:rPr>
-          <w:u w:val="single" w:color="0000ff"/>
           <w:rFonts w:ascii="Charis SIL Regular" w:hAnsi="Charis SIL Regular" w:eastAsia="Charis SIL Regular"/>
           <w:b w:val="0"/>
           <w:i w:val="0"/>
           <w:color w:val="000000"/>
           <w:sz w:val="24"/>
         </w:rPr>
-        <w:hyperlink r:id="rId11" w:history="1">
-          <w:r>
-            <w:rPr>
-              <w:rStyle w:val="Hyperlink"/>
-            </w:rPr>
-            <w:t>het latere Volk</w:t>
-          </w:r>
-        </w:hyperlink>
+        <w:t>het latere Volk</w:t>
       </w:r>
       <w:r>
         <w:rPr>
@@ -1214,25 +1206,7 @@
           <w:color w:val="000000"/>
           <w:sz w:val="24"/>
         </w:rPr>
-        <w:t>Wereldmuseum Leiden is het arch</w:t>
-      </w:r>
-      <w:r>
-        <w:rPr>
-          <w:u w:val="single" w:color="0000ff"/>
-          <w:rFonts w:ascii="Charis SIL Regular" w:hAnsi="Charis SIL Regular" w:eastAsia="Charis SIL Regular"/>
-          <w:b w:val="0"/>
-          <w:i w:val="0"/>
-          <w:color w:val="000000"/>
-          <w:sz w:val="24"/>
-        </w:rPr>
-        <w:hyperlink r:id="rId12" w:history="1">
-          <w:r>
-            <w:rPr>
-              <w:rStyle w:val="Hyperlink"/>
-            </w:rPr>
-            <w:t>ief van Volkenk</w:t>
-          </w:r>
-        </w:hyperlink>
+        <w:t>Wereldmuseum Leiden is het archief van Volkenk</w:t>
       </w:r>
       <w:r>
         <w:rPr>
@@ -2133,7 +2107,7 @@
           <w:sz w:val="24"/>
           <w:u w:val="single"/>
         </w:rPr>
-        <w:hyperlink r:id="rId16" w:history="1">
+        <w:hyperlink r:id="rId15" w:history="1">
           <w:r>
             <w:rPr>
               <w:rStyle w:val="Hyperlink"/>
@@ -2186,7 +2160,7 @@
           <w:sz w:val="24"/>
           <w:u w:val="single"/>
         </w:rPr>
-        <w:hyperlink r:id="rId15" w:history="1">
+        <w:hyperlink r:id="rId17" w:history="1">
           <w:r>
             <w:rPr>
               <w:rStyle w:val="Hyperlink"/>
@@ -2215,7 +2189,7 @@
           <w:sz w:val="24"/>
           <w:u w:val="single"/>
         </w:rPr>
-        <w:hyperlink r:id="rId15" w:history="1">
+        <w:hyperlink r:id="rId17" w:history="1">
           <w:r>
             <w:rPr>
               <w:rStyle w:val="Hyperlink"/>
@@ -2233,7 +2207,7 @@
           <w:sz w:val="24"/>
           <w:u w:val="single"/>
         </w:rPr>
-        <w:hyperlink r:id="rId15" w:history="1">
+        <w:hyperlink r:id="rId17" w:history="1">
           <w:r>
             <w:rPr>
               <w:rStyle w:val="Hyperlink"/>
@@ -2331,7 +2305,7 @@
           <w:sz w:val="24"/>
           <w:u w:val="single"/>
         </w:rPr>
-        <w:hyperlink r:id="rId17" w:history="1">
+        <w:hyperlink r:id="rId18" w:history="1">
           <w:r>
             <w:rPr>
               <w:rStyle w:val="Hyperlink"/>
@@ -2349,7 +2323,7 @@
           <w:sz w:val="24"/>
           <w:u w:val="single"/>
         </w:rPr>
-        <w:hyperlink r:id="rId17" w:history="1">
+        <w:hyperlink r:id="rId18" w:history="1">
           <w:r>
             <w:rPr>
               <w:rStyle w:val="Hyperlink"/>
@@ -2367,7 +2341,7 @@
           <w:sz w:val="24"/>
           <w:u w:val="single"/>
         </w:rPr>
-        <w:hyperlink r:id="rId17" w:history="1">
+        <w:hyperlink r:id="rId18" w:history="1">
           <w:r>
             <w:rPr>
               <w:rStyle w:val="Hyperlink"/>
@@ -2385,7 +2359,7 @@
           <w:sz w:val="24"/>
           <w:u w:val="single"/>
         </w:rPr>
-        <w:hyperlink r:id="rId17" w:history="1">
+        <w:hyperlink r:id="rId18" w:history="1">
           <w:r>
             <w:rPr>
               <w:rStyle w:val="Hyperlink"/>
@@ -2413,7 +2387,7 @@
           <w:sz w:val="24"/>
           <w:u w:val="single"/>
         </w:rPr>
-        <w:hyperlink r:id="rId18" w:history="1">
+        <w:hyperlink r:id="rId19" w:history="1">
           <w:r>
             <w:rPr>
               <w:rStyle w:val="Hyperlink"/>
@@ -2449,7 +2423,7 @@
           <w:sz w:val="24"/>
           <w:u w:val="single"/>
         </w:rPr>
-        <w:hyperlink r:id="rId17" w:history="1">
+        <w:hyperlink r:id="rId18" w:history="1">
           <w:r>
             <w:rPr>
               <w:rStyle w:val="Hyperlink"/>
@@ -2606,7 +2580,7 @@
           <w:sz w:val="24"/>
           <w:u w:val="single"/>
         </w:rPr>
-        <w:hyperlink r:id="rId19" w:history="1">
+        <w:hyperlink r:id="rId20" w:history="1">
           <w:r>
             <w:rPr>
               <w:rStyle w:val="Hyperlink"/>
@@ -2624,7 +2598,7 @@
           <w:sz w:val="24"/>
           <w:u w:val="single"/>
         </w:rPr>
-        <w:hyperlink r:id="rId19" w:history="1">
+        <w:hyperlink r:id="rId20" w:history="1">
           <w:r>
             <w:rPr>
               <w:rStyle w:val="Hyperlink"/>
@@ -2642,7 +2616,7 @@
           <w:sz w:val="24"/>
           <w:u w:val="single"/>
         </w:rPr>
-        <w:hyperlink r:id="rId19" w:history="1">
+        <w:hyperlink r:id="rId20" w:history="1">
           <w:r>
             <w:rPr>
               <w:rStyle w:val="Hyperlink"/>
@@ -2660,7 +2634,7 @@
           <w:sz w:val="24"/>
           <w:u w:val="single"/>
         </w:rPr>
-        <w:hyperlink r:id="rId19" w:history="1">
+        <w:hyperlink r:id="rId20" w:history="1">
           <w:r>
             <w:rPr>
               <w:rStyle w:val="Hyperlink"/>
@@ -2678,7 +2652,7 @@
           <w:sz w:val="24"/>
           <w:u w:val="single"/>
         </w:rPr>
-        <w:hyperlink r:id="rId19" w:history="1">
+        <w:hyperlink r:id="rId20" w:history="1">
           <w:r>
             <w:rPr>
               <w:rStyle w:val="Hyperlink"/>
@@ -2696,7 +2670,7 @@
           <w:sz w:val="24"/>
           <w:u w:val="single"/>
         </w:rPr>
-        <w:hyperlink r:id="rId19" w:history="1">
+        <w:hyperlink r:id="rId20" w:history="1">
           <w:r>
             <w:rPr>
               <w:rStyle w:val="Hyperlink"/>
@@ -2714,7 +2688,7 @@
           <w:sz w:val="24"/>
           <w:u w:val="single"/>
         </w:rPr>
-        <w:hyperlink r:id="rId19" w:history="1">
+        <w:hyperlink r:id="rId20" w:history="1">
           <w:r>
             <w:rPr>
               <w:rStyle w:val="Hyperlink"/>
@@ -2732,7 +2706,7 @@
           <w:sz w:val="24"/>
           <w:u w:val="single"/>
         </w:rPr>
-        <w:hyperlink r:id="rId19" w:history="1">
+        <w:hyperlink r:id="rId20" w:history="1">
           <w:r>
             <w:rPr>
               <w:rStyle w:val="Hyperlink"/>
@@ -2750,7 +2724,7 @@
           <w:sz w:val="24"/>
           <w:u w:val="single"/>
         </w:rPr>
-        <w:hyperlink r:id="rId19" w:history="1">
+        <w:hyperlink r:id="rId20" w:history="1">
           <w:r>
             <w:rPr>
               <w:rStyle w:val="Hyperlink"/>
@@ -2768,7 +2742,7 @@
           <w:sz w:val="24"/>
           <w:u w:val="single"/>
         </w:rPr>
-        <w:hyperlink r:id="rId19" w:history="1">
+        <w:hyperlink r:id="rId20" w:history="1">
           <w:r>
             <w:rPr>
               <w:rStyle w:val="Hyperlink"/>
@@ -2786,7 +2760,7 @@
           <w:sz w:val="24"/>
           <w:u w:val="single"/>
         </w:rPr>
-        <w:hyperlink r:id="rId19" w:history="1">
+        <w:hyperlink r:id="rId20" w:history="1">
           <w:r>
             <w:rPr>
               <w:rStyle w:val="Hyperlink"/>
@@ -2804,7 +2778,7 @@
           <w:sz w:val="24"/>
           <w:u w:val="single"/>
         </w:rPr>
-        <w:hyperlink r:id="rId19" w:history="1">
+        <w:hyperlink r:id="rId20" w:history="1">
           <w:r>
             <w:rPr>
               <w:rStyle w:val="Hyperlink"/>
@@ -2822,7 +2796,7 @@
           <w:sz w:val="24"/>
           <w:u w:val="single"/>
         </w:rPr>
-        <w:hyperlink r:id="rId19" w:history="1">
+        <w:hyperlink r:id="rId20" w:history="1">
           <w:r>
             <w:rPr>
               <w:rStyle w:val="Hyperlink"/>
@@ -2840,7 +2814,7 @@
           <w:sz w:val="24"/>
           <w:u w:val="single"/>
         </w:rPr>
-        <w:hyperlink r:id="rId19" w:history="1">
+        <w:hyperlink r:id="rId20" w:history="1">
           <w:r>
             <w:rPr>
               <w:rStyle w:val="Hyperlink"/>
@@ -2858,7 +2832,7 @@
           <w:sz w:val="24"/>
           <w:u w:val="single"/>
         </w:rPr>
-        <w:hyperlink r:id="rId19" w:history="1">
+        <w:hyperlink r:id="rId20" w:history="1">
           <w:r>
             <w:rPr>
               <w:rStyle w:val="Hyperlink"/>
@@ -3016,7 +2990,7 @@
           <w:sz w:val="24"/>
           <w:u w:val="single"/>
         </w:rPr>
-        <w:hyperlink r:id="rId20" w:history="1">
+        <w:hyperlink r:id="rId21" w:history="1">
           <w:r>
             <w:rPr>
               <w:rStyle w:val="Hyperlink"/>
@@ -3034,7 +3008,7 @@
           <w:sz w:val="24"/>
           <w:u w:val="single"/>
         </w:rPr>
-        <w:hyperlink r:id="rId20" w:history="1">
+        <w:hyperlink r:id="rId21" w:history="1">
           <w:r>
             <w:rPr>
               <w:rStyle w:val="Hyperlink"/>
@@ -3052,7 +3026,7 @@
           <w:sz w:val="24"/>
           <w:u w:val="single"/>
         </w:rPr>
-        <w:hyperlink r:id="rId20" w:history="1">
+        <w:hyperlink r:id="rId21" w:history="1">
           <w:r>
             <w:rPr>
               <w:rStyle w:val="Hyperlink"/>
@@ -3070,7 +3044,7 @@
           <w:sz w:val="24"/>
           <w:u w:val="single"/>
         </w:rPr>
-        <w:hyperlink r:id="rId20" w:history="1">
+        <w:hyperlink r:id="rId21" w:history="1">
           <w:r>
             <w:rPr>
               <w:rStyle w:val="Hyperlink"/>
@@ -3088,7 +3062,7 @@
           <w:sz w:val="24"/>
           <w:u w:val="single"/>
         </w:rPr>
-        <w:hyperlink r:id="rId20" w:history="1">
+        <w:hyperlink r:id="rId21" w:history="1">
           <w:r>
             <w:rPr>
               <w:rStyle w:val="Hyperlink"/>
@@ -3109,7 +3083,7 @@
           <w:sz w:val="24"/>
           <w:u w:val="single"/>
         </w:rPr>
-        <w:hyperlink r:id="rId20" w:history="1">
+        <w:hyperlink r:id="rId21" w:history="1">
           <w:r>
             <w:rPr>
               <w:rStyle w:val="Hyperlink"/>
@@ -3127,7 +3101,7 @@
           <w:sz w:val="24"/>
           <w:u w:val="single"/>
         </w:rPr>
-        <w:hyperlink r:id="rId20" w:history="1">
+        <w:hyperlink r:id="rId21" w:history="1">
           <w:r>
             <w:rPr>
               <w:rStyle w:val="Hyperlink"/>
@@ -3145,7 +3119,7 @@
           <w:sz w:val="24"/>
           <w:u w:val="single"/>
         </w:rPr>
-        <w:hyperlink r:id="rId20" w:history="1">
+        <w:hyperlink r:id="rId21" w:history="1">
           <w:r>
             <w:rPr>
               <w:rStyle w:val="Hyperlink"/>
@@ -3163,7 +3137,7 @@
           <w:sz w:val="24"/>
           <w:u w:val="single"/>
         </w:rPr>
-        <w:hyperlink r:id="rId20" w:history="1">
+        <w:hyperlink r:id="rId21" w:history="1">
           <w:r>
             <w:rPr>
               <w:rStyle w:val="Hyperlink"/>
@@ -3181,7 +3155,7 @@
           <w:sz w:val="24"/>
           <w:u w:val="single"/>
         </w:rPr>
-        <w:hyperlink r:id="rId20" w:history="1">
+        <w:hyperlink r:id="rId21" w:history="1">
           <w:r>
             <w:rPr>
               <w:rStyle w:val="Hyperlink"/>
@@ -3332,7 +3306,7 @@
           <w:sz w:val="24"/>
           <w:u w:val="single"/>
         </w:rPr>
-        <w:hyperlink r:id="rId21" w:history="1">
+        <w:hyperlink r:id="rId22" w:history="1">
           <w:r>
             <w:rPr>
               <w:rStyle w:val="Hyperlink"/>
@@ -3350,7 +3324,7 @@
           <w:sz w:val="24"/>
           <w:u w:val="single"/>
         </w:rPr>
-        <w:hyperlink r:id="rId21" w:history="1">
+        <w:hyperlink r:id="rId22" w:history="1">
           <w:r>
             <w:rPr>
               <w:rStyle w:val="Hyperlink"/>
@@ -3368,7 +3342,7 @@
           <w:sz w:val="24"/>
           <w:u w:val="single"/>
         </w:rPr>
-        <w:hyperlink r:id="rId21" w:history="1">
+        <w:hyperlink r:id="rId22" w:history="1">
           <w:r>
             <w:rPr>
               <w:rStyle w:val="Hyperlink"/>
@@ -3386,7 +3360,7 @@
           <w:sz w:val="24"/>
           <w:u w:val="single"/>
         </w:rPr>
-        <w:hyperlink r:id="rId21" w:history="1">
+        <w:hyperlink r:id="rId22" w:history="1">
           <w:r>
             <w:rPr>
               <w:rStyle w:val="Hyperlink"/>
@@ -3404,7 +3378,7 @@
           <w:sz w:val="24"/>
           <w:u w:val="single"/>
         </w:rPr>
-        <w:hyperlink r:id="rId21" w:history="1">
+        <w:hyperlink r:id="rId22" w:history="1">
           <w:r>
             <w:rPr>
               <w:rStyle w:val="Hyperlink"/>
@@ -3422,7 +3396,7 @@
           <w:sz w:val="24"/>
           <w:u w:val="single"/>
         </w:rPr>
-        <w:hyperlink r:id="rId21" w:history="1">
+        <w:hyperlink r:id="rId22" w:history="1">
           <w:r>
             <w:rPr>
               <w:rStyle w:val="Hyperlink"/>
@@ -3440,7 +3414,7 @@
           <w:sz w:val="24"/>
           <w:u w:val="single"/>
         </w:rPr>
-        <w:hyperlink r:id="rId21" w:history="1">
+        <w:hyperlink r:id="rId22" w:history="1">
           <w:r>
             <w:rPr>
               <w:rStyle w:val="Hyperlink"/>
@@ -3458,7 +3432,7 @@
           <w:sz w:val="24"/>
           <w:u w:val="single"/>
         </w:rPr>
-        <w:hyperlink r:id="rId21" w:history="1">
+        <w:hyperlink r:id="rId22" w:history="1">
           <w:r>
             <w:rPr>
               <w:rStyle w:val="Hyperlink"/>
@@ -3476,7 +3450,7 @@
           <w:sz w:val="24"/>
           <w:u w:val="single"/>
         </w:rPr>
-        <w:hyperlink r:id="rId21" w:history="1">
+        <w:hyperlink r:id="rId22" w:history="1">
           <w:r>
             <w:rPr>
               <w:rStyle w:val="Hyperlink"/>

--- a/EXPORTS/DOCX/published/niveau3/Dutch/HoofdcursusKampen.docx
+++ b/EXPORTS/DOCX/published/niveau3/Dutch/HoofdcursusKampen.docx
@@ -573,32 +573,7 @@
           <w:sz w:val="24"/>
           <w:u w:val="single"/>
         </w:rPr>
-        <w:hyperlink r:id="rId9" w:history="1">
-          <w:r>
-            <w:rPr>
-              <w:rStyle w:val="Hyperlink"/>
-            </w:rPr>
-            <w:t>Bronne</w:t>
-          </w:r>
-        </w:hyperlink>
-      </w:r>
-      <w:r>
-        <w:rPr>
-          <w:rFonts w:ascii="Charis SIL Italic" w:hAnsi="Charis SIL Italic" w:eastAsia="Charis SIL Italic"/>
-          <w:b w:val="0"/>
-          <w:i/>
-          <w:color w:val="0000FF"/>
-          <w:sz w:val="24"/>
-          <w:u w:val="single"/>
-        </w:rPr>
-        <w:hyperlink r:id="rId9" w:history="1">
-          <w:r>
-            <w:rPr>
-              <w:rStyle w:val="Hyperlink"/>
-            </w:rPr>
-            <w:t>n</w:t>
-          </w:r>
-        </w:hyperlink>
+        <w:t>Bronnen</w:t>
       </w:r>
       <w:r>
         <w:rPr>
@@ -775,7 +750,32 @@
           <w:color w:val="000000"/>
           <w:sz w:val="24"/>
         </w:rPr>
-        <w:t>skuil, die Va</w:t>
+        <w:hyperlink r:id="rId9" w:history="1">
+          <w:r>
+            <w:rPr>
+              <w:rStyle w:val="Hyperlink"/>
+            </w:rPr>
+            <w:t>sku</w:t>
+          </w:r>
+        </w:hyperlink>
+      </w:r>
+      <w:r>
+        <w:rPr>
+          <w:u w:val="single" w:color="0000ff"/>
+          <w:rFonts w:ascii="Charis SIL Regular" w:hAnsi="Charis SIL Regular" w:eastAsia="Charis SIL Regular"/>
+          <w:b w:val="0"/>
+          <w:i w:val="0"/>
+          <w:color w:val="000000"/>
+          <w:sz w:val="24"/>
+        </w:rPr>
+        <w:hyperlink r:id="rId9" w:history="1">
+          <w:r>
+            <w:rPr>
+              <w:rStyle w:val="Hyperlink"/>
+            </w:rPr>
+            <w:t>il, die Va</w:t>
+          </w:r>
+        </w:hyperlink>
       </w:r>
       <w:r>
         <w:rPr>
@@ -817,7 +817,6 @@
       </w:r>
       <w:r>
         <w:rPr>
-          <w:u w:val="single" w:color="0000ff"/>
           <w:rFonts w:ascii="Charis SIL Regular" w:hAnsi="Charis SIL Regular" w:eastAsia="Charis SIL Regular"/>
           <w:b w:val="0"/>
           <w:i w:val="0"/>
@@ -963,7 +962,7 @@
             <w:rPr>
               <w:rStyle w:val="Hyperlink"/>
             </w:rPr>
-            <w:t>desbetreffen</w:t>
+            <w:t>desbetreffend</w:t>
           </w:r>
         </w:hyperlink>
       </w:r>
@@ -974,23 +973,7 @@
           <w:i w:val="0"/>
           <w:color w:val="0000FF"/>
           <w:sz w:val="24"/>
-        </w:rPr>
-        <w:hyperlink r:id="rId11" w:history="1">
-          <w:r>
-            <w:rPr>
-              <w:rStyle w:val="Hyperlink"/>
-            </w:rPr>
-            <w:t>d</w:t>
-          </w:r>
-        </w:hyperlink>
-      </w:r>
-      <w:r>
-        <w:rPr>
-          <w:rFonts w:ascii="Charis SIL Regular" w:hAnsi="Charis SIL Regular" w:eastAsia="Charis SIL Regular"/>
-          <w:b w:val="0"/>
-          <w:i w:val="0"/>
-          <w:color w:val="0000FF"/>
-          <w:sz w:val="24"/>
+          <w:u w:val="single"/>
         </w:rPr>
         <w:t>e</w:t>
       </w:r>
@@ -1019,9 +1002,19 @@
             <w:rPr>
               <w:rStyle w:val="Hyperlink"/>
             </w:rPr>
-            <w:t>zoekhulp</w:t>
+            <w:t>zoekhul</w:t>
           </w:r>
         </w:hyperlink>
+      </w:r>
+      <w:r>
+        <w:rPr>
+          <w:rFonts w:ascii="Charis SIL Regular" w:hAnsi="Charis SIL Regular" w:eastAsia="Charis SIL Regular"/>
+          <w:b w:val="0"/>
+          <w:i w:val="0"/>
+          <w:color w:val="0000FF"/>
+          <w:sz w:val="24"/>
+        </w:rPr>
+        <w:t>p</w:t>
       </w:r>
       <w:r>
         <w:rPr>
@@ -1035,13 +1028,21 @@
       </w:r>
       <w:r>
         <w:rPr>
+          <w:u w:val="single" w:color="0000ff"/>
           <w:rFonts w:ascii="Charis SIL Regular" w:hAnsi="Charis SIL Regular" w:eastAsia="Charis SIL Regular"/>
           <w:b w:val="0"/>
           <w:i w:val="0"/>
           <w:color w:val="000000"/>
           <w:sz w:val="24"/>
         </w:rPr>
-        <w:t>het latere Volk</w:t>
+        <w:hyperlink r:id="rId11" w:history="1">
+          <w:r>
+            <w:rPr>
+              <w:rStyle w:val="Hyperlink"/>
+            </w:rPr>
+            <w:t>het latere Volk</w:t>
+          </w:r>
+        </w:hyperlink>
       </w:r>
       <w:r>
         <w:rPr>
@@ -1206,7 +1207,25 @@
           <w:color w:val="000000"/>
           <w:sz w:val="24"/>
         </w:rPr>
-        <w:t>Wereldmuseum Leiden is het archief van Volkenk</w:t>
+        <w:t>Wereldmuseum Leiden is het arch</w:t>
+      </w:r>
+      <w:r>
+        <w:rPr>
+          <w:u w:val="single" w:color="0000ff"/>
+          <w:rFonts w:ascii="Charis SIL Regular" w:hAnsi="Charis SIL Regular" w:eastAsia="Charis SIL Regular"/>
+          <w:b w:val="0"/>
+          <w:i w:val="0"/>
+          <w:color w:val="000000"/>
+          <w:sz w:val="24"/>
+        </w:rPr>
+        <w:hyperlink r:id="rId12" w:history="1">
+          <w:r>
+            <w:rPr>
+              <w:rStyle w:val="Hyperlink"/>
+            </w:rPr>
+            <w:t>ief van Volkenk</w:t>
+          </w:r>
+        </w:hyperlink>
       </w:r>
       <w:r>
         <w:rPr>
@@ -2160,7 +2179,7 @@
           <w:sz w:val="24"/>
           <w:u w:val="single"/>
         </w:rPr>
-        <w:hyperlink r:id="rId17" w:history="1">
+        <w:hyperlink r:id="rId15" w:history="1">
           <w:r>
             <w:rPr>
               <w:rStyle w:val="Hyperlink"/>
@@ -2189,7 +2208,7 @@
           <w:sz w:val="24"/>
           <w:u w:val="single"/>
         </w:rPr>
-        <w:hyperlink r:id="rId17" w:history="1">
+        <w:hyperlink r:id="rId15" w:history="1">
           <w:r>
             <w:rPr>
               <w:rStyle w:val="Hyperlink"/>
@@ -2207,7 +2226,7 @@
           <w:sz w:val="24"/>
           <w:u w:val="single"/>
         </w:rPr>
-        <w:hyperlink r:id="rId17" w:history="1">
+        <w:hyperlink r:id="rId15" w:history="1">
           <w:r>
             <w:rPr>
               <w:rStyle w:val="Hyperlink"/>
@@ -2305,7 +2324,7 @@
           <w:sz w:val="24"/>
           <w:u w:val="single"/>
         </w:rPr>
-        <w:hyperlink r:id="rId18" w:history="1">
+        <w:hyperlink r:id="rId17" w:history="1">
           <w:r>
             <w:rPr>
               <w:rStyle w:val="Hyperlink"/>
@@ -2323,7 +2342,7 @@
           <w:sz w:val="24"/>
           <w:u w:val="single"/>
         </w:rPr>
-        <w:hyperlink r:id="rId18" w:history="1">
+        <w:hyperlink r:id="rId17" w:history="1">
           <w:r>
             <w:rPr>
               <w:rStyle w:val="Hyperlink"/>
@@ -2341,7 +2360,7 @@
           <w:sz w:val="24"/>
           <w:u w:val="single"/>
         </w:rPr>
-        <w:hyperlink r:id="rId18" w:history="1">
+        <w:hyperlink r:id="rId17" w:history="1">
           <w:r>
             <w:rPr>
               <w:rStyle w:val="Hyperlink"/>
@@ -2359,7 +2378,7 @@
           <w:sz w:val="24"/>
           <w:u w:val="single"/>
         </w:rPr>
-        <w:hyperlink r:id="rId18" w:history="1">
+        <w:hyperlink r:id="rId17" w:history="1">
           <w:r>
             <w:rPr>
               <w:rStyle w:val="Hyperlink"/>
@@ -2387,7 +2406,7 @@
           <w:sz w:val="24"/>
           <w:u w:val="single"/>
         </w:rPr>
-        <w:hyperlink r:id="rId19" w:history="1">
+        <w:hyperlink r:id="rId18" w:history="1">
           <w:r>
             <w:rPr>
               <w:rStyle w:val="Hyperlink"/>
@@ -2423,7 +2442,7 @@
           <w:sz w:val="24"/>
           <w:u w:val="single"/>
         </w:rPr>
-        <w:hyperlink r:id="rId18" w:history="1">
+        <w:hyperlink r:id="rId17" w:history="1">
           <w:r>
             <w:rPr>
               <w:rStyle w:val="Hyperlink"/>
@@ -2580,7 +2599,7 @@
           <w:sz w:val="24"/>
           <w:u w:val="single"/>
         </w:rPr>
-        <w:hyperlink r:id="rId20" w:history="1">
+        <w:hyperlink r:id="rId19" w:history="1">
           <w:r>
             <w:rPr>
               <w:rStyle w:val="Hyperlink"/>
@@ -2598,7 +2617,7 @@
           <w:sz w:val="24"/>
           <w:u w:val="single"/>
         </w:rPr>
-        <w:hyperlink r:id="rId20" w:history="1">
+        <w:hyperlink r:id="rId19" w:history="1">
           <w:r>
             <w:rPr>
               <w:rStyle w:val="Hyperlink"/>
@@ -2616,7 +2635,7 @@
           <w:sz w:val="24"/>
           <w:u w:val="single"/>
         </w:rPr>
-        <w:hyperlink r:id="rId20" w:history="1">
+        <w:hyperlink r:id="rId19" w:history="1">
           <w:r>
             <w:rPr>
               <w:rStyle w:val="Hyperlink"/>
@@ -2634,7 +2653,7 @@
           <w:sz w:val="24"/>
           <w:u w:val="single"/>
         </w:rPr>
-        <w:hyperlink r:id="rId20" w:history="1">
+        <w:hyperlink r:id="rId19" w:history="1">
           <w:r>
             <w:rPr>
               <w:rStyle w:val="Hyperlink"/>
@@ -2652,7 +2671,7 @@
           <w:sz w:val="24"/>
           <w:u w:val="single"/>
         </w:rPr>
-        <w:hyperlink r:id="rId20" w:history="1">
+        <w:hyperlink r:id="rId19" w:history="1">
           <w:r>
             <w:rPr>
               <w:rStyle w:val="Hyperlink"/>
@@ -2670,7 +2689,7 @@
           <w:sz w:val="24"/>
           <w:u w:val="single"/>
         </w:rPr>
-        <w:hyperlink r:id="rId20" w:history="1">
+        <w:hyperlink r:id="rId19" w:history="1">
           <w:r>
             <w:rPr>
               <w:rStyle w:val="Hyperlink"/>
@@ -2688,7 +2707,7 @@
           <w:sz w:val="24"/>
           <w:u w:val="single"/>
         </w:rPr>
-        <w:hyperlink r:id="rId20" w:history="1">
+        <w:hyperlink r:id="rId19" w:history="1">
           <w:r>
             <w:rPr>
               <w:rStyle w:val="Hyperlink"/>
@@ -2706,7 +2725,7 @@
           <w:sz w:val="24"/>
           <w:u w:val="single"/>
         </w:rPr>
-        <w:hyperlink r:id="rId20" w:history="1">
+        <w:hyperlink r:id="rId19" w:history="1">
           <w:r>
             <w:rPr>
               <w:rStyle w:val="Hyperlink"/>
@@ -2724,7 +2743,7 @@
           <w:sz w:val="24"/>
           <w:u w:val="single"/>
         </w:rPr>
-        <w:hyperlink r:id="rId20" w:history="1">
+        <w:hyperlink r:id="rId19" w:history="1">
           <w:r>
             <w:rPr>
               <w:rStyle w:val="Hyperlink"/>
@@ -2742,7 +2761,7 @@
           <w:sz w:val="24"/>
           <w:u w:val="single"/>
         </w:rPr>
-        <w:hyperlink r:id="rId20" w:history="1">
+        <w:hyperlink r:id="rId19" w:history="1">
           <w:r>
             <w:rPr>
               <w:rStyle w:val="Hyperlink"/>
@@ -2760,7 +2779,7 @@
           <w:sz w:val="24"/>
           <w:u w:val="single"/>
         </w:rPr>
-        <w:hyperlink r:id="rId20" w:history="1">
+        <w:hyperlink r:id="rId19" w:history="1">
           <w:r>
             <w:rPr>
               <w:rStyle w:val="Hyperlink"/>
@@ -2778,7 +2797,7 @@
           <w:sz w:val="24"/>
           <w:u w:val="single"/>
         </w:rPr>
-        <w:hyperlink r:id="rId20" w:history="1">
+        <w:hyperlink r:id="rId19" w:history="1">
           <w:r>
             <w:rPr>
               <w:rStyle w:val="Hyperlink"/>
@@ -2796,7 +2815,7 @@
           <w:sz w:val="24"/>
           <w:u w:val="single"/>
         </w:rPr>
-        <w:hyperlink r:id="rId20" w:history="1">
+        <w:hyperlink r:id="rId19" w:history="1">
           <w:r>
             <w:rPr>
               <w:rStyle w:val="Hyperlink"/>
@@ -2814,7 +2833,7 @@
           <w:sz w:val="24"/>
           <w:u w:val="single"/>
         </w:rPr>
-        <w:hyperlink r:id="rId20" w:history="1">
+        <w:hyperlink r:id="rId19" w:history="1">
           <w:r>
             <w:rPr>
               <w:rStyle w:val="Hyperlink"/>
@@ -2832,7 +2851,7 @@
           <w:sz w:val="24"/>
           <w:u w:val="single"/>
         </w:rPr>
-        <w:hyperlink r:id="rId20" w:history="1">
+        <w:hyperlink r:id="rId19" w:history="1">
           <w:r>
             <w:rPr>
               <w:rStyle w:val="Hyperlink"/>
@@ -2990,7 +3009,7 @@
           <w:sz w:val="24"/>
           <w:u w:val="single"/>
         </w:rPr>
-        <w:hyperlink r:id="rId21" w:history="1">
+        <w:hyperlink r:id="rId20" w:history="1">
           <w:r>
             <w:rPr>
               <w:rStyle w:val="Hyperlink"/>
@@ -3008,7 +3027,7 @@
           <w:sz w:val="24"/>
           <w:u w:val="single"/>
         </w:rPr>
-        <w:hyperlink r:id="rId21" w:history="1">
+        <w:hyperlink r:id="rId20" w:history="1">
           <w:r>
             <w:rPr>
               <w:rStyle w:val="Hyperlink"/>
@@ -3026,7 +3045,7 @@
           <w:sz w:val="24"/>
           <w:u w:val="single"/>
         </w:rPr>
-        <w:hyperlink r:id="rId21" w:history="1">
+        <w:hyperlink r:id="rId20" w:history="1">
           <w:r>
             <w:rPr>
               <w:rStyle w:val="Hyperlink"/>
@@ -3044,7 +3063,7 @@
           <w:sz w:val="24"/>
           <w:u w:val="single"/>
         </w:rPr>
-        <w:hyperlink r:id="rId21" w:history="1">
+        <w:hyperlink r:id="rId20" w:history="1">
           <w:r>
             <w:rPr>
               <w:rStyle w:val="Hyperlink"/>
@@ -3062,7 +3081,7 @@
           <w:sz w:val="24"/>
           <w:u w:val="single"/>
         </w:rPr>
-        <w:hyperlink r:id="rId21" w:history="1">
+        <w:hyperlink r:id="rId20" w:history="1">
           <w:r>
             <w:rPr>
               <w:rStyle w:val="Hyperlink"/>
@@ -3083,7 +3102,7 @@
           <w:sz w:val="24"/>
           <w:u w:val="single"/>
         </w:rPr>
-        <w:hyperlink r:id="rId21" w:history="1">
+        <w:hyperlink r:id="rId20" w:history="1">
           <w:r>
             <w:rPr>
               <w:rStyle w:val="Hyperlink"/>
@@ -3101,7 +3120,7 @@
           <w:sz w:val="24"/>
           <w:u w:val="single"/>
         </w:rPr>
-        <w:hyperlink r:id="rId21" w:history="1">
+        <w:hyperlink r:id="rId20" w:history="1">
           <w:r>
             <w:rPr>
               <w:rStyle w:val="Hyperlink"/>
@@ -3119,7 +3138,7 @@
           <w:sz w:val="24"/>
           <w:u w:val="single"/>
         </w:rPr>
-        <w:hyperlink r:id="rId21" w:history="1">
+        <w:hyperlink r:id="rId20" w:history="1">
           <w:r>
             <w:rPr>
               <w:rStyle w:val="Hyperlink"/>
@@ -3137,7 +3156,7 @@
           <w:sz w:val="24"/>
           <w:u w:val="single"/>
         </w:rPr>
-        <w:hyperlink r:id="rId21" w:history="1">
+        <w:hyperlink r:id="rId20" w:history="1">
           <w:r>
             <w:rPr>
               <w:rStyle w:val="Hyperlink"/>
@@ -3155,7 +3174,7 @@
           <w:sz w:val="24"/>
           <w:u w:val="single"/>
         </w:rPr>
-        <w:hyperlink r:id="rId21" w:history="1">
+        <w:hyperlink r:id="rId20" w:history="1">
           <w:r>
             <w:rPr>
               <w:rStyle w:val="Hyperlink"/>
@@ -3306,7 +3325,7 @@
           <w:sz w:val="24"/>
           <w:u w:val="single"/>
         </w:rPr>
-        <w:hyperlink r:id="rId22" w:history="1">
+        <w:hyperlink r:id="rId21" w:history="1">
           <w:r>
             <w:rPr>
               <w:rStyle w:val="Hyperlink"/>
@@ -3324,7 +3343,7 @@
           <w:sz w:val="24"/>
           <w:u w:val="single"/>
         </w:rPr>
-        <w:hyperlink r:id="rId22" w:history="1">
+        <w:hyperlink r:id="rId21" w:history="1">
           <w:r>
             <w:rPr>
               <w:rStyle w:val="Hyperlink"/>
@@ -3342,7 +3361,7 @@
           <w:sz w:val="24"/>
           <w:u w:val="single"/>
         </w:rPr>
-        <w:hyperlink r:id="rId22" w:history="1">
+        <w:hyperlink r:id="rId21" w:history="1">
           <w:r>
             <w:rPr>
               <w:rStyle w:val="Hyperlink"/>
@@ -3360,7 +3379,7 @@
           <w:sz w:val="24"/>
           <w:u w:val="single"/>
         </w:rPr>
-        <w:hyperlink r:id="rId22" w:history="1">
+        <w:hyperlink r:id="rId21" w:history="1">
           <w:r>
             <w:rPr>
               <w:rStyle w:val="Hyperlink"/>
@@ -3378,7 +3397,7 @@
           <w:sz w:val="24"/>
           <w:u w:val="single"/>
         </w:rPr>
-        <w:hyperlink r:id="rId22" w:history="1">
+        <w:hyperlink r:id="rId21" w:history="1">
           <w:r>
             <w:rPr>
               <w:rStyle w:val="Hyperlink"/>
@@ -3396,7 +3415,7 @@
           <w:sz w:val="24"/>
           <w:u w:val="single"/>
         </w:rPr>
-        <w:hyperlink r:id="rId22" w:history="1">
+        <w:hyperlink r:id="rId21" w:history="1">
           <w:r>
             <w:rPr>
               <w:rStyle w:val="Hyperlink"/>
@@ -3414,7 +3433,7 @@
           <w:sz w:val="24"/>
           <w:u w:val="single"/>
         </w:rPr>
-        <w:hyperlink r:id="rId22" w:history="1">
+        <w:hyperlink r:id="rId21" w:history="1">
           <w:r>
             <w:rPr>
               <w:rStyle w:val="Hyperlink"/>
@@ -3432,7 +3451,7 @@
           <w:sz w:val="24"/>
           <w:u w:val="single"/>
         </w:rPr>
-        <w:hyperlink r:id="rId22" w:history="1">
+        <w:hyperlink r:id="rId21" w:history="1">
           <w:r>
             <w:rPr>
               <w:rStyle w:val="Hyperlink"/>
@@ -3450,7 +3469,7 @@
           <w:sz w:val="24"/>
           <w:u w:val="single"/>
         </w:rPr>
-        <w:hyperlink r:id="rId22" w:history="1">
+        <w:hyperlink r:id="rId21" w:history="1">
           <w:r>
             <w:rPr>
               <w:rStyle w:val="Hyperlink"/>

--- a/EXPORTS/DOCX/published/niveau3/Dutch/HoofdcursusKampen.docx
+++ b/EXPORTS/DOCX/published/niveau3/Dutch/HoofdcursusKampen.docx
@@ -548,7 +548,6 @@
       </w:r>
       <w:r>
         <w:rPr>
-          <w:u w:val="single" w:color="0000ff"/>
           <w:rFonts w:ascii="Charis SIL Regular" w:hAnsi="Charis SIL Regular" w:eastAsia="Charis SIL Regular"/>
           <w:b w:val="0"/>
           <w:i w:val="0"/>
@@ -573,7 +572,32 @@
           <w:sz w:val="24"/>
           <w:u w:val="single"/>
         </w:rPr>
-        <w:t>Bronnen</w:t>
+        <w:hyperlink r:id="rId9" w:history="1">
+          <w:r>
+            <w:rPr>
+              <w:rStyle w:val="Hyperlink"/>
+            </w:rPr>
+            <w:t>Bronne</w:t>
+          </w:r>
+        </w:hyperlink>
+      </w:r>
+      <w:r>
+        <w:rPr>
+          <w:rFonts w:ascii="Charis SIL Italic" w:hAnsi="Charis SIL Italic" w:eastAsia="Charis SIL Italic"/>
+          <w:b w:val="0"/>
+          <w:i/>
+          <w:color w:val="0000FF"/>
+          <w:sz w:val="24"/>
+          <w:u w:val="single"/>
+        </w:rPr>
+        <w:hyperlink r:id="rId9" w:history="1">
+          <w:r>
+            <w:rPr>
+              <w:rStyle w:val="Hyperlink"/>
+            </w:rPr>
+            <w:t>n</w:t>
+          </w:r>
+        </w:hyperlink>
       </w:r>
       <w:r>
         <w:rPr>
@@ -667,7 +691,6 @@
       </w:r>
       <w:r>
         <w:rPr>
-          <w:u w:val="single" w:color="0000ff"/>
           <w:rFonts w:ascii="Charis SIL Regular" w:hAnsi="Charis SIL Regular" w:eastAsia="Charis SIL Regular"/>
           <w:b w:val="0"/>
           <w:i w:val="0"/>
@@ -817,6 +840,7 @@
       </w:r>
       <w:r>
         <w:rPr>
+          <w:u w:val="single" w:color="0000ff"/>
           <w:rFonts w:ascii="Charis SIL Regular" w:hAnsi="Charis SIL Regular" w:eastAsia="Charis SIL Regular"/>
           <w:b w:val="0"/>
           <w:i w:val="0"/>

--- a/EXPORTS/DOCX/published/niveau3/Dutch/HoofdcursusKampen.docx
+++ b/EXPORTS/DOCX/published/niveau3/Dutch/HoofdcursusKampen.docx
@@ -548,6 +548,7 @@
       </w:r>
       <w:r>
         <w:rPr>
+          <w:u w:val="single" w:color="0000ff"/>
           <w:rFonts w:ascii="Charis SIL Regular" w:hAnsi="Charis SIL Regular" w:eastAsia="Charis SIL Regular"/>
           <w:b w:val="0"/>
           <w:i w:val="0"/>
@@ -691,6 +692,7 @@
       </w:r>
       <w:r>
         <w:rPr>
+          <w:u w:val="single" w:color="0000ff"/>
           <w:rFonts w:ascii="Charis SIL Regular" w:hAnsi="Charis SIL Regular" w:eastAsia="Charis SIL Regular"/>
           <w:b w:val="0"/>
           <w:i w:val="0"/>
@@ -1231,25 +1233,7 @@
           <w:color w:val="000000"/>
           <w:sz w:val="24"/>
         </w:rPr>
-        <w:t>Wereldmuseum Leiden is het arch</w:t>
-      </w:r>
-      <w:r>
-        <w:rPr>
-          <w:u w:val="single" w:color="0000ff"/>
-          <w:rFonts w:ascii="Charis SIL Regular" w:hAnsi="Charis SIL Regular" w:eastAsia="Charis SIL Regular"/>
-          <w:b w:val="0"/>
-          <w:i w:val="0"/>
-          <w:color w:val="000000"/>
-          <w:sz w:val="24"/>
-        </w:rPr>
-        <w:hyperlink r:id="rId12" w:history="1">
-          <w:r>
-            <w:rPr>
-              <w:rStyle w:val="Hyperlink"/>
-            </w:rPr>
-            <w:t>ief van Volkenk</w:t>
-          </w:r>
-        </w:hyperlink>
+        <w:t>Wereldmuseum Leiden is het archief van Volkenk</w:t>
       </w:r>
       <w:r>
         <w:rPr>
@@ -2448,7 +2432,7 @@
           <w:sz w:val="24"/>
           <w:u w:val="single"/>
         </w:rPr>
-        <w:hyperlink r:id="rId18" w:history="1">
+        <w:hyperlink r:id="rId17" w:history="1">
           <w:r>
             <w:rPr>
               <w:rStyle w:val="Hyperlink"/>

--- a/EXPORTS/DOCX/published/niveau3/Dutch/HoofdcursusKampen.docx
+++ b/EXPORTS/DOCX/published/niveau3/Dutch/HoofdcursusKampen.docx
@@ -548,7 +548,6 @@
       </w:r>
       <w:r>
         <w:rPr>
-          <w:u w:val="single" w:color="0000ff"/>
           <w:rFonts w:ascii="Charis SIL Regular" w:hAnsi="Charis SIL Regular" w:eastAsia="Charis SIL Regular"/>
           <w:b w:val="0"/>
           <w:i w:val="0"/>
@@ -1233,7 +1232,25 @@
           <w:color w:val="000000"/>
           <w:sz w:val="24"/>
         </w:rPr>
-        <w:t>Wereldmuseum Leiden is het archief van Volkenk</w:t>
+        <w:t>Wereldmuseum Leiden is het arch</w:t>
+      </w:r>
+      <w:r>
+        <w:rPr>
+          <w:u w:val="single" w:color="0000ff"/>
+          <w:rFonts w:ascii="Charis SIL Regular" w:hAnsi="Charis SIL Regular" w:eastAsia="Charis SIL Regular"/>
+          <w:b w:val="0"/>
+          <w:i w:val="0"/>
+          <w:color w:val="000000"/>
+          <w:sz w:val="24"/>
+        </w:rPr>
+        <w:hyperlink r:id="rId12" w:history="1">
+          <w:r>
+            <w:rPr>
+              <w:rStyle w:val="Hyperlink"/>
+            </w:rPr>
+            <w:t>ief van Volkenk</w:t>
+          </w:r>
+        </w:hyperlink>
       </w:r>
       <w:r>
         <w:rPr>
@@ -2134,7 +2151,7 @@
           <w:sz w:val="24"/>
           <w:u w:val="single"/>
         </w:rPr>
-        <w:hyperlink r:id="rId15" w:history="1">
+        <w:hyperlink r:id="rId16" w:history="1">
           <w:r>
             <w:rPr>
               <w:rStyle w:val="Hyperlink"/>
@@ -2152,7 +2169,7 @@
           <w:sz w:val="24"/>
           <w:u w:val="single"/>
         </w:rPr>
-        <w:hyperlink r:id="rId15" w:history="1">
+        <w:hyperlink r:id="rId16" w:history="1">
           <w:r>
             <w:rPr>
               <w:rStyle w:val="Hyperlink"/>
@@ -2163,6 +2180,7 @@
       </w:r>
       <w:r>
         <w:rPr>
+          <w:u w:val="single" w:color="0000ff"/>
           <w:rFonts w:ascii="Charis SIL Regular" w:hAnsi="Charis SIL Regular" w:eastAsia="Charis SIL Regular"/>
           <w:b w:val="0"/>
           <w:i w:val="0"/>
@@ -2187,7 +2205,7 @@
           <w:sz w:val="24"/>
           <w:u w:val="single"/>
         </w:rPr>
-        <w:hyperlink r:id="rId15" w:history="1">
+        <w:hyperlink r:id="rId17" w:history="1">
           <w:r>
             <w:rPr>
               <w:rStyle w:val="Hyperlink"/>
@@ -2216,7 +2234,7 @@
           <w:sz w:val="24"/>
           <w:u w:val="single"/>
         </w:rPr>
-        <w:hyperlink r:id="rId15" w:history="1">
+        <w:hyperlink r:id="rId17" w:history="1">
           <w:r>
             <w:rPr>
               <w:rStyle w:val="Hyperlink"/>
@@ -2234,7 +2252,7 @@
           <w:sz w:val="24"/>
           <w:u w:val="single"/>
         </w:rPr>
-        <w:hyperlink r:id="rId15" w:history="1">
+        <w:hyperlink r:id="rId17" w:history="1">
           <w:r>
             <w:rPr>
               <w:rStyle w:val="Hyperlink"/>
@@ -2332,7 +2350,7 @@
           <w:sz w:val="24"/>
           <w:u w:val="single"/>
         </w:rPr>
-        <w:hyperlink r:id="rId17" w:history="1">
+        <w:hyperlink r:id="rId18" w:history="1">
           <w:r>
             <w:rPr>
               <w:rStyle w:val="Hyperlink"/>
@@ -2350,7 +2368,7 @@
           <w:sz w:val="24"/>
           <w:u w:val="single"/>
         </w:rPr>
-        <w:hyperlink r:id="rId17" w:history="1">
+        <w:hyperlink r:id="rId18" w:history="1">
           <w:r>
             <w:rPr>
               <w:rStyle w:val="Hyperlink"/>
@@ -2368,7 +2386,7 @@
           <w:sz w:val="24"/>
           <w:u w:val="single"/>
         </w:rPr>
-        <w:hyperlink r:id="rId17" w:history="1">
+        <w:hyperlink r:id="rId18" w:history="1">
           <w:r>
             <w:rPr>
               <w:rStyle w:val="Hyperlink"/>
@@ -2386,7 +2404,7 @@
           <w:sz w:val="24"/>
           <w:u w:val="single"/>
         </w:rPr>
-        <w:hyperlink r:id="rId17" w:history="1">
+        <w:hyperlink r:id="rId18" w:history="1">
           <w:r>
             <w:rPr>
               <w:rStyle w:val="Hyperlink"/>
@@ -2414,7 +2432,7 @@
           <w:sz w:val="24"/>
           <w:u w:val="single"/>
         </w:rPr>
-        <w:hyperlink r:id="rId18" w:history="1">
+        <w:hyperlink r:id="rId19" w:history="1">
           <w:r>
             <w:rPr>
               <w:rStyle w:val="Hyperlink"/>
@@ -2432,7 +2450,7 @@
           <w:sz w:val="24"/>
           <w:u w:val="single"/>
         </w:rPr>
-        <w:hyperlink r:id="rId17" w:history="1">
+        <w:hyperlink r:id="rId18" w:history="1">
           <w:r>
             <w:rPr>
               <w:rStyle w:val="Hyperlink"/>
@@ -2450,7 +2468,7 @@
           <w:sz w:val="24"/>
           <w:u w:val="single"/>
         </w:rPr>
-        <w:hyperlink r:id="rId17" w:history="1">
+        <w:hyperlink r:id="rId18" w:history="1">
           <w:r>
             <w:rPr>
               <w:rStyle w:val="Hyperlink"/>
@@ -2607,7 +2625,7 @@
           <w:sz w:val="24"/>
           <w:u w:val="single"/>
         </w:rPr>
-        <w:hyperlink r:id="rId19" w:history="1">
+        <w:hyperlink r:id="rId20" w:history="1">
           <w:r>
             <w:rPr>
               <w:rStyle w:val="Hyperlink"/>
@@ -2625,7 +2643,7 @@
           <w:sz w:val="24"/>
           <w:u w:val="single"/>
         </w:rPr>
-        <w:hyperlink r:id="rId19" w:history="1">
+        <w:hyperlink r:id="rId20" w:history="1">
           <w:r>
             <w:rPr>
               <w:rStyle w:val="Hyperlink"/>
@@ -2643,7 +2661,7 @@
           <w:sz w:val="24"/>
           <w:u w:val="single"/>
         </w:rPr>
-        <w:hyperlink r:id="rId19" w:history="1">
+        <w:hyperlink r:id="rId20" w:history="1">
           <w:r>
             <w:rPr>
               <w:rStyle w:val="Hyperlink"/>
@@ -2661,7 +2679,7 @@
           <w:sz w:val="24"/>
           <w:u w:val="single"/>
         </w:rPr>
-        <w:hyperlink r:id="rId19" w:history="1">
+        <w:hyperlink r:id="rId20" w:history="1">
           <w:r>
             <w:rPr>
               <w:rStyle w:val="Hyperlink"/>
@@ -2679,7 +2697,7 @@
           <w:sz w:val="24"/>
           <w:u w:val="single"/>
         </w:rPr>
-        <w:hyperlink r:id="rId19" w:history="1">
+        <w:hyperlink r:id="rId20" w:history="1">
           <w:r>
             <w:rPr>
               <w:rStyle w:val="Hyperlink"/>
@@ -2697,7 +2715,7 @@
           <w:sz w:val="24"/>
           <w:u w:val="single"/>
         </w:rPr>
-        <w:hyperlink r:id="rId19" w:history="1">
+        <w:hyperlink r:id="rId20" w:history="1">
           <w:r>
             <w:rPr>
               <w:rStyle w:val="Hyperlink"/>
@@ -2715,7 +2733,7 @@
           <w:sz w:val="24"/>
           <w:u w:val="single"/>
         </w:rPr>
-        <w:hyperlink r:id="rId19" w:history="1">
+        <w:hyperlink r:id="rId20" w:history="1">
           <w:r>
             <w:rPr>
               <w:rStyle w:val="Hyperlink"/>
@@ -2733,7 +2751,7 @@
           <w:sz w:val="24"/>
           <w:u w:val="single"/>
         </w:rPr>
-        <w:hyperlink r:id="rId19" w:history="1">
+        <w:hyperlink r:id="rId20" w:history="1">
           <w:r>
             <w:rPr>
               <w:rStyle w:val="Hyperlink"/>
@@ -2751,7 +2769,7 @@
           <w:sz w:val="24"/>
           <w:u w:val="single"/>
         </w:rPr>
-        <w:hyperlink r:id="rId19" w:history="1">
+        <w:hyperlink r:id="rId20" w:history="1">
           <w:r>
             <w:rPr>
               <w:rStyle w:val="Hyperlink"/>
@@ -2769,7 +2787,7 @@
           <w:sz w:val="24"/>
           <w:u w:val="single"/>
         </w:rPr>
-        <w:hyperlink r:id="rId19" w:history="1">
+        <w:hyperlink r:id="rId20" w:history="1">
           <w:r>
             <w:rPr>
               <w:rStyle w:val="Hyperlink"/>
@@ -2787,7 +2805,7 @@
           <w:sz w:val="24"/>
           <w:u w:val="single"/>
         </w:rPr>
-        <w:hyperlink r:id="rId19" w:history="1">
+        <w:hyperlink r:id="rId20" w:history="1">
           <w:r>
             <w:rPr>
               <w:rStyle w:val="Hyperlink"/>
@@ -2805,7 +2823,7 @@
           <w:sz w:val="24"/>
           <w:u w:val="single"/>
         </w:rPr>
-        <w:hyperlink r:id="rId19" w:history="1">
+        <w:hyperlink r:id="rId20" w:history="1">
           <w:r>
             <w:rPr>
               <w:rStyle w:val="Hyperlink"/>
@@ -2823,7 +2841,7 @@
           <w:sz w:val="24"/>
           <w:u w:val="single"/>
         </w:rPr>
-        <w:hyperlink r:id="rId19" w:history="1">
+        <w:hyperlink r:id="rId20" w:history="1">
           <w:r>
             <w:rPr>
               <w:rStyle w:val="Hyperlink"/>
@@ -2841,7 +2859,7 @@
           <w:sz w:val="24"/>
           <w:u w:val="single"/>
         </w:rPr>
-        <w:hyperlink r:id="rId19" w:history="1">
+        <w:hyperlink r:id="rId20" w:history="1">
           <w:r>
             <w:rPr>
               <w:rStyle w:val="Hyperlink"/>
@@ -2859,7 +2877,7 @@
           <w:sz w:val="24"/>
           <w:u w:val="single"/>
         </w:rPr>
-        <w:hyperlink r:id="rId19" w:history="1">
+        <w:hyperlink r:id="rId20" w:history="1">
           <w:r>
             <w:rPr>
               <w:rStyle w:val="Hyperlink"/>
@@ -3017,7 +3035,7 @@
           <w:sz w:val="24"/>
           <w:u w:val="single"/>
         </w:rPr>
-        <w:hyperlink r:id="rId20" w:history="1">
+        <w:hyperlink r:id="rId21" w:history="1">
           <w:r>
             <w:rPr>
               <w:rStyle w:val="Hyperlink"/>
@@ -3035,7 +3053,7 @@
           <w:sz w:val="24"/>
           <w:u w:val="single"/>
         </w:rPr>
-        <w:hyperlink r:id="rId20" w:history="1">
+        <w:hyperlink r:id="rId21" w:history="1">
           <w:r>
             <w:rPr>
               <w:rStyle w:val="Hyperlink"/>
@@ -3053,7 +3071,7 @@
           <w:sz w:val="24"/>
           <w:u w:val="single"/>
         </w:rPr>
-        <w:hyperlink r:id="rId20" w:history="1">
+        <w:hyperlink r:id="rId21" w:history="1">
           <w:r>
             <w:rPr>
               <w:rStyle w:val="Hyperlink"/>
@@ -3071,7 +3089,7 @@
           <w:sz w:val="24"/>
           <w:u w:val="single"/>
         </w:rPr>
-        <w:hyperlink r:id="rId20" w:history="1">
+        <w:hyperlink r:id="rId21" w:history="1">
           <w:r>
             <w:rPr>
               <w:rStyle w:val="Hyperlink"/>
@@ -3089,7 +3107,7 @@
           <w:sz w:val="24"/>
           <w:u w:val="single"/>
         </w:rPr>
-        <w:hyperlink r:id="rId20" w:history="1">
+        <w:hyperlink r:id="rId21" w:history="1">
           <w:r>
             <w:rPr>
               <w:rStyle w:val="Hyperlink"/>
@@ -3110,7 +3128,7 @@
           <w:sz w:val="24"/>
           <w:u w:val="single"/>
         </w:rPr>
-        <w:hyperlink r:id="rId20" w:history="1">
+        <w:hyperlink r:id="rId21" w:history="1">
           <w:r>
             <w:rPr>
               <w:rStyle w:val="Hyperlink"/>
@@ -3128,7 +3146,7 @@
           <w:sz w:val="24"/>
           <w:u w:val="single"/>
         </w:rPr>
-        <w:hyperlink r:id="rId20" w:history="1">
+        <w:hyperlink r:id="rId21" w:history="1">
           <w:r>
             <w:rPr>
               <w:rStyle w:val="Hyperlink"/>
@@ -3146,7 +3164,7 @@
           <w:sz w:val="24"/>
           <w:u w:val="single"/>
         </w:rPr>
-        <w:hyperlink r:id="rId20" w:history="1">
+        <w:hyperlink r:id="rId21" w:history="1">
           <w:r>
             <w:rPr>
               <w:rStyle w:val="Hyperlink"/>
@@ -3164,7 +3182,7 @@
           <w:sz w:val="24"/>
           <w:u w:val="single"/>
         </w:rPr>
-        <w:hyperlink r:id="rId20" w:history="1">
+        <w:hyperlink r:id="rId21" w:history="1">
           <w:r>
             <w:rPr>
               <w:rStyle w:val="Hyperlink"/>
@@ -3182,7 +3200,7 @@
           <w:sz w:val="24"/>
           <w:u w:val="single"/>
         </w:rPr>
-        <w:hyperlink r:id="rId20" w:history="1">
+        <w:hyperlink r:id="rId21" w:history="1">
           <w:r>
             <w:rPr>
               <w:rStyle w:val="Hyperlink"/>
@@ -3333,7 +3351,7 @@
           <w:sz w:val="24"/>
           <w:u w:val="single"/>
         </w:rPr>
-        <w:hyperlink r:id="rId21" w:history="1">
+        <w:hyperlink r:id="rId22" w:history="1">
           <w:r>
             <w:rPr>
               <w:rStyle w:val="Hyperlink"/>
@@ -3351,7 +3369,7 @@
           <w:sz w:val="24"/>
           <w:u w:val="single"/>
         </w:rPr>
-        <w:hyperlink r:id="rId21" w:history="1">
+        <w:hyperlink r:id="rId22" w:history="1">
           <w:r>
             <w:rPr>
               <w:rStyle w:val="Hyperlink"/>
@@ -3369,7 +3387,7 @@
           <w:sz w:val="24"/>
           <w:u w:val="single"/>
         </w:rPr>
-        <w:hyperlink r:id="rId21" w:history="1">
+        <w:hyperlink r:id="rId22" w:history="1">
           <w:r>
             <w:rPr>
               <w:rStyle w:val="Hyperlink"/>
@@ -3387,7 +3405,7 @@
           <w:sz w:val="24"/>
           <w:u w:val="single"/>
         </w:rPr>
-        <w:hyperlink r:id="rId21" w:history="1">
+        <w:hyperlink r:id="rId22" w:history="1">
           <w:r>
             <w:rPr>
               <w:rStyle w:val="Hyperlink"/>
@@ -3405,7 +3423,7 @@
           <w:sz w:val="24"/>
           <w:u w:val="single"/>
         </w:rPr>
-        <w:hyperlink r:id="rId21" w:history="1">
+        <w:hyperlink r:id="rId22" w:history="1">
           <w:r>
             <w:rPr>
               <w:rStyle w:val="Hyperlink"/>
@@ -3423,7 +3441,7 @@
           <w:sz w:val="24"/>
           <w:u w:val="single"/>
         </w:rPr>
-        <w:hyperlink r:id="rId21" w:history="1">
+        <w:hyperlink r:id="rId22" w:history="1">
           <w:r>
             <w:rPr>
               <w:rStyle w:val="Hyperlink"/>
@@ -3441,7 +3459,7 @@
           <w:sz w:val="24"/>
           <w:u w:val="single"/>
         </w:rPr>
-        <w:hyperlink r:id="rId21" w:history="1">
+        <w:hyperlink r:id="rId22" w:history="1">
           <w:r>
             <w:rPr>
               <w:rStyle w:val="Hyperlink"/>
@@ -3459,7 +3477,7 @@
           <w:sz w:val="24"/>
           <w:u w:val="single"/>
         </w:rPr>
-        <w:hyperlink r:id="rId21" w:history="1">
+        <w:hyperlink r:id="rId22" w:history="1">
           <w:r>
             <w:rPr>
               <w:rStyle w:val="Hyperlink"/>
@@ -3477,7 +3495,7 @@
           <w:sz w:val="24"/>
           <w:u w:val="single"/>
         </w:rPr>
-        <w:hyperlink r:id="rId21" w:history="1">
+        <w:hyperlink r:id="rId22" w:history="1">
           <w:r>
             <w:rPr>
               <w:rStyle w:val="Hyperlink"/>

--- a/EXPORTS/DOCX/published/niveau3/Dutch/HoofdcursusKampen.docx
+++ b/EXPORTS/DOCX/published/niveau3/Dutch/HoofdcursusKampen.docx
@@ -548,6 +548,7 @@
       </w:r>
       <w:r>
         <w:rPr>
+          <w:u w:val="single" w:color="0000ff"/>
           <w:rFonts w:ascii="Charis SIL Regular" w:hAnsi="Charis SIL Regular" w:eastAsia="Charis SIL Regular"/>
           <w:b w:val="0"/>
           <w:i w:val="0"/>
@@ -2169,7 +2170,7 @@
           <w:sz w:val="24"/>
           <w:u w:val="single"/>
         </w:rPr>
-        <w:hyperlink r:id="rId16" w:history="1">
+        <w:hyperlink r:id="rId15" w:history="1">
           <w:r>
             <w:rPr>
               <w:rStyle w:val="Hyperlink"/>
@@ -2180,7 +2181,6 @@
       </w:r>
       <w:r>
         <w:rPr>
-          <w:u w:val="single" w:color="0000ff"/>
           <w:rFonts w:ascii="Charis SIL Regular" w:hAnsi="Charis SIL Regular" w:eastAsia="Charis SIL Regular"/>
           <w:b w:val="0"/>
           <w:i w:val="0"/>
@@ -2205,7 +2205,7 @@
           <w:sz w:val="24"/>
           <w:u w:val="single"/>
         </w:rPr>
-        <w:hyperlink r:id="rId17" w:history="1">
+        <w:hyperlink r:id="rId15" w:history="1">
           <w:r>
             <w:rPr>
               <w:rStyle w:val="Hyperlink"/>
@@ -2234,7 +2234,7 @@
           <w:sz w:val="24"/>
           <w:u w:val="single"/>
         </w:rPr>
-        <w:hyperlink r:id="rId17" w:history="1">
+        <w:hyperlink r:id="rId15" w:history="1">
           <w:r>
             <w:rPr>
               <w:rStyle w:val="Hyperlink"/>
@@ -2252,7 +2252,7 @@
           <w:sz w:val="24"/>
           <w:u w:val="single"/>
         </w:rPr>
-        <w:hyperlink r:id="rId17" w:history="1">
+        <w:hyperlink r:id="rId15" w:history="1">
           <w:r>
             <w:rPr>
               <w:rStyle w:val="Hyperlink"/>
@@ -2350,7 +2350,7 @@
           <w:sz w:val="24"/>
           <w:u w:val="single"/>
         </w:rPr>
-        <w:hyperlink r:id="rId18" w:history="1">
+        <w:hyperlink r:id="rId17" w:history="1">
           <w:r>
             <w:rPr>
               <w:rStyle w:val="Hyperlink"/>
@@ -2368,7 +2368,7 @@
           <w:sz w:val="24"/>
           <w:u w:val="single"/>
         </w:rPr>
-        <w:hyperlink r:id="rId18" w:history="1">
+        <w:hyperlink r:id="rId17" w:history="1">
           <w:r>
             <w:rPr>
               <w:rStyle w:val="Hyperlink"/>
@@ -2386,7 +2386,7 @@
           <w:sz w:val="24"/>
           <w:u w:val="single"/>
         </w:rPr>
-        <w:hyperlink r:id="rId18" w:history="1">
+        <w:hyperlink r:id="rId17" w:history="1">
           <w:r>
             <w:rPr>
               <w:rStyle w:val="Hyperlink"/>
@@ -2404,7 +2404,7 @@
           <w:sz w:val="24"/>
           <w:u w:val="single"/>
         </w:rPr>
-        <w:hyperlink r:id="rId18" w:history="1">
+        <w:hyperlink r:id="rId17" w:history="1">
           <w:r>
             <w:rPr>
               <w:rStyle w:val="Hyperlink"/>
@@ -2432,7 +2432,7 @@
           <w:sz w:val="24"/>
           <w:u w:val="single"/>
         </w:rPr>
-        <w:hyperlink r:id="rId19" w:history="1">
+        <w:hyperlink r:id="rId18" w:history="1">
           <w:r>
             <w:rPr>
               <w:rStyle w:val="Hyperlink"/>
@@ -2625,7 +2625,7 @@
           <w:sz w:val="24"/>
           <w:u w:val="single"/>
         </w:rPr>
-        <w:hyperlink r:id="rId20" w:history="1">
+        <w:hyperlink r:id="rId19" w:history="1">
           <w:r>
             <w:rPr>
               <w:rStyle w:val="Hyperlink"/>
@@ -2643,7 +2643,7 @@
           <w:sz w:val="24"/>
           <w:u w:val="single"/>
         </w:rPr>
-        <w:hyperlink r:id="rId20" w:history="1">
+        <w:hyperlink r:id="rId19" w:history="1">
           <w:r>
             <w:rPr>
               <w:rStyle w:val="Hyperlink"/>
@@ -2661,7 +2661,7 @@
           <w:sz w:val="24"/>
           <w:u w:val="single"/>
         </w:rPr>
-        <w:hyperlink r:id="rId20" w:history="1">
+        <w:hyperlink r:id="rId19" w:history="1">
           <w:r>
             <w:rPr>
               <w:rStyle w:val="Hyperlink"/>
@@ -2679,7 +2679,7 @@
           <w:sz w:val="24"/>
           <w:u w:val="single"/>
         </w:rPr>
-        <w:hyperlink r:id="rId20" w:history="1">
+        <w:hyperlink r:id="rId19" w:history="1">
           <w:r>
             <w:rPr>
               <w:rStyle w:val="Hyperlink"/>
@@ -2697,7 +2697,7 @@
           <w:sz w:val="24"/>
           <w:u w:val="single"/>
         </w:rPr>
-        <w:hyperlink r:id="rId20" w:history="1">
+        <w:hyperlink r:id="rId19" w:history="1">
           <w:r>
             <w:rPr>
               <w:rStyle w:val="Hyperlink"/>
@@ -2715,7 +2715,7 @@
           <w:sz w:val="24"/>
           <w:u w:val="single"/>
         </w:rPr>
-        <w:hyperlink r:id="rId20" w:history="1">
+        <w:hyperlink r:id="rId19" w:history="1">
           <w:r>
             <w:rPr>
               <w:rStyle w:val="Hyperlink"/>
@@ -2733,7 +2733,7 @@
           <w:sz w:val="24"/>
           <w:u w:val="single"/>
         </w:rPr>
-        <w:hyperlink r:id="rId20" w:history="1">
+        <w:hyperlink r:id="rId19" w:history="1">
           <w:r>
             <w:rPr>
               <w:rStyle w:val="Hyperlink"/>
@@ -2751,7 +2751,7 @@
           <w:sz w:val="24"/>
           <w:u w:val="single"/>
         </w:rPr>
-        <w:hyperlink r:id="rId20" w:history="1">
+        <w:hyperlink r:id="rId19" w:history="1">
           <w:r>
             <w:rPr>
               <w:rStyle w:val="Hyperlink"/>
@@ -2769,7 +2769,7 @@
           <w:sz w:val="24"/>
           <w:u w:val="single"/>
         </w:rPr>
-        <w:hyperlink r:id="rId20" w:history="1">
+        <w:hyperlink r:id="rId19" w:history="1">
           <w:r>
             <w:rPr>
               <w:rStyle w:val="Hyperlink"/>
@@ -2787,7 +2787,7 @@
           <w:sz w:val="24"/>
           <w:u w:val="single"/>
         </w:rPr>
-        <w:hyperlink r:id="rId20" w:history="1">
+        <w:hyperlink r:id="rId19" w:history="1">
           <w:r>
             <w:rPr>
               <w:rStyle w:val="Hyperlink"/>
@@ -2805,7 +2805,7 @@
           <w:sz w:val="24"/>
           <w:u w:val="single"/>
         </w:rPr>
-        <w:hyperlink r:id="rId20" w:history="1">
+        <w:hyperlink r:id="rId19" w:history="1">
           <w:r>
             <w:rPr>
               <w:rStyle w:val="Hyperlink"/>
@@ -2823,7 +2823,7 @@
           <w:sz w:val="24"/>
           <w:u w:val="single"/>
         </w:rPr>
-        <w:hyperlink r:id="rId20" w:history="1">
+        <w:hyperlink r:id="rId19" w:history="1">
           <w:r>
             <w:rPr>
               <w:rStyle w:val="Hyperlink"/>
@@ -2841,7 +2841,7 @@
           <w:sz w:val="24"/>
           <w:u w:val="single"/>
         </w:rPr>
-        <w:hyperlink r:id="rId20" w:history="1">
+        <w:hyperlink r:id="rId19" w:history="1">
           <w:r>
             <w:rPr>
               <w:rStyle w:val="Hyperlink"/>
@@ -2859,7 +2859,7 @@
           <w:sz w:val="24"/>
           <w:u w:val="single"/>
         </w:rPr>
-        <w:hyperlink r:id="rId20" w:history="1">
+        <w:hyperlink r:id="rId19" w:history="1">
           <w:r>
             <w:rPr>
               <w:rStyle w:val="Hyperlink"/>
@@ -2877,7 +2877,7 @@
           <w:sz w:val="24"/>
           <w:u w:val="single"/>
         </w:rPr>
-        <w:hyperlink r:id="rId20" w:history="1">
+        <w:hyperlink r:id="rId19" w:history="1">
           <w:r>
             <w:rPr>
               <w:rStyle w:val="Hyperlink"/>
@@ -3035,7 +3035,7 @@
           <w:sz w:val="24"/>
           <w:u w:val="single"/>
         </w:rPr>
-        <w:hyperlink r:id="rId21" w:history="1">
+        <w:hyperlink r:id="rId20" w:history="1">
           <w:r>
             <w:rPr>
               <w:rStyle w:val="Hyperlink"/>
@@ -3053,7 +3053,7 @@
           <w:sz w:val="24"/>
           <w:u w:val="single"/>
         </w:rPr>
-        <w:hyperlink r:id="rId21" w:history="1">
+        <w:hyperlink r:id="rId20" w:history="1">
           <w:r>
             <w:rPr>
               <w:rStyle w:val="Hyperlink"/>
@@ -3071,7 +3071,7 @@
           <w:sz w:val="24"/>
           <w:u w:val="single"/>
         </w:rPr>
-        <w:hyperlink r:id="rId21" w:history="1">
+        <w:hyperlink r:id="rId20" w:history="1">
           <w:r>
             <w:rPr>
               <w:rStyle w:val="Hyperlink"/>
@@ -3089,7 +3089,7 @@
           <w:sz w:val="24"/>
           <w:u w:val="single"/>
         </w:rPr>
-        <w:hyperlink r:id="rId21" w:history="1">
+        <w:hyperlink r:id="rId20" w:history="1">
           <w:r>
             <w:rPr>
               <w:rStyle w:val="Hyperlink"/>
@@ -3107,7 +3107,7 @@
           <w:sz w:val="24"/>
           <w:u w:val="single"/>
         </w:rPr>
-        <w:hyperlink r:id="rId21" w:history="1">
+        <w:hyperlink r:id="rId20" w:history="1">
           <w:r>
             <w:rPr>
               <w:rStyle w:val="Hyperlink"/>
@@ -3128,7 +3128,7 @@
           <w:sz w:val="24"/>
           <w:u w:val="single"/>
         </w:rPr>
-        <w:hyperlink r:id="rId21" w:history="1">
+        <w:hyperlink r:id="rId20" w:history="1">
           <w:r>
             <w:rPr>
               <w:rStyle w:val="Hyperlink"/>
@@ -3146,7 +3146,7 @@
           <w:sz w:val="24"/>
           <w:u w:val="single"/>
         </w:rPr>
-        <w:hyperlink r:id="rId21" w:history="1">
+        <w:hyperlink r:id="rId20" w:history="1">
           <w:r>
             <w:rPr>
               <w:rStyle w:val="Hyperlink"/>
@@ -3164,7 +3164,7 @@
           <w:sz w:val="24"/>
           <w:u w:val="single"/>
         </w:rPr>
-        <w:hyperlink r:id="rId21" w:history="1">
+        <w:hyperlink r:id="rId20" w:history="1">
           <w:r>
             <w:rPr>
               <w:rStyle w:val="Hyperlink"/>
@@ -3182,7 +3182,7 @@
           <w:sz w:val="24"/>
           <w:u w:val="single"/>
         </w:rPr>
-        <w:hyperlink r:id="rId21" w:history="1">
+        <w:hyperlink r:id="rId20" w:history="1">
           <w:r>
             <w:rPr>
               <w:rStyle w:val="Hyperlink"/>
@@ -3200,7 +3200,7 @@
           <w:sz w:val="24"/>
           <w:u w:val="single"/>
         </w:rPr>
-        <w:hyperlink r:id="rId21" w:history="1">
+        <w:hyperlink r:id="rId20" w:history="1">
           <w:r>
             <w:rPr>
               <w:rStyle w:val="Hyperlink"/>
@@ -3351,7 +3351,7 @@
           <w:sz w:val="24"/>
           <w:u w:val="single"/>
         </w:rPr>
-        <w:hyperlink r:id="rId22" w:history="1">
+        <w:hyperlink r:id="rId21" w:history="1">
           <w:r>
             <w:rPr>
               <w:rStyle w:val="Hyperlink"/>
@@ -3369,7 +3369,7 @@
           <w:sz w:val="24"/>
           <w:u w:val="single"/>
         </w:rPr>
-        <w:hyperlink r:id="rId22" w:history="1">
+        <w:hyperlink r:id="rId21" w:history="1">
           <w:r>
             <w:rPr>
               <w:rStyle w:val="Hyperlink"/>
@@ -3387,7 +3387,7 @@
           <w:sz w:val="24"/>
           <w:u w:val="single"/>
         </w:rPr>
-        <w:hyperlink r:id="rId22" w:history="1">
+        <w:hyperlink r:id="rId21" w:history="1">
           <w:r>
             <w:rPr>
               <w:rStyle w:val="Hyperlink"/>
@@ -3405,7 +3405,7 @@
           <w:sz w:val="24"/>
           <w:u w:val="single"/>
         </w:rPr>
-        <w:hyperlink r:id="rId22" w:history="1">
+        <w:hyperlink r:id="rId21" w:history="1">
           <w:r>
             <w:rPr>
               <w:rStyle w:val="Hyperlink"/>
@@ -3423,7 +3423,7 @@
           <w:sz w:val="24"/>
           <w:u w:val="single"/>
         </w:rPr>
-        <w:hyperlink r:id="rId22" w:history="1">
+        <w:hyperlink r:id="rId21" w:history="1">
           <w:r>
             <w:rPr>
               <w:rStyle w:val="Hyperlink"/>
@@ -3441,7 +3441,7 @@
           <w:sz w:val="24"/>
           <w:u w:val="single"/>
         </w:rPr>
-        <w:hyperlink r:id="rId22" w:history="1">
+        <w:hyperlink r:id="rId21" w:history="1">
           <w:r>
             <w:rPr>
               <w:rStyle w:val="Hyperlink"/>
@@ -3459,7 +3459,7 @@
           <w:sz w:val="24"/>
           <w:u w:val="single"/>
         </w:rPr>
-        <w:hyperlink r:id="rId22" w:history="1">
+        <w:hyperlink r:id="rId21" w:history="1">
           <w:r>
             <w:rPr>
               <w:rStyle w:val="Hyperlink"/>
@@ -3477,7 +3477,7 @@
           <w:sz w:val="24"/>
           <w:u w:val="single"/>
         </w:rPr>
-        <w:hyperlink r:id="rId22" w:history="1">
+        <w:hyperlink r:id="rId21" w:history="1">
           <w:r>
             <w:rPr>
               <w:rStyle w:val="Hyperlink"/>
@@ -3495,7 +3495,7 @@
           <w:sz w:val="24"/>
           <w:u w:val="single"/>
         </w:rPr>
-        <w:hyperlink r:id="rId22" w:history="1">
+        <w:hyperlink r:id="rId21" w:history="1">
           <w:r>
             <w:rPr>
               <w:rStyle w:val="Hyperlink"/>

--- a/EXPORTS/DOCX/published/niveau3/Dutch/HoofdcursusKampen.docx
+++ b/EXPORTS/DOCX/published/niveau3/Dutch/HoofdcursusKampen.docx
@@ -571,236 +571,18 @@
           <w:i/>
           <w:color w:val="0000FF"/>
           <w:sz w:val="24"/>
-          <w:u w:val="single"/>
         </w:rPr>
-        <w:hyperlink r:id="rId9" w:history="1">
-          <w:r>
-            <w:rPr>
-              <w:rStyle w:val="Hyperlink"/>
-            </w:rPr>
-            <w:t>Bronne</w:t>
-          </w:r>
-        </w:hyperlink>
+        <w:t>Bronnen</w:t>
       </w:r>
       <w:r>
         <w:rPr>
-          <w:rFonts w:ascii="Charis SIL Italic" w:hAnsi="Charis SIL Italic" w:eastAsia="Charis SIL Italic"/>
-          <w:b w:val="0"/>
-          <w:i/>
-          <w:color w:val="0000FF"/>
-          <w:sz w:val="24"/>
-          <w:u w:val="single"/>
-        </w:rPr>
-        <w:hyperlink r:id="rId9" w:history="1">
-          <w:r>
-            <w:rPr>
-              <w:rStyle w:val="Hyperlink"/>
-            </w:rPr>
-            <w:t>n</w:t>
-          </w:r>
-        </w:hyperlink>
-      </w:r>
-      <w:r>
-        <w:rPr>
-          <w:u w:val="single" w:color="0000ff"/>
           <w:rFonts w:ascii="Charis SIL Regular" w:hAnsi="Charis SIL Regular" w:eastAsia="Charis SIL Regular"/>
           <w:b w:val="0"/>
           <w:i w:val="0"/>
           <w:color w:val="000000"/>
           <w:sz w:val="24"/>
         </w:rPr>
-        <w:hyperlink r:id="rId9" w:history="1">
-          <w:r>
-            <w:rPr>
-              <w:rStyle w:val="Hyperlink"/>
-            </w:rPr>
-            <w:t xml:space="preserve"> het volledi</w:t>
-          </w:r>
-        </w:hyperlink>
-      </w:r>
-      <w:r>
-        <w:rPr>
-          <w:u w:val="single" w:color="0000ff"/>
-          <w:rFonts w:ascii="Charis SIL Regular" w:hAnsi="Charis SIL Regular" w:eastAsia="Charis SIL Regular"/>
-          <w:b w:val="0"/>
-          <w:i w:val="0"/>
-          <w:color w:val="000000"/>
-          <w:sz w:val="24"/>
-        </w:rPr>
-        <w:hyperlink r:id="rId9" w:history="1">
-          <w:r>
-            <w:rPr>
-              <w:rStyle w:val="Hyperlink"/>
-            </w:rPr>
-            <w:t>g</w:t>
-          </w:r>
-        </w:hyperlink>
-      </w:r>
-      <w:r>
-        <w:rPr>
-          <w:u w:val="single" w:color="0000ff"/>
-          <w:rFonts w:ascii="Charis SIL Regular" w:hAnsi="Charis SIL Regular" w:eastAsia="Charis SIL Regular"/>
-          <w:b w:val="0"/>
-          <w:i w:val="0"/>
-          <w:color w:val="000000"/>
-          <w:sz w:val="24"/>
-        </w:rPr>
-        <w:hyperlink r:id="rId9" w:history="1">
-          <w:r>
-            <w:rPr>
-              <w:rStyle w:val="Hyperlink"/>
-            </w:rPr>
-            <w:t>e rappor</w:t>
-          </w:r>
-        </w:hyperlink>
-      </w:r>
-      <w:r>
-        <w:rPr>
-          <w:u w:val="single" w:color="0000ff"/>
-          <w:rFonts w:ascii="Charis SIL Regular" w:hAnsi="Charis SIL Regular" w:eastAsia="Charis SIL Regular"/>
-          <w:b w:val="0"/>
-          <w:i w:val="0"/>
-          <w:color w:val="000000"/>
-          <w:sz w:val="24"/>
-        </w:rPr>
-        <w:hyperlink r:id="rId9" w:history="1">
-          <w:r>
-            <w:rPr>
-              <w:rStyle w:val="Hyperlink"/>
-            </w:rPr>
-            <w:t>t</w:t>
-          </w:r>
-        </w:hyperlink>
-      </w:r>
-      <w:r>
-        <w:rPr>
-          <w:u w:val="single" w:color="0000ff"/>
-          <w:rFonts w:ascii="Charis SIL Regular" w:hAnsi="Charis SIL Regular" w:eastAsia="Charis SIL Regular"/>
-          <w:b w:val="0"/>
-          <w:i w:val="0"/>
-          <w:color w:val="000000"/>
-          <w:sz w:val="24"/>
-        </w:rPr>
-        <w:hyperlink r:id="rId9" w:history="1">
-          <w:r>
-            <w:rPr>
-              <w:rStyle w:val="Hyperlink"/>
-            </w:rPr>
-            <w:t xml:space="preserve">). </w:t>
-          </w:r>
-        </w:hyperlink>
-      </w:r>
-      <w:r>
-        <w:rPr>
-          <w:u w:val="single" w:color="0000ff"/>
-          <w:rFonts w:ascii="Charis SIL Regular" w:hAnsi="Charis SIL Regular" w:eastAsia="Charis SIL Regular"/>
-          <w:b w:val="0"/>
-          <w:i w:val="0"/>
-          <w:color w:val="000000"/>
-          <w:sz w:val="24"/>
-        </w:rPr>
-        <w:t>O</w:t>
-      </w:r>
-      <w:r>
-        <w:rPr>
-          <w:u w:val="single" w:color="0000ff"/>
-          <w:rFonts w:ascii="Charis SIL Regular" w:hAnsi="Charis SIL Regular" w:eastAsia="Charis SIL Regular"/>
-          <w:b w:val="0"/>
-          <w:i w:val="0"/>
-          <w:color w:val="000000"/>
-          <w:sz w:val="24"/>
-        </w:rPr>
-        <w:hyperlink r:id="rId9" w:history="1">
-          <w:r>
-            <w:rPr>
-              <w:rStyle w:val="Hyperlink"/>
-            </w:rPr>
-            <w:t>ok H.J.</w:t>
-          </w:r>
-        </w:hyperlink>
-      </w:r>
-      <w:r>
-        <w:rPr>
-          <w:u w:val="single" w:color="0000ff"/>
-          <w:rFonts w:ascii="Charis SIL Regular" w:hAnsi="Charis SIL Regular" w:eastAsia="Charis SIL Regular"/>
-          <w:b w:val="0"/>
-          <w:i w:val="0"/>
-          <w:color w:val="000000"/>
-          <w:sz w:val="24"/>
-        </w:rPr>
-        <w:t xml:space="preserve"> </w:t>
-      </w:r>
-      <w:r>
-        <w:rPr>
-          <w:u w:val="single" w:color="0000ff"/>
-          <w:rFonts w:ascii="Charis SIL Regular" w:hAnsi="Charis SIL Regular" w:eastAsia="Charis SIL Regular"/>
-          <w:b w:val="0"/>
-          <w:i w:val="0"/>
-          <w:color w:val="000000"/>
-          <w:sz w:val="24"/>
-        </w:rPr>
-        <w:hyperlink r:id="rId9" w:history="1">
-          <w:r>
-            <w:rPr>
-              <w:rStyle w:val="Hyperlink"/>
-            </w:rPr>
-            <w:t>V</w:t>
-          </w:r>
-        </w:hyperlink>
-      </w:r>
-      <w:r>
-        <w:rPr>
-          <w:u w:val="single" w:color="0000ff"/>
-          <w:rFonts w:ascii="Charis SIL Regular" w:hAnsi="Charis SIL Regular" w:eastAsia="Charis SIL Regular"/>
-          <w:b w:val="0"/>
-          <w:i w:val="0"/>
-          <w:color w:val="000000"/>
-          <w:sz w:val="24"/>
-        </w:rPr>
-        <w:hyperlink r:id="rId9" w:history="1">
-          <w:r>
-            <w:rPr>
-              <w:rStyle w:val="Hyperlink"/>
-            </w:rPr>
-            <w:t>o</w:t>
-          </w:r>
-        </w:hyperlink>
-      </w:r>
-      <w:r>
-        <w:rPr>
-          <w:u w:val="single" w:color="0000ff"/>
-          <w:rFonts w:ascii="Charis SIL Regular" w:hAnsi="Charis SIL Regular" w:eastAsia="Charis SIL Regular"/>
-          <w:b w:val="0"/>
-          <w:i w:val="0"/>
-          <w:color w:val="000000"/>
-          <w:sz w:val="24"/>
-        </w:rPr>
-        <w:hyperlink r:id="rId9" w:history="1">
-          <w:r>
-            <w:rPr>
-              <w:rStyle w:val="Hyperlink"/>
-            </w:rPr>
-            <w:t>sku</w:t>
-          </w:r>
-        </w:hyperlink>
-      </w:r>
-      <w:r>
-        <w:rPr>
-          <w:u w:val="single" w:color="0000ff"/>
-          <w:rFonts w:ascii="Charis SIL Regular" w:hAnsi="Charis SIL Regular" w:eastAsia="Charis SIL Regular"/>
-          <w:b w:val="0"/>
-          <w:i w:val="0"/>
-          <w:color w:val="000000"/>
-          <w:sz w:val="24"/>
-        </w:rPr>
-        <w:hyperlink r:id="rId9" w:history="1">
-          <w:r>
-            <w:rPr>
-              <w:rStyle w:val="Hyperlink"/>
-            </w:rPr>
-            <w:t>il, die Va</w:t>
-          </w:r>
-        </w:hyperlink>
+        <w:t xml:space="preserve"> het volledige rapport). Ook H.J. Voskuil, die Va</w:t>
       </w:r>
       <w:r>
         <w:rPr>
@@ -842,7 +624,6 @@
       </w:r>
       <w:r>
         <w:rPr>
-          <w:u w:val="single" w:color="0000ff"/>
           <w:rFonts w:ascii="Charis SIL Regular" w:hAnsi="Charis SIL Regular" w:eastAsia="Charis SIL Regular"/>
           <w:b w:val="0"/>
           <w:i w:val="0"/>

--- a/EXPORTS/DOCX/published/niveau3/Dutch/HoofdcursusKampen.docx
+++ b/EXPORTS/DOCX/published/niveau3/Dutch/HoofdcursusKampen.docx
@@ -571,18 +571,236 @@
           <w:i/>
           <w:color w:val="0000FF"/>
           <w:sz w:val="24"/>
+          <w:u w:val="single"/>
         </w:rPr>
-        <w:t>Bronnen</w:t>
+        <w:hyperlink r:id="rId9" w:history="1">
+          <w:r>
+            <w:rPr>
+              <w:rStyle w:val="Hyperlink"/>
+            </w:rPr>
+            <w:t>Bronne</w:t>
+          </w:r>
+        </w:hyperlink>
       </w:r>
       <w:r>
         <w:rPr>
+          <w:rFonts w:ascii="Charis SIL Italic" w:hAnsi="Charis SIL Italic" w:eastAsia="Charis SIL Italic"/>
+          <w:b w:val="0"/>
+          <w:i/>
+          <w:color w:val="0000FF"/>
+          <w:sz w:val="24"/>
+          <w:u w:val="single"/>
+        </w:rPr>
+        <w:hyperlink r:id="rId9" w:history="1">
+          <w:r>
+            <w:rPr>
+              <w:rStyle w:val="Hyperlink"/>
+            </w:rPr>
+            <w:t>n</w:t>
+          </w:r>
+        </w:hyperlink>
+      </w:r>
+      <w:r>
+        <w:rPr>
+          <w:u w:val="single" w:color="0000ff"/>
           <w:rFonts w:ascii="Charis SIL Regular" w:hAnsi="Charis SIL Regular" w:eastAsia="Charis SIL Regular"/>
           <w:b w:val="0"/>
           <w:i w:val="0"/>
           <w:color w:val="000000"/>
           <w:sz w:val="24"/>
         </w:rPr>
-        <w:t xml:space="preserve"> het volledige rapport). Ook H.J. Voskuil, die Va</w:t>
+        <w:hyperlink r:id="rId9" w:history="1">
+          <w:r>
+            <w:rPr>
+              <w:rStyle w:val="Hyperlink"/>
+            </w:rPr>
+            <w:t xml:space="preserve"> het volledi</w:t>
+          </w:r>
+        </w:hyperlink>
+      </w:r>
+      <w:r>
+        <w:rPr>
+          <w:u w:val="single" w:color="0000ff"/>
+          <w:rFonts w:ascii="Charis SIL Regular" w:hAnsi="Charis SIL Regular" w:eastAsia="Charis SIL Regular"/>
+          <w:b w:val="0"/>
+          <w:i w:val="0"/>
+          <w:color w:val="000000"/>
+          <w:sz w:val="24"/>
+        </w:rPr>
+        <w:hyperlink r:id="rId9" w:history="1">
+          <w:r>
+            <w:rPr>
+              <w:rStyle w:val="Hyperlink"/>
+            </w:rPr>
+            <w:t>g</w:t>
+          </w:r>
+        </w:hyperlink>
+      </w:r>
+      <w:r>
+        <w:rPr>
+          <w:u w:val="single" w:color="0000ff"/>
+          <w:rFonts w:ascii="Charis SIL Regular" w:hAnsi="Charis SIL Regular" w:eastAsia="Charis SIL Regular"/>
+          <w:b w:val="0"/>
+          <w:i w:val="0"/>
+          <w:color w:val="000000"/>
+          <w:sz w:val="24"/>
+        </w:rPr>
+        <w:hyperlink r:id="rId9" w:history="1">
+          <w:r>
+            <w:rPr>
+              <w:rStyle w:val="Hyperlink"/>
+            </w:rPr>
+            <w:t>e rappor</w:t>
+          </w:r>
+        </w:hyperlink>
+      </w:r>
+      <w:r>
+        <w:rPr>
+          <w:u w:val="single" w:color="0000ff"/>
+          <w:rFonts w:ascii="Charis SIL Regular" w:hAnsi="Charis SIL Regular" w:eastAsia="Charis SIL Regular"/>
+          <w:b w:val="0"/>
+          <w:i w:val="0"/>
+          <w:color w:val="000000"/>
+          <w:sz w:val="24"/>
+        </w:rPr>
+        <w:hyperlink r:id="rId9" w:history="1">
+          <w:r>
+            <w:rPr>
+              <w:rStyle w:val="Hyperlink"/>
+            </w:rPr>
+            <w:t>t</w:t>
+          </w:r>
+        </w:hyperlink>
+      </w:r>
+      <w:r>
+        <w:rPr>
+          <w:u w:val="single" w:color="0000ff"/>
+          <w:rFonts w:ascii="Charis SIL Regular" w:hAnsi="Charis SIL Regular" w:eastAsia="Charis SIL Regular"/>
+          <w:b w:val="0"/>
+          <w:i w:val="0"/>
+          <w:color w:val="000000"/>
+          <w:sz w:val="24"/>
+        </w:rPr>
+        <w:hyperlink r:id="rId9" w:history="1">
+          <w:r>
+            <w:rPr>
+              <w:rStyle w:val="Hyperlink"/>
+            </w:rPr>
+            <w:t xml:space="preserve">). </w:t>
+          </w:r>
+        </w:hyperlink>
+      </w:r>
+      <w:r>
+        <w:rPr>
+          <w:u w:val="single" w:color="0000ff"/>
+          <w:rFonts w:ascii="Charis SIL Regular" w:hAnsi="Charis SIL Regular" w:eastAsia="Charis SIL Regular"/>
+          <w:b w:val="0"/>
+          <w:i w:val="0"/>
+          <w:color w:val="000000"/>
+          <w:sz w:val="24"/>
+        </w:rPr>
+        <w:t>O</w:t>
+      </w:r>
+      <w:r>
+        <w:rPr>
+          <w:u w:val="single" w:color="0000ff"/>
+          <w:rFonts w:ascii="Charis SIL Regular" w:hAnsi="Charis SIL Regular" w:eastAsia="Charis SIL Regular"/>
+          <w:b w:val="0"/>
+          <w:i w:val="0"/>
+          <w:color w:val="000000"/>
+          <w:sz w:val="24"/>
+        </w:rPr>
+        <w:hyperlink r:id="rId9" w:history="1">
+          <w:r>
+            <w:rPr>
+              <w:rStyle w:val="Hyperlink"/>
+            </w:rPr>
+            <w:t>ok H.J.</w:t>
+          </w:r>
+        </w:hyperlink>
+      </w:r>
+      <w:r>
+        <w:rPr>
+          <w:u w:val="single" w:color="0000ff"/>
+          <w:rFonts w:ascii="Charis SIL Regular" w:hAnsi="Charis SIL Regular" w:eastAsia="Charis SIL Regular"/>
+          <w:b w:val="0"/>
+          <w:i w:val="0"/>
+          <w:color w:val="000000"/>
+          <w:sz w:val="24"/>
+        </w:rPr>
+        <w:t xml:space="preserve"> </w:t>
+      </w:r>
+      <w:r>
+        <w:rPr>
+          <w:u w:val="single" w:color="0000ff"/>
+          <w:rFonts w:ascii="Charis SIL Regular" w:hAnsi="Charis SIL Regular" w:eastAsia="Charis SIL Regular"/>
+          <w:b w:val="0"/>
+          <w:i w:val="0"/>
+          <w:color w:val="000000"/>
+          <w:sz w:val="24"/>
+        </w:rPr>
+        <w:hyperlink r:id="rId9" w:history="1">
+          <w:r>
+            <w:rPr>
+              <w:rStyle w:val="Hyperlink"/>
+            </w:rPr>
+            <w:t>V</w:t>
+          </w:r>
+        </w:hyperlink>
+      </w:r>
+      <w:r>
+        <w:rPr>
+          <w:u w:val="single" w:color="0000ff"/>
+          <w:rFonts w:ascii="Charis SIL Regular" w:hAnsi="Charis SIL Regular" w:eastAsia="Charis SIL Regular"/>
+          <w:b w:val="0"/>
+          <w:i w:val="0"/>
+          <w:color w:val="000000"/>
+          <w:sz w:val="24"/>
+        </w:rPr>
+        <w:hyperlink r:id="rId9" w:history="1">
+          <w:r>
+            <w:rPr>
+              <w:rStyle w:val="Hyperlink"/>
+            </w:rPr>
+            <w:t>o</w:t>
+          </w:r>
+        </w:hyperlink>
+      </w:r>
+      <w:r>
+        <w:rPr>
+          <w:u w:val="single" w:color="0000ff"/>
+          <w:rFonts w:ascii="Charis SIL Regular" w:hAnsi="Charis SIL Regular" w:eastAsia="Charis SIL Regular"/>
+          <w:b w:val="0"/>
+          <w:i w:val="0"/>
+          <w:color w:val="000000"/>
+          <w:sz w:val="24"/>
+        </w:rPr>
+        <w:hyperlink r:id="rId9" w:history="1">
+          <w:r>
+            <w:rPr>
+              <w:rStyle w:val="Hyperlink"/>
+            </w:rPr>
+            <w:t>sku</w:t>
+          </w:r>
+        </w:hyperlink>
+      </w:r>
+      <w:r>
+        <w:rPr>
+          <w:u w:val="single" w:color="0000ff"/>
+          <w:rFonts w:ascii="Charis SIL Regular" w:hAnsi="Charis SIL Regular" w:eastAsia="Charis SIL Regular"/>
+          <w:b w:val="0"/>
+          <w:i w:val="0"/>
+          <w:color w:val="000000"/>
+          <w:sz w:val="24"/>
+        </w:rPr>
+        <w:hyperlink r:id="rId9" w:history="1">
+          <w:r>
+            <w:rPr>
+              <w:rStyle w:val="Hyperlink"/>
+            </w:rPr>
+            <w:t>il, die Va</w:t>
+          </w:r>
+        </w:hyperlink>
       </w:r>
       <w:r>
         <w:rPr>
@@ -624,6 +842,7 @@
       </w:r>
       <w:r>
         <w:rPr>
+          <w:u w:val="single" w:color="0000ff"/>
           <w:rFonts w:ascii="Charis SIL Regular" w:hAnsi="Charis SIL Regular" w:eastAsia="Charis SIL Regular"/>
           <w:b w:val="0"/>
           <w:i w:val="0"/>
@@ -1933,7 +2152,7 @@
           <w:sz w:val="24"/>
           <w:u w:val="single"/>
         </w:rPr>
-        <w:hyperlink r:id="rId16" w:history="1">
+        <w:hyperlink r:id="rId15" w:history="1">
           <w:r>
             <w:rPr>
               <w:rStyle w:val="Hyperlink"/>
@@ -2249,7 +2468,7 @@
           <w:sz w:val="24"/>
           <w:u w:val="single"/>
         </w:rPr>
-        <w:hyperlink r:id="rId18" w:history="1">
+        <w:hyperlink r:id="rId17" w:history="1">
           <w:r>
             <w:rPr>
               <w:rStyle w:val="Hyperlink"/>

--- a/EXPORTS/DOCX/published/niveau3/Dutch/HoofdcursusKampen.docx
+++ b/EXPORTS/DOCX/published/niveau3/Dutch/HoofdcursusKampen.docx
@@ -692,7 +692,6 @@
       </w:r>
       <w:r>
         <w:rPr>
-          <w:u w:val="single" w:color="0000ff"/>
           <w:rFonts w:ascii="Charis SIL Regular" w:hAnsi="Charis SIL Regular" w:eastAsia="Charis SIL Regular"/>
           <w:b w:val="0"/>
           <w:i w:val="0"/>
@@ -1010,7 +1009,6 @@
           <w:i w:val="0"/>
           <w:color w:val="0000FF"/>
           <w:sz w:val="24"/>
-          <w:u w:val="single"/>
         </w:rPr>
         <w:t xml:space="preserve"> </w:t>
       </w:r>
@@ -1028,19 +1026,9 @@
             <w:rPr>
               <w:rStyle w:val="Hyperlink"/>
             </w:rPr>
-            <w:t>zoekhul</w:t>
+            <w:t>zoekhulp</w:t>
           </w:r>
         </w:hyperlink>
-      </w:r>
-      <w:r>
-        <w:rPr>
-          <w:rFonts w:ascii="Charis SIL Regular" w:hAnsi="Charis SIL Regular" w:eastAsia="Charis SIL Regular"/>
-          <w:b w:val="0"/>
-          <w:i w:val="0"/>
-          <w:color w:val="0000FF"/>
-          <w:sz w:val="24"/>
-        </w:rPr>
-        <w:t>p</w:t>
       </w:r>
       <w:r>
         <w:rPr>

--- a/EXPORTS/DOCX/published/niveau3/Dutch/HoofdcursusKampen.docx
+++ b/EXPORTS/DOCX/published/niveau3/Dutch/HoofdcursusKampen.docx
@@ -591,7 +591,7 @@
           <w:sz w:val="24"/>
           <w:u w:val="single"/>
         </w:rPr>
-        <w:hyperlink r:id="rId9" w:history="1">
+        <w:hyperlink r:id="rId10" w:history="1">
           <w:r>
             <w:rPr>
               <w:rStyle w:val="Hyperlink"/>
@@ -602,13 +602,205 @@
       </w:r>
       <w:r>
         <w:rPr>
+          <w:u w:val="single" w:color="0000ff"/>
           <w:rFonts w:ascii="Charis SIL Regular" w:hAnsi="Charis SIL Regular" w:eastAsia="Charis SIL Regular"/>
           <w:b w:val="0"/>
           <w:i w:val="0"/>
           <w:color w:val="000000"/>
           <w:sz w:val="24"/>
         </w:rPr>
-        <w:t xml:space="preserve"> het volledige rapport). Ook H.J. Voskuil, die Va</w:t>
+        <w:hyperlink r:id="rId9" w:history="1">
+          <w:r>
+            <w:rPr>
+              <w:rStyle w:val="Hyperlink"/>
+            </w:rPr>
+            <w:t xml:space="preserve"> het volledi</w:t>
+          </w:r>
+        </w:hyperlink>
+      </w:r>
+      <w:r>
+        <w:rPr>
+          <w:u w:val="single" w:color="0000ff"/>
+          <w:rFonts w:ascii="Charis SIL Regular" w:hAnsi="Charis SIL Regular" w:eastAsia="Charis SIL Regular"/>
+          <w:b w:val="0"/>
+          <w:i w:val="0"/>
+          <w:color w:val="000000"/>
+          <w:sz w:val="24"/>
+        </w:rPr>
+        <w:hyperlink r:id="rId9" w:history="1">
+          <w:r>
+            <w:rPr>
+              <w:rStyle w:val="Hyperlink"/>
+            </w:rPr>
+            <w:t>g</w:t>
+          </w:r>
+        </w:hyperlink>
+      </w:r>
+      <w:r>
+        <w:rPr>
+          <w:u w:val="single" w:color="0000ff"/>
+          <w:rFonts w:ascii="Charis SIL Regular" w:hAnsi="Charis SIL Regular" w:eastAsia="Charis SIL Regular"/>
+          <w:b w:val="0"/>
+          <w:i w:val="0"/>
+          <w:color w:val="000000"/>
+          <w:sz w:val="24"/>
+        </w:rPr>
+        <w:hyperlink r:id="rId9" w:history="1">
+          <w:r>
+            <w:rPr>
+              <w:rStyle w:val="Hyperlink"/>
+            </w:rPr>
+            <w:t>e rappor</w:t>
+          </w:r>
+        </w:hyperlink>
+      </w:r>
+      <w:r>
+        <w:rPr>
+          <w:u w:val="single" w:color="0000ff"/>
+          <w:rFonts w:ascii="Charis SIL Regular" w:hAnsi="Charis SIL Regular" w:eastAsia="Charis SIL Regular"/>
+          <w:b w:val="0"/>
+          <w:i w:val="0"/>
+          <w:color w:val="000000"/>
+          <w:sz w:val="24"/>
+        </w:rPr>
+        <w:hyperlink r:id="rId9" w:history="1">
+          <w:r>
+            <w:rPr>
+              <w:rStyle w:val="Hyperlink"/>
+            </w:rPr>
+            <w:t>t</w:t>
+          </w:r>
+        </w:hyperlink>
+      </w:r>
+      <w:r>
+        <w:rPr>
+          <w:u w:val="single" w:color="0000ff"/>
+          <w:rFonts w:ascii="Charis SIL Regular" w:hAnsi="Charis SIL Regular" w:eastAsia="Charis SIL Regular"/>
+          <w:b w:val="0"/>
+          <w:i w:val="0"/>
+          <w:color w:val="000000"/>
+          <w:sz w:val="24"/>
+        </w:rPr>
+        <w:hyperlink r:id="rId9" w:history="1">
+          <w:r>
+            <w:rPr>
+              <w:rStyle w:val="Hyperlink"/>
+            </w:rPr>
+            <w:t xml:space="preserve">). </w:t>
+          </w:r>
+        </w:hyperlink>
+      </w:r>
+      <w:r>
+        <w:rPr>
+          <w:u w:val="single" w:color="0000ff"/>
+          <w:rFonts w:ascii="Charis SIL Regular" w:hAnsi="Charis SIL Regular" w:eastAsia="Charis SIL Regular"/>
+          <w:b w:val="0"/>
+          <w:i w:val="0"/>
+          <w:color w:val="000000"/>
+          <w:sz w:val="24"/>
+        </w:rPr>
+        <w:t>O</w:t>
+      </w:r>
+      <w:r>
+        <w:rPr>
+          <w:u w:val="single" w:color="0000ff"/>
+          <w:rFonts w:ascii="Charis SIL Regular" w:hAnsi="Charis SIL Regular" w:eastAsia="Charis SIL Regular"/>
+          <w:b w:val="0"/>
+          <w:i w:val="0"/>
+          <w:color w:val="000000"/>
+          <w:sz w:val="24"/>
+        </w:rPr>
+        <w:hyperlink r:id="rId9" w:history="1">
+          <w:r>
+            <w:rPr>
+              <w:rStyle w:val="Hyperlink"/>
+            </w:rPr>
+            <w:t>ok H.J.</w:t>
+          </w:r>
+        </w:hyperlink>
+      </w:r>
+      <w:r>
+        <w:rPr>
+          <w:u w:val="single" w:color="0000ff"/>
+          <w:rFonts w:ascii="Charis SIL Regular" w:hAnsi="Charis SIL Regular" w:eastAsia="Charis SIL Regular"/>
+          <w:b w:val="0"/>
+          <w:i w:val="0"/>
+          <w:color w:val="000000"/>
+          <w:sz w:val="24"/>
+        </w:rPr>
+        <w:t xml:space="preserve"> </w:t>
+      </w:r>
+      <w:r>
+        <w:rPr>
+          <w:u w:val="single" w:color="0000ff"/>
+          <w:rFonts w:ascii="Charis SIL Regular" w:hAnsi="Charis SIL Regular" w:eastAsia="Charis SIL Regular"/>
+          <w:b w:val="0"/>
+          <w:i w:val="0"/>
+          <w:color w:val="000000"/>
+          <w:sz w:val="24"/>
+        </w:rPr>
+        <w:hyperlink r:id="rId9" w:history="1">
+          <w:r>
+            <w:rPr>
+              <w:rStyle w:val="Hyperlink"/>
+            </w:rPr>
+            <w:t>V</w:t>
+          </w:r>
+        </w:hyperlink>
+      </w:r>
+      <w:r>
+        <w:rPr>
+          <w:u w:val="single" w:color="0000ff"/>
+          <w:rFonts w:ascii="Charis SIL Regular" w:hAnsi="Charis SIL Regular" w:eastAsia="Charis SIL Regular"/>
+          <w:b w:val="0"/>
+          <w:i w:val="0"/>
+          <w:color w:val="000000"/>
+          <w:sz w:val="24"/>
+        </w:rPr>
+        <w:hyperlink r:id="rId9" w:history="1">
+          <w:r>
+            <w:rPr>
+              <w:rStyle w:val="Hyperlink"/>
+            </w:rPr>
+            <w:t>o</w:t>
+          </w:r>
+        </w:hyperlink>
+      </w:r>
+      <w:r>
+        <w:rPr>
+          <w:u w:val="single" w:color="0000ff"/>
+          <w:rFonts w:ascii="Charis SIL Regular" w:hAnsi="Charis SIL Regular" w:eastAsia="Charis SIL Regular"/>
+          <w:b w:val="0"/>
+          <w:i w:val="0"/>
+          <w:color w:val="000000"/>
+          <w:sz w:val="24"/>
+        </w:rPr>
+        <w:hyperlink r:id="rId9" w:history="1">
+          <w:r>
+            <w:rPr>
+              <w:rStyle w:val="Hyperlink"/>
+            </w:rPr>
+            <w:t>sku</w:t>
+          </w:r>
+        </w:hyperlink>
+      </w:r>
+      <w:r>
+        <w:rPr>
+          <w:u w:val="single" w:color="0000ff"/>
+          <w:rFonts w:ascii="Charis SIL Regular" w:hAnsi="Charis SIL Regular" w:eastAsia="Charis SIL Regular"/>
+          <w:b w:val="0"/>
+          <w:i w:val="0"/>
+          <w:color w:val="000000"/>
+          <w:sz w:val="24"/>
+        </w:rPr>
+        <w:hyperlink r:id="rId9" w:history="1">
+          <w:r>
+            <w:rPr>
+              <w:rStyle w:val="Hyperlink"/>
+            </w:rPr>
+            <w:t>il, die Va</w:t>
+          </w:r>
+        </w:hyperlink>
       </w:r>
       <w:r>
         <w:rPr>
@@ -796,7 +988,7 @@
             <w:rPr>
               <w:rStyle w:val="Hyperlink"/>
             </w:rPr>
-            <w:t>desbetreffend</w:t>
+            <w:t>desbetreffen</w:t>
           </w:r>
         </w:hyperlink>
       </w:r>
@@ -807,7 +999,23 @@
           <w:i w:val="0"/>
           <w:color w:val="0000FF"/>
           <w:sz w:val="24"/>
-          <w:u w:val="single"/>
+        </w:rPr>
+        <w:hyperlink r:id="rId11" w:history="1">
+          <w:r>
+            <w:rPr>
+              <w:rStyle w:val="Hyperlink"/>
+            </w:rPr>
+            <w:t>d</w:t>
+          </w:r>
+        </w:hyperlink>
+      </w:r>
+      <w:r>
+        <w:rPr>
+          <w:rFonts w:ascii="Charis SIL Regular" w:hAnsi="Charis SIL Regular" w:eastAsia="Charis SIL Regular"/>
+          <w:b w:val="0"/>
+          <w:i w:val="0"/>
+          <w:color w:val="0000FF"/>
+          <w:sz w:val="24"/>
         </w:rPr>
         <w:t>e</w:t>
       </w:r>
@@ -836,19 +1044,9 @@
             <w:rPr>
               <w:rStyle w:val="Hyperlink"/>
             </w:rPr>
-            <w:t>zoekhul</w:t>
+            <w:t>zoekhulp</w:t>
           </w:r>
         </w:hyperlink>
-      </w:r>
-      <w:r>
-        <w:rPr>
-          <w:rFonts w:ascii="Charis SIL Regular" w:hAnsi="Charis SIL Regular" w:eastAsia="Charis SIL Regular"/>
-          <w:b w:val="0"/>
-          <w:i w:val="0"/>
-          <w:color w:val="0000FF"/>
-          <w:sz w:val="24"/>
-        </w:rPr>
-        <w:t>p</w:t>
       </w:r>
       <w:r>
         <w:rPr>
@@ -2259,7 +2457,7 @@
           <w:sz w:val="24"/>
           <w:u w:val="single"/>
         </w:rPr>
-        <w:hyperlink r:id="rId19" w:history="1">
+        <w:hyperlink r:id="rId18" w:history="1">
           <w:r>
             <w:rPr>
               <w:rStyle w:val="Hyperlink"/>
@@ -2277,7 +2475,7 @@
           <w:sz w:val="24"/>
           <w:u w:val="single"/>
         </w:rPr>
-        <w:hyperlink r:id="rId19" w:history="1">
+        <w:hyperlink r:id="rId18" w:history="1">
           <w:r>
             <w:rPr>
               <w:rStyle w:val="Hyperlink"/>

--- a/EXPORTS/DOCX/published/niveau3/Dutch/HoofdcursusKampen.docx
+++ b/EXPORTS/DOCX/published/niveau3/Dutch/HoofdcursusKampen.docx
@@ -591,7 +591,7 @@
           <w:sz w:val="24"/>
           <w:u w:val="single"/>
         </w:rPr>
-        <w:hyperlink r:id="rId10" w:history="1">
+        <w:hyperlink r:id="rId9" w:history="1">
           <w:r>
             <w:rPr>
               <w:rStyle w:val="Hyperlink"/>
@@ -692,7 +692,6 @@
       </w:r>
       <w:r>
         <w:rPr>
-          <w:u w:val="single" w:color="0000ff"/>
           <w:rFonts w:ascii="Charis SIL Regular" w:hAnsi="Charis SIL Regular" w:eastAsia="Charis SIL Regular"/>
           <w:b w:val="0"/>
           <w:i w:val="0"/>
@@ -988,7 +987,7 @@
             <w:rPr>
               <w:rStyle w:val="Hyperlink"/>
             </w:rPr>
-            <w:t>desbetreffen</w:t>
+            <w:t>desbetreffend</w:t>
           </w:r>
         </w:hyperlink>
       </w:r>
@@ -999,23 +998,7 @@
           <w:i w:val="0"/>
           <w:color w:val="0000FF"/>
           <w:sz w:val="24"/>
-        </w:rPr>
-        <w:hyperlink r:id="rId11" w:history="1">
-          <w:r>
-            <w:rPr>
-              <w:rStyle w:val="Hyperlink"/>
-            </w:rPr>
-            <w:t>d</w:t>
-          </w:r>
-        </w:hyperlink>
-      </w:r>
-      <w:r>
-        <w:rPr>
-          <w:rFonts w:ascii="Charis SIL Regular" w:hAnsi="Charis SIL Regular" w:eastAsia="Charis SIL Regular"/>
-          <w:b w:val="0"/>
-          <w:i w:val="0"/>
-          <w:color w:val="0000FF"/>
-          <w:sz w:val="24"/>
+          <w:u w:val="single"/>
         </w:rPr>
         <w:t>e</w:t>
       </w:r>
@@ -1044,9 +1027,19 @@
             <w:rPr>
               <w:rStyle w:val="Hyperlink"/>
             </w:rPr>
-            <w:t>zoekhulp</w:t>
+            <w:t>zoekhul</w:t>
           </w:r>
         </w:hyperlink>
+      </w:r>
+      <w:r>
+        <w:rPr>
+          <w:rFonts w:ascii="Charis SIL Regular" w:hAnsi="Charis SIL Regular" w:eastAsia="Charis SIL Regular"/>
+          <w:b w:val="0"/>
+          <w:i w:val="0"/>
+          <w:color w:val="0000FF"/>
+          <w:sz w:val="24"/>
+        </w:rPr>
+        <w:t>p</w:t>
       </w:r>
       <w:r>
         <w:rPr>
@@ -2457,7 +2450,7 @@
           <w:sz w:val="24"/>
           <w:u w:val="single"/>
         </w:rPr>
-        <w:hyperlink r:id="rId18" w:history="1">
+        <w:hyperlink r:id="rId19" w:history="1">
           <w:r>
             <w:rPr>
               <w:rStyle w:val="Hyperlink"/>
@@ -2475,7 +2468,7 @@
           <w:sz w:val="24"/>
           <w:u w:val="single"/>
         </w:rPr>
-        <w:hyperlink r:id="rId18" w:history="1">
+        <w:hyperlink r:id="rId19" w:history="1">
           <w:r>
             <w:rPr>
               <w:rStyle w:val="Hyperlink"/>

--- a/EXPORTS/DOCX/published/niveau3/Dutch/HoofdcursusKampen.docx
+++ b/EXPORTS/DOCX/published/niveau3/Dutch/HoofdcursusKampen.docx
@@ -555,14 +555,7 @@
           <w:color w:val="000000"/>
           <w:sz w:val="24"/>
         </w:rPr>
-        <w:hyperlink r:id="rId9" w:history="1">
-          <w:r>
-            <w:rPr>
-              <w:rStyle w:val="Hyperlink"/>
-            </w:rPr>
-            <w:t xml:space="preserve">der </w:t>
-          </w:r>
-        </w:hyperlink>
+        <w:t xml:space="preserve">der </w:t>
       </w:r>
       <w:r>
         <w:rPr>
@@ -2180,21 +2173,13 @@
       </w:r>
       <w:r>
         <w:rPr>
-          <w:u w:val="single" w:color="0000ff"/>
           <w:rFonts w:ascii="Charis SIL Regular" w:hAnsi="Charis SIL Regular" w:eastAsia="Charis SIL Regular"/>
           <w:b w:val="0"/>
           <w:i w:val="0"/>
           <w:color w:val="000000"/>
           <w:sz w:val="24"/>
         </w:rPr>
-        <w:hyperlink r:id="rId15" w:history="1">
-          <w:r>
-            <w:rPr>
-              <w:rStyle w:val="Hyperlink"/>
-            </w:rPr>
-            <w:t xml:space="preserve">, </w:t>
-          </w:r>
-        </w:hyperlink>
+        <w:t xml:space="preserve">, </w:t>
       </w:r>
       <w:r>
         <w:rPr>

--- a/EXPORTS/DOCX/published/niveau3/Dutch/HoofdcursusKampen.docx
+++ b/EXPORTS/DOCX/published/niveau3/Dutch/HoofdcursusKampen.docx
@@ -555,7 +555,14 @@
           <w:color w:val="000000"/>
           <w:sz w:val="24"/>
         </w:rPr>
-        <w:t xml:space="preserve">der </w:t>
+        <w:hyperlink r:id="rId9" w:history="1">
+          <w:r>
+            <w:rPr>
+              <w:rStyle w:val="Hyperlink"/>
+            </w:rPr>
+            <w:t xml:space="preserve">der </w:t>
+          </w:r>
+        </w:hyperlink>
       </w:r>
       <w:r>
         <w:rPr>
@@ -584,7 +591,7 @@
           <w:sz w:val="24"/>
           <w:u w:val="single"/>
         </w:rPr>
-        <w:hyperlink r:id="rId9" w:history="1">
+        <w:hyperlink r:id="rId10" w:history="1">
           <w:r>
             <w:rPr>
               <w:rStyle w:val="Hyperlink"/>
@@ -980,7 +987,7 @@
             <w:rPr>
               <w:rStyle w:val="Hyperlink"/>
             </w:rPr>
-            <w:t>desbetreffend</w:t>
+            <w:t>desbetreffen</w:t>
           </w:r>
         </w:hyperlink>
       </w:r>
@@ -991,7 +998,23 @@
           <w:i w:val="0"/>
           <w:color w:val="0000FF"/>
           <w:sz w:val="24"/>
-          <w:u w:val="single"/>
+        </w:rPr>
+        <w:hyperlink r:id="rId11" w:history="1">
+          <w:r>
+            <w:rPr>
+              <w:rStyle w:val="Hyperlink"/>
+            </w:rPr>
+            <w:t>d</w:t>
+          </w:r>
+        </w:hyperlink>
+      </w:r>
+      <w:r>
+        <w:rPr>
+          <w:rFonts w:ascii="Charis SIL Regular" w:hAnsi="Charis SIL Regular" w:eastAsia="Charis SIL Regular"/>
+          <w:b w:val="0"/>
+          <w:i w:val="0"/>
+          <w:color w:val="0000FF"/>
+          <w:sz w:val="24"/>
         </w:rPr>
         <w:t>e</w:t>
       </w:r>
@@ -1020,19 +1043,9 @@
             <w:rPr>
               <w:rStyle w:val="Hyperlink"/>
             </w:rPr>
-            <w:t>zoekhul</w:t>
+            <w:t>zoekhulp</w:t>
           </w:r>
         </w:hyperlink>
-      </w:r>
-      <w:r>
-        <w:rPr>
-          <w:rFonts w:ascii="Charis SIL Regular" w:hAnsi="Charis SIL Regular" w:eastAsia="Charis SIL Regular"/>
-          <w:b w:val="0"/>
-          <w:i w:val="0"/>
-          <w:color w:val="0000FF"/>
-          <w:sz w:val="24"/>
-        </w:rPr>
-        <w:t>p</w:t>
       </w:r>
       <w:r>
         <w:rPr>
@@ -2237,7 +2250,7 @@
           <w:sz w:val="24"/>
           <w:u w:val="single"/>
         </w:rPr>
-        <w:hyperlink r:id="rId17" w:history="1">
+        <w:hyperlink r:id="rId15" w:history="1">
           <w:r>
             <w:rPr>
               <w:rStyle w:val="Hyperlink"/>

--- a/EXPORTS/DOCX/published/niveau3/Dutch/HoofdcursusKampen.docx
+++ b/EXPORTS/DOCX/published/niveau3/Dutch/HoofdcursusKampen.docx
@@ -544,25 +544,7 @@
           <w:color w:val="000000"/>
           <w:sz w:val="24"/>
         </w:rPr>
-        <w:t>onderzocht (zie on</w:t>
-      </w:r>
-      <w:r>
-        <w:rPr>
-          <w:u w:val="single" w:color="0000ff"/>
-          <w:rFonts w:ascii="Charis SIL Regular" w:hAnsi="Charis SIL Regular" w:eastAsia="Charis SIL Regular"/>
-          <w:b w:val="0"/>
-          <w:i w:val="0"/>
-          <w:color w:val="000000"/>
-          <w:sz w:val="24"/>
-        </w:rPr>
-        <w:hyperlink r:id="rId9" w:history="1">
-          <w:r>
-            <w:rPr>
-              <w:rStyle w:val="Hyperlink"/>
-            </w:rPr>
-            <w:t xml:space="preserve">der </w:t>
-          </w:r>
-        </w:hyperlink>
+        <w:t xml:space="preserve">onderzocht (zie onder </w:t>
       </w:r>
       <w:r>
         <w:rPr>
@@ -573,7 +555,7 @@
           <w:sz w:val="24"/>
           <w:u w:val="single"/>
         </w:rPr>
-        <w:hyperlink r:id="rId10" w:history="1">
+        <w:hyperlink r:id="rId9" w:history="1">
           <w:r>
             <w:rPr>
               <w:rStyle w:val="Hyperlink"/>
@@ -591,7 +573,7 @@
           <w:sz w:val="24"/>
           <w:u w:val="single"/>
         </w:rPr>
-        <w:hyperlink r:id="rId10" w:history="1">
+        <w:hyperlink r:id="rId9" w:history="1">
           <w:r>
             <w:rPr>
               <w:rStyle w:val="Hyperlink"/>
@@ -692,6 +674,7 @@
       </w:r>
       <w:r>
         <w:rPr>
+          <w:u w:val="single" w:color="0000ff"/>
           <w:rFonts w:ascii="Charis SIL Regular" w:hAnsi="Charis SIL Regular" w:eastAsia="Charis SIL Regular"/>
           <w:b w:val="0"/>
           <w:i w:val="0"/>
@@ -987,7 +970,7 @@
             <w:rPr>
               <w:rStyle w:val="Hyperlink"/>
             </w:rPr>
-            <w:t>desbetreffen</w:t>
+            <w:t>desbetreffend</w:t>
           </w:r>
         </w:hyperlink>
       </w:r>
@@ -998,23 +981,7 @@
           <w:i w:val="0"/>
           <w:color w:val="0000FF"/>
           <w:sz w:val="24"/>
-        </w:rPr>
-        <w:hyperlink r:id="rId11" w:history="1">
-          <w:r>
-            <w:rPr>
-              <w:rStyle w:val="Hyperlink"/>
-            </w:rPr>
-            <w:t>d</w:t>
-          </w:r>
-        </w:hyperlink>
-      </w:r>
-      <w:r>
-        <w:rPr>
-          <w:rFonts w:ascii="Charis SIL Regular" w:hAnsi="Charis SIL Regular" w:eastAsia="Charis SIL Regular"/>
-          <w:b w:val="0"/>
-          <w:i w:val="0"/>
-          <w:color w:val="0000FF"/>
-          <w:sz w:val="24"/>
+          <w:u w:val="single"/>
         </w:rPr>
         <w:t>e</w:t>
       </w:r>
@@ -1043,9 +1010,19 @@
             <w:rPr>
               <w:rStyle w:val="Hyperlink"/>
             </w:rPr>
-            <w:t>zoekhulp</w:t>
+            <w:t>zoekhul</w:t>
           </w:r>
         </w:hyperlink>
+      </w:r>
+      <w:r>
+        <w:rPr>
+          <w:rFonts w:ascii="Charis SIL Regular" w:hAnsi="Charis SIL Regular" w:eastAsia="Charis SIL Regular"/>
+          <w:b w:val="0"/>
+          <w:i w:val="0"/>
+          <w:color w:val="0000FF"/>
+          <w:sz w:val="24"/>
+        </w:rPr>
+        <w:t>p</w:t>
       </w:r>
       <w:r>
         <w:rPr>
@@ -2157,7 +2134,7 @@
           <w:sz w:val="24"/>
           <w:u w:val="single"/>
         </w:rPr>
-        <w:hyperlink r:id="rId16" w:history="1">
+        <w:hyperlink r:id="rId15" w:history="1">
           <w:r>
             <w:rPr>
               <w:rStyle w:val="Hyperlink"/>
@@ -2175,7 +2152,7 @@
           <w:sz w:val="24"/>
           <w:u w:val="single"/>
         </w:rPr>
-        <w:hyperlink r:id="rId16" w:history="1">
+        <w:hyperlink r:id="rId15" w:history="1">
           <w:r>
             <w:rPr>
               <w:rStyle w:val="Hyperlink"/>
@@ -2192,7 +2169,14 @@
           <w:color w:val="000000"/>
           <w:sz w:val="24"/>
         </w:rPr>
-        <w:t xml:space="preserve">, </w:t>
+        <w:hyperlink r:id="rId15" w:history="1">
+          <w:r>
+            <w:rPr>
+              <w:rStyle w:val="Hyperlink"/>
+            </w:rPr>
+            <w:t xml:space="preserve">, </w:t>
+          </w:r>
+        </w:hyperlink>
       </w:r>
       <w:r>
         <w:rPr>
@@ -2203,7 +2187,7 @@
           <w:sz w:val="24"/>
           <w:u w:val="single"/>
         </w:rPr>
-        <w:hyperlink r:id="rId17" w:history="1">
+        <w:hyperlink r:id="rId15" w:history="1">
           <w:r>
             <w:rPr>
               <w:rStyle w:val="Hyperlink"/>
@@ -2232,7 +2216,7 @@
           <w:sz w:val="24"/>
           <w:u w:val="single"/>
         </w:rPr>
-        <w:hyperlink r:id="rId17" w:history="1">
+        <w:hyperlink r:id="rId15" w:history="1">
           <w:r>
             <w:rPr>
               <w:rStyle w:val="Hyperlink"/>
@@ -2348,7 +2332,7 @@
           <w:sz w:val="24"/>
           <w:u w:val="single"/>
         </w:rPr>
-        <w:hyperlink r:id="rId18" w:history="1">
+        <w:hyperlink r:id="rId17" w:history="1">
           <w:r>
             <w:rPr>
               <w:rStyle w:val="Hyperlink"/>
@@ -2366,7 +2350,7 @@
           <w:sz w:val="24"/>
           <w:u w:val="single"/>
         </w:rPr>
-        <w:hyperlink r:id="rId18" w:history="1">
+        <w:hyperlink r:id="rId17" w:history="1">
           <w:r>
             <w:rPr>
               <w:rStyle w:val="Hyperlink"/>
@@ -2384,7 +2368,7 @@
           <w:sz w:val="24"/>
           <w:u w:val="single"/>
         </w:rPr>
-        <w:hyperlink r:id="rId18" w:history="1">
+        <w:hyperlink r:id="rId17" w:history="1">
           <w:r>
             <w:rPr>
               <w:rStyle w:val="Hyperlink"/>
@@ -2402,7 +2386,7 @@
           <w:sz w:val="24"/>
           <w:u w:val="single"/>
         </w:rPr>
-        <w:hyperlink r:id="rId18" w:history="1">
+        <w:hyperlink r:id="rId17" w:history="1">
           <w:r>
             <w:rPr>
               <w:rStyle w:val="Hyperlink"/>
@@ -2430,7 +2414,7 @@
           <w:sz w:val="24"/>
           <w:u w:val="single"/>
         </w:rPr>
-        <w:hyperlink r:id="rId19" w:history="1">
+        <w:hyperlink r:id="rId18" w:history="1">
           <w:r>
             <w:rPr>
               <w:rStyle w:val="Hyperlink"/>
@@ -2448,7 +2432,7 @@
           <w:sz w:val="24"/>
           <w:u w:val="single"/>
         </w:rPr>
-        <w:hyperlink r:id="rId19" w:history="1">
+        <w:hyperlink r:id="rId18" w:history="1">
           <w:r>
             <w:rPr>
               <w:rStyle w:val="Hyperlink"/>
@@ -2466,7 +2450,7 @@
           <w:sz w:val="24"/>
           <w:u w:val="single"/>
         </w:rPr>
-        <w:hyperlink r:id="rId19" w:history="1">
+        <w:hyperlink r:id="rId17" w:history="1">
           <w:r>
             <w:rPr>
               <w:rStyle w:val="Hyperlink"/>
@@ -2623,7 +2607,7 @@
           <w:sz w:val="24"/>
           <w:u w:val="single"/>
         </w:rPr>
-        <w:hyperlink r:id="rId20" w:history="1">
+        <w:hyperlink r:id="rId19" w:history="1">
           <w:r>
             <w:rPr>
               <w:rStyle w:val="Hyperlink"/>
@@ -2641,7 +2625,7 @@
           <w:sz w:val="24"/>
           <w:u w:val="single"/>
         </w:rPr>
-        <w:hyperlink r:id="rId20" w:history="1">
+        <w:hyperlink r:id="rId19" w:history="1">
           <w:r>
             <w:rPr>
               <w:rStyle w:val="Hyperlink"/>
@@ -2659,7 +2643,7 @@
           <w:sz w:val="24"/>
           <w:u w:val="single"/>
         </w:rPr>
-        <w:hyperlink r:id="rId20" w:history="1">
+        <w:hyperlink r:id="rId19" w:history="1">
           <w:r>
             <w:rPr>
               <w:rStyle w:val="Hyperlink"/>
@@ -2677,7 +2661,7 @@
           <w:sz w:val="24"/>
           <w:u w:val="single"/>
         </w:rPr>
-        <w:hyperlink r:id="rId20" w:history="1">
+        <w:hyperlink r:id="rId19" w:history="1">
           <w:r>
             <w:rPr>
               <w:rStyle w:val="Hyperlink"/>
@@ -2695,7 +2679,7 @@
           <w:sz w:val="24"/>
           <w:u w:val="single"/>
         </w:rPr>
-        <w:hyperlink r:id="rId20" w:history="1">
+        <w:hyperlink r:id="rId19" w:history="1">
           <w:r>
             <w:rPr>
               <w:rStyle w:val="Hyperlink"/>
@@ -2713,7 +2697,7 @@
           <w:sz w:val="24"/>
           <w:u w:val="single"/>
         </w:rPr>
-        <w:hyperlink r:id="rId20" w:history="1">
+        <w:hyperlink r:id="rId19" w:history="1">
           <w:r>
             <w:rPr>
               <w:rStyle w:val="Hyperlink"/>
@@ -2731,7 +2715,7 @@
           <w:sz w:val="24"/>
           <w:u w:val="single"/>
         </w:rPr>
-        <w:hyperlink r:id="rId20" w:history="1">
+        <w:hyperlink r:id="rId19" w:history="1">
           <w:r>
             <w:rPr>
               <w:rStyle w:val="Hyperlink"/>
@@ -2749,7 +2733,7 @@
           <w:sz w:val="24"/>
           <w:u w:val="single"/>
         </w:rPr>
-        <w:hyperlink r:id="rId20" w:history="1">
+        <w:hyperlink r:id="rId19" w:history="1">
           <w:r>
             <w:rPr>
               <w:rStyle w:val="Hyperlink"/>
@@ -2767,7 +2751,7 @@
           <w:sz w:val="24"/>
           <w:u w:val="single"/>
         </w:rPr>
-        <w:hyperlink r:id="rId20" w:history="1">
+        <w:hyperlink r:id="rId19" w:history="1">
           <w:r>
             <w:rPr>
               <w:rStyle w:val="Hyperlink"/>
@@ -2785,7 +2769,7 @@
           <w:sz w:val="24"/>
           <w:u w:val="single"/>
         </w:rPr>
-        <w:hyperlink r:id="rId20" w:history="1">
+        <w:hyperlink r:id="rId19" w:history="1">
           <w:r>
             <w:rPr>
               <w:rStyle w:val="Hyperlink"/>
@@ -2803,7 +2787,7 @@
           <w:sz w:val="24"/>
           <w:u w:val="single"/>
         </w:rPr>
-        <w:hyperlink r:id="rId20" w:history="1">
+        <w:hyperlink r:id="rId19" w:history="1">
           <w:r>
             <w:rPr>
               <w:rStyle w:val="Hyperlink"/>
@@ -2821,7 +2805,7 @@
           <w:sz w:val="24"/>
           <w:u w:val="single"/>
         </w:rPr>
-        <w:hyperlink r:id="rId20" w:history="1">
+        <w:hyperlink r:id="rId19" w:history="1">
           <w:r>
             <w:rPr>
               <w:rStyle w:val="Hyperlink"/>
@@ -2839,7 +2823,7 @@
           <w:sz w:val="24"/>
           <w:u w:val="single"/>
         </w:rPr>
-        <w:hyperlink r:id="rId20" w:history="1">
+        <w:hyperlink r:id="rId19" w:history="1">
           <w:r>
             <w:rPr>
               <w:rStyle w:val="Hyperlink"/>
@@ -2857,7 +2841,7 @@
           <w:sz w:val="24"/>
           <w:u w:val="single"/>
         </w:rPr>
-        <w:hyperlink r:id="rId20" w:history="1">
+        <w:hyperlink r:id="rId19" w:history="1">
           <w:r>
             <w:rPr>
               <w:rStyle w:val="Hyperlink"/>
@@ -2875,7 +2859,7 @@
           <w:sz w:val="24"/>
           <w:u w:val="single"/>
         </w:rPr>
-        <w:hyperlink r:id="rId20" w:history="1">
+        <w:hyperlink r:id="rId19" w:history="1">
           <w:r>
             <w:rPr>
               <w:rStyle w:val="Hyperlink"/>
@@ -3033,7 +3017,7 @@
           <w:sz w:val="24"/>
           <w:u w:val="single"/>
         </w:rPr>
-        <w:hyperlink r:id="rId21" w:history="1">
+        <w:hyperlink r:id="rId20" w:history="1">
           <w:r>
             <w:rPr>
               <w:rStyle w:val="Hyperlink"/>
@@ -3051,7 +3035,7 @@
           <w:sz w:val="24"/>
           <w:u w:val="single"/>
         </w:rPr>
-        <w:hyperlink r:id="rId21" w:history="1">
+        <w:hyperlink r:id="rId20" w:history="1">
           <w:r>
             <w:rPr>
               <w:rStyle w:val="Hyperlink"/>
@@ -3069,7 +3053,7 @@
           <w:sz w:val="24"/>
           <w:u w:val="single"/>
         </w:rPr>
-        <w:hyperlink r:id="rId21" w:history="1">
+        <w:hyperlink r:id="rId20" w:history="1">
           <w:r>
             <w:rPr>
               <w:rStyle w:val="Hyperlink"/>
@@ -3087,7 +3071,7 @@
           <w:sz w:val="24"/>
           <w:u w:val="single"/>
         </w:rPr>
-        <w:hyperlink r:id="rId21" w:history="1">
+        <w:hyperlink r:id="rId20" w:history="1">
           <w:r>
             <w:rPr>
               <w:rStyle w:val="Hyperlink"/>
@@ -3105,7 +3089,7 @@
           <w:sz w:val="24"/>
           <w:u w:val="single"/>
         </w:rPr>
-        <w:hyperlink r:id="rId21" w:history="1">
+        <w:hyperlink r:id="rId20" w:history="1">
           <w:r>
             <w:rPr>
               <w:rStyle w:val="Hyperlink"/>
@@ -3126,7 +3110,7 @@
           <w:sz w:val="24"/>
           <w:u w:val="single"/>
         </w:rPr>
-        <w:hyperlink r:id="rId21" w:history="1">
+        <w:hyperlink r:id="rId20" w:history="1">
           <w:r>
             <w:rPr>
               <w:rStyle w:val="Hyperlink"/>
@@ -3144,7 +3128,7 @@
           <w:sz w:val="24"/>
           <w:u w:val="single"/>
         </w:rPr>
-        <w:hyperlink r:id="rId21" w:history="1">
+        <w:hyperlink r:id="rId20" w:history="1">
           <w:r>
             <w:rPr>
               <w:rStyle w:val="Hyperlink"/>
@@ -3162,7 +3146,7 @@
           <w:sz w:val="24"/>
           <w:u w:val="single"/>
         </w:rPr>
-        <w:hyperlink r:id="rId21" w:history="1">
+        <w:hyperlink r:id="rId20" w:history="1">
           <w:r>
             <w:rPr>
               <w:rStyle w:val="Hyperlink"/>
@@ -3180,7 +3164,7 @@
           <w:sz w:val="24"/>
           <w:u w:val="single"/>
         </w:rPr>
-        <w:hyperlink r:id="rId21" w:history="1">
+        <w:hyperlink r:id="rId20" w:history="1">
           <w:r>
             <w:rPr>
               <w:rStyle w:val="Hyperlink"/>
@@ -3198,7 +3182,7 @@
           <w:sz w:val="24"/>
           <w:u w:val="single"/>
         </w:rPr>
-        <w:hyperlink r:id="rId21" w:history="1">
+        <w:hyperlink r:id="rId20" w:history="1">
           <w:r>
             <w:rPr>
               <w:rStyle w:val="Hyperlink"/>
@@ -3349,7 +3333,7 @@
           <w:sz w:val="24"/>
           <w:u w:val="single"/>
         </w:rPr>
-        <w:hyperlink r:id="rId22" w:history="1">
+        <w:hyperlink r:id="rId21" w:history="1">
           <w:r>
             <w:rPr>
               <w:rStyle w:val="Hyperlink"/>
@@ -3367,7 +3351,7 @@
           <w:sz w:val="24"/>
           <w:u w:val="single"/>
         </w:rPr>
-        <w:hyperlink r:id="rId22" w:history="1">
+        <w:hyperlink r:id="rId21" w:history="1">
           <w:r>
             <w:rPr>
               <w:rStyle w:val="Hyperlink"/>
@@ -3385,7 +3369,7 @@
           <w:sz w:val="24"/>
           <w:u w:val="single"/>
         </w:rPr>
-        <w:hyperlink r:id="rId22" w:history="1">
+        <w:hyperlink r:id="rId21" w:history="1">
           <w:r>
             <w:rPr>
               <w:rStyle w:val="Hyperlink"/>
@@ -3403,7 +3387,7 @@
           <w:sz w:val="24"/>
           <w:u w:val="single"/>
         </w:rPr>
-        <w:hyperlink r:id="rId22" w:history="1">
+        <w:hyperlink r:id="rId21" w:history="1">
           <w:r>
             <w:rPr>
               <w:rStyle w:val="Hyperlink"/>
@@ -3421,7 +3405,7 @@
           <w:sz w:val="24"/>
           <w:u w:val="single"/>
         </w:rPr>
-        <w:hyperlink r:id="rId22" w:history="1">
+        <w:hyperlink r:id="rId21" w:history="1">
           <w:r>
             <w:rPr>
               <w:rStyle w:val="Hyperlink"/>
@@ -3439,7 +3423,7 @@
           <w:sz w:val="24"/>
           <w:u w:val="single"/>
         </w:rPr>
-        <w:hyperlink r:id="rId22" w:history="1">
+        <w:hyperlink r:id="rId21" w:history="1">
           <w:r>
             <w:rPr>
               <w:rStyle w:val="Hyperlink"/>
@@ -3457,7 +3441,7 @@
           <w:sz w:val="24"/>
           <w:u w:val="single"/>
         </w:rPr>
-        <w:hyperlink r:id="rId22" w:history="1">
+        <w:hyperlink r:id="rId21" w:history="1">
           <w:r>
             <w:rPr>
               <w:rStyle w:val="Hyperlink"/>
@@ -3475,7 +3459,7 @@
           <w:sz w:val="24"/>
           <w:u w:val="single"/>
         </w:rPr>
-        <w:hyperlink r:id="rId22" w:history="1">
+        <w:hyperlink r:id="rId21" w:history="1">
           <w:r>
             <w:rPr>
               <w:rStyle w:val="Hyperlink"/>
@@ -3493,7 +3477,7 @@
           <w:sz w:val="24"/>
           <w:u w:val="single"/>
         </w:rPr>
-        <w:hyperlink r:id="rId22" w:history="1">
+        <w:hyperlink r:id="rId21" w:history="1">
           <w:r>
             <w:rPr>
               <w:rStyle w:val="Hyperlink"/>

--- a/EXPORTS/DOCX/published/niveau3/Dutch/HoofdcursusKampen.docx
+++ b/EXPORTS/DOCX/published/niveau3/Dutch/HoofdcursusKampen.docx
@@ -544,7 +544,25 @@
           <w:color w:val="000000"/>
           <w:sz w:val="24"/>
         </w:rPr>
-        <w:t xml:space="preserve">onderzocht (zie onder </w:t>
+        <w:t>onderzocht (zie on</w:t>
+      </w:r>
+      <w:r>
+        <w:rPr>
+          <w:u w:val="single" w:color="0000ff"/>
+          <w:rFonts w:ascii="Charis SIL Regular" w:hAnsi="Charis SIL Regular" w:eastAsia="Charis SIL Regular"/>
+          <w:b w:val="0"/>
+          <w:i w:val="0"/>
+          <w:color w:val="000000"/>
+          <w:sz w:val="24"/>
+        </w:rPr>
+        <w:hyperlink r:id="rId9" w:history="1">
+          <w:r>
+            <w:rPr>
+              <w:rStyle w:val="Hyperlink"/>
+            </w:rPr>
+            <w:t xml:space="preserve">der </w:t>
+          </w:r>
+        </w:hyperlink>
       </w:r>
       <w:r>
         <w:rPr>
@@ -584,104 +602,13 @@
       </w:r>
       <w:r>
         <w:rPr>
-          <w:u w:val="single" w:color="0000ff"/>
           <w:rFonts w:ascii="Charis SIL Regular" w:hAnsi="Charis SIL Regular" w:eastAsia="Charis SIL Regular"/>
           <w:b w:val="0"/>
           <w:i w:val="0"/>
           <w:color w:val="000000"/>
           <w:sz w:val="24"/>
         </w:rPr>
-        <w:hyperlink r:id="rId9" w:history="1">
-          <w:r>
-            <w:rPr>
-              <w:rStyle w:val="Hyperlink"/>
-            </w:rPr>
-            <w:t xml:space="preserve"> het volledi</w:t>
-          </w:r>
-        </w:hyperlink>
-      </w:r>
-      <w:r>
-        <w:rPr>
-          <w:u w:val="single" w:color="0000ff"/>
-          <w:rFonts w:ascii="Charis SIL Regular" w:hAnsi="Charis SIL Regular" w:eastAsia="Charis SIL Regular"/>
-          <w:b w:val="0"/>
-          <w:i w:val="0"/>
-          <w:color w:val="000000"/>
-          <w:sz w:val="24"/>
-        </w:rPr>
-        <w:hyperlink r:id="rId9" w:history="1">
-          <w:r>
-            <w:rPr>
-              <w:rStyle w:val="Hyperlink"/>
-            </w:rPr>
-            <w:t>g</w:t>
-          </w:r>
-        </w:hyperlink>
-      </w:r>
-      <w:r>
-        <w:rPr>
-          <w:u w:val="single" w:color="0000ff"/>
-          <w:rFonts w:ascii="Charis SIL Regular" w:hAnsi="Charis SIL Regular" w:eastAsia="Charis SIL Regular"/>
-          <w:b w:val="0"/>
-          <w:i w:val="0"/>
-          <w:color w:val="000000"/>
-          <w:sz w:val="24"/>
-        </w:rPr>
-        <w:hyperlink r:id="rId9" w:history="1">
-          <w:r>
-            <w:rPr>
-              <w:rStyle w:val="Hyperlink"/>
-            </w:rPr>
-            <w:t>e rappor</w:t>
-          </w:r>
-        </w:hyperlink>
-      </w:r>
-      <w:r>
-        <w:rPr>
-          <w:u w:val="single" w:color="0000ff"/>
-          <w:rFonts w:ascii="Charis SIL Regular" w:hAnsi="Charis SIL Regular" w:eastAsia="Charis SIL Regular"/>
-          <w:b w:val="0"/>
-          <w:i w:val="0"/>
-          <w:color w:val="000000"/>
-          <w:sz w:val="24"/>
-        </w:rPr>
-        <w:hyperlink r:id="rId9" w:history="1">
-          <w:r>
-            <w:rPr>
-              <w:rStyle w:val="Hyperlink"/>
-            </w:rPr>
-            <w:t>t</w:t>
-          </w:r>
-        </w:hyperlink>
-      </w:r>
-      <w:r>
-        <w:rPr>
-          <w:u w:val="single" w:color="0000ff"/>
-          <w:rFonts w:ascii="Charis SIL Regular" w:hAnsi="Charis SIL Regular" w:eastAsia="Charis SIL Regular"/>
-          <w:b w:val="0"/>
-          <w:i w:val="0"/>
-          <w:color w:val="000000"/>
-          <w:sz w:val="24"/>
-        </w:rPr>
-        <w:hyperlink r:id="rId9" w:history="1">
-          <w:r>
-            <w:rPr>
-              <w:rStyle w:val="Hyperlink"/>
-            </w:rPr>
-            <w:t xml:space="preserve">). </w:t>
-          </w:r>
-        </w:hyperlink>
-      </w:r>
-      <w:r>
-        <w:rPr>
-          <w:u w:val="single" w:color="0000ff"/>
-          <w:rFonts w:ascii="Charis SIL Regular" w:hAnsi="Charis SIL Regular" w:eastAsia="Charis SIL Regular"/>
-          <w:b w:val="0"/>
-          <w:i w:val="0"/>
-          <w:color w:val="000000"/>
-          <w:sz w:val="24"/>
-        </w:rPr>
-        <w:t>O</w:t>
+        <w:t xml:space="preserve"> het volledige rapport). O</w:t>
       </w:r>
       <w:r>
         <w:rPr>
@@ -1215,25 +1142,7 @@
           <w:color w:val="000000"/>
           <w:sz w:val="24"/>
         </w:rPr>
-        <w:t>Wereldmuseum Leiden is het arch</w:t>
-      </w:r>
-      <w:r>
-        <w:rPr>
-          <w:u w:val="single" w:color="0000ff"/>
-          <w:rFonts w:ascii="Charis SIL Regular" w:hAnsi="Charis SIL Regular" w:eastAsia="Charis SIL Regular"/>
-          <w:b w:val="0"/>
-          <w:i w:val="0"/>
-          <w:color w:val="000000"/>
-          <w:sz w:val="24"/>
-        </w:rPr>
-        <w:hyperlink r:id="rId12" w:history="1">
-          <w:r>
-            <w:rPr>
-              <w:rStyle w:val="Hyperlink"/>
-            </w:rPr>
-            <w:t>ief van Volkenk</w:t>
-          </w:r>
-        </w:hyperlink>
+        <w:t>Wereldmuseum Leiden is het archief van Volkenk</w:t>
       </w:r>
       <w:r>
         <w:rPr>
@@ -2163,6 +2072,7 @@
       </w:r>
       <w:r>
         <w:rPr>
+          <w:u w:val="single" w:color="0000ff"/>
           <w:rFonts w:ascii="Charis SIL Regular" w:hAnsi="Charis SIL Regular" w:eastAsia="Charis SIL Regular"/>
           <w:b w:val="0"/>
           <w:i w:val="0"/>
@@ -2187,7 +2097,7 @@
           <w:sz w:val="24"/>
           <w:u w:val="single"/>
         </w:rPr>
-        <w:hyperlink r:id="rId15" w:history="1">
+        <w:hyperlink r:id="rId17" w:history="1">
           <w:r>
             <w:rPr>
               <w:rStyle w:val="Hyperlink"/>
@@ -2216,7 +2126,7 @@
           <w:sz w:val="24"/>
           <w:u w:val="single"/>
         </w:rPr>
-        <w:hyperlink r:id="rId15" w:history="1">
+        <w:hyperlink r:id="rId17" w:history="1">
           <w:r>
             <w:rPr>
               <w:rStyle w:val="Hyperlink"/>
@@ -2234,7 +2144,7 @@
           <w:sz w:val="24"/>
           <w:u w:val="single"/>
         </w:rPr>
-        <w:hyperlink r:id="rId15" w:history="1">
+        <w:hyperlink r:id="rId17" w:history="1">
           <w:r>
             <w:rPr>
               <w:rStyle w:val="Hyperlink"/>
@@ -2332,7 +2242,7 @@
           <w:sz w:val="24"/>
           <w:u w:val="single"/>
         </w:rPr>
-        <w:hyperlink r:id="rId17" w:history="1">
+        <w:hyperlink r:id="rId18" w:history="1">
           <w:r>
             <w:rPr>
               <w:rStyle w:val="Hyperlink"/>
@@ -2350,7 +2260,7 @@
           <w:sz w:val="24"/>
           <w:u w:val="single"/>
         </w:rPr>
-        <w:hyperlink r:id="rId17" w:history="1">
+        <w:hyperlink r:id="rId18" w:history="1">
           <w:r>
             <w:rPr>
               <w:rStyle w:val="Hyperlink"/>
@@ -2368,7 +2278,7 @@
           <w:sz w:val="24"/>
           <w:u w:val="single"/>
         </w:rPr>
-        <w:hyperlink r:id="rId17" w:history="1">
+        <w:hyperlink r:id="rId18" w:history="1">
           <w:r>
             <w:rPr>
               <w:rStyle w:val="Hyperlink"/>
@@ -2386,7 +2296,7 @@
           <w:sz w:val="24"/>
           <w:u w:val="single"/>
         </w:rPr>
-        <w:hyperlink r:id="rId17" w:history="1">
+        <w:hyperlink r:id="rId18" w:history="1">
           <w:r>
             <w:rPr>
               <w:rStyle w:val="Hyperlink"/>
@@ -2414,7 +2324,7 @@
           <w:sz w:val="24"/>
           <w:u w:val="single"/>
         </w:rPr>
-        <w:hyperlink r:id="rId18" w:history="1">
+        <w:hyperlink r:id="rId19" w:history="1">
           <w:r>
             <w:rPr>
               <w:rStyle w:val="Hyperlink"/>
@@ -2450,7 +2360,7 @@
           <w:sz w:val="24"/>
           <w:u w:val="single"/>
         </w:rPr>
-        <w:hyperlink r:id="rId17" w:history="1">
+        <w:hyperlink r:id="rId18" w:history="1">
           <w:r>
             <w:rPr>
               <w:rStyle w:val="Hyperlink"/>
@@ -2607,7 +2517,7 @@
           <w:sz w:val="24"/>
           <w:u w:val="single"/>
         </w:rPr>
-        <w:hyperlink r:id="rId19" w:history="1">
+        <w:hyperlink r:id="rId20" w:history="1">
           <w:r>
             <w:rPr>
               <w:rStyle w:val="Hyperlink"/>
@@ -2625,7 +2535,7 @@
           <w:sz w:val="24"/>
           <w:u w:val="single"/>
         </w:rPr>
-        <w:hyperlink r:id="rId19" w:history="1">
+        <w:hyperlink r:id="rId20" w:history="1">
           <w:r>
             <w:rPr>
               <w:rStyle w:val="Hyperlink"/>
@@ -2643,7 +2553,7 @@
           <w:sz w:val="24"/>
           <w:u w:val="single"/>
         </w:rPr>
-        <w:hyperlink r:id="rId19" w:history="1">
+        <w:hyperlink r:id="rId20" w:history="1">
           <w:r>
             <w:rPr>
               <w:rStyle w:val="Hyperlink"/>
@@ -2661,7 +2571,7 @@
           <w:sz w:val="24"/>
           <w:u w:val="single"/>
         </w:rPr>
-        <w:hyperlink r:id="rId19" w:history="1">
+        <w:hyperlink r:id="rId20" w:history="1">
           <w:r>
             <w:rPr>
               <w:rStyle w:val="Hyperlink"/>
@@ -2679,7 +2589,7 @@
           <w:sz w:val="24"/>
           <w:u w:val="single"/>
         </w:rPr>
-        <w:hyperlink r:id="rId19" w:history="1">
+        <w:hyperlink r:id="rId20" w:history="1">
           <w:r>
             <w:rPr>
               <w:rStyle w:val="Hyperlink"/>
@@ -2697,7 +2607,7 @@
           <w:sz w:val="24"/>
           <w:u w:val="single"/>
         </w:rPr>
-        <w:hyperlink r:id="rId19" w:history="1">
+        <w:hyperlink r:id="rId20" w:history="1">
           <w:r>
             <w:rPr>
               <w:rStyle w:val="Hyperlink"/>
@@ -2715,7 +2625,7 @@
           <w:sz w:val="24"/>
           <w:u w:val="single"/>
         </w:rPr>
-        <w:hyperlink r:id="rId19" w:history="1">
+        <w:hyperlink r:id="rId20" w:history="1">
           <w:r>
             <w:rPr>
               <w:rStyle w:val="Hyperlink"/>
@@ -2733,7 +2643,7 @@
           <w:sz w:val="24"/>
           <w:u w:val="single"/>
         </w:rPr>
-        <w:hyperlink r:id="rId19" w:history="1">
+        <w:hyperlink r:id="rId20" w:history="1">
           <w:r>
             <w:rPr>
               <w:rStyle w:val="Hyperlink"/>
@@ -2751,7 +2661,7 @@
           <w:sz w:val="24"/>
           <w:u w:val="single"/>
         </w:rPr>
-        <w:hyperlink r:id="rId19" w:history="1">
+        <w:hyperlink r:id="rId20" w:history="1">
           <w:r>
             <w:rPr>
               <w:rStyle w:val="Hyperlink"/>
@@ -2769,7 +2679,7 @@
           <w:sz w:val="24"/>
           <w:u w:val="single"/>
         </w:rPr>
-        <w:hyperlink r:id="rId19" w:history="1">
+        <w:hyperlink r:id="rId20" w:history="1">
           <w:r>
             <w:rPr>
               <w:rStyle w:val="Hyperlink"/>
@@ -2787,7 +2697,7 @@
           <w:sz w:val="24"/>
           <w:u w:val="single"/>
         </w:rPr>
-        <w:hyperlink r:id="rId19" w:history="1">
+        <w:hyperlink r:id="rId20" w:history="1">
           <w:r>
             <w:rPr>
               <w:rStyle w:val="Hyperlink"/>
@@ -2805,7 +2715,7 @@
           <w:sz w:val="24"/>
           <w:u w:val="single"/>
         </w:rPr>
-        <w:hyperlink r:id="rId19" w:history="1">
+        <w:hyperlink r:id="rId20" w:history="1">
           <w:r>
             <w:rPr>
               <w:rStyle w:val="Hyperlink"/>
@@ -2823,7 +2733,7 @@
           <w:sz w:val="24"/>
           <w:u w:val="single"/>
         </w:rPr>
-        <w:hyperlink r:id="rId19" w:history="1">
+        <w:hyperlink r:id="rId20" w:history="1">
           <w:r>
             <w:rPr>
               <w:rStyle w:val="Hyperlink"/>
@@ -2841,7 +2751,7 @@
           <w:sz w:val="24"/>
           <w:u w:val="single"/>
         </w:rPr>
-        <w:hyperlink r:id="rId19" w:history="1">
+        <w:hyperlink r:id="rId20" w:history="1">
           <w:r>
             <w:rPr>
               <w:rStyle w:val="Hyperlink"/>
@@ -2859,7 +2769,7 @@
           <w:sz w:val="24"/>
           <w:u w:val="single"/>
         </w:rPr>
-        <w:hyperlink r:id="rId19" w:history="1">
+        <w:hyperlink r:id="rId20" w:history="1">
           <w:r>
             <w:rPr>
               <w:rStyle w:val="Hyperlink"/>
@@ -3017,7 +2927,7 @@
           <w:sz w:val="24"/>
           <w:u w:val="single"/>
         </w:rPr>
-        <w:hyperlink r:id="rId20" w:history="1">
+        <w:hyperlink r:id="rId21" w:history="1">
           <w:r>
             <w:rPr>
               <w:rStyle w:val="Hyperlink"/>
@@ -3035,7 +2945,7 @@
           <w:sz w:val="24"/>
           <w:u w:val="single"/>
         </w:rPr>
-        <w:hyperlink r:id="rId20" w:history="1">
+        <w:hyperlink r:id="rId21" w:history="1">
           <w:r>
             <w:rPr>
               <w:rStyle w:val="Hyperlink"/>
@@ -3053,7 +2963,7 @@
           <w:sz w:val="24"/>
           <w:u w:val="single"/>
         </w:rPr>
-        <w:hyperlink r:id="rId20" w:history="1">
+        <w:hyperlink r:id="rId21" w:history="1">
           <w:r>
             <w:rPr>
               <w:rStyle w:val="Hyperlink"/>
@@ -3071,7 +2981,7 @@
           <w:sz w:val="24"/>
           <w:u w:val="single"/>
         </w:rPr>
-        <w:hyperlink r:id="rId20" w:history="1">
+        <w:hyperlink r:id="rId21" w:history="1">
           <w:r>
             <w:rPr>
               <w:rStyle w:val="Hyperlink"/>
@@ -3089,7 +2999,7 @@
           <w:sz w:val="24"/>
           <w:u w:val="single"/>
         </w:rPr>
-        <w:hyperlink r:id="rId20" w:history="1">
+        <w:hyperlink r:id="rId21" w:history="1">
           <w:r>
             <w:rPr>
               <w:rStyle w:val="Hyperlink"/>
@@ -3110,7 +3020,7 @@
           <w:sz w:val="24"/>
           <w:u w:val="single"/>
         </w:rPr>
-        <w:hyperlink r:id="rId20" w:history="1">
+        <w:hyperlink r:id="rId21" w:history="1">
           <w:r>
             <w:rPr>
               <w:rStyle w:val="Hyperlink"/>
@@ -3128,7 +3038,7 @@
           <w:sz w:val="24"/>
           <w:u w:val="single"/>
         </w:rPr>
-        <w:hyperlink r:id="rId20" w:history="1">
+        <w:hyperlink r:id="rId21" w:history="1">
           <w:r>
             <w:rPr>
               <w:rStyle w:val="Hyperlink"/>
@@ -3146,7 +3056,7 @@
           <w:sz w:val="24"/>
           <w:u w:val="single"/>
         </w:rPr>
-        <w:hyperlink r:id="rId20" w:history="1">
+        <w:hyperlink r:id="rId21" w:history="1">
           <w:r>
             <w:rPr>
               <w:rStyle w:val="Hyperlink"/>
@@ -3164,7 +3074,7 @@
           <w:sz w:val="24"/>
           <w:u w:val="single"/>
         </w:rPr>
-        <w:hyperlink r:id="rId20" w:history="1">
+        <w:hyperlink r:id="rId21" w:history="1">
           <w:r>
             <w:rPr>
               <w:rStyle w:val="Hyperlink"/>
@@ -3182,7 +3092,7 @@
           <w:sz w:val="24"/>
           <w:u w:val="single"/>
         </w:rPr>
-        <w:hyperlink r:id="rId20" w:history="1">
+        <w:hyperlink r:id="rId21" w:history="1">
           <w:r>
             <w:rPr>
               <w:rStyle w:val="Hyperlink"/>
@@ -3333,7 +3243,7 @@
           <w:sz w:val="24"/>
           <w:u w:val="single"/>
         </w:rPr>
-        <w:hyperlink r:id="rId21" w:history="1">
+        <w:hyperlink r:id="rId22" w:history="1">
           <w:r>
             <w:rPr>
               <w:rStyle w:val="Hyperlink"/>
@@ -3351,7 +3261,7 @@
           <w:sz w:val="24"/>
           <w:u w:val="single"/>
         </w:rPr>
-        <w:hyperlink r:id="rId21" w:history="1">
+        <w:hyperlink r:id="rId22" w:history="1">
           <w:r>
             <w:rPr>
               <w:rStyle w:val="Hyperlink"/>
@@ -3369,7 +3279,7 @@
           <w:sz w:val="24"/>
           <w:u w:val="single"/>
         </w:rPr>
-        <w:hyperlink r:id="rId21" w:history="1">
+        <w:hyperlink r:id="rId22" w:history="1">
           <w:r>
             <w:rPr>
               <w:rStyle w:val="Hyperlink"/>
@@ -3387,7 +3297,7 @@
           <w:sz w:val="24"/>
           <w:u w:val="single"/>
         </w:rPr>
-        <w:hyperlink r:id="rId21" w:history="1">
+        <w:hyperlink r:id="rId22" w:history="1">
           <w:r>
             <w:rPr>
               <w:rStyle w:val="Hyperlink"/>
@@ -3405,7 +3315,7 @@
           <w:sz w:val="24"/>
           <w:u w:val="single"/>
         </w:rPr>
-        <w:hyperlink r:id="rId21" w:history="1">
+        <w:hyperlink r:id="rId22" w:history="1">
           <w:r>
             <w:rPr>
               <w:rStyle w:val="Hyperlink"/>
@@ -3423,7 +3333,7 @@
           <w:sz w:val="24"/>
           <w:u w:val="single"/>
         </w:rPr>
-        <w:hyperlink r:id="rId21" w:history="1">
+        <w:hyperlink r:id="rId22" w:history="1">
           <w:r>
             <w:rPr>
               <w:rStyle w:val="Hyperlink"/>
@@ -3441,7 +3351,7 @@
           <w:sz w:val="24"/>
           <w:u w:val="single"/>
         </w:rPr>
-        <w:hyperlink r:id="rId21" w:history="1">
+        <w:hyperlink r:id="rId22" w:history="1">
           <w:r>
             <w:rPr>
               <w:rStyle w:val="Hyperlink"/>
@@ -3459,7 +3369,7 @@
           <w:sz w:val="24"/>
           <w:u w:val="single"/>
         </w:rPr>
-        <w:hyperlink r:id="rId21" w:history="1">
+        <w:hyperlink r:id="rId22" w:history="1">
           <w:r>
             <w:rPr>
               <w:rStyle w:val="Hyperlink"/>
@@ -3477,7 +3387,7 @@
           <w:sz w:val="24"/>
           <w:u w:val="single"/>
         </w:rPr>
-        <w:hyperlink r:id="rId21" w:history="1">
+        <w:hyperlink r:id="rId22" w:history="1">
           <w:r>
             <w:rPr>
               <w:rStyle w:val="Hyperlink"/>

--- a/EXPORTS/DOCX/published/niveau3/Dutch/HoofdcursusKampen.docx
+++ b/EXPORTS/DOCX/published/niveau3/Dutch/HoofdcursusKampen.docx
@@ -602,13 +602,104 @@
       </w:r>
       <w:r>
         <w:rPr>
+          <w:u w:val="single" w:color="0000ff"/>
           <w:rFonts w:ascii="Charis SIL Regular" w:hAnsi="Charis SIL Regular" w:eastAsia="Charis SIL Regular"/>
           <w:b w:val="0"/>
           <w:i w:val="0"/>
           <w:color w:val="000000"/>
           <w:sz w:val="24"/>
         </w:rPr>
-        <w:t xml:space="preserve"> het volledige rapport). O</w:t>
+        <w:hyperlink r:id="rId9" w:history="1">
+          <w:r>
+            <w:rPr>
+              <w:rStyle w:val="Hyperlink"/>
+            </w:rPr>
+            <w:t xml:space="preserve"> het volledi</w:t>
+          </w:r>
+        </w:hyperlink>
+      </w:r>
+      <w:r>
+        <w:rPr>
+          <w:u w:val="single" w:color="0000ff"/>
+          <w:rFonts w:ascii="Charis SIL Regular" w:hAnsi="Charis SIL Regular" w:eastAsia="Charis SIL Regular"/>
+          <w:b w:val="0"/>
+          <w:i w:val="0"/>
+          <w:color w:val="000000"/>
+          <w:sz w:val="24"/>
+        </w:rPr>
+        <w:hyperlink r:id="rId9" w:history="1">
+          <w:r>
+            <w:rPr>
+              <w:rStyle w:val="Hyperlink"/>
+            </w:rPr>
+            <w:t>g</w:t>
+          </w:r>
+        </w:hyperlink>
+      </w:r>
+      <w:r>
+        <w:rPr>
+          <w:u w:val="single" w:color="0000ff"/>
+          <w:rFonts w:ascii="Charis SIL Regular" w:hAnsi="Charis SIL Regular" w:eastAsia="Charis SIL Regular"/>
+          <w:b w:val="0"/>
+          <w:i w:val="0"/>
+          <w:color w:val="000000"/>
+          <w:sz w:val="24"/>
+        </w:rPr>
+        <w:hyperlink r:id="rId9" w:history="1">
+          <w:r>
+            <w:rPr>
+              <w:rStyle w:val="Hyperlink"/>
+            </w:rPr>
+            <w:t>e rappor</w:t>
+          </w:r>
+        </w:hyperlink>
+      </w:r>
+      <w:r>
+        <w:rPr>
+          <w:u w:val="single" w:color="0000ff"/>
+          <w:rFonts w:ascii="Charis SIL Regular" w:hAnsi="Charis SIL Regular" w:eastAsia="Charis SIL Regular"/>
+          <w:b w:val="0"/>
+          <w:i w:val="0"/>
+          <w:color w:val="000000"/>
+          <w:sz w:val="24"/>
+        </w:rPr>
+        <w:hyperlink r:id="rId9" w:history="1">
+          <w:r>
+            <w:rPr>
+              <w:rStyle w:val="Hyperlink"/>
+            </w:rPr>
+            <w:t>t</w:t>
+          </w:r>
+        </w:hyperlink>
+      </w:r>
+      <w:r>
+        <w:rPr>
+          <w:u w:val="single" w:color="0000ff"/>
+          <w:rFonts w:ascii="Charis SIL Regular" w:hAnsi="Charis SIL Regular" w:eastAsia="Charis SIL Regular"/>
+          <w:b w:val="0"/>
+          <w:i w:val="0"/>
+          <w:color w:val="000000"/>
+          <w:sz w:val="24"/>
+        </w:rPr>
+        <w:hyperlink r:id="rId9" w:history="1">
+          <w:r>
+            <w:rPr>
+              <w:rStyle w:val="Hyperlink"/>
+            </w:rPr>
+            <w:t xml:space="preserve">). </w:t>
+          </w:r>
+        </w:hyperlink>
+      </w:r>
+      <w:r>
+        <w:rPr>
+          <w:u w:val="single" w:color="0000ff"/>
+          <w:rFonts w:ascii="Charis SIL Regular" w:hAnsi="Charis SIL Regular" w:eastAsia="Charis SIL Regular"/>
+          <w:b w:val="0"/>
+          <w:i w:val="0"/>
+          <w:color w:val="000000"/>
+          <w:sz w:val="24"/>
+        </w:rPr>
+        <w:t>O</w:t>
       </w:r>
       <w:r>
         <w:rPr>
@@ -1142,7 +1233,25 @@
           <w:color w:val="000000"/>
           <w:sz w:val="24"/>
         </w:rPr>
-        <w:t>Wereldmuseum Leiden is het archief van Volkenk</w:t>
+        <w:t>Wereldmuseum Leiden is het arch</w:t>
+      </w:r>
+      <w:r>
+        <w:rPr>
+          <w:u w:val="single" w:color="0000ff"/>
+          <w:rFonts w:ascii="Charis SIL Regular" w:hAnsi="Charis SIL Regular" w:eastAsia="Charis SIL Regular"/>
+          <w:b w:val="0"/>
+          <w:i w:val="0"/>
+          <w:color w:val="000000"/>
+          <w:sz w:val="24"/>
+        </w:rPr>
+        <w:hyperlink r:id="rId12" w:history="1">
+          <w:r>
+            <w:rPr>
+              <w:rStyle w:val="Hyperlink"/>
+            </w:rPr>
+            <w:t>ief van Volkenk</w:t>
+          </w:r>
+        </w:hyperlink>
       </w:r>
       <w:r>
         <w:rPr>
@@ -2043,7 +2152,7 @@
           <w:sz w:val="24"/>
           <w:u w:val="single"/>
         </w:rPr>
-        <w:hyperlink r:id="rId15" w:history="1">
+        <w:hyperlink r:id="rId16" w:history="1">
           <w:r>
             <w:rPr>
               <w:rStyle w:val="Hyperlink"/>
@@ -2061,7 +2170,7 @@
           <w:sz w:val="24"/>
           <w:u w:val="single"/>
         </w:rPr>
-        <w:hyperlink r:id="rId15" w:history="1">
+        <w:hyperlink r:id="rId16" w:history="1">
           <w:r>
             <w:rPr>
               <w:rStyle w:val="Hyperlink"/>
@@ -2072,21 +2181,13 @@
       </w:r>
       <w:r>
         <w:rPr>
-          <w:u w:val="single" w:color="0000ff"/>
           <w:rFonts w:ascii="Charis SIL Regular" w:hAnsi="Charis SIL Regular" w:eastAsia="Charis SIL Regular"/>
           <w:b w:val="0"/>
           <w:i w:val="0"/>
           <w:color w:val="000000"/>
           <w:sz w:val="24"/>
         </w:rPr>
-        <w:hyperlink r:id="rId15" w:history="1">
-          <w:r>
-            <w:rPr>
-              <w:rStyle w:val="Hyperlink"/>
-            </w:rPr>
-            <w:t xml:space="preserve">, </w:t>
-          </w:r>
-        </w:hyperlink>
+        <w:t xml:space="preserve">, </w:t>
       </w:r>
       <w:r>
         <w:rPr>
@@ -2342,7 +2443,7 @@
           <w:sz w:val="24"/>
           <w:u w:val="single"/>
         </w:rPr>
-        <w:hyperlink r:id="rId18" w:history="1">
+        <w:hyperlink r:id="rId19" w:history="1">
           <w:r>
             <w:rPr>
               <w:rStyle w:val="Hyperlink"/>
@@ -2360,7 +2461,7 @@
           <w:sz w:val="24"/>
           <w:u w:val="single"/>
         </w:rPr>
-        <w:hyperlink r:id="rId18" w:history="1">
+        <w:hyperlink r:id="rId19" w:history="1">
           <w:r>
             <w:rPr>
               <w:rStyle w:val="Hyperlink"/>

--- a/EXPORTS/DOCX/published/niveau3/Dutch/HoofdcursusKampen.docx
+++ b/EXPORTS/DOCX/published/niveau3/Dutch/HoofdcursusKampen.docx
@@ -548,7 +548,6 @@
       </w:r>
       <w:r>
         <w:rPr>
-          <w:u w:val="single" w:color="0000ff"/>
           <w:rFonts w:ascii="Charis SIL Regular" w:hAnsi="Charis SIL Regular" w:eastAsia="Charis SIL Regular"/>
           <w:b w:val="0"/>
           <w:i w:val="0"/>
@@ -1233,25 +1232,7 @@
           <w:color w:val="000000"/>
           <w:sz w:val="24"/>
         </w:rPr>
-        <w:t>Wereldmuseum Leiden is het arch</w:t>
-      </w:r>
-      <w:r>
-        <w:rPr>
-          <w:u w:val="single" w:color="0000ff"/>
-          <w:rFonts w:ascii="Charis SIL Regular" w:hAnsi="Charis SIL Regular" w:eastAsia="Charis SIL Regular"/>
-          <w:b w:val="0"/>
-          <w:i w:val="0"/>
-          <w:color w:val="000000"/>
-          <w:sz w:val="24"/>
-        </w:rPr>
-        <w:hyperlink r:id="rId12" w:history="1">
-          <w:r>
-            <w:rPr>
-              <w:rStyle w:val="Hyperlink"/>
-            </w:rPr>
-            <w:t>ief van Volkenk</w:t>
-          </w:r>
-        </w:hyperlink>
+        <w:t>Wereldmuseum Leiden is het archief van Volkenk</w:t>
       </w:r>
       <w:r>
         <w:rPr>
@@ -2245,7 +2226,7 @@
           <w:sz w:val="24"/>
           <w:u w:val="single"/>
         </w:rPr>
-        <w:hyperlink r:id="rId17" w:history="1">
+        <w:hyperlink r:id="rId15" w:history="1">
           <w:r>
             <w:rPr>
               <w:rStyle w:val="Hyperlink"/>

--- a/EXPORTS/DOCX/published/niveau3/Dutch/HoofdcursusKampen.docx
+++ b/EXPORTS/DOCX/published/niveau3/Dutch/HoofdcursusKampen.docx
@@ -548,6 +548,7 @@
       </w:r>
       <w:r>
         <w:rPr>
+          <w:u w:val="single" w:color="0000ff"/>
           <w:rFonts w:ascii="Charis SIL Regular" w:hAnsi="Charis SIL Regular" w:eastAsia="Charis SIL Regular"/>
           <w:b w:val="0"/>
           <w:i w:val="0"/>
@@ -570,34 +571,8 @@
           <w:i/>
           <w:color w:val="0000FF"/>
           <w:sz w:val="24"/>
-          <w:u w:val="single"/>
         </w:rPr>
-        <w:hyperlink r:id="rId9" w:history="1">
-          <w:r>
-            <w:rPr>
-              <w:rStyle w:val="Hyperlink"/>
-            </w:rPr>
-            <w:t>Bronne</w:t>
-          </w:r>
-        </w:hyperlink>
-      </w:r>
-      <w:r>
-        <w:rPr>
-          <w:rFonts w:ascii="Charis SIL Italic" w:hAnsi="Charis SIL Italic" w:eastAsia="Charis SIL Italic"/>
-          <w:b w:val="0"/>
-          <w:i/>
-          <w:color w:val="0000FF"/>
-          <w:sz w:val="24"/>
-          <w:u w:val="single"/>
-        </w:rPr>
-        <w:hyperlink r:id="rId9" w:history="1">
-          <w:r>
-            <w:rPr>
-              <w:rStyle w:val="Hyperlink"/>
-            </w:rPr>
-            <w:t>n</w:t>
-          </w:r>
-        </w:hyperlink>
+        <w:t>Bronnen</w:t>
       </w:r>
       <w:r>
         <w:rPr>
@@ -691,7 +666,6 @@
       </w:r>
       <w:r>
         <w:rPr>
-          <w:u w:val="single" w:color="0000ff"/>
           <w:rFonts w:ascii="Charis SIL Regular" w:hAnsi="Charis SIL Regular" w:eastAsia="Charis SIL Regular"/>
           <w:b w:val="0"/>
           <w:i w:val="0"/>
@@ -841,7 +815,6 @@
       </w:r>
       <w:r>
         <w:rPr>
-          <w:u w:val="single" w:color="0000ff"/>
           <w:rFonts w:ascii="Charis SIL Regular" w:hAnsi="Charis SIL Regular" w:eastAsia="Charis SIL Regular"/>
           <w:b w:val="0"/>
           <w:i w:val="0"/>
@@ -987,7 +960,7 @@
             <w:rPr>
               <w:rStyle w:val="Hyperlink"/>
             </w:rPr>
-            <w:t>desbetreffend</w:t>
+            <w:t>desbetreffen</w:t>
           </w:r>
         </w:hyperlink>
       </w:r>
@@ -998,7 +971,23 @@
           <w:i w:val="0"/>
           <w:color w:val="0000FF"/>
           <w:sz w:val="24"/>
-          <w:u w:val="single"/>
+        </w:rPr>
+        <w:hyperlink r:id="rId11" w:history="1">
+          <w:r>
+            <w:rPr>
+              <w:rStyle w:val="Hyperlink"/>
+            </w:rPr>
+            <w:t>d</w:t>
+          </w:r>
+        </w:hyperlink>
+      </w:r>
+      <w:r>
+        <w:rPr>
+          <w:rFonts w:ascii="Charis SIL Regular" w:hAnsi="Charis SIL Regular" w:eastAsia="Charis SIL Regular"/>
+          <w:b w:val="0"/>
+          <w:i w:val="0"/>
+          <w:color w:val="0000FF"/>
+          <w:sz w:val="24"/>
         </w:rPr>
         <w:t>e</w:t>
       </w:r>
@@ -1027,19 +1016,9 @@
             <w:rPr>
               <w:rStyle w:val="Hyperlink"/>
             </w:rPr>
-            <w:t>zoekhul</w:t>
+            <w:t>zoekhulp</w:t>
           </w:r>
         </w:hyperlink>
-      </w:r>
-      <w:r>
-        <w:rPr>
-          <w:rFonts w:ascii="Charis SIL Regular" w:hAnsi="Charis SIL Regular" w:eastAsia="Charis SIL Regular"/>
-          <w:b w:val="0"/>
-          <w:i w:val="0"/>
-          <w:color w:val="0000FF"/>
-          <w:sz w:val="24"/>
-        </w:rPr>
-        <w:t>p</w:t>
       </w:r>
       <w:r>
         <w:rPr>
@@ -1232,7 +1211,25 @@
           <w:color w:val="000000"/>
           <w:sz w:val="24"/>
         </w:rPr>
-        <w:t>Wereldmuseum Leiden is het archief van Volkenk</w:t>
+        <w:t>Wereldmuseum Leiden is het arch</w:t>
+      </w:r>
+      <w:r>
+        <w:rPr>
+          <w:u w:val="single" w:color="0000ff"/>
+          <w:rFonts w:ascii="Charis SIL Regular" w:hAnsi="Charis SIL Regular" w:eastAsia="Charis SIL Regular"/>
+          <w:b w:val="0"/>
+          <w:i w:val="0"/>
+          <w:color w:val="000000"/>
+          <w:sz w:val="24"/>
+        </w:rPr>
+        <w:hyperlink r:id="rId12" w:history="1">
+          <w:r>
+            <w:rPr>
+              <w:rStyle w:val="Hyperlink"/>
+            </w:rPr>
+            <w:t>ief van Volkenk</w:t>
+          </w:r>
+        </w:hyperlink>
       </w:r>
       <w:r>
         <w:rPr>
@@ -2133,7 +2130,7 @@
           <w:sz w:val="24"/>
           <w:u w:val="single"/>
         </w:rPr>
-        <w:hyperlink r:id="rId16" w:history="1">
+        <w:hyperlink r:id="rId15" w:history="1">
           <w:r>
             <w:rPr>
               <w:rStyle w:val="Hyperlink"/>
@@ -2151,7 +2148,7 @@
           <w:sz w:val="24"/>
           <w:u w:val="single"/>
         </w:rPr>
-        <w:hyperlink r:id="rId16" w:history="1">
+        <w:hyperlink r:id="rId15" w:history="1">
           <w:r>
             <w:rPr>
               <w:rStyle w:val="Hyperlink"/>
@@ -2162,13 +2159,21 @@
       </w:r>
       <w:r>
         <w:rPr>
+          <w:u w:val="single" w:color="0000ff"/>
           <w:rFonts w:ascii="Charis SIL Regular" w:hAnsi="Charis SIL Regular" w:eastAsia="Charis SIL Regular"/>
           <w:b w:val="0"/>
           <w:i w:val="0"/>
           <w:color w:val="000000"/>
           <w:sz w:val="24"/>
         </w:rPr>
-        <w:t xml:space="preserve">, </w:t>
+        <w:hyperlink r:id="rId15" w:history="1">
+          <w:r>
+            <w:rPr>
+              <w:rStyle w:val="Hyperlink"/>
+            </w:rPr>
+            <w:t xml:space="preserve">, </w:t>
+          </w:r>
+        </w:hyperlink>
       </w:r>
       <w:r>
         <w:rPr>
@@ -2179,7 +2184,7 @@
           <w:sz w:val="24"/>
           <w:u w:val="single"/>
         </w:rPr>
-        <w:hyperlink r:id="rId17" w:history="1">
+        <w:hyperlink r:id="rId15" w:history="1">
           <w:r>
             <w:rPr>
               <w:rStyle w:val="Hyperlink"/>
@@ -2208,7 +2213,7 @@
           <w:sz w:val="24"/>
           <w:u w:val="single"/>
         </w:rPr>
-        <w:hyperlink r:id="rId17" w:history="1">
+        <w:hyperlink r:id="rId15" w:history="1">
           <w:r>
             <w:rPr>
               <w:rStyle w:val="Hyperlink"/>
@@ -2324,7 +2329,7 @@
           <w:sz w:val="24"/>
           <w:u w:val="single"/>
         </w:rPr>
-        <w:hyperlink r:id="rId18" w:history="1">
+        <w:hyperlink r:id="rId17" w:history="1">
           <w:r>
             <w:rPr>
               <w:rStyle w:val="Hyperlink"/>
@@ -2342,7 +2347,7 @@
           <w:sz w:val="24"/>
           <w:u w:val="single"/>
         </w:rPr>
-        <w:hyperlink r:id="rId18" w:history="1">
+        <w:hyperlink r:id="rId17" w:history="1">
           <w:r>
             <w:rPr>
               <w:rStyle w:val="Hyperlink"/>
@@ -2360,7 +2365,7 @@
           <w:sz w:val="24"/>
           <w:u w:val="single"/>
         </w:rPr>
-        <w:hyperlink r:id="rId18" w:history="1">
+        <w:hyperlink r:id="rId17" w:history="1">
           <w:r>
             <w:rPr>
               <w:rStyle w:val="Hyperlink"/>
@@ -2378,7 +2383,7 @@
           <w:sz w:val="24"/>
           <w:u w:val="single"/>
         </w:rPr>
-        <w:hyperlink r:id="rId18" w:history="1">
+        <w:hyperlink r:id="rId17" w:history="1">
           <w:r>
             <w:rPr>
               <w:rStyle w:val="Hyperlink"/>
@@ -2406,7 +2411,7 @@
           <w:sz w:val="24"/>
           <w:u w:val="single"/>
         </w:rPr>
-        <w:hyperlink r:id="rId19" w:history="1">
+        <w:hyperlink r:id="rId18" w:history="1">
           <w:r>
             <w:rPr>
               <w:rStyle w:val="Hyperlink"/>
@@ -2424,7 +2429,7 @@
           <w:sz w:val="24"/>
           <w:u w:val="single"/>
         </w:rPr>
-        <w:hyperlink r:id="rId19" w:history="1">
+        <w:hyperlink r:id="rId18" w:history="1">
           <w:r>
             <w:rPr>
               <w:rStyle w:val="Hyperlink"/>
@@ -2442,7 +2447,7 @@
           <w:sz w:val="24"/>
           <w:u w:val="single"/>
         </w:rPr>
-        <w:hyperlink r:id="rId19" w:history="1">
+        <w:hyperlink r:id="rId17" w:history="1">
           <w:r>
             <w:rPr>
               <w:rStyle w:val="Hyperlink"/>
@@ -2599,7 +2604,7 @@
           <w:sz w:val="24"/>
           <w:u w:val="single"/>
         </w:rPr>
-        <w:hyperlink r:id="rId20" w:history="1">
+        <w:hyperlink r:id="rId19" w:history="1">
           <w:r>
             <w:rPr>
               <w:rStyle w:val="Hyperlink"/>
@@ -2617,7 +2622,7 @@
           <w:sz w:val="24"/>
           <w:u w:val="single"/>
         </w:rPr>
-        <w:hyperlink r:id="rId20" w:history="1">
+        <w:hyperlink r:id="rId19" w:history="1">
           <w:r>
             <w:rPr>
               <w:rStyle w:val="Hyperlink"/>
@@ -2635,7 +2640,7 @@
           <w:sz w:val="24"/>
           <w:u w:val="single"/>
         </w:rPr>
-        <w:hyperlink r:id="rId20" w:history="1">
+        <w:hyperlink r:id="rId19" w:history="1">
           <w:r>
             <w:rPr>
               <w:rStyle w:val="Hyperlink"/>
@@ -2653,7 +2658,7 @@
           <w:sz w:val="24"/>
           <w:u w:val="single"/>
         </w:rPr>
-        <w:hyperlink r:id="rId20" w:history="1">
+        <w:hyperlink r:id="rId19" w:history="1">
           <w:r>
             <w:rPr>
               <w:rStyle w:val="Hyperlink"/>
@@ -2671,7 +2676,7 @@
           <w:sz w:val="24"/>
           <w:u w:val="single"/>
         </w:rPr>
-        <w:hyperlink r:id="rId20" w:history="1">
+        <w:hyperlink r:id="rId19" w:history="1">
           <w:r>
             <w:rPr>
               <w:rStyle w:val="Hyperlink"/>
@@ -2689,7 +2694,7 @@
           <w:sz w:val="24"/>
           <w:u w:val="single"/>
         </w:rPr>
-        <w:hyperlink r:id="rId20" w:history="1">
+        <w:hyperlink r:id="rId19" w:history="1">
           <w:r>
             <w:rPr>
               <w:rStyle w:val="Hyperlink"/>
@@ -2707,7 +2712,7 @@
           <w:sz w:val="24"/>
           <w:u w:val="single"/>
         </w:rPr>
-        <w:hyperlink r:id="rId20" w:history="1">
+        <w:hyperlink r:id="rId19" w:history="1">
           <w:r>
             <w:rPr>
               <w:rStyle w:val="Hyperlink"/>
@@ -2725,7 +2730,7 @@
           <w:sz w:val="24"/>
           <w:u w:val="single"/>
         </w:rPr>
-        <w:hyperlink r:id="rId20" w:history="1">
+        <w:hyperlink r:id="rId19" w:history="1">
           <w:r>
             <w:rPr>
               <w:rStyle w:val="Hyperlink"/>
@@ -2743,7 +2748,7 @@
           <w:sz w:val="24"/>
           <w:u w:val="single"/>
         </w:rPr>
-        <w:hyperlink r:id="rId20" w:history="1">
+        <w:hyperlink r:id="rId19" w:history="1">
           <w:r>
             <w:rPr>
               <w:rStyle w:val="Hyperlink"/>
@@ -2761,7 +2766,7 @@
           <w:sz w:val="24"/>
           <w:u w:val="single"/>
         </w:rPr>
-        <w:hyperlink r:id="rId20" w:history="1">
+        <w:hyperlink r:id="rId19" w:history="1">
           <w:r>
             <w:rPr>
               <w:rStyle w:val="Hyperlink"/>
@@ -2779,7 +2784,7 @@
           <w:sz w:val="24"/>
           <w:u w:val="single"/>
         </w:rPr>
-        <w:hyperlink r:id="rId20" w:history="1">
+        <w:hyperlink r:id="rId19" w:history="1">
           <w:r>
             <w:rPr>
               <w:rStyle w:val="Hyperlink"/>
@@ -2797,7 +2802,7 @@
           <w:sz w:val="24"/>
           <w:u w:val="single"/>
         </w:rPr>
-        <w:hyperlink r:id="rId20" w:history="1">
+        <w:hyperlink r:id="rId19" w:history="1">
           <w:r>
             <w:rPr>
               <w:rStyle w:val="Hyperlink"/>
@@ -2815,7 +2820,7 @@
           <w:sz w:val="24"/>
           <w:u w:val="single"/>
         </w:rPr>
-        <w:hyperlink r:id="rId20" w:history="1">
+        <w:hyperlink r:id="rId19" w:history="1">
           <w:r>
             <w:rPr>
               <w:rStyle w:val="Hyperlink"/>
@@ -2833,7 +2838,7 @@
           <w:sz w:val="24"/>
           <w:u w:val="single"/>
         </w:rPr>
-        <w:hyperlink r:id="rId20" w:history="1">
+        <w:hyperlink r:id="rId19" w:history="1">
           <w:r>
             <w:rPr>
               <w:rStyle w:val="Hyperlink"/>
@@ -2851,7 +2856,7 @@
           <w:sz w:val="24"/>
           <w:u w:val="single"/>
         </w:rPr>
-        <w:hyperlink r:id="rId20" w:history="1">
+        <w:hyperlink r:id="rId19" w:history="1">
           <w:r>
             <w:rPr>
               <w:rStyle w:val="Hyperlink"/>
@@ -3009,7 +3014,7 @@
           <w:sz w:val="24"/>
           <w:u w:val="single"/>
         </w:rPr>
-        <w:hyperlink r:id="rId21" w:history="1">
+        <w:hyperlink r:id="rId20" w:history="1">
           <w:r>
             <w:rPr>
               <w:rStyle w:val="Hyperlink"/>
@@ -3027,7 +3032,7 @@
           <w:sz w:val="24"/>
           <w:u w:val="single"/>
         </w:rPr>
-        <w:hyperlink r:id="rId21" w:history="1">
+        <w:hyperlink r:id="rId20" w:history="1">
           <w:r>
             <w:rPr>
               <w:rStyle w:val="Hyperlink"/>
@@ -3045,7 +3050,7 @@
           <w:sz w:val="24"/>
           <w:u w:val="single"/>
         </w:rPr>
-        <w:hyperlink r:id="rId21" w:history="1">
+        <w:hyperlink r:id="rId20" w:history="1">
           <w:r>
             <w:rPr>
               <w:rStyle w:val="Hyperlink"/>
@@ -3063,7 +3068,7 @@
           <w:sz w:val="24"/>
           <w:u w:val="single"/>
         </w:rPr>
-        <w:hyperlink r:id="rId21" w:history="1">
+        <w:hyperlink r:id="rId20" w:history="1">
           <w:r>
             <w:rPr>
               <w:rStyle w:val="Hyperlink"/>
@@ -3081,7 +3086,7 @@
           <w:sz w:val="24"/>
           <w:u w:val="single"/>
         </w:rPr>
-        <w:hyperlink r:id="rId21" w:history="1">
+        <w:hyperlink r:id="rId20" w:history="1">
           <w:r>
             <w:rPr>
               <w:rStyle w:val="Hyperlink"/>
@@ -3102,7 +3107,7 @@
           <w:sz w:val="24"/>
           <w:u w:val="single"/>
         </w:rPr>
-        <w:hyperlink r:id="rId21" w:history="1">
+        <w:hyperlink r:id="rId20" w:history="1">
           <w:r>
             <w:rPr>
               <w:rStyle w:val="Hyperlink"/>
@@ -3120,7 +3125,7 @@
           <w:sz w:val="24"/>
           <w:u w:val="single"/>
         </w:rPr>
-        <w:hyperlink r:id="rId21" w:history="1">
+        <w:hyperlink r:id="rId20" w:history="1">
           <w:r>
             <w:rPr>
               <w:rStyle w:val="Hyperlink"/>
@@ -3138,7 +3143,7 @@
           <w:sz w:val="24"/>
           <w:u w:val="single"/>
         </w:rPr>
-        <w:hyperlink r:id="rId21" w:history="1">
+        <w:hyperlink r:id="rId20" w:history="1">
           <w:r>
             <w:rPr>
               <w:rStyle w:val="Hyperlink"/>
@@ -3156,7 +3161,7 @@
           <w:sz w:val="24"/>
           <w:u w:val="single"/>
         </w:rPr>
-        <w:hyperlink r:id="rId21" w:history="1">
+        <w:hyperlink r:id="rId20" w:history="1">
           <w:r>
             <w:rPr>
               <w:rStyle w:val="Hyperlink"/>
@@ -3174,7 +3179,7 @@
           <w:sz w:val="24"/>
           <w:u w:val="single"/>
         </w:rPr>
-        <w:hyperlink r:id="rId21" w:history="1">
+        <w:hyperlink r:id="rId20" w:history="1">
           <w:r>
             <w:rPr>
               <w:rStyle w:val="Hyperlink"/>
@@ -3325,7 +3330,7 @@
           <w:sz w:val="24"/>
           <w:u w:val="single"/>
         </w:rPr>
-        <w:hyperlink r:id="rId22" w:history="1">
+        <w:hyperlink r:id="rId21" w:history="1">
           <w:r>
             <w:rPr>
               <w:rStyle w:val="Hyperlink"/>
@@ -3343,7 +3348,7 @@
           <w:sz w:val="24"/>
           <w:u w:val="single"/>
         </w:rPr>
-        <w:hyperlink r:id="rId22" w:history="1">
+        <w:hyperlink r:id="rId21" w:history="1">
           <w:r>
             <w:rPr>
               <w:rStyle w:val="Hyperlink"/>
@@ -3361,7 +3366,7 @@
           <w:sz w:val="24"/>
           <w:u w:val="single"/>
         </w:rPr>
-        <w:hyperlink r:id="rId22" w:history="1">
+        <w:hyperlink r:id="rId21" w:history="1">
           <w:r>
             <w:rPr>
               <w:rStyle w:val="Hyperlink"/>
@@ -3379,7 +3384,7 @@
           <w:sz w:val="24"/>
           <w:u w:val="single"/>
         </w:rPr>
-        <w:hyperlink r:id="rId22" w:history="1">
+        <w:hyperlink r:id="rId21" w:history="1">
           <w:r>
             <w:rPr>
               <w:rStyle w:val="Hyperlink"/>
@@ -3397,7 +3402,7 @@
           <w:sz w:val="24"/>
           <w:u w:val="single"/>
         </w:rPr>
-        <w:hyperlink r:id="rId22" w:history="1">
+        <w:hyperlink r:id="rId21" w:history="1">
           <w:r>
             <w:rPr>
               <w:rStyle w:val="Hyperlink"/>
@@ -3415,7 +3420,7 @@
           <w:sz w:val="24"/>
           <w:u w:val="single"/>
         </w:rPr>
-        <w:hyperlink r:id="rId22" w:history="1">
+        <w:hyperlink r:id="rId21" w:history="1">
           <w:r>
             <w:rPr>
               <w:rStyle w:val="Hyperlink"/>
@@ -3433,7 +3438,7 @@
           <w:sz w:val="24"/>
           <w:u w:val="single"/>
         </w:rPr>
-        <w:hyperlink r:id="rId22" w:history="1">
+        <w:hyperlink r:id="rId21" w:history="1">
           <w:r>
             <w:rPr>
               <w:rStyle w:val="Hyperlink"/>
@@ -3451,7 +3456,7 @@
           <w:sz w:val="24"/>
           <w:u w:val="single"/>
         </w:rPr>
-        <w:hyperlink r:id="rId22" w:history="1">
+        <w:hyperlink r:id="rId21" w:history="1">
           <w:r>
             <w:rPr>
               <w:rStyle w:val="Hyperlink"/>
@@ -3469,7 +3474,7 @@
           <w:sz w:val="24"/>
           <w:u w:val="single"/>
         </w:rPr>
-        <w:hyperlink r:id="rId22" w:history="1">
+        <w:hyperlink r:id="rId21" w:history="1">
           <w:r>
             <w:rPr>
               <w:rStyle w:val="Hyperlink"/>

--- a/EXPORTS/DOCX/published/niveau3/Dutch/HoofdcursusKampen.docx
+++ b/EXPORTS/DOCX/published/niveau3/Dutch/HoofdcursusKampen.docx
@@ -571,8 +571,34 @@
           <w:i/>
           <w:color w:val="0000FF"/>
           <w:sz w:val="24"/>
+          <w:u w:val="single"/>
         </w:rPr>
-        <w:t>Bronnen</w:t>
+        <w:hyperlink r:id="rId9" w:history="1">
+          <w:r>
+            <w:rPr>
+              <w:rStyle w:val="Hyperlink"/>
+            </w:rPr>
+            <w:t>Bronne</w:t>
+          </w:r>
+        </w:hyperlink>
+      </w:r>
+      <w:r>
+        <w:rPr>
+          <w:rFonts w:ascii="Charis SIL Italic" w:hAnsi="Charis SIL Italic" w:eastAsia="Charis SIL Italic"/>
+          <w:b w:val="0"/>
+          <w:i/>
+          <w:color w:val="0000FF"/>
+          <w:sz w:val="24"/>
+          <w:u w:val="single"/>
+        </w:rPr>
+        <w:hyperlink r:id="rId9" w:history="1">
+          <w:r>
+            <w:rPr>
+              <w:rStyle w:val="Hyperlink"/>
+            </w:rPr>
+            <w:t>n</w:t>
+          </w:r>
+        </w:hyperlink>
       </w:r>
       <w:r>
         <w:rPr>
@@ -815,6 +841,7 @@
       </w:r>
       <w:r>
         <w:rPr>
+          <w:u w:val="single" w:color="0000ff"/>
           <w:rFonts w:ascii="Charis SIL Regular" w:hAnsi="Charis SIL Regular" w:eastAsia="Charis SIL Regular"/>
           <w:b w:val="0"/>
           <w:i w:val="0"/>
@@ -960,7 +987,7 @@
             <w:rPr>
               <w:rStyle w:val="Hyperlink"/>
             </w:rPr>
-            <w:t>desbetreffen</w:t>
+            <w:t>desbetreffend</w:t>
           </w:r>
         </w:hyperlink>
       </w:r>
@@ -971,23 +998,7 @@
           <w:i w:val="0"/>
           <w:color w:val="0000FF"/>
           <w:sz w:val="24"/>
-        </w:rPr>
-        <w:hyperlink r:id="rId11" w:history="1">
-          <w:r>
-            <w:rPr>
-              <w:rStyle w:val="Hyperlink"/>
-            </w:rPr>
-            <w:t>d</w:t>
-          </w:r>
-        </w:hyperlink>
-      </w:r>
-      <w:r>
-        <w:rPr>
-          <w:rFonts w:ascii="Charis SIL Regular" w:hAnsi="Charis SIL Regular" w:eastAsia="Charis SIL Regular"/>
-          <w:b w:val="0"/>
-          <w:i w:val="0"/>
-          <w:color w:val="0000FF"/>
-          <w:sz w:val="24"/>
+          <w:u w:val="single"/>
         </w:rPr>
         <w:t>e</w:t>
       </w:r>
@@ -1016,9 +1027,19 @@
             <w:rPr>
               <w:rStyle w:val="Hyperlink"/>
             </w:rPr>
-            <w:t>zoekhulp</w:t>
+            <w:t>zoekhul</w:t>
           </w:r>
         </w:hyperlink>
+      </w:r>
+      <w:r>
+        <w:rPr>
+          <w:rFonts w:ascii="Charis SIL Regular" w:hAnsi="Charis SIL Regular" w:eastAsia="Charis SIL Regular"/>
+          <w:b w:val="0"/>
+          <w:i w:val="0"/>
+          <w:color w:val="0000FF"/>
+          <w:sz w:val="24"/>
+        </w:rPr>
+        <w:t>p</w:t>
       </w:r>
       <w:r>
         <w:rPr>
@@ -2159,7 +2180,6 @@
       </w:r>
       <w:r>
         <w:rPr>
-          <w:u w:val="single" w:color="0000ff"/>
           <w:rFonts w:ascii="Charis SIL Regular" w:hAnsi="Charis SIL Regular" w:eastAsia="Charis SIL Regular"/>
           <w:b w:val="0"/>
           <w:i w:val="0"/>
@@ -2184,7 +2204,7 @@
           <w:sz w:val="24"/>
           <w:u w:val="single"/>
         </w:rPr>
-        <w:hyperlink r:id="rId15" w:history="1">
+        <w:hyperlink r:id="rId17" w:history="1">
           <w:r>
             <w:rPr>
               <w:rStyle w:val="Hyperlink"/>
@@ -2213,7 +2233,7 @@
           <w:sz w:val="24"/>
           <w:u w:val="single"/>
         </w:rPr>
-        <w:hyperlink r:id="rId15" w:history="1">
+        <w:hyperlink r:id="rId17" w:history="1">
           <w:r>
             <w:rPr>
               <w:rStyle w:val="Hyperlink"/>
@@ -2231,7 +2251,7 @@
           <w:sz w:val="24"/>
           <w:u w:val="single"/>
         </w:rPr>
-        <w:hyperlink r:id="rId15" w:history="1">
+        <w:hyperlink r:id="rId17" w:history="1">
           <w:r>
             <w:rPr>
               <w:rStyle w:val="Hyperlink"/>
@@ -2329,7 +2349,7 @@
           <w:sz w:val="24"/>
           <w:u w:val="single"/>
         </w:rPr>
-        <w:hyperlink r:id="rId17" w:history="1">
+        <w:hyperlink r:id="rId18" w:history="1">
           <w:r>
             <w:rPr>
               <w:rStyle w:val="Hyperlink"/>
@@ -2347,7 +2367,7 @@
           <w:sz w:val="24"/>
           <w:u w:val="single"/>
         </w:rPr>
-        <w:hyperlink r:id="rId17" w:history="1">
+        <w:hyperlink r:id="rId18" w:history="1">
           <w:r>
             <w:rPr>
               <w:rStyle w:val="Hyperlink"/>
@@ -2365,7 +2385,7 @@
           <w:sz w:val="24"/>
           <w:u w:val="single"/>
         </w:rPr>
-        <w:hyperlink r:id="rId17" w:history="1">
+        <w:hyperlink r:id="rId18" w:history="1">
           <w:r>
             <w:rPr>
               <w:rStyle w:val="Hyperlink"/>
@@ -2383,7 +2403,7 @@
           <w:sz w:val="24"/>
           <w:u w:val="single"/>
         </w:rPr>
-        <w:hyperlink r:id="rId17" w:history="1">
+        <w:hyperlink r:id="rId18" w:history="1">
           <w:r>
             <w:rPr>
               <w:rStyle w:val="Hyperlink"/>
@@ -2411,7 +2431,7 @@
           <w:sz w:val="24"/>
           <w:u w:val="single"/>
         </w:rPr>
-        <w:hyperlink r:id="rId18" w:history="1">
+        <w:hyperlink r:id="rId19" w:history="1">
           <w:r>
             <w:rPr>
               <w:rStyle w:val="Hyperlink"/>
@@ -2447,7 +2467,7 @@
           <w:sz w:val="24"/>
           <w:u w:val="single"/>
         </w:rPr>
-        <w:hyperlink r:id="rId17" w:history="1">
+        <w:hyperlink r:id="rId18" w:history="1">
           <w:r>
             <w:rPr>
               <w:rStyle w:val="Hyperlink"/>
@@ -2604,7 +2624,7 @@
           <w:sz w:val="24"/>
           <w:u w:val="single"/>
         </w:rPr>
-        <w:hyperlink r:id="rId19" w:history="1">
+        <w:hyperlink r:id="rId20" w:history="1">
           <w:r>
             <w:rPr>
               <w:rStyle w:val="Hyperlink"/>
@@ -2622,7 +2642,7 @@
           <w:sz w:val="24"/>
           <w:u w:val="single"/>
         </w:rPr>
-        <w:hyperlink r:id="rId19" w:history="1">
+        <w:hyperlink r:id="rId20" w:history="1">
           <w:r>
             <w:rPr>
               <w:rStyle w:val="Hyperlink"/>
@@ -2640,7 +2660,7 @@
           <w:sz w:val="24"/>
           <w:u w:val="single"/>
         </w:rPr>
-        <w:hyperlink r:id="rId19" w:history="1">
+        <w:hyperlink r:id="rId20" w:history="1">
           <w:r>
             <w:rPr>
               <w:rStyle w:val="Hyperlink"/>
@@ -2658,7 +2678,7 @@
           <w:sz w:val="24"/>
           <w:u w:val="single"/>
         </w:rPr>
-        <w:hyperlink r:id="rId19" w:history="1">
+        <w:hyperlink r:id="rId20" w:history="1">
           <w:r>
             <w:rPr>
               <w:rStyle w:val="Hyperlink"/>
@@ -2676,7 +2696,7 @@
           <w:sz w:val="24"/>
           <w:u w:val="single"/>
         </w:rPr>
-        <w:hyperlink r:id="rId19" w:history="1">
+        <w:hyperlink r:id="rId20" w:history="1">
           <w:r>
             <w:rPr>
               <w:rStyle w:val="Hyperlink"/>
@@ -2694,7 +2714,7 @@
           <w:sz w:val="24"/>
           <w:u w:val="single"/>
         </w:rPr>
-        <w:hyperlink r:id="rId19" w:history="1">
+        <w:hyperlink r:id="rId20" w:history="1">
           <w:r>
             <w:rPr>
               <w:rStyle w:val="Hyperlink"/>
@@ -2712,7 +2732,7 @@
           <w:sz w:val="24"/>
           <w:u w:val="single"/>
         </w:rPr>
-        <w:hyperlink r:id="rId19" w:history="1">
+        <w:hyperlink r:id="rId20" w:history="1">
           <w:r>
             <w:rPr>
               <w:rStyle w:val="Hyperlink"/>
@@ -2730,7 +2750,7 @@
           <w:sz w:val="24"/>
           <w:u w:val="single"/>
         </w:rPr>
-        <w:hyperlink r:id="rId19" w:history="1">
+        <w:hyperlink r:id="rId20" w:history="1">
           <w:r>
             <w:rPr>
               <w:rStyle w:val="Hyperlink"/>
@@ -2748,7 +2768,7 @@
           <w:sz w:val="24"/>
           <w:u w:val="single"/>
         </w:rPr>
-        <w:hyperlink r:id="rId19" w:history="1">
+        <w:hyperlink r:id="rId20" w:history="1">
           <w:r>
             <w:rPr>
               <w:rStyle w:val="Hyperlink"/>
@@ -2766,7 +2786,7 @@
           <w:sz w:val="24"/>
           <w:u w:val="single"/>
         </w:rPr>
-        <w:hyperlink r:id="rId19" w:history="1">
+        <w:hyperlink r:id="rId20" w:history="1">
           <w:r>
             <w:rPr>
               <w:rStyle w:val="Hyperlink"/>
@@ -2784,7 +2804,7 @@
           <w:sz w:val="24"/>
           <w:u w:val="single"/>
         </w:rPr>
-        <w:hyperlink r:id="rId19" w:history="1">
+        <w:hyperlink r:id="rId20" w:history="1">
           <w:r>
             <w:rPr>
               <w:rStyle w:val="Hyperlink"/>
@@ -2802,7 +2822,7 @@
           <w:sz w:val="24"/>
           <w:u w:val="single"/>
         </w:rPr>
-        <w:hyperlink r:id="rId19" w:history="1">
+        <w:hyperlink r:id="rId20" w:history="1">
           <w:r>
             <w:rPr>
               <w:rStyle w:val="Hyperlink"/>
@@ -2820,7 +2840,7 @@
           <w:sz w:val="24"/>
           <w:u w:val="single"/>
         </w:rPr>
-        <w:hyperlink r:id="rId19" w:history="1">
+        <w:hyperlink r:id="rId20" w:history="1">
           <w:r>
             <w:rPr>
               <w:rStyle w:val="Hyperlink"/>
@@ -2838,7 +2858,7 @@
           <w:sz w:val="24"/>
           <w:u w:val="single"/>
         </w:rPr>
-        <w:hyperlink r:id="rId19" w:history="1">
+        <w:hyperlink r:id="rId20" w:history="1">
           <w:r>
             <w:rPr>
               <w:rStyle w:val="Hyperlink"/>
@@ -2856,7 +2876,7 @@
           <w:sz w:val="24"/>
           <w:u w:val="single"/>
         </w:rPr>
-        <w:hyperlink r:id="rId19" w:history="1">
+        <w:hyperlink r:id="rId20" w:history="1">
           <w:r>
             <w:rPr>
               <w:rStyle w:val="Hyperlink"/>
@@ -3014,7 +3034,7 @@
           <w:sz w:val="24"/>
           <w:u w:val="single"/>
         </w:rPr>
-        <w:hyperlink r:id="rId20" w:history="1">
+        <w:hyperlink r:id="rId21" w:history="1">
           <w:r>
             <w:rPr>
               <w:rStyle w:val="Hyperlink"/>
@@ -3032,7 +3052,7 @@
           <w:sz w:val="24"/>
           <w:u w:val="single"/>
         </w:rPr>
-        <w:hyperlink r:id="rId20" w:history="1">
+        <w:hyperlink r:id="rId21" w:history="1">
           <w:r>
             <w:rPr>
               <w:rStyle w:val="Hyperlink"/>
@@ -3050,7 +3070,7 @@
           <w:sz w:val="24"/>
           <w:u w:val="single"/>
         </w:rPr>
-        <w:hyperlink r:id="rId20" w:history="1">
+        <w:hyperlink r:id="rId21" w:history="1">
           <w:r>
             <w:rPr>
               <w:rStyle w:val="Hyperlink"/>
@@ -3068,7 +3088,7 @@
           <w:sz w:val="24"/>
           <w:u w:val="single"/>
         </w:rPr>
-        <w:hyperlink r:id="rId20" w:history="1">
+        <w:hyperlink r:id="rId21" w:history="1">
           <w:r>
             <w:rPr>
               <w:rStyle w:val="Hyperlink"/>
@@ -3086,7 +3106,7 @@
           <w:sz w:val="24"/>
           <w:u w:val="single"/>
         </w:rPr>
-        <w:hyperlink r:id="rId20" w:history="1">
+        <w:hyperlink r:id="rId21" w:history="1">
           <w:r>
             <w:rPr>
               <w:rStyle w:val="Hyperlink"/>
@@ -3107,7 +3127,7 @@
           <w:sz w:val="24"/>
           <w:u w:val="single"/>
         </w:rPr>
-        <w:hyperlink r:id="rId20" w:history="1">
+        <w:hyperlink r:id="rId21" w:history="1">
           <w:r>
             <w:rPr>
               <w:rStyle w:val="Hyperlink"/>
@@ -3125,7 +3145,7 @@
           <w:sz w:val="24"/>
           <w:u w:val="single"/>
         </w:rPr>
-        <w:hyperlink r:id="rId20" w:history="1">
+        <w:hyperlink r:id="rId21" w:history="1">
           <w:r>
             <w:rPr>
               <w:rStyle w:val="Hyperlink"/>
@@ -3143,7 +3163,7 @@
           <w:sz w:val="24"/>
           <w:u w:val="single"/>
         </w:rPr>
-        <w:hyperlink r:id="rId20" w:history="1">
+        <w:hyperlink r:id="rId21" w:history="1">
           <w:r>
             <w:rPr>
               <w:rStyle w:val="Hyperlink"/>
@@ -3161,7 +3181,7 @@
           <w:sz w:val="24"/>
           <w:u w:val="single"/>
         </w:rPr>
-        <w:hyperlink r:id="rId20" w:history="1">
+        <w:hyperlink r:id="rId21" w:history="1">
           <w:r>
             <w:rPr>
               <w:rStyle w:val="Hyperlink"/>
@@ -3179,7 +3199,7 @@
           <w:sz w:val="24"/>
           <w:u w:val="single"/>
         </w:rPr>
-        <w:hyperlink r:id="rId20" w:history="1">
+        <w:hyperlink r:id="rId21" w:history="1">
           <w:r>
             <w:rPr>
               <w:rStyle w:val="Hyperlink"/>
@@ -3330,7 +3350,7 @@
           <w:sz w:val="24"/>
           <w:u w:val="single"/>
         </w:rPr>
-        <w:hyperlink r:id="rId21" w:history="1">
+        <w:hyperlink r:id="rId22" w:history="1">
           <w:r>
             <w:rPr>
               <w:rStyle w:val="Hyperlink"/>
@@ -3348,7 +3368,7 @@
           <w:sz w:val="24"/>
           <w:u w:val="single"/>
         </w:rPr>
-        <w:hyperlink r:id="rId21" w:history="1">
+        <w:hyperlink r:id="rId22" w:history="1">
           <w:r>
             <w:rPr>
               <w:rStyle w:val="Hyperlink"/>
@@ -3366,7 +3386,7 @@
           <w:sz w:val="24"/>
           <w:u w:val="single"/>
         </w:rPr>
-        <w:hyperlink r:id="rId21" w:history="1">
+        <w:hyperlink r:id="rId22" w:history="1">
           <w:r>
             <w:rPr>
               <w:rStyle w:val="Hyperlink"/>
@@ -3384,7 +3404,7 @@
           <w:sz w:val="24"/>
           <w:u w:val="single"/>
         </w:rPr>
-        <w:hyperlink r:id="rId21" w:history="1">
+        <w:hyperlink r:id="rId22" w:history="1">
           <w:r>
             <w:rPr>
               <w:rStyle w:val="Hyperlink"/>
@@ -3402,7 +3422,7 @@
           <w:sz w:val="24"/>
           <w:u w:val="single"/>
         </w:rPr>
-        <w:hyperlink r:id="rId21" w:history="1">
+        <w:hyperlink r:id="rId22" w:history="1">
           <w:r>
             <w:rPr>
               <w:rStyle w:val="Hyperlink"/>
@@ -3420,7 +3440,7 @@
           <w:sz w:val="24"/>
           <w:u w:val="single"/>
         </w:rPr>
-        <w:hyperlink r:id="rId21" w:history="1">
+        <w:hyperlink r:id="rId22" w:history="1">
           <w:r>
             <w:rPr>
               <w:rStyle w:val="Hyperlink"/>
@@ -3438,7 +3458,7 @@
           <w:sz w:val="24"/>
           <w:u w:val="single"/>
         </w:rPr>
-        <w:hyperlink r:id="rId21" w:history="1">
+        <w:hyperlink r:id="rId22" w:history="1">
           <w:r>
             <w:rPr>
               <w:rStyle w:val="Hyperlink"/>
@@ -3456,7 +3476,7 @@
           <w:sz w:val="24"/>
           <w:u w:val="single"/>
         </w:rPr>
-        <w:hyperlink r:id="rId21" w:history="1">
+        <w:hyperlink r:id="rId22" w:history="1">
           <w:r>
             <w:rPr>
               <w:rStyle w:val="Hyperlink"/>
@@ -3474,7 +3494,7 @@
           <w:sz w:val="24"/>
           <w:u w:val="single"/>
         </w:rPr>
-        <w:hyperlink r:id="rId21" w:history="1">
+        <w:hyperlink r:id="rId22" w:history="1">
           <w:r>
             <w:rPr>
               <w:rStyle w:val="Hyperlink"/>

--- a/EXPORTS/DOCX/published/niveau3/Dutch/HoofdcursusKampen.docx
+++ b/EXPORTS/DOCX/published/niveau3/Dutch/HoofdcursusKampen.docx
@@ -609,179 +609,7 @@
           <w:color w:val="000000"/>
           <w:sz w:val="24"/>
         </w:rPr>
-        <w:hyperlink r:id="rId9" w:history="1">
-          <w:r>
-            <w:rPr>
-              <w:rStyle w:val="Hyperlink"/>
-            </w:rPr>
-            <w:t xml:space="preserve"> het volledi</w:t>
-          </w:r>
-        </w:hyperlink>
-      </w:r>
-      <w:r>
-        <w:rPr>
-          <w:u w:val="single" w:color="0000ff"/>
-          <w:rFonts w:ascii="Charis SIL Regular" w:hAnsi="Charis SIL Regular" w:eastAsia="Charis SIL Regular"/>
-          <w:b w:val="0"/>
-          <w:i w:val="0"/>
-          <w:color w:val="000000"/>
-          <w:sz w:val="24"/>
-        </w:rPr>
-        <w:hyperlink r:id="rId9" w:history="1">
-          <w:r>
-            <w:rPr>
-              <w:rStyle w:val="Hyperlink"/>
-            </w:rPr>
-            <w:t>g</w:t>
-          </w:r>
-        </w:hyperlink>
-      </w:r>
-      <w:r>
-        <w:rPr>
-          <w:u w:val="single" w:color="0000ff"/>
-          <w:rFonts w:ascii="Charis SIL Regular" w:hAnsi="Charis SIL Regular" w:eastAsia="Charis SIL Regular"/>
-          <w:b w:val="0"/>
-          <w:i w:val="0"/>
-          <w:color w:val="000000"/>
-          <w:sz w:val="24"/>
-        </w:rPr>
-        <w:hyperlink r:id="rId9" w:history="1">
-          <w:r>
-            <w:rPr>
-              <w:rStyle w:val="Hyperlink"/>
-            </w:rPr>
-            <w:t>e rappor</w:t>
-          </w:r>
-        </w:hyperlink>
-      </w:r>
-      <w:r>
-        <w:rPr>
-          <w:u w:val="single" w:color="0000ff"/>
-          <w:rFonts w:ascii="Charis SIL Regular" w:hAnsi="Charis SIL Regular" w:eastAsia="Charis SIL Regular"/>
-          <w:b w:val="0"/>
-          <w:i w:val="0"/>
-          <w:color w:val="000000"/>
-          <w:sz w:val="24"/>
-        </w:rPr>
-        <w:hyperlink r:id="rId9" w:history="1">
-          <w:r>
-            <w:rPr>
-              <w:rStyle w:val="Hyperlink"/>
-            </w:rPr>
-            <w:t>t</w:t>
-          </w:r>
-        </w:hyperlink>
-      </w:r>
-      <w:r>
-        <w:rPr>
-          <w:u w:val="single" w:color="0000ff"/>
-          <w:rFonts w:ascii="Charis SIL Regular" w:hAnsi="Charis SIL Regular" w:eastAsia="Charis SIL Regular"/>
-          <w:b w:val="0"/>
-          <w:i w:val="0"/>
-          <w:color w:val="000000"/>
-          <w:sz w:val="24"/>
-        </w:rPr>
-        <w:hyperlink r:id="rId9" w:history="1">
-          <w:r>
-            <w:rPr>
-              <w:rStyle w:val="Hyperlink"/>
-            </w:rPr>
-            <w:t xml:space="preserve">). </w:t>
-          </w:r>
-        </w:hyperlink>
-      </w:r>
-      <w:r>
-        <w:rPr>
-          <w:rFonts w:ascii="Charis SIL Regular" w:hAnsi="Charis SIL Regular" w:eastAsia="Charis SIL Regular"/>
-          <w:b w:val="0"/>
-          <w:i w:val="0"/>
-          <w:color w:val="000000"/>
-          <w:sz w:val="24"/>
-        </w:rPr>
-        <w:t>O</w:t>
-      </w:r>
-      <w:r>
-        <w:rPr>
-          <w:u w:val="single" w:color="0000ff"/>
-          <w:rFonts w:ascii="Charis SIL Regular" w:hAnsi="Charis SIL Regular" w:eastAsia="Charis SIL Regular"/>
-          <w:b w:val="0"/>
-          <w:i w:val="0"/>
-          <w:color w:val="000000"/>
-          <w:sz w:val="24"/>
-        </w:rPr>
-        <w:hyperlink r:id="rId9" w:history="1">
-          <w:r>
-            <w:rPr>
-              <w:rStyle w:val="Hyperlink"/>
-            </w:rPr>
-            <w:t>ok H.J.</w:t>
-          </w:r>
-        </w:hyperlink>
-      </w:r>
-      <w:r>
-        <w:rPr>
-          <w:u w:val="single" w:color="0000ff"/>
-          <w:rFonts w:ascii="Charis SIL Regular" w:hAnsi="Charis SIL Regular" w:eastAsia="Charis SIL Regular"/>
-          <w:b w:val="0"/>
-          <w:i w:val="0"/>
-          <w:color w:val="000000"/>
-          <w:sz w:val="24"/>
-        </w:rPr>
-        <w:t xml:space="preserve"> </w:t>
-      </w:r>
-      <w:r>
-        <w:rPr>
-          <w:u w:val="single" w:color="0000ff"/>
-          <w:rFonts w:ascii="Charis SIL Regular" w:hAnsi="Charis SIL Regular" w:eastAsia="Charis SIL Regular"/>
-          <w:b w:val="0"/>
-          <w:i w:val="0"/>
-          <w:color w:val="000000"/>
-          <w:sz w:val="24"/>
-        </w:rPr>
-        <w:hyperlink r:id="rId9" w:history="1">
-          <w:r>
-            <w:rPr>
-              <w:rStyle w:val="Hyperlink"/>
-            </w:rPr>
-            <w:t>V</w:t>
-          </w:r>
-        </w:hyperlink>
-      </w:r>
-      <w:r>
-        <w:rPr>
-          <w:u w:val="single" w:color="0000ff"/>
-          <w:rFonts w:ascii="Charis SIL Regular" w:hAnsi="Charis SIL Regular" w:eastAsia="Charis SIL Regular"/>
-          <w:b w:val="0"/>
-          <w:i w:val="0"/>
-          <w:color w:val="000000"/>
-          <w:sz w:val="24"/>
-        </w:rPr>
-        <w:hyperlink r:id="rId9" w:history="1">
-          <w:r>
-            <w:rPr>
-              <w:rStyle w:val="Hyperlink"/>
-            </w:rPr>
-            <w:t>o</w:t>
-          </w:r>
-        </w:hyperlink>
-      </w:r>
-      <w:r>
-        <w:rPr>
-          <w:u w:val="single" w:color="0000ff"/>
-          <w:rFonts w:ascii="Charis SIL Regular" w:hAnsi="Charis SIL Regular" w:eastAsia="Charis SIL Regular"/>
-          <w:b w:val="0"/>
-          <w:i w:val="0"/>
-          <w:color w:val="000000"/>
-          <w:sz w:val="24"/>
-        </w:rPr>
-        <w:hyperlink r:id="rId9" w:history="1">
-          <w:r>
-            <w:rPr>
-              <w:rStyle w:val="Hyperlink"/>
-            </w:rPr>
-            <w:t>sku</w:t>
-          </w:r>
-        </w:hyperlink>
+        <w:t xml:space="preserve"> het volledige rapport). Ook H.J. Vosku</w:t>
       </w:r>
       <w:r>
         <w:rPr>
@@ -2151,7 +1979,7 @@
           <w:sz w:val="24"/>
           <w:u w:val="single"/>
         </w:rPr>
-        <w:hyperlink r:id="rId15" w:history="1">
+        <w:hyperlink r:id="rId16" w:history="1">
           <w:r>
             <w:rPr>
               <w:rStyle w:val="Hyperlink"/>
@@ -2169,7 +1997,7 @@
           <w:sz w:val="24"/>
           <w:u w:val="single"/>
         </w:rPr>
-        <w:hyperlink r:id="rId15" w:history="1">
+        <w:hyperlink r:id="rId16" w:history="1">
           <w:r>
             <w:rPr>
               <w:rStyle w:val="Hyperlink"/>
@@ -2180,6 +2008,7 @@
       </w:r>
       <w:r>
         <w:rPr>
+          <w:u w:val="single" w:color="0000ff"/>
           <w:rFonts w:ascii="Charis SIL Regular" w:hAnsi="Charis SIL Regular" w:eastAsia="Charis SIL Regular"/>
           <w:b w:val="0"/>
           <w:i w:val="0"/>
@@ -2449,7 +2278,7 @@
           <w:sz w:val="24"/>
           <w:u w:val="single"/>
         </w:rPr>
-        <w:hyperlink r:id="rId18" w:history="1">
+        <w:hyperlink r:id="rId19" w:history="1">
           <w:r>
             <w:rPr>
               <w:rStyle w:val="Hyperlink"/>
@@ -2467,7 +2296,7 @@
           <w:sz w:val="24"/>
           <w:u w:val="single"/>
         </w:rPr>
-        <w:hyperlink r:id="rId18" w:history="1">
+        <w:hyperlink r:id="rId19" w:history="1">
           <w:r>
             <w:rPr>
               <w:rStyle w:val="Hyperlink"/>

--- a/EXPORTS/DOCX/published/niveau3/Dutch/HoofdcursusKampen.docx
+++ b/EXPORTS/DOCX/published/niveau3/Dutch/HoofdcursusKampen.docx
@@ -573,7 +573,7 @@
           <w:sz w:val="24"/>
           <w:u w:val="single"/>
         </w:rPr>
-        <w:hyperlink r:id="rId9" w:history="1">
+        <w:hyperlink r:id="rId10" w:history="1">
           <w:r>
             <w:rPr>
               <w:rStyle w:val="Hyperlink"/>
@@ -602,32 +602,13 @@
       </w:r>
       <w:r>
         <w:rPr>
-          <w:u w:val="single" w:color="0000ff"/>
           <w:rFonts w:ascii="Charis SIL Regular" w:hAnsi="Charis SIL Regular" w:eastAsia="Charis SIL Regular"/>
           <w:b w:val="0"/>
           <w:i w:val="0"/>
           <w:color w:val="000000"/>
           <w:sz w:val="24"/>
         </w:rPr>
-        <w:t xml:space="preserve"> het volledige rapport). Ook H.J. Vosku</w:t>
-      </w:r>
-      <w:r>
-        <w:rPr>
-          <w:u w:val="single" w:color="0000ff"/>
-          <w:rFonts w:ascii="Charis SIL Regular" w:hAnsi="Charis SIL Regular" w:eastAsia="Charis SIL Regular"/>
-          <w:b w:val="0"/>
-          <w:i w:val="0"/>
-          <w:color w:val="000000"/>
-          <w:sz w:val="24"/>
-        </w:rPr>
-        <w:hyperlink r:id="rId9" w:history="1">
-          <w:r>
-            <w:rPr>
-              <w:rStyle w:val="Hyperlink"/>
-            </w:rPr>
-            <w:t>il, die Va</w:t>
-          </w:r>
-        </w:hyperlink>
+        <w:t xml:space="preserve"> het volledige rapport). Ook H.J. Voskuil, die Va</w:t>
       </w:r>
       <w:r>
         <w:rPr>
@@ -1997,7 +1978,7 @@
           <w:sz w:val="24"/>
           <w:u w:val="single"/>
         </w:rPr>
-        <w:hyperlink r:id="rId16" w:history="1">
+        <w:hyperlink r:id="rId15" w:history="1">
           <w:r>
             <w:rPr>
               <w:rStyle w:val="Hyperlink"/>
@@ -2008,7 +1989,6 @@
       </w:r>
       <w:r>
         <w:rPr>
-          <w:u w:val="single" w:color="0000ff"/>
           <w:rFonts w:ascii="Charis SIL Regular" w:hAnsi="Charis SIL Regular" w:eastAsia="Charis SIL Regular"/>
           <w:b w:val="0"/>
           <w:i w:val="0"/>
@@ -2033,7 +2013,7 @@
           <w:sz w:val="24"/>
           <w:u w:val="single"/>
         </w:rPr>
-        <w:hyperlink r:id="rId17" w:history="1">
+        <w:hyperlink r:id="rId15" w:history="1">
           <w:r>
             <w:rPr>
               <w:rStyle w:val="Hyperlink"/>
@@ -2062,7 +2042,7 @@
           <w:sz w:val="24"/>
           <w:u w:val="single"/>
         </w:rPr>
-        <w:hyperlink r:id="rId17" w:history="1">
+        <w:hyperlink r:id="rId15" w:history="1">
           <w:r>
             <w:rPr>
               <w:rStyle w:val="Hyperlink"/>
@@ -2080,7 +2060,7 @@
           <w:sz w:val="24"/>
           <w:u w:val="single"/>
         </w:rPr>
-        <w:hyperlink r:id="rId17" w:history="1">
+        <w:hyperlink r:id="rId15" w:history="1">
           <w:r>
             <w:rPr>
               <w:rStyle w:val="Hyperlink"/>
@@ -2178,7 +2158,7 @@
           <w:sz w:val="24"/>
           <w:u w:val="single"/>
         </w:rPr>
-        <w:hyperlink r:id="rId18" w:history="1">
+        <w:hyperlink r:id="rId17" w:history="1">
           <w:r>
             <w:rPr>
               <w:rStyle w:val="Hyperlink"/>
@@ -2196,7 +2176,7 @@
           <w:sz w:val="24"/>
           <w:u w:val="single"/>
         </w:rPr>
-        <w:hyperlink r:id="rId18" w:history="1">
+        <w:hyperlink r:id="rId17" w:history="1">
           <w:r>
             <w:rPr>
               <w:rStyle w:val="Hyperlink"/>
@@ -2214,7 +2194,7 @@
           <w:sz w:val="24"/>
           <w:u w:val="single"/>
         </w:rPr>
-        <w:hyperlink r:id="rId18" w:history="1">
+        <w:hyperlink r:id="rId17" w:history="1">
           <w:r>
             <w:rPr>
               <w:rStyle w:val="Hyperlink"/>
@@ -2232,7 +2212,7 @@
           <w:sz w:val="24"/>
           <w:u w:val="single"/>
         </w:rPr>
-        <w:hyperlink r:id="rId18" w:history="1">
+        <w:hyperlink r:id="rId17" w:history="1">
           <w:r>
             <w:rPr>
               <w:rStyle w:val="Hyperlink"/>
@@ -2260,7 +2240,7 @@
           <w:sz w:val="24"/>
           <w:u w:val="single"/>
         </w:rPr>
-        <w:hyperlink r:id="rId19" w:history="1">
+        <w:hyperlink r:id="rId18" w:history="1">
           <w:r>
             <w:rPr>
               <w:rStyle w:val="Hyperlink"/>
@@ -2278,7 +2258,7 @@
           <w:sz w:val="24"/>
           <w:u w:val="single"/>
         </w:rPr>
-        <w:hyperlink r:id="rId19" w:history="1">
+        <w:hyperlink r:id="rId18" w:history="1">
           <w:r>
             <w:rPr>
               <w:rStyle w:val="Hyperlink"/>
@@ -2296,7 +2276,7 @@
           <w:sz w:val="24"/>
           <w:u w:val="single"/>
         </w:rPr>
-        <w:hyperlink r:id="rId19" w:history="1">
+        <w:hyperlink r:id="rId17" w:history="1">
           <w:r>
             <w:rPr>
               <w:rStyle w:val="Hyperlink"/>
@@ -2453,7 +2433,7 @@
           <w:sz w:val="24"/>
           <w:u w:val="single"/>
         </w:rPr>
-        <w:hyperlink r:id="rId20" w:history="1">
+        <w:hyperlink r:id="rId19" w:history="1">
           <w:r>
             <w:rPr>
               <w:rStyle w:val="Hyperlink"/>
@@ -2471,7 +2451,7 @@
           <w:sz w:val="24"/>
           <w:u w:val="single"/>
         </w:rPr>
-        <w:hyperlink r:id="rId20" w:history="1">
+        <w:hyperlink r:id="rId19" w:history="1">
           <w:r>
             <w:rPr>
               <w:rStyle w:val="Hyperlink"/>
@@ -2489,7 +2469,7 @@
           <w:sz w:val="24"/>
           <w:u w:val="single"/>
         </w:rPr>
-        <w:hyperlink r:id="rId20" w:history="1">
+        <w:hyperlink r:id="rId19" w:history="1">
           <w:r>
             <w:rPr>
               <w:rStyle w:val="Hyperlink"/>
@@ -2507,7 +2487,7 @@
           <w:sz w:val="24"/>
           <w:u w:val="single"/>
         </w:rPr>
-        <w:hyperlink r:id="rId20" w:history="1">
+        <w:hyperlink r:id="rId19" w:history="1">
           <w:r>
             <w:rPr>
               <w:rStyle w:val="Hyperlink"/>
@@ -2525,7 +2505,7 @@
           <w:sz w:val="24"/>
           <w:u w:val="single"/>
         </w:rPr>
-        <w:hyperlink r:id="rId20" w:history="1">
+        <w:hyperlink r:id="rId19" w:history="1">
           <w:r>
             <w:rPr>
               <w:rStyle w:val="Hyperlink"/>
@@ -2543,7 +2523,7 @@
           <w:sz w:val="24"/>
           <w:u w:val="single"/>
         </w:rPr>
-        <w:hyperlink r:id="rId20" w:history="1">
+        <w:hyperlink r:id="rId19" w:history="1">
           <w:r>
             <w:rPr>
               <w:rStyle w:val="Hyperlink"/>
@@ -2561,7 +2541,7 @@
           <w:sz w:val="24"/>
           <w:u w:val="single"/>
         </w:rPr>
-        <w:hyperlink r:id="rId20" w:history="1">
+        <w:hyperlink r:id="rId19" w:history="1">
           <w:r>
             <w:rPr>
               <w:rStyle w:val="Hyperlink"/>
@@ -2579,7 +2559,7 @@
           <w:sz w:val="24"/>
           <w:u w:val="single"/>
         </w:rPr>
-        <w:hyperlink r:id="rId20" w:history="1">
+        <w:hyperlink r:id="rId19" w:history="1">
           <w:r>
             <w:rPr>
               <w:rStyle w:val="Hyperlink"/>
@@ -2597,7 +2577,7 @@
           <w:sz w:val="24"/>
           <w:u w:val="single"/>
         </w:rPr>
-        <w:hyperlink r:id="rId20" w:history="1">
+        <w:hyperlink r:id="rId19" w:history="1">
           <w:r>
             <w:rPr>
               <w:rStyle w:val="Hyperlink"/>
@@ -2615,7 +2595,7 @@
           <w:sz w:val="24"/>
           <w:u w:val="single"/>
         </w:rPr>
-        <w:hyperlink r:id="rId20" w:history="1">
+        <w:hyperlink r:id="rId19" w:history="1">
           <w:r>
             <w:rPr>
               <w:rStyle w:val="Hyperlink"/>
@@ -2633,7 +2613,7 @@
           <w:sz w:val="24"/>
           <w:u w:val="single"/>
         </w:rPr>
-        <w:hyperlink r:id="rId20" w:history="1">
+        <w:hyperlink r:id="rId19" w:history="1">
           <w:r>
             <w:rPr>
               <w:rStyle w:val="Hyperlink"/>
@@ -2651,7 +2631,7 @@
           <w:sz w:val="24"/>
           <w:u w:val="single"/>
         </w:rPr>
-        <w:hyperlink r:id="rId20" w:history="1">
+        <w:hyperlink r:id="rId19" w:history="1">
           <w:r>
             <w:rPr>
               <w:rStyle w:val="Hyperlink"/>
@@ -2669,7 +2649,7 @@
           <w:sz w:val="24"/>
           <w:u w:val="single"/>
         </w:rPr>
-        <w:hyperlink r:id="rId20" w:history="1">
+        <w:hyperlink r:id="rId19" w:history="1">
           <w:r>
             <w:rPr>
               <w:rStyle w:val="Hyperlink"/>
@@ -2687,7 +2667,7 @@
           <w:sz w:val="24"/>
           <w:u w:val="single"/>
         </w:rPr>
-        <w:hyperlink r:id="rId20" w:history="1">
+        <w:hyperlink r:id="rId19" w:history="1">
           <w:r>
             <w:rPr>
               <w:rStyle w:val="Hyperlink"/>
@@ -2705,7 +2685,7 @@
           <w:sz w:val="24"/>
           <w:u w:val="single"/>
         </w:rPr>
-        <w:hyperlink r:id="rId20" w:history="1">
+        <w:hyperlink r:id="rId19" w:history="1">
           <w:r>
             <w:rPr>
               <w:rStyle w:val="Hyperlink"/>
@@ -2863,7 +2843,7 @@
           <w:sz w:val="24"/>
           <w:u w:val="single"/>
         </w:rPr>
-        <w:hyperlink r:id="rId21" w:history="1">
+        <w:hyperlink r:id="rId20" w:history="1">
           <w:r>
             <w:rPr>
               <w:rStyle w:val="Hyperlink"/>
@@ -2881,7 +2861,7 @@
           <w:sz w:val="24"/>
           <w:u w:val="single"/>
         </w:rPr>
-        <w:hyperlink r:id="rId21" w:history="1">
+        <w:hyperlink r:id="rId20" w:history="1">
           <w:r>
             <w:rPr>
               <w:rStyle w:val="Hyperlink"/>
@@ -2899,7 +2879,7 @@
           <w:sz w:val="24"/>
           <w:u w:val="single"/>
         </w:rPr>
-        <w:hyperlink r:id="rId21" w:history="1">
+        <w:hyperlink r:id="rId20" w:history="1">
           <w:r>
             <w:rPr>
               <w:rStyle w:val="Hyperlink"/>
@@ -2917,7 +2897,7 @@
           <w:sz w:val="24"/>
           <w:u w:val="single"/>
         </w:rPr>
-        <w:hyperlink r:id="rId21" w:history="1">
+        <w:hyperlink r:id="rId20" w:history="1">
           <w:r>
             <w:rPr>
               <w:rStyle w:val="Hyperlink"/>
@@ -2935,7 +2915,7 @@
           <w:sz w:val="24"/>
           <w:u w:val="single"/>
         </w:rPr>
-        <w:hyperlink r:id="rId21" w:history="1">
+        <w:hyperlink r:id="rId20" w:history="1">
           <w:r>
             <w:rPr>
               <w:rStyle w:val="Hyperlink"/>
@@ -2956,7 +2936,7 @@
           <w:sz w:val="24"/>
           <w:u w:val="single"/>
         </w:rPr>
-        <w:hyperlink r:id="rId21" w:history="1">
+        <w:hyperlink r:id="rId20" w:history="1">
           <w:r>
             <w:rPr>
               <w:rStyle w:val="Hyperlink"/>
@@ -2974,7 +2954,7 @@
           <w:sz w:val="24"/>
           <w:u w:val="single"/>
         </w:rPr>
-        <w:hyperlink r:id="rId21" w:history="1">
+        <w:hyperlink r:id="rId20" w:history="1">
           <w:r>
             <w:rPr>
               <w:rStyle w:val="Hyperlink"/>
@@ -2992,7 +2972,7 @@
           <w:sz w:val="24"/>
           <w:u w:val="single"/>
         </w:rPr>
-        <w:hyperlink r:id="rId21" w:history="1">
+        <w:hyperlink r:id="rId20" w:history="1">
           <w:r>
             <w:rPr>
               <w:rStyle w:val="Hyperlink"/>
@@ -3010,7 +2990,7 @@
           <w:sz w:val="24"/>
           <w:u w:val="single"/>
         </w:rPr>
-        <w:hyperlink r:id="rId21" w:history="1">
+        <w:hyperlink r:id="rId20" w:history="1">
           <w:r>
             <w:rPr>
               <w:rStyle w:val="Hyperlink"/>
@@ -3028,7 +3008,7 @@
           <w:sz w:val="24"/>
           <w:u w:val="single"/>
         </w:rPr>
-        <w:hyperlink r:id="rId21" w:history="1">
+        <w:hyperlink r:id="rId20" w:history="1">
           <w:r>
             <w:rPr>
               <w:rStyle w:val="Hyperlink"/>
@@ -3179,7 +3159,7 @@
           <w:sz w:val="24"/>
           <w:u w:val="single"/>
         </w:rPr>
-        <w:hyperlink r:id="rId22" w:history="1">
+        <w:hyperlink r:id="rId21" w:history="1">
           <w:r>
             <w:rPr>
               <w:rStyle w:val="Hyperlink"/>
@@ -3197,7 +3177,7 @@
           <w:sz w:val="24"/>
           <w:u w:val="single"/>
         </w:rPr>
-        <w:hyperlink r:id="rId22" w:history="1">
+        <w:hyperlink r:id="rId21" w:history="1">
           <w:r>
             <w:rPr>
               <w:rStyle w:val="Hyperlink"/>
@@ -3215,7 +3195,7 @@
           <w:sz w:val="24"/>
           <w:u w:val="single"/>
         </w:rPr>
-        <w:hyperlink r:id="rId22" w:history="1">
+        <w:hyperlink r:id="rId21" w:history="1">
           <w:r>
             <w:rPr>
               <w:rStyle w:val="Hyperlink"/>
@@ -3233,7 +3213,7 @@
           <w:sz w:val="24"/>
           <w:u w:val="single"/>
         </w:rPr>
-        <w:hyperlink r:id="rId22" w:history="1">
+        <w:hyperlink r:id="rId21" w:history="1">
           <w:r>
             <w:rPr>
               <w:rStyle w:val="Hyperlink"/>
@@ -3251,7 +3231,7 @@
           <w:sz w:val="24"/>
           <w:u w:val="single"/>
         </w:rPr>
-        <w:hyperlink r:id="rId22" w:history="1">
+        <w:hyperlink r:id="rId21" w:history="1">
           <w:r>
             <w:rPr>
               <w:rStyle w:val="Hyperlink"/>
@@ -3269,7 +3249,7 @@
           <w:sz w:val="24"/>
           <w:u w:val="single"/>
         </w:rPr>
-        <w:hyperlink r:id="rId22" w:history="1">
+        <w:hyperlink r:id="rId21" w:history="1">
           <w:r>
             <w:rPr>
               <w:rStyle w:val="Hyperlink"/>
@@ -3287,7 +3267,7 @@
           <w:sz w:val="24"/>
           <w:u w:val="single"/>
         </w:rPr>
-        <w:hyperlink r:id="rId22" w:history="1">
+        <w:hyperlink r:id="rId21" w:history="1">
           <w:r>
             <w:rPr>
               <w:rStyle w:val="Hyperlink"/>
@@ -3305,7 +3285,7 @@
           <w:sz w:val="24"/>
           <w:u w:val="single"/>
         </w:rPr>
-        <w:hyperlink r:id="rId22" w:history="1">
+        <w:hyperlink r:id="rId21" w:history="1">
           <w:r>
             <w:rPr>
               <w:rStyle w:val="Hyperlink"/>
@@ -3323,7 +3303,7 @@
           <w:sz w:val="24"/>
           <w:u w:val="single"/>
         </w:rPr>
-        <w:hyperlink r:id="rId22" w:history="1">
+        <w:hyperlink r:id="rId21" w:history="1">
           <w:r>
             <w:rPr>
               <w:rStyle w:val="Hyperlink"/>

--- a/EXPORTS/DOCX/published/niveau3/Dutch/HoofdcursusKampen.docx
+++ b/EXPORTS/DOCX/published/niveau3/Dutch/HoofdcursusKampen.docx
@@ -573,7 +573,7 @@
           <w:sz w:val="24"/>
           <w:u w:val="single"/>
         </w:rPr>
-        <w:hyperlink r:id="rId10" w:history="1">
+        <w:hyperlink r:id="rId9" w:history="1">
           <w:r>
             <w:rPr>
               <w:rStyle w:val="Hyperlink"/>
@@ -602,13 +602,204 @@
       </w:r>
       <w:r>
         <w:rPr>
+          <w:u w:val="single" w:color="0000ff"/>
           <w:rFonts w:ascii="Charis SIL Regular" w:hAnsi="Charis SIL Regular" w:eastAsia="Charis SIL Regular"/>
           <w:b w:val="0"/>
           <w:i w:val="0"/>
           <w:color w:val="000000"/>
           <w:sz w:val="24"/>
         </w:rPr>
-        <w:t xml:space="preserve"> het volledige rapport). Ook H.J. Voskuil, die Va</w:t>
+        <w:hyperlink r:id="rId9" w:history="1">
+          <w:r>
+            <w:rPr>
+              <w:rStyle w:val="Hyperlink"/>
+            </w:rPr>
+            <w:t xml:space="preserve"> het volledi</w:t>
+          </w:r>
+        </w:hyperlink>
+      </w:r>
+      <w:r>
+        <w:rPr>
+          <w:u w:val="single" w:color="0000ff"/>
+          <w:rFonts w:ascii="Charis SIL Regular" w:hAnsi="Charis SIL Regular" w:eastAsia="Charis SIL Regular"/>
+          <w:b w:val="0"/>
+          <w:i w:val="0"/>
+          <w:color w:val="000000"/>
+          <w:sz w:val="24"/>
+        </w:rPr>
+        <w:hyperlink r:id="rId9" w:history="1">
+          <w:r>
+            <w:rPr>
+              <w:rStyle w:val="Hyperlink"/>
+            </w:rPr>
+            <w:t>g</w:t>
+          </w:r>
+        </w:hyperlink>
+      </w:r>
+      <w:r>
+        <w:rPr>
+          <w:u w:val="single" w:color="0000ff"/>
+          <w:rFonts w:ascii="Charis SIL Regular" w:hAnsi="Charis SIL Regular" w:eastAsia="Charis SIL Regular"/>
+          <w:b w:val="0"/>
+          <w:i w:val="0"/>
+          <w:color w:val="000000"/>
+          <w:sz w:val="24"/>
+        </w:rPr>
+        <w:hyperlink r:id="rId9" w:history="1">
+          <w:r>
+            <w:rPr>
+              <w:rStyle w:val="Hyperlink"/>
+            </w:rPr>
+            <w:t>e rappor</w:t>
+          </w:r>
+        </w:hyperlink>
+      </w:r>
+      <w:r>
+        <w:rPr>
+          <w:u w:val="single" w:color="0000ff"/>
+          <w:rFonts w:ascii="Charis SIL Regular" w:hAnsi="Charis SIL Regular" w:eastAsia="Charis SIL Regular"/>
+          <w:b w:val="0"/>
+          <w:i w:val="0"/>
+          <w:color w:val="000000"/>
+          <w:sz w:val="24"/>
+        </w:rPr>
+        <w:hyperlink r:id="rId9" w:history="1">
+          <w:r>
+            <w:rPr>
+              <w:rStyle w:val="Hyperlink"/>
+            </w:rPr>
+            <w:t>t</w:t>
+          </w:r>
+        </w:hyperlink>
+      </w:r>
+      <w:r>
+        <w:rPr>
+          <w:u w:val="single" w:color="0000ff"/>
+          <w:rFonts w:ascii="Charis SIL Regular" w:hAnsi="Charis SIL Regular" w:eastAsia="Charis SIL Regular"/>
+          <w:b w:val="0"/>
+          <w:i w:val="0"/>
+          <w:color w:val="000000"/>
+          <w:sz w:val="24"/>
+        </w:rPr>
+        <w:hyperlink r:id="rId9" w:history="1">
+          <w:r>
+            <w:rPr>
+              <w:rStyle w:val="Hyperlink"/>
+            </w:rPr>
+            <w:t xml:space="preserve">). </w:t>
+          </w:r>
+        </w:hyperlink>
+      </w:r>
+      <w:r>
+        <w:rPr>
+          <w:rFonts w:ascii="Charis SIL Regular" w:hAnsi="Charis SIL Regular" w:eastAsia="Charis SIL Regular"/>
+          <w:b w:val="0"/>
+          <w:i w:val="0"/>
+          <w:color w:val="000000"/>
+          <w:sz w:val="24"/>
+        </w:rPr>
+        <w:t>O</w:t>
+      </w:r>
+      <w:r>
+        <w:rPr>
+          <w:u w:val="single" w:color="0000ff"/>
+          <w:rFonts w:ascii="Charis SIL Regular" w:hAnsi="Charis SIL Regular" w:eastAsia="Charis SIL Regular"/>
+          <w:b w:val="0"/>
+          <w:i w:val="0"/>
+          <w:color w:val="000000"/>
+          <w:sz w:val="24"/>
+        </w:rPr>
+        <w:hyperlink r:id="rId9" w:history="1">
+          <w:r>
+            <w:rPr>
+              <w:rStyle w:val="Hyperlink"/>
+            </w:rPr>
+            <w:t>ok H.J.</w:t>
+          </w:r>
+        </w:hyperlink>
+      </w:r>
+      <w:r>
+        <w:rPr>
+          <w:u w:val="single" w:color="0000ff"/>
+          <w:rFonts w:ascii="Charis SIL Regular" w:hAnsi="Charis SIL Regular" w:eastAsia="Charis SIL Regular"/>
+          <w:b w:val="0"/>
+          <w:i w:val="0"/>
+          <w:color w:val="000000"/>
+          <w:sz w:val="24"/>
+        </w:rPr>
+        <w:t xml:space="preserve"> </w:t>
+      </w:r>
+      <w:r>
+        <w:rPr>
+          <w:u w:val="single" w:color="0000ff"/>
+          <w:rFonts w:ascii="Charis SIL Regular" w:hAnsi="Charis SIL Regular" w:eastAsia="Charis SIL Regular"/>
+          <w:b w:val="0"/>
+          <w:i w:val="0"/>
+          <w:color w:val="000000"/>
+          <w:sz w:val="24"/>
+        </w:rPr>
+        <w:hyperlink r:id="rId9" w:history="1">
+          <w:r>
+            <w:rPr>
+              <w:rStyle w:val="Hyperlink"/>
+            </w:rPr>
+            <w:t>V</w:t>
+          </w:r>
+        </w:hyperlink>
+      </w:r>
+      <w:r>
+        <w:rPr>
+          <w:u w:val="single" w:color="0000ff"/>
+          <w:rFonts w:ascii="Charis SIL Regular" w:hAnsi="Charis SIL Regular" w:eastAsia="Charis SIL Regular"/>
+          <w:b w:val="0"/>
+          <w:i w:val="0"/>
+          <w:color w:val="000000"/>
+          <w:sz w:val="24"/>
+        </w:rPr>
+        <w:hyperlink r:id="rId9" w:history="1">
+          <w:r>
+            <w:rPr>
+              <w:rStyle w:val="Hyperlink"/>
+            </w:rPr>
+            <w:t>o</w:t>
+          </w:r>
+        </w:hyperlink>
+      </w:r>
+      <w:r>
+        <w:rPr>
+          <w:u w:val="single" w:color="0000ff"/>
+          <w:rFonts w:ascii="Charis SIL Regular" w:hAnsi="Charis SIL Regular" w:eastAsia="Charis SIL Regular"/>
+          <w:b w:val="0"/>
+          <w:i w:val="0"/>
+          <w:color w:val="000000"/>
+          <w:sz w:val="24"/>
+        </w:rPr>
+        <w:hyperlink r:id="rId9" w:history="1">
+          <w:r>
+            <w:rPr>
+              <w:rStyle w:val="Hyperlink"/>
+            </w:rPr>
+            <w:t>sku</w:t>
+          </w:r>
+        </w:hyperlink>
+      </w:r>
+      <w:r>
+        <w:rPr>
+          <w:u w:val="single" w:color="0000ff"/>
+          <w:rFonts w:ascii="Charis SIL Regular" w:hAnsi="Charis SIL Regular" w:eastAsia="Charis SIL Regular"/>
+          <w:b w:val="0"/>
+          <w:i w:val="0"/>
+          <w:color w:val="000000"/>
+          <w:sz w:val="24"/>
+        </w:rPr>
+        <w:hyperlink r:id="rId9" w:history="1">
+          <w:r>
+            <w:rPr>
+              <w:rStyle w:val="Hyperlink"/>
+            </w:rPr>
+            <w:t>il, die Va</w:t>
+          </w:r>
+        </w:hyperlink>
       </w:r>
       <w:r>
         <w:rPr>
@@ -818,7 +1009,6 @@
           <w:i w:val="0"/>
           <w:color w:val="0000FF"/>
           <w:sz w:val="24"/>
-          <w:u w:val="single"/>
         </w:rPr>
         <w:t xml:space="preserve"> </w:t>
       </w:r>
@@ -836,19 +1026,9 @@
             <w:rPr>
               <w:rStyle w:val="Hyperlink"/>
             </w:rPr>
-            <w:t>zoekhul</w:t>
+            <w:t>zoekhulp</w:t>
           </w:r>
         </w:hyperlink>
-      </w:r>
-      <w:r>
-        <w:rPr>
-          <w:rFonts w:ascii="Charis SIL Regular" w:hAnsi="Charis SIL Regular" w:eastAsia="Charis SIL Regular"/>
-          <w:b w:val="0"/>
-          <w:i w:val="0"/>
-          <w:color w:val="0000FF"/>
-          <w:sz w:val="24"/>
-        </w:rPr>
-        <w:t>p</w:t>
       </w:r>
       <w:r>
         <w:rPr>
@@ -1960,7 +2140,7 @@
           <w:sz w:val="24"/>
           <w:u w:val="single"/>
         </w:rPr>
-        <w:hyperlink r:id="rId16" w:history="1">
+        <w:hyperlink r:id="rId15" w:history="1">
           <w:r>
             <w:rPr>
               <w:rStyle w:val="Hyperlink"/>
@@ -2258,7 +2438,7 @@
           <w:sz w:val="24"/>
           <w:u w:val="single"/>
         </w:rPr>
-        <w:hyperlink r:id="rId18" w:history="1">
+        <w:hyperlink r:id="rId17" w:history="1">
           <w:r>
             <w:rPr>
               <w:rStyle w:val="Hyperlink"/>

--- a/EXPORTS/DOCX/published/niveau3/Dutch/HoofdcursusKampen.docx
+++ b/EXPORTS/DOCX/published/niveau3/Dutch/HoofdcursusKampen.docx
@@ -548,7 +548,6 @@
       </w:r>
       <w:r>
         <w:rPr>
-          <w:u w:val="single" w:color="0000ff"/>
           <w:rFonts w:ascii="Charis SIL Regular" w:hAnsi="Charis SIL Regular" w:eastAsia="Charis SIL Regular"/>
           <w:b w:val="0"/>
           <w:i w:val="0"/>
@@ -1009,6 +1008,7 @@
           <w:i w:val="0"/>
           <w:color w:val="0000FF"/>
           <w:sz w:val="24"/>
+          <w:u w:val="single"/>
         </w:rPr>
         <w:t xml:space="preserve"> </w:t>
       </w:r>
@@ -1026,9 +1026,19 @@
             <w:rPr>
               <w:rStyle w:val="Hyperlink"/>
             </w:rPr>
-            <w:t>zoekhulp</w:t>
+            <w:t>zoekhul</w:t>
           </w:r>
         </w:hyperlink>
+      </w:r>
+      <w:r>
+        <w:rPr>
+          <w:rFonts w:ascii="Charis SIL Regular" w:hAnsi="Charis SIL Regular" w:eastAsia="Charis SIL Regular"/>
+          <w:b w:val="0"/>
+          <w:i w:val="0"/>
+          <w:color w:val="0000FF"/>
+          <w:sz w:val="24"/>
+        </w:rPr>
+        <w:t>p</w:t>
       </w:r>
       <w:r>
         <w:rPr>
@@ -2438,7 +2448,7 @@
           <w:sz w:val="24"/>
           <w:u w:val="single"/>
         </w:rPr>
-        <w:hyperlink r:id="rId17" w:history="1">
+        <w:hyperlink r:id="rId18" w:history="1">
           <w:r>
             <w:rPr>
               <w:rStyle w:val="Hyperlink"/>

--- a/EXPORTS/DOCX/published/niveau3/Dutch/HoofdcursusKampen.docx
+++ b/EXPORTS/DOCX/published/niveau3/Dutch/HoofdcursusKampen.docx
@@ -548,6 +548,7 @@
       </w:r>
       <w:r>
         <w:rPr>
+          <w:u w:val="single" w:color="0000ff"/>
           <w:rFonts w:ascii="Charis SIL Regular" w:hAnsi="Charis SIL Regular" w:eastAsia="Charis SIL Regular"/>
           <w:b w:val="0"/>
           <w:i w:val="0"/>
@@ -986,7 +987,7 @@
             <w:rPr>
               <w:rStyle w:val="Hyperlink"/>
             </w:rPr>
-            <w:t>desbetreffend</w:t>
+            <w:t>desbetreffen</w:t>
           </w:r>
         </w:hyperlink>
       </w:r>
@@ -997,7 +998,23 @@
           <w:i w:val="0"/>
           <w:color w:val="0000FF"/>
           <w:sz w:val="24"/>
-          <w:u w:val="single"/>
+        </w:rPr>
+        <w:hyperlink r:id="rId11" w:history="1">
+          <w:r>
+            <w:rPr>
+              <w:rStyle w:val="Hyperlink"/>
+            </w:rPr>
+            <w:t>d</w:t>
+          </w:r>
+        </w:hyperlink>
+      </w:r>
+      <w:r>
+        <w:rPr>
+          <w:rFonts w:ascii="Charis SIL Regular" w:hAnsi="Charis SIL Regular" w:eastAsia="Charis SIL Regular"/>
+          <w:b w:val="0"/>
+          <w:i w:val="0"/>
+          <w:color w:val="0000FF"/>
+          <w:sz w:val="24"/>
         </w:rPr>
         <w:t>e</w:t>
       </w:r>
@@ -1026,19 +1043,9 @@
             <w:rPr>
               <w:rStyle w:val="Hyperlink"/>
             </w:rPr>
-            <w:t>zoekhul</w:t>
+            <w:t>zoekhulp</w:t>
           </w:r>
         </w:hyperlink>
-      </w:r>
-      <w:r>
-        <w:rPr>
-          <w:rFonts w:ascii="Charis SIL Regular" w:hAnsi="Charis SIL Regular" w:eastAsia="Charis SIL Regular"/>
-          <w:b w:val="0"/>
-          <w:i w:val="0"/>
-          <w:color w:val="0000FF"/>
-          <w:sz w:val="24"/>
-        </w:rPr>
-        <w:t>p</w:t>
       </w:r>
       <w:r>
         <w:rPr>
@@ -2150,7 +2157,7 @@
           <w:sz w:val="24"/>
           <w:u w:val="single"/>
         </w:rPr>
-        <w:hyperlink r:id="rId15" w:history="1">
+        <w:hyperlink r:id="rId16" w:history="1">
           <w:r>
             <w:rPr>
               <w:rStyle w:val="Hyperlink"/>
@@ -2168,7 +2175,7 @@
           <w:sz w:val="24"/>
           <w:u w:val="single"/>
         </w:rPr>
-        <w:hyperlink r:id="rId15" w:history="1">
+        <w:hyperlink r:id="rId16" w:history="1">
           <w:r>
             <w:rPr>
               <w:rStyle w:val="Hyperlink"/>
@@ -2179,6 +2186,7 @@
       </w:r>
       <w:r>
         <w:rPr>
+          <w:u w:val="single" w:color="0000ff"/>
           <w:rFonts w:ascii="Charis SIL Regular" w:hAnsi="Charis SIL Regular" w:eastAsia="Charis SIL Regular"/>
           <w:b w:val="0"/>
           <w:i w:val="0"/>
@@ -2203,7 +2211,7 @@
           <w:sz w:val="24"/>
           <w:u w:val="single"/>
         </w:rPr>
-        <w:hyperlink r:id="rId15" w:history="1">
+        <w:hyperlink r:id="rId17" w:history="1">
           <w:r>
             <w:rPr>
               <w:rStyle w:val="Hyperlink"/>
@@ -2232,7 +2240,7 @@
           <w:sz w:val="24"/>
           <w:u w:val="single"/>
         </w:rPr>
-        <w:hyperlink r:id="rId15" w:history="1">
+        <w:hyperlink r:id="rId17" w:history="1">
           <w:r>
             <w:rPr>
               <w:rStyle w:val="Hyperlink"/>
@@ -2250,7 +2258,7 @@
           <w:sz w:val="24"/>
           <w:u w:val="single"/>
         </w:rPr>
-        <w:hyperlink r:id="rId15" w:history="1">
+        <w:hyperlink r:id="rId17" w:history="1">
           <w:r>
             <w:rPr>
               <w:rStyle w:val="Hyperlink"/>
@@ -2348,7 +2356,7 @@
           <w:sz w:val="24"/>
           <w:u w:val="single"/>
         </w:rPr>
-        <w:hyperlink r:id="rId17" w:history="1">
+        <w:hyperlink r:id="rId18" w:history="1">
           <w:r>
             <w:rPr>
               <w:rStyle w:val="Hyperlink"/>
@@ -2366,7 +2374,7 @@
           <w:sz w:val="24"/>
           <w:u w:val="single"/>
         </w:rPr>
-        <w:hyperlink r:id="rId17" w:history="1">
+        <w:hyperlink r:id="rId18" w:history="1">
           <w:r>
             <w:rPr>
               <w:rStyle w:val="Hyperlink"/>
@@ -2384,7 +2392,7 @@
           <w:sz w:val="24"/>
           <w:u w:val="single"/>
         </w:rPr>
-        <w:hyperlink r:id="rId17" w:history="1">
+        <w:hyperlink r:id="rId18" w:history="1">
           <w:r>
             <w:rPr>
               <w:rStyle w:val="Hyperlink"/>
@@ -2402,7 +2410,7 @@
           <w:sz w:val="24"/>
           <w:u w:val="single"/>
         </w:rPr>
-        <w:hyperlink r:id="rId17" w:history="1">
+        <w:hyperlink r:id="rId18" w:history="1">
           <w:r>
             <w:rPr>
               <w:rStyle w:val="Hyperlink"/>
@@ -2430,7 +2438,7 @@
           <w:sz w:val="24"/>
           <w:u w:val="single"/>
         </w:rPr>
-        <w:hyperlink r:id="rId18" w:history="1">
+        <w:hyperlink r:id="rId19" w:history="1">
           <w:r>
             <w:rPr>
               <w:rStyle w:val="Hyperlink"/>
@@ -2448,7 +2456,7 @@
           <w:sz w:val="24"/>
           <w:u w:val="single"/>
         </w:rPr>
-        <w:hyperlink r:id="rId18" w:history="1">
+        <w:hyperlink r:id="rId19" w:history="1">
           <w:r>
             <w:rPr>
               <w:rStyle w:val="Hyperlink"/>
@@ -2466,7 +2474,7 @@
           <w:sz w:val="24"/>
           <w:u w:val="single"/>
         </w:rPr>
-        <w:hyperlink r:id="rId17" w:history="1">
+        <w:hyperlink r:id="rId19" w:history="1">
           <w:r>
             <w:rPr>
               <w:rStyle w:val="Hyperlink"/>
@@ -2623,7 +2631,7 @@
           <w:sz w:val="24"/>
           <w:u w:val="single"/>
         </w:rPr>
-        <w:hyperlink r:id="rId19" w:history="1">
+        <w:hyperlink r:id="rId20" w:history="1">
           <w:r>
             <w:rPr>
               <w:rStyle w:val="Hyperlink"/>
@@ -2641,7 +2649,7 @@
           <w:sz w:val="24"/>
           <w:u w:val="single"/>
         </w:rPr>
-        <w:hyperlink r:id="rId19" w:history="1">
+        <w:hyperlink r:id="rId20" w:history="1">
           <w:r>
             <w:rPr>
               <w:rStyle w:val="Hyperlink"/>
@@ -2659,7 +2667,7 @@
           <w:sz w:val="24"/>
           <w:u w:val="single"/>
         </w:rPr>
-        <w:hyperlink r:id="rId19" w:history="1">
+        <w:hyperlink r:id="rId20" w:history="1">
           <w:r>
             <w:rPr>
               <w:rStyle w:val="Hyperlink"/>
@@ -2677,7 +2685,7 @@
           <w:sz w:val="24"/>
           <w:u w:val="single"/>
         </w:rPr>
-        <w:hyperlink r:id="rId19" w:history="1">
+        <w:hyperlink r:id="rId20" w:history="1">
           <w:r>
             <w:rPr>
               <w:rStyle w:val="Hyperlink"/>
@@ -2695,7 +2703,7 @@
           <w:sz w:val="24"/>
           <w:u w:val="single"/>
         </w:rPr>
-        <w:hyperlink r:id="rId19" w:history="1">
+        <w:hyperlink r:id="rId20" w:history="1">
           <w:r>
             <w:rPr>
               <w:rStyle w:val="Hyperlink"/>
@@ -2713,7 +2721,7 @@
           <w:sz w:val="24"/>
           <w:u w:val="single"/>
         </w:rPr>
-        <w:hyperlink r:id="rId19" w:history="1">
+        <w:hyperlink r:id="rId20" w:history="1">
           <w:r>
             <w:rPr>
               <w:rStyle w:val="Hyperlink"/>
@@ -2731,7 +2739,7 @@
           <w:sz w:val="24"/>
           <w:u w:val="single"/>
         </w:rPr>
-        <w:hyperlink r:id="rId19" w:history="1">
+        <w:hyperlink r:id="rId20" w:history="1">
           <w:r>
             <w:rPr>
               <w:rStyle w:val="Hyperlink"/>
@@ -2749,7 +2757,7 @@
           <w:sz w:val="24"/>
           <w:u w:val="single"/>
         </w:rPr>
-        <w:hyperlink r:id="rId19" w:history="1">
+        <w:hyperlink r:id="rId20" w:history="1">
           <w:r>
             <w:rPr>
               <w:rStyle w:val="Hyperlink"/>
@@ -2767,7 +2775,7 @@
           <w:sz w:val="24"/>
           <w:u w:val="single"/>
         </w:rPr>
-        <w:hyperlink r:id="rId19" w:history="1">
+        <w:hyperlink r:id="rId20" w:history="1">
           <w:r>
             <w:rPr>
               <w:rStyle w:val="Hyperlink"/>
@@ -2785,7 +2793,7 @@
           <w:sz w:val="24"/>
           <w:u w:val="single"/>
         </w:rPr>
-        <w:hyperlink r:id="rId19" w:history="1">
+        <w:hyperlink r:id="rId20" w:history="1">
           <w:r>
             <w:rPr>
               <w:rStyle w:val="Hyperlink"/>
@@ -2803,7 +2811,7 @@
           <w:sz w:val="24"/>
           <w:u w:val="single"/>
         </w:rPr>
-        <w:hyperlink r:id="rId19" w:history="1">
+        <w:hyperlink r:id="rId20" w:history="1">
           <w:r>
             <w:rPr>
               <w:rStyle w:val="Hyperlink"/>
@@ -2821,7 +2829,7 @@
           <w:sz w:val="24"/>
           <w:u w:val="single"/>
         </w:rPr>
-        <w:hyperlink r:id="rId19" w:history="1">
+        <w:hyperlink r:id="rId20" w:history="1">
           <w:r>
             <w:rPr>
               <w:rStyle w:val="Hyperlink"/>
@@ -2839,7 +2847,7 @@
           <w:sz w:val="24"/>
           <w:u w:val="single"/>
         </w:rPr>
-        <w:hyperlink r:id="rId19" w:history="1">
+        <w:hyperlink r:id="rId20" w:history="1">
           <w:r>
             <w:rPr>
               <w:rStyle w:val="Hyperlink"/>
@@ -2857,7 +2865,7 @@
           <w:sz w:val="24"/>
           <w:u w:val="single"/>
         </w:rPr>
-        <w:hyperlink r:id="rId19" w:history="1">
+        <w:hyperlink r:id="rId20" w:history="1">
           <w:r>
             <w:rPr>
               <w:rStyle w:val="Hyperlink"/>
@@ -2875,7 +2883,7 @@
           <w:sz w:val="24"/>
           <w:u w:val="single"/>
         </w:rPr>
-        <w:hyperlink r:id="rId19" w:history="1">
+        <w:hyperlink r:id="rId20" w:history="1">
           <w:r>
             <w:rPr>
               <w:rStyle w:val="Hyperlink"/>
@@ -3033,7 +3041,7 @@
           <w:sz w:val="24"/>
           <w:u w:val="single"/>
         </w:rPr>
-        <w:hyperlink r:id="rId20" w:history="1">
+        <w:hyperlink r:id="rId21" w:history="1">
           <w:r>
             <w:rPr>
               <w:rStyle w:val="Hyperlink"/>
@@ -3051,7 +3059,7 @@
           <w:sz w:val="24"/>
           <w:u w:val="single"/>
         </w:rPr>
-        <w:hyperlink r:id="rId20" w:history="1">
+        <w:hyperlink r:id="rId21" w:history="1">
           <w:r>
             <w:rPr>
               <w:rStyle w:val="Hyperlink"/>
@@ -3069,7 +3077,7 @@
           <w:sz w:val="24"/>
           <w:u w:val="single"/>
         </w:rPr>
-        <w:hyperlink r:id="rId20" w:history="1">
+        <w:hyperlink r:id="rId21" w:history="1">
           <w:r>
             <w:rPr>
               <w:rStyle w:val="Hyperlink"/>
@@ -3087,7 +3095,7 @@
           <w:sz w:val="24"/>
           <w:u w:val="single"/>
         </w:rPr>
-        <w:hyperlink r:id="rId20" w:history="1">
+        <w:hyperlink r:id="rId21" w:history="1">
           <w:r>
             <w:rPr>
               <w:rStyle w:val="Hyperlink"/>
@@ -3105,7 +3113,7 @@
           <w:sz w:val="24"/>
           <w:u w:val="single"/>
         </w:rPr>
-        <w:hyperlink r:id="rId20" w:history="1">
+        <w:hyperlink r:id="rId21" w:history="1">
           <w:r>
             <w:rPr>
               <w:rStyle w:val="Hyperlink"/>
@@ -3126,7 +3134,7 @@
           <w:sz w:val="24"/>
           <w:u w:val="single"/>
         </w:rPr>
-        <w:hyperlink r:id="rId20" w:history="1">
+        <w:hyperlink r:id="rId21" w:history="1">
           <w:r>
             <w:rPr>
               <w:rStyle w:val="Hyperlink"/>
@@ -3144,7 +3152,7 @@
           <w:sz w:val="24"/>
           <w:u w:val="single"/>
         </w:rPr>
-        <w:hyperlink r:id="rId20" w:history="1">
+        <w:hyperlink r:id="rId21" w:history="1">
           <w:r>
             <w:rPr>
               <w:rStyle w:val="Hyperlink"/>
@@ -3162,7 +3170,7 @@
           <w:sz w:val="24"/>
           <w:u w:val="single"/>
         </w:rPr>
-        <w:hyperlink r:id="rId20" w:history="1">
+        <w:hyperlink r:id="rId21" w:history="1">
           <w:r>
             <w:rPr>
               <w:rStyle w:val="Hyperlink"/>
@@ -3180,7 +3188,7 @@
           <w:sz w:val="24"/>
           <w:u w:val="single"/>
         </w:rPr>
-        <w:hyperlink r:id="rId20" w:history="1">
+        <w:hyperlink r:id="rId21" w:history="1">
           <w:r>
             <w:rPr>
               <w:rStyle w:val="Hyperlink"/>
@@ -3198,7 +3206,7 @@
           <w:sz w:val="24"/>
           <w:u w:val="single"/>
         </w:rPr>
-        <w:hyperlink r:id="rId20" w:history="1">
+        <w:hyperlink r:id="rId21" w:history="1">
           <w:r>
             <w:rPr>
               <w:rStyle w:val="Hyperlink"/>
@@ -3349,7 +3357,7 @@
           <w:sz w:val="24"/>
           <w:u w:val="single"/>
         </w:rPr>
-        <w:hyperlink r:id="rId21" w:history="1">
+        <w:hyperlink r:id="rId22" w:history="1">
           <w:r>
             <w:rPr>
               <w:rStyle w:val="Hyperlink"/>
@@ -3367,7 +3375,7 @@
           <w:sz w:val="24"/>
           <w:u w:val="single"/>
         </w:rPr>
-        <w:hyperlink r:id="rId21" w:history="1">
+        <w:hyperlink r:id="rId22" w:history="1">
           <w:r>
             <w:rPr>
               <w:rStyle w:val="Hyperlink"/>
@@ -3385,7 +3393,7 @@
           <w:sz w:val="24"/>
           <w:u w:val="single"/>
         </w:rPr>
-        <w:hyperlink r:id="rId21" w:history="1">
+        <w:hyperlink r:id="rId22" w:history="1">
           <w:r>
             <w:rPr>
               <w:rStyle w:val="Hyperlink"/>
@@ -3403,7 +3411,7 @@
           <w:sz w:val="24"/>
           <w:u w:val="single"/>
         </w:rPr>
-        <w:hyperlink r:id="rId21" w:history="1">
+        <w:hyperlink r:id="rId22" w:history="1">
           <w:r>
             <w:rPr>
               <w:rStyle w:val="Hyperlink"/>
@@ -3421,7 +3429,7 @@
           <w:sz w:val="24"/>
           <w:u w:val="single"/>
         </w:rPr>
-        <w:hyperlink r:id="rId21" w:history="1">
+        <w:hyperlink r:id="rId22" w:history="1">
           <w:r>
             <w:rPr>
               <w:rStyle w:val="Hyperlink"/>
@@ -3439,7 +3447,7 @@
           <w:sz w:val="24"/>
           <w:u w:val="single"/>
         </w:rPr>
-        <w:hyperlink r:id="rId21" w:history="1">
+        <w:hyperlink r:id="rId22" w:history="1">
           <w:r>
             <w:rPr>
               <w:rStyle w:val="Hyperlink"/>
@@ -3457,7 +3465,7 @@
           <w:sz w:val="24"/>
           <w:u w:val="single"/>
         </w:rPr>
-        <w:hyperlink r:id="rId21" w:history="1">
+        <w:hyperlink r:id="rId22" w:history="1">
           <w:r>
             <w:rPr>
               <w:rStyle w:val="Hyperlink"/>
@@ -3475,7 +3483,7 @@
           <w:sz w:val="24"/>
           <w:u w:val="single"/>
         </w:rPr>
-        <w:hyperlink r:id="rId21" w:history="1">
+        <w:hyperlink r:id="rId22" w:history="1">
           <w:r>
             <w:rPr>
               <w:rStyle w:val="Hyperlink"/>
@@ -3493,7 +3501,7 @@
           <w:sz w:val="24"/>
           <w:u w:val="single"/>
         </w:rPr>
-        <w:hyperlink r:id="rId21" w:history="1">
+        <w:hyperlink r:id="rId22" w:history="1">
           <w:r>
             <w:rPr>
               <w:rStyle w:val="Hyperlink"/>

--- a/EXPORTS/DOCX/published/niveau3/Dutch/HoofdcursusKampen.docx
+++ b/EXPORTS/DOCX/published/niveau3/Dutch/HoofdcursusKampen.docx
@@ -548,7 +548,6 @@
       </w:r>
       <w:r>
         <w:rPr>
-          <w:u w:val="single" w:color="0000ff"/>
           <w:rFonts w:ascii="Charis SIL Regular" w:hAnsi="Charis SIL Regular" w:eastAsia="Charis SIL Regular"/>
           <w:b w:val="0"/>
           <w:i w:val="0"/>
@@ -987,7 +986,7 @@
             <w:rPr>
               <w:rStyle w:val="Hyperlink"/>
             </w:rPr>
-            <w:t>desbetreffen</w:t>
+            <w:t>desbetreffend</w:t>
           </w:r>
         </w:hyperlink>
       </w:r>
@@ -998,23 +997,7 @@
           <w:i w:val="0"/>
           <w:color w:val="0000FF"/>
           <w:sz w:val="24"/>
-        </w:rPr>
-        <w:hyperlink r:id="rId11" w:history="1">
-          <w:r>
-            <w:rPr>
-              <w:rStyle w:val="Hyperlink"/>
-            </w:rPr>
-            <w:t>d</w:t>
-          </w:r>
-        </w:hyperlink>
-      </w:r>
-      <w:r>
-        <w:rPr>
-          <w:rFonts w:ascii="Charis SIL Regular" w:hAnsi="Charis SIL Regular" w:eastAsia="Charis SIL Regular"/>
-          <w:b w:val="0"/>
-          <w:i w:val="0"/>
-          <w:color w:val="0000FF"/>
-          <w:sz w:val="24"/>
+          <w:u w:val="single"/>
         </w:rPr>
         <w:t>e</w:t>
       </w:r>
@@ -1043,9 +1026,19 @@
             <w:rPr>
               <w:rStyle w:val="Hyperlink"/>
             </w:rPr>
-            <w:t>zoekhulp</w:t>
+            <w:t>zoekhul</w:t>
           </w:r>
         </w:hyperlink>
+      </w:r>
+      <w:r>
+        <w:rPr>
+          <w:rFonts w:ascii="Charis SIL Regular" w:hAnsi="Charis SIL Regular" w:eastAsia="Charis SIL Regular"/>
+          <w:b w:val="0"/>
+          <w:i w:val="0"/>
+          <w:color w:val="0000FF"/>
+          <w:sz w:val="24"/>
+        </w:rPr>
+        <w:t>p</w:t>
       </w:r>
       <w:r>
         <w:rPr>
@@ -2157,7 +2150,7 @@
           <w:sz w:val="24"/>
           <w:u w:val="single"/>
         </w:rPr>
-        <w:hyperlink r:id="rId16" w:history="1">
+        <w:hyperlink r:id="rId15" w:history="1">
           <w:r>
             <w:rPr>
               <w:rStyle w:val="Hyperlink"/>
@@ -2175,7 +2168,7 @@
           <w:sz w:val="24"/>
           <w:u w:val="single"/>
         </w:rPr>
-        <w:hyperlink r:id="rId16" w:history="1">
+        <w:hyperlink r:id="rId15" w:history="1">
           <w:r>
             <w:rPr>
               <w:rStyle w:val="Hyperlink"/>
@@ -2186,7 +2179,6 @@
       </w:r>
       <w:r>
         <w:rPr>
-          <w:u w:val="single" w:color="0000ff"/>
           <w:rFonts w:ascii="Charis SIL Regular" w:hAnsi="Charis SIL Regular" w:eastAsia="Charis SIL Regular"/>
           <w:b w:val="0"/>
           <w:i w:val="0"/>
@@ -2211,7 +2203,7 @@
           <w:sz w:val="24"/>
           <w:u w:val="single"/>
         </w:rPr>
-        <w:hyperlink r:id="rId17" w:history="1">
+        <w:hyperlink r:id="rId15" w:history="1">
           <w:r>
             <w:rPr>
               <w:rStyle w:val="Hyperlink"/>

--- a/EXPORTS/DOCX/published/niveau3/Dutch/HoofdcursusKampen.docx
+++ b/EXPORTS/DOCX/published/niveau3/Dutch/HoofdcursusKampen.docx
@@ -691,6 +691,7 @@
       </w:r>
       <w:r>
         <w:rPr>
+          <w:u w:val="single" w:color="0000ff"/>
           <w:rFonts w:ascii="Charis SIL Regular" w:hAnsi="Charis SIL Regular" w:eastAsia="Charis SIL Regular"/>
           <w:b w:val="0"/>
           <w:i w:val="0"/>
@@ -2150,7 +2151,7 @@
           <w:sz w:val="24"/>
           <w:u w:val="single"/>
         </w:rPr>
-        <w:hyperlink r:id="rId15" w:history="1">
+        <w:hyperlink r:id="rId16" w:history="1">
           <w:r>
             <w:rPr>
               <w:rStyle w:val="Hyperlink"/>
@@ -2168,7 +2169,7 @@
           <w:sz w:val="24"/>
           <w:u w:val="single"/>
         </w:rPr>
-        <w:hyperlink r:id="rId15" w:history="1">
+        <w:hyperlink r:id="rId16" w:history="1">
           <w:r>
             <w:rPr>
               <w:rStyle w:val="Hyperlink"/>
@@ -2185,14 +2186,7 @@
           <w:color w:val="000000"/>
           <w:sz w:val="24"/>
         </w:rPr>
-        <w:hyperlink r:id="rId15" w:history="1">
-          <w:r>
-            <w:rPr>
-              <w:rStyle w:val="Hyperlink"/>
-            </w:rPr>
-            <w:t xml:space="preserve">, </w:t>
-          </w:r>
-        </w:hyperlink>
+        <w:t xml:space="preserve">, </w:t>
       </w:r>
       <w:r>
         <w:rPr>
@@ -2203,7 +2197,7 @@
           <w:sz w:val="24"/>
           <w:u w:val="single"/>
         </w:rPr>
-        <w:hyperlink r:id="rId15" w:history="1">
+        <w:hyperlink r:id="rId17" w:history="1">
           <w:r>
             <w:rPr>
               <w:rStyle w:val="Hyperlink"/>

--- a/EXPORTS/DOCX/published/niveau3/Dutch/HoofdcursusKampen.docx
+++ b/EXPORTS/DOCX/published/niveau3/Dutch/HoofdcursusKampen.docx
@@ -691,7 +691,6 @@
       </w:r>
       <w:r>
         <w:rPr>
-          <w:u w:val="single" w:color="0000ff"/>
           <w:rFonts w:ascii="Charis SIL Regular" w:hAnsi="Charis SIL Regular" w:eastAsia="Charis SIL Regular"/>
           <w:b w:val="0"/>
           <w:i w:val="0"/>
@@ -1232,25 +1231,7 @@
           <w:color w:val="000000"/>
           <w:sz w:val="24"/>
         </w:rPr>
-        <w:t>Wereldmuseum Leiden is het arch</w:t>
-      </w:r>
-      <w:r>
-        <w:rPr>
-          <w:u w:val="single" w:color="0000ff"/>
-          <w:rFonts w:ascii="Charis SIL Regular" w:hAnsi="Charis SIL Regular" w:eastAsia="Charis SIL Regular"/>
-          <w:b w:val="0"/>
-          <w:i w:val="0"/>
-          <w:color w:val="000000"/>
-          <w:sz w:val="24"/>
-        </w:rPr>
-        <w:hyperlink r:id="rId12" w:history="1">
-          <w:r>
-            <w:rPr>
-              <w:rStyle w:val="Hyperlink"/>
-            </w:rPr>
-            <w:t>ief van Volkenk</w:t>
-          </w:r>
-        </w:hyperlink>
+        <w:t>Wereldmuseum Leiden is het archief van Volkenk</w:t>
       </w:r>
       <w:r>
         <w:rPr>
@@ -2180,13 +2161,21 @@
       </w:r>
       <w:r>
         <w:rPr>
+          <w:u w:val="single" w:color="0000ff"/>
           <w:rFonts w:ascii="Charis SIL Regular" w:hAnsi="Charis SIL Regular" w:eastAsia="Charis SIL Regular"/>
           <w:b w:val="0"/>
           <w:i w:val="0"/>
           <w:color w:val="000000"/>
           <w:sz w:val="24"/>
         </w:rPr>
-        <w:t xml:space="preserve">, </w:t>
+        <w:hyperlink r:id="rId15" w:history="1">
+          <w:r>
+            <w:rPr>
+              <w:rStyle w:val="Hyperlink"/>
+            </w:rPr>
+            <w:t xml:space="preserve">, </w:t>
+          </w:r>
+        </w:hyperlink>
       </w:r>
       <w:r>
         <w:rPr>

--- a/EXPORTS/DOCX/published/niveau3/Dutch/HoofdcursusKampen.docx
+++ b/EXPORTS/DOCX/published/niveau3/Dutch/HoofdcursusKampen.docx
@@ -601,186 +601,13 @@
       </w:r>
       <w:r>
         <w:rPr>
-          <w:u w:val="single" w:color="0000ff"/>
           <w:rFonts w:ascii="Charis SIL Regular" w:hAnsi="Charis SIL Regular" w:eastAsia="Charis SIL Regular"/>
           <w:b w:val="0"/>
           <w:i w:val="0"/>
           <w:color w:val="000000"/>
           <w:sz w:val="24"/>
         </w:rPr>
-        <w:hyperlink r:id="rId9" w:history="1">
-          <w:r>
-            <w:rPr>
-              <w:rStyle w:val="Hyperlink"/>
-            </w:rPr>
-            <w:t xml:space="preserve"> het volledi</w:t>
-          </w:r>
-        </w:hyperlink>
-      </w:r>
-      <w:r>
-        <w:rPr>
-          <w:u w:val="single" w:color="0000ff"/>
-          <w:rFonts w:ascii="Charis SIL Regular" w:hAnsi="Charis SIL Regular" w:eastAsia="Charis SIL Regular"/>
-          <w:b w:val="0"/>
-          <w:i w:val="0"/>
-          <w:color w:val="000000"/>
-          <w:sz w:val="24"/>
-        </w:rPr>
-        <w:hyperlink r:id="rId9" w:history="1">
-          <w:r>
-            <w:rPr>
-              <w:rStyle w:val="Hyperlink"/>
-            </w:rPr>
-            <w:t>g</w:t>
-          </w:r>
-        </w:hyperlink>
-      </w:r>
-      <w:r>
-        <w:rPr>
-          <w:u w:val="single" w:color="0000ff"/>
-          <w:rFonts w:ascii="Charis SIL Regular" w:hAnsi="Charis SIL Regular" w:eastAsia="Charis SIL Regular"/>
-          <w:b w:val="0"/>
-          <w:i w:val="0"/>
-          <w:color w:val="000000"/>
-          <w:sz w:val="24"/>
-        </w:rPr>
-        <w:hyperlink r:id="rId9" w:history="1">
-          <w:r>
-            <w:rPr>
-              <w:rStyle w:val="Hyperlink"/>
-            </w:rPr>
-            <w:t>e rappor</w:t>
-          </w:r>
-        </w:hyperlink>
-      </w:r>
-      <w:r>
-        <w:rPr>
-          <w:u w:val="single" w:color="0000ff"/>
-          <w:rFonts w:ascii="Charis SIL Regular" w:hAnsi="Charis SIL Regular" w:eastAsia="Charis SIL Regular"/>
-          <w:b w:val="0"/>
-          <w:i w:val="0"/>
-          <w:color w:val="000000"/>
-          <w:sz w:val="24"/>
-        </w:rPr>
-        <w:hyperlink r:id="rId9" w:history="1">
-          <w:r>
-            <w:rPr>
-              <w:rStyle w:val="Hyperlink"/>
-            </w:rPr>
-            <w:t>t</w:t>
-          </w:r>
-        </w:hyperlink>
-      </w:r>
-      <w:r>
-        <w:rPr>
-          <w:u w:val="single" w:color="0000ff"/>
-          <w:rFonts w:ascii="Charis SIL Regular" w:hAnsi="Charis SIL Regular" w:eastAsia="Charis SIL Regular"/>
-          <w:b w:val="0"/>
-          <w:i w:val="0"/>
-          <w:color w:val="000000"/>
-          <w:sz w:val="24"/>
-        </w:rPr>
-        <w:hyperlink r:id="rId9" w:history="1">
-          <w:r>
-            <w:rPr>
-              <w:rStyle w:val="Hyperlink"/>
-            </w:rPr>
-            <w:t xml:space="preserve">). </w:t>
-          </w:r>
-        </w:hyperlink>
-      </w:r>
-      <w:r>
-        <w:rPr>
-          <w:rFonts w:ascii="Charis SIL Regular" w:hAnsi="Charis SIL Regular" w:eastAsia="Charis SIL Regular"/>
-          <w:b w:val="0"/>
-          <w:i w:val="0"/>
-          <w:color w:val="000000"/>
-          <w:sz w:val="24"/>
-        </w:rPr>
-        <w:t>O</w:t>
-      </w:r>
-      <w:r>
-        <w:rPr>
-          <w:u w:val="single" w:color="0000ff"/>
-          <w:rFonts w:ascii="Charis SIL Regular" w:hAnsi="Charis SIL Regular" w:eastAsia="Charis SIL Regular"/>
-          <w:b w:val="0"/>
-          <w:i w:val="0"/>
-          <w:color w:val="000000"/>
-          <w:sz w:val="24"/>
-        </w:rPr>
-        <w:hyperlink r:id="rId9" w:history="1">
-          <w:r>
-            <w:rPr>
-              <w:rStyle w:val="Hyperlink"/>
-            </w:rPr>
-            <w:t>ok H.J.</w:t>
-          </w:r>
-        </w:hyperlink>
-      </w:r>
-      <w:r>
-        <w:rPr>
-          <w:u w:val="single" w:color="0000ff"/>
-          <w:rFonts w:ascii="Charis SIL Regular" w:hAnsi="Charis SIL Regular" w:eastAsia="Charis SIL Regular"/>
-          <w:b w:val="0"/>
-          <w:i w:val="0"/>
-          <w:color w:val="000000"/>
-          <w:sz w:val="24"/>
-        </w:rPr>
-        <w:t xml:space="preserve"> </w:t>
-      </w:r>
-      <w:r>
-        <w:rPr>
-          <w:u w:val="single" w:color="0000ff"/>
-          <w:rFonts w:ascii="Charis SIL Regular" w:hAnsi="Charis SIL Regular" w:eastAsia="Charis SIL Regular"/>
-          <w:b w:val="0"/>
-          <w:i w:val="0"/>
-          <w:color w:val="000000"/>
-          <w:sz w:val="24"/>
-        </w:rPr>
-        <w:hyperlink r:id="rId9" w:history="1">
-          <w:r>
-            <w:rPr>
-              <w:rStyle w:val="Hyperlink"/>
-            </w:rPr>
-            <w:t>V</w:t>
-          </w:r>
-        </w:hyperlink>
-      </w:r>
-      <w:r>
-        <w:rPr>
-          <w:u w:val="single" w:color="0000ff"/>
-          <w:rFonts w:ascii="Charis SIL Regular" w:hAnsi="Charis SIL Regular" w:eastAsia="Charis SIL Regular"/>
-          <w:b w:val="0"/>
-          <w:i w:val="0"/>
-          <w:color w:val="000000"/>
-          <w:sz w:val="24"/>
-        </w:rPr>
-        <w:hyperlink r:id="rId9" w:history="1">
-          <w:r>
-            <w:rPr>
-              <w:rStyle w:val="Hyperlink"/>
-            </w:rPr>
-            <w:t>o</w:t>
-          </w:r>
-        </w:hyperlink>
-      </w:r>
-      <w:r>
-        <w:rPr>
-          <w:u w:val="single" w:color="0000ff"/>
-          <w:rFonts w:ascii="Charis SIL Regular" w:hAnsi="Charis SIL Regular" w:eastAsia="Charis SIL Regular"/>
-          <w:b w:val="0"/>
-          <w:i w:val="0"/>
-          <w:color w:val="000000"/>
-          <w:sz w:val="24"/>
-        </w:rPr>
-        <w:hyperlink r:id="rId9" w:history="1">
-          <w:r>
-            <w:rPr>
-              <w:rStyle w:val="Hyperlink"/>
-            </w:rPr>
-            <w:t>sku</w:t>
-          </w:r>
-        </w:hyperlink>
+        <w:t xml:space="preserve"> het volledige rapport). Ook H.J. Vosku</w:t>
       </w:r>
       <w:r>
         <w:rPr>
@@ -1231,7 +1058,25 @@
           <w:color w:val="000000"/>
           <w:sz w:val="24"/>
         </w:rPr>
-        <w:t>Wereldmuseum Leiden is het archief van Volkenk</w:t>
+        <w:t>Wereldmuseum Leiden is het arch</w:t>
+      </w:r>
+      <w:r>
+        <w:rPr>
+          <w:u w:val="single" w:color="0000ff"/>
+          <w:rFonts w:ascii="Charis SIL Regular" w:hAnsi="Charis SIL Regular" w:eastAsia="Charis SIL Regular"/>
+          <w:b w:val="0"/>
+          <w:i w:val="0"/>
+          <w:color w:val="000000"/>
+          <w:sz w:val="24"/>
+        </w:rPr>
+        <w:hyperlink r:id="rId12" w:history="1">
+          <w:r>
+            <w:rPr>
+              <w:rStyle w:val="Hyperlink"/>
+            </w:rPr>
+            <w:t>ief van Volkenk</w:t>
+          </w:r>
+        </w:hyperlink>
       </w:r>
       <w:r>
         <w:rPr>
@@ -2161,21 +2006,13 @@
       </w:r>
       <w:r>
         <w:rPr>
-          <w:u w:val="single" w:color="0000ff"/>
           <w:rFonts w:ascii="Charis SIL Regular" w:hAnsi="Charis SIL Regular" w:eastAsia="Charis SIL Regular"/>
           <w:b w:val="0"/>
           <w:i w:val="0"/>
           <w:color w:val="000000"/>
           <w:sz w:val="24"/>
         </w:rPr>
-        <w:hyperlink r:id="rId15" w:history="1">
-          <w:r>
-            <w:rPr>
-              <w:rStyle w:val="Hyperlink"/>
-            </w:rPr>
-            <w:t xml:space="preserve">, </w:t>
-          </w:r>
-        </w:hyperlink>
+        <w:t xml:space="preserve">, </w:t>
       </w:r>
       <w:r>
         <w:rPr>
@@ -2233,7 +2070,7 @@
           <w:sz w:val="24"/>
           <w:u w:val="single"/>
         </w:rPr>
-        <w:hyperlink r:id="rId17" w:history="1">
+        <w:hyperlink r:id="rId15" w:history="1">
           <w:r>
             <w:rPr>
               <w:rStyle w:val="Hyperlink"/>

--- a/EXPORTS/DOCX/published/niveau3/Dutch/HoofdcursusKampen.docx
+++ b/EXPORTS/DOCX/published/niveau3/Dutch/HoofdcursusKampen.docx
@@ -548,6 +548,7 @@
       </w:r>
       <w:r>
         <w:rPr>
+          <w:u w:val="single" w:color="0000ff"/>
           <w:rFonts w:ascii="Charis SIL Regular" w:hAnsi="Charis SIL Regular" w:eastAsia="Charis SIL Regular"/>
           <w:b w:val="0"/>
           <w:i w:val="0"/>
@@ -572,7 +573,7 @@
           <w:sz w:val="24"/>
           <w:u w:val="single"/>
         </w:rPr>
-        <w:hyperlink r:id="rId9" w:history="1">
+        <w:hyperlink r:id="rId10" w:history="1">
           <w:r>
             <w:rPr>
               <w:rStyle w:val="Hyperlink"/>
@@ -607,25 +608,7 @@
           <w:color w:val="000000"/>
           <w:sz w:val="24"/>
         </w:rPr>
-        <w:t xml:space="preserve"> het volledige rapport). Ook H.J. Vosku</w:t>
-      </w:r>
-      <w:r>
-        <w:rPr>
-          <w:u w:val="single" w:color="0000ff"/>
-          <w:rFonts w:ascii="Charis SIL Regular" w:hAnsi="Charis SIL Regular" w:eastAsia="Charis SIL Regular"/>
-          <w:b w:val="0"/>
-          <w:i w:val="0"/>
-          <w:color w:val="000000"/>
-          <w:sz w:val="24"/>
-        </w:rPr>
-        <w:hyperlink r:id="rId9" w:history="1">
-          <w:r>
-            <w:rPr>
-              <w:rStyle w:val="Hyperlink"/>
-            </w:rPr>
-            <w:t>il, die Va</w:t>
-          </w:r>
-        </w:hyperlink>
+        <w:t xml:space="preserve"> het volledige rapport). Ook H.J. Voskuil, die Va</w:t>
       </w:r>
       <w:r>
         <w:rPr>

--- a/EXPORTS/DOCX/published/niveau3/Dutch/HoofdcursusKampen.docx
+++ b/EXPORTS/DOCX/published/niveau3/Dutch/HoofdcursusKampen.docx
@@ -544,25 +544,7 @@
           <w:color w:val="000000"/>
           <w:sz w:val="24"/>
         </w:rPr>
-        <w:t>onderzocht (zie on</w:t>
-      </w:r>
-      <w:r>
-        <w:rPr>
-          <w:u w:val="single" w:color="0000ff"/>
-          <w:rFonts w:ascii="Charis SIL Regular" w:hAnsi="Charis SIL Regular" w:eastAsia="Charis SIL Regular"/>
-          <w:b w:val="0"/>
-          <w:i w:val="0"/>
-          <w:color w:val="000000"/>
-          <w:sz w:val="24"/>
-        </w:rPr>
-        <w:hyperlink r:id="rId9" w:history="1">
-          <w:r>
-            <w:rPr>
-              <w:rStyle w:val="Hyperlink"/>
-            </w:rPr>
-            <w:t xml:space="preserve">der </w:t>
-          </w:r>
-        </w:hyperlink>
+        <w:t xml:space="preserve">onderzocht (zie onder </w:t>
       </w:r>
       <w:r>
         <w:rPr>
@@ -602,13 +584,204 @@
       </w:r>
       <w:r>
         <w:rPr>
+          <w:u w:val="single" w:color="0000ff"/>
           <w:rFonts w:ascii="Charis SIL Regular" w:hAnsi="Charis SIL Regular" w:eastAsia="Charis SIL Regular"/>
           <w:b w:val="0"/>
           <w:i w:val="0"/>
           <w:color w:val="000000"/>
           <w:sz w:val="24"/>
         </w:rPr>
-        <w:t xml:space="preserve"> het volledige rapport). Ook H.J. Voskuil, die Va</w:t>
+        <w:hyperlink r:id="rId9" w:history="1">
+          <w:r>
+            <w:rPr>
+              <w:rStyle w:val="Hyperlink"/>
+            </w:rPr>
+            <w:t xml:space="preserve"> het volledi</w:t>
+          </w:r>
+        </w:hyperlink>
+      </w:r>
+      <w:r>
+        <w:rPr>
+          <w:u w:val="single" w:color="0000ff"/>
+          <w:rFonts w:ascii="Charis SIL Regular" w:hAnsi="Charis SIL Regular" w:eastAsia="Charis SIL Regular"/>
+          <w:b w:val="0"/>
+          <w:i w:val="0"/>
+          <w:color w:val="000000"/>
+          <w:sz w:val="24"/>
+        </w:rPr>
+        <w:hyperlink r:id="rId9" w:history="1">
+          <w:r>
+            <w:rPr>
+              <w:rStyle w:val="Hyperlink"/>
+            </w:rPr>
+            <w:t>g</w:t>
+          </w:r>
+        </w:hyperlink>
+      </w:r>
+      <w:r>
+        <w:rPr>
+          <w:u w:val="single" w:color="0000ff"/>
+          <w:rFonts w:ascii="Charis SIL Regular" w:hAnsi="Charis SIL Regular" w:eastAsia="Charis SIL Regular"/>
+          <w:b w:val="0"/>
+          <w:i w:val="0"/>
+          <w:color w:val="000000"/>
+          <w:sz w:val="24"/>
+        </w:rPr>
+        <w:hyperlink r:id="rId9" w:history="1">
+          <w:r>
+            <w:rPr>
+              <w:rStyle w:val="Hyperlink"/>
+            </w:rPr>
+            <w:t>e rappor</w:t>
+          </w:r>
+        </w:hyperlink>
+      </w:r>
+      <w:r>
+        <w:rPr>
+          <w:u w:val="single" w:color="0000ff"/>
+          <w:rFonts w:ascii="Charis SIL Regular" w:hAnsi="Charis SIL Regular" w:eastAsia="Charis SIL Regular"/>
+          <w:b w:val="0"/>
+          <w:i w:val="0"/>
+          <w:color w:val="000000"/>
+          <w:sz w:val="24"/>
+        </w:rPr>
+        <w:hyperlink r:id="rId9" w:history="1">
+          <w:r>
+            <w:rPr>
+              <w:rStyle w:val="Hyperlink"/>
+            </w:rPr>
+            <w:t>t</w:t>
+          </w:r>
+        </w:hyperlink>
+      </w:r>
+      <w:r>
+        <w:rPr>
+          <w:u w:val="single" w:color="0000ff"/>
+          <w:rFonts w:ascii="Charis SIL Regular" w:hAnsi="Charis SIL Regular" w:eastAsia="Charis SIL Regular"/>
+          <w:b w:val="0"/>
+          <w:i w:val="0"/>
+          <w:color w:val="000000"/>
+          <w:sz w:val="24"/>
+        </w:rPr>
+        <w:hyperlink r:id="rId9" w:history="1">
+          <w:r>
+            <w:rPr>
+              <w:rStyle w:val="Hyperlink"/>
+            </w:rPr>
+            <w:t xml:space="preserve">). </w:t>
+          </w:r>
+        </w:hyperlink>
+      </w:r>
+      <w:r>
+        <w:rPr>
+          <w:rFonts w:ascii="Charis SIL Regular" w:hAnsi="Charis SIL Regular" w:eastAsia="Charis SIL Regular"/>
+          <w:b w:val="0"/>
+          <w:i w:val="0"/>
+          <w:color w:val="000000"/>
+          <w:sz w:val="24"/>
+        </w:rPr>
+        <w:t>O</w:t>
+      </w:r>
+      <w:r>
+        <w:rPr>
+          <w:u w:val="single" w:color="0000ff"/>
+          <w:rFonts w:ascii="Charis SIL Regular" w:hAnsi="Charis SIL Regular" w:eastAsia="Charis SIL Regular"/>
+          <w:b w:val="0"/>
+          <w:i w:val="0"/>
+          <w:color w:val="000000"/>
+          <w:sz w:val="24"/>
+        </w:rPr>
+        <w:hyperlink r:id="rId9" w:history="1">
+          <w:r>
+            <w:rPr>
+              <w:rStyle w:val="Hyperlink"/>
+            </w:rPr>
+            <w:t>ok H.J.</w:t>
+          </w:r>
+        </w:hyperlink>
+      </w:r>
+      <w:r>
+        <w:rPr>
+          <w:u w:val="single" w:color="0000ff"/>
+          <w:rFonts w:ascii="Charis SIL Regular" w:hAnsi="Charis SIL Regular" w:eastAsia="Charis SIL Regular"/>
+          <w:b w:val="0"/>
+          <w:i w:val="0"/>
+          <w:color w:val="000000"/>
+          <w:sz w:val="24"/>
+        </w:rPr>
+        <w:t xml:space="preserve"> </w:t>
+      </w:r>
+      <w:r>
+        <w:rPr>
+          <w:u w:val="single" w:color="0000ff"/>
+          <w:rFonts w:ascii="Charis SIL Regular" w:hAnsi="Charis SIL Regular" w:eastAsia="Charis SIL Regular"/>
+          <w:b w:val="0"/>
+          <w:i w:val="0"/>
+          <w:color w:val="000000"/>
+          <w:sz w:val="24"/>
+        </w:rPr>
+        <w:hyperlink r:id="rId9" w:history="1">
+          <w:r>
+            <w:rPr>
+              <w:rStyle w:val="Hyperlink"/>
+            </w:rPr>
+            <w:t>V</w:t>
+          </w:r>
+        </w:hyperlink>
+      </w:r>
+      <w:r>
+        <w:rPr>
+          <w:u w:val="single" w:color="0000ff"/>
+          <w:rFonts w:ascii="Charis SIL Regular" w:hAnsi="Charis SIL Regular" w:eastAsia="Charis SIL Regular"/>
+          <w:b w:val="0"/>
+          <w:i w:val="0"/>
+          <w:color w:val="000000"/>
+          <w:sz w:val="24"/>
+        </w:rPr>
+        <w:hyperlink r:id="rId9" w:history="1">
+          <w:r>
+            <w:rPr>
+              <w:rStyle w:val="Hyperlink"/>
+            </w:rPr>
+            <w:t>o</w:t>
+          </w:r>
+        </w:hyperlink>
+      </w:r>
+      <w:r>
+        <w:rPr>
+          <w:u w:val="single" w:color="0000ff"/>
+          <w:rFonts w:ascii="Charis SIL Regular" w:hAnsi="Charis SIL Regular" w:eastAsia="Charis SIL Regular"/>
+          <w:b w:val="0"/>
+          <w:i w:val="0"/>
+          <w:color w:val="000000"/>
+          <w:sz w:val="24"/>
+        </w:rPr>
+        <w:hyperlink r:id="rId9" w:history="1">
+          <w:r>
+            <w:rPr>
+              <w:rStyle w:val="Hyperlink"/>
+            </w:rPr>
+            <w:t>sku</w:t>
+          </w:r>
+        </w:hyperlink>
+      </w:r>
+      <w:r>
+        <w:rPr>
+          <w:u w:val="single" w:color="0000ff"/>
+          <w:rFonts w:ascii="Charis SIL Regular" w:hAnsi="Charis SIL Regular" w:eastAsia="Charis SIL Regular"/>
+          <w:b w:val="0"/>
+          <w:i w:val="0"/>
+          <w:color w:val="000000"/>
+          <w:sz w:val="24"/>
+        </w:rPr>
+        <w:hyperlink r:id="rId9" w:history="1">
+          <w:r>
+            <w:rPr>
+              <w:rStyle w:val="Hyperlink"/>
+            </w:rPr>
+            <w:t>il, die Va</w:t>
+          </w:r>
+        </w:hyperlink>
       </w:r>
       <w:r>
         <w:rPr>
@@ -796,7 +969,7 @@
             <w:rPr>
               <w:rStyle w:val="Hyperlink"/>
             </w:rPr>
-            <w:t>desbetreffend</w:t>
+            <w:t>desbetreffen</w:t>
           </w:r>
         </w:hyperlink>
       </w:r>
@@ -807,7 +980,23 @@
           <w:i w:val="0"/>
           <w:color w:val="0000FF"/>
           <w:sz w:val="24"/>
-          <w:u w:val="single"/>
+        </w:rPr>
+        <w:hyperlink r:id="rId11" w:history="1">
+          <w:r>
+            <w:rPr>
+              <w:rStyle w:val="Hyperlink"/>
+            </w:rPr>
+            <w:t>d</w:t>
+          </w:r>
+        </w:hyperlink>
+      </w:r>
+      <w:r>
+        <w:rPr>
+          <w:rFonts w:ascii="Charis SIL Regular" w:hAnsi="Charis SIL Regular" w:eastAsia="Charis SIL Regular"/>
+          <w:b w:val="0"/>
+          <w:i w:val="0"/>
+          <w:color w:val="0000FF"/>
+          <w:sz w:val="24"/>
         </w:rPr>
         <w:t>e</w:t>
       </w:r>
@@ -836,19 +1025,9 @@
             <w:rPr>
               <w:rStyle w:val="Hyperlink"/>
             </w:rPr>
-            <w:t>zoekhul</w:t>
+            <w:t>zoekhulp</w:t>
           </w:r>
         </w:hyperlink>
-      </w:r>
-      <w:r>
-        <w:rPr>
-          <w:rFonts w:ascii="Charis SIL Regular" w:hAnsi="Charis SIL Regular" w:eastAsia="Charis SIL Regular"/>
-          <w:b w:val="0"/>
-          <w:i w:val="0"/>
-          <w:color w:val="0000FF"/>
-          <w:sz w:val="24"/>
-        </w:rPr>
-        <w:t>p</w:t>
       </w:r>
       <w:r>
         <w:rPr>
@@ -1960,7 +2139,7 @@
           <w:sz w:val="24"/>
           <w:u w:val="single"/>
         </w:rPr>
-        <w:hyperlink r:id="rId16" w:history="1">
+        <w:hyperlink r:id="rId15" w:history="1">
           <w:r>
             <w:rPr>
               <w:rStyle w:val="Hyperlink"/>
@@ -1978,7 +2157,7 @@
           <w:sz w:val="24"/>
           <w:u w:val="single"/>
         </w:rPr>
-        <w:hyperlink r:id="rId16" w:history="1">
+        <w:hyperlink r:id="rId15" w:history="1">
           <w:r>
             <w:rPr>
               <w:rStyle w:val="Hyperlink"/>
@@ -1995,7 +2174,14 @@
           <w:color w:val="000000"/>
           <w:sz w:val="24"/>
         </w:rPr>
-        <w:t xml:space="preserve">, </w:t>
+        <w:hyperlink r:id="rId15" w:history="1">
+          <w:r>
+            <w:rPr>
+              <w:rStyle w:val="Hyperlink"/>
+            </w:rPr>
+            <w:t xml:space="preserve">, </w:t>
+          </w:r>
+        </w:hyperlink>
       </w:r>
       <w:r>
         <w:rPr>
@@ -2006,7 +2192,7 @@
           <w:sz w:val="24"/>
           <w:u w:val="single"/>
         </w:rPr>
-        <w:hyperlink r:id="rId17" w:history="1">
+        <w:hyperlink r:id="rId15" w:history="1">
           <w:r>
             <w:rPr>
               <w:rStyle w:val="Hyperlink"/>
@@ -2035,7 +2221,7 @@
           <w:sz w:val="24"/>
           <w:u w:val="single"/>
         </w:rPr>
-        <w:hyperlink r:id="rId17" w:history="1">
+        <w:hyperlink r:id="rId15" w:history="1">
           <w:r>
             <w:rPr>
               <w:rStyle w:val="Hyperlink"/>
@@ -2151,7 +2337,7 @@
           <w:sz w:val="24"/>
           <w:u w:val="single"/>
         </w:rPr>
-        <w:hyperlink r:id="rId18" w:history="1">
+        <w:hyperlink r:id="rId17" w:history="1">
           <w:r>
             <w:rPr>
               <w:rStyle w:val="Hyperlink"/>
@@ -2169,7 +2355,7 @@
           <w:sz w:val="24"/>
           <w:u w:val="single"/>
         </w:rPr>
-        <w:hyperlink r:id="rId18" w:history="1">
+        <w:hyperlink r:id="rId17" w:history="1">
           <w:r>
             <w:rPr>
               <w:rStyle w:val="Hyperlink"/>
@@ -2187,7 +2373,7 @@
           <w:sz w:val="24"/>
           <w:u w:val="single"/>
         </w:rPr>
-        <w:hyperlink r:id="rId18" w:history="1">
+        <w:hyperlink r:id="rId17" w:history="1">
           <w:r>
             <w:rPr>
               <w:rStyle w:val="Hyperlink"/>
@@ -2205,7 +2391,7 @@
           <w:sz w:val="24"/>
           <w:u w:val="single"/>
         </w:rPr>
-        <w:hyperlink r:id="rId18" w:history="1">
+        <w:hyperlink r:id="rId17" w:history="1">
           <w:r>
             <w:rPr>
               <w:rStyle w:val="Hyperlink"/>
@@ -2233,7 +2419,7 @@
           <w:sz w:val="24"/>
           <w:u w:val="single"/>
         </w:rPr>
-        <w:hyperlink r:id="rId19" w:history="1">
+        <w:hyperlink r:id="rId18" w:history="1">
           <w:r>
             <w:rPr>
               <w:rStyle w:val="Hyperlink"/>
@@ -2251,7 +2437,7 @@
           <w:sz w:val="24"/>
           <w:u w:val="single"/>
         </w:rPr>
-        <w:hyperlink r:id="rId19" w:history="1">
+        <w:hyperlink r:id="rId17" w:history="1">
           <w:r>
             <w:rPr>
               <w:rStyle w:val="Hyperlink"/>
@@ -2269,7 +2455,7 @@
           <w:sz w:val="24"/>
           <w:u w:val="single"/>
         </w:rPr>
-        <w:hyperlink r:id="rId19" w:history="1">
+        <w:hyperlink r:id="rId17" w:history="1">
           <w:r>
             <w:rPr>
               <w:rStyle w:val="Hyperlink"/>
@@ -2426,7 +2612,7 @@
           <w:sz w:val="24"/>
           <w:u w:val="single"/>
         </w:rPr>
-        <w:hyperlink r:id="rId20" w:history="1">
+        <w:hyperlink r:id="rId19" w:history="1">
           <w:r>
             <w:rPr>
               <w:rStyle w:val="Hyperlink"/>
@@ -2444,7 +2630,7 @@
           <w:sz w:val="24"/>
           <w:u w:val="single"/>
         </w:rPr>
-        <w:hyperlink r:id="rId20" w:history="1">
+        <w:hyperlink r:id="rId19" w:history="1">
           <w:r>
             <w:rPr>
               <w:rStyle w:val="Hyperlink"/>
@@ -2462,7 +2648,7 @@
           <w:sz w:val="24"/>
           <w:u w:val="single"/>
         </w:rPr>
-        <w:hyperlink r:id="rId20" w:history="1">
+        <w:hyperlink r:id="rId19" w:history="1">
           <w:r>
             <w:rPr>
               <w:rStyle w:val="Hyperlink"/>
@@ -2480,7 +2666,7 @@
           <w:sz w:val="24"/>
           <w:u w:val="single"/>
         </w:rPr>
-        <w:hyperlink r:id="rId20" w:history="1">
+        <w:hyperlink r:id="rId19" w:history="1">
           <w:r>
             <w:rPr>
               <w:rStyle w:val="Hyperlink"/>
@@ -2498,7 +2684,7 @@
           <w:sz w:val="24"/>
           <w:u w:val="single"/>
         </w:rPr>
-        <w:hyperlink r:id="rId20" w:history="1">
+        <w:hyperlink r:id="rId19" w:history="1">
           <w:r>
             <w:rPr>
               <w:rStyle w:val="Hyperlink"/>
@@ -2516,7 +2702,7 @@
           <w:sz w:val="24"/>
           <w:u w:val="single"/>
         </w:rPr>
-        <w:hyperlink r:id="rId20" w:history="1">
+        <w:hyperlink r:id="rId19" w:history="1">
           <w:r>
             <w:rPr>
               <w:rStyle w:val="Hyperlink"/>
@@ -2534,7 +2720,7 @@
           <w:sz w:val="24"/>
           <w:u w:val="single"/>
         </w:rPr>
-        <w:hyperlink r:id="rId20" w:history="1">
+        <w:hyperlink r:id="rId19" w:history="1">
           <w:r>
             <w:rPr>
               <w:rStyle w:val="Hyperlink"/>
@@ -2552,7 +2738,7 @@
           <w:sz w:val="24"/>
           <w:u w:val="single"/>
         </w:rPr>
-        <w:hyperlink r:id="rId20" w:history="1">
+        <w:hyperlink r:id="rId19" w:history="1">
           <w:r>
             <w:rPr>
               <w:rStyle w:val="Hyperlink"/>
@@ -2570,7 +2756,7 @@
           <w:sz w:val="24"/>
           <w:u w:val="single"/>
         </w:rPr>
-        <w:hyperlink r:id="rId20" w:history="1">
+        <w:hyperlink r:id="rId19" w:history="1">
           <w:r>
             <w:rPr>
               <w:rStyle w:val="Hyperlink"/>
@@ -2588,7 +2774,7 @@
           <w:sz w:val="24"/>
           <w:u w:val="single"/>
         </w:rPr>
-        <w:hyperlink r:id="rId20" w:history="1">
+        <w:hyperlink r:id="rId19" w:history="1">
           <w:r>
             <w:rPr>
               <w:rStyle w:val="Hyperlink"/>
@@ -2606,7 +2792,7 @@
           <w:sz w:val="24"/>
           <w:u w:val="single"/>
         </w:rPr>
-        <w:hyperlink r:id="rId20" w:history="1">
+        <w:hyperlink r:id="rId19" w:history="1">
           <w:r>
             <w:rPr>
               <w:rStyle w:val="Hyperlink"/>
@@ -2624,7 +2810,7 @@
           <w:sz w:val="24"/>
           <w:u w:val="single"/>
         </w:rPr>
-        <w:hyperlink r:id="rId20" w:history="1">
+        <w:hyperlink r:id="rId19" w:history="1">
           <w:r>
             <w:rPr>
               <w:rStyle w:val="Hyperlink"/>
@@ -2642,7 +2828,7 @@
           <w:sz w:val="24"/>
           <w:u w:val="single"/>
         </w:rPr>
-        <w:hyperlink r:id="rId20" w:history="1">
+        <w:hyperlink r:id="rId19" w:history="1">
           <w:r>
             <w:rPr>
               <w:rStyle w:val="Hyperlink"/>
@@ -2660,7 +2846,7 @@
           <w:sz w:val="24"/>
           <w:u w:val="single"/>
         </w:rPr>
-        <w:hyperlink r:id="rId20" w:history="1">
+        <w:hyperlink r:id="rId19" w:history="1">
           <w:r>
             <w:rPr>
               <w:rStyle w:val="Hyperlink"/>
@@ -2678,7 +2864,7 @@
           <w:sz w:val="24"/>
           <w:u w:val="single"/>
         </w:rPr>
-        <w:hyperlink r:id="rId20" w:history="1">
+        <w:hyperlink r:id="rId19" w:history="1">
           <w:r>
             <w:rPr>
               <w:rStyle w:val="Hyperlink"/>
@@ -2836,7 +3022,7 @@
           <w:sz w:val="24"/>
           <w:u w:val="single"/>
         </w:rPr>
-        <w:hyperlink r:id="rId21" w:history="1">
+        <w:hyperlink r:id="rId20" w:history="1">
           <w:r>
             <w:rPr>
               <w:rStyle w:val="Hyperlink"/>
@@ -2854,7 +3040,7 @@
           <w:sz w:val="24"/>
           <w:u w:val="single"/>
         </w:rPr>
-        <w:hyperlink r:id="rId21" w:history="1">
+        <w:hyperlink r:id="rId20" w:history="1">
           <w:r>
             <w:rPr>
               <w:rStyle w:val="Hyperlink"/>
@@ -2872,7 +3058,7 @@
           <w:sz w:val="24"/>
           <w:u w:val="single"/>
         </w:rPr>
-        <w:hyperlink r:id="rId21" w:history="1">
+        <w:hyperlink r:id="rId20" w:history="1">
           <w:r>
             <w:rPr>
               <w:rStyle w:val="Hyperlink"/>
@@ -2890,7 +3076,7 @@
           <w:sz w:val="24"/>
           <w:u w:val="single"/>
         </w:rPr>
-        <w:hyperlink r:id="rId21" w:history="1">
+        <w:hyperlink r:id="rId20" w:history="1">
           <w:r>
             <w:rPr>
               <w:rStyle w:val="Hyperlink"/>
@@ -2908,7 +3094,7 @@
           <w:sz w:val="24"/>
           <w:u w:val="single"/>
         </w:rPr>
-        <w:hyperlink r:id="rId21" w:history="1">
+        <w:hyperlink r:id="rId20" w:history="1">
           <w:r>
             <w:rPr>
               <w:rStyle w:val="Hyperlink"/>
@@ -2929,7 +3115,7 @@
           <w:sz w:val="24"/>
           <w:u w:val="single"/>
         </w:rPr>
-        <w:hyperlink r:id="rId21" w:history="1">
+        <w:hyperlink r:id="rId20" w:history="1">
           <w:r>
             <w:rPr>
               <w:rStyle w:val="Hyperlink"/>
@@ -2947,7 +3133,7 @@
           <w:sz w:val="24"/>
           <w:u w:val="single"/>
         </w:rPr>
-        <w:hyperlink r:id="rId21" w:history="1">
+        <w:hyperlink r:id="rId20" w:history="1">
           <w:r>
             <w:rPr>
               <w:rStyle w:val="Hyperlink"/>
@@ -2965,7 +3151,7 @@
           <w:sz w:val="24"/>
           <w:u w:val="single"/>
         </w:rPr>
-        <w:hyperlink r:id="rId21" w:history="1">
+        <w:hyperlink r:id="rId20" w:history="1">
           <w:r>
             <w:rPr>
               <w:rStyle w:val="Hyperlink"/>
@@ -2983,7 +3169,7 @@
           <w:sz w:val="24"/>
           <w:u w:val="single"/>
         </w:rPr>
-        <w:hyperlink r:id="rId21" w:history="1">
+        <w:hyperlink r:id="rId20" w:history="1">
           <w:r>
             <w:rPr>
               <w:rStyle w:val="Hyperlink"/>
@@ -3001,7 +3187,7 @@
           <w:sz w:val="24"/>
           <w:u w:val="single"/>
         </w:rPr>
-        <w:hyperlink r:id="rId21" w:history="1">
+        <w:hyperlink r:id="rId20" w:history="1">
           <w:r>
             <w:rPr>
               <w:rStyle w:val="Hyperlink"/>
@@ -3152,7 +3338,7 @@
           <w:sz w:val="24"/>
           <w:u w:val="single"/>
         </w:rPr>
-        <w:hyperlink r:id="rId22" w:history="1">
+        <w:hyperlink r:id="rId21" w:history="1">
           <w:r>
             <w:rPr>
               <w:rStyle w:val="Hyperlink"/>
@@ -3170,7 +3356,7 @@
           <w:sz w:val="24"/>
           <w:u w:val="single"/>
         </w:rPr>
-        <w:hyperlink r:id="rId22" w:history="1">
+        <w:hyperlink r:id="rId21" w:history="1">
           <w:r>
             <w:rPr>
               <w:rStyle w:val="Hyperlink"/>
@@ -3188,7 +3374,7 @@
           <w:sz w:val="24"/>
           <w:u w:val="single"/>
         </w:rPr>
-        <w:hyperlink r:id="rId22" w:history="1">
+        <w:hyperlink r:id="rId21" w:history="1">
           <w:r>
             <w:rPr>
               <w:rStyle w:val="Hyperlink"/>
@@ -3206,7 +3392,7 @@
           <w:sz w:val="24"/>
           <w:u w:val="single"/>
         </w:rPr>
-        <w:hyperlink r:id="rId22" w:history="1">
+        <w:hyperlink r:id="rId21" w:history="1">
           <w:r>
             <w:rPr>
               <w:rStyle w:val="Hyperlink"/>
@@ -3224,7 +3410,7 @@
           <w:sz w:val="24"/>
           <w:u w:val="single"/>
         </w:rPr>
-        <w:hyperlink r:id="rId22" w:history="1">
+        <w:hyperlink r:id="rId21" w:history="1">
           <w:r>
             <w:rPr>
               <w:rStyle w:val="Hyperlink"/>
@@ -3242,7 +3428,7 @@
           <w:sz w:val="24"/>
           <w:u w:val="single"/>
         </w:rPr>
-        <w:hyperlink r:id="rId22" w:history="1">
+        <w:hyperlink r:id="rId21" w:history="1">
           <w:r>
             <w:rPr>
               <w:rStyle w:val="Hyperlink"/>
@@ -3260,7 +3446,7 @@
           <w:sz w:val="24"/>
           <w:u w:val="single"/>
         </w:rPr>
-        <w:hyperlink r:id="rId22" w:history="1">
+        <w:hyperlink r:id="rId21" w:history="1">
           <w:r>
             <w:rPr>
               <w:rStyle w:val="Hyperlink"/>
@@ -3278,7 +3464,7 @@
           <w:sz w:val="24"/>
           <w:u w:val="single"/>
         </w:rPr>
-        <w:hyperlink r:id="rId22" w:history="1">
+        <w:hyperlink r:id="rId21" w:history="1">
           <w:r>
             <w:rPr>
               <w:rStyle w:val="Hyperlink"/>
@@ -3296,7 +3482,7 @@
           <w:sz w:val="24"/>
           <w:u w:val="single"/>
         </w:rPr>
-        <w:hyperlink r:id="rId22" w:history="1">
+        <w:hyperlink r:id="rId21" w:history="1">
           <w:r>
             <w:rPr>
               <w:rStyle w:val="Hyperlink"/>

--- a/EXPORTS/DOCX/published/niveau3/Dutch/HoofdcursusKampen.docx
+++ b/EXPORTS/DOCX/published/niveau3/Dutch/HoofdcursusKampen.docx
@@ -544,7 +544,25 @@
           <w:color w:val="000000"/>
           <w:sz w:val="24"/>
         </w:rPr>
-        <w:t xml:space="preserve">onderzocht (zie onder </w:t>
+        <w:t>onderzocht (zie on</w:t>
+      </w:r>
+      <w:r>
+        <w:rPr>
+          <w:u w:val="single" w:color="0000ff"/>
+          <w:rFonts w:ascii="Charis SIL Regular" w:hAnsi="Charis SIL Regular" w:eastAsia="Charis SIL Regular"/>
+          <w:b w:val="0"/>
+          <w:i w:val="0"/>
+          <w:color w:val="000000"/>
+          <w:sz w:val="24"/>
+        </w:rPr>
+        <w:hyperlink r:id="rId9" w:history="1">
+          <w:r>
+            <w:rPr>
+              <w:rStyle w:val="Hyperlink"/>
+            </w:rPr>
+            <w:t xml:space="preserve">der </w:t>
+          </w:r>
+        </w:hyperlink>
       </w:r>
       <w:r>
         <w:rPr>
@@ -555,7 +573,7 @@
           <w:sz w:val="24"/>
           <w:u w:val="single"/>
         </w:rPr>
-        <w:hyperlink r:id="rId10" w:history="1">
+        <w:hyperlink r:id="rId9" w:history="1">
           <w:r>
             <w:rPr>
               <w:rStyle w:val="Hyperlink"/>
@@ -980,15 +998,9 @@
           <w:i w:val="0"/>
           <w:color w:val="0000FF"/>
           <w:sz w:val="24"/>
+          <w:u w:val="single"/>
         </w:rPr>
-        <w:hyperlink r:id="rId11" w:history="1">
-          <w:r>
-            <w:rPr>
-              <w:rStyle w:val="Hyperlink"/>
-            </w:rPr>
-            <w:t>d</w:t>
-          </w:r>
-        </w:hyperlink>
+        <w:t>d</w:t>
       </w:r>
       <w:r>
         <w:rPr>
@@ -1041,21 +1053,13 @@
       </w:r>
       <w:r>
         <w:rPr>
-          <w:u w:val="single" w:color="0000ff"/>
           <w:rFonts w:ascii="Charis SIL Regular" w:hAnsi="Charis SIL Regular" w:eastAsia="Charis SIL Regular"/>
           <w:b w:val="0"/>
           <w:i w:val="0"/>
           <w:color w:val="000000"/>
           <w:sz w:val="24"/>
         </w:rPr>
-        <w:hyperlink r:id="rId11" w:history="1">
-          <w:r>
-            <w:rPr>
-              <w:rStyle w:val="Hyperlink"/>
-            </w:rPr>
-            <w:t>het latere Volk</w:t>
-          </w:r>
-        </w:hyperlink>
+        <w:t>het latere Volk</w:t>
       </w:r>
       <w:r>
         <w:rPr>
@@ -2221,7 +2225,7 @@
           <w:sz w:val="24"/>
           <w:u w:val="single"/>
         </w:rPr>
-        <w:hyperlink r:id="rId15" w:history="1">
+        <w:hyperlink r:id="rId17" w:history="1">
           <w:r>
             <w:rPr>
               <w:rStyle w:val="Hyperlink"/>
@@ -2239,7 +2243,7 @@
           <w:sz w:val="24"/>
           <w:u w:val="single"/>
         </w:rPr>
-        <w:hyperlink r:id="rId15" w:history="1">
+        <w:hyperlink r:id="rId17" w:history="1">
           <w:r>
             <w:rPr>
               <w:rStyle w:val="Hyperlink"/>
@@ -2337,7 +2341,7 @@
           <w:sz w:val="24"/>
           <w:u w:val="single"/>
         </w:rPr>
-        <w:hyperlink r:id="rId17" w:history="1">
+        <w:hyperlink r:id="rId18" w:history="1">
           <w:r>
             <w:rPr>
               <w:rStyle w:val="Hyperlink"/>
@@ -2355,7 +2359,7 @@
           <w:sz w:val="24"/>
           <w:u w:val="single"/>
         </w:rPr>
-        <w:hyperlink r:id="rId17" w:history="1">
+        <w:hyperlink r:id="rId18" w:history="1">
           <w:r>
             <w:rPr>
               <w:rStyle w:val="Hyperlink"/>
@@ -2373,7 +2377,7 @@
           <w:sz w:val="24"/>
           <w:u w:val="single"/>
         </w:rPr>
-        <w:hyperlink r:id="rId17" w:history="1">
+        <w:hyperlink r:id="rId18" w:history="1">
           <w:r>
             <w:rPr>
               <w:rStyle w:val="Hyperlink"/>
@@ -2391,7 +2395,7 @@
           <w:sz w:val="24"/>
           <w:u w:val="single"/>
         </w:rPr>
-        <w:hyperlink r:id="rId17" w:history="1">
+        <w:hyperlink r:id="rId18" w:history="1">
           <w:r>
             <w:rPr>
               <w:rStyle w:val="Hyperlink"/>
@@ -2419,7 +2423,7 @@
           <w:sz w:val="24"/>
           <w:u w:val="single"/>
         </w:rPr>
-        <w:hyperlink r:id="rId18" w:history="1">
+        <w:hyperlink r:id="rId19" w:history="1">
           <w:r>
             <w:rPr>
               <w:rStyle w:val="Hyperlink"/>
@@ -2437,7 +2441,7 @@
           <w:sz w:val="24"/>
           <w:u w:val="single"/>
         </w:rPr>
-        <w:hyperlink r:id="rId17" w:history="1">
+        <w:hyperlink r:id="rId18" w:history="1">
           <w:r>
             <w:rPr>
               <w:rStyle w:val="Hyperlink"/>
@@ -2455,7 +2459,7 @@
           <w:sz w:val="24"/>
           <w:u w:val="single"/>
         </w:rPr>
-        <w:hyperlink r:id="rId17" w:history="1">
+        <w:hyperlink r:id="rId18" w:history="1">
           <w:r>
             <w:rPr>
               <w:rStyle w:val="Hyperlink"/>
@@ -2612,7 +2616,7 @@
           <w:sz w:val="24"/>
           <w:u w:val="single"/>
         </w:rPr>
-        <w:hyperlink r:id="rId19" w:history="1">
+        <w:hyperlink r:id="rId20" w:history="1">
           <w:r>
             <w:rPr>
               <w:rStyle w:val="Hyperlink"/>
@@ -2630,7 +2634,7 @@
           <w:sz w:val="24"/>
           <w:u w:val="single"/>
         </w:rPr>
-        <w:hyperlink r:id="rId19" w:history="1">
+        <w:hyperlink r:id="rId20" w:history="1">
           <w:r>
             <w:rPr>
               <w:rStyle w:val="Hyperlink"/>
@@ -2648,7 +2652,7 @@
           <w:sz w:val="24"/>
           <w:u w:val="single"/>
         </w:rPr>
-        <w:hyperlink r:id="rId19" w:history="1">
+        <w:hyperlink r:id="rId20" w:history="1">
           <w:r>
             <w:rPr>
               <w:rStyle w:val="Hyperlink"/>
@@ -2666,7 +2670,7 @@
           <w:sz w:val="24"/>
           <w:u w:val="single"/>
         </w:rPr>
-        <w:hyperlink r:id="rId19" w:history="1">
+        <w:hyperlink r:id="rId20" w:history="1">
           <w:r>
             <w:rPr>
               <w:rStyle w:val="Hyperlink"/>
@@ -2684,7 +2688,7 @@
           <w:sz w:val="24"/>
           <w:u w:val="single"/>
         </w:rPr>
-        <w:hyperlink r:id="rId19" w:history="1">
+        <w:hyperlink r:id="rId20" w:history="1">
           <w:r>
             <w:rPr>
               <w:rStyle w:val="Hyperlink"/>
@@ -2702,7 +2706,7 @@
           <w:sz w:val="24"/>
           <w:u w:val="single"/>
         </w:rPr>
-        <w:hyperlink r:id="rId19" w:history="1">
+        <w:hyperlink r:id="rId20" w:history="1">
           <w:r>
             <w:rPr>
               <w:rStyle w:val="Hyperlink"/>
@@ -2720,7 +2724,7 @@
           <w:sz w:val="24"/>
           <w:u w:val="single"/>
         </w:rPr>
-        <w:hyperlink r:id="rId19" w:history="1">
+        <w:hyperlink r:id="rId20" w:history="1">
           <w:r>
             <w:rPr>
               <w:rStyle w:val="Hyperlink"/>
@@ -2738,7 +2742,7 @@
           <w:sz w:val="24"/>
           <w:u w:val="single"/>
         </w:rPr>
-        <w:hyperlink r:id="rId19" w:history="1">
+        <w:hyperlink r:id="rId20" w:history="1">
           <w:r>
             <w:rPr>
               <w:rStyle w:val="Hyperlink"/>
@@ -2756,7 +2760,7 @@
           <w:sz w:val="24"/>
           <w:u w:val="single"/>
         </w:rPr>
-        <w:hyperlink r:id="rId19" w:history="1">
+        <w:hyperlink r:id="rId20" w:history="1">
           <w:r>
             <w:rPr>
               <w:rStyle w:val="Hyperlink"/>
@@ -2774,7 +2778,7 @@
           <w:sz w:val="24"/>
           <w:u w:val="single"/>
         </w:rPr>
-        <w:hyperlink r:id="rId19" w:history="1">
+        <w:hyperlink r:id="rId20" w:history="1">
           <w:r>
             <w:rPr>
               <w:rStyle w:val="Hyperlink"/>
@@ -2792,7 +2796,7 @@
           <w:sz w:val="24"/>
           <w:u w:val="single"/>
         </w:rPr>
-        <w:hyperlink r:id="rId19" w:history="1">
+        <w:hyperlink r:id="rId20" w:history="1">
           <w:r>
             <w:rPr>
               <w:rStyle w:val="Hyperlink"/>
@@ -2810,7 +2814,7 @@
           <w:sz w:val="24"/>
           <w:u w:val="single"/>
         </w:rPr>
-        <w:hyperlink r:id="rId19" w:history="1">
+        <w:hyperlink r:id="rId20" w:history="1">
           <w:r>
             <w:rPr>
               <w:rStyle w:val="Hyperlink"/>
@@ -2828,7 +2832,7 @@
           <w:sz w:val="24"/>
           <w:u w:val="single"/>
         </w:rPr>
-        <w:hyperlink r:id="rId19" w:history="1">
+        <w:hyperlink r:id="rId20" w:history="1">
           <w:r>
             <w:rPr>
               <w:rStyle w:val="Hyperlink"/>
@@ -2846,7 +2850,7 @@
           <w:sz w:val="24"/>
           <w:u w:val="single"/>
         </w:rPr>
-        <w:hyperlink r:id="rId19" w:history="1">
+        <w:hyperlink r:id="rId20" w:history="1">
           <w:r>
             <w:rPr>
               <w:rStyle w:val="Hyperlink"/>
@@ -2864,7 +2868,7 @@
           <w:sz w:val="24"/>
           <w:u w:val="single"/>
         </w:rPr>
-        <w:hyperlink r:id="rId19" w:history="1">
+        <w:hyperlink r:id="rId20" w:history="1">
           <w:r>
             <w:rPr>
               <w:rStyle w:val="Hyperlink"/>
@@ -3022,7 +3026,7 @@
           <w:sz w:val="24"/>
           <w:u w:val="single"/>
         </w:rPr>
-        <w:hyperlink r:id="rId20" w:history="1">
+        <w:hyperlink r:id="rId21" w:history="1">
           <w:r>
             <w:rPr>
               <w:rStyle w:val="Hyperlink"/>
@@ -3040,7 +3044,7 @@
           <w:sz w:val="24"/>
           <w:u w:val="single"/>
         </w:rPr>
-        <w:hyperlink r:id="rId20" w:history="1">
+        <w:hyperlink r:id="rId21" w:history="1">
           <w:r>
             <w:rPr>
               <w:rStyle w:val="Hyperlink"/>
@@ -3058,7 +3062,7 @@
           <w:sz w:val="24"/>
           <w:u w:val="single"/>
         </w:rPr>
-        <w:hyperlink r:id="rId20" w:history="1">
+        <w:hyperlink r:id="rId21" w:history="1">
           <w:r>
             <w:rPr>
               <w:rStyle w:val="Hyperlink"/>
@@ -3076,7 +3080,7 @@
           <w:sz w:val="24"/>
           <w:u w:val="single"/>
         </w:rPr>
-        <w:hyperlink r:id="rId20" w:history="1">
+        <w:hyperlink r:id="rId21" w:history="1">
           <w:r>
             <w:rPr>
               <w:rStyle w:val="Hyperlink"/>
@@ -3094,7 +3098,7 @@
           <w:sz w:val="24"/>
           <w:u w:val="single"/>
         </w:rPr>
-        <w:hyperlink r:id="rId20" w:history="1">
+        <w:hyperlink r:id="rId21" w:history="1">
           <w:r>
             <w:rPr>
               <w:rStyle w:val="Hyperlink"/>
@@ -3115,7 +3119,7 @@
           <w:sz w:val="24"/>
           <w:u w:val="single"/>
         </w:rPr>
-        <w:hyperlink r:id="rId20" w:history="1">
+        <w:hyperlink r:id="rId21" w:history="1">
           <w:r>
             <w:rPr>
               <w:rStyle w:val="Hyperlink"/>
@@ -3133,7 +3137,7 @@
           <w:sz w:val="24"/>
           <w:u w:val="single"/>
         </w:rPr>
-        <w:hyperlink r:id="rId20" w:history="1">
+        <w:hyperlink r:id="rId21" w:history="1">
           <w:r>
             <w:rPr>
               <w:rStyle w:val="Hyperlink"/>
@@ -3151,7 +3155,7 @@
           <w:sz w:val="24"/>
           <w:u w:val="single"/>
         </w:rPr>
-        <w:hyperlink r:id="rId20" w:history="1">
+        <w:hyperlink r:id="rId21" w:history="1">
           <w:r>
             <w:rPr>
               <w:rStyle w:val="Hyperlink"/>
@@ -3169,7 +3173,7 @@
           <w:sz w:val="24"/>
           <w:u w:val="single"/>
         </w:rPr>
-        <w:hyperlink r:id="rId20" w:history="1">
+        <w:hyperlink r:id="rId21" w:history="1">
           <w:r>
             <w:rPr>
               <w:rStyle w:val="Hyperlink"/>
@@ -3187,7 +3191,7 @@
           <w:sz w:val="24"/>
           <w:u w:val="single"/>
         </w:rPr>
-        <w:hyperlink r:id="rId20" w:history="1">
+        <w:hyperlink r:id="rId21" w:history="1">
           <w:r>
             <w:rPr>
               <w:rStyle w:val="Hyperlink"/>
@@ -3338,7 +3342,7 @@
           <w:sz w:val="24"/>
           <w:u w:val="single"/>
         </w:rPr>
-        <w:hyperlink r:id="rId21" w:history="1">
+        <w:hyperlink r:id="rId22" w:history="1">
           <w:r>
             <w:rPr>
               <w:rStyle w:val="Hyperlink"/>
@@ -3356,7 +3360,7 @@
           <w:sz w:val="24"/>
           <w:u w:val="single"/>
         </w:rPr>
-        <w:hyperlink r:id="rId21" w:history="1">
+        <w:hyperlink r:id="rId22" w:history="1">
           <w:r>
             <w:rPr>
               <w:rStyle w:val="Hyperlink"/>
@@ -3374,7 +3378,7 @@
           <w:sz w:val="24"/>
           <w:u w:val="single"/>
         </w:rPr>
-        <w:hyperlink r:id="rId21" w:history="1">
+        <w:hyperlink r:id="rId22" w:history="1">
           <w:r>
             <w:rPr>
               <w:rStyle w:val="Hyperlink"/>
@@ -3392,7 +3396,7 @@
           <w:sz w:val="24"/>
           <w:u w:val="single"/>
         </w:rPr>
-        <w:hyperlink r:id="rId21" w:history="1">
+        <w:hyperlink r:id="rId22" w:history="1">
           <w:r>
             <w:rPr>
               <w:rStyle w:val="Hyperlink"/>
@@ -3410,7 +3414,7 @@
           <w:sz w:val="24"/>
           <w:u w:val="single"/>
         </w:rPr>
-        <w:hyperlink r:id="rId21" w:history="1">
+        <w:hyperlink r:id="rId22" w:history="1">
           <w:r>
             <w:rPr>
               <w:rStyle w:val="Hyperlink"/>
@@ -3428,7 +3432,7 @@
           <w:sz w:val="24"/>
           <w:u w:val="single"/>
         </w:rPr>
-        <w:hyperlink r:id="rId21" w:history="1">
+        <w:hyperlink r:id="rId22" w:history="1">
           <w:r>
             <w:rPr>
               <w:rStyle w:val="Hyperlink"/>
@@ -3446,7 +3450,7 @@
           <w:sz w:val="24"/>
           <w:u w:val="single"/>
         </w:rPr>
-        <w:hyperlink r:id="rId21" w:history="1">
+        <w:hyperlink r:id="rId22" w:history="1">
           <w:r>
             <w:rPr>
               <w:rStyle w:val="Hyperlink"/>
@@ -3464,7 +3468,7 @@
           <w:sz w:val="24"/>
           <w:u w:val="single"/>
         </w:rPr>
-        <w:hyperlink r:id="rId21" w:history="1">
+        <w:hyperlink r:id="rId22" w:history="1">
           <w:r>
             <w:rPr>
               <w:rStyle w:val="Hyperlink"/>
@@ -3482,7 +3486,7 @@
           <w:sz w:val="24"/>
           <w:u w:val="single"/>
         </w:rPr>
-        <w:hyperlink r:id="rId21" w:history="1">
+        <w:hyperlink r:id="rId22" w:history="1">
           <w:r>
             <w:rPr>
               <w:rStyle w:val="Hyperlink"/>

--- a/EXPORTS/DOCX/published/niveau3/Dutch/HoofdcursusKampen.docx
+++ b/EXPORTS/DOCX/published/niveau3/Dutch/HoofdcursusKampen.docx
@@ -544,25 +544,7 @@
           <w:color w:val="000000"/>
           <w:sz w:val="24"/>
         </w:rPr>
-        <w:t>onderzocht (zie on</w:t>
-      </w:r>
-      <w:r>
-        <w:rPr>
-          <w:u w:val="single" w:color="0000ff"/>
-          <w:rFonts w:ascii="Charis SIL Regular" w:hAnsi="Charis SIL Regular" w:eastAsia="Charis SIL Regular"/>
-          <w:b w:val="0"/>
-          <w:i w:val="0"/>
-          <w:color w:val="000000"/>
-          <w:sz w:val="24"/>
-        </w:rPr>
-        <w:hyperlink r:id="rId9" w:history="1">
-          <w:r>
-            <w:rPr>
-              <w:rStyle w:val="Hyperlink"/>
-            </w:rPr>
-            <w:t xml:space="preserve">der </w:t>
-          </w:r>
-        </w:hyperlink>
+        <w:t xml:space="preserve">onderzocht (zie onder </w:t>
       </w:r>
       <w:r>
         <w:rPr>
@@ -571,34 +553,8 @@
           <w:i/>
           <w:color w:val="0000FF"/>
           <w:sz w:val="24"/>
-          <w:u w:val="single"/>
         </w:rPr>
-        <w:hyperlink r:id="rId9" w:history="1">
-          <w:r>
-            <w:rPr>
-              <w:rStyle w:val="Hyperlink"/>
-            </w:rPr>
-            <w:t>Bronne</w:t>
-          </w:r>
-        </w:hyperlink>
-      </w:r>
-      <w:r>
-        <w:rPr>
-          <w:rFonts w:ascii="Charis SIL Italic" w:hAnsi="Charis SIL Italic" w:eastAsia="Charis SIL Italic"/>
-          <w:b w:val="0"/>
-          <w:i/>
-          <w:color w:val="0000FF"/>
-          <w:sz w:val="24"/>
-          <w:u w:val="single"/>
-        </w:rPr>
-        <w:hyperlink r:id="rId9" w:history="1">
-          <w:r>
-            <w:rPr>
-              <w:rStyle w:val="Hyperlink"/>
-            </w:rPr>
-            <w:t>n</w:t>
-          </w:r>
-        </w:hyperlink>
+        <w:t>Bronnen</w:t>
       </w:r>
       <w:r>
         <w:rPr>
@@ -627,78 +583,7 @@
           <w:color w:val="000000"/>
           <w:sz w:val="24"/>
         </w:rPr>
-        <w:hyperlink r:id="rId9" w:history="1">
-          <w:r>
-            <w:rPr>
-              <w:rStyle w:val="Hyperlink"/>
-            </w:rPr>
-            <w:t>g</w:t>
-          </w:r>
-        </w:hyperlink>
-      </w:r>
-      <w:r>
-        <w:rPr>
-          <w:u w:val="single" w:color="0000ff"/>
-          <w:rFonts w:ascii="Charis SIL Regular" w:hAnsi="Charis SIL Regular" w:eastAsia="Charis SIL Regular"/>
-          <w:b w:val="0"/>
-          <w:i w:val="0"/>
-          <w:color w:val="000000"/>
-          <w:sz w:val="24"/>
-        </w:rPr>
-        <w:hyperlink r:id="rId9" w:history="1">
-          <w:r>
-            <w:rPr>
-              <w:rStyle w:val="Hyperlink"/>
-            </w:rPr>
-            <w:t>e rappor</w:t>
-          </w:r>
-        </w:hyperlink>
-      </w:r>
-      <w:r>
-        <w:rPr>
-          <w:u w:val="single" w:color="0000ff"/>
-          <w:rFonts w:ascii="Charis SIL Regular" w:hAnsi="Charis SIL Regular" w:eastAsia="Charis SIL Regular"/>
-          <w:b w:val="0"/>
-          <w:i w:val="0"/>
-          <w:color w:val="000000"/>
-          <w:sz w:val="24"/>
-        </w:rPr>
-        <w:hyperlink r:id="rId9" w:history="1">
-          <w:r>
-            <w:rPr>
-              <w:rStyle w:val="Hyperlink"/>
-            </w:rPr>
-            <w:t>t</w:t>
-          </w:r>
-        </w:hyperlink>
-      </w:r>
-      <w:r>
-        <w:rPr>
-          <w:u w:val="single" w:color="0000ff"/>
-          <w:rFonts w:ascii="Charis SIL Regular" w:hAnsi="Charis SIL Regular" w:eastAsia="Charis SIL Regular"/>
-          <w:b w:val="0"/>
-          <w:i w:val="0"/>
-          <w:color w:val="000000"/>
-          <w:sz w:val="24"/>
-        </w:rPr>
-        <w:hyperlink r:id="rId9" w:history="1">
-          <w:r>
-            <w:rPr>
-              <w:rStyle w:val="Hyperlink"/>
-            </w:rPr>
-            <w:t xml:space="preserve">). </w:t>
-          </w:r>
-        </w:hyperlink>
-      </w:r>
-      <w:r>
-        <w:rPr>
-          <w:rFonts w:ascii="Charis SIL Regular" w:hAnsi="Charis SIL Regular" w:eastAsia="Charis SIL Regular"/>
-          <w:b w:val="0"/>
-          <w:i w:val="0"/>
-          <w:color w:val="000000"/>
-          <w:sz w:val="24"/>
-        </w:rPr>
-        <w:t>O</w:t>
+        <w:t>ge rapport). O</w:t>
       </w:r>
       <w:r>
         <w:rPr>
@@ -756,50 +641,7 @@
           <w:color w:val="000000"/>
           <w:sz w:val="24"/>
         </w:rPr>
-        <w:hyperlink r:id="rId9" w:history="1">
-          <w:r>
-            <w:rPr>
-              <w:rStyle w:val="Hyperlink"/>
-            </w:rPr>
-            <w:t>o</w:t>
-          </w:r>
-        </w:hyperlink>
-      </w:r>
-      <w:r>
-        <w:rPr>
-          <w:u w:val="single" w:color="0000ff"/>
-          <w:rFonts w:ascii="Charis SIL Regular" w:hAnsi="Charis SIL Regular" w:eastAsia="Charis SIL Regular"/>
-          <w:b w:val="0"/>
-          <w:i w:val="0"/>
-          <w:color w:val="000000"/>
-          <w:sz w:val="24"/>
-        </w:rPr>
-        <w:hyperlink r:id="rId9" w:history="1">
-          <w:r>
-            <w:rPr>
-              <w:rStyle w:val="Hyperlink"/>
-            </w:rPr>
-            <w:t>sku</w:t>
-          </w:r>
-        </w:hyperlink>
-      </w:r>
-      <w:r>
-        <w:rPr>
-          <w:u w:val="single" w:color="0000ff"/>
-          <w:rFonts w:ascii="Charis SIL Regular" w:hAnsi="Charis SIL Regular" w:eastAsia="Charis SIL Regular"/>
-          <w:b w:val="0"/>
-          <w:i w:val="0"/>
-          <w:color w:val="000000"/>
-          <w:sz w:val="24"/>
-        </w:rPr>
-        <w:hyperlink r:id="rId9" w:history="1">
-          <w:r>
-            <w:rPr>
-              <w:rStyle w:val="Hyperlink"/>
-            </w:rPr>
-            <w:t>il, die Va</w:t>
-          </w:r>
-        </w:hyperlink>
+        <w:t>oskuil, die Va</w:t>
       </w:r>
       <w:r>
         <w:rPr>
@@ -841,7 +683,6 @@
       </w:r>
       <w:r>
         <w:rPr>
-          <w:u w:val="single" w:color="0000ff"/>
           <w:rFonts w:ascii="Charis SIL Regular" w:hAnsi="Charis SIL Regular" w:eastAsia="Charis SIL Regular"/>
           <w:b w:val="0"/>
           <w:i w:val="0"/>
@@ -998,9 +839,15 @@
           <w:i w:val="0"/>
           <w:color w:val="0000FF"/>
           <w:sz w:val="24"/>
-          <w:u w:val="single"/>
         </w:rPr>
-        <w:t>d</w:t>
+        <w:hyperlink r:id="rId11" w:history="1">
+          <w:r>
+            <w:rPr>
+              <w:rStyle w:val="Hyperlink"/>
+            </w:rPr>
+            <w:t>d</w:t>
+          </w:r>
+        </w:hyperlink>
       </w:r>
       <w:r>
         <w:rPr>
@@ -1053,13 +900,21 @@
       </w:r>
       <w:r>
         <w:rPr>
+          <w:u w:val="single" w:color="0000ff"/>
           <w:rFonts w:ascii="Charis SIL Regular" w:hAnsi="Charis SIL Regular" w:eastAsia="Charis SIL Regular"/>
           <w:b w:val="0"/>
           <w:i w:val="0"/>
           <w:color w:val="000000"/>
           <w:sz w:val="24"/>
         </w:rPr>
-        <w:t>het latere Volk</w:t>
+        <w:hyperlink r:id="rId11" w:history="1">
+          <w:r>
+            <w:rPr>
+              <w:rStyle w:val="Hyperlink"/>
+            </w:rPr>
+            <w:t>het latere Volk</w:t>
+          </w:r>
+        </w:hyperlink>
       </w:r>
       <w:r>
         <w:rPr>
@@ -2143,7 +1998,7 @@
           <w:sz w:val="24"/>
           <w:u w:val="single"/>
         </w:rPr>
-        <w:hyperlink r:id="rId15" w:history="1">
+        <w:hyperlink r:id="rId16" w:history="1">
           <w:r>
             <w:rPr>
               <w:rStyle w:val="Hyperlink"/>
@@ -2161,7 +2016,7 @@
           <w:sz w:val="24"/>
           <w:u w:val="single"/>
         </w:rPr>
-        <w:hyperlink r:id="rId15" w:history="1">
+        <w:hyperlink r:id="rId16" w:history="1">
           <w:r>
             <w:rPr>
               <w:rStyle w:val="Hyperlink"/>
@@ -2172,6 +2027,7 @@
       </w:r>
       <w:r>
         <w:rPr>
+          <w:u w:val="single" w:color="0000ff"/>
           <w:rFonts w:ascii="Charis SIL Regular" w:hAnsi="Charis SIL Regular" w:eastAsia="Charis SIL Regular"/>
           <w:b w:val="0"/>
           <w:i w:val="0"/>
@@ -2196,7 +2052,7 @@
           <w:sz w:val="24"/>
           <w:u w:val="single"/>
         </w:rPr>
-        <w:hyperlink r:id="rId15" w:history="1">
+        <w:hyperlink r:id="rId17" w:history="1">
           <w:r>
             <w:rPr>
               <w:rStyle w:val="Hyperlink"/>
@@ -2441,7 +2297,7 @@
           <w:sz w:val="24"/>
           <w:u w:val="single"/>
         </w:rPr>
-        <w:hyperlink r:id="rId18" w:history="1">
+        <w:hyperlink r:id="rId19" w:history="1">
           <w:r>
             <w:rPr>
               <w:rStyle w:val="Hyperlink"/>
@@ -2459,7 +2315,7 @@
           <w:sz w:val="24"/>
           <w:u w:val="single"/>
         </w:rPr>
-        <w:hyperlink r:id="rId18" w:history="1">
+        <w:hyperlink r:id="rId19" w:history="1">
           <w:r>
             <w:rPr>
               <w:rStyle w:val="Hyperlink"/>

--- a/EXPORTS/DOCX/published/niveau3/Dutch/HoofdcursusKampen.docx
+++ b/EXPORTS/DOCX/published/niveau3/Dutch/HoofdcursusKampen.docx
@@ -544,7 +544,24 @@
           <w:color w:val="000000"/>
           <w:sz w:val="24"/>
         </w:rPr>
-        <w:t xml:space="preserve">onderzocht (zie onder </w:t>
+        <w:t>onderzocht (zie on</w:t>
+      </w:r>
+      <w:r>
+        <w:rPr>
+          <w:rFonts w:ascii="Charis SIL Regular" w:hAnsi="Charis SIL Regular" w:eastAsia="Charis SIL Regular"/>
+          <w:b w:val="0"/>
+          <w:i w:val="0"/>
+          <w:color w:val="000000"/>
+          <w:sz w:val="24"/>
+        </w:rPr>
+        <w:hyperlink r:id="rId9" w:history="1">
+          <w:r>
+            <w:rPr>
+              <w:rStyle w:val="Hyperlink"/>
+            </w:rPr>
+            <w:t xml:space="preserve">der </w:t>
+          </w:r>
+        </w:hyperlink>
       </w:r>
       <w:r>
         <w:rPr>
@@ -553,8 +570,34 @@
           <w:i/>
           <w:color w:val="0000FF"/>
           <w:sz w:val="24"/>
+          <w:u w:val="single"/>
         </w:rPr>
-        <w:t>Bronnen</w:t>
+        <w:hyperlink r:id="rId9" w:history="1">
+          <w:r>
+            <w:rPr>
+              <w:rStyle w:val="Hyperlink"/>
+            </w:rPr>
+            <w:t>Bronne</w:t>
+          </w:r>
+        </w:hyperlink>
+      </w:r>
+      <w:r>
+        <w:rPr>
+          <w:rFonts w:ascii="Charis SIL Italic" w:hAnsi="Charis SIL Italic" w:eastAsia="Charis SIL Italic"/>
+          <w:b w:val="0"/>
+          <w:i/>
+          <w:color w:val="0000FF"/>
+          <w:sz w:val="24"/>
+          <w:u w:val="single"/>
+        </w:rPr>
+        <w:hyperlink r:id="rId9" w:history="1">
+          <w:r>
+            <w:rPr>
+              <w:rStyle w:val="Hyperlink"/>
+            </w:rPr>
+            <w:t>n</w:t>
+          </w:r>
+        </w:hyperlink>
       </w:r>
       <w:r>
         <w:rPr>
@@ -583,7 +626,78 @@
           <w:color w:val="000000"/>
           <w:sz w:val="24"/>
         </w:rPr>
-        <w:t>ge rapport). O</w:t>
+        <w:hyperlink r:id="rId9" w:history="1">
+          <w:r>
+            <w:rPr>
+              <w:rStyle w:val="Hyperlink"/>
+            </w:rPr>
+            <w:t>g</w:t>
+          </w:r>
+        </w:hyperlink>
+      </w:r>
+      <w:r>
+        <w:rPr>
+          <w:u w:val="single" w:color="0000ff"/>
+          <w:rFonts w:ascii="Charis SIL Regular" w:hAnsi="Charis SIL Regular" w:eastAsia="Charis SIL Regular"/>
+          <w:b w:val="0"/>
+          <w:i w:val="0"/>
+          <w:color w:val="000000"/>
+          <w:sz w:val="24"/>
+        </w:rPr>
+        <w:hyperlink r:id="rId9" w:history="1">
+          <w:r>
+            <w:rPr>
+              <w:rStyle w:val="Hyperlink"/>
+            </w:rPr>
+            <w:t>e rappor</w:t>
+          </w:r>
+        </w:hyperlink>
+      </w:r>
+      <w:r>
+        <w:rPr>
+          <w:u w:val="single" w:color="0000ff"/>
+          <w:rFonts w:ascii="Charis SIL Regular" w:hAnsi="Charis SIL Regular" w:eastAsia="Charis SIL Regular"/>
+          <w:b w:val="0"/>
+          <w:i w:val="0"/>
+          <w:color w:val="000000"/>
+          <w:sz w:val="24"/>
+        </w:rPr>
+        <w:hyperlink r:id="rId9" w:history="1">
+          <w:r>
+            <w:rPr>
+              <w:rStyle w:val="Hyperlink"/>
+            </w:rPr>
+            <w:t>t</w:t>
+          </w:r>
+        </w:hyperlink>
+      </w:r>
+      <w:r>
+        <w:rPr>
+          <w:u w:val="single" w:color="0000ff"/>
+          <w:rFonts w:ascii="Charis SIL Regular" w:hAnsi="Charis SIL Regular" w:eastAsia="Charis SIL Regular"/>
+          <w:b w:val="0"/>
+          <w:i w:val="0"/>
+          <w:color w:val="000000"/>
+          <w:sz w:val="24"/>
+        </w:rPr>
+        <w:hyperlink r:id="rId9" w:history="1">
+          <w:r>
+            <w:rPr>
+              <w:rStyle w:val="Hyperlink"/>
+            </w:rPr>
+            <w:t xml:space="preserve">). </w:t>
+          </w:r>
+        </w:hyperlink>
+      </w:r>
+      <w:r>
+        <w:rPr>
+          <w:rFonts w:ascii="Charis SIL Regular" w:hAnsi="Charis SIL Regular" w:eastAsia="Charis SIL Regular"/>
+          <w:b w:val="0"/>
+          <w:i w:val="0"/>
+          <w:color w:val="000000"/>
+          <w:sz w:val="24"/>
+        </w:rPr>
+        <w:t>O</w:t>
       </w:r>
       <w:r>
         <w:rPr>
@@ -641,7 +755,50 @@
           <w:color w:val="000000"/>
           <w:sz w:val="24"/>
         </w:rPr>
-        <w:t>oskuil, die Va</w:t>
+        <w:hyperlink r:id="rId9" w:history="1">
+          <w:r>
+            <w:rPr>
+              <w:rStyle w:val="Hyperlink"/>
+            </w:rPr>
+            <w:t>o</w:t>
+          </w:r>
+        </w:hyperlink>
+      </w:r>
+      <w:r>
+        <w:rPr>
+          <w:u w:val="single" w:color="0000ff"/>
+          <w:rFonts w:ascii="Charis SIL Regular" w:hAnsi="Charis SIL Regular" w:eastAsia="Charis SIL Regular"/>
+          <w:b w:val="0"/>
+          <w:i w:val="0"/>
+          <w:color w:val="000000"/>
+          <w:sz w:val="24"/>
+        </w:rPr>
+        <w:hyperlink r:id="rId9" w:history="1">
+          <w:r>
+            <w:rPr>
+              <w:rStyle w:val="Hyperlink"/>
+            </w:rPr>
+            <w:t>sku</w:t>
+          </w:r>
+        </w:hyperlink>
+      </w:r>
+      <w:r>
+        <w:rPr>
+          <w:u w:val="single" w:color="0000ff"/>
+          <w:rFonts w:ascii="Charis SIL Regular" w:hAnsi="Charis SIL Regular" w:eastAsia="Charis SIL Regular"/>
+          <w:b w:val="0"/>
+          <w:i w:val="0"/>
+          <w:color w:val="000000"/>
+          <w:sz w:val="24"/>
+        </w:rPr>
+        <w:hyperlink r:id="rId9" w:history="1">
+          <w:r>
+            <w:rPr>
+              <w:rStyle w:val="Hyperlink"/>
+            </w:rPr>
+            <w:t>il, die Va</w:t>
+          </w:r>
+        </w:hyperlink>
       </w:r>
       <w:r>
         <w:rPr>
@@ -683,6 +840,7 @@
       </w:r>
       <w:r>
         <w:rPr>
+          <w:u w:val="single" w:color="0000ff"/>
           <w:rFonts w:ascii="Charis SIL Regular" w:hAnsi="Charis SIL Regular" w:eastAsia="Charis SIL Regular"/>
           <w:b w:val="0"/>
           <w:i w:val="0"/>
@@ -828,7 +986,7 @@
             <w:rPr>
               <w:rStyle w:val="Hyperlink"/>
             </w:rPr>
-            <w:t>desbetreffen</w:t>
+            <w:t>desbetreffend</w:t>
           </w:r>
         </w:hyperlink>
       </w:r>
@@ -839,23 +997,7 @@
           <w:i w:val="0"/>
           <w:color w:val="0000FF"/>
           <w:sz w:val="24"/>
-        </w:rPr>
-        <w:hyperlink r:id="rId11" w:history="1">
-          <w:r>
-            <w:rPr>
-              <w:rStyle w:val="Hyperlink"/>
-            </w:rPr>
-            <w:t>d</w:t>
-          </w:r>
-        </w:hyperlink>
-      </w:r>
-      <w:r>
-        <w:rPr>
-          <w:rFonts w:ascii="Charis SIL Regular" w:hAnsi="Charis SIL Regular" w:eastAsia="Charis SIL Regular"/>
-          <w:b w:val="0"/>
-          <w:i w:val="0"/>
-          <w:color w:val="0000FF"/>
-          <w:sz w:val="24"/>
+          <w:u w:val="single"/>
         </w:rPr>
         <w:t>e</w:t>
       </w:r>
@@ -884,9 +1026,19 @@
             <w:rPr>
               <w:rStyle w:val="Hyperlink"/>
             </w:rPr>
-            <w:t>zoekhulp</w:t>
+            <w:t>zoekhul</w:t>
           </w:r>
         </w:hyperlink>
+      </w:r>
+      <w:r>
+        <w:rPr>
+          <w:rFonts w:ascii="Charis SIL Regular" w:hAnsi="Charis SIL Regular" w:eastAsia="Charis SIL Regular"/>
+          <w:b w:val="0"/>
+          <w:i w:val="0"/>
+          <w:color w:val="0000FF"/>
+          <w:sz w:val="24"/>
+        </w:rPr>
+        <w:t>p</w:t>
       </w:r>
       <w:r>
         <w:rPr>
@@ -1998,7 +2150,7 @@
           <w:sz w:val="24"/>
           <w:u w:val="single"/>
         </w:rPr>
-        <w:hyperlink r:id="rId16" w:history="1">
+        <w:hyperlink r:id="rId15" w:history="1">
           <w:r>
             <w:rPr>
               <w:rStyle w:val="Hyperlink"/>
@@ -2016,7 +2168,7 @@
           <w:sz w:val="24"/>
           <w:u w:val="single"/>
         </w:rPr>
-        <w:hyperlink r:id="rId16" w:history="1">
+        <w:hyperlink r:id="rId15" w:history="1">
           <w:r>
             <w:rPr>
               <w:rStyle w:val="Hyperlink"/>
@@ -2052,7 +2204,7 @@
           <w:sz w:val="24"/>
           <w:u w:val="single"/>
         </w:rPr>
-        <w:hyperlink r:id="rId17" w:history="1">
+        <w:hyperlink r:id="rId15" w:history="1">
           <w:r>
             <w:rPr>
               <w:rStyle w:val="Hyperlink"/>
@@ -2081,7 +2233,7 @@
           <w:sz w:val="24"/>
           <w:u w:val="single"/>
         </w:rPr>
-        <w:hyperlink r:id="rId17" w:history="1">
+        <w:hyperlink r:id="rId15" w:history="1">
           <w:r>
             <w:rPr>
               <w:rStyle w:val="Hyperlink"/>
@@ -2099,7 +2251,7 @@
           <w:sz w:val="24"/>
           <w:u w:val="single"/>
         </w:rPr>
-        <w:hyperlink r:id="rId17" w:history="1">
+        <w:hyperlink r:id="rId15" w:history="1">
           <w:r>
             <w:rPr>
               <w:rStyle w:val="Hyperlink"/>
@@ -2197,7 +2349,7 @@
           <w:sz w:val="24"/>
           <w:u w:val="single"/>
         </w:rPr>
-        <w:hyperlink r:id="rId18" w:history="1">
+        <w:hyperlink r:id="rId17" w:history="1">
           <w:r>
             <w:rPr>
               <w:rStyle w:val="Hyperlink"/>
@@ -2215,7 +2367,7 @@
           <w:sz w:val="24"/>
           <w:u w:val="single"/>
         </w:rPr>
-        <w:hyperlink r:id="rId18" w:history="1">
+        <w:hyperlink r:id="rId17" w:history="1">
           <w:r>
             <w:rPr>
               <w:rStyle w:val="Hyperlink"/>
@@ -2233,7 +2385,7 @@
           <w:sz w:val="24"/>
           <w:u w:val="single"/>
         </w:rPr>
-        <w:hyperlink r:id="rId18" w:history="1">
+        <w:hyperlink r:id="rId17" w:history="1">
           <w:r>
             <w:rPr>
               <w:rStyle w:val="Hyperlink"/>
@@ -2251,7 +2403,7 @@
           <w:sz w:val="24"/>
           <w:u w:val="single"/>
         </w:rPr>
-        <w:hyperlink r:id="rId18" w:history="1">
+        <w:hyperlink r:id="rId17" w:history="1">
           <w:r>
             <w:rPr>
               <w:rStyle w:val="Hyperlink"/>
@@ -2279,7 +2431,7 @@
           <w:sz w:val="24"/>
           <w:u w:val="single"/>
         </w:rPr>
-        <w:hyperlink r:id="rId19" w:history="1">
+        <w:hyperlink r:id="rId18" w:history="1">
           <w:r>
             <w:rPr>
               <w:rStyle w:val="Hyperlink"/>
@@ -2297,7 +2449,7 @@
           <w:sz w:val="24"/>
           <w:u w:val="single"/>
         </w:rPr>
-        <w:hyperlink r:id="rId19" w:history="1">
+        <w:hyperlink r:id="rId18" w:history="1">
           <w:r>
             <w:rPr>
               <w:rStyle w:val="Hyperlink"/>
@@ -2315,7 +2467,7 @@
           <w:sz w:val="24"/>
           <w:u w:val="single"/>
         </w:rPr>
-        <w:hyperlink r:id="rId19" w:history="1">
+        <w:hyperlink r:id="rId17" w:history="1">
           <w:r>
             <w:rPr>
               <w:rStyle w:val="Hyperlink"/>
@@ -2472,7 +2624,7 @@
           <w:sz w:val="24"/>
           <w:u w:val="single"/>
         </w:rPr>
-        <w:hyperlink r:id="rId20" w:history="1">
+        <w:hyperlink r:id="rId19" w:history="1">
           <w:r>
             <w:rPr>
               <w:rStyle w:val="Hyperlink"/>
@@ -2490,7 +2642,7 @@
           <w:sz w:val="24"/>
           <w:u w:val="single"/>
         </w:rPr>
-        <w:hyperlink r:id="rId20" w:history="1">
+        <w:hyperlink r:id="rId19" w:history="1">
           <w:r>
             <w:rPr>
               <w:rStyle w:val="Hyperlink"/>
@@ -2508,7 +2660,7 @@
           <w:sz w:val="24"/>
           <w:u w:val="single"/>
         </w:rPr>
-        <w:hyperlink r:id="rId20" w:history="1">
+        <w:hyperlink r:id="rId19" w:history="1">
           <w:r>
             <w:rPr>
               <w:rStyle w:val="Hyperlink"/>
@@ -2526,7 +2678,7 @@
           <w:sz w:val="24"/>
           <w:u w:val="single"/>
         </w:rPr>
-        <w:hyperlink r:id="rId20" w:history="1">
+        <w:hyperlink r:id="rId19" w:history="1">
           <w:r>
             <w:rPr>
               <w:rStyle w:val="Hyperlink"/>
@@ -2544,7 +2696,7 @@
           <w:sz w:val="24"/>
           <w:u w:val="single"/>
         </w:rPr>
-        <w:hyperlink r:id="rId20" w:history="1">
+        <w:hyperlink r:id="rId19" w:history="1">
           <w:r>
             <w:rPr>
               <w:rStyle w:val="Hyperlink"/>
@@ -2562,7 +2714,7 @@
           <w:sz w:val="24"/>
           <w:u w:val="single"/>
         </w:rPr>
-        <w:hyperlink r:id="rId20" w:history="1">
+        <w:hyperlink r:id="rId19" w:history="1">
           <w:r>
             <w:rPr>
               <w:rStyle w:val="Hyperlink"/>
@@ -2580,7 +2732,7 @@
           <w:sz w:val="24"/>
           <w:u w:val="single"/>
         </w:rPr>
-        <w:hyperlink r:id="rId20" w:history="1">
+        <w:hyperlink r:id="rId19" w:history="1">
           <w:r>
             <w:rPr>
               <w:rStyle w:val="Hyperlink"/>
@@ -2598,7 +2750,7 @@
           <w:sz w:val="24"/>
           <w:u w:val="single"/>
         </w:rPr>
-        <w:hyperlink r:id="rId20" w:history="1">
+        <w:hyperlink r:id="rId19" w:history="1">
           <w:r>
             <w:rPr>
               <w:rStyle w:val="Hyperlink"/>
@@ -2616,7 +2768,7 @@
           <w:sz w:val="24"/>
           <w:u w:val="single"/>
         </w:rPr>
-        <w:hyperlink r:id="rId20" w:history="1">
+        <w:hyperlink r:id="rId19" w:history="1">
           <w:r>
             <w:rPr>
               <w:rStyle w:val="Hyperlink"/>
@@ -2634,7 +2786,7 @@
           <w:sz w:val="24"/>
           <w:u w:val="single"/>
         </w:rPr>
-        <w:hyperlink r:id="rId20" w:history="1">
+        <w:hyperlink r:id="rId19" w:history="1">
           <w:r>
             <w:rPr>
               <w:rStyle w:val="Hyperlink"/>
@@ -2652,7 +2804,7 @@
           <w:sz w:val="24"/>
           <w:u w:val="single"/>
         </w:rPr>
-        <w:hyperlink r:id="rId20" w:history="1">
+        <w:hyperlink r:id="rId19" w:history="1">
           <w:r>
             <w:rPr>
               <w:rStyle w:val="Hyperlink"/>
@@ -2670,7 +2822,7 @@
           <w:sz w:val="24"/>
           <w:u w:val="single"/>
         </w:rPr>
-        <w:hyperlink r:id="rId20" w:history="1">
+        <w:hyperlink r:id="rId19" w:history="1">
           <w:r>
             <w:rPr>
               <w:rStyle w:val="Hyperlink"/>
@@ -2688,7 +2840,7 @@
           <w:sz w:val="24"/>
           <w:u w:val="single"/>
         </w:rPr>
-        <w:hyperlink r:id="rId20" w:history="1">
+        <w:hyperlink r:id="rId19" w:history="1">
           <w:r>
             <w:rPr>
               <w:rStyle w:val="Hyperlink"/>
@@ -2706,7 +2858,7 @@
           <w:sz w:val="24"/>
           <w:u w:val="single"/>
         </w:rPr>
-        <w:hyperlink r:id="rId20" w:history="1">
+        <w:hyperlink r:id="rId19" w:history="1">
           <w:r>
             <w:rPr>
               <w:rStyle w:val="Hyperlink"/>
@@ -2724,7 +2876,7 @@
           <w:sz w:val="24"/>
           <w:u w:val="single"/>
         </w:rPr>
-        <w:hyperlink r:id="rId20" w:history="1">
+        <w:hyperlink r:id="rId19" w:history="1">
           <w:r>
             <w:rPr>
               <w:rStyle w:val="Hyperlink"/>
@@ -2882,7 +3034,7 @@
           <w:sz w:val="24"/>
           <w:u w:val="single"/>
         </w:rPr>
-        <w:hyperlink r:id="rId21" w:history="1">
+        <w:hyperlink r:id="rId20" w:history="1">
           <w:r>
             <w:rPr>
               <w:rStyle w:val="Hyperlink"/>
@@ -2900,7 +3052,7 @@
           <w:sz w:val="24"/>
           <w:u w:val="single"/>
         </w:rPr>
-        <w:hyperlink r:id="rId21" w:history="1">
+        <w:hyperlink r:id="rId20" w:history="1">
           <w:r>
             <w:rPr>
               <w:rStyle w:val="Hyperlink"/>
@@ -2918,7 +3070,7 @@
           <w:sz w:val="24"/>
           <w:u w:val="single"/>
         </w:rPr>
-        <w:hyperlink r:id="rId21" w:history="1">
+        <w:hyperlink r:id="rId20" w:history="1">
           <w:r>
             <w:rPr>
               <w:rStyle w:val="Hyperlink"/>
@@ -2936,7 +3088,7 @@
           <w:sz w:val="24"/>
           <w:u w:val="single"/>
         </w:rPr>
-        <w:hyperlink r:id="rId21" w:history="1">
+        <w:hyperlink r:id="rId20" w:history="1">
           <w:r>
             <w:rPr>
               <w:rStyle w:val="Hyperlink"/>
@@ -2954,7 +3106,7 @@
           <w:sz w:val="24"/>
           <w:u w:val="single"/>
         </w:rPr>
-        <w:hyperlink r:id="rId21" w:history="1">
+        <w:hyperlink r:id="rId20" w:history="1">
           <w:r>
             <w:rPr>
               <w:rStyle w:val="Hyperlink"/>
@@ -2975,7 +3127,7 @@
           <w:sz w:val="24"/>
           <w:u w:val="single"/>
         </w:rPr>
-        <w:hyperlink r:id="rId21" w:history="1">
+        <w:hyperlink r:id="rId20" w:history="1">
           <w:r>
             <w:rPr>
               <w:rStyle w:val="Hyperlink"/>
@@ -2993,7 +3145,7 @@
           <w:sz w:val="24"/>
           <w:u w:val="single"/>
         </w:rPr>
-        <w:hyperlink r:id="rId21" w:history="1">
+        <w:hyperlink r:id="rId20" w:history="1">
           <w:r>
             <w:rPr>
               <w:rStyle w:val="Hyperlink"/>
@@ -3011,7 +3163,7 @@
           <w:sz w:val="24"/>
           <w:u w:val="single"/>
         </w:rPr>
-        <w:hyperlink r:id="rId21" w:history="1">
+        <w:hyperlink r:id="rId20" w:history="1">
           <w:r>
             <w:rPr>
               <w:rStyle w:val="Hyperlink"/>
@@ -3029,7 +3181,7 @@
           <w:sz w:val="24"/>
           <w:u w:val="single"/>
         </w:rPr>
-        <w:hyperlink r:id="rId21" w:history="1">
+        <w:hyperlink r:id="rId20" w:history="1">
           <w:r>
             <w:rPr>
               <w:rStyle w:val="Hyperlink"/>
@@ -3047,7 +3199,7 @@
           <w:sz w:val="24"/>
           <w:u w:val="single"/>
         </w:rPr>
-        <w:hyperlink r:id="rId21" w:history="1">
+        <w:hyperlink r:id="rId20" w:history="1">
           <w:r>
             <w:rPr>
               <w:rStyle w:val="Hyperlink"/>
@@ -3198,7 +3350,7 @@
           <w:sz w:val="24"/>
           <w:u w:val="single"/>
         </w:rPr>
-        <w:hyperlink r:id="rId22" w:history="1">
+        <w:hyperlink r:id="rId21" w:history="1">
           <w:r>
             <w:rPr>
               <w:rStyle w:val="Hyperlink"/>
@@ -3216,7 +3368,7 @@
           <w:sz w:val="24"/>
           <w:u w:val="single"/>
         </w:rPr>
-        <w:hyperlink r:id="rId22" w:history="1">
+        <w:hyperlink r:id="rId21" w:history="1">
           <w:r>
             <w:rPr>
               <w:rStyle w:val="Hyperlink"/>
@@ -3234,7 +3386,7 @@
           <w:sz w:val="24"/>
           <w:u w:val="single"/>
         </w:rPr>
-        <w:hyperlink r:id="rId22" w:history="1">
+        <w:hyperlink r:id="rId21" w:history="1">
           <w:r>
             <w:rPr>
               <w:rStyle w:val="Hyperlink"/>
@@ -3252,7 +3404,7 @@
           <w:sz w:val="24"/>
           <w:u w:val="single"/>
         </w:rPr>
-        <w:hyperlink r:id="rId22" w:history="1">
+        <w:hyperlink r:id="rId21" w:history="1">
           <w:r>
             <w:rPr>
               <w:rStyle w:val="Hyperlink"/>
@@ -3270,7 +3422,7 @@
           <w:sz w:val="24"/>
           <w:u w:val="single"/>
         </w:rPr>
-        <w:hyperlink r:id="rId22" w:history="1">
+        <w:hyperlink r:id="rId21" w:history="1">
           <w:r>
             <w:rPr>
               <w:rStyle w:val="Hyperlink"/>
@@ -3288,7 +3440,7 @@
           <w:sz w:val="24"/>
           <w:u w:val="single"/>
         </w:rPr>
-        <w:hyperlink r:id="rId22" w:history="1">
+        <w:hyperlink r:id="rId21" w:history="1">
           <w:r>
             <w:rPr>
               <w:rStyle w:val="Hyperlink"/>
@@ -3306,7 +3458,7 @@
           <w:sz w:val="24"/>
           <w:u w:val="single"/>
         </w:rPr>
-        <w:hyperlink r:id="rId22" w:history="1">
+        <w:hyperlink r:id="rId21" w:history="1">
           <w:r>
             <w:rPr>
               <w:rStyle w:val="Hyperlink"/>
@@ -3324,7 +3476,7 @@
           <w:sz w:val="24"/>
           <w:u w:val="single"/>
         </w:rPr>
-        <w:hyperlink r:id="rId22" w:history="1">
+        <w:hyperlink r:id="rId21" w:history="1">
           <w:r>
             <w:rPr>
               <w:rStyle w:val="Hyperlink"/>
@@ -3342,7 +3494,7 @@
           <w:sz w:val="24"/>
           <w:u w:val="single"/>
         </w:rPr>
-        <w:hyperlink r:id="rId22" w:history="1">
+        <w:hyperlink r:id="rId21" w:history="1">
           <w:r>
             <w:rPr>
               <w:rStyle w:val="Hyperlink"/>

--- a/EXPORTS/DOCX/published/niveau3/Dutch/HoofdcursusKampen.docx
+++ b/EXPORTS/DOCX/published/niveau3/Dutch/HoofdcursusKampen.docx
@@ -548,6 +548,7 @@
       </w:r>
       <w:r>
         <w:rPr>
+          <w:u w:val="single" w:color="0000ff"/>
           <w:rFonts w:ascii="Charis SIL Regular" w:hAnsi="Charis SIL Regular" w:eastAsia="Charis SIL Regular"/>
           <w:b w:val="0"/>
           <w:i w:val="0"/>
@@ -680,24 +681,7 @@
           <w:color w:val="000000"/>
           <w:sz w:val="24"/>
         </w:rPr>
-        <w:hyperlink r:id="rId9" w:history="1">
-          <w:r>
-            <w:rPr>
-              <w:rStyle w:val="Hyperlink"/>
-            </w:rPr>
-            <w:t xml:space="preserve">). </w:t>
-          </w:r>
-        </w:hyperlink>
-      </w:r>
-      <w:r>
-        <w:rPr>
-          <w:rFonts w:ascii="Charis SIL Regular" w:hAnsi="Charis SIL Regular" w:eastAsia="Charis SIL Regular"/>
-          <w:b w:val="0"/>
-          <w:i w:val="0"/>
-          <w:color w:val="000000"/>
-          <w:sz w:val="24"/>
-        </w:rPr>
-        <w:t>O</w:t>
+        <w:t>). O</w:t>
       </w:r>
       <w:r>
         <w:rPr>
@@ -986,7 +970,24 @@
             <w:rPr>
               <w:rStyle w:val="Hyperlink"/>
             </w:rPr>
-            <w:t>desbetreffend</w:t>
+            <w:t>desbetreffen</w:t>
+          </w:r>
+        </w:hyperlink>
+      </w:r>
+      <w:r>
+        <w:rPr>
+          <w:rFonts w:ascii="Charis SIL Regular" w:hAnsi="Charis SIL Regular" w:eastAsia="Charis SIL Regular"/>
+          <w:b w:val="0"/>
+          <w:i w:val="0"/>
+          <w:color w:val="0000FF"/>
+          <w:sz w:val="24"/>
+        </w:rPr>
+        <w:hyperlink r:id="rId11" w:history="1">
+          <w:r>
+            <w:rPr>
+              <w:rStyle w:val="Hyperlink"/>
+            </w:rPr>
+            <w:t>d</w:t>
           </w:r>
         </w:hyperlink>
       </w:r>
@@ -1026,19 +1027,9 @@
             <w:rPr>
               <w:rStyle w:val="Hyperlink"/>
             </w:rPr>
-            <w:t>zoekhul</w:t>
+            <w:t>zoekhulp</w:t>
           </w:r>
         </w:hyperlink>
-      </w:r>
-      <w:r>
-        <w:rPr>
-          <w:rFonts w:ascii="Charis SIL Regular" w:hAnsi="Charis SIL Regular" w:eastAsia="Charis SIL Regular"/>
-          <w:b w:val="0"/>
-          <w:i w:val="0"/>
-          <w:color w:val="0000FF"/>
-          <w:sz w:val="24"/>
-        </w:rPr>
-        <w:t>p</w:t>
       </w:r>
       <w:r>
         <w:rPr>
@@ -1231,25 +1222,7 @@
           <w:color w:val="000000"/>
           <w:sz w:val="24"/>
         </w:rPr>
-        <w:t>Wereldmuseum Leiden is het arch</w:t>
-      </w:r>
-      <w:r>
-        <w:rPr>
-          <w:u w:val="single" w:color="0000ff"/>
-          <w:rFonts w:ascii="Charis SIL Regular" w:hAnsi="Charis SIL Regular" w:eastAsia="Charis SIL Regular"/>
-          <w:b w:val="0"/>
-          <w:i w:val="0"/>
-          <w:color w:val="000000"/>
-          <w:sz w:val="24"/>
-        </w:rPr>
-        <w:hyperlink r:id="rId12" w:history="1">
-          <w:r>
-            <w:rPr>
-              <w:rStyle w:val="Hyperlink"/>
-            </w:rPr>
-            <w:t>ief van Volkenk</w:t>
-          </w:r>
-        </w:hyperlink>
+        <w:t>Wereldmuseum Leiden is het archief van Volkenk</w:t>
       </w:r>
       <w:r>
         <w:rPr>
@@ -2179,7 +2152,6 @@
       </w:r>
       <w:r>
         <w:rPr>
-          <w:u w:val="single" w:color="0000ff"/>
           <w:rFonts w:ascii="Charis SIL Regular" w:hAnsi="Charis SIL Regular" w:eastAsia="Charis SIL Regular"/>
           <w:b w:val="0"/>
           <w:i w:val="0"/>
@@ -2449,7 +2421,7 @@
           <w:sz w:val="24"/>
           <w:u w:val="single"/>
         </w:rPr>
-        <w:hyperlink r:id="rId18" w:history="1">
+        <w:hyperlink r:id="rId17" w:history="1">
           <w:r>
             <w:rPr>
               <w:rStyle w:val="Hyperlink"/>

--- a/EXPORTS/DOCX/published/niveau3/Dutch/HoofdcursusKampen.docx
+++ b/EXPORTS/DOCX/published/niveau3/Dutch/HoofdcursusKampen.docx
@@ -548,7 +548,6 @@
       </w:r>
       <w:r>
         <w:rPr>
-          <w:u w:val="single" w:color="0000ff"/>
           <w:rFonts w:ascii="Charis SIL Regular" w:hAnsi="Charis SIL Regular" w:eastAsia="Charis SIL Regular"/>
           <w:b w:val="0"/>
           <w:i w:val="0"/>
@@ -602,169 +601,13 @@
       </w:r>
       <w:r>
         <w:rPr>
-          <w:u w:val="single" w:color="0000ff"/>
           <w:rFonts w:ascii="Charis SIL Regular" w:hAnsi="Charis SIL Regular" w:eastAsia="Charis SIL Regular"/>
           <w:b w:val="0"/>
           <w:i w:val="0"/>
           <w:color w:val="000000"/>
           <w:sz w:val="24"/>
         </w:rPr>
-        <w:hyperlink r:id="rId9" w:history="1">
-          <w:r>
-            <w:rPr>
-              <w:rStyle w:val="Hyperlink"/>
-            </w:rPr>
-            <w:t xml:space="preserve"> het volledi</w:t>
-          </w:r>
-        </w:hyperlink>
-      </w:r>
-      <w:r>
-        <w:rPr>
-          <w:u w:val="single" w:color="0000ff"/>
-          <w:rFonts w:ascii="Charis SIL Regular" w:hAnsi="Charis SIL Regular" w:eastAsia="Charis SIL Regular"/>
-          <w:b w:val="0"/>
-          <w:i w:val="0"/>
-          <w:color w:val="000000"/>
-          <w:sz w:val="24"/>
-        </w:rPr>
-        <w:hyperlink r:id="rId9" w:history="1">
-          <w:r>
-            <w:rPr>
-              <w:rStyle w:val="Hyperlink"/>
-            </w:rPr>
-            <w:t>g</w:t>
-          </w:r>
-        </w:hyperlink>
-      </w:r>
-      <w:r>
-        <w:rPr>
-          <w:u w:val="single" w:color="0000ff"/>
-          <w:rFonts w:ascii="Charis SIL Regular" w:hAnsi="Charis SIL Regular" w:eastAsia="Charis SIL Regular"/>
-          <w:b w:val="0"/>
-          <w:i w:val="0"/>
-          <w:color w:val="000000"/>
-          <w:sz w:val="24"/>
-        </w:rPr>
-        <w:hyperlink r:id="rId9" w:history="1">
-          <w:r>
-            <w:rPr>
-              <w:rStyle w:val="Hyperlink"/>
-            </w:rPr>
-            <w:t>e rappor</w:t>
-          </w:r>
-        </w:hyperlink>
-      </w:r>
-      <w:r>
-        <w:rPr>
-          <w:u w:val="single" w:color="0000ff"/>
-          <w:rFonts w:ascii="Charis SIL Regular" w:hAnsi="Charis SIL Regular" w:eastAsia="Charis SIL Regular"/>
-          <w:b w:val="0"/>
-          <w:i w:val="0"/>
-          <w:color w:val="000000"/>
-          <w:sz w:val="24"/>
-        </w:rPr>
-        <w:hyperlink r:id="rId9" w:history="1">
-          <w:r>
-            <w:rPr>
-              <w:rStyle w:val="Hyperlink"/>
-            </w:rPr>
-            <w:t>t</w:t>
-          </w:r>
-        </w:hyperlink>
-      </w:r>
-      <w:r>
-        <w:rPr>
-          <w:u w:val="single" w:color="0000ff"/>
-          <w:rFonts w:ascii="Charis SIL Regular" w:hAnsi="Charis SIL Regular" w:eastAsia="Charis SIL Regular"/>
-          <w:b w:val="0"/>
-          <w:i w:val="0"/>
-          <w:color w:val="000000"/>
-          <w:sz w:val="24"/>
-        </w:rPr>
-        <w:t>). O</w:t>
-      </w:r>
-      <w:r>
-        <w:rPr>
-          <w:u w:val="single" w:color="0000ff"/>
-          <w:rFonts w:ascii="Charis SIL Regular" w:hAnsi="Charis SIL Regular" w:eastAsia="Charis SIL Regular"/>
-          <w:b w:val="0"/>
-          <w:i w:val="0"/>
-          <w:color w:val="000000"/>
-          <w:sz w:val="24"/>
-        </w:rPr>
-        <w:hyperlink r:id="rId9" w:history="1">
-          <w:r>
-            <w:rPr>
-              <w:rStyle w:val="Hyperlink"/>
-            </w:rPr>
-            <w:t>ok H.J.</w:t>
-          </w:r>
-        </w:hyperlink>
-      </w:r>
-      <w:r>
-        <w:rPr>
-          <w:u w:val="single" w:color="0000ff"/>
-          <w:rFonts w:ascii="Charis SIL Regular" w:hAnsi="Charis SIL Regular" w:eastAsia="Charis SIL Regular"/>
-          <w:b w:val="0"/>
-          <w:i w:val="0"/>
-          <w:color w:val="000000"/>
-          <w:sz w:val="24"/>
-        </w:rPr>
-        <w:t xml:space="preserve"> </w:t>
-      </w:r>
-      <w:r>
-        <w:rPr>
-          <w:u w:val="single" w:color="0000ff"/>
-          <w:rFonts w:ascii="Charis SIL Regular" w:hAnsi="Charis SIL Regular" w:eastAsia="Charis SIL Regular"/>
-          <w:b w:val="0"/>
-          <w:i w:val="0"/>
-          <w:color w:val="000000"/>
-          <w:sz w:val="24"/>
-        </w:rPr>
-        <w:hyperlink r:id="rId9" w:history="1">
-          <w:r>
-            <w:rPr>
-              <w:rStyle w:val="Hyperlink"/>
-            </w:rPr>
-            <w:t>V</w:t>
-          </w:r>
-        </w:hyperlink>
-      </w:r>
-      <w:r>
-        <w:rPr>
-          <w:u w:val="single" w:color="0000ff"/>
-          <w:rFonts w:ascii="Charis SIL Regular" w:hAnsi="Charis SIL Regular" w:eastAsia="Charis SIL Regular"/>
-          <w:b w:val="0"/>
-          <w:i w:val="0"/>
-          <w:color w:val="000000"/>
-          <w:sz w:val="24"/>
-        </w:rPr>
-        <w:hyperlink r:id="rId9" w:history="1">
-          <w:r>
-            <w:rPr>
-              <w:rStyle w:val="Hyperlink"/>
-            </w:rPr>
-            <w:t>o</w:t>
-          </w:r>
-        </w:hyperlink>
-      </w:r>
-      <w:r>
-        <w:rPr>
-          <w:u w:val="single" w:color="0000ff"/>
-          <w:rFonts w:ascii="Charis SIL Regular" w:hAnsi="Charis SIL Regular" w:eastAsia="Charis SIL Regular"/>
-          <w:b w:val="0"/>
-          <w:i w:val="0"/>
-          <w:color w:val="000000"/>
-          <w:sz w:val="24"/>
-        </w:rPr>
-        <w:hyperlink r:id="rId9" w:history="1">
-          <w:r>
-            <w:rPr>
-              <w:rStyle w:val="Hyperlink"/>
-            </w:rPr>
-            <w:t>sku</w:t>
-          </w:r>
-        </w:hyperlink>
+        <w:t xml:space="preserve"> het volledige rapport). Ook H.J. Vosku</w:t>
       </w:r>
       <w:r>
         <w:rPr>
@@ -970,24 +813,7 @@
             <w:rPr>
               <w:rStyle w:val="Hyperlink"/>
             </w:rPr>
-            <w:t>desbetreffen</w:t>
-          </w:r>
-        </w:hyperlink>
-      </w:r>
-      <w:r>
-        <w:rPr>
-          <w:rFonts w:ascii="Charis SIL Regular" w:hAnsi="Charis SIL Regular" w:eastAsia="Charis SIL Regular"/>
-          <w:b w:val="0"/>
-          <w:i w:val="0"/>
-          <w:color w:val="0000FF"/>
-          <w:sz w:val="24"/>
-        </w:rPr>
-        <w:hyperlink r:id="rId11" w:history="1">
-          <w:r>
-            <w:rPr>
-              <w:rStyle w:val="Hyperlink"/>
-            </w:rPr>
-            <w:t>d</w:t>
+            <w:t>desbetreffend</w:t>
           </w:r>
         </w:hyperlink>
       </w:r>
@@ -1027,9 +853,19 @@
             <w:rPr>
               <w:rStyle w:val="Hyperlink"/>
             </w:rPr>
-            <w:t>zoekhulp</w:t>
+            <w:t>zoekhul</w:t>
           </w:r>
         </w:hyperlink>
+      </w:r>
+      <w:r>
+        <w:rPr>
+          <w:rFonts w:ascii="Charis SIL Regular" w:hAnsi="Charis SIL Regular" w:eastAsia="Charis SIL Regular"/>
+          <w:b w:val="0"/>
+          <w:i w:val="0"/>
+          <w:color w:val="0000FF"/>
+          <w:sz w:val="24"/>
+        </w:rPr>
+        <w:t>p</w:t>
       </w:r>
       <w:r>
         <w:rPr>
@@ -1222,7 +1058,25 @@
           <w:color w:val="000000"/>
           <w:sz w:val="24"/>
         </w:rPr>
-        <w:t>Wereldmuseum Leiden is het archief van Volkenk</w:t>
+        <w:t>Wereldmuseum Leiden is het arch</w:t>
+      </w:r>
+      <w:r>
+        <w:rPr>
+          <w:u w:val="single" w:color="0000ff"/>
+          <w:rFonts w:ascii="Charis SIL Regular" w:hAnsi="Charis SIL Regular" w:eastAsia="Charis SIL Regular"/>
+          <w:b w:val="0"/>
+          <w:i w:val="0"/>
+          <w:color w:val="000000"/>
+          <w:sz w:val="24"/>
+        </w:rPr>
+        <w:hyperlink r:id="rId12" w:history="1">
+          <w:r>
+            <w:rPr>
+              <w:rStyle w:val="Hyperlink"/>
+            </w:rPr>
+            <w:t>ief van Volkenk</w:t>
+          </w:r>
+        </w:hyperlink>
       </w:r>
       <w:r>
         <w:rPr>
@@ -2141,7 +1995,7 @@
           <w:sz w:val="24"/>
           <w:u w:val="single"/>
         </w:rPr>
-        <w:hyperlink r:id="rId15" w:history="1">
+        <w:hyperlink r:id="rId16" w:history="1">
           <w:r>
             <w:rPr>
               <w:rStyle w:val="Hyperlink"/>
@@ -2152,6 +2006,7 @@
       </w:r>
       <w:r>
         <w:rPr>
+          <w:u w:val="single" w:color="0000ff"/>
           <w:rFonts w:ascii="Charis SIL Regular" w:hAnsi="Charis SIL Regular" w:eastAsia="Charis SIL Regular"/>
           <w:b w:val="0"/>
           <w:i w:val="0"/>
@@ -2176,7 +2031,7 @@
           <w:sz w:val="24"/>
           <w:u w:val="single"/>
         </w:rPr>
-        <w:hyperlink r:id="rId15" w:history="1">
+        <w:hyperlink r:id="rId17" w:history="1">
           <w:r>
             <w:rPr>
               <w:rStyle w:val="Hyperlink"/>
@@ -2205,7 +2060,7 @@
           <w:sz w:val="24"/>
           <w:u w:val="single"/>
         </w:rPr>
-        <w:hyperlink r:id="rId15" w:history="1">
+        <w:hyperlink r:id="rId17" w:history="1">
           <w:r>
             <w:rPr>
               <w:rStyle w:val="Hyperlink"/>
@@ -2223,7 +2078,7 @@
           <w:sz w:val="24"/>
           <w:u w:val="single"/>
         </w:rPr>
-        <w:hyperlink r:id="rId15" w:history="1">
+        <w:hyperlink r:id="rId17" w:history="1">
           <w:r>
             <w:rPr>
               <w:rStyle w:val="Hyperlink"/>
@@ -2321,7 +2176,7 @@
           <w:sz w:val="24"/>
           <w:u w:val="single"/>
         </w:rPr>
-        <w:hyperlink r:id="rId17" w:history="1">
+        <w:hyperlink r:id="rId18" w:history="1">
           <w:r>
             <w:rPr>
               <w:rStyle w:val="Hyperlink"/>
@@ -2339,7 +2194,7 @@
           <w:sz w:val="24"/>
           <w:u w:val="single"/>
         </w:rPr>
-        <w:hyperlink r:id="rId17" w:history="1">
+        <w:hyperlink r:id="rId18" w:history="1">
           <w:r>
             <w:rPr>
               <w:rStyle w:val="Hyperlink"/>
@@ -2357,7 +2212,7 @@
           <w:sz w:val="24"/>
           <w:u w:val="single"/>
         </w:rPr>
-        <w:hyperlink r:id="rId17" w:history="1">
+        <w:hyperlink r:id="rId18" w:history="1">
           <w:r>
             <w:rPr>
               <w:rStyle w:val="Hyperlink"/>
@@ -2375,7 +2230,7 @@
           <w:sz w:val="24"/>
           <w:u w:val="single"/>
         </w:rPr>
-        <w:hyperlink r:id="rId17" w:history="1">
+        <w:hyperlink r:id="rId18" w:history="1">
           <w:r>
             <w:rPr>
               <w:rStyle w:val="Hyperlink"/>
@@ -2403,7 +2258,7 @@
           <w:sz w:val="24"/>
           <w:u w:val="single"/>
         </w:rPr>
-        <w:hyperlink r:id="rId18" w:history="1">
+        <w:hyperlink r:id="rId19" w:history="1">
           <w:r>
             <w:rPr>
               <w:rStyle w:val="Hyperlink"/>
@@ -2421,7 +2276,7 @@
           <w:sz w:val="24"/>
           <w:u w:val="single"/>
         </w:rPr>
-        <w:hyperlink r:id="rId17" w:history="1">
+        <w:hyperlink r:id="rId18" w:history="1">
           <w:r>
             <w:rPr>
               <w:rStyle w:val="Hyperlink"/>
@@ -2439,7 +2294,7 @@
           <w:sz w:val="24"/>
           <w:u w:val="single"/>
         </w:rPr>
-        <w:hyperlink r:id="rId17" w:history="1">
+        <w:hyperlink r:id="rId18" w:history="1">
           <w:r>
             <w:rPr>
               <w:rStyle w:val="Hyperlink"/>
@@ -2596,7 +2451,7 @@
           <w:sz w:val="24"/>
           <w:u w:val="single"/>
         </w:rPr>
-        <w:hyperlink r:id="rId19" w:history="1">
+        <w:hyperlink r:id="rId20" w:history="1">
           <w:r>
             <w:rPr>
               <w:rStyle w:val="Hyperlink"/>
@@ -2614,7 +2469,7 @@
           <w:sz w:val="24"/>
           <w:u w:val="single"/>
         </w:rPr>
-        <w:hyperlink r:id="rId19" w:history="1">
+        <w:hyperlink r:id="rId20" w:history="1">
           <w:r>
             <w:rPr>
               <w:rStyle w:val="Hyperlink"/>
@@ -2632,7 +2487,7 @@
           <w:sz w:val="24"/>
           <w:u w:val="single"/>
         </w:rPr>
-        <w:hyperlink r:id="rId19" w:history="1">
+        <w:hyperlink r:id="rId20" w:history="1">
           <w:r>
             <w:rPr>
               <w:rStyle w:val="Hyperlink"/>
@@ -2650,7 +2505,7 @@
           <w:sz w:val="24"/>
           <w:u w:val="single"/>
         </w:rPr>
-        <w:hyperlink r:id="rId19" w:history="1">
+        <w:hyperlink r:id="rId20" w:history="1">
           <w:r>
             <w:rPr>
               <w:rStyle w:val="Hyperlink"/>
@@ -2668,7 +2523,7 @@
           <w:sz w:val="24"/>
           <w:u w:val="single"/>
         </w:rPr>
-        <w:hyperlink r:id="rId19" w:history="1">
+        <w:hyperlink r:id="rId20" w:history="1">
           <w:r>
             <w:rPr>
               <w:rStyle w:val="Hyperlink"/>
@@ -2686,7 +2541,7 @@
           <w:sz w:val="24"/>
           <w:u w:val="single"/>
         </w:rPr>
-        <w:hyperlink r:id="rId19" w:history="1">
+        <w:hyperlink r:id="rId20" w:history="1">
           <w:r>
             <w:rPr>
               <w:rStyle w:val="Hyperlink"/>
@@ -2704,7 +2559,7 @@
           <w:sz w:val="24"/>
           <w:u w:val="single"/>
         </w:rPr>
-        <w:hyperlink r:id="rId19" w:history="1">
+        <w:hyperlink r:id="rId20" w:history="1">
           <w:r>
             <w:rPr>
               <w:rStyle w:val="Hyperlink"/>
@@ -2722,7 +2577,7 @@
           <w:sz w:val="24"/>
           <w:u w:val="single"/>
         </w:rPr>
-        <w:hyperlink r:id="rId19" w:history="1">
+        <w:hyperlink r:id="rId20" w:history="1">
           <w:r>
             <w:rPr>
               <w:rStyle w:val="Hyperlink"/>
@@ -2740,7 +2595,7 @@
           <w:sz w:val="24"/>
           <w:u w:val="single"/>
         </w:rPr>
-        <w:hyperlink r:id="rId19" w:history="1">
+        <w:hyperlink r:id="rId20" w:history="1">
           <w:r>
             <w:rPr>
               <w:rStyle w:val="Hyperlink"/>
@@ -2758,7 +2613,7 @@
           <w:sz w:val="24"/>
           <w:u w:val="single"/>
         </w:rPr>
-        <w:hyperlink r:id="rId19" w:history="1">
+        <w:hyperlink r:id="rId20" w:history="1">
           <w:r>
             <w:rPr>
               <w:rStyle w:val="Hyperlink"/>
@@ -2776,7 +2631,7 @@
           <w:sz w:val="24"/>
           <w:u w:val="single"/>
         </w:rPr>
-        <w:hyperlink r:id="rId19" w:history="1">
+        <w:hyperlink r:id="rId20" w:history="1">
           <w:r>
             <w:rPr>
               <w:rStyle w:val="Hyperlink"/>
@@ -2794,7 +2649,7 @@
           <w:sz w:val="24"/>
           <w:u w:val="single"/>
         </w:rPr>
-        <w:hyperlink r:id="rId19" w:history="1">
+        <w:hyperlink r:id="rId20" w:history="1">
           <w:r>
             <w:rPr>
               <w:rStyle w:val="Hyperlink"/>
@@ -2812,7 +2667,7 @@
           <w:sz w:val="24"/>
           <w:u w:val="single"/>
         </w:rPr>
-        <w:hyperlink r:id="rId19" w:history="1">
+        <w:hyperlink r:id="rId20" w:history="1">
           <w:r>
             <w:rPr>
               <w:rStyle w:val="Hyperlink"/>
@@ -2830,7 +2685,7 @@
           <w:sz w:val="24"/>
           <w:u w:val="single"/>
         </w:rPr>
-        <w:hyperlink r:id="rId19" w:history="1">
+        <w:hyperlink r:id="rId20" w:history="1">
           <w:r>
             <w:rPr>
               <w:rStyle w:val="Hyperlink"/>
@@ -2848,7 +2703,7 @@
           <w:sz w:val="24"/>
           <w:u w:val="single"/>
         </w:rPr>
-        <w:hyperlink r:id="rId19" w:history="1">
+        <w:hyperlink r:id="rId20" w:history="1">
           <w:r>
             <w:rPr>
               <w:rStyle w:val="Hyperlink"/>
@@ -3006,7 +2861,7 @@
           <w:sz w:val="24"/>
           <w:u w:val="single"/>
         </w:rPr>
-        <w:hyperlink r:id="rId20" w:history="1">
+        <w:hyperlink r:id="rId21" w:history="1">
           <w:r>
             <w:rPr>
               <w:rStyle w:val="Hyperlink"/>
@@ -3024,7 +2879,7 @@
           <w:sz w:val="24"/>
           <w:u w:val="single"/>
         </w:rPr>
-        <w:hyperlink r:id="rId20" w:history="1">
+        <w:hyperlink r:id="rId21" w:history="1">
           <w:r>
             <w:rPr>
               <w:rStyle w:val="Hyperlink"/>
@@ -3042,7 +2897,7 @@
           <w:sz w:val="24"/>
           <w:u w:val="single"/>
         </w:rPr>
-        <w:hyperlink r:id="rId20" w:history="1">
+        <w:hyperlink r:id="rId21" w:history="1">
           <w:r>
             <w:rPr>
               <w:rStyle w:val="Hyperlink"/>
@@ -3060,7 +2915,7 @@
           <w:sz w:val="24"/>
           <w:u w:val="single"/>
         </w:rPr>
-        <w:hyperlink r:id="rId20" w:history="1">
+        <w:hyperlink r:id="rId21" w:history="1">
           <w:r>
             <w:rPr>
               <w:rStyle w:val="Hyperlink"/>
@@ -3078,7 +2933,7 @@
           <w:sz w:val="24"/>
           <w:u w:val="single"/>
         </w:rPr>
-        <w:hyperlink r:id="rId20" w:history="1">
+        <w:hyperlink r:id="rId21" w:history="1">
           <w:r>
             <w:rPr>
               <w:rStyle w:val="Hyperlink"/>
@@ -3099,7 +2954,7 @@
           <w:sz w:val="24"/>
           <w:u w:val="single"/>
         </w:rPr>
-        <w:hyperlink r:id="rId20" w:history="1">
+        <w:hyperlink r:id="rId21" w:history="1">
           <w:r>
             <w:rPr>
               <w:rStyle w:val="Hyperlink"/>
@@ -3117,7 +2972,7 @@
           <w:sz w:val="24"/>
           <w:u w:val="single"/>
         </w:rPr>
-        <w:hyperlink r:id="rId20" w:history="1">
+        <w:hyperlink r:id="rId21" w:history="1">
           <w:r>
             <w:rPr>
               <w:rStyle w:val="Hyperlink"/>
@@ -3135,7 +2990,7 @@
           <w:sz w:val="24"/>
           <w:u w:val="single"/>
         </w:rPr>
-        <w:hyperlink r:id="rId20" w:history="1">
+        <w:hyperlink r:id="rId21" w:history="1">
           <w:r>
             <w:rPr>
               <w:rStyle w:val="Hyperlink"/>
@@ -3153,7 +3008,7 @@
           <w:sz w:val="24"/>
           <w:u w:val="single"/>
         </w:rPr>
-        <w:hyperlink r:id="rId20" w:history="1">
+        <w:hyperlink r:id="rId21" w:history="1">
           <w:r>
             <w:rPr>
               <w:rStyle w:val="Hyperlink"/>
@@ -3171,7 +3026,7 @@
           <w:sz w:val="24"/>
           <w:u w:val="single"/>
         </w:rPr>
-        <w:hyperlink r:id="rId20" w:history="1">
+        <w:hyperlink r:id="rId21" w:history="1">
           <w:r>
             <w:rPr>
               <w:rStyle w:val="Hyperlink"/>
@@ -3322,7 +3177,7 @@
           <w:sz w:val="24"/>
           <w:u w:val="single"/>
         </w:rPr>
-        <w:hyperlink r:id="rId21" w:history="1">
+        <w:hyperlink r:id="rId22" w:history="1">
           <w:r>
             <w:rPr>
               <w:rStyle w:val="Hyperlink"/>
@@ -3340,7 +3195,7 @@
           <w:sz w:val="24"/>
           <w:u w:val="single"/>
         </w:rPr>
-        <w:hyperlink r:id="rId21" w:history="1">
+        <w:hyperlink r:id="rId22" w:history="1">
           <w:r>
             <w:rPr>
               <w:rStyle w:val="Hyperlink"/>
@@ -3358,7 +3213,7 @@
           <w:sz w:val="24"/>
           <w:u w:val="single"/>
         </w:rPr>
-        <w:hyperlink r:id="rId21" w:history="1">
+        <w:hyperlink r:id="rId22" w:history="1">
           <w:r>
             <w:rPr>
               <w:rStyle w:val="Hyperlink"/>
@@ -3376,7 +3231,7 @@
           <w:sz w:val="24"/>
           <w:u w:val="single"/>
         </w:rPr>
-        <w:hyperlink r:id="rId21" w:history="1">
+        <w:hyperlink r:id="rId22" w:history="1">
           <w:r>
             <w:rPr>
               <w:rStyle w:val="Hyperlink"/>
@@ -3394,7 +3249,7 @@
           <w:sz w:val="24"/>
           <w:u w:val="single"/>
         </w:rPr>
-        <w:hyperlink r:id="rId21" w:history="1">
+        <w:hyperlink r:id="rId22" w:history="1">
           <w:r>
             <w:rPr>
               <w:rStyle w:val="Hyperlink"/>
@@ -3412,7 +3267,7 @@
           <w:sz w:val="24"/>
           <w:u w:val="single"/>
         </w:rPr>
-        <w:hyperlink r:id="rId21" w:history="1">
+        <w:hyperlink r:id="rId22" w:history="1">
           <w:r>
             <w:rPr>
               <w:rStyle w:val="Hyperlink"/>
@@ -3430,7 +3285,7 @@
           <w:sz w:val="24"/>
           <w:u w:val="single"/>
         </w:rPr>
-        <w:hyperlink r:id="rId21" w:history="1">
+        <w:hyperlink r:id="rId22" w:history="1">
           <w:r>
             <w:rPr>
               <w:rStyle w:val="Hyperlink"/>
@@ -3448,7 +3303,7 @@
           <w:sz w:val="24"/>
           <w:u w:val="single"/>
         </w:rPr>
-        <w:hyperlink r:id="rId21" w:history="1">
+        <w:hyperlink r:id="rId22" w:history="1">
           <w:r>
             <w:rPr>
               <w:rStyle w:val="Hyperlink"/>
@@ -3466,7 +3321,7 @@
           <w:sz w:val="24"/>
           <w:u w:val="single"/>
         </w:rPr>
-        <w:hyperlink r:id="rId21" w:history="1">
+        <w:hyperlink r:id="rId22" w:history="1">
           <w:r>
             <w:rPr>
               <w:rStyle w:val="Hyperlink"/>

--- a/EXPORTS/DOCX/published/niveau3/Dutch/HoofdcursusKampen.docx
+++ b/EXPORTS/DOCX/published/niveau3/Dutch/HoofdcursusKampen.docx
@@ -590,12 +590,95 @@
           <w:sz w:val="24"/>
           <w:u w:val="single"/>
         </w:rPr>
+        <w:t>n</w:t>
+      </w:r>
+      <w:r>
+        <w:rPr>
+          <w:u w:val="single" w:color="0000ff"/>
+          <w:rFonts w:ascii="Charis SIL Regular" w:hAnsi="Charis SIL Regular" w:eastAsia="Charis SIL Regular"/>
+          <w:b w:val="0"/>
+          <w:i w:val="0"/>
+          <w:color w:val="000000"/>
+          <w:sz w:val="24"/>
+        </w:rPr>
         <w:hyperlink r:id="rId9" w:history="1">
           <w:r>
             <w:rPr>
               <w:rStyle w:val="Hyperlink"/>
             </w:rPr>
-            <w:t>n</w:t>
+            <w:t xml:space="preserve"> het volledi</w:t>
+          </w:r>
+        </w:hyperlink>
+      </w:r>
+      <w:r>
+        <w:rPr>
+          <w:u w:val="single" w:color="0000ff"/>
+          <w:rFonts w:ascii="Charis SIL Regular" w:hAnsi="Charis SIL Regular" w:eastAsia="Charis SIL Regular"/>
+          <w:b w:val="0"/>
+          <w:i w:val="0"/>
+          <w:color w:val="000000"/>
+          <w:sz w:val="24"/>
+        </w:rPr>
+        <w:hyperlink r:id="rId9" w:history="1">
+          <w:r>
+            <w:rPr>
+              <w:rStyle w:val="Hyperlink"/>
+            </w:rPr>
+            <w:t>g</w:t>
+          </w:r>
+        </w:hyperlink>
+      </w:r>
+      <w:r>
+        <w:rPr>
+          <w:u w:val="single" w:color="0000ff"/>
+          <w:rFonts w:ascii="Charis SIL Regular" w:hAnsi="Charis SIL Regular" w:eastAsia="Charis SIL Regular"/>
+          <w:b w:val="0"/>
+          <w:i w:val="0"/>
+          <w:color w:val="000000"/>
+          <w:sz w:val="24"/>
+        </w:rPr>
+        <w:hyperlink r:id="rId9" w:history="1">
+          <w:r>
+            <w:rPr>
+              <w:rStyle w:val="Hyperlink"/>
+            </w:rPr>
+            <w:t>e rappor</w:t>
+          </w:r>
+        </w:hyperlink>
+      </w:r>
+      <w:r>
+        <w:rPr>
+          <w:u w:val="single" w:color="0000ff"/>
+          <w:rFonts w:ascii="Charis SIL Regular" w:hAnsi="Charis SIL Regular" w:eastAsia="Charis SIL Regular"/>
+          <w:b w:val="0"/>
+          <w:i w:val="0"/>
+          <w:color w:val="000000"/>
+          <w:sz w:val="24"/>
+        </w:rPr>
+        <w:hyperlink r:id="rId9" w:history="1">
+          <w:r>
+            <w:rPr>
+              <w:rStyle w:val="Hyperlink"/>
+            </w:rPr>
+            <w:t>t</w:t>
+          </w:r>
+        </w:hyperlink>
+      </w:r>
+      <w:r>
+        <w:rPr>
+          <w:u w:val="single" w:color="0000ff"/>
+          <w:rFonts w:ascii="Charis SIL Regular" w:hAnsi="Charis SIL Regular" w:eastAsia="Charis SIL Regular"/>
+          <w:b w:val="0"/>
+          <w:i w:val="0"/>
+          <w:color w:val="000000"/>
+          <w:sz w:val="24"/>
+        </w:rPr>
+        <w:hyperlink r:id="rId9" w:history="1">
+          <w:r>
+            <w:rPr>
+              <w:rStyle w:val="Hyperlink"/>
+            </w:rPr>
+            <w:t xml:space="preserve">). </w:t>
           </w:r>
         </w:hyperlink>
       </w:r>
@@ -607,7 +690,90 @@
           <w:color w:val="000000"/>
           <w:sz w:val="24"/>
         </w:rPr>
-        <w:t xml:space="preserve"> het volledige rapport). Ook H.J. Vosku</w:t>
+        <w:t>O</w:t>
+      </w:r>
+      <w:r>
+        <w:rPr>
+          <w:u w:val="single" w:color="0000ff"/>
+          <w:rFonts w:ascii="Charis SIL Regular" w:hAnsi="Charis SIL Regular" w:eastAsia="Charis SIL Regular"/>
+          <w:b w:val="0"/>
+          <w:i w:val="0"/>
+          <w:color w:val="000000"/>
+          <w:sz w:val="24"/>
+        </w:rPr>
+        <w:hyperlink r:id="rId9" w:history="1">
+          <w:r>
+            <w:rPr>
+              <w:rStyle w:val="Hyperlink"/>
+            </w:rPr>
+            <w:t>ok H.J.</w:t>
+          </w:r>
+        </w:hyperlink>
+      </w:r>
+      <w:r>
+        <w:rPr>
+          <w:u w:val="single" w:color="0000ff"/>
+          <w:rFonts w:ascii="Charis SIL Regular" w:hAnsi="Charis SIL Regular" w:eastAsia="Charis SIL Regular"/>
+          <w:b w:val="0"/>
+          <w:i w:val="0"/>
+          <w:color w:val="000000"/>
+          <w:sz w:val="24"/>
+        </w:rPr>
+        <w:t xml:space="preserve"> </w:t>
+      </w:r>
+      <w:r>
+        <w:rPr>
+          <w:u w:val="single" w:color="0000ff"/>
+          <w:rFonts w:ascii="Charis SIL Regular" w:hAnsi="Charis SIL Regular" w:eastAsia="Charis SIL Regular"/>
+          <w:b w:val="0"/>
+          <w:i w:val="0"/>
+          <w:color w:val="000000"/>
+          <w:sz w:val="24"/>
+        </w:rPr>
+        <w:hyperlink r:id="rId9" w:history="1">
+          <w:r>
+            <w:rPr>
+              <w:rStyle w:val="Hyperlink"/>
+            </w:rPr>
+            <w:t>V</w:t>
+          </w:r>
+        </w:hyperlink>
+      </w:r>
+      <w:r>
+        <w:rPr>
+          <w:u w:val="single" w:color="0000ff"/>
+          <w:rFonts w:ascii="Charis SIL Regular" w:hAnsi="Charis SIL Regular" w:eastAsia="Charis SIL Regular"/>
+          <w:b w:val="0"/>
+          <w:i w:val="0"/>
+          <w:color w:val="000000"/>
+          <w:sz w:val="24"/>
+        </w:rPr>
+        <w:hyperlink r:id="rId9" w:history="1">
+          <w:r>
+            <w:rPr>
+              <w:rStyle w:val="Hyperlink"/>
+            </w:rPr>
+            <w:t>o</w:t>
+          </w:r>
+        </w:hyperlink>
+      </w:r>
+      <w:r>
+        <w:rPr>
+          <w:u w:val="single" w:color="0000ff"/>
+          <w:rFonts w:ascii="Charis SIL Regular" w:hAnsi="Charis SIL Regular" w:eastAsia="Charis SIL Regular"/>
+          <w:b w:val="0"/>
+          <w:i w:val="0"/>
+          <w:color w:val="000000"/>
+          <w:sz w:val="24"/>
+        </w:rPr>
+        <w:hyperlink r:id="rId9" w:history="1">
+          <w:r>
+            <w:rPr>
+              <w:rStyle w:val="Hyperlink"/>
+            </w:rPr>
+            <w:t>sku</w:t>
+          </w:r>
+        </w:hyperlink>
       </w:r>
       <w:r>
         <w:rPr>
@@ -813,7 +979,7 @@
             <w:rPr>
               <w:rStyle w:val="Hyperlink"/>
             </w:rPr>
-            <w:t>desbetreffend</w:t>
+            <w:t>desbetreffen</w:t>
           </w:r>
         </w:hyperlink>
       </w:r>
@@ -825,6 +991,16 @@
           <w:color w:val="0000FF"/>
           <w:sz w:val="24"/>
           <w:u w:val="single"/>
+        </w:rPr>
+        <w:t>d</w:t>
+      </w:r>
+      <w:r>
+        <w:rPr>
+          <w:rFonts w:ascii="Charis SIL Regular" w:hAnsi="Charis SIL Regular" w:eastAsia="Charis SIL Regular"/>
+          <w:b w:val="0"/>
+          <w:i w:val="0"/>
+          <w:color w:val="0000FF"/>
+          <w:sz w:val="24"/>
         </w:rPr>
         <w:t>e</w:t>
       </w:r>
@@ -853,19 +1029,9 @@
             <w:rPr>
               <w:rStyle w:val="Hyperlink"/>
             </w:rPr>
-            <w:t>zoekhul</w:t>
+            <w:t>zoekhulp</w:t>
           </w:r>
         </w:hyperlink>
-      </w:r>
-      <w:r>
-        <w:rPr>
-          <w:rFonts w:ascii="Charis SIL Regular" w:hAnsi="Charis SIL Regular" w:eastAsia="Charis SIL Regular"/>
-          <w:b w:val="0"/>
-          <w:i w:val="0"/>
-          <w:color w:val="0000FF"/>
-          <w:sz w:val="24"/>
-        </w:rPr>
-        <w:t>p</w:t>
       </w:r>
       <w:r>
         <w:rPr>
@@ -879,21 +1045,13 @@
       </w:r>
       <w:r>
         <w:rPr>
-          <w:u w:val="single" w:color="0000ff"/>
           <w:rFonts w:ascii="Charis SIL Regular" w:hAnsi="Charis SIL Regular" w:eastAsia="Charis SIL Regular"/>
           <w:b w:val="0"/>
           <w:i w:val="0"/>
           <w:color w:val="000000"/>
           <w:sz w:val="24"/>
         </w:rPr>
-        <w:hyperlink r:id="rId11" w:history="1">
-          <w:r>
-            <w:rPr>
-              <w:rStyle w:val="Hyperlink"/>
-            </w:rPr>
-            <w:t>het latere Volk</w:t>
-          </w:r>
-        </w:hyperlink>
+        <w:t>het latere Volk</w:t>
       </w:r>
       <w:r>
         <w:rPr>
@@ -1069,14 +1227,7 @@
           <w:color w:val="000000"/>
           <w:sz w:val="24"/>
         </w:rPr>
-        <w:hyperlink r:id="rId12" w:history="1">
-          <w:r>
-            <w:rPr>
-              <w:rStyle w:val="Hyperlink"/>
-            </w:rPr>
-            <w:t>ief van Volkenk</w:t>
-          </w:r>
-        </w:hyperlink>
+        <w:t>ief van Volkenk</w:t>
       </w:r>
       <w:r>
         <w:rPr>
@@ -1977,7 +2128,7 @@
           <w:sz w:val="24"/>
           <w:u w:val="single"/>
         </w:rPr>
-        <w:hyperlink r:id="rId15" w:history="1">
+        <w:hyperlink r:id="rId16" w:history="1">
           <w:r>
             <w:rPr>
               <w:rStyle w:val="Hyperlink"/>
@@ -2006,21 +2157,13 @@
       </w:r>
       <w:r>
         <w:rPr>
-          <w:u w:val="single" w:color="0000ff"/>
           <w:rFonts w:ascii="Charis SIL Regular" w:hAnsi="Charis SIL Regular" w:eastAsia="Charis SIL Regular"/>
           <w:b w:val="0"/>
           <w:i w:val="0"/>
           <w:color w:val="000000"/>
           <w:sz w:val="24"/>
         </w:rPr>
-        <w:hyperlink r:id="rId15" w:history="1">
-          <w:r>
-            <w:rPr>
-              <w:rStyle w:val="Hyperlink"/>
-            </w:rPr>
-            <w:t xml:space="preserve">, </w:t>
-          </w:r>
-        </w:hyperlink>
+        <w:t xml:space="preserve">, </w:t>
       </w:r>
       <w:r>
         <w:rPr>
@@ -2276,7 +2419,7 @@
           <w:sz w:val="24"/>
           <w:u w:val="single"/>
         </w:rPr>
-        <w:hyperlink r:id="rId18" w:history="1">
+        <w:hyperlink r:id="rId19" w:history="1">
           <w:r>
             <w:rPr>
               <w:rStyle w:val="Hyperlink"/>
@@ -2294,7 +2437,7 @@
           <w:sz w:val="24"/>
           <w:u w:val="single"/>
         </w:rPr>
-        <w:hyperlink r:id="rId18" w:history="1">
+        <w:hyperlink r:id="rId19" w:history="1">
           <w:r>
             <w:rPr>
               <w:rStyle w:val="Hyperlink"/>

--- a/EXPORTS/DOCX/published/niveau3/Dutch/HoofdcursusKampen.docx
+++ b/EXPORTS/DOCX/published/niveau3/Dutch/HoofdcursusKampen.docx
@@ -590,7 +590,14 @@
           <w:sz w:val="24"/>
           <w:u w:val="single"/>
         </w:rPr>
-        <w:t>n</w:t>
+        <w:hyperlink r:id="rId9" w:history="1">
+          <w:r>
+            <w:rPr>
+              <w:rStyle w:val="Hyperlink"/>
+            </w:rPr>
+            <w:t>n</w:t>
+          </w:r>
+        </w:hyperlink>
       </w:r>
       <w:r>
         <w:rPr>
@@ -979,7 +986,7 @@
             <w:rPr>
               <w:rStyle w:val="Hyperlink"/>
             </w:rPr>
-            <w:t>desbetreffen</w:t>
+            <w:t>desbetreffend</w:t>
           </w:r>
         </w:hyperlink>
       </w:r>
@@ -991,16 +998,6 @@
           <w:color w:val="0000FF"/>
           <w:sz w:val="24"/>
           <w:u w:val="single"/>
-        </w:rPr>
-        <w:t>d</w:t>
-      </w:r>
-      <w:r>
-        <w:rPr>
-          <w:rFonts w:ascii="Charis SIL Regular" w:hAnsi="Charis SIL Regular" w:eastAsia="Charis SIL Regular"/>
-          <w:b w:val="0"/>
-          <w:i w:val="0"/>
-          <w:color w:val="0000FF"/>
-          <w:sz w:val="24"/>
         </w:rPr>
         <w:t>e</w:t>
       </w:r>
@@ -1029,9 +1026,19 @@
             <w:rPr>
               <w:rStyle w:val="Hyperlink"/>
             </w:rPr>
-            <w:t>zoekhulp</w:t>
+            <w:t>zoekhul</w:t>
           </w:r>
         </w:hyperlink>
+      </w:r>
+      <w:r>
+        <w:rPr>
+          <w:rFonts w:ascii="Charis SIL Regular" w:hAnsi="Charis SIL Regular" w:eastAsia="Charis SIL Regular"/>
+          <w:b w:val="0"/>
+          <w:i w:val="0"/>
+          <w:color w:val="0000FF"/>
+          <w:sz w:val="24"/>
+        </w:rPr>
+        <w:t>p</w:t>
       </w:r>
       <w:r>
         <w:rPr>
@@ -1045,13 +1052,21 @@
       </w:r>
       <w:r>
         <w:rPr>
+          <w:u w:val="single" w:color="0000ff"/>
           <w:rFonts w:ascii="Charis SIL Regular" w:hAnsi="Charis SIL Regular" w:eastAsia="Charis SIL Regular"/>
           <w:b w:val="0"/>
           <w:i w:val="0"/>
           <w:color w:val="000000"/>
           <w:sz w:val="24"/>
         </w:rPr>
-        <w:t>het latere Volk</w:t>
+        <w:hyperlink r:id="rId11" w:history="1">
+          <w:r>
+            <w:rPr>
+              <w:rStyle w:val="Hyperlink"/>
+            </w:rPr>
+            <w:t>het latere Volk</w:t>
+          </w:r>
+        </w:hyperlink>
       </w:r>
       <w:r>
         <w:rPr>
@@ -1227,7 +1242,14 @@
           <w:color w:val="000000"/>
           <w:sz w:val="24"/>
         </w:rPr>
-        <w:t>ief van Volkenk</w:t>
+        <w:hyperlink r:id="rId12" w:history="1">
+          <w:r>
+            <w:rPr>
+              <w:rStyle w:val="Hyperlink"/>
+            </w:rPr>
+            <w:t>ief van Volkenk</w:t>
+          </w:r>
+        </w:hyperlink>
       </w:r>
       <w:r>
         <w:rPr>
@@ -2128,7 +2150,7 @@
           <w:sz w:val="24"/>
           <w:u w:val="single"/>
         </w:rPr>
-        <w:hyperlink r:id="rId16" w:history="1">
+        <w:hyperlink r:id="rId15" w:history="1">
           <w:r>
             <w:rPr>
               <w:rStyle w:val="Hyperlink"/>
@@ -2146,7 +2168,7 @@
           <w:sz w:val="24"/>
           <w:u w:val="single"/>
         </w:rPr>
-        <w:hyperlink r:id="rId16" w:history="1">
+        <w:hyperlink r:id="rId15" w:history="1">
           <w:r>
             <w:rPr>
               <w:rStyle w:val="Hyperlink"/>
@@ -2163,7 +2185,14 @@
           <w:color w:val="000000"/>
           <w:sz w:val="24"/>
         </w:rPr>
-        <w:t xml:space="preserve">, </w:t>
+        <w:hyperlink r:id="rId15" w:history="1">
+          <w:r>
+            <w:rPr>
+              <w:rStyle w:val="Hyperlink"/>
+            </w:rPr>
+            <w:t xml:space="preserve">, </w:t>
+          </w:r>
+        </w:hyperlink>
       </w:r>
       <w:r>
         <w:rPr>
@@ -2174,7 +2203,7 @@
           <w:sz w:val="24"/>
           <w:u w:val="single"/>
         </w:rPr>
-        <w:hyperlink r:id="rId17" w:history="1">
+        <w:hyperlink r:id="rId15" w:history="1">
           <w:r>
             <w:rPr>
               <w:rStyle w:val="Hyperlink"/>
@@ -2203,7 +2232,7 @@
           <w:sz w:val="24"/>
           <w:u w:val="single"/>
         </w:rPr>
-        <w:hyperlink r:id="rId17" w:history="1">
+        <w:hyperlink r:id="rId15" w:history="1">
           <w:r>
             <w:rPr>
               <w:rStyle w:val="Hyperlink"/>
@@ -2221,7 +2250,7 @@
           <w:sz w:val="24"/>
           <w:u w:val="single"/>
         </w:rPr>
-        <w:hyperlink r:id="rId17" w:history="1">
+        <w:hyperlink r:id="rId15" w:history="1">
           <w:r>
             <w:rPr>
               <w:rStyle w:val="Hyperlink"/>
@@ -2319,7 +2348,7 @@
           <w:sz w:val="24"/>
           <w:u w:val="single"/>
         </w:rPr>
-        <w:hyperlink r:id="rId18" w:history="1">
+        <w:hyperlink r:id="rId17" w:history="1">
           <w:r>
             <w:rPr>
               <w:rStyle w:val="Hyperlink"/>
@@ -2337,7 +2366,7 @@
           <w:sz w:val="24"/>
           <w:u w:val="single"/>
         </w:rPr>
-        <w:hyperlink r:id="rId18" w:history="1">
+        <w:hyperlink r:id="rId17" w:history="1">
           <w:r>
             <w:rPr>
               <w:rStyle w:val="Hyperlink"/>
@@ -2355,7 +2384,7 @@
           <w:sz w:val="24"/>
           <w:u w:val="single"/>
         </w:rPr>
-        <w:hyperlink r:id="rId18" w:history="1">
+        <w:hyperlink r:id="rId17" w:history="1">
           <w:r>
             <w:rPr>
               <w:rStyle w:val="Hyperlink"/>
@@ -2373,7 +2402,7 @@
           <w:sz w:val="24"/>
           <w:u w:val="single"/>
         </w:rPr>
-        <w:hyperlink r:id="rId18" w:history="1">
+        <w:hyperlink r:id="rId17" w:history="1">
           <w:r>
             <w:rPr>
               <w:rStyle w:val="Hyperlink"/>
@@ -2401,7 +2430,7 @@
           <w:sz w:val="24"/>
           <w:u w:val="single"/>
         </w:rPr>
-        <w:hyperlink r:id="rId19" w:history="1">
+        <w:hyperlink r:id="rId18" w:history="1">
           <w:r>
             <w:rPr>
               <w:rStyle w:val="Hyperlink"/>
@@ -2419,7 +2448,7 @@
           <w:sz w:val="24"/>
           <w:u w:val="single"/>
         </w:rPr>
-        <w:hyperlink r:id="rId19" w:history="1">
+        <w:hyperlink r:id="rId18" w:history="1">
           <w:r>
             <w:rPr>
               <w:rStyle w:val="Hyperlink"/>
@@ -2437,7 +2466,7 @@
           <w:sz w:val="24"/>
           <w:u w:val="single"/>
         </w:rPr>
-        <w:hyperlink r:id="rId19" w:history="1">
+        <w:hyperlink r:id="rId17" w:history="1">
           <w:r>
             <w:rPr>
               <w:rStyle w:val="Hyperlink"/>
@@ -2594,7 +2623,7 @@
           <w:sz w:val="24"/>
           <w:u w:val="single"/>
         </w:rPr>
-        <w:hyperlink r:id="rId20" w:history="1">
+        <w:hyperlink r:id="rId19" w:history="1">
           <w:r>
             <w:rPr>
               <w:rStyle w:val="Hyperlink"/>
@@ -2612,7 +2641,7 @@
           <w:sz w:val="24"/>
           <w:u w:val="single"/>
         </w:rPr>
-        <w:hyperlink r:id="rId20" w:history="1">
+        <w:hyperlink r:id="rId19" w:history="1">
           <w:r>
             <w:rPr>
               <w:rStyle w:val="Hyperlink"/>
@@ -2630,7 +2659,7 @@
           <w:sz w:val="24"/>
           <w:u w:val="single"/>
         </w:rPr>
-        <w:hyperlink r:id="rId20" w:history="1">
+        <w:hyperlink r:id="rId19" w:history="1">
           <w:r>
             <w:rPr>
               <w:rStyle w:val="Hyperlink"/>
@@ -2648,7 +2677,7 @@
           <w:sz w:val="24"/>
           <w:u w:val="single"/>
         </w:rPr>
-        <w:hyperlink r:id="rId20" w:history="1">
+        <w:hyperlink r:id="rId19" w:history="1">
           <w:r>
             <w:rPr>
               <w:rStyle w:val="Hyperlink"/>
@@ -2666,7 +2695,7 @@
           <w:sz w:val="24"/>
           <w:u w:val="single"/>
         </w:rPr>
-        <w:hyperlink r:id="rId20" w:history="1">
+        <w:hyperlink r:id="rId19" w:history="1">
           <w:r>
             <w:rPr>
               <w:rStyle w:val="Hyperlink"/>
@@ -2684,7 +2713,7 @@
           <w:sz w:val="24"/>
           <w:u w:val="single"/>
         </w:rPr>
-        <w:hyperlink r:id="rId20" w:history="1">
+        <w:hyperlink r:id="rId19" w:history="1">
           <w:r>
             <w:rPr>
               <w:rStyle w:val="Hyperlink"/>
@@ -2702,7 +2731,7 @@
           <w:sz w:val="24"/>
           <w:u w:val="single"/>
         </w:rPr>
-        <w:hyperlink r:id="rId20" w:history="1">
+        <w:hyperlink r:id="rId19" w:history="1">
           <w:r>
             <w:rPr>
               <w:rStyle w:val="Hyperlink"/>
@@ -2720,7 +2749,7 @@
           <w:sz w:val="24"/>
           <w:u w:val="single"/>
         </w:rPr>
-        <w:hyperlink r:id="rId20" w:history="1">
+        <w:hyperlink r:id="rId19" w:history="1">
           <w:r>
             <w:rPr>
               <w:rStyle w:val="Hyperlink"/>
@@ -2738,7 +2767,7 @@
           <w:sz w:val="24"/>
           <w:u w:val="single"/>
         </w:rPr>
-        <w:hyperlink r:id="rId20" w:history="1">
+        <w:hyperlink r:id="rId19" w:history="1">
           <w:r>
             <w:rPr>
               <w:rStyle w:val="Hyperlink"/>
@@ -2756,7 +2785,7 @@
           <w:sz w:val="24"/>
           <w:u w:val="single"/>
         </w:rPr>
-        <w:hyperlink r:id="rId20" w:history="1">
+        <w:hyperlink r:id="rId19" w:history="1">
           <w:r>
             <w:rPr>
               <w:rStyle w:val="Hyperlink"/>
@@ -2774,7 +2803,7 @@
           <w:sz w:val="24"/>
           <w:u w:val="single"/>
         </w:rPr>
-        <w:hyperlink r:id="rId20" w:history="1">
+        <w:hyperlink r:id="rId19" w:history="1">
           <w:r>
             <w:rPr>
               <w:rStyle w:val="Hyperlink"/>
@@ -2792,7 +2821,7 @@
           <w:sz w:val="24"/>
           <w:u w:val="single"/>
         </w:rPr>
-        <w:hyperlink r:id="rId20" w:history="1">
+        <w:hyperlink r:id="rId19" w:history="1">
           <w:r>
             <w:rPr>
               <w:rStyle w:val="Hyperlink"/>
@@ -2810,7 +2839,7 @@
           <w:sz w:val="24"/>
           <w:u w:val="single"/>
         </w:rPr>
-        <w:hyperlink r:id="rId20" w:history="1">
+        <w:hyperlink r:id="rId19" w:history="1">
           <w:r>
             <w:rPr>
               <w:rStyle w:val="Hyperlink"/>
@@ -2828,7 +2857,7 @@
           <w:sz w:val="24"/>
           <w:u w:val="single"/>
         </w:rPr>
-        <w:hyperlink r:id="rId20" w:history="1">
+        <w:hyperlink r:id="rId19" w:history="1">
           <w:r>
             <w:rPr>
               <w:rStyle w:val="Hyperlink"/>
@@ -2846,7 +2875,7 @@
           <w:sz w:val="24"/>
           <w:u w:val="single"/>
         </w:rPr>
-        <w:hyperlink r:id="rId20" w:history="1">
+        <w:hyperlink r:id="rId19" w:history="1">
           <w:r>
             <w:rPr>
               <w:rStyle w:val="Hyperlink"/>
@@ -3004,7 +3033,7 @@
           <w:sz w:val="24"/>
           <w:u w:val="single"/>
         </w:rPr>
-        <w:hyperlink r:id="rId21" w:history="1">
+        <w:hyperlink r:id="rId20" w:history="1">
           <w:r>
             <w:rPr>
               <w:rStyle w:val="Hyperlink"/>
@@ -3022,7 +3051,7 @@
           <w:sz w:val="24"/>
           <w:u w:val="single"/>
         </w:rPr>
-        <w:hyperlink r:id="rId21" w:history="1">
+        <w:hyperlink r:id="rId20" w:history="1">
           <w:r>
             <w:rPr>
               <w:rStyle w:val="Hyperlink"/>
@@ -3040,7 +3069,7 @@
           <w:sz w:val="24"/>
           <w:u w:val="single"/>
         </w:rPr>
-        <w:hyperlink r:id="rId21" w:history="1">
+        <w:hyperlink r:id="rId20" w:history="1">
           <w:r>
             <w:rPr>
               <w:rStyle w:val="Hyperlink"/>
@@ -3058,7 +3087,7 @@
           <w:sz w:val="24"/>
           <w:u w:val="single"/>
         </w:rPr>
-        <w:hyperlink r:id="rId21" w:history="1">
+        <w:hyperlink r:id="rId20" w:history="1">
           <w:r>
             <w:rPr>
               <w:rStyle w:val="Hyperlink"/>
@@ -3076,7 +3105,7 @@
           <w:sz w:val="24"/>
           <w:u w:val="single"/>
         </w:rPr>
-        <w:hyperlink r:id="rId21" w:history="1">
+        <w:hyperlink r:id="rId20" w:history="1">
           <w:r>
             <w:rPr>
               <w:rStyle w:val="Hyperlink"/>
@@ -3097,7 +3126,7 @@
           <w:sz w:val="24"/>
           <w:u w:val="single"/>
         </w:rPr>
-        <w:hyperlink r:id="rId21" w:history="1">
+        <w:hyperlink r:id="rId20" w:history="1">
           <w:r>
             <w:rPr>
               <w:rStyle w:val="Hyperlink"/>
@@ -3115,7 +3144,7 @@
           <w:sz w:val="24"/>
           <w:u w:val="single"/>
         </w:rPr>
-        <w:hyperlink r:id="rId21" w:history="1">
+        <w:hyperlink r:id="rId20" w:history="1">
           <w:r>
             <w:rPr>
               <w:rStyle w:val="Hyperlink"/>
@@ -3133,7 +3162,7 @@
           <w:sz w:val="24"/>
           <w:u w:val="single"/>
         </w:rPr>
-        <w:hyperlink r:id="rId21" w:history="1">
+        <w:hyperlink r:id="rId20" w:history="1">
           <w:r>
             <w:rPr>
               <w:rStyle w:val="Hyperlink"/>
@@ -3151,7 +3180,7 @@
           <w:sz w:val="24"/>
           <w:u w:val="single"/>
         </w:rPr>
-        <w:hyperlink r:id="rId21" w:history="1">
+        <w:hyperlink r:id="rId20" w:history="1">
           <w:r>
             <w:rPr>
               <w:rStyle w:val="Hyperlink"/>
@@ -3169,7 +3198,7 @@
           <w:sz w:val="24"/>
           <w:u w:val="single"/>
         </w:rPr>
-        <w:hyperlink r:id="rId21" w:history="1">
+        <w:hyperlink r:id="rId20" w:history="1">
           <w:r>
             <w:rPr>
               <w:rStyle w:val="Hyperlink"/>
@@ -3320,7 +3349,7 @@
           <w:sz w:val="24"/>
           <w:u w:val="single"/>
         </w:rPr>
-        <w:hyperlink r:id="rId22" w:history="1">
+        <w:hyperlink r:id="rId21" w:history="1">
           <w:r>
             <w:rPr>
               <w:rStyle w:val="Hyperlink"/>
@@ -3338,7 +3367,7 @@
           <w:sz w:val="24"/>
           <w:u w:val="single"/>
         </w:rPr>
-        <w:hyperlink r:id="rId22" w:history="1">
+        <w:hyperlink r:id="rId21" w:history="1">
           <w:r>
             <w:rPr>
               <w:rStyle w:val="Hyperlink"/>
@@ -3356,7 +3385,7 @@
           <w:sz w:val="24"/>
           <w:u w:val="single"/>
         </w:rPr>
-        <w:hyperlink r:id="rId22" w:history="1">
+        <w:hyperlink r:id="rId21" w:history="1">
           <w:r>
             <w:rPr>
               <w:rStyle w:val="Hyperlink"/>
@@ -3374,7 +3403,7 @@
           <w:sz w:val="24"/>
           <w:u w:val="single"/>
         </w:rPr>
-        <w:hyperlink r:id="rId22" w:history="1">
+        <w:hyperlink r:id="rId21" w:history="1">
           <w:r>
             <w:rPr>
               <w:rStyle w:val="Hyperlink"/>
@@ -3392,7 +3421,7 @@
           <w:sz w:val="24"/>
           <w:u w:val="single"/>
         </w:rPr>
-        <w:hyperlink r:id="rId22" w:history="1">
+        <w:hyperlink r:id="rId21" w:history="1">
           <w:r>
             <w:rPr>
               <w:rStyle w:val="Hyperlink"/>
@@ -3410,7 +3439,7 @@
           <w:sz w:val="24"/>
           <w:u w:val="single"/>
         </w:rPr>
-        <w:hyperlink r:id="rId22" w:history="1">
+        <w:hyperlink r:id="rId21" w:history="1">
           <w:r>
             <w:rPr>
               <w:rStyle w:val="Hyperlink"/>
@@ -3428,7 +3457,7 @@
           <w:sz w:val="24"/>
           <w:u w:val="single"/>
         </w:rPr>
-        <w:hyperlink r:id="rId22" w:history="1">
+        <w:hyperlink r:id="rId21" w:history="1">
           <w:r>
             <w:rPr>
               <w:rStyle w:val="Hyperlink"/>
@@ -3446,7 +3475,7 @@
           <w:sz w:val="24"/>
           <w:u w:val="single"/>
         </w:rPr>
-        <w:hyperlink r:id="rId22" w:history="1">
+        <w:hyperlink r:id="rId21" w:history="1">
           <w:r>
             <w:rPr>
               <w:rStyle w:val="Hyperlink"/>
@@ -3464,7 +3493,7 @@
           <w:sz w:val="24"/>
           <w:u w:val="single"/>
         </w:rPr>
-        <w:hyperlink r:id="rId22" w:history="1">
+        <w:hyperlink r:id="rId21" w:history="1">
           <w:r>
             <w:rPr>
               <w:rStyle w:val="Hyperlink"/>

--- a/EXPORTS/DOCX/published/niveau3/Dutch/HoofdcursusKampen.docx
+++ b/EXPORTS/DOCX/published/niveau3/Dutch/HoofdcursusKampen.docx
@@ -548,6 +548,7 @@
       </w:r>
       <w:r>
         <w:rPr>
+          <w:u w:val="single" w:color="0000ff"/>
           <w:rFonts w:ascii="Charis SIL Regular" w:hAnsi="Charis SIL Regular" w:eastAsia="Charis SIL Regular"/>
           <w:b w:val="0"/>
           <w:i w:val="0"/>
@@ -691,6 +692,7 @@
       </w:r>
       <w:r>
         <w:rPr>
+          <w:u w:val="single" w:color="0000ff"/>
           <w:rFonts w:ascii="Charis SIL Regular" w:hAnsi="Charis SIL Regular" w:eastAsia="Charis SIL Regular"/>
           <w:b w:val="0"/>
           <w:i w:val="0"/>
@@ -2168,7 +2170,7 @@
           <w:sz w:val="24"/>
           <w:u w:val="single"/>
         </w:rPr>
-        <w:hyperlink r:id="rId16" w:history="1">
+        <w:hyperlink r:id="rId15" w:history="1">
           <w:r>
             <w:rPr>
               <w:rStyle w:val="Hyperlink"/>
@@ -2185,7 +2187,14 @@
           <w:color w:val="000000"/>
           <w:sz w:val="24"/>
         </w:rPr>
-        <w:t xml:space="preserve">, </w:t>
+        <w:hyperlink r:id="rId15" w:history="1">
+          <w:r>
+            <w:rPr>
+              <w:rStyle w:val="Hyperlink"/>
+            </w:rPr>
+            <w:t xml:space="preserve">, </w:t>
+          </w:r>
+        </w:hyperlink>
       </w:r>
       <w:r>
         <w:rPr>
@@ -2196,7 +2205,7 @@
           <w:sz w:val="24"/>
           <w:u w:val="single"/>
         </w:rPr>
-        <w:hyperlink r:id="rId17" w:history="1">
+        <w:hyperlink r:id="rId15" w:history="1">
           <w:r>
             <w:rPr>
               <w:rStyle w:val="Hyperlink"/>
@@ -2225,7 +2234,7 @@
           <w:sz w:val="24"/>
           <w:u w:val="single"/>
         </w:rPr>
-        <w:hyperlink r:id="rId17" w:history="1">
+        <w:hyperlink r:id="rId15" w:history="1">
           <w:r>
             <w:rPr>
               <w:rStyle w:val="Hyperlink"/>
@@ -2243,7 +2252,7 @@
           <w:sz w:val="24"/>
           <w:u w:val="single"/>
         </w:rPr>
-        <w:hyperlink r:id="rId17" w:history="1">
+        <w:hyperlink r:id="rId15" w:history="1">
           <w:r>
             <w:rPr>
               <w:rStyle w:val="Hyperlink"/>
@@ -2341,7 +2350,7 @@
           <w:sz w:val="24"/>
           <w:u w:val="single"/>
         </w:rPr>
-        <w:hyperlink r:id="rId18" w:history="1">
+        <w:hyperlink r:id="rId17" w:history="1">
           <w:r>
             <w:rPr>
               <w:rStyle w:val="Hyperlink"/>
@@ -2359,7 +2368,7 @@
           <w:sz w:val="24"/>
           <w:u w:val="single"/>
         </w:rPr>
-        <w:hyperlink r:id="rId18" w:history="1">
+        <w:hyperlink r:id="rId17" w:history="1">
           <w:r>
             <w:rPr>
               <w:rStyle w:val="Hyperlink"/>
@@ -2377,7 +2386,7 @@
           <w:sz w:val="24"/>
           <w:u w:val="single"/>
         </w:rPr>
-        <w:hyperlink r:id="rId18" w:history="1">
+        <w:hyperlink r:id="rId17" w:history="1">
           <w:r>
             <w:rPr>
               <w:rStyle w:val="Hyperlink"/>
@@ -2395,7 +2404,7 @@
           <w:sz w:val="24"/>
           <w:u w:val="single"/>
         </w:rPr>
-        <w:hyperlink r:id="rId18" w:history="1">
+        <w:hyperlink r:id="rId17" w:history="1">
           <w:r>
             <w:rPr>
               <w:rStyle w:val="Hyperlink"/>
@@ -2423,7 +2432,7 @@
           <w:sz w:val="24"/>
           <w:u w:val="single"/>
         </w:rPr>
-        <w:hyperlink r:id="rId19" w:history="1">
+        <w:hyperlink r:id="rId18" w:history="1">
           <w:r>
             <w:rPr>
               <w:rStyle w:val="Hyperlink"/>
@@ -2441,7 +2450,7 @@
           <w:sz w:val="24"/>
           <w:u w:val="single"/>
         </w:rPr>
-        <w:hyperlink r:id="rId19" w:history="1">
+        <w:hyperlink r:id="rId18" w:history="1">
           <w:r>
             <w:rPr>
               <w:rStyle w:val="Hyperlink"/>
@@ -2459,7 +2468,7 @@
           <w:sz w:val="24"/>
           <w:u w:val="single"/>
         </w:rPr>
-        <w:hyperlink r:id="rId19" w:history="1">
+        <w:hyperlink r:id="rId18" w:history="1">
           <w:r>
             <w:rPr>
               <w:rStyle w:val="Hyperlink"/>
@@ -2616,7 +2625,7 @@
           <w:sz w:val="24"/>
           <w:u w:val="single"/>
         </w:rPr>
-        <w:hyperlink r:id="rId20" w:history="1">
+        <w:hyperlink r:id="rId19" w:history="1">
           <w:r>
             <w:rPr>
               <w:rStyle w:val="Hyperlink"/>
@@ -2634,7 +2643,7 @@
           <w:sz w:val="24"/>
           <w:u w:val="single"/>
         </w:rPr>
-        <w:hyperlink r:id="rId20" w:history="1">
+        <w:hyperlink r:id="rId19" w:history="1">
           <w:r>
             <w:rPr>
               <w:rStyle w:val="Hyperlink"/>
@@ -2652,7 +2661,7 @@
           <w:sz w:val="24"/>
           <w:u w:val="single"/>
         </w:rPr>
-        <w:hyperlink r:id="rId20" w:history="1">
+        <w:hyperlink r:id="rId19" w:history="1">
           <w:r>
             <w:rPr>
               <w:rStyle w:val="Hyperlink"/>
@@ -2670,7 +2679,7 @@
           <w:sz w:val="24"/>
           <w:u w:val="single"/>
         </w:rPr>
-        <w:hyperlink r:id="rId20" w:history="1">
+        <w:hyperlink r:id="rId19" w:history="1">
           <w:r>
             <w:rPr>
               <w:rStyle w:val="Hyperlink"/>
@@ -2688,7 +2697,7 @@
           <w:sz w:val="24"/>
           <w:u w:val="single"/>
         </w:rPr>
-        <w:hyperlink r:id="rId20" w:history="1">
+        <w:hyperlink r:id="rId19" w:history="1">
           <w:r>
             <w:rPr>
               <w:rStyle w:val="Hyperlink"/>
@@ -2706,7 +2715,7 @@
           <w:sz w:val="24"/>
           <w:u w:val="single"/>
         </w:rPr>
-        <w:hyperlink r:id="rId20" w:history="1">
+        <w:hyperlink r:id="rId19" w:history="1">
           <w:r>
             <w:rPr>
               <w:rStyle w:val="Hyperlink"/>
@@ -2724,7 +2733,7 @@
           <w:sz w:val="24"/>
           <w:u w:val="single"/>
         </w:rPr>
-        <w:hyperlink r:id="rId20" w:history="1">
+        <w:hyperlink r:id="rId19" w:history="1">
           <w:r>
             <w:rPr>
               <w:rStyle w:val="Hyperlink"/>
@@ -2742,7 +2751,7 @@
           <w:sz w:val="24"/>
           <w:u w:val="single"/>
         </w:rPr>
-        <w:hyperlink r:id="rId20" w:history="1">
+        <w:hyperlink r:id="rId19" w:history="1">
           <w:r>
             <w:rPr>
               <w:rStyle w:val="Hyperlink"/>
@@ -2760,7 +2769,7 @@
           <w:sz w:val="24"/>
           <w:u w:val="single"/>
         </w:rPr>
-        <w:hyperlink r:id="rId20" w:history="1">
+        <w:hyperlink r:id="rId19" w:history="1">
           <w:r>
             <w:rPr>
               <w:rStyle w:val="Hyperlink"/>
@@ -2778,7 +2787,7 @@
           <w:sz w:val="24"/>
           <w:u w:val="single"/>
         </w:rPr>
-        <w:hyperlink r:id="rId20" w:history="1">
+        <w:hyperlink r:id="rId19" w:history="1">
           <w:r>
             <w:rPr>
               <w:rStyle w:val="Hyperlink"/>
@@ -2796,7 +2805,7 @@
           <w:sz w:val="24"/>
           <w:u w:val="single"/>
         </w:rPr>
-        <w:hyperlink r:id="rId20" w:history="1">
+        <w:hyperlink r:id="rId19" w:history="1">
           <w:r>
             <w:rPr>
               <w:rStyle w:val="Hyperlink"/>
@@ -2814,7 +2823,7 @@
           <w:sz w:val="24"/>
           <w:u w:val="single"/>
         </w:rPr>
-        <w:hyperlink r:id="rId20" w:history="1">
+        <w:hyperlink r:id="rId19" w:history="1">
           <w:r>
             <w:rPr>
               <w:rStyle w:val="Hyperlink"/>
@@ -2832,7 +2841,7 @@
           <w:sz w:val="24"/>
           <w:u w:val="single"/>
         </w:rPr>
-        <w:hyperlink r:id="rId20" w:history="1">
+        <w:hyperlink r:id="rId19" w:history="1">
           <w:r>
             <w:rPr>
               <w:rStyle w:val="Hyperlink"/>
@@ -2850,7 +2859,7 @@
           <w:sz w:val="24"/>
           <w:u w:val="single"/>
         </w:rPr>
-        <w:hyperlink r:id="rId20" w:history="1">
+        <w:hyperlink r:id="rId19" w:history="1">
           <w:r>
             <w:rPr>
               <w:rStyle w:val="Hyperlink"/>
@@ -2868,7 +2877,7 @@
           <w:sz w:val="24"/>
           <w:u w:val="single"/>
         </w:rPr>
-        <w:hyperlink r:id="rId20" w:history="1">
+        <w:hyperlink r:id="rId19" w:history="1">
           <w:r>
             <w:rPr>
               <w:rStyle w:val="Hyperlink"/>
@@ -3026,7 +3035,7 @@
           <w:sz w:val="24"/>
           <w:u w:val="single"/>
         </w:rPr>
-        <w:hyperlink r:id="rId21" w:history="1">
+        <w:hyperlink r:id="rId20" w:history="1">
           <w:r>
             <w:rPr>
               <w:rStyle w:val="Hyperlink"/>
@@ -3044,7 +3053,7 @@
           <w:sz w:val="24"/>
           <w:u w:val="single"/>
         </w:rPr>
-        <w:hyperlink r:id="rId21" w:history="1">
+        <w:hyperlink r:id="rId20" w:history="1">
           <w:r>
             <w:rPr>
               <w:rStyle w:val="Hyperlink"/>
@@ -3062,7 +3071,7 @@
           <w:sz w:val="24"/>
           <w:u w:val="single"/>
         </w:rPr>
-        <w:hyperlink r:id="rId21" w:history="1">
+        <w:hyperlink r:id="rId20" w:history="1">
           <w:r>
             <w:rPr>
               <w:rStyle w:val="Hyperlink"/>
@@ -3080,7 +3089,7 @@
           <w:sz w:val="24"/>
           <w:u w:val="single"/>
         </w:rPr>
-        <w:hyperlink r:id="rId21" w:history="1">
+        <w:hyperlink r:id="rId20" w:history="1">
           <w:r>
             <w:rPr>
               <w:rStyle w:val="Hyperlink"/>
@@ -3098,7 +3107,7 @@
           <w:sz w:val="24"/>
           <w:u w:val="single"/>
         </w:rPr>
-        <w:hyperlink r:id="rId21" w:history="1">
+        <w:hyperlink r:id="rId20" w:history="1">
           <w:r>
             <w:rPr>
               <w:rStyle w:val="Hyperlink"/>
@@ -3119,7 +3128,7 @@
           <w:sz w:val="24"/>
           <w:u w:val="single"/>
         </w:rPr>
-        <w:hyperlink r:id="rId21" w:history="1">
+        <w:hyperlink r:id="rId20" w:history="1">
           <w:r>
             <w:rPr>
               <w:rStyle w:val="Hyperlink"/>
@@ -3137,7 +3146,7 @@
           <w:sz w:val="24"/>
           <w:u w:val="single"/>
         </w:rPr>
-        <w:hyperlink r:id="rId21" w:history="1">
+        <w:hyperlink r:id="rId20" w:history="1">
           <w:r>
             <w:rPr>
               <w:rStyle w:val="Hyperlink"/>
@@ -3155,7 +3164,7 @@
           <w:sz w:val="24"/>
           <w:u w:val="single"/>
         </w:rPr>
-        <w:hyperlink r:id="rId21" w:history="1">
+        <w:hyperlink r:id="rId20" w:history="1">
           <w:r>
             <w:rPr>
               <w:rStyle w:val="Hyperlink"/>
@@ -3173,7 +3182,7 @@
           <w:sz w:val="24"/>
           <w:u w:val="single"/>
         </w:rPr>
-        <w:hyperlink r:id="rId21" w:history="1">
+        <w:hyperlink r:id="rId20" w:history="1">
           <w:r>
             <w:rPr>
               <w:rStyle w:val="Hyperlink"/>
@@ -3191,7 +3200,7 @@
           <w:sz w:val="24"/>
           <w:u w:val="single"/>
         </w:rPr>
-        <w:hyperlink r:id="rId21" w:history="1">
+        <w:hyperlink r:id="rId20" w:history="1">
           <w:r>
             <w:rPr>
               <w:rStyle w:val="Hyperlink"/>
@@ -3342,7 +3351,7 @@
           <w:sz w:val="24"/>
           <w:u w:val="single"/>
         </w:rPr>
-        <w:hyperlink r:id="rId22" w:history="1">
+        <w:hyperlink r:id="rId21" w:history="1">
           <w:r>
             <w:rPr>
               <w:rStyle w:val="Hyperlink"/>
@@ -3360,7 +3369,7 @@
           <w:sz w:val="24"/>
           <w:u w:val="single"/>
         </w:rPr>
-        <w:hyperlink r:id="rId22" w:history="1">
+        <w:hyperlink r:id="rId21" w:history="1">
           <w:r>
             <w:rPr>
               <w:rStyle w:val="Hyperlink"/>
@@ -3378,7 +3387,7 @@
           <w:sz w:val="24"/>
           <w:u w:val="single"/>
         </w:rPr>
-        <w:hyperlink r:id="rId22" w:history="1">
+        <w:hyperlink r:id="rId21" w:history="1">
           <w:r>
             <w:rPr>
               <w:rStyle w:val="Hyperlink"/>
@@ -3396,7 +3405,7 @@
           <w:sz w:val="24"/>
           <w:u w:val="single"/>
         </w:rPr>
-        <w:hyperlink r:id="rId22" w:history="1">
+        <w:hyperlink r:id="rId21" w:history="1">
           <w:r>
             <w:rPr>
               <w:rStyle w:val="Hyperlink"/>
@@ -3414,7 +3423,7 @@
           <w:sz w:val="24"/>
           <w:u w:val="single"/>
         </w:rPr>
-        <w:hyperlink r:id="rId22" w:history="1">
+        <w:hyperlink r:id="rId21" w:history="1">
           <w:r>
             <w:rPr>
               <w:rStyle w:val="Hyperlink"/>
@@ -3432,7 +3441,7 @@
           <w:sz w:val="24"/>
           <w:u w:val="single"/>
         </w:rPr>
-        <w:hyperlink r:id="rId22" w:history="1">
+        <w:hyperlink r:id="rId21" w:history="1">
           <w:r>
             <w:rPr>
               <w:rStyle w:val="Hyperlink"/>
@@ -3450,7 +3459,7 @@
           <w:sz w:val="24"/>
           <w:u w:val="single"/>
         </w:rPr>
-        <w:hyperlink r:id="rId22" w:history="1">
+        <w:hyperlink r:id="rId21" w:history="1">
           <w:r>
             <w:rPr>
               <w:rStyle w:val="Hyperlink"/>
@@ -3468,7 +3477,7 @@
           <w:sz w:val="24"/>
           <w:u w:val="single"/>
         </w:rPr>
-        <w:hyperlink r:id="rId22" w:history="1">
+        <w:hyperlink r:id="rId21" w:history="1">
           <w:r>
             <w:rPr>
               <w:rStyle w:val="Hyperlink"/>
@@ -3486,7 +3495,7 @@
           <w:sz w:val="24"/>
           <w:u w:val="single"/>
         </w:rPr>
-        <w:hyperlink r:id="rId22" w:history="1">
+        <w:hyperlink r:id="rId21" w:history="1">
           <w:r>
             <w:rPr>
               <w:rStyle w:val="Hyperlink"/>

--- a/EXPORTS/DOCX/published/niveau3/Dutch/HoofdcursusKampen.docx
+++ b/EXPORTS/DOCX/published/niveau3/Dutch/HoofdcursusKampen.docx
@@ -548,14 +548,20 @@
       </w:r>
       <w:r>
         <w:rPr>
-          <w:u w:val="single" w:color="0000ff"/>
           <w:rFonts w:ascii="Charis SIL Regular" w:hAnsi="Charis SIL Regular" w:eastAsia="Charis SIL Regular"/>
           <w:b w:val="0"/>
           <w:i w:val="0"/>
           <w:color w:val="000000"/>
           <w:sz w:val="24"/>
         </w:rPr>
-        <w:t xml:space="preserve">der </w:t>
+        <w:hyperlink r:id="rId9" w:history="1">
+          <w:r>
+            <w:rPr>
+              <w:rStyle w:val="Hyperlink"/>
+            </w:rPr>
+            <w:t xml:space="preserve">der </w:t>
+          </w:r>
+        </w:hyperlink>
       </w:r>
       <w:r>
         <w:rPr>
@@ -685,7 +691,6 @@
       </w:r>
       <w:r>
         <w:rPr>
-          <w:u w:val="single" w:color="0000ff"/>
           <w:rFonts w:ascii="Charis SIL Regular" w:hAnsi="Charis SIL Regular" w:eastAsia="Charis SIL Regular"/>
           <w:b w:val="0"/>
           <w:i w:val="0"/>
@@ -768,7 +773,32 @@
           <w:color w:val="000000"/>
           <w:sz w:val="24"/>
         </w:rPr>
-        <w:t>skuil, die Va</w:t>
+        <w:hyperlink r:id="rId9" w:history="1">
+          <w:r>
+            <w:rPr>
+              <w:rStyle w:val="Hyperlink"/>
+            </w:rPr>
+            <w:t>sku</w:t>
+          </w:r>
+        </w:hyperlink>
+      </w:r>
+      <w:r>
+        <w:rPr>
+          <w:u w:val="single" w:color="0000ff"/>
+          <w:rFonts w:ascii="Charis SIL Regular" w:hAnsi="Charis SIL Regular" w:eastAsia="Charis SIL Regular"/>
+          <w:b w:val="0"/>
+          <w:i w:val="0"/>
+          <w:color w:val="000000"/>
+          <w:sz w:val="24"/>
+        </w:rPr>
+        <w:hyperlink r:id="rId9" w:history="1">
+          <w:r>
+            <w:rPr>
+              <w:rStyle w:val="Hyperlink"/>
+            </w:rPr>
+            <w:t>il, die Va</w:t>
+          </w:r>
+        </w:hyperlink>
       </w:r>
       <w:r>
         <w:rPr>
@@ -956,7 +986,7 @@
             <w:rPr>
               <w:rStyle w:val="Hyperlink"/>
             </w:rPr>
-            <w:t>desbetreffend</w:t>
+            <w:t>desbetreffen</w:t>
           </w:r>
         </w:hyperlink>
       </w:r>
@@ -967,7 +997,23 @@
           <w:i w:val="0"/>
           <w:color w:val="0000FF"/>
           <w:sz w:val="24"/>
-          <w:u w:val="single"/>
+        </w:rPr>
+        <w:hyperlink r:id="rId11" w:history="1">
+          <w:r>
+            <w:rPr>
+              <w:rStyle w:val="Hyperlink"/>
+            </w:rPr>
+            <w:t>d</w:t>
+          </w:r>
+        </w:hyperlink>
+      </w:r>
+      <w:r>
+        <w:rPr>
+          <w:rFonts w:ascii="Charis SIL Regular" w:hAnsi="Charis SIL Regular" w:eastAsia="Charis SIL Regular"/>
+          <w:b w:val="0"/>
+          <w:i w:val="0"/>
+          <w:color w:val="0000FF"/>
+          <w:sz w:val="24"/>
         </w:rPr>
         <w:t>e</w:t>
       </w:r>
@@ -996,19 +1042,9 @@
             <w:rPr>
               <w:rStyle w:val="Hyperlink"/>
             </w:rPr>
-            <w:t>zoekhul</w:t>
+            <w:t>zoekhulp</w:t>
           </w:r>
         </w:hyperlink>
-      </w:r>
-      <w:r>
-        <w:rPr>
-          <w:rFonts w:ascii="Charis SIL Regular" w:hAnsi="Charis SIL Regular" w:eastAsia="Charis SIL Regular"/>
-          <w:b w:val="0"/>
-          <w:i w:val="0"/>
-          <w:color w:val="0000FF"/>
-          <w:sz w:val="24"/>
-        </w:rPr>
-        <w:t>p</w:t>
       </w:r>
       <w:r>
         <w:rPr>
@@ -1029,7 +1065,14 @@
           <w:color w:val="000000"/>
           <w:sz w:val="24"/>
         </w:rPr>
-        <w:t>het latere Volk</w:t>
+        <w:hyperlink r:id="rId11" w:history="1">
+          <w:r>
+            <w:rPr>
+              <w:rStyle w:val="Hyperlink"/>
+            </w:rPr>
+            <w:t>het latere Volk</w:t>
+          </w:r>
+        </w:hyperlink>
       </w:r>
       <w:r>
         <w:rPr>
@@ -2113,7 +2156,7 @@
           <w:sz w:val="24"/>
           <w:u w:val="single"/>
         </w:rPr>
-        <w:hyperlink r:id="rId16" w:history="1">
+        <w:hyperlink r:id="rId15" w:history="1">
           <w:r>
             <w:rPr>
               <w:rStyle w:val="Hyperlink"/>

--- a/EXPORTS/DOCX/published/niveau3/Dutch/HoofdcursusKampen.docx
+++ b/EXPORTS/DOCX/published/niveau3/Dutch/HoofdcursusKampen.docx
@@ -548,6 +548,7 @@
       </w:r>
       <w:r>
         <w:rPr>
+          <w:u w:val="single" w:color="0000ff"/>
           <w:rFonts w:ascii="Charis SIL Regular" w:hAnsi="Charis SIL Regular" w:eastAsia="Charis SIL Regular"/>
           <w:b w:val="0"/>
           <w:i w:val="0"/>
@@ -572,7 +573,7 @@
           <w:sz w:val="24"/>
           <w:u w:val="single"/>
         </w:rPr>
-        <w:hyperlink r:id="rId9" w:history="1">
+        <w:hyperlink r:id="rId10" w:history="1">
           <w:r>
             <w:rPr>
               <w:rStyle w:val="Hyperlink"/>
@@ -590,7 +591,7 @@
           <w:sz w:val="24"/>
           <w:u w:val="single"/>
         </w:rPr>
-        <w:hyperlink r:id="rId9" w:history="1">
+        <w:hyperlink r:id="rId10" w:history="1">
           <w:r>
             <w:rPr>
               <w:rStyle w:val="Hyperlink"/>
@@ -2156,7 +2157,7 @@
           <w:sz w:val="24"/>
           <w:u w:val="single"/>
         </w:rPr>
-        <w:hyperlink r:id="rId15" w:history="1">
+        <w:hyperlink r:id="rId16" w:history="1">
           <w:r>
             <w:rPr>
               <w:rStyle w:val="Hyperlink"/>
@@ -2174,7 +2175,7 @@
           <w:sz w:val="24"/>
           <w:u w:val="single"/>
         </w:rPr>
-        <w:hyperlink r:id="rId15" w:history="1">
+        <w:hyperlink r:id="rId16" w:history="1">
           <w:r>
             <w:rPr>
               <w:rStyle w:val="Hyperlink"/>
@@ -2185,6 +2186,7 @@
       </w:r>
       <w:r>
         <w:rPr>
+          <w:u w:val="single" w:color="0000ff"/>
           <w:rFonts w:ascii="Charis SIL Regular" w:hAnsi="Charis SIL Regular" w:eastAsia="Charis SIL Regular"/>
           <w:b w:val="0"/>
           <w:i w:val="0"/>
@@ -2238,7 +2240,7 @@
           <w:sz w:val="24"/>
           <w:u w:val="single"/>
         </w:rPr>
-        <w:hyperlink r:id="rId15" w:history="1">
+        <w:hyperlink r:id="rId17" w:history="1">
           <w:r>
             <w:rPr>
               <w:rStyle w:val="Hyperlink"/>
@@ -2256,7 +2258,7 @@
           <w:sz w:val="24"/>
           <w:u w:val="single"/>
         </w:rPr>
-        <w:hyperlink r:id="rId15" w:history="1">
+        <w:hyperlink r:id="rId17" w:history="1">
           <w:r>
             <w:rPr>
               <w:rStyle w:val="Hyperlink"/>
@@ -2354,7 +2356,7 @@
           <w:sz w:val="24"/>
           <w:u w:val="single"/>
         </w:rPr>
-        <w:hyperlink r:id="rId17" w:history="1">
+        <w:hyperlink r:id="rId18" w:history="1">
           <w:r>
             <w:rPr>
               <w:rStyle w:val="Hyperlink"/>
@@ -2372,7 +2374,7 @@
           <w:sz w:val="24"/>
           <w:u w:val="single"/>
         </w:rPr>
-        <w:hyperlink r:id="rId17" w:history="1">
+        <w:hyperlink r:id="rId18" w:history="1">
           <w:r>
             <w:rPr>
               <w:rStyle w:val="Hyperlink"/>
@@ -2390,7 +2392,7 @@
           <w:sz w:val="24"/>
           <w:u w:val="single"/>
         </w:rPr>
-        <w:hyperlink r:id="rId17" w:history="1">
+        <w:hyperlink r:id="rId18" w:history="1">
           <w:r>
             <w:rPr>
               <w:rStyle w:val="Hyperlink"/>
@@ -2408,7 +2410,7 @@
           <w:sz w:val="24"/>
           <w:u w:val="single"/>
         </w:rPr>
-        <w:hyperlink r:id="rId17" w:history="1">
+        <w:hyperlink r:id="rId18" w:history="1">
           <w:r>
             <w:rPr>
               <w:rStyle w:val="Hyperlink"/>
@@ -2436,7 +2438,7 @@
           <w:sz w:val="24"/>
           <w:u w:val="single"/>
         </w:rPr>
-        <w:hyperlink r:id="rId18" w:history="1">
+        <w:hyperlink r:id="rId19" w:history="1">
           <w:r>
             <w:rPr>
               <w:rStyle w:val="Hyperlink"/>
@@ -2472,7 +2474,7 @@
           <w:sz w:val="24"/>
           <w:u w:val="single"/>
         </w:rPr>
-        <w:hyperlink r:id="rId17" w:history="1">
+        <w:hyperlink r:id="rId18" w:history="1">
           <w:r>
             <w:rPr>
               <w:rStyle w:val="Hyperlink"/>
@@ -2629,7 +2631,7 @@
           <w:sz w:val="24"/>
           <w:u w:val="single"/>
         </w:rPr>
-        <w:hyperlink r:id="rId19" w:history="1">
+        <w:hyperlink r:id="rId20" w:history="1">
           <w:r>
             <w:rPr>
               <w:rStyle w:val="Hyperlink"/>
@@ -2647,7 +2649,7 @@
           <w:sz w:val="24"/>
           <w:u w:val="single"/>
         </w:rPr>
-        <w:hyperlink r:id="rId19" w:history="1">
+        <w:hyperlink r:id="rId20" w:history="1">
           <w:r>
             <w:rPr>
               <w:rStyle w:val="Hyperlink"/>
@@ -2665,7 +2667,7 @@
           <w:sz w:val="24"/>
           <w:u w:val="single"/>
         </w:rPr>
-        <w:hyperlink r:id="rId19" w:history="1">
+        <w:hyperlink r:id="rId20" w:history="1">
           <w:r>
             <w:rPr>
               <w:rStyle w:val="Hyperlink"/>
@@ -2683,7 +2685,7 @@
           <w:sz w:val="24"/>
           <w:u w:val="single"/>
         </w:rPr>
-        <w:hyperlink r:id="rId19" w:history="1">
+        <w:hyperlink r:id="rId20" w:history="1">
           <w:r>
             <w:rPr>
               <w:rStyle w:val="Hyperlink"/>
@@ -2701,7 +2703,7 @@
           <w:sz w:val="24"/>
           <w:u w:val="single"/>
         </w:rPr>
-        <w:hyperlink r:id="rId19" w:history="1">
+        <w:hyperlink r:id="rId20" w:history="1">
           <w:r>
             <w:rPr>
               <w:rStyle w:val="Hyperlink"/>
@@ -2719,7 +2721,7 @@
           <w:sz w:val="24"/>
           <w:u w:val="single"/>
         </w:rPr>
-        <w:hyperlink r:id="rId19" w:history="1">
+        <w:hyperlink r:id="rId20" w:history="1">
           <w:r>
             <w:rPr>
               <w:rStyle w:val="Hyperlink"/>
@@ -2737,7 +2739,7 @@
           <w:sz w:val="24"/>
           <w:u w:val="single"/>
         </w:rPr>
-        <w:hyperlink r:id="rId19" w:history="1">
+        <w:hyperlink r:id="rId20" w:history="1">
           <w:r>
             <w:rPr>
               <w:rStyle w:val="Hyperlink"/>
@@ -2755,7 +2757,7 @@
           <w:sz w:val="24"/>
           <w:u w:val="single"/>
         </w:rPr>
-        <w:hyperlink r:id="rId19" w:history="1">
+        <w:hyperlink r:id="rId20" w:history="1">
           <w:r>
             <w:rPr>
               <w:rStyle w:val="Hyperlink"/>
@@ -2773,7 +2775,7 @@
           <w:sz w:val="24"/>
           <w:u w:val="single"/>
         </w:rPr>
-        <w:hyperlink r:id="rId19" w:history="1">
+        <w:hyperlink r:id="rId20" w:history="1">
           <w:r>
             <w:rPr>
               <w:rStyle w:val="Hyperlink"/>
@@ -2791,7 +2793,7 @@
           <w:sz w:val="24"/>
           <w:u w:val="single"/>
         </w:rPr>
-        <w:hyperlink r:id="rId19" w:history="1">
+        <w:hyperlink r:id="rId20" w:history="1">
           <w:r>
             <w:rPr>
               <w:rStyle w:val="Hyperlink"/>
@@ -2809,7 +2811,7 @@
           <w:sz w:val="24"/>
           <w:u w:val="single"/>
         </w:rPr>
-        <w:hyperlink r:id="rId19" w:history="1">
+        <w:hyperlink r:id="rId20" w:history="1">
           <w:r>
             <w:rPr>
               <w:rStyle w:val="Hyperlink"/>
@@ -2827,7 +2829,7 @@
           <w:sz w:val="24"/>
           <w:u w:val="single"/>
         </w:rPr>
-        <w:hyperlink r:id="rId19" w:history="1">
+        <w:hyperlink r:id="rId20" w:history="1">
           <w:r>
             <w:rPr>
               <w:rStyle w:val="Hyperlink"/>
@@ -2845,7 +2847,7 @@
           <w:sz w:val="24"/>
           <w:u w:val="single"/>
         </w:rPr>
-        <w:hyperlink r:id="rId19" w:history="1">
+        <w:hyperlink r:id="rId20" w:history="1">
           <w:r>
             <w:rPr>
               <w:rStyle w:val="Hyperlink"/>
@@ -2863,7 +2865,7 @@
           <w:sz w:val="24"/>
           <w:u w:val="single"/>
         </w:rPr>
-        <w:hyperlink r:id="rId19" w:history="1">
+        <w:hyperlink r:id="rId20" w:history="1">
           <w:r>
             <w:rPr>
               <w:rStyle w:val="Hyperlink"/>
@@ -2881,7 +2883,7 @@
           <w:sz w:val="24"/>
           <w:u w:val="single"/>
         </w:rPr>
-        <w:hyperlink r:id="rId19" w:history="1">
+        <w:hyperlink r:id="rId20" w:history="1">
           <w:r>
             <w:rPr>
               <w:rStyle w:val="Hyperlink"/>
@@ -3039,7 +3041,7 @@
           <w:sz w:val="24"/>
           <w:u w:val="single"/>
         </w:rPr>
-        <w:hyperlink r:id="rId20" w:history="1">
+        <w:hyperlink r:id="rId21" w:history="1">
           <w:r>
             <w:rPr>
               <w:rStyle w:val="Hyperlink"/>
@@ -3057,7 +3059,7 @@
           <w:sz w:val="24"/>
           <w:u w:val="single"/>
         </w:rPr>
-        <w:hyperlink r:id="rId20" w:history="1">
+        <w:hyperlink r:id="rId21" w:history="1">
           <w:r>
             <w:rPr>
               <w:rStyle w:val="Hyperlink"/>
@@ -3075,7 +3077,7 @@
           <w:sz w:val="24"/>
           <w:u w:val="single"/>
         </w:rPr>
-        <w:hyperlink r:id="rId20" w:history="1">
+        <w:hyperlink r:id="rId21" w:history="1">
           <w:r>
             <w:rPr>
               <w:rStyle w:val="Hyperlink"/>
@@ -3093,7 +3095,7 @@
           <w:sz w:val="24"/>
           <w:u w:val="single"/>
         </w:rPr>
-        <w:hyperlink r:id="rId20" w:history="1">
+        <w:hyperlink r:id="rId21" w:history="1">
           <w:r>
             <w:rPr>
               <w:rStyle w:val="Hyperlink"/>
@@ -3111,7 +3113,7 @@
           <w:sz w:val="24"/>
           <w:u w:val="single"/>
         </w:rPr>
-        <w:hyperlink r:id="rId20" w:history="1">
+        <w:hyperlink r:id="rId21" w:history="1">
           <w:r>
             <w:rPr>
               <w:rStyle w:val="Hyperlink"/>
@@ -3132,7 +3134,7 @@
           <w:sz w:val="24"/>
           <w:u w:val="single"/>
         </w:rPr>
-        <w:hyperlink r:id="rId20" w:history="1">
+        <w:hyperlink r:id="rId21" w:history="1">
           <w:r>
             <w:rPr>
               <w:rStyle w:val="Hyperlink"/>
@@ -3150,7 +3152,7 @@
           <w:sz w:val="24"/>
           <w:u w:val="single"/>
         </w:rPr>
-        <w:hyperlink r:id="rId20" w:history="1">
+        <w:hyperlink r:id="rId21" w:history="1">
           <w:r>
             <w:rPr>
               <w:rStyle w:val="Hyperlink"/>
@@ -3168,7 +3170,7 @@
           <w:sz w:val="24"/>
           <w:u w:val="single"/>
         </w:rPr>
-        <w:hyperlink r:id="rId20" w:history="1">
+        <w:hyperlink r:id="rId21" w:history="1">
           <w:r>
             <w:rPr>
               <w:rStyle w:val="Hyperlink"/>
@@ -3186,7 +3188,7 @@
           <w:sz w:val="24"/>
           <w:u w:val="single"/>
         </w:rPr>
-        <w:hyperlink r:id="rId20" w:history="1">
+        <w:hyperlink r:id="rId21" w:history="1">
           <w:r>
             <w:rPr>
               <w:rStyle w:val="Hyperlink"/>
@@ -3204,7 +3206,7 @@
           <w:sz w:val="24"/>
           <w:u w:val="single"/>
         </w:rPr>
-        <w:hyperlink r:id="rId20" w:history="1">
+        <w:hyperlink r:id="rId21" w:history="1">
           <w:r>
             <w:rPr>
               <w:rStyle w:val="Hyperlink"/>
@@ -3355,7 +3357,7 @@
           <w:sz w:val="24"/>
           <w:u w:val="single"/>
         </w:rPr>
-        <w:hyperlink r:id="rId21" w:history="1">
+        <w:hyperlink r:id="rId22" w:history="1">
           <w:r>
             <w:rPr>
               <w:rStyle w:val="Hyperlink"/>
@@ -3373,7 +3375,7 @@
           <w:sz w:val="24"/>
           <w:u w:val="single"/>
         </w:rPr>
-        <w:hyperlink r:id="rId21" w:history="1">
+        <w:hyperlink r:id="rId22" w:history="1">
           <w:r>
             <w:rPr>
               <w:rStyle w:val="Hyperlink"/>
@@ -3391,7 +3393,7 @@
           <w:sz w:val="24"/>
           <w:u w:val="single"/>
         </w:rPr>
-        <w:hyperlink r:id="rId21" w:history="1">
+        <w:hyperlink r:id="rId22" w:history="1">
           <w:r>
             <w:rPr>
               <w:rStyle w:val="Hyperlink"/>
@@ -3409,7 +3411,7 @@
           <w:sz w:val="24"/>
           <w:u w:val="single"/>
         </w:rPr>
-        <w:hyperlink r:id="rId21" w:history="1">
+        <w:hyperlink r:id="rId22" w:history="1">
           <w:r>
             <w:rPr>
               <w:rStyle w:val="Hyperlink"/>
@@ -3427,7 +3429,7 @@
           <w:sz w:val="24"/>
           <w:u w:val="single"/>
         </w:rPr>
-        <w:hyperlink r:id="rId21" w:history="1">
+        <w:hyperlink r:id="rId22" w:history="1">
           <w:r>
             <w:rPr>
               <w:rStyle w:val="Hyperlink"/>
@@ -3445,7 +3447,7 @@
           <w:sz w:val="24"/>
           <w:u w:val="single"/>
         </w:rPr>
-        <w:hyperlink r:id="rId21" w:history="1">
+        <w:hyperlink r:id="rId22" w:history="1">
           <w:r>
             <w:rPr>
               <w:rStyle w:val="Hyperlink"/>
@@ -3463,7 +3465,7 @@
           <w:sz w:val="24"/>
           <w:u w:val="single"/>
         </w:rPr>
-        <w:hyperlink r:id="rId21" w:history="1">
+        <w:hyperlink r:id="rId22" w:history="1">
           <w:r>
             <w:rPr>
               <w:rStyle w:val="Hyperlink"/>
@@ -3481,7 +3483,7 @@
           <w:sz w:val="24"/>
           <w:u w:val="single"/>
         </w:rPr>
-        <w:hyperlink r:id="rId21" w:history="1">
+        <w:hyperlink r:id="rId22" w:history="1">
           <w:r>
             <w:rPr>
               <w:rStyle w:val="Hyperlink"/>
@@ -3499,7 +3501,7 @@
           <w:sz w:val="24"/>
           <w:u w:val="single"/>
         </w:rPr>
-        <w:hyperlink r:id="rId21" w:history="1">
+        <w:hyperlink r:id="rId22" w:history="1">
           <w:r>
             <w:rPr>
               <w:rStyle w:val="Hyperlink"/>
@@ -3514,7 +3516,7 @@
         <w:autoSpaceDN w:val="0"/>
         <w:autoSpaceDE w:val="0"/>
         <w:widowControl/>
-        <w:spacing w:line="540" w:lineRule="exact" w:before="478" w:after="0"/>
+        <w:spacing w:line="540" w:lineRule="exact" w:before="458" w:after="0"/>
         <w:ind w:left="0" w:right="0" w:firstLine="0"/>
         <w:jc w:val="left"/>
       </w:pPr>
@@ -3581,7 +3583,7 @@
     </w:p>
     <w:sectPr>
       <w:pgSz w:w="11900" w:h="16840"/>
-      <w:pgMar w:top="324" w:right="940" w:bottom="1144" w:left="960" w:header="720" w:footer="720" w:gutter="0"/>
+      <w:pgMar w:top="324" w:right="940" w:bottom="1156" w:left="960" w:header="720" w:footer="720" w:gutter="0"/>
       <w:cols/>
       <w:docGrid w:linePitch="360"/>
     </w:sectPr>

--- a/EXPORTS/DOCX/published/niveau3/Dutch/HoofdcursusKampen.docx
+++ b/EXPORTS/DOCX/published/niveau3/Dutch/HoofdcursusKampen.docx
@@ -571,124 +571,8 @@
           <w:i/>
           <w:color w:val="0000FF"/>
           <w:sz w:val="24"/>
-          <w:u w:val="single"/>
         </w:rPr>
-        <w:hyperlink r:id="rId10" w:history="1">
-          <w:r>
-            <w:rPr>
-              <w:rStyle w:val="Hyperlink"/>
-            </w:rPr>
-            <w:t>Bronne</w:t>
-          </w:r>
-        </w:hyperlink>
-      </w:r>
-      <w:r>
-        <w:rPr>
-          <w:rFonts w:ascii="Charis SIL Italic" w:hAnsi="Charis SIL Italic" w:eastAsia="Charis SIL Italic"/>
-          <w:b w:val="0"/>
-          <w:i/>
-          <w:color w:val="0000FF"/>
-          <w:sz w:val="24"/>
-          <w:u w:val="single"/>
-        </w:rPr>
-        <w:hyperlink r:id="rId10" w:history="1">
-          <w:r>
-            <w:rPr>
-              <w:rStyle w:val="Hyperlink"/>
-            </w:rPr>
-            <w:t>n</w:t>
-          </w:r>
-        </w:hyperlink>
-      </w:r>
-      <w:r>
-        <w:rPr>
-          <w:u w:val="single" w:color="0000ff"/>
-          <w:rFonts w:ascii="Charis SIL Regular" w:hAnsi="Charis SIL Regular" w:eastAsia="Charis SIL Regular"/>
-          <w:b w:val="0"/>
-          <w:i w:val="0"/>
-          <w:color w:val="000000"/>
-          <w:sz w:val="24"/>
-        </w:rPr>
-        <w:hyperlink r:id="rId9" w:history="1">
-          <w:r>
-            <w:rPr>
-              <w:rStyle w:val="Hyperlink"/>
-            </w:rPr>
-            <w:t xml:space="preserve"> het volledi</w:t>
-          </w:r>
-        </w:hyperlink>
-      </w:r>
-      <w:r>
-        <w:rPr>
-          <w:u w:val="single" w:color="0000ff"/>
-          <w:rFonts w:ascii="Charis SIL Regular" w:hAnsi="Charis SIL Regular" w:eastAsia="Charis SIL Regular"/>
-          <w:b w:val="0"/>
-          <w:i w:val="0"/>
-          <w:color w:val="000000"/>
-          <w:sz w:val="24"/>
-        </w:rPr>
-        <w:hyperlink r:id="rId9" w:history="1">
-          <w:r>
-            <w:rPr>
-              <w:rStyle w:val="Hyperlink"/>
-            </w:rPr>
-            <w:t>g</w:t>
-          </w:r>
-        </w:hyperlink>
-      </w:r>
-      <w:r>
-        <w:rPr>
-          <w:u w:val="single" w:color="0000ff"/>
-          <w:rFonts w:ascii="Charis SIL Regular" w:hAnsi="Charis SIL Regular" w:eastAsia="Charis SIL Regular"/>
-          <w:b w:val="0"/>
-          <w:i w:val="0"/>
-          <w:color w:val="000000"/>
-          <w:sz w:val="24"/>
-        </w:rPr>
-        <w:hyperlink r:id="rId9" w:history="1">
-          <w:r>
-            <w:rPr>
-              <w:rStyle w:val="Hyperlink"/>
-            </w:rPr>
-            <w:t>e rappor</w:t>
-          </w:r>
-        </w:hyperlink>
-      </w:r>
-      <w:r>
-        <w:rPr>
-          <w:u w:val="single" w:color="0000ff"/>
-          <w:rFonts w:ascii="Charis SIL Regular" w:hAnsi="Charis SIL Regular" w:eastAsia="Charis SIL Regular"/>
-          <w:b w:val="0"/>
-          <w:i w:val="0"/>
-          <w:color w:val="000000"/>
-          <w:sz w:val="24"/>
-        </w:rPr>
-        <w:hyperlink r:id="rId9" w:history="1">
-          <w:r>
-            <w:rPr>
-              <w:rStyle w:val="Hyperlink"/>
-            </w:rPr>
-            <w:t>t</w:t>
-          </w:r>
-        </w:hyperlink>
-      </w:r>
-      <w:r>
-        <w:rPr>
-          <w:u w:val="single" w:color="0000ff"/>
-          <w:rFonts w:ascii="Charis SIL Regular" w:hAnsi="Charis SIL Regular" w:eastAsia="Charis SIL Regular"/>
-          <w:b w:val="0"/>
-          <w:i w:val="0"/>
-          <w:color w:val="000000"/>
-          <w:sz w:val="24"/>
-        </w:rPr>
-        <w:hyperlink r:id="rId9" w:history="1">
-          <w:r>
-            <w:rPr>
-              <w:rStyle w:val="Hyperlink"/>
-            </w:rPr>
-            <w:t xml:space="preserve">). </w:t>
-          </w:r>
-        </w:hyperlink>
+        <w:t>Bronnen</w:t>
       </w:r>
       <w:r>
         <w:rPr>
@@ -698,108 +582,7 @@
           <w:color w:val="000000"/>
           <w:sz w:val="24"/>
         </w:rPr>
-        <w:t>O</w:t>
-      </w:r>
-      <w:r>
-        <w:rPr>
-          <w:u w:val="single" w:color="0000ff"/>
-          <w:rFonts w:ascii="Charis SIL Regular" w:hAnsi="Charis SIL Regular" w:eastAsia="Charis SIL Regular"/>
-          <w:b w:val="0"/>
-          <w:i w:val="0"/>
-          <w:color w:val="000000"/>
-          <w:sz w:val="24"/>
-        </w:rPr>
-        <w:hyperlink r:id="rId9" w:history="1">
-          <w:r>
-            <w:rPr>
-              <w:rStyle w:val="Hyperlink"/>
-            </w:rPr>
-            <w:t>ok H.J.</w:t>
-          </w:r>
-        </w:hyperlink>
-      </w:r>
-      <w:r>
-        <w:rPr>
-          <w:u w:val="single" w:color="0000ff"/>
-          <w:rFonts w:ascii="Charis SIL Regular" w:hAnsi="Charis SIL Regular" w:eastAsia="Charis SIL Regular"/>
-          <w:b w:val="0"/>
-          <w:i w:val="0"/>
-          <w:color w:val="000000"/>
-          <w:sz w:val="24"/>
-        </w:rPr>
-        <w:t xml:space="preserve"> </w:t>
-      </w:r>
-      <w:r>
-        <w:rPr>
-          <w:u w:val="single" w:color="0000ff"/>
-          <w:rFonts w:ascii="Charis SIL Regular" w:hAnsi="Charis SIL Regular" w:eastAsia="Charis SIL Regular"/>
-          <w:b w:val="0"/>
-          <w:i w:val="0"/>
-          <w:color w:val="000000"/>
-          <w:sz w:val="24"/>
-        </w:rPr>
-        <w:hyperlink r:id="rId9" w:history="1">
-          <w:r>
-            <w:rPr>
-              <w:rStyle w:val="Hyperlink"/>
-            </w:rPr>
-            <w:t>V</w:t>
-          </w:r>
-        </w:hyperlink>
-      </w:r>
-      <w:r>
-        <w:rPr>
-          <w:u w:val="single" w:color="0000ff"/>
-          <w:rFonts w:ascii="Charis SIL Regular" w:hAnsi="Charis SIL Regular" w:eastAsia="Charis SIL Regular"/>
-          <w:b w:val="0"/>
-          <w:i w:val="0"/>
-          <w:color w:val="000000"/>
-          <w:sz w:val="24"/>
-        </w:rPr>
-        <w:hyperlink r:id="rId9" w:history="1">
-          <w:r>
-            <w:rPr>
-              <w:rStyle w:val="Hyperlink"/>
-            </w:rPr>
-            <w:t>o</w:t>
-          </w:r>
-        </w:hyperlink>
-      </w:r>
-      <w:r>
-        <w:rPr>
-          <w:u w:val="single" w:color="0000ff"/>
-          <w:rFonts w:ascii="Charis SIL Regular" w:hAnsi="Charis SIL Regular" w:eastAsia="Charis SIL Regular"/>
-          <w:b w:val="0"/>
-          <w:i w:val="0"/>
-          <w:color w:val="000000"/>
-          <w:sz w:val="24"/>
-        </w:rPr>
-        <w:hyperlink r:id="rId9" w:history="1">
-          <w:r>
-            <w:rPr>
-              <w:rStyle w:val="Hyperlink"/>
-            </w:rPr>
-            <w:t>sku</w:t>
-          </w:r>
-        </w:hyperlink>
-      </w:r>
-      <w:r>
-        <w:rPr>
-          <w:u w:val="single" w:color="0000ff"/>
-          <w:rFonts w:ascii="Charis SIL Regular" w:hAnsi="Charis SIL Regular" w:eastAsia="Charis SIL Regular"/>
-          <w:b w:val="0"/>
-          <w:i w:val="0"/>
-          <w:color w:val="000000"/>
-          <w:sz w:val="24"/>
-        </w:rPr>
-        <w:hyperlink r:id="rId9" w:history="1">
-          <w:r>
-            <w:rPr>
-              <w:rStyle w:val="Hyperlink"/>
-            </w:rPr>
-            <w:t>il, die Va</w:t>
-          </w:r>
-        </w:hyperlink>
+        <w:t xml:space="preserve"> het volledige rapport). Ook H.J. Voskuil, die Va</w:t>
       </w:r>
       <w:r>
         <w:rPr>
@@ -841,7 +624,6 @@
       </w:r>
       <w:r>
         <w:rPr>
-          <w:u w:val="single" w:color="0000ff"/>
           <w:rFonts w:ascii="Charis SIL Regular" w:hAnsi="Charis SIL Regular" w:eastAsia="Charis SIL Regular"/>
           <w:b w:val="0"/>
           <w:i w:val="0"/>
@@ -987,7 +769,7 @@
             <w:rPr>
               <w:rStyle w:val="Hyperlink"/>
             </w:rPr>
-            <w:t>desbetreffen</w:t>
+            <w:t>desbetreffend</w:t>
           </w:r>
         </w:hyperlink>
       </w:r>
@@ -998,23 +780,7 @@
           <w:i w:val="0"/>
           <w:color w:val="0000FF"/>
           <w:sz w:val="24"/>
-        </w:rPr>
-        <w:hyperlink r:id="rId11" w:history="1">
-          <w:r>
-            <w:rPr>
-              <w:rStyle w:val="Hyperlink"/>
-            </w:rPr>
-            <w:t>d</w:t>
-          </w:r>
-        </w:hyperlink>
-      </w:r>
-      <w:r>
-        <w:rPr>
-          <w:rFonts w:ascii="Charis SIL Regular" w:hAnsi="Charis SIL Regular" w:eastAsia="Charis SIL Regular"/>
-          <w:b w:val="0"/>
-          <w:i w:val="0"/>
-          <w:color w:val="0000FF"/>
-          <w:sz w:val="24"/>
+          <w:u w:val="single"/>
         </w:rPr>
         <w:t>e</w:t>
       </w:r>
@@ -1043,9 +809,19 @@
             <w:rPr>
               <w:rStyle w:val="Hyperlink"/>
             </w:rPr>
-            <w:t>zoekhulp</w:t>
+            <w:t>zoekhul</w:t>
           </w:r>
         </w:hyperlink>
+      </w:r>
+      <w:r>
+        <w:rPr>
+          <w:rFonts w:ascii="Charis SIL Regular" w:hAnsi="Charis SIL Regular" w:eastAsia="Charis SIL Regular"/>
+          <w:b w:val="0"/>
+          <w:i w:val="0"/>
+          <w:color w:val="0000FF"/>
+          <w:sz w:val="24"/>
+        </w:rPr>
+        <w:t>p</w:t>
       </w:r>
       <w:r>
         <w:rPr>
@@ -2175,7 +1951,7 @@
           <w:sz w:val="24"/>
           <w:u w:val="single"/>
         </w:rPr>
-        <w:hyperlink r:id="rId16" w:history="1">
+        <w:hyperlink r:id="rId15" w:history="1">
           <w:r>
             <w:rPr>
               <w:rStyle w:val="Hyperlink"/>
@@ -2186,7 +1962,6 @@
       </w:r>
       <w:r>
         <w:rPr>
-          <w:u w:val="single" w:color="0000ff"/>
           <w:rFonts w:ascii="Charis SIL Regular" w:hAnsi="Charis SIL Regular" w:eastAsia="Charis SIL Regular"/>
           <w:b w:val="0"/>
           <w:i w:val="0"/>
@@ -2240,7 +2015,7 @@
           <w:sz w:val="24"/>
           <w:u w:val="single"/>
         </w:rPr>
-        <w:hyperlink r:id="rId17" w:history="1">
+        <w:hyperlink r:id="rId15" w:history="1">
           <w:r>
             <w:rPr>
               <w:rStyle w:val="Hyperlink"/>
@@ -2258,7 +2033,7 @@
           <w:sz w:val="24"/>
           <w:u w:val="single"/>
         </w:rPr>
-        <w:hyperlink r:id="rId17" w:history="1">
+        <w:hyperlink r:id="rId15" w:history="1">
           <w:r>
             <w:rPr>
               <w:rStyle w:val="Hyperlink"/>
@@ -2356,7 +2131,7 @@
           <w:sz w:val="24"/>
           <w:u w:val="single"/>
         </w:rPr>
-        <w:hyperlink r:id="rId18" w:history="1">
+        <w:hyperlink r:id="rId17" w:history="1">
           <w:r>
             <w:rPr>
               <w:rStyle w:val="Hyperlink"/>
@@ -2374,7 +2149,7 @@
           <w:sz w:val="24"/>
           <w:u w:val="single"/>
         </w:rPr>
-        <w:hyperlink r:id="rId18" w:history="1">
+        <w:hyperlink r:id="rId17" w:history="1">
           <w:r>
             <w:rPr>
               <w:rStyle w:val="Hyperlink"/>
@@ -2392,7 +2167,7 @@
           <w:sz w:val="24"/>
           <w:u w:val="single"/>
         </w:rPr>
-        <w:hyperlink r:id="rId18" w:history="1">
+        <w:hyperlink r:id="rId17" w:history="1">
           <w:r>
             <w:rPr>
               <w:rStyle w:val="Hyperlink"/>
@@ -2410,7 +2185,7 @@
           <w:sz w:val="24"/>
           <w:u w:val="single"/>
         </w:rPr>
-        <w:hyperlink r:id="rId18" w:history="1">
+        <w:hyperlink r:id="rId17" w:history="1">
           <w:r>
             <w:rPr>
               <w:rStyle w:val="Hyperlink"/>
@@ -2438,7 +2213,7 @@
           <w:sz w:val="24"/>
           <w:u w:val="single"/>
         </w:rPr>
-        <w:hyperlink r:id="rId19" w:history="1">
+        <w:hyperlink r:id="rId18" w:history="1">
           <w:r>
             <w:rPr>
               <w:rStyle w:val="Hyperlink"/>
@@ -2474,7 +2249,7 @@
           <w:sz w:val="24"/>
           <w:u w:val="single"/>
         </w:rPr>
-        <w:hyperlink r:id="rId18" w:history="1">
+        <w:hyperlink r:id="rId17" w:history="1">
           <w:r>
             <w:rPr>
               <w:rStyle w:val="Hyperlink"/>
@@ -2631,7 +2406,7 @@
           <w:sz w:val="24"/>
           <w:u w:val="single"/>
         </w:rPr>
-        <w:hyperlink r:id="rId20" w:history="1">
+        <w:hyperlink r:id="rId19" w:history="1">
           <w:r>
             <w:rPr>
               <w:rStyle w:val="Hyperlink"/>
@@ -2649,7 +2424,7 @@
           <w:sz w:val="24"/>
           <w:u w:val="single"/>
         </w:rPr>
-        <w:hyperlink r:id="rId20" w:history="1">
+        <w:hyperlink r:id="rId19" w:history="1">
           <w:r>
             <w:rPr>
               <w:rStyle w:val="Hyperlink"/>
@@ -2667,7 +2442,7 @@
           <w:sz w:val="24"/>
           <w:u w:val="single"/>
         </w:rPr>
-        <w:hyperlink r:id="rId20" w:history="1">
+        <w:hyperlink r:id="rId19" w:history="1">
           <w:r>
             <w:rPr>
               <w:rStyle w:val="Hyperlink"/>
@@ -2685,7 +2460,7 @@
           <w:sz w:val="24"/>
           <w:u w:val="single"/>
         </w:rPr>
-        <w:hyperlink r:id="rId20" w:history="1">
+        <w:hyperlink r:id="rId19" w:history="1">
           <w:r>
             <w:rPr>
               <w:rStyle w:val="Hyperlink"/>
@@ -2703,7 +2478,7 @@
           <w:sz w:val="24"/>
           <w:u w:val="single"/>
         </w:rPr>
-        <w:hyperlink r:id="rId20" w:history="1">
+        <w:hyperlink r:id="rId19" w:history="1">
           <w:r>
             <w:rPr>
               <w:rStyle w:val="Hyperlink"/>
@@ -2721,7 +2496,7 @@
           <w:sz w:val="24"/>
           <w:u w:val="single"/>
         </w:rPr>
-        <w:hyperlink r:id="rId20" w:history="1">
+        <w:hyperlink r:id="rId19" w:history="1">
           <w:r>
             <w:rPr>
               <w:rStyle w:val="Hyperlink"/>
@@ -2739,7 +2514,7 @@
           <w:sz w:val="24"/>
           <w:u w:val="single"/>
         </w:rPr>
-        <w:hyperlink r:id="rId20" w:history="1">
+        <w:hyperlink r:id="rId19" w:history="1">
           <w:r>
             <w:rPr>
               <w:rStyle w:val="Hyperlink"/>
@@ -2757,7 +2532,7 @@
           <w:sz w:val="24"/>
           <w:u w:val="single"/>
         </w:rPr>
-        <w:hyperlink r:id="rId20" w:history="1">
+        <w:hyperlink r:id="rId19" w:history="1">
           <w:r>
             <w:rPr>
               <w:rStyle w:val="Hyperlink"/>
@@ -2775,7 +2550,7 @@
           <w:sz w:val="24"/>
           <w:u w:val="single"/>
         </w:rPr>
-        <w:hyperlink r:id="rId20" w:history="1">
+        <w:hyperlink r:id="rId19" w:history="1">
           <w:r>
             <w:rPr>
               <w:rStyle w:val="Hyperlink"/>
@@ -2793,7 +2568,7 @@
           <w:sz w:val="24"/>
           <w:u w:val="single"/>
         </w:rPr>
-        <w:hyperlink r:id="rId20" w:history="1">
+        <w:hyperlink r:id="rId19" w:history="1">
           <w:r>
             <w:rPr>
               <w:rStyle w:val="Hyperlink"/>
@@ -2811,7 +2586,7 @@
           <w:sz w:val="24"/>
           <w:u w:val="single"/>
         </w:rPr>
-        <w:hyperlink r:id="rId20" w:history="1">
+        <w:hyperlink r:id="rId19" w:history="1">
           <w:r>
             <w:rPr>
               <w:rStyle w:val="Hyperlink"/>
@@ -2829,7 +2604,7 @@
           <w:sz w:val="24"/>
           <w:u w:val="single"/>
         </w:rPr>
-        <w:hyperlink r:id="rId20" w:history="1">
+        <w:hyperlink r:id="rId19" w:history="1">
           <w:r>
             <w:rPr>
               <w:rStyle w:val="Hyperlink"/>
@@ -2847,7 +2622,7 @@
           <w:sz w:val="24"/>
           <w:u w:val="single"/>
         </w:rPr>
-        <w:hyperlink r:id="rId20" w:history="1">
+        <w:hyperlink r:id="rId19" w:history="1">
           <w:r>
             <w:rPr>
               <w:rStyle w:val="Hyperlink"/>
@@ -2865,7 +2640,7 @@
           <w:sz w:val="24"/>
           <w:u w:val="single"/>
         </w:rPr>
-        <w:hyperlink r:id="rId20" w:history="1">
+        <w:hyperlink r:id="rId19" w:history="1">
           <w:r>
             <w:rPr>
               <w:rStyle w:val="Hyperlink"/>
@@ -2883,7 +2658,7 @@
           <w:sz w:val="24"/>
           <w:u w:val="single"/>
         </w:rPr>
-        <w:hyperlink r:id="rId20" w:history="1">
+        <w:hyperlink r:id="rId19" w:history="1">
           <w:r>
             <w:rPr>
               <w:rStyle w:val="Hyperlink"/>
@@ -3041,7 +2816,7 @@
           <w:sz w:val="24"/>
           <w:u w:val="single"/>
         </w:rPr>
-        <w:hyperlink r:id="rId21" w:history="1">
+        <w:hyperlink r:id="rId20" w:history="1">
           <w:r>
             <w:rPr>
               <w:rStyle w:val="Hyperlink"/>
@@ -3059,7 +2834,7 @@
           <w:sz w:val="24"/>
           <w:u w:val="single"/>
         </w:rPr>
-        <w:hyperlink r:id="rId21" w:history="1">
+        <w:hyperlink r:id="rId20" w:history="1">
           <w:r>
             <w:rPr>
               <w:rStyle w:val="Hyperlink"/>
@@ -3077,7 +2852,7 @@
           <w:sz w:val="24"/>
           <w:u w:val="single"/>
         </w:rPr>
-        <w:hyperlink r:id="rId21" w:history="1">
+        <w:hyperlink r:id="rId20" w:history="1">
           <w:r>
             <w:rPr>
               <w:rStyle w:val="Hyperlink"/>
@@ -3095,7 +2870,7 @@
           <w:sz w:val="24"/>
           <w:u w:val="single"/>
         </w:rPr>
-        <w:hyperlink r:id="rId21" w:history="1">
+        <w:hyperlink r:id="rId20" w:history="1">
           <w:r>
             <w:rPr>
               <w:rStyle w:val="Hyperlink"/>
@@ -3113,7 +2888,7 @@
           <w:sz w:val="24"/>
           <w:u w:val="single"/>
         </w:rPr>
-        <w:hyperlink r:id="rId21" w:history="1">
+        <w:hyperlink r:id="rId20" w:history="1">
           <w:r>
             <w:rPr>
               <w:rStyle w:val="Hyperlink"/>
@@ -3134,7 +2909,7 @@
           <w:sz w:val="24"/>
           <w:u w:val="single"/>
         </w:rPr>
-        <w:hyperlink r:id="rId21" w:history="1">
+        <w:hyperlink r:id="rId20" w:history="1">
           <w:r>
             <w:rPr>
               <w:rStyle w:val="Hyperlink"/>
@@ -3152,7 +2927,7 @@
           <w:sz w:val="24"/>
           <w:u w:val="single"/>
         </w:rPr>
-        <w:hyperlink r:id="rId21" w:history="1">
+        <w:hyperlink r:id="rId20" w:history="1">
           <w:r>
             <w:rPr>
               <w:rStyle w:val="Hyperlink"/>
@@ -3170,7 +2945,7 @@
           <w:sz w:val="24"/>
           <w:u w:val="single"/>
         </w:rPr>
-        <w:hyperlink r:id="rId21" w:history="1">
+        <w:hyperlink r:id="rId20" w:history="1">
           <w:r>
             <w:rPr>
               <w:rStyle w:val="Hyperlink"/>
@@ -3188,7 +2963,7 @@
           <w:sz w:val="24"/>
           <w:u w:val="single"/>
         </w:rPr>
-        <w:hyperlink r:id="rId21" w:history="1">
+        <w:hyperlink r:id="rId20" w:history="1">
           <w:r>
             <w:rPr>
               <w:rStyle w:val="Hyperlink"/>
@@ -3206,7 +2981,7 @@
           <w:sz w:val="24"/>
           <w:u w:val="single"/>
         </w:rPr>
-        <w:hyperlink r:id="rId21" w:history="1">
+        <w:hyperlink r:id="rId20" w:history="1">
           <w:r>
             <w:rPr>
               <w:rStyle w:val="Hyperlink"/>
@@ -3357,7 +3132,7 @@
           <w:sz w:val="24"/>
           <w:u w:val="single"/>
         </w:rPr>
-        <w:hyperlink r:id="rId22" w:history="1">
+        <w:hyperlink r:id="rId21" w:history="1">
           <w:r>
             <w:rPr>
               <w:rStyle w:val="Hyperlink"/>
@@ -3375,7 +3150,7 @@
           <w:sz w:val="24"/>
           <w:u w:val="single"/>
         </w:rPr>
-        <w:hyperlink r:id="rId22" w:history="1">
+        <w:hyperlink r:id="rId21" w:history="1">
           <w:r>
             <w:rPr>
               <w:rStyle w:val="Hyperlink"/>
@@ -3393,7 +3168,7 @@
           <w:sz w:val="24"/>
           <w:u w:val="single"/>
         </w:rPr>
-        <w:hyperlink r:id="rId22" w:history="1">
+        <w:hyperlink r:id="rId21" w:history="1">
           <w:r>
             <w:rPr>
               <w:rStyle w:val="Hyperlink"/>
@@ -3411,7 +3186,7 @@
           <w:sz w:val="24"/>
           <w:u w:val="single"/>
         </w:rPr>
-        <w:hyperlink r:id="rId22" w:history="1">
+        <w:hyperlink r:id="rId21" w:history="1">
           <w:r>
             <w:rPr>
               <w:rStyle w:val="Hyperlink"/>
@@ -3429,7 +3204,7 @@
           <w:sz w:val="24"/>
           <w:u w:val="single"/>
         </w:rPr>
-        <w:hyperlink r:id="rId22" w:history="1">
+        <w:hyperlink r:id="rId21" w:history="1">
           <w:r>
             <w:rPr>
               <w:rStyle w:val="Hyperlink"/>
@@ -3447,7 +3222,7 @@
           <w:sz w:val="24"/>
           <w:u w:val="single"/>
         </w:rPr>
-        <w:hyperlink r:id="rId22" w:history="1">
+        <w:hyperlink r:id="rId21" w:history="1">
           <w:r>
             <w:rPr>
               <w:rStyle w:val="Hyperlink"/>
@@ -3465,7 +3240,7 @@
           <w:sz w:val="24"/>
           <w:u w:val="single"/>
         </w:rPr>
-        <w:hyperlink r:id="rId22" w:history="1">
+        <w:hyperlink r:id="rId21" w:history="1">
           <w:r>
             <w:rPr>
               <w:rStyle w:val="Hyperlink"/>
@@ -3483,7 +3258,7 @@
           <w:sz w:val="24"/>
           <w:u w:val="single"/>
         </w:rPr>
-        <w:hyperlink r:id="rId22" w:history="1">
+        <w:hyperlink r:id="rId21" w:history="1">
           <w:r>
             <w:rPr>
               <w:rStyle w:val="Hyperlink"/>
@@ -3501,7 +3276,7 @@
           <w:sz w:val="24"/>
           <w:u w:val="single"/>
         </w:rPr>
-        <w:hyperlink r:id="rId22" w:history="1">
+        <w:hyperlink r:id="rId21" w:history="1">
           <w:r>
             <w:rPr>
               <w:rStyle w:val="Hyperlink"/>

--- a/EXPORTS/DOCX/published/niveau3/Dutch/HoofdcursusKampen.docx
+++ b/EXPORTS/DOCX/published/niveau3/Dutch/HoofdcursusKampen.docx
@@ -555,14 +555,7 @@
           <w:color w:val="000000"/>
           <w:sz w:val="24"/>
         </w:rPr>
-        <w:hyperlink r:id="rId9" w:history="1">
-          <w:r>
-            <w:rPr>
-              <w:rStyle w:val="Hyperlink"/>
-            </w:rPr>
-            <w:t xml:space="preserve">der </w:t>
-          </w:r>
-        </w:hyperlink>
+        <w:t xml:space="preserve">der </w:t>
       </w:r>
       <w:r>
         <w:rPr>
@@ -582,7 +575,25 @@
           <w:color w:val="000000"/>
           <w:sz w:val="24"/>
         </w:rPr>
-        <w:t xml:space="preserve"> het volledige rapport). Ook H.J. Voskuil, die Va</w:t>
+        <w:t xml:space="preserve"> het volledige rapport). Ook H.J. Vosku</w:t>
+      </w:r>
+      <w:r>
+        <w:rPr>
+          <w:u w:val="single" w:color="0000ff"/>
+          <w:rFonts w:ascii="Charis SIL Regular" w:hAnsi="Charis SIL Regular" w:eastAsia="Charis SIL Regular"/>
+          <w:b w:val="0"/>
+          <w:i w:val="0"/>
+          <w:color w:val="000000"/>
+          <w:sz w:val="24"/>
+        </w:rPr>
+        <w:hyperlink r:id="rId9" w:history="1">
+          <w:r>
+            <w:rPr>
+              <w:rStyle w:val="Hyperlink"/>
+            </w:rPr>
+            <w:t>il, die Va</w:t>
+          </w:r>
+        </w:hyperlink>
       </w:r>
       <w:r>
         <w:rPr>
@@ -769,7 +780,7 @@
             <w:rPr>
               <w:rStyle w:val="Hyperlink"/>
             </w:rPr>
-            <w:t>desbetreffend</w:t>
+            <w:t>desbetreffen</w:t>
           </w:r>
         </w:hyperlink>
       </w:r>
@@ -780,7 +791,23 @@
           <w:i w:val="0"/>
           <w:color w:val="0000FF"/>
           <w:sz w:val="24"/>
-          <w:u w:val="single"/>
+        </w:rPr>
+        <w:hyperlink r:id="rId11" w:history="1">
+          <w:r>
+            <w:rPr>
+              <w:rStyle w:val="Hyperlink"/>
+            </w:rPr>
+            <w:t>d</w:t>
+          </w:r>
+        </w:hyperlink>
+      </w:r>
+      <w:r>
+        <w:rPr>
+          <w:rFonts w:ascii="Charis SIL Regular" w:hAnsi="Charis SIL Regular" w:eastAsia="Charis SIL Regular"/>
+          <w:b w:val="0"/>
+          <w:i w:val="0"/>
+          <w:color w:val="0000FF"/>
+          <w:sz w:val="24"/>
         </w:rPr>
         <w:t>e</w:t>
       </w:r>
@@ -809,19 +836,9 @@
             <w:rPr>
               <w:rStyle w:val="Hyperlink"/>
             </w:rPr>
-            <w:t>zoekhul</w:t>
+            <w:t>zoekhulp</w:t>
           </w:r>
         </w:hyperlink>
-      </w:r>
-      <w:r>
-        <w:rPr>
-          <w:rFonts w:ascii="Charis SIL Regular" w:hAnsi="Charis SIL Regular" w:eastAsia="Charis SIL Regular"/>
-          <w:b w:val="0"/>
-          <w:i w:val="0"/>
-          <w:color w:val="0000FF"/>
-          <w:sz w:val="24"/>
-        </w:rPr>
-        <w:t>p</w:t>
       </w:r>
       <w:r>
         <w:rPr>
@@ -1951,7 +1968,7 @@
           <w:sz w:val="24"/>
           <w:u w:val="single"/>
         </w:rPr>
-        <w:hyperlink r:id="rId15" w:history="1">
+        <w:hyperlink r:id="rId16" w:history="1">
           <w:r>
             <w:rPr>
               <w:rStyle w:val="Hyperlink"/>
@@ -1968,14 +1985,7 @@
           <w:color w:val="000000"/>
           <w:sz w:val="24"/>
         </w:rPr>
-        <w:hyperlink r:id="rId15" w:history="1">
-          <w:r>
-            <w:rPr>
-              <w:rStyle w:val="Hyperlink"/>
-            </w:rPr>
-            <w:t xml:space="preserve">, </w:t>
-          </w:r>
-        </w:hyperlink>
+        <w:t xml:space="preserve">, </w:t>
       </w:r>
       <w:r>
         <w:rPr>
@@ -1986,7 +1996,7 @@
           <w:sz w:val="24"/>
           <w:u w:val="single"/>
         </w:rPr>
-        <w:hyperlink r:id="rId15" w:history="1">
+        <w:hyperlink r:id="rId17" w:history="1">
           <w:r>
             <w:rPr>
               <w:rStyle w:val="Hyperlink"/>
@@ -2015,7 +2025,7 @@
           <w:sz w:val="24"/>
           <w:u w:val="single"/>
         </w:rPr>
-        <w:hyperlink r:id="rId15" w:history="1">
+        <w:hyperlink r:id="rId17" w:history="1">
           <w:r>
             <w:rPr>
               <w:rStyle w:val="Hyperlink"/>
@@ -2033,7 +2043,7 @@
           <w:sz w:val="24"/>
           <w:u w:val="single"/>
         </w:rPr>
-        <w:hyperlink r:id="rId15" w:history="1">
+        <w:hyperlink r:id="rId17" w:history="1">
           <w:r>
             <w:rPr>
               <w:rStyle w:val="Hyperlink"/>
@@ -2131,7 +2141,7 @@
           <w:sz w:val="24"/>
           <w:u w:val="single"/>
         </w:rPr>
-        <w:hyperlink r:id="rId17" w:history="1">
+        <w:hyperlink r:id="rId18" w:history="1">
           <w:r>
             <w:rPr>
               <w:rStyle w:val="Hyperlink"/>
@@ -2149,7 +2159,7 @@
           <w:sz w:val="24"/>
           <w:u w:val="single"/>
         </w:rPr>
-        <w:hyperlink r:id="rId17" w:history="1">
+        <w:hyperlink r:id="rId18" w:history="1">
           <w:r>
             <w:rPr>
               <w:rStyle w:val="Hyperlink"/>
@@ -2167,7 +2177,7 @@
           <w:sz w:val="24"/>
           <w:u w:val="single"/>
         </w:rPr>
-        <w:hyperlink r:id="rId17" w:history="1">
+        <w:hyperlink r:id="rId18" w:history="1">
           <w:r>
             <w:rPr>
               <w:rStyle w:val="Hyperlink"/>
@@ -2185,7 +2195,7 @@
           <w:sz w:val="24"/>
           <w:u w:val="single"/>
         </w:rPr>
-        <w:hyperlink r:id="rId17" w:history="1">
+        <w:hyperlink r:id="rId18" w:history="1">
           <w:r>
             <w:rPr>
               <w:rStyle w:val="Hyperlink"/>
@@ -2213,7 +2223,7 @@
           <w:sz w:val="24"/>
           <w:u w:val="single"/>
         </w:rPr>
-        <w:hyperlink r:id="rId18" w:history="1">
+        <w:hyperlink r:id="rId19" w:history="1">
           <w:r>
             <w:rPr>
               <w:rStyle w:val="Hyperlink"/>
@@ -2231,7 +2241,7 @@
           <w:sz w:val="24"/>
           <w:u w:val="single"/>
         </w:rPr>
-        <w:hyperlink r:id="rId18" w:history="1">
+        <w:hyperlink r:id="rId19" w:history="1">
           <w:r>
             <w:rPr>
               <w:rStyle w:val="Hyperlink"/>
@@ -2249,7 +2259,7 @@
           <w:sz w:val="24"/>
           <w:u w:val="single"/>
         </w:rPr>
-        <w:hyperlink r:id="rId17" w:history="1">
+        <w:hyperlink r:id="rId19" w:history="1">
           <w:r>
             <w:rPr>
               <w:rStyle w:val="Hyperlink"/>
@@ -2406,7 +2416,7 @@
           <w:sz w:val="24"/>
           <w:u w:val="single"/>
         </w:rPr>
-        <w:hyperlink r:id="rId19" w:history="1">
+        <w:hyperlink r:id="rId20" w:history="1">
           <w:r>
             <w:rPr>
               <w:rStyle w:val="Hyperlink"/>
@@ -2424,7 +2434,7 @@
           <w:sz w:val="24"/>
           <w:u w:val="single"/>
         </w:rPr>
-        <w:hyperlink r:id="rId19" w:history="1">
+        <w:hyperlink r:id="rId20" w:history="1">
           <w:r>
             <w:rPr>
               <w:rStyle w:val="Hyperlink"/>
@@ -2442,7 +2452,7 @@
           <w:sz w:val="24"/>
           <w:u w:val="single"/>
         </w:rPr>
-        <w:hyperlink r:id="rId19" w:history="1">
+        <w:hyperlink r:id="rId20" w:history="1">
           <w:r>
             <w:rPr>
               <w:rStyle w:val="Hyperlink"/>
@@ -2460,7 +2470,7 @@
           <w:sz w:val="24"/>
           <w:u w:val="single"/>
         </w:rPr>
-        <w:hyperlink r:id="rId19" w:history="1">
+        <w:hyperlink r:id="rId20" w:history="1">
           <w:r>
             <w:rPr>
               <w:rStyle w:val="Hyperlink"/>
@@ -2478,7 +2488,7 @@
           <w:sz w:val="24"/>
           <w:u w:val="single"/>
         </w:rPr>
-        <w:hyperlink r:id="rId19" w:history="1">
+        <w:hyperlink r:id="rId20" w:history="1">
           <w:r>
             <w:rPr>
               <w:rStyle w:val="Hyperlink"/>
@@ -2496,7 +2506,7 @@
           <w:sz w:val="24"/>
           <w:u w:val="single"/>
         </w:rPr>
-        <w:hyperlink r:id="rId19" w:history="1">
+        <w:hyperlink r:id="rId20" w:history="1">
           <w:r>
             <w:rPr>
               <w:rStyle w:val="Hyperlink"/>
@@ -2514,7 +2524,7 @@
           <w:sz w:val="24"/>
           <w:u w:val="single"/>
         </w:rPr>
-        <w:hyperlink r:id="rId19" w:history="1">
+        <w:hyperlink r:id="rId20" w:history="1">
           <w:r>
             <w:rPr>
               <w:rStyle w:val="Hyperlink"/>
@@ -2532,7 +2542,7 @@
           <w:sz w:val="24"/>
           <w:u w:val="single"/>
         </w:rPr>
-        <w:hyperlink r:id="rId19" w:history="1">
+        <w:hyperlink r:id="rId20" w:history="1">
           <w:r>
             <w:rPr>
               <w:rStyle w:val="Hyperlink"/>
@@ -2550,7 +2560,7 @@
           <w:sz w:val="24"/>
           <w:u w:val="single"/>
         </w:rPr>
-        <w:hyperlink r:id="rId19" w:history="1">
+        <w:hyperlink r:id="rId20" w:history="1">
           <w:r>
             <w:rPr>
               <w:rStyle w:val="Hyperlink"/>
@@ -2568,7 +2578,7 @@
           <w:sz w:val="24"/>
           <w:u w:val="single"/>
         </w:rPr>
-        <w:hyperlink r:id="rId19" w:history="1">
+        <w:hyperlink r:id="rId20" w:history="1">
           <w:r>
             <w:rPr>
               <w:rStyle w:val="Hyperlink"/>
@@ -2586,7 +2596,7 @@
           <w:sz w:val="24"/>
           <w:u w:val="single"/>
         </w:rPr>
-        <w:hyperlink r:id="rId19" w:history="1">
+        <w:hyperlink r:id="rId20" w:history="1">
           <w:r>
             <w:rPr>
               <w:rStyle w:val="Hyperlink"/>
@@ -2604,7 +2614,7 @@
           <w:sz w:val="24"/>
           <w:u w:val="single"/>
         </w:rPr>
-        <w:hyperlink r:id="rId19" w:history="1">
+        <w:hyperlink r:id="rId20" w:history="1">
           <w:r>
             <w:rPr>
               <w:rStyle w:val="Hyperlink"/>
@@ -2622,7 +2632,7 @@
           <w:sz w:val="24"/>
           <w:u w:val="single"/>
         </w:rPr>
-        <w:hyperlink r:id="rId19" w:history="1">
+        <w:hyperlink r:id="rId20" w:history="1">
           <w:r>
             <w:rPr>
               <w:rStyle w:val="Hyperlink"/>
@@ -2640,7 +2650,7 @@
           <w:sz w:val="24"/>
           <w:u w:val="single"/>
         </w:rPr>
-        <w:hyperlink r:id="rId19" w:history="1">
+        <w:hyperlink r:id="rId20" w:history="1">
           <w:r>
             <w:rPr>
               <w:rStyle w:val="Hyperlink"/>
@@ -2658,7 +2668,7 @@
           <w:sz w:val="24"/>
           <w:u w:val="single"/>
         </w:rPr>
-        <w:hyperlink r:id="rId19" w:history="1">
+        <w:hyperlink r:id="rId20" w:history="1">
           <w:r>
             <w:rPr>
               <w:rStyle w:val="Hyperlink"/>
@@ -2816,7 +2826,7 @@
           <w:sz w:val="24"/>
           <w:u w:val="single"/>
         </w:rPr>
-        <w:hyperlink r:id="rId20" w:history="1">
+        <w:hyperlink r:id="rId21" w:history="1">
           <w:r>
             <w:rPr>
               <w:rStyle w:val="Hyperlink"/>
@@ -2834,7 +2844,7 @@
           <w:sz w:val="24"/>
           <w:u w:val="single"/>
         </w:rPr>
-        <w:hyperlink r:id="rId20" w:history="1">
+        <w:hyperlink r:id="rId21" w:history="1">
           <w:r>
             <w:rPr>
               <w:rStyle w:val="Hyperlink"/>
@@ -2852,7 +2862,7 @@
           <w:sz w:val="24"/>
           <w:u w:val="single"/>
         </w:rPr>
-        <w:hyperlink r:id="rId20" w:history="1">
+        <w:hyperlink r:id="rId21" w:history="1">
           <w:r>
             <w:rPr>
               <w:rStyle w:val="Hyperlink"/>
@@ -2870,7 +2880,7 @@
           <w:sz w:val="24"/>
           <w:u w:val="single"/>
         </w:rPr>
-        <w:hyperlink r:id="rId20" w:history="1">
+        <w:hyperlink r:id="rId21" w:history="1">
           <w:r>
             <w:rPr>
               <w:rStyle w:val="Hyperlink"/>
@@ -2888,7 +2898,7 @@
           <w:sz w:val="24"/>
           <w:u w:val="single"/>
         </w:rPr>
-        <w:hyperlink r:id="rId20" w:history="1">
+        <w:hyperlink r:id="rId21" w:history="1">
           <w:r>
             <w:rPr>
               <w:rStyle w:val="Hyperlink"/>
@@ -2909,7 +2919,7 @@
           <w:sz w:val="24"/>
           <w:u w:val="single"/>
         </w:rPr>
-        <w:hyperlink r:id="rId20" w:history="1">
+        <w:hyperlink r:id="rId21" w:history="1">
           <w:r>
             <w:rPr>
               <w:rStyle w:val="Hyperlink"/>
@@ -2927,7 +2937,7 @@
           <w:sz w:val="24"/>
           <w:u w:val="single"/>
         </w:rPr>
-        <w:hyperlink r:id="rId20" w:history="1">
+        <w:hyperlink r:id="rId21" w:history="1">
           <w:r>
             <w:rPr>
               <w:rStyle w:val="Hyperlink"/>
@@ -2945,7 +2955,7 @@
           <w:sz w:val="24"/>
           <w:u w:val="single"/>
         </w:rPr>
-        <w:hyperlink r:id="rId20" w:history="1">
+        <w:hyperlink r:id="rId21" w:history="1">
           <w:r>
             <w:rPr>
               <w:rStyle w:val="Hyperlink"/>
@@ -2963,7 +2973,7 @@
           <w:sz w:val="24"/>
           <w:u w:val="single"/>
         </w:rPr>
-        <w:hyperlink r:id="rId20" w:history="1">
+        <w:hyperlink r:id="rId21" w:history="1">
           <w:r>
             <w:rPr>
               <w:rStyle w:val="Hyperlink"/>
@@ -2981,7 +2991,7 @@
           <w:sz w:val="24"/>
           <w:u w:val="single"/>
         </w:rPr>
-        <w:hyperlink r:id="rId20" w:history="1">
+        <w:hyperlink r:id="rId21" w:history="1">
           <w:r>
             <w:rPr>
               <w:rStyle w:val="Hyperlink"/>
@@ -3132,7 +3142,7 @@
           <w:sz w:val="24"/>
           <w:u w:val="single"/>
         </w:rPr>
-        <w:hyperlink r:id="rId21" w:history="1">
+        <w:hyperlink r:id="rId22" w:history="1">
           <w:r>
             <w:rPr>
               <w:rStyle w:val="Hyperlink"/>
@@ -3150,7 +3160,7 @@
           <w:sz w:val="24"/>
           <w:u w:val="single"/>
         </w:rPr>
-        <w:hyperlink r:id="rId21" w:history="1">
+        <w:hyperlink r:id="rId22" w:history="1">
           <w:r>
             <w:rPr>
               <w:rStyle w:val="Hyperlink"/>
@@ -3168,7 +3178,7 @@
           <w:sz w:val="24"/>
           <w:u w:val="single"/>
         </w:rPr>
-        <w:hyperlink r:id="rId21" w:history="1">
+        <w:hyperlink r:id="rId22" w:history="1">
           <w:r>
             <w:rPr>
               <w:rStyle w:val="Hyperlink"/>
@@ -3186,7 +3196,7 @@
           <w:sz w:val="24"/>
           <w:u w:val="single"/>
         </w:rPr>
-        <w:hyperlink r:id="rId21" w:history="1">
+        <w:hyperlink r:id="rId22" w:history="1">
           <w:r>
             <w:rPr>
               <w:rStyle w:val="Hyperlink"/>
@@ -3204,7 +3214,7 @@
           <w:sz w:val="24"/>
           <w:u w:val="single"/>
         </w:rPr>
-        <w:hyperlink r:id="rId21" w:history="1">
+        <w:hyperlink r:id="rId22" w:history="1">
           <w:r>
             <w:rPr>
               <w:rStyle w:val="Hyperlink"/>
@@ -3222,7 +3232,7 @@
           <w:sz w:val="24"/>
           <w:u w:val="single"/>
         </w:rPr>
-        <w:hyperlink r:id="rId21" w:history="1">
+        <w:hyperlink r:id="rId22" w:history="1">
           <w:r>
             <w:rPr>
               <w:rStyle w:val="Hyperlink"/>
@@ -3240,7 +3250,7 @@
           <w:sz w:val="24"/>
           <w:u w:val="single"/>
         </w:rPr>
-        <w:hyperlink r:id="rId21" w:history="1">
+        <w:hyperlink r:id="rId22" w:history="1">
           <w:r>
             <w:rPr>
               <w:rStyle w:val="Hyperlink"/>
@@ -3258,7 +3268,7 @@
           <w:sz w:val="24"/>
           <w:u w:val="single"/>
         </w:rPr>
-        <w:hyperlink r:id="rId21" w:history="1">
+        <w:hyperlink r:id="rId22" w:history="1">
           <w:r>
             <w:rPr>
               <w:rStyle w:val="Hyperlink"/>
@@ -3276,7 +3286,7 @@
           <w:sz w:val="24"/>
           <w:u w:val="single"/>
         </w:rPr>
-        <w:hyperlink r:id="rId21" w:history="1">
+        <w:hyperlink r:id="rId22" w:history="1">
           <w:r>
             <w:rPr>
               <w:rStyle w:val="Hyperlink"/>

--- a/EXPORTS/DOCX/published/niveau3/Dutch/HoofdcursusKampen.docx
+++ b/EXPORTS/DOCX/published/niveau3/Dutch/HoofdcursusKampen.docx
@@ -544,7 +544,43 @@
           <w:color w:val="000000"/>
           <w:sz w:val="24"/>
         </w:rPr>
-        <w:t>onderzocht (zie on</w:t>
+        <w:t xml:space="preserve">onderzocht (zie onder </w:t>
+      </w:r>
+      <w:r>
+        <w:rPr>
+          <w:rFonts w:ascii="Charis SIL Italic" w:hAnsi="Charis SIL Italic" w:eastAsia="Charis SIL Italic"/>
+          <w:b w:val="0"/>
+          <w:i/>
+          <w:color w:val="0000FF"/>
+          <w:sz w:val="24"/>
+          <w:u w:val="single"/>
+        </w:rPr>
+        <w:hyperlink r:id="rId9" w:history="1">
+          <w:r>
+            <w:rPr>
+              <w:rStyle w:val="Hyperlink"/>
+            </w:rPr>
+            <w:t>Bronne</w:t>
+          </w:r>
+        </w:hyperlink>
+      </w:r>
+      <w:r>
+        <w:rPr>
+          <w:rFonts w:ascii="Charis SIL Italic" w:hAnsi="Charis SIL Italic" w:eastAsia="Charis SIL Italic"/>
+          <w:b w:val="0"/>
+          <w:i/>
+          <w:color w:val="0000FF"/>
+          <w:sz w:val="24"/>
+          <w:u w:val="single"/>
+        </w:rPr>
+        <w:hyperlink r:id="rId9" w:history="1">
+          <w:r>
+            <w:rPr>
+              <w:rStyle w:val="Hyperlink"/>
+            </w:rPr>
+            <w:t>n</w:t>
+          </w:r>
+        </w:hyperlink>
       </w:r>
       <w:r>
         <w:rPr>
@@ -555,17 +591,86 @@
           <w:color w:val="000000"/>
           <w:sz w:val="24"/>
         </w:rPr>
-        <w:t xml:space="preserve">der </w:t>
+        <w:hyperlink r:id="rId9" w:history="1">
+          <w:r>
+            <w:rPr>
+              <w:rStyle w:val="Hyperlink"/>
+            </w:rPr>
+            <w:t xml:space="preserve"> het volledi</w:t>
+          </w:r>
+        </w:hyperlink>
       </w:r>
       <w:r>
         <w:rPr>
-          <w:rFonts w:ascii="Charis SIL Italic" w:hAnsi="Charis SIL Italic" w:eastAsia="Charis SIL Italic"/>
+          <w:u w:val="single" w:color="0000ff"/>
+          <w:rFonts w:ascii="Charis SIL Regular" w:hAnsi="Charis SIL Regular" w:eastAsia="Charis SIL Regular"/>
           <w:b w:val="0"/>
-          <w:i/>
-          <w:color w:val="0000FF"/>
+          <w:i w:val="0"/>
+          <w:color w:val="000000"/>
           <w:sz w:val="24"/>
         </w:rPr>
-        <w:t>Bronnen</w:t>
+        <w:hyperlink r:id="rId9" w:history="1">
+          <w:r>
+            <w:rPr>
+              <w:rStyle w:val="Hyperlink"/>
+            </w:rPr>
+            <w:t>g</w:t>
+          </w:r>
+        </w:hyperlink>
+      </w:r>
+      <w:r>
+        <w:rPr>
+          <w:u w:val="single" w:color="0000ff"/>
+          <w:rFonts w:ascii="Charis SIL Regular" w:hAnsi="Charis SIL Regular" w:eastAsia="Charis SIL Regular"/>
+          <w:b w:val="0"/>
+          <w:i w:val="0"/>
+          <w:color w:val="000000"/>
+          <w:sz w:val="24"/>
+        </w:rPr>
+        <w:hyperlink r:id="rId9" w:history="1">
+          <w:r>
+            <w:rPr>
+              <w:rStyle w:val="Hyperlink"/>
+            </w:rPr>
+            <w:t>e rappor</w:t>
+          </w:r>
+        </w:hyperlink>
+      </w:r>
+      <w:r>
+        <w:rPr>
+          <w:u w:val="single" w:color="0000ff"/>
+          <w:rFonts w:ascii="Charis SIL Regular" w:hAnsi="Charis SIL Regular" w:eastAsia="Charis SIL Regular"/>
+          <w:b w:val="0"/>
+          <w:i w:val="0"/>
+          <w:color w:val="000000"/>
+          <w:sz w:val="24"/>
+        </w:rPr>
+        <w:hyperlink r:id="rId9" w:history="1">
+          <w:r>
+            <w:rPr>
+              <w:rStyle w:val="Hyperlink"/>
+            </w:rPr>
+            <w:t>t</w:t>
+          </w:r>
+        </w:hyperlink>
+      </w:r>
+      <w:r>
+        <w:rPr>
+          <w:u w:val="single" w:color="0000ff"/>
+          <w:rFonts w:ascii="Charis SIL Regular" w:hAnsi="Charis SIL Regular" w:eastAsia="Charis SIL Regular"/>
+          <w:b w:val="0"/>
+          <w:i w:val="0"/>
+          <w:color w:val="000000"/>
+          <w:sz w:val="24"/>
+        </w:rPr>
+        <w:hyperlink r:id="rId9" w:history="1">
+          <w:r>
+            <w:rPr>
+              <w:rStyle w:val="Hyperlink"/>
+            </w:rPr>
+            <w:t xml:space="preserve">). </w:t>
+          </w:r>
+        </w:hyperlink>
       </w:r>
       <w:r>
         <w:rPr>
@@ -575,7 +680,90 @@
           <w:color w:val="000000"/>
           <w:sz w:val="24"/>
         </w:rPr>
-        <w:t xml:space="preserve"> het volledige rapport). Ook H.J. Vosku</w:t>
+        <w:t>O</w:t>
+      </w:r>
+      <w:r>
+        <w:rPr>
+          <w:u w:val="single" w:color="0000ff"/>
+          <w:rFonts w:ascii="Charis SIL Regular" w:hAnsi="Charis SIL Regular" w:eastAsia="Charis SIL Regular"/>
+          <w:b w:val="0"/>
+          <w:i w:val="0"/>
+          <w:color w:val="000000"/>
+          <w:sz w:val="24"/>
+        </w:rPr>
+        <w:hyperlink r:id="rId9" w:history="1">
+          <w:r>
+            <w:rPr>
+              <w:rStyle w:val="Hyperlink"/>
+            </w:rPr>
+            <w:t>ok H.J.</w:t>
+          </w:r>
+        </w:hyperlink>
+      </w:r>
+      <w:r>
+        <w:rPr>
+          <w:u w:val="single" w:color="0000ff"/>
+          <w:rFonts w:ascii="Charis SIL Regular" w:hAnsi="Charis SIL Regular" w:eastAsia="Charis SIL Regular"/>
+          <w:b w:val="0"/>
+          <w:i w:val="0"/>
+          <w:color w:val="000000"/>
+          <w:sz w:val="24"/>
+        </w:rPr>
+        <w:t xml:space="preserve"> </w:t>
+      </w:r>
+      <w:r>
+        <w:rPr>
+          <w:u w:val="single" w:color="0000ff"/>
+          <w:rFonts w:ascii="Charis SIL Regular" w:hAnsi="Charis SIL Regular" w:eastAsia="Charis SIL Regular"/>
+          <w:b w:val="0"/>
+          <w:i w:val="0"/>
+          <w:color w:val="000000"/>
+          <w:sz w:val="24"/>
+        </w:rPr>
+        <w:hyperlink r:id="rId9" w:history="1">
+          <w:r>
+            <w:rPr>
+              <w:rStyle w:val="Hyperlink"/>
+            </w:rPr>
+            <w:t>V</w:t>
+          </w:r>
+        </w:hyperlink>
+      </w:r>
+      <w:r>
+        <w:rPr>
+          <w:u w:val="single" w:color="0000ff"/>
+          <w:rFonts w:ascii="Charis SIL Regular" w:hAnsi="Charis SIL Regular" w:eastAsia="Charis SIL Regular"/>
+          <w:b w:val="0"/>
+          <w:i w:val="0"/>
+          <w:color w:val="000000"/>
+          <w:sz w:val="24"/>
+        </w:rPr>
+        <w:hyperlink r:id="rId9" w:history="1">
+          <w:r>
+            <w:rPr>
+              <w:rStyle w:val="Hyperlink"/>
+            </w:rPr>
+            <w:t>o</w:t>
+          </w:r>
+        </w:hyperlink>
+      </w:r>
+      <w:r>
+        <w:rPr>
+          <w:u w:val="single" w:color="0000ff"/>
+          <w:rFonts w:ascii="Charis SIL Regular" w:hAnsi="Charis SIL Regular" w:eastAsia="Charis SIL Regular"/>
+          <w:b w:val="0"/>
+          <w:i w:val="0"/>
+          <w:color w:val="000000"/>
+          <w:sz w:val="24"/>
+        </w:rPr>
+        <w:hyperlink r:id="rId9" w:history="1">
+          <w:r>
+            <w:rPr>
+              <w:rStyle w:val="Hyperlink"/>
+            </w:rPr>
+            <w:t>sku</w:t>
+          </w:r>
+        </w:hyperlink>
       </w:r>
       <w:r>
         <w:rPr>
@@ -635,6 +823,7 @@
       </w:r>
       <w:r>
         <w:rPr>
+          <w:u w:val="single" w:color="0000ff"/>
           <w:rFonts w:ascii="Charis SIL Regular" w:hAnsi="Charis SIL Regular" w:eastAsia="Charis SIL Regular"/>
           <w:b w:val="0"/>
           <w:i w:val="0"/>
@@ -791,15 +980,9 @@
           <w:i w:val="0"/>
           <w:color w:val="0000FF"/>
           <w:sz w:val="24"/>
+          <w:u w:val="single"/>
         </w:rPr>
-        <w:hyperlink r:id="rId11" w:history="1">
-          <w:r>
-            <w:rPr>
-              <w:rStyle w:val="Hyperlink"/>
-            </w:rPr>
-            <w:t>d</w:t>
-          </w:r>
-        </w:hyperlink>
+        <w:t>d</w:t>
       </w:r>
       <w:r>
         <w:rPr>
@@ -852,21 +1035,13 @@
       </w:r>
       <w:r>
         <w:rPr>
-          <w:u w:val="single" w:color="0000ff"/>
           <w:rFonts w:ascii="Charis SIL Regular" w:hAnsi="Charis SIL Regular" w:eastAsia="Charis SIL Regular"/>
           <w:b w:val="0"/>
           <w:i w:val="0"/>
           <w:color w:val="000000"/>
           <w:sz w:val="24"/>
         </w:rPr>
-        <w:hyperlink r:id="rId11" w:history="1">
-          <w:r>
-            <w:rPr>
-              <w:rStyle w:val="Hyperlink"/>
-            </w:rPr>
-            <w:t>het latere Volk</w:t>
-          </w:r>
-        </w:hyperlink>
+        <w:t>het latere Volk</w:t>
       </w:r>
       <w:r>
         <w:rPr>

--- a/EXPORTS/DOCX/published/niveau3/Dutch/HoofdcursusKampen.docx
+++ b/EXPORTS/DOCX/published/niveau3/Dutch/HoofdcursusKampen.docx
@@ -544,7 +544,25 @@
           <w:color w:val="000000"/>
           <w:sz w:val="24"/>
         </w:rPr>
-        <w:t xml:space="preserve">onderzocht (zie onder </w:t>
+        <w:t>onderzocht (zie on</w:t>
+      </w:r>
+      <w:r>
+        <w:rPr>
+          <w:u w:val="single" w:color="0000ff"/>
+          <w:rFonts w:ascii="Charis SIL Regular" w:hAnsi="Charis SIL Regular" w:eastAsia="Charis SIL Regular"/>
+          <w:b w:val="0"/>
+          <w:i w:val="0"/>
+          <w:color w:val="000000"/>
+          <w:sz w:val="24"/>
+        </w:rPr>
+        <w:hyperlink r:id="rId9" w:history="1">
+          <w:r>
+            <w:rPr>
+              <w:rStyle w:val="Hyperlink"/>
+            </w:rPr>
+            <w:t xml:space="preserve">der </w:t>
+          </w:r>
+        </w:hyperlink>
       </w:r>
       <w:r>
         <w:rPr>
@@ -584,103 +602,13 @@
       </w:r>
       <w:r>
         <w:rPr>
-          <w:u w:val="single" w:color="0000ff"/>
           <w:rFonts w:ascii="Charis SIL Regular" w:hAnsi="Charis SIL Regular" w:eastAsia="Charis SIL Regular"/>
           <w:b w:val="0"/>
           <w:i w:val="0"/>
           <w:color w:val="000000"/>
           <w:sz w:val="24"/>
         </w:rPr>
-        <w:hyperlink r:id="rId9" w:history="1">
-          <w:r>
-            <w:rPr>
-              <w:rStyle w:val="Hyperlink"/>
-            </w:rPr>
-            <w:t xml:space="preserve"> het volledi</w:t>
-          </w:r>
-        </w:hyperlink>
-      </w:r>
-      <w:r>
-        <w:rPr>
-          <w:u w:val="single" w:color="0000ff"/>
-          <w:rFonts w:ascii="Charis SIL Regular" w:hAnsi="Charis SIL Regular" w:eastAsia="Charis SIL Regular"/>
-          <w:b w:val="0"/>
-          <w:i w:val="0"/>
-          <w:color w:val="000000"/>
-          <w:sz w:val="24"/>
-        </w:rPr>
-        <w:hyperlink r:id="rId9" w:history="1">
-          <w:r>
-            <w:rPr>
-              <w:rStyle w:val="Hyperlink"/>
-            </w:rPr>
-            <w:t>g</w:t>
-          </w:r>
-        </w:hyperlink>
-      </w:r>
-      <w:r>
-        <w:rPr>
-          <w:u w:val="single" w:color="0000ff"/>
-          <w:rFonts w:ascii="Charis SIL Regular" w:hAnsi="Charis SIL Regular" w:eastAsia="Charis SIL Regular"/>
-          <w:b w:val="0"/>
-          <w:i w:val="0"/>
-          <w:color w:val="000000"/>
-          <w:sz w:val="24"/>
-        </w:rPr>
-        <w:hyperlink r:id="rId9" w:history="1">
-          <w:r>
-            <w:rPr>
-              <w:rStyle w:val="Hyperlink"/>
-            </w:rPr>
-            <w:t>e rappor</w:t>
-          </w:r>
-        </w:hyperlink>
-      </w:r>
-      <w:r>
-        <w:rPr>
-          <w:u w:val="single" w:color="0000ff"/>
-          <w:rFonts w:ascii="Charis SIL Regular" w:hAnsi="Charis SIL Regular" w:eastAsia="Charis SIL Regular"/>
-          <w:b w:val="0"/>
-          <w:i w:val="0"/>
-          <w:color w:val="000000"/>
-          <w:sz w:val="24"/>
-        </w:rPr>
-        <w:hyperlink r:id="rId9" w:history="1">
-          <w:r>
-            <w:rPr>
-              <w:rStyle w:val="Hyperlink"/>
-            </w:rPr>
-            <w:t>t</w:t>
-          </w:r>
-        </w:hyperlink>
-      </w:r>
-      <w:r>
-        <w:rPr>
-          <w:u w:val="single" w:color="0000ff"/>
-          <w:rFonts w:ascii="Charis SIL Regular" w:hAnsi="Charis SIL Regular" w:eastAsia="Charis SIL Regular"/>
-          <w:b w:val="0"/>
-          <w:i w:val="0"/>
-          <w:color w:val="000000"/>
-          <w:sz w:val="24"/>
-        </w:rPr>
-        <w:hyperlink r:id="rId9" w:history="1">
-          <w:r>
-            <w:rPr>
-              <w:rStyle w:val="Hyperlink"/>
-            </w:rPr>
-            <w:t xml:space="preserve">). </w:t>
-          </w:r>
-        </w:hyperlink>
-      </w:r>
-      <w:r>
-        <w:rPr>
-          <w:rFonts w:ascii="Charis SIL Regular" w:hAnsi="Charis SIL Regular" w:eastAsia="Charis SIL Regular"/>
-          <w:b w:val="0"/>
-          <w:i w:val="0"/>
-          <w:color w:val="000000"/>
-          <w:sz w:val="24"/>
-        </w:rPr>
-        <w:t>O</w:t>
+        <w:t xml:space="preserve"> het volledige rapport). O</w:t>
       </w:r>
       <w:r>
         <w:rPr>
@@ -969,7 +897,7 @@
             <w:rPr>
               <w:rStyle w:val="Hyperlink"/>
             </w:rPr>
-            <w:t>desbetreffen</w:t>
+            <w:t>desbetreffend</w:t>
           </w:r>
         </w:hyperlink>
       </w:r>
@@ -982,16 +910,6 @@
           <w:sz w:val="24"/>
           <w:u w:val="single"/>
         </w:rPr>
-        <w:t>d</w:t>
-      </w:r>
-      <w:r>
-        <w:rPr>
-          <w:rFonts w:ascii="Charis SIL Regular" w:hAnsi="Charis SIL Regular" w:eastAsia="Charis SIL Regular"/>
-          <w:b w:val="0"/>
-          <w:i w:val="0"/>
-          <w:color w:val="0000FF"/>
-          <w:sz w:val="24"/>
-        </w:rPr>
         <w:t>e</w:t>
       </w:r>
       <w:r>
@@ -1001,7 +919,6 @@
           <w:i w:val="0"/>
           <w:color w:val="0000FF"/>
           <w:sz w:val="24"/>
-          <w:u w:val="single"/>
         </w:rPr>
         <w:t xml:space="preserve"> </w:t>
       </w:r>
@@ -1035,13 +952,21 @@
       </w:r>
       <w:r>
         <w:rPr>
+          <w:u w:val="single" w:color="0000ff"/>
           <w:rFonts w:ascii="Charis SIL Regular" w:hAnsi="Charis SIL Regular" w:eastAsia="Charis SIL Regular"/>
           <w:b w:val="0"/>
           <w:i w:val="0"/>
           <w:color w:val="000000"/>
           <w:sz w:val="24"/>
         </w:rPr>
-        <w:t>het latere Volk</w:t>
+        <w:hyperlink r:id="rId11" w:history="1">
+          <w:r>
+            <w:rPr>
+              <w:rStyle w:val="Hyperlink"/>
+            </w:rPr>
+            <w:t>het latere Volk</w:t>
+          </w:r>
+        </w:hyperlink>
       </w:r>
       <w:r>
         <w:rPr>
@@ -2154,13 +2079,21 @@
       </w:r>
       <w:r>
         <w:rPr>
+          <w:u w:val="single" w:color="0000ff"/>
           <w:rFonts w:ascii="Charis SIL Regular" w:hAnsi="Charis SIL Regular" w:eastAsia="Charis SIL Regular"/>
           <w:b w:val="0"/>
           <w:i w:val="0"/>
           <w:color w:val="000000"/>
           <w:sz w:val="24"/>
         </w:rPr>
-        <w:t xml:space="preserve">, </w:t>
+        <w:hyperlink r:id="rId15" w:history="1">
+          <w:r>
+            <w:rPr>
+              <w:rStyle w:val="Hyperlink"/>
+            </w:rPr>
+            <w:t xml:space="preserve">, </w:t>
+          </w:r>
+        </w:hyperlink>
       </w:r>
       <w:r>
         <w:rPr>

--- a/EXPORTS/DOCX/published/niveau3/Dutch/HoofdcursusKampen.docx
+++ b/EXPORTS/DOCX/published/niveau3/Dutch/HoofdcursusKampen.docx
@@ -602,13 +602,103 @@
       </w:r>
       <w:r>
         <w:rPr>
+          <w:u w:val="single" w:color="0000ff"/>
           <w:rFonts w:ascii="Charis SIL Regular" w:hAnsi="Charis SIL Regular" w:eastAsia="Charis SIL Regular"/>
           <w:b w:val="0"/>
           <w:i w:val="0"/>
           <w:color w:val="000000"/>
           <w:sz w:val="24"/>
         </w:rPr>
-        <w:t xml:space="preserve"> het volledige rapport). O</w:t>
+        <w:hyperlink r:id="rId9" w:history="1">
+          <w:r>
+            <w:rPr>
+              <w:rStyle w:val="Hyperlink"/>
+            </w:rPr>
+            <w:t xml:space="preserve"> het volledi</w:t>
+          </w:r>
+        </w:hyperlink>
+      </w:r>
+      <w:r>
+        <w:rPr>
+          <w:u w:val="single" w:color="0000ff"/>
+          <w:rFonts w:ascii="Charis SIL Regular" w:hAnsi="Charis SIL Regular" w:eastAsia="Charis SIL Regular"/>
+          <w:b w:val="0"/>
+          <w:i w:val="0"/>
+          <w:color w:val="000000"/>
+          <w:sz w:val="24"/>
+        </w:rPr>
+        <w:hyperlink r:id="rId9" w:history="1">
+          <w:r>
+            <w:rPr>
+              <w:rStyle w:val="Hyperlink"/>
+            </w:rPr>
+            <w:t>g</w:t>
+          </w:r>
+        </w:hyperlink>
+      </w:r>
+      <w:r>
+        <w:rPr>
+          <w:u w:val="single" w:color="0000ff"/>
+          <w:rFonts w:ascii="Charis SIL Regular" w:hAnsi="Charis SIL Regular" w:eastAsia="Charis SIL Regular"/>
+          <w:b w:val="0"/>
+          <w:i w:val="0"/>
+          <w:color w:val="000000"/>
+          <w:sz w:val="24"/>
+        </w:rPr>
+        <w:hyperlink r:id="rId9" w:history="1">
+          <w:r>
+            <w:rPr>
+              <w:rStyle w:val="Hyperlink"/>
+            </w:rPr>
+            <w:t>e rappor</w:t>
+          </w:r>
+        </w:hyperlink>
+      </w:r>
+      <w:r>
+        <w:rPr>
+          <w:u w:val="single" w:color="0000ff"/>
+          <w:rFonts w:ascii="Charis SIL Regular" w:hAnsi="Charis SIL Regular" w:eastAsia="Charis SIL Regular"/>
+          <w:b w:val="0"/>
+          <w:i w:val="0"/>
+          <w:color w:val="000000"/>
+          <w:sz w:val="24"/>
+        </w:rPr>
+        <w:hyperlink r:id="rId9" w:history="1">
+          <w:r>
+            <w:rPr>
+              <w:rStyle w:val="Hyperlink"/>
+            </w:rPr>
+            <w:t>t</w:t>
+          </w:r>
+        </w:hyperlink>
+      </w:r>
+      <w:r>
+        <w:rPr>
+          <w:u w:val="single" w:color="0000ff"/>
+          <w:rFonts w:ascii="Charis SIL Regular" w:hAnsi="Charis SIL Regular" w:eastAsia="Charis SIL Regular"/>
+          <w:b w:val="0"/>
+          <w:i w:val="0"/>
+          <w:color w:val="000000"/>
+          <w:sz w:val="24"/>
+        </w:rPr>
+        <w:hyperlink r:id="rId9" w:history="1">
+          <w:r>
+            <w:rPr>
+              <w:rStyle w:val="Hyperlink"/>
+            </w:rPr>
+            <w:t xml:space="preserve">). </w:t>
+          </w:r>
+        </w:hyperlink>
+      </w:r>
+      <w:r>
+        <w:rPr>
+          <w:rFonts w:ascii="Charis SIL Regular" w:hAnsi="Charis SIL Regular" w:eastAsia="Charis SIL Regular"/>
+          <w:b w:val="0"/>
+          <w:i w:val="0"/>
+          <w:color w:val="000000"/>
+          <w:sz w:val="24"/>
+        </w:rPr>
+        <w:t>O</w:t>
       </w:r>
       <w:r>
         <w:rPr>
@@ -2050,7 +2140,7 @@
           <w:sz w:val="24"/>
           <w:u w:val="single"/>
         </w:rPr>
-        <w:hyperlink r:id="rId16" w:history="1">
+        <w:hyperlink r:id="rId15" w:history="1">
           <w:r>
             <w:rPr>
               <w:rStyle w:val="Hyperlink"/>
@@ -2068,7 +2158,7 @@
           <w:sz w:val="24"/>
           <w:u w:val="single"/>
         </w:rPr>
-        <w:hyperlink r:id="rId16" w:history="1">
+        <w:hyperlink r:id="rId15" w:history="1">
           <w:r>
             <w:rPr>
               <w:rStyle w:val="Hyperlink"/>
@@ -2079,7 +2169,6 @@
       </w:r>
       <w:r>
         <w:rPr>
-          <w:u w:val="single" w:color="0000ff"/>
           <w:rFonts w:ascii="Charis SIL Regular" w:hAnsi="Charis SIL Regular" w:eastAsia="Charis SIL Regular"/>
           <w:b w:val="0"/>
           <w:i w:val="0"/>
@@ -2104,7 +2193,7 @@
           <w:sz w:val="24"/>
           <w:u w:val="single"/>
         </w:rPr>
-        <w:hyperlink r:id="rId17" w:history="1">
+        <w:hyperlink r:id="rId15" w:history="1">
           <w:r>
             <w:rPr>
               <w:rStyle w:val="Hyperlink"/>
@@ -2349,7 +2438,7 @@
           <w:sz w:val="24"/>
           <w:u w:val="single"/>
         </w:rPr>
-        <w:hyperlink r:id="rId19" w:history="1">
+        <w:hyperlink r:id="rId18" w:history="1">
           <w:r>
             <w:rPr>
               <w:rStyle w:val="Hyperlink"/>
@@ -2367,7 +2456,7 @@
           <w:sz w:val="24"/>
           <w:u w:val="single"/>
         </w:rPr>
-        <w:hyperlink r:id="rId19" w:history="1">
+        <w:hyperlink r:id="rId18" w:history="1">
           <w:r>
             <w:rPr>
               <w:rStyle w:val="Hyperlink"/>

--- a/EXPORTS/DOCX/published/niveau3/Dutch/HoofdcursusKampen.docx
+++ b/EXPORTS/DOCX/published/niveau3/Dutch/HoofdcursusKampen.docx
@@ -602,103 +602,13 @@
       </w:r>
       <w:r>
         <w:rPr>
-          <w:u w:val="single" w:color="0000ff"/>
           <w:rFonts w:ascii="Charis SIL Regular" w:hAnsi="Charis SIL Regular" w:eastAsia="Charis SIL Regular"/>
           <w:b w:val="0"/>
           <w:i w:val="0"/>
           <w:color w:val="000000"/>
           <w:sz w:val="24"/>
         </w:rPr>
-        <w:hyperlink r:id="rId9" w:history="1">
-          <w:r>
-            <w:rPr>
-              <w:rStyle w:val="Hyperlink"/>
-            </w:rPr>
-            <w:t xml:space="preserve"> het volledi</w:t>
-          </w:r>
-        </w:hyperlink>
-      </w:r>
-      <w:r>
-        <w:rPr>
-          <w:u w:val="single" w:color="0000ff"/>
-          <w:rFonts w:ascii="Charis SIL Regular" w:hAnsi="Charis SIL Regular" w:eastAsia="Charis SIL Regular"/>
-          <w:b w:val="0"/>
-          <w:i w:val="0"/>
-          <w:color w:val="000000"/>
-          <w:sz w:val="24"/>
-        </w:rPr>
-        <w:hyperlink r:id="rId9" w:history="1">
-          <w:r>
-            <w:rPr>
-              <w:rStyle w:val="Hyperlink"/>
-            </w:rPr>
-            <w:t>g</w:t>
-          </w:r>
-        </w:hyperlink>
-      </w:r>
-      <w:r>
-        <w:rPr>
-          <w:u w:val="single" w:color="0000ff"/>
-          <w:rFonts w:ascii="Charis SIL Regular" w:hAnsi="Charis SIL Regular" w:eastAsia="Charis SIL Regular"/>
-          <w:b w:val="0"/>
-          <w:i w:val="0"/>
-          <w:color w:val="000000"/>
-          <w:sz w:val="24"/>
-        </w:rPr>
-        <w:hyperlink r:id="rId9" w:history="1">
-          <w:r>
-            <w:rPr>
-              <w:rStyle w:val="Hyperlink"/>
-            </w:rPr>
-            <w:t>e rappor</w:t>
-          </w:r>
-        </w:hyperlink>
-      </w:r>
-      <w:r>
-        <w:rPr>
-          <w:u w:val="single" w:color="0000ff"/>
-          <w:rFonts w:ascii="Charis SIL Regular" w:hAnsi="Charis SIL Regular" w:eastAsia="Charis SIL Regular"/>
-          <w:b w:val="0"/>
-          <w:i w:val="0"/>
-          <w:color w:val="000000"/>
-          <w:sz w:val="24"/>
-        </w:rPr>
-        <w:hyperlink r:id="rId9" w:history="1">
-          <w:r>
-            <w:rPr>
-              <w:rStyle w:val="Hyperlink"/>
-            </w:rPr>
-            <w:t>t</w:t>
-          </w:r>
-        </w:hyperlink>
-      </w:r>
-      <w:r>
-        <w:rPr>
-          <w:u w:val="single" w:color="0000ff"/>
-          <w:rFonts w:ascii="Charis SIL Regular" w:hAnsi="Charis SIL Regular" w:eastAsia="Charis SIL Regular"/>
-          <w:b w:val="0"/>
-          <w:i w:val="0"/>
-          <w:color w:val="000000"/>
-          <w:sz w:val="24"/>
-        </w:rPr>
-        <w:hyperlink r:id="rId9" w:history="1">
-          <w:r>
-            <w:rPr>
-              <w:rStyle w:val="Hyperlink"/>
-            </w:rPr>
-            <w:t xml:space="preserve">). </w:t>
-          </w:r>
-        </w:hyperlink>
-      </w:r>
-      <w:r>
-        <w:rPr>
-          <w:rFonts w:ascii="Charis SIL Regular" w:hAnsi="Charis SIL Regular" w:eastAsia="Charis SIL Regular"/>
-          <w:b w:val="0"/>
-          <w:i w:val="0"/>
-          <w:color w:val="000000"/>
-          <w:sz w:val="24"/>
-        </w:rPr>
-        <w:t>O</w:t>
+        <w:t xml:space="preserve"> het volledige rapport). O</w:t>
       </w:r>
       <w:r>
         <w:rPr>
@@ -1009,6 +919,7 @@
           <w:i w:val="0"/>
           <w:color w:val="0000FF"/>
           <w:sz w:val="24"/>
+          <w:u w:val="single"/>
         </w:rPr>
         <w:t xml:space="preserve"> </w:t>
       </w:r>
@@ -1026,9 +937,19 @@
             <w:rPr>
               <w:rStyle w:val="Hyperlink"/>
             </w:rPr>
-            <w:t>zoekhulp</w:t>
+            <w:t>zoekhul</w:t>
           </w:r>
         </w:hyperlink>
+      </w:r>
+      <w:r>
+        <w:rPr>
+          <w:rFonts w:ascii="Charis SIL Regular" w:hAnsi="Charis SIL Regular" w:eastAsia="Charis SIL Regular"/>
+          <w:b w:val="0"/>
+          <w:i w:val="0"/>
+          <w:color w:val="0000FF"/>
+          <w:sz w:val="24"/>
+        </w:rPr>
+        <w:t>p</w:t>
       </w:r>
       <w:r>
         <w:rPr>
@@ -2169,6 +2090,7 @@
       </w:r>
       <w:r>
         <w:rPr>
+          <w:u w:val="single" w:color="0000ff"/>
           <w:rFonts w:ascii="Charis SIL Regular" w:hAnsi="Charis SIL Regular" w:eastAsia="Charis SIL Regular"/>
           <w:b w:val="0"/>
           <w:i w:val="0"/>
@@ -2193,7 +2115,7 @@
           <w:sz w:val="24"/>
           <w:u w:val="single"/>
         </w:rPr>
-        <w:hyperlink r:id="rId15" w:history="1">
+        <w:hyperlink r:id="rId17" w:history="1">
           <w:r>
             <w:rPr>
               <w:rStyle w:val="Hyperlink"/>

--- a/EXPORTS/DOCX/published/niveau3/Dutch/HoofdcursusKampen.docx
+++ b/EXPORTS/DOCX/published/niveau3/Dutch/HoofdcursusKampen.docx
@@ -573,7 +573,7 @@
           <w:sz w:val="24"/>
           <w:u w:val="single"/>
         </w:rPr>
-        <w:hyperlink r:id="rId9" w:history="1">
+        <w:hyperlink r:id="rId10" w:history="1">
           <w:r>
             <w:rPr>
               <w:rStyle w:val="Hyperlink"/>
@@ -591,12 +591,102 @@
           <w:sz w:val="24"/>
           <w:u w:val="single"/>
         </w:rPr>
+        <w:hyperlink r:id="rId10" w:history="1">
+          <w:r>
+            <w:rPr>
+              <w:rStyle w:val="Hyperlink"/>
+            </w:rPr>
+            <w:t>n</w:t>
+          </w:r>
+        </w:hyperlink>
+      </w:r>
+      <w:r>
+        <w:rPr>
+          <w:u w:val="single" w:color="0000ff"/>
+          <w:rFonts w:ascii="Charis SIL Regular" w:hAnsi="Charis SIL Regular" w:eastAsia="Charis SIL Regular"/>
+          <w:b w:val="0"/>
+          <w:i w:val="0"/>
+          <w:color w:val="000000"/>
+          <w:sz w:val="24"/>
+        </w:rPr>
         <w:hyperlink r:id="rId9" w:history="1">
           <w:r>
             <w:rPr>
               <w:rStyle w:val="Hyperlink"/>
             </w:rPr>
-            <w:t>n</w:t>
+            <w:t xml:space="preserve"> het volledi</w:t>
+          </w:r>
+        </w:hyperlink>
+      </w:r>
+      <w:r>
+        <w:rPr>
+          <w:u w:val="single" w:color="0000ff"/>
+          <w:rFonts w:ascii="Charis SIL Regular" w:hAnsi="Charis SIL Regular" w:eastAsia="Charis SIL Regular"/>
+          <w:b w:val="0"/>
+          <w:i w:val="0"/>
+          <w:color w:val="000000"/>
+          <w:sz w:val="24"/>
+        </w:rPr>
+        <w:hyperlink r:id="rId9" w:history="1">
+          <w:r>
+            <w:rPr>
+              <w:rStyle w:val="Hyperlink"/>
+            </w:rPr>
+            <w:t>g</w:t>
+          </w:r>
+        </w:hyperlink>
+      </w:r>
+      <w:r>
+        <w:rPr>
+          <w:u w:val="single" w:color="0000ff"/>
+          <w:rFonts w:ascii="Charis SIL Regular" w:hAnsi="Charis SIL Regular" w:eastAsia="Charis SIL Regular"/>
+          <w:b w:val="0"/>
+          <w:i w:val="0"/>
+          <w:color w:val="000000"/>
+          <w:sz w:val="24"/>
+        </w:rPr>
+        <w:hyperlink r:id="rId9" w:history="1">
+          <w:r>
+            <w:rPr>
+              <w:rStyle w:val="Hyperlink"/>
+            </w:rPr>
+            <w:t>e rappor</w:t>
+          </w:r>
+        </w:hyperlink>
+      </w:r>
+      <w:r>
+        <w:rPr>
+          <w:u w:val="single" w:color="0000ff"/>
+          <w:rFonts w:ascii="Charis SIL Regular" w:hAnsi="Charis SIL Regular" w:eastAsia="Charis SIL Regular"/>
+          <w:b w:val="0"/>
+          <w:i w:val="0"/>
+          <w:color w:val="000000"/>
+          <w:sz w:val="24"/>
+        </w:rPr>
+        <w:hyperlink r:id="rId9" w:history="1">
+          <w:r>
+            <w:rPr>
+              <w:rStyle w:val="Hyperlink"/>
+            </w:rPr>
+            <w:t>t</w:t>
+          </w:r>
+        </w:hyperlink>
+      </w:r>
+      <w:r>
+        <w:rPr>
+          <w:u w:val="single" w:color="0000ff"/>
+          <w:rFonts w:ascii="Charis SIL Regular" w:hAnsi="Charis SIL Regular" w:eastAsia="Charis SIL Regular"/>
+          <w:b w:val="0"/>
+          <w:i w:val="0"/>
+          <w:color w:val="000000"/>
+          <w:sz w:val="24"/>
+        </w:rPr>
+        <w:hyperlink r:id="rId9" w:history="1">
+          <w:r>
+            <w:rPr>
+              <w:rStyle w:val="Hyperlink"/>
+            </w:rPr>
+            <w:t xml:space="preserve">). </w:t>
           </w:r>
         </w:hyperlink>
       </w:r>
@@ -608,7 +698,7 @@
           <w:color w:val="000000"/>
           <w:sz w:val="24"/>
         </w:rPr>
-        <w:t xml:space="preserve"> het volledige rapport). O</w:t>
+        <w:t>O</w:t>
       </w:r>
       <w:r>
         <w:rPr>
@@ -897,7 +987,7 @@
             <w:rPr>
               <w:rStyle w:val="Hyperlink"/>
             </w:rPr>
-            <w:t>desbetreffend</w:t>
+            <w:t>desbetreffen</w:t>
           </w:r>
         </w:hyperlink>
       </w:r>
@@ -908,7 +998,23 @@
           <w:i w:val="0"/>
           <w:color w:val="0000FF"/>
           <w:sz w:val="24"/>
-          <w:u w:val="single"/>
+        </w:rPr>
+        <w:hyperlink r:id="rId11" w:history="1">
+          <w:r>
+            <w:rPr>
+              <w:rStyle w:val="Hyperlink"/>
+            </w:rPr>
+            <w:t>d</w:t>
+          </w:r>
+        </w:hyperlink>
+      </w:r>
+      <w:r>
+        <w:rPr>
+          <w:rFonts w:ascii="Charis SIL Regular" w:hAnsi="Charis SIL Regular" w:eastAsia="Charis SIL Regular"/>
+          <w:b w:val="0"/>
+          <w:i w:val="0"/>
+          <w:color w:val="0000FF"/>
+          <w:sz w:val="24"/>
         </w:rPr>
         <w:t>e</w:t>
       </w:r>
@@ -937,19 +1043,9 @@
             <w:rPr>
               <w:rStyle w:val="Hyperlink"/>
             </w:rPr>
-            <w:t>zoekhul</w:t>
+            <w:t>zoekhulp</w:t>
           </w:r>
         </w:hyperlink>
-      </w:r>
-      <w:r>
-        <w:rPr>
-          <w:rFonts w:ascii="Charis SIL Regular" w:hAnsi="Charis SIL Regular" w:eastAsia="Charis SIL Regular"/>
-          <w:b w:val="0"/>
-          <w:i w:val="0"/>
-          <w:color w:val="0000FF"/>
-          <w:sz w:val="24"/>
-        </w:rPr>
-        <w:t>p</w:t>
       </w:r>
       <w:r>
         <w:rPr>
@@ -2061,7 +2157,7 @@
           <w:sz w:val="24"/>
           <w:u w:val="single"/>
         </w:rPr>
-        <w:hyperlink r:id="rId15" w:history="1">
+        <w:hyperlink r:id="rId16" w:history="1">
           <w:r>
             <w:rPr>
               <w:rStyle w:val="Hyperlink"/>
@@ -2079,7 +2175,7 @@
           <w:sz w:val="24"/>
           <w:u w:val="single"/>
         </w:rPr>
-        <w:hyperlink r:id="rId15" w:history="1">
+        <w:hyperlink r:id="rId16" w:history="1">
           <w:r>
             <w:rPr>
               <w:rStyle w:val="Hyperlink"/>
@@ -2360,7 +2456,7 @@
           <w:sz w:val="24"/>
           <w:u w:val="single"/>
         </w:rPr>
-        <w:hyperlink r:id="rId18" w:history="1">
+        <w:hyperlink r:id="rId19" w:history="1">
           <w:r>
             <w:rPr>
               <w:rStyle w:val="Hyperlink"/>
@@ -2378,7 +2474,7 @@
           <w:sz w:val="24"/>
           <w:u w:val="single"/>
         </w:rPr>
-        <w:hyperlink r:id="rId18" w:history="1">
+        <w:hyperlink r:id="rId19" w:history="1">
           <w:r>
             <w:rPr>
               <w:rStyle w:val="Hyperlink"/>

--- a/EXPORTS/DOCX/published/niveau3/Dutch/HoofdcursusKampen.docx
+++ b/EXPORTS/DOCX/published/niveau3/Dutch/HoofdcursusKampen.docx
@@ -571,34 +571,8 @@
           <w:i/>
           <w:color w:val="0000FF"/>
           <w:sz w:val="24"/>
-          <w:u w:val="single"/>
         </w:rPr>
-        <w:hyperlink r:id="rId10" w:history="1">
-          <w:r>
-            <w:rPr>
-              <w:rStyle w:val="Hyperlink"/>
-            </w:rPr>
-            <w:t>Bronne</w:t>
-          </w:r>
-        </w:hyperlink>
-      </w:r>
-      <w:r>
-        <w:rPr>
-          <w:rFonts w:ascii="Charis SIL Italic" w:hAnsi="Charis SIL Italic" w:eastAsia="Charis SIL Italic"/>
-          <w:b w:val="0"/>
-          <w:i/>
-          <w:color w:val="0000FF"/>
-          <w:sz w:val="24"/>
-          <w:u w:val="single"/>
-        </w:rPr>
-        <w:hyperlink r:id="rId10" w:history="1">
-          <w:r>
-            <w:rPr>
-              <w:rStyle w:val="Hyperlink"/>
-            </w:rPr>
-            <w:t>n</w:t>
-          </w:r>
-        </w:hyperlink>
+        <w:t>Bronnen</w:t>
       </w:r>
       <w:r>
         <w:rPr>
@@ -841,7 +815,6 @@
       </w:r>
       <w:r>
         <w:rPr>
-          <w:u w:val="single" w:color="0000ff"/>
           <w:rFonts w:ascii="Charis SIL Regular" w:hAnsi="Charis SIL Regular" w:eastAsia="Charis SIL Regular"/>
           <w:b w:val="0"/>
           <w:i w:val="0"/>
@@ -987,7 +960,7 @@
             <w:rPr>
               <w:rStyle w:val="Hyperlink"/>
             </w:rPr>
-            <w:t>desbetreffen</w:t>
+            <w:t>desbetreffend</w:t>
           </w:r>
         </w:hyperlink>
       </w:r>
@@ -998,23 +971,7 @@
           <w:i w:val="0"/>
           <w:color w:val="0000FF"/>
           <w:sz w:val="24"/>
-        </w:rPr>
-        <w:hyperlink r:id="rId11" w:history="1">
-          <w:r>
-            <w:rPr>
-              <w:rStyle w:val="Hyperlink"/>
-            </w:rPr>
-            <w:t>d</w:t>
-          </w:r>
-        </w:hyperlink>
-      </w:r>
-      <w:r>
-        <w:rPr>
-          <w:rFonts w:ascii="Charis SIL Regular" w:hAnsi="Charis SIL Regular" w:eastAsia="Charis SIL Regular"/>
-          <w:b w:val="0"/>
-          <w:i w:val="0"/>
-          <w:color w:val="0000FF"/>
-          <w:sz w:val="24"/>
+          <w:u w:val="single"/>
         </w:rPr>
         <w:t>e</w:t>
       </w:r>
@@ -1043,9 +1000,19 @@
             <w:rPr>
               <w:rStyle w:val="Hyperlink"/>
             </w:rPr>
-            <w:t>zoekhulp</w:t>
+            <w:t>zoekhul</w:t>
           </w:r>
         </w:hyperlink>
+      </w:r>
+      <w:r>
+        <w:rPr>
+          <w:rFonts w:ascii="Charis SIL Regular" w:hAnsi="Charis SIL Regular" w:eastAsia="Charis SIL Regular"/>
+          <w:b w:val="0"/>
+          <w:i w:val="0"/>
+          <w:color w:val="0000FF"/>
+          <w:sz w:val="24"/>
+        </w:rPr>
+        <w:t>p</w:t>
       </w:r>
       <w:r>
         <w:rPr>

--- a/EXPORTS/DOCX/published/niveau3/Dutch/HoofdcursusKampen.docx
+++ b/EXPORTS/DOCX/published/niveau3/Dutch/HoofdcursusKampen.docx
@@ -548,7 +548,6 @@
       </w:r>
       <w:r>
         <w:rPr>
-          <w:u w:val="single" w:color="0000ff"/>
           <w:rFonts w:ascii="Charis SIL Regular" w:hAnsi="Charis SIL Regular" w:eastAsia="Charis SIL Regular"/>
           <w:b w:val="0"/>
           <w:i w:val="0"/>
@@ -571,96 +570,32 @@
           <w:i/>
           <w:color w:val="0000FF"/>
           <w:sz w:val="24"/>
-        </w:rPr>
-        <w:t>Bronnen</w:t>
-      </w:r>
-      <w:r>
-        <w:rPr>
-          <w:u w:val="single" w:color="0000ff"/>
-          <w:rFonts w:ascii="Charis SIL Regular" w:hAnsi="Charis SIL Regular" w:eastAsia="Charis SIL Regular"/>
-          <w:b w:val="0"/>
-          <w:i w:val="0"/>
-          <w:color w:val="000000"/>
-          <w:sz w:val="24"/>
+          <w:u w:val="single"/>
         </w:rPr>
         <w:hyperlink r:id="rId9" w:history="1">
           <w:r>
             <w:rPr>
               <w:rStyle w:val="Hyperlink"/>
             </w:rPr>
-            <w:t xml:space="preserve"> het volledi</w:t>
+            <w:t>Bronne</w:t>
           </w:r>
         </w:hyperlink>
       </w:r>
       <w:r>
         <w:rPr>
-          <w:u w:val="single" w:color="0000ff"/>
-          <w:rFonts w:ascii="Charis SIL Regular" w:hAnsi="Charis SIL Regular" w:eastAsia="Charis SIL Regular"/>
+          <w:rFonts w:ascii="Charis SIL Italic" w:hAnsi="Charis SIL Italic" w:eastAsia="Charis SIL Italic"/>
           <w:b w:val="0"/>
-          <w:i w:val="0"/>
-          <w:color w:val="000000"/>
+          <w:i/>
+          <w:color w:val="0000FF"/>
           <w:sz w:val="24"/>
+          <w:u w:val="single"/>
         </w:rPr>
         <w:hyperlink r:id="rId9" w:history="1">
           <w:r>
             <w:rPr>
               <w:rStyle w:val="Hyperlink"/>
             </w:rPr>
-            <w:t>g</w:t>
-          </w:r>
-        </w:hyperlink>
-      </w:r>
-      <w:r>
-        <w:rPr>
-          <w:u w:val="single" w:color="0000ff"/>
-          <w:rFonts w:ascii="Charis SIL Regular" w:hAnsi="Charis SIL Regular" w:eastAsia="Charis SIL Regular"/>
-          <w:b w:val="0"/>
-          <w:i w:val="0"/>
-          <w:color w:val="000000"/>
-          <w:sz w:val="24"/>
-        </w:rPr>
-        <w:hyperlink r:id="rId9" w:history="1">
-          <w:r>
-            <w:rPr>
-              <w:rStyle w:val="Hyperlink"/>
-            </w:rPr>
-            <w:t>e rappor</w:t>
-          </w:r>
-        </w:hyperlink>
-      </w:r>
-      <w:r>
-        <w:rPr>
-          <w:u w:val="single" w:color="0000ff"/>
-          <w:rFonts w:ascii="Charis SIL Regular" w:hAnsi="Charis SIL Regular" w:eastAsia="Charis SIL Regular"/>
-          <w:b w:val="0"/>
-          <w:i w:val="0"/>
-          <w:color w:val="000000"/>
-          <w:sz w:val="24"/>
-        </w:rPr>
-        <w:hyperlink r:id="rId9" w:history="1">
-          <w:r>
-            <w:rPr>
-              <w:rStyle w:val="Hyperlink"/>
-            </w:rPr>
-            <w:t>t</w:t>
-          </w:r>
-        </w:hyperlink>
-      </w:r>
-      <w:r>
-        <w:rPr>
-          <w:u w:val="single" w:color="0000ff"/>
-          <w:rFonts w:ascii="Charis SIL Regular" w:hAnsi="Charis SIL Regular" w:eastAsia="Charis SIL Regular"/>
-          <w:b w:val="0"/>
-          <w:i w:val="0"/>
-          <w:color w:val="000000"/>
-          <w:sz w:val="24"/>
-        </w:rPr>
-        <w:hyperlink r:id="rId9" w:history="1">
-          <w:r>
-            <w:rPr>
-              <w:rStyle w:val="Hyperlink"/>
-            </w:rPr>
-            <w:t xml:space="preserve">). </w:t>
+            <w:t>n</w:t>
           </w:r>
         </w:hyperlink>
       </w:r>
@@ -672,90 +607,7 @@
           <w:color w:val="000000"/>
           <w:sz w:val="24"/>
         </w:rPr>
-        <w:t>O</w:t>
-      </w:r>
-      <w:r>
-        <w:rPr>
-          <w:u w:val="single" w:color="0000ff"/>
-          <w:rFonts w:ascii="Charis SIL Regular" w:hAnsi="Charis SIL Regular" w:eastAsia="Charis SIL Regular"/>
-          <w:b w:val="0"/>
-          <w:i w:val="0"/>
-          <w:color w:val="000000"/>
-          <w:sz w:val="24"/>
-        </w:rPr>
-        <w:hyperlink r:id="rId9" w:history="1">
-          <w:r>
-            <w:rPr>
-              <w:rStyle w:val="Hyperlink"/>
-            </w:rPr>
-            <w:t>ok H.J.</w:t>
-          </w:r>
-        </w:hyperlink>
-      </w:r>
-      <w:r>
-        <w:rPr>
-          <w:u w:val="single" w:color="0000ff"/>
-          <w:rFonts w:ascii="Charis SIL Regular" w:hAnsi="Charis SIL Regular" w:eastAsia="Charis SIL Regular"/>
-          <w:b w:val="0"/>
-          <w:i w:val="0"/>
-          <w:color w:val="000000"/>
-          <w:sz w:val="24"/>
-        </w:rPr>
-        <w:t xml:space="preserve"> </w:t>
-      </w:r>
-      <w:r>
-        <w:rPr>
-          <w:u w:val="single" w:color="0000ff"/>
-          <w:rFonts w:ascii="Charis SIL Regular" w:hAnsi="Charis SIL Regular" w:eastAsia="Charis SIL Regular"/>
-          <w:b w:val="0"/>
-          <w:i w:val="0"/>
-          <w:color w:val="000000"/>
-          <w:sz w:val="24"/>
-        </w:rPr>
-        <w:hyperlink r:id="rId9" w:history="1">
-          <w:r>
-            <w:rPr>
-              <w:rStyle w:val="Hyperlink"/>
-            </w:rPr>
-            <w:t>V</w:t>
-          </w:r>
-        </w:hyperlink>
-      </w:r>
-      <w:r>
-        <w:rPr>
-          <w:u w:val="single" w:color="0000ff"/>
-          <w:rFonts w:ascii="Charis SIL Regular" w:hAnsi="Charis SIL Regular" w:eastAsia="Charis SIL Regular"/>
-          <w:b w:val="0"/>
-          <w:i w:val="0"/>
-          <w:color w:val="000000"/>
-          <w:sz w:val="24"/>
-        </w:rPr>
-        <w:hyperlink r:id="rId9" w:history="1">
-          <w:r>
-            <w:rPr>
-              <w:rStyle w:val="Hyperlink"/>
-            </w:rPr>
-            <w:t>o</w:t>
-          </w:r>
-        </w:hyperlink>
-      </w:r>
-      <w:r>
-        <w:rPr>
-          <w:u w:val="single" w:color="0000ff"/>
-          <w:rFonts w:ascii="Charis SIL Regular" w:hAnsi="Charis SIL Regular" w:eastAsia="Charis SIL Regular"/>
-          <w:b w:val="0"/>
-          <w:i w:val="0"/>
-          <w:color w:val="000000"/>
-          <w:sz w:val="24"/>
-        </w:rPr>
-        <w:hyperlink r:id="rId9" w:history="1">
-          <w:r>
-            <w:rPr>
-              <w:rStyle w:val="Hyperlink"/>
-            </w:rPr>
-            <w:t>sku</w:t>
-          </w:r>
-        </w:hyperlink>
+        <w:t xml:space="preserve"> het volledige rapport). Ook H.J. Vosku</w:t>
       </w:r>
       <w:r>
         <w:rPr>
@@ -815,6 +667,7 @@
       </w:r>
       <w:r>
         <w:rPr>
+          <w:u w:val="single" w:color="0000ff"/>
           <w:rFonts w:ascii="Charis SIL Regular" w:hAnsi="Charis SIL Regular" w:eastAsia="Charis SIL Regular"/>
           <w:b w:val="0"/>
           <w:i w:val="0"/>
@@ -2423,7 +2276,7 @@
           <w:sz w:val="24"/>
           <w:u w:val="single"/>
         </w:rPr>
-        <w:hyperlink r:id="rId19" w:history="1">
+        <w:hyperlink r:id="rId18" w:history="1">
           <w:r>
             <w:rPr>
               <w:rStyle w:val="Hyperlink"/>
@@ -2441,7 +2294,7 @@
           <w:sz w:val="24"/>
           <w:u w:val="single"/>
         </w:rPr>
-        <w:hyperlink r:id="rId19" w:history="1">
+        <w:hyperlink r:id="rId18" w:history="1">
           <w:r>
             <w:rPr>
               <w:rStyle w:val="Hyperlink"/>

--- a/EXPORTS/DOCX/published/niveau3/Dutch/HoofdcursusKampen.docx
+++ b/EXPORTS/DOCX/published/niveau3/Dutch/HoofdcursusKampen.docx
@@ -548,6 +548,7 @@
       </w:r>
       <w:r>
         <w:rPr>
+          <w:u w:val="single" w:color="0000ff"/>
           <w:rFonts w:ascii="Charis SIL Regular" w:hAnsi="Charis SIL Regular" w:eastAsia="Charis SIL Regular"/>
           <w:b w:val="0"/>
           <w:i w:val="0"/>
@@ -601,13 +602,186 @@
       </w:r>
       <w:r>
         <w:rPr>
+          <w:u w:val="single" w:color="0000ff"/>
           <w:rFonts w:ascii="Charis SIL Regular" w:hAnsi="Charis SIL Regular" w:eastAsia="Charis SIL Regular"/>
           <w:b w:val="0"/>
           <w:i w:val="0"/>
           <w:color w:val="000000"/>
           <w:sz w:val="24"/>
         </w:rPr>
-        <w:t xml:space="preserve"> het volledige rapport). Ook H.J. Vosku</w:t>
+        <w:hyperlink r:id="rId9" w:history="1">
+          <w:r>
+            <w:rPr>
+              <w:rStyle w:val="Hyperlink"/>
+            </w:rPr>
+            <w:t xml:space="preserve"> het volledi</w:t>
+          </w:r>
+        </w:hyperlink>
+      </w:r>
+      <w:r>
+        <w:rPr>
+          <w:u w:val="single" w:color="0000ff"/>
+          <w:rFonts w:ascii="Charis SIL Regular" w:hAnsi="Charis SIL Regular" w:eastAsia="Charis SIL Regular"/>
+          <w:b w:val="0"/>
+          <w:i w:val="0"/>
+          <w:color w:val="000000"/>
+          <w:sz w:val="24"/>
+        </w:rPr>
+        <w:hyperlink r:id="rId9" w:history="1">
+          <w:r>
+            <w:rPr>
+              <w:rStyle w:val="Hyperlink"/>
+            </w:rPr>
+            <w:t>g</w:t>
+          </w:r>
+        </w:hyperlink>
+      </w:r>
+      <w:r>
+        <w:rPr>
+          <w:u w:val="single" w:color="0000ff"/>
+          <w:rFonts w:ascii="Charis SIL Regular" w:hAnsi="Charis SIL Regular" w:eastAsia="Charis SIL Regular"/>
+          <w:b w:val="0"/>
+          <w:i w:val="0"/>
+          <w:color w:val="000000"/>
+          <w:sz w:val="24"/>
+        </w:rPr>
+        <w:hyperlink r:id="rId9" w:history="1">
+          <w:r>
+            <w:rPr>
+              <w:rStyle w:val="Hyperlink"/>
+            </w:rPr>
+            <w:t>e rappor</w:t>
+          </w:r>
+        </w:hyperlink>
+      </w:r>
+      <w:r>
+        <w:rPr>
+          <w:u w:val="single" w:color="0000ff"/>
+          <w:rFonts w:ascii="Charis SIL Regular" w:hAnsi="Charis SIL Regular" w:eastAsia="Charis SIL Regular"/>
+          <w:b w:val="0"/>
+          <w:i w:val="0"/>
+          <w:color w:val="000000"/>
+          <w:sz w:val="24"/>
+        </w:rPr>
+        <w:hyperlink r:id="rId9" w:history="1">
+          <w:r>
+            <w:rPr>
+              <w:rStyle w:val="Hyperlink"/>
+            </w:rPr>
+            <w:t>t</w:t>
+          </w:r>
+        </w:hyperlink>
+      </w:r>
+      <w:r>
+        <w:rPr>
+          <w:u w:val="single" w:color="0000ff"/>
+          <w:rFonts w:ascii="Charis SIL Regular" w:hAnsi="Charis SIL Regular" w:eastAsia="Charis SIL Regular"/>
+          <w:b w:val="0"/>
+          <w:i w:val="0"/>
+          <w:color w:val="000000"/>
+          <w:sz w:val="24"/>
+        </w:rPr>
+        <w:hyperlink r:id="rId9" w:history="1">
+          <w:r>
+            <w:rPr>
+              <w:rStyle w:val="Hyperlink"/>
+            </w:rPr>
+            <w:t xml:space="preserve">). </w:t>
+          </w:r>
+        </w:hyperlink>
+      </w:r>
+      <w:r>
+        <w:rPr>
+          <w:rFonts w:ascii="Charis SIL Regular" w:hAnsi="Charis SIL Regular" w:eastAsia="Charis SIL Regular"/>
+          <w:b w:val="0"/>
+          <w:i w:val="0"/>
+          <w:color w:val="000000"/>
+          <w:sz w:val="24"/>
+        </w:rPr>
+        <w:t>O</w:t>
+      </w:r>
+      <w:r>
+        <w:rPr>
+          <w:u w:val="single" w:color="0000ff"/>
+          <w:rFonts w:ascii="Charis SIL Regular" w:hAnsi="Charis SIL Regular" w:eastAsia="Charis SIL Regular"/>
+          <w:b w:val="0"/>
+          <w:i w:val="0"/>
+          <w:color w:val="000000"/>
+          <w:sz w:val="24"/>
+        </w:rPr>
+        <w:hyperlink r:id="rId9" w:history="1">
+          <w:r>
+            <w:rPr>
+              <w:rStyle w:val="Hyperlink"/>
+            </w:rPr>
+            <w:t>ok H.J.</w:t>
+          </w:r>
+        </w:hyperlink>
+      </w:r>
+      <w:r>
+        <w:rPr>
+          <w:u w:val="single" w:color="0000ff"/>
+          <w:rFonts w:ascii="Charis SIL Regular" w:hAnsi="Charis SIL Regular" w:eastAsia="Charis SIL Regular"/>
+          <w:b w:val="0"/>
+          <w:i w:val="0"/>
+          <w:color w:val="000000"/>
+          <w:sz w:val="24"/>
+        </w:rPr>
+        <w:t xml:space="preserve"> </w:t>
+      </w:r>
+      <w:r>
+        <w:rPr>
+          <w:u w:val="single" w:color="0000ff"/>
+          <w:rFonts w:ascii="Charis SIL Regular" w:hAnsi="Charis SIL Regular" w:eastAsia="Charis SIL Regular"/>
+          <w:b w:val="0"/>
+          <w:i w:val="0"/>
+          <w:color w:val="000000"/>
+          <w:sz w:val="24"/>
+        </w:rPr>
+        <w:hyperlink r:id="rId9" w:history="1">
+          <w:r>
+            <w:rPr>
+              <w:rStyle w:val="Hyperlink"/>
+            </w:rPr>
+            <w:t>V</w:t>
+          </w:r>
+        </w:hyperlink>
+      </w:r>
+      <w:r>
+        <w:rPr>
+          <w:u w:val="single" w:color="0000ff"/>
+          <w:rFonts w:ascii="Charis SIL Regular" w:hAnsi="Charis SIL Regular" w:eastAsia="Charis SIL Regular"/>
+          <w:b w:val="0"/>
+          <w:i w:val="0"/>
+          <w:color w:val="000000"/>
+          <w:sz w:val="24"/>
+        </w:rPr>
+        <w:hyperlink r:id="rId9" w:history="1">
+          <w:r>
+            <w:rPr>
+              <w:rStyle w:val="Hyperlink"/>
+            </w:rPr>
+            <w:t>o</w:t>
+          </w:r>
+        </w:hyperlink>
+      </w:r>
+      <w:r>
+        <w:rPr>
+          <w:u w:val="single" w:color="0000ff"/>
+          <w:rFonts w:ascii="Charis SIL Regular" w:hAnsi="Charis SIL Regular" w:eastAsia="Charis SIL Regular"/>
+          <w:b w:val="0"/>
+          <w:i w:val="0"/>
+          <w:color w:val="000000"/>
+          <w:sz w:val="24"/>
+        </w:rPr>
+        <w:hyperlink r:id="rId9" w:history="1">
+          <w:r>
+            <w:rPr>
+              <w:rStyle w:val="Hyperlink"/>
+            </w:rPr>
+            <w:t>sku</w:t>
+          </w:r>
+        </w:hyperlink>
       </w:r>
       <w:r>
         <w:rPr>
@@ -813,7 +987,7 @@
             <w:rPr>
               <w:rStyle w:val="Hyperlink"/>
             </w:rPr>
-            <w:t>desbetreffend</w:t>
+            <w:t>desbetreffen</w:t>
           </w:r>
         </w:hyperlink>
       </w:r>
@@ -824,7 +998,23 @@
           <w:i w:val="0"/>
           <w:color w:val="0000FF"/>
           <w:sz w:val="24"/>
-          <w:u w:val="single"/>
+        </w:rPr>
+        <w:hyperlink r:id="rId11" w:history="1">
+          <w:r>
+            <w:rPr>
+              <w:rStyle w:val="Hyperlink"/>
+            </w:rPr>
+            <w:t>d</w:t>
+          </w:r>
+        </w:hyperlink>
+      </w:r>
+      <w:r>
+        <w:rPr>
+          <w:rFonts w:ascii="Charis SIL Regular" w:hAnsi="Charis SIL Regular" w:eastAsia="Charis SIL Regular"/>
+          <w:b w:val="0"/>
+          <w:i w:val="0"/>
+          <w:color w:val="0000FF"/>
+          <w:sz w:val="24"/>
         </w:rPr>
         <w:t>e</w:t>
       </w:r>
@@ -853,19 +1043,9 @@
             <w:rPr>
               <w:rStyle w:val="Hyperlink"/>
             </w:rPr>
-            <w:t>zoekhul</w:t>
+            <w:t>zoekhulp</w:t>
           </w:r>
         </w:hyperlink>
-      </w:r>
-      <w:r>
-        <w:rPr>
-          <w:rFonts w:ascii="Charis SIL Regular" w:hAnsi="Charis SIL Regular" w:eastAsia="Charis SIL Regular"/>
-          <w:b w:val="0"/>
-          <w:i w:val="0"/>
-          <w:color w:val="0000FF"/>
-          <w:sz w:val="24"/>
-        </w:rPr>
-        <w:t>p</w:t>
       </w:r>
       <w:r>
         <w:rPr>
@@ -2006,21 +2186,13 @@
       </w:r>
       <w:r>
         <w:rPr>
-          <w:u w:val="single" w:color="0000ff"/>
           <w:rFonts w:ascii="Charis SIL Regular" w:hAnsi="Charis SIL Regular" w:eastAsia="Charis SIL Regular"/>
           <w:b w:val="0"/>
           <w:i w:val="0"/>
           <w:color w:val="000000"/>
           <w:sz w:val="24"/>
         </w:rPr>
-        <w:hyperlink r:id="rId15" w:history="1">
-          <w:r>
-            <w:rPr>
-              <w:rStyle w:val="Hyperlink"/>
-            </w:rPr>
-            <w:t xml:space="preserve">, </w:t>
-          </w:r>
-        </w:hyperlink>
+        <w:t xml:space="preserve">, </w:t>
       </w:r>
       <w:r>
         <w:rPr>
@@ -2078,7 +2250,7 @@
           <w:sz w:val="24"/>
           <w:u w:val="single"/>
         </w:rPr>
-        <w:hyperlink r:id="rId17" w:history="1">
+        <w:hyperlink r:id="rId15" w:history="1">
           <w:r>
             <w:rPr>
               <w:rStyle w:val="Hyperlink"/>
@@ -2276,7 +2448,7 @@
           <w:sz w:val="24"/>
           <w:u w:val="single"/>
         </w:rPr>
-        <w:hyperlink r:id="rId18" w:history="1">
+        <w:hyperlink r:id="rId19" w:history="1">
           <w:r>
             <w:rPr>
               <w:rStyle w:val="Hyperlink"/>
@@ -2294,7 +2466,7 @@
           <w:sz w:val="24"/>
           <w:u w:val="single"/>
         </w:rPr>
-        <w:hyperlink r:id="rId18" w:history="1">
+        <w:hyperlink r:id="rId19" w:history="1">
           <w:r>
             <w:rPr>
               <w:rStyle w:val="Hyperlink"/>

--- a/EXPORTS/DOCX/published/niveau3/Dutch/HoofdcursusKampen.docx
+++ b/EXPORTS/DOCX/published/niveau3/Dutch/HoofdcursusKampen.docx
@@ -987,7 +987,7 @@
             <w:rPr>
               <w:rStyle w:val="Hyperlink"/>
             </w:rPr>
-            <w:t>desbetreffen</w:t>
+            <w:t>desbetreffend</w:t>
           </w:r>
         </w:hyperlink>
       </w:r>
@@ -998,23 +998,7 @@
           <w:i w:val="0"/>
           <w:color w:val="0000FF"/>
           <w:sz w:val="24"/>
-        </w:rPr>
-        <w:hyperlink r:id="rId11" w:history="1">
-          <w:r>
-            <w:rPr>
-              <w:rStyle w:val="Hyperlink"/>
-            </w:rPr>
-            <w:t>d</w:t>
-          </w:r>
-        </w:hyperlink>
-      </w:r>
-      <w:r>
-        <w:rPr>
-          <w:rFonts w:ascii="Charis SIL Regular" w:hAnsi="Charis SIL Regular" w:eastAsia="Charis SIL Regular"/>
-          <w:b w:val="0"/>
-          <w:i w:val="0"/>
-          <w:color w:val="0000FF"/>
-          <w:sz w:val="24"/>
+          <w:u w:val="single"/>
         </w:rPr>
         <w:t>e</w:t>
       </w:r>
@@ -1025,7 +1009,6 @@
           <w:i w:val="0"/>
           <w:color w:val="0000FF"/>
           <w:sz w:val="24"/>
-          <w:u w:val="single"/>
         </w:rPr>
         <w:t xml:space="preserve"> </w:t>
       </w:r>
@@ -2157,7 +2140,7 @@
           <w:sz w:val="24"/>
           <w:u w:val="single"/>
         </w:rPr>
-        <w:hyperlink r:id="rId16" w:history="1">
+        <w:hyperlink r:id="rId15" w:history="1">
           <w:r>
             <w:rPr>
               <w:rStyle w:val="Hyperlink"/>
@@ -2175,7 +2158,7 @@
           <w:sz w:val="24"/>
           <w:u w:val="single"/>
         </w:rPr>
-        <w:hyperlink r:id="rId16" w:history="1">
+        <w:hyperlink r:id="rId15" w:history="1">
           <w:r>
             <w:rPr>
               <w:rStyle w:val="Hyperlink"/>
@@ -2192,7 +2175,14 @@
           <w:color w:val="000000"/>
           <w:sz w:val="24"/>
         </w:rPr>
-        <w:t xml:space="preserve">, </w:t>
+        <w:hyperlink r:id="rId15" w:history="1">
+          <w:r>
+            <w:rPr>
+              <w:rStyle w:val="Hyperlink"/>
+            </w:rPr>
+            <w:t xml:space="preserve">, </w:t>
+          </w:r>
+        </w:hyperlink>
       </w:r>
       <w:r>
         <w:rPr>
@@ -2250,7 +2240,7 @@
           <w:sz w:val="24"/>
           <w:u w:val="single"/>
         </w:rPr>
-        <w:hyperlink r:id="rId15" w:history="1">
+        <w:hyperlink r:id="rId17" w:history="1">
           <w:r>
             <w:rPr>
               <w:rStyle w:val="Hyperlink"/>

--- a/EXPORTS/DOCX/published/niveau3/Dutch/HoofdcursusKampen.docx
+++ b/EXPORTS/DOCX/published/niveau3/Dutch/HoofdcursusKampen.docx
@@ -573,7 +573,7 @@
           <w:sz w:val="24"/>
           <w:u w:val="single"/>
         </w:rPr>
-        <w:hyperlink r:id="rId9" w:history="1">
+        <w:hyperlink r:id="rId10" w:history="1">
           <w:r>
             <w:rPr>
               <w:rStyle w:val="Hyperlink"/>
@@ -692,6 +692,7 @@
       </w:r>
       <w:r>
         <w:rPr>
+          <w:u w:val="single" w:color="0000ff"/>
           <w:rFonts w:ascii="Charis SIL Regular" w:hAnsi="Charis SIL Regular" w:eastAsia="Charis SIL Regular"/>
           <w:b w:val="0"/>
           <w:i w:val="0"/>
@@ -1009,6 +1010,7 @@
           <w:i w:val="0"/>
           <w:color w:val="0000FF"/>
           <w:sz w:val="24"/>
+          <w:u w:val="single"/>
         </w:rPr>
         <w:t xml:space="preserve"> </w:t>
       </w:r>
@@ -1026,9 +1028,19 @@
             <w:rPr>
               <w:rStyle w:val="Hyperlink"/>
             </w:rPr>
-            <w:t>zoekhulp</w:t>
+            <w:t>zoekhul</w:t>
           </w:r>
         </w:hyperlink>
+      </w:r>
+      <w:r>
+        <w:rPr>
+          <w:rFonts w:ascii="Charis SIL Regular" w:hAnsi="Charis SIL Regular" w:eastAsia="Charis SIL Regular"/>
+          <w:b w:val="0"/>
+          <w:i w:val="0"/>
+          <w:color w:val="0000FF"/>
+          <w:sz w:val="24"/>
+        </w:rPr>
+        <w:t>p</w:t>
       </w:r>
       <w:r>
         <w:rPr>
@@ -2193,7 +2205,7 @@
           <w:sz w:val="24"/>
           <w:u w:val="single"/>
         </w:rPr>
-        <w:hyperlink r:id="rId17" w:history="1">
+        <w:hyperlink r:id="rId15" w:history="1">
           <w:r>
             <w:rPr>
               <w:rStyle w:val="Hyperlink"/>
@@ -2222,7 +2234,7 @@
           <w:sz w:val="24"/>
           <w:u w:val="single"/>
         </w:rPr>
-        <w:hyperlink r:id="rId17" w:history="1">
+        <w:hyperlink r:id="rId15" w:history="1">
           <w:r>
             <w:rPr>
               <w:rStyle w:val="Hyperlink"/>
@@ -2240,7 +2252,7 @@
           <w:sz w:val="24"/>
           <w:u w:val="single"/>
         </w:rPr>
-        <w:hyperlink r:id="rId17" w:history="1">
+        <w:hyperlink r:id="rId15" w:history="1">
           <w:r>
             <w:rPr>
               <w:rStyle w:val="Hyperlink"/>
@@ -2338,7 +2350,7 @@
           <w:sz w:val="24"/>
           <w:u w:val="single"/>
         </w:rPr>
-        <w:hyperlink r:id="rId18" w:history="1">
+        <w:hyperlink r:id="rId17" w:history="1">
           <w:r>
             <w:rPr>
               <w:rStyle w:val="Hyperlink"/>
@@ -2356,7 +2368,7 @@
           <w:sz w:val="24"/>
           <w:u w:val="single"/>
         </w:rPr>
-        <w:hyperlink r:id="rId18" w:history="1">
+        <w:hyperlink r:id="rId17" w:history="1">
           <w:r>
             <w:rPr>
               <w:rStyle w:val="Hyperlink"/>
@@ -2374,7 +2386,7 @@
           <w:sz w:val="24"/>
           <w:u w:val="single"/>
         </w:rPr>
-        <w:hyperlink r:id="rId18" w:history="1">
+        <w:hyperlink r:id="rId17" w:history="1">
           <w:r>
             <w:rPr>
               <w:rStyle w:val="Hyperlink"/>
@@ -2392,7 +2404,7 @@
           <w:sz w:val="24"/>
           <w:u w:val="single"/>
         </w:rPr>
-        <w:hyperlink r:id="rId18" w:history="1">
+        <w:hyperlink r:id="rId17" w:history="1">
           <w:r>
             <w:rPr>
               <w:rStyle w:val="Hyperlink"/>
@@ -2420,7 +2432,7 @@
           <w:sz w:val="24"/>
           <w:u w:val="single"/>
         </w:rPr>
-        <w:hyperlink r:id="rId19" w:history="1">
+        <w:hyperlink r:id="rId18" w:history="1">
           <w:r>
             <w:rPr>
               <w:rStyle w:val="Hyperlink"/>
@@ -2438,7 +2450,7 @@
           <w:sz w:val="24"/>
           <w:u w:val="single"/>
         </w:rPr>
-        <w:hyperlink r:id="rId19" w:history="1">
+        <w:hyperlink r:id="rId18" w:history="1">
           <w:r>
             <w:rPr>
               <w:rStyle w:val="Hyperlink"/>
@@ -2456,7 +2468,7 @@
           <w:sz w:val="24"/>
           <w:u w:val="single"/>
         </w:rPr>
-        <w:hyperlink r:id="rId19" w:history="1">
+        <w:hyperlink r:id="rId17" w:history="1">
           <w:r>
             <w:rPr>
               <w:rStyle w:val="Hyperlink"/>
@@ -2613,7 +2625,7 @@
           <w:sz w:val="24"/>
           <w:u w:val="single"/>
         </w:rPr>
-        <w:hyperlink r:id="rId20" w:history="1">
+        <w:hyperlink r:id="rId19" w:history="1">
           <w:r>
             <w:rPr>
               <w:rStyle w:val="Hyperlink"/>
@@ -2631,7 +2643,7 @@
           <w:sz w:val="24"/>
           <w:u w:val="single"/>
         </w:rPr>
-        <w:hyperlink r:id="rId20" w:history="1">
+        <w:hyperlink r:id="rId19" w:history="1">
           <w:r>
             <w:rPr>
               <w:rStyle w:val="Hyperlink"/>
@@ -2649,7 +2661,7 @@
           <w:sz w:val="24"/>
           <w:u w:val="single"/>
         </w:rPr>
-        <w:hyperlink r:id="rId20" w:history="1">
+        <w:hyperlink r:id="rId19" w:history="1">
           <w:r>
             <w:rPr>
               <w:rStyle w:val="Hyperlink"/>
@@ -2667,7 +2679,7 @@
           <w:sz w:val="24"/>
           <w:u w:val="single"/>
         </w:rPr>
-        <w:hyperlink r:id="rId20" w:history="1">
+        <w:hyperlink r:id="rId19" w:history="1">
           <w:r>
             <w:rPr>
               <w:rStyle w:val="Hyperlink"/>
@@ -2685,7 +2697,7 @@
           <w:sz w:val="24"/>
           <w:u w:val="single"/>
         </w:rPr>
-        <w:hyperlink r:id="rId20" w:history="1">
+        <w:hyperlink r:id="rId19" w:history="1">
           <w:r>
             <w:rPr>
               <w:rStyle w:val="Hyperlink"/>
@@ -2703,7 +2715,7 @@
           <w:sz w:val="24"/>
           <w:u w:val="single"/>
         </w:rPr>
-        <w:hyperlink r:id="rId20" w:history="1">
+        <w:hyperlink r:id="rId19" w:history="1">
           <w:r>
             <w:rPr>
               <w:rStyle w:val="Hyperlink"/>
@@ -2721,7 +2733,7 @@
           <w:sz w:val="24"/>
           <w:u w:val="single"/>
         </w:rPr>
-        <w:hyperlink r:id="rId20" w:history="1">
+        <w:hyperlink r:id="rId19" w:history="1">
           <w:r>
             <w:rPr>
               <w:rStyle w:val="Hyperlink"/>
@@ -2739,7 +2751,7 @@
           <w:sz w:val="24"/>
           <w:u w:val="single"/>
         </w:rPr>
-        <w:hyperlink r:id="rId20" w:history="1">
+        <w:hyperlink r:id="rId19" w:history="1">
           <w:r>
             <w:rPr>
               <w:rStyle w:val="Hyperlink"/>
@@ -2757,7 +2769,7 @@
           <w:sz w:val="24"/>
           <w:u w:val="single"/>
         </w:rPr>
-        <w:hyperlink r:id="rId20" w:history="1">
+        <w:hyperlink r:id="rId19" w:history="1">
           <w:r>
             <w:rPr>
               <w:rStyle w:val="Hyperlink"/>
@@ -2775,7 +2787,7 @@
           <w:sz w:val="24"/>
           <w:u w:val="single"/>
         </w:rPr>
-        <w:hyperlink r:id="rId20" w:history="1">
+        <w:hyperlink r:id="rId19" w:history="1">
           <w:r>
             <w:rPr>
               <w:rStyle w:val="Hyperlink"/>
@@ -2793,7 +2805,7 @@
           <w:sz w:val="24"/>
           <w:u w:val="single"/>
         </w:rPr>
-        <w:hyperlink r:id="rId20" w:history="1">
+        <w:hyperlink r:id="rId19" w:history="1">
           <w:r>
             <w:rPr>
               <w:rStyle w:val="Hyperlink"/>
@@ -2811,7 +2823,7 @@
           <w:sz w:val="24"/>
           <w:u w:val="single"/>
         </w:rPr>
-        <w:hyperlink r:id="rId20" w:history="1">
+        <w:hyperlink r:id="rId19" w:history="1">
           <w:r>
             <w:rPr>
               <w:rStyle w:val="Hyperlink"/>
@@ -2829,7 +2841,7 @@
           <w:sz w:val="24"/>
           <w:u w:val="single"/>
         </w:rPr>
-        <w:hyperlink r:id="rId20" w:history="1">
+        <w:hyperlink r:id="rId19" w:history="1">
           <w:r>
             <w:rPr>
               <w:rStyle w:val="Hyperlink"/>
@@ -2847,7 +2859,7 @@
           <w:sz w:val="24"/>
           <w:u w:val="single"/>
         </w:rPr>
-        <w:hyperlink r:id="rId20" w:history="1">
+        <w:hyperlink r:id="rId19" w:history="1">
           <w:r>
             <w:rPr>
               <w:rStyle w:val="Hyperlink"/>
@@ -2865,7 +2877,7 @@
           <w:sz w:val="24"/>
           <w:u w:val="single"/>
         </w:rPr>
-        <w:hyperlink r:id="rId20" w:history="1">
+        <w:hyperlink r:id="rId19" w:history="1">
           <w:r>
             <w:rPr>
               <w:rStyle w:val="Hyperlink"/>
@@ -3023,7 +3035,7 @@
           <w:sz w:val="24"/>
           <w:u w:val="single"/>
         </w:rPr>
-        <w:hyperlink r:id="rId21" w:history="1">
+        <w:hyperlink r:id="rId20" w:history="1">
           <w:r>
             <w:rPr>
               <w:rStyle w:val="Hyperlink"/>
@@ -3041,7 +3053,7 @@
           <w:sz w:val="24"/>
           <w:u w:val="single"/>
         </w:rPr>
-        <w:hyperlink r:id="rId21" w:history="1">
+        <w:hyperlink r:id="rId20" w:history="1">
           <w:r>
             <w:rPr>
               <w:rStyle w:val="Hyperlink"/>
@@ -3059,7 +3071,7 @@
           <w:sz w:val="24"/>
           <w:u w:val="single"/>
         </w:rPr>
-        <w:hyperlink r:id="rId21" w:history="1">
+        <w:hyperlink r:id="rId20" w:history="1">
           <w:r>
             <w:rPr>
               <w:rStyle w:val="Hyperlink"/>
@@ -3077,7 +3089,7 @@
           <w:sz w:val="24"/>
           <w:u w:val="single"/>
         </w:rPr>
-        <w:hyperlink r:id="rId21" w:history="1">
+        <w:hyperlink r:id="rId20" w:history="1">
           <w:r>
             <w:rPr>
               <w:rStyle w:val="Hyperlink"/>
@@ -3095,7 +3107,7 @@
           <w:sz w:val="24"/>
           <w:u w:val="single"/>
         </w:rPr>
-        <w:hyperlink r:id="rId21" w:history="1">
+        <w:hyperlink r:id="rId20" w:history="1">
           <w:r>
             <w:rPr>
               <w:rStyle w:val="Hyperlink"/>
@@ -3116,7 +3128,7 @@
           <w:sz w:val="24"/>
           <w:u w:val="single"/>
         </w:rPr>
-        <w:hyperlink r:id="rId21" w:history="1">
+        <w:hyperlink r:id="rId20" w:history="1">
           <w:r>
             <w:rPr>
               <w:rStyle w:val="Hyperlink"/>
@@ -3134,7 +3146,7 @@
           <w:sz w:val="24"/>
           <w:u w:val="single"/>
         </w:rPr>
-        <w:hyperlink r:id="rId21" w:history="1">
+        <w:hyperlink r:id="rId20" w:history="1">
           <w:r>
             <w:rPr>
               <w:rStyle w:val="Hyperlink"/>
@@ -3152,7 +3164,7 @@
           <w:sz w:val="24"/>
           <w:u w:val="single"/>
         </w:rPr>
-        <w:hyperlink r:id="rId21" w:history="1">
+        <w:hyperlink r:id="rId20" w:history="1">
           <w:r>
             <w:rPr>
               <w:rStyle w:val="Hyperlink"/>
@@ -3170,7 +3182,7 @@
           <w:sz w:val="24"/>
           <w:u w:val="single"/>
         </w:rPr>
-        <w:hyperlink r:id="rId21" w:history="1">
+        <w:hyperlink r:id="rId20" w:history="1">
           <w:r>
             <w:rPr>
               <w:rStyle w:val="Hyperlink"/>
@@ -3188,7 +3200,7 @@
           <w:sz w:val="24"/>
           <w:u w:val="single"/>
         </w:rPr>
-        <w:hyperlink r:id="rId21" w:history="1">
+        <w:hyperlink r:id="rId20" w:history="1">
           <w:r>
             <w:rPr>
               <w:rStyle w:val="Hyperlink"/>
@@ -3339,7 +3351,7 @@
           <w:sz w:val="24"/>
           <w:u w:val="single"/>
         </w:rPr>
-        <w:hyperlink r:id="rId22" w:history="1">
+        <w:hyperlink r:id="rId21" w:history="1">
           <w:r>
             <w:rPr>
               <w:rStyle w:val="Hyperlink"/>
@@ -3357,7 +3369,7 @@
           <w:sz w:val="24"/>
           <w:u w:val="single"/>
         </w:rPr>
-        <w:hyperlink r:id="rId22" w:history="1">
+        <w:hyperlink r:id="rId21" w:history="1">
           <w:r>
             <w:rPr>
               <w:rStyle w:val="Hyperlink"/>
@@ -3375,7 +3387,7 @@
           <w:sz w:val="24"/>
           <w:u w:val="single"/>
         </w:rPr>
-        <w:hyperlink r:id="rId22" w:history="1">
+        <w:hyperlink r:id="rId21" w:history="1">
           <w:r>
             <w:rPr>
               <w:rStyle w:val="Hyperlink"/>
@@ -3393,7 +3405,7 @@
           <w:sz w:val="24"/>
           <w:u w:val="single"/>
         </w:rPr>
-        <w:hyperlink r:id="rId22" w:history="1">
+        <w:hyperlink r:id="rId21" w:history="1">
           <w:r>
             <w:rPr>
               <w:rStyle w:val="Hyperlink"/>
@@ -3411,7 +3423,7 @@
           <w:sz w:val="24"/>
           <w:u w:val="single"/>
         </w:rPr>
-        <w:hyperlink r:id="rId22" w:history="1">
+        <w:hyperlink r:id="rId21" w:history="1">
           <w:r>
             <w:rPr>
               <w:rStyle w:val="Hyperlink"/>
@@ -3429,7 +3441,7 @@
           <w:sz w:val="24"/>
           <w:u w:val="single"/>
         </w:rPr>
-        <w:hyperlink r:id="rId22" w:history="1">
+        <w:hyperlink r:id="rId21" w:history="1">
           <w:r>
             <w:rPr>
               <w:rStyle w:val="Hyperlink"/>
@@ -3447,7 +3459,7 @@
           <w:sz w:val="24"/>
           <w:u w:val="single"/>
         </w:rPr>
-        <w:hyperlink r:id="rId22" w:history="1">
+        <w:hyperlink r:id="rId21" w:history="1">
           <w:r>
             <w:rPr>
               <w:rStyle w:val="Hyperlink"/>
@@ -3465,7 +3477,7 @@
           <w:sz w:val="24"/>
           <w:u w:val="single"/>
         </w:rPr>
-        <w:hyperlink r:id="rId22" w:history="1">
+        <w:hyperlink r:id="rId21" w:history="1">
           <w:r>
             <w:rPr>
               <w:rStyle w:val="Hyperlink"/>
@@ -3483,7 +3495,7 @@
           <w:sz w:val="24"/>
           <w:u w:val="single"/>
         </w:rPr>
-        <w:hyperlink r:id="rId22" w:history="1">
+        <w:hyperlink r:id="rId21" w:history="1">
           <w:r>
             <w:rPr>
               <w:rStyle w:val="Hyperlink"/>

--- a/EXPORTS/DOCX/published/niveau3/Dutch/HoofdcursusKampen.docx
+++ b/EXPORTS/DOCX/published/niveau3/Dutch/HoofdcursusKampen.docx
@@ -548,7 +548,6 @@
       </w:r>
       <w:r>
         <w:rPr>
-          <w:u w:val="single" w:color="0000ff"/>
           <w:rFonts w:ascii="Charis SIL Regular" w:hAnsi="Charis SIL Regular" w:eastAsia="Charis SIL Regular"/>
           <w:b w:val="0"/>
           <w:i w:val="0"/>
@@ -573,7 +572,7 @@
           <w:sz w:val="24"/>
           <w:u w:val="single"/>
         </w:rPr>
-        <w:hyperlink r:id="rId10" w:history="1">
+        <w:hyperlink r:id="rId9" w:history="1">
           <w:r>
             <w:rPr>
               <w:rStyle w:val="Hyperlink"/>
@@ -692,7 +691,6 @@
       </w:r>
       <w:r>
         <w:rPr>
-          <w:u w:val="single" w:color="0000ff"/>
           <w:rFonts w:ascii="Charis SIL Regular" w:hAnsi="Charis SIL Regular" w:eastAsia="Charis SIL Regular"/>
           <w:b w:val="0"/>
           <w:i w:val="0"/>
@@ -2152,7 +2150,7 @@
           <w:sz w:val="24"/>
           <w:u w:val="single"/>
         </w:rPr>
-        <w:hyperlink r:id="rId15" w:history="1">
+        <w:hyperlink r:id="rId16" w:history="1">
           <w:r>
             <w:rPr>
               <w:rStyle w:val="Hyperlink"/>
@@ -2170,7 +2168,7 @@
           <w:sz w:val="24"/>
           <w:u w:val="single"/>
         </w:rPr>
-        <w:hyperlink r:id="rId15" w:history="1">
+        <w:hyperlink r:id="rId16" w:history="1">
           <w:r>
             <w:rPr>
               <w:rStyle w:val="Hyperlink"/>
@@ -2181,6 +2179,7 @@
       </w:r>
       <w:r>
         <w:rPr>
+          <w:u w:val="single" w:color="0000ff"/>
           <w:rFonts w:ascii="Charis SIL Regular" w:hAnsi="Charis SIL Regular" w:eastAsia="Charis SIL Regular"/>
           <w:b w:val="0"/>
           <w:i w:val="0"/>
@@ -2205,7 +2204,7 @@
           <w:sz w:val="24"/>
           <w:u w:val="single"/>
         </w:rPr>
-        <w:hyperlink r:id="rId15" w:history="1">
+        <w:hyperlink r:id="rId17" w:history="1">
           <w:r>
             <w:rPr>
               <w:rStyle w:val="Hyperlink"/>
@@ -2234,7 +2233,7 @@
           <w:sz w:val="24"/>
           <w:u w:val="single"/>
         </w:rPr>
-        <w:hyperlink r:id="rId15" w:history="1">
+        <w:hyperlink r:id="rId17" w:history="1">
           <w:r>
             <w:rPr>
               <w:rStyle w:val="Hyperlink"/>
@@ -2252,7 +2251,7 @@
           <w:sz w:val="24"/>
           <w:u w:val="single"/>
         </w:rPr>
-        <w:hyperlink r:id="rId15" w:history="1">
+        <w:hyperlink r:id="rId17" w:history="1">
           <w:r>
             <w:rPr>
               <w:rStyle w:val="Hyperlink"/>
@@ -2350,7 +2349,7 @@
           <w:sz w:val="24"/>
           <w:u w:val="single"/>
         </w:rPr>
-        <w:hyperlink r:id="rId17" w:history="1">
+        <w:hyperlink r:id="rId18" w:history="1">
           <w:r>
             <w:rPr>
               <w:rStyle w:val="Hyperlink"/>
@@ -2368,7 +2367,7 @@
           <w:sz w:val="24"/>
           <w:u w:val="single"/>
         </w:rPr>
-        <w:hyperlink r:id="rId17" w:history="1">
+        <w:hyperlink r:id="rId18" w:history="1">
           <w:r>
             <w:rPr>
               <w:rStyle w:val="Hyperlink"/>
@@ -2386,7 +2385,7 @@
           <w:sz w:val="24"/>
           <w:u w:val="single"/>
         </w:rPr>
-        <w:hyperlink r:id="rId17" w:history="1">
+        <w:hyperlink r:id="rId18" w:history="1">
           <w:r>
             <w:rPr>
               <w:rStyle w:val="Hyperlink"/>
@@ -2404,7 +2403,7 @@
           <w:sz w:val="24"/>
           <w:u w:val="single"/>
         </w:rPr>
-        <w:hyperlink r:id="rId17" w:history="1">
+        <w:hyperlink r:id="rId18" w:history="1">
           <w:r>
             <w:rPr>
               <w:rStyle w:val="Hyperlink"/>
@@ -2432,7 +2431,7 @@
           <w:sz w:val="24"/>
           <w:u w:val="single"/>
         </w:rPr>
-        <w:hyperlink r:id="rId18" w:history="1">
+        <w:hyperlink r:id="rId19" w:history="1">
           <w:r>
             <w:rPr>
               <w:rStyle w:val="Hyperlink"/>
@@ -2450,7 +2449,7 @@
           <w:sz w:val="24"/>
           <w:u w:val="single"/>
         </w:rPr>
-        <w:hyperlink r:id="rId18" w:history="1">
+        <w:hyperlink r:id="rId19" w:history="1">
           <w:r>
             <w:rPr>
               <w:rStyle w:val="Hyperlink"/>
@@ -2468,7 +2467,7 @@
           <w:sz w:val="24"/>
           <w:u w:val="single"/>
         </w:rPr>
-        <w:hyperlink r:id="rId17" w:history="1">
+        <w:hyperlink r:id="rId19" w:history="1">
           <w:r>
             <w:rPr>
               <w:rStyle w:val="Hyperlink"/>
@@ -2625,7 +2624,7 @@
           <w:sz w:val="24"/>
           <w:u w:val="single"/>
         </w:rPr>
-        <w:hyperlink r:id="rId19" w:history="1">
+        <w:hyperlink r:id="rId20" w:history="1">
           <w:r>
             <w:rPr>
               <w:rStyle w:val="Hyperlink"/>
@@ -2643,7 +2642,7 @@
           <w:sz w:val="24"/>
           <w:u w:val="single"/>
         </w:rPr>
-        <w:hyperlink r:id="rId19" w:history="1">
+        <w:hyperlink r:id="rId20" w:history="1">
           <w:r>
             <w:rPr>
               <w:rStyle w:val="Hyperlink"/>
@@ -2661,7 +2660,7 @@
           <w:sz w:val="24"/>
           <w:u w:val="single"/>
         </w:rPr>
-        <w:hyperlink r:id="rId19" w:history="1">
+        <w:hyperlink r:id="rId20" w:history="1">
           <w:r>
             <w:rPr>
               <w:rStyle w:val="Hyperlink"/>
@@ -2679,7 +2678,7 @@
           <w:sz w:val="24"/>
           <w:u w:val="single"/>
         </w:rPr>
-        <w:hyperlink r:id="rId19" w:history="1">
+        <w:hyperlink r:id="rId20" w:history="1">
           <w:r>
             <w:rPr>
               <w:rStyle w:val="Hyperlink"/>
@@ -2697,7 +2696,7 @@
           <w:sz w:val="24"/>
           <w:u w:val="single"/>
         </w:rPr>
-        <w:hyperlink r:id="rId19" w:history="1">
+        <w:hyperlink r:id="rId20" w:history="1">
           <w:r>
             <w:rPr>
               <w:rStyle w:val="Hyperlink"/>
@@ -2715,7 +2714,7 @@
           <w:sz w:val="24"/>
           <w:u w:val="single"/>
         </w:rPr>
-        <w:hyperlink r:id="rId19" w:history="1">
+        <w:hyperlink r:id="rId20" w:history="1">
           <w:r>
             <w:rPr>
               <w:rStyle w:val="Hyperlink"/>
@@ -2733,7 +2732,7 @@
           <w:sz w:val="24"/>
           <w:u w:val="single"/>
         </w:rPr>
-        <w:hyperlink r:id="rId19" w:history="1">
+        <w:hyperlink r:id="rId20" w:history="1">
           <w:r>
             <w:rPr>
               <w:rStyle w:val="Hyperlink"/>
@@ -2751,7 +2750,7 @@
           <w:sz w:val="24"/>
           <w:u w:val="single"/>
         </w:rPr>
-        <w:hyperlink r:id="rId19" w:history="1">
+        <w:hyperlink r:id="rId20" w:history="1">
           <w:r>
             <w:rPr>
               <w:rStyle w:val="Hyperlink"/>
@@ -2769,7 +2768,7 @@
           <w:sz w:val="24"/>
           <w:u w:val="single"/>
         </w:rPr>
-        <w:hyperlink r:id="rId19" w:history="1">
+        <w:hyperlink r:id="rId20" w:history="1">
           <w:r>
             <w:rPr>
               <w:rStyle w:val="Hyperlink"/>
@@ -2787,7 +2786,7 @@
           <w:sz w:val="24"/>
           <w:u w:val="single"/>
         </w:rPr>
-        <w:hyperlink r:id="rId19" w:history="1">
+        <w:hyperlink r:id="rId20" w:history="1">
           <w:r>
             <w:rPr>
               <w:rStyle w:val="Hyperlink"/>
@@ -2805,7 +2804,7 @@
           <w:sz w:val="24"/>
           <w:u w:val="single"/>
         </w:rPr>
-        <w:hyperlink r:id="rId19" w:history="1">
+        <w:hyperlink r:id="rId20" w:history="1">
           <w:r>
             <w:rPr>
               <w:rStyle w:val="Hyperlink"/>
@@ -2823,7 +2822,7 @@
           <w:sz w:val="24"/>
           <w:u w:val="single"/>
         </w:rPr>
-        <w:hyperlink r:id="rId19" w:history="1">
+        <w:hyperlink r:id="rId20" w:history="1">
           <w:r>
             <w:rPr>
               <w:rStyle w:val="Hyperlink"/>
@@ -2841,7 +2840,7 @@
           <w:sz w:val="24"/>
           <w:u w:val="single"/>
         </w:rPr>
-        <w:hyperlink r:id="rId19" w:history="1">
+        <w:hyperlink r:id="rId20" w:history="1">
           <w:r>
             <w:rPr>
               <w:rStyle w:val="Hyperlink"/>
@@ -2859,7 +2858,7 @@
           <w:sz w:val="24"/>
           <w:u w:val="single"/>
         </w:rPr>
-        <w:hyperlink r:id="rId19" w:history="1">
+        <w:hyperlink r:id="rId20" w:history="1">
           <w:r>
             <w:rPr>
               <w:rStyle w:val="Hyperlink"/>
@@ -2877,7 +2876,7 @@
           <w:sz w:val="24"/>
           <w:u w:val="single"/>
         </w:rPr>
-        <w:hyperlink r:id="rId19" w:history="1">
+        <w:hyperlink r:id="rId20" w:history="1">
           <w:r>
             <w:rPr>
               <w:rStyle w:val="Hyperlink"/>
@@ -3035,7 +3034,7 @@
           <w:sz w:val="24"/>
           <w:u w:val="single"/>
         </w:rPr>
-        <w:hyperlink r:id="rId20" w:history="1">
+        <w:hyperlink r:id="rId21" w:history="1">
           <w:r>
             <w:rPr>
               <w:rStyle w:val="Hyperlink"/>
@@ -3053,7 +3052,7 @@
           <w:sz w:val="24"/>
           <w:u w:val="single"/>
         </w:rPr>
-        <w:hyperlink r:id="rId20" w:history="1">
+        <w:hyperlink r:id="rId21" w:history="1">
           <w:r>
             <w:rPr>
               <w:rStyle w:val="Hyperlink"/>
@@ -3071,7 +3070,7 @@
           <w:sz w:val="24"/>
           <w:u w:val="single"/>
         </w:rPr>
-        <w:hyperlink r:id="rId20" w:history="1">
+        <w:hyperlink r:id="rId21" w:history="1">
           <w:r>
             <w:rPr>
               <w:rStyle w:val="Hyperlink"/>
@@ -3089,7 +3088,7 @@
           <w:sz w:val="24"/>
           <w:u w:val="single"/>
         </w:rPr>
-        <w:hyperlink r:id="rId20" w:history="1">
+        <w:hyperlink r:id="rId21" w:history="1">
           <w:r>
             <w:rPr>
               <w:rStyle w:val="Hyperlink"/>
@@ -3107,7 +3106,7 @@
           <w:sz w:val="24"/>
           <w:u w:val="single"/>
         </w:rPr>
-        <w:hyperlink r:id="rId20" w:history="1">
+        <w:hyperlink r:id="rId21" w:history="1">
           <w:r>
             <w:rPr>
               <w:rStyle w:val="Hyperlink"/>
@@ -3128,7 +3127,7 @@
           <w:sz w:val="24"/>
           <w:u w:val="single"/>
         </w:rPr>
-        <w:hyperlink r:id="rId20" w:history="1">
+        <w:hyperlink r:id="rId21" w:history="1">
           <w:r>
             <w:rPr>
               <w:rStyle w:val="Hyperlink"/>
@@ -3146,7 +3145,7 @@
           <w:sz w:val="24"/>
           <w:u w:val="single"/>
         </w:rPr>
-        <w:hyperlink r:id="rId20" w:history="1">
+        <w:hyperlink r:id="rId21" w:history="1">
           <w:r>
             <w:rPr>
               <w:rStyle w:val="Hyperlink"/>
@@ -3164,7 +3163,7 @@
           <w:sz w:val="24"/>
           <w:u w:val="single"/>
         </w:rPr>
-        <w:hyperlink r:id="rId20" w:history="1">
+        <w:hyperlink r:id="rId21" w:history="1">
           <w:r>
             <w:rPr>
               <w:rStyle w:val="Hyperlink"/>
@@ -3182,7 +3181,7 @@
           <w:sz w:val="24"/>
           <w:u w:val="single"/>
         </w:rPr>
-        <w:hyperlink r:id="rId20" w:history="1">
+        <w:hyperlink r:id="rId21" w:history="1">
           <w:r>
             <w:rPr>
               <w:rStyle w:val="Hyperlink"/>
@@ -3200,7 +3199,7 @@
           <w:sz w:val="24"/>
           <w:u w:val="single"/>
         </w:rPr>
-        <w:hyperlink r:id="rId20" w:history="1">
+        <w:hyperlink r:id="rId21" w:history="1">
           <w:r>
             <w:rPr>
               <w:rStyle w:val="Hyperlink"/>
@@ -3351,7 +3350,7 @@
           <w:sz w:val="24"/>
           <w:u w:val="single"/>
         </w:rPr>
-        <w:hyperlink r:id="rId21" w:history="1">
+        <w:hyperlink r:id="rId22" w:history="1">
           <w:r>
             <w:rPr>
               <w:rStyle w:val="Hyperlink"/>
@@ -3369,7 +3368,7 @@
           <w:sz w:val="24"/>
           <w:u w:val="single"/>
         </w:rPr>
-        <w:hyperlink r:id="rId21" w:history="1">
+        <w:hyperlink r:id="rId22" w:history="1">
           <w:r>
             <w:rPr>
               <w:rStyle w:val="Hyperlink"/>
@@ -3387,7 +3386,7 @@
           <w:sz w:val="24"/>
           <w:u w:val="single"/>
         </w:rPr>
-        <w:hyperlink r:id="rId21" w:history="1">
+        <w:hyperlink r:id="rId22" w:history="1">
           <w:r>
             <w:rPr>
               <w:rStyle w:val="Hyperlink"/>
@@ -3405,7 +3404,7 @@
           <w:sz w:val="24"/>
           <w:u w:val="single"/>
         </w:rPr>
-        <w:hyperlink r:id="rId21" w:history="1">
+        <w:hyperlink r:id="rId22" w:history="1">
           <w:r>
             <w:rPr>
               <w:rStyle w:val="Hyperlink"/>
@@ -3423,7 +3422,7 @@
           <w:sz w:val="24"/>
           <w:u w:val="single"/>
         </w:rPr>
-        <w:hyperlink r:id="rId21" w:history="1">
+        <w:hyperlink r:id="rId22" w:history="1">
           <w:r>
             <w:rPr>
               <w:rStyle w:val="Hyperlink"/>
@@ -3441,7 +3440,7 @@
           <w:sz w:val="24"/>
           <w:u w:val="single"/>
         </w:rPr>
-        <w:hyperlink r:id="rId21" w:history="1">
+        <w:hyperlink r:id="rId22" w:history="1">
           <w:r>
             <w:rPr>
               <w:rStyle w:val="Hyperlink"/>
@@ -3459,7 +3458,7 @@
           <w:sz w:val="24"/>
           <w:u w:val="single"/>
         </w:rPr>
-        <w:hyperlink r:id="rId21" w:history="1">
+        <w:hyperlink r:id="rId22" w:history="1">
           <w:r>
             <w:rPr>
               <w:rStyle w:val="Hyperlink"/>
@@ -3477,7 +3476,7 @@
           <w:sz w:val="24"/>
           <w:u w:val="single"/>
         </w:rPr>
-        <w:hyperlink r:id="rId21" w:history="1">
+        <w:hyperlink r:id="rId22" w:history="1">
           <w:r>
             <w:rPr>
               <w:rStyle w:val="Hyperlink"/>
@@ -3495,7 +3494,7 @@
           <w:sz w:val="24"/>
           <w:u w:val="single"/>
         </w:rPr>
-        <w:hyperlink r:id="rId21" w:history="1">
+        <w:hyperlink r:id="rId22" w:history="1">
           <w:r>
             <w:rPr>
               <w:rStyle w:val="Hyperlink"/>

--- a/EXPORTS/DOCX/published/niveau3/Dutch/HoofdcursusKampen.docx
+++ b/EXPORTS/DOCX/published/niveau3/Dutch/HoofdcursusKampen.docx
@@ -2179,21 +2179,13 @@
       </w:r>
       <w:r>
         <w:rPr>
-          <w:u w:val="single" w:color="0000ff"/>
           <w:rFonts w:ascii="Charis SIL Regular" w:hAnsi="Charis SIL Regular" w:eastAsia="Charis SIL Regular"/>
           <w:b w:val="0"/>
           <w:i w:val="0"/>
           <w:color w:val="000000"/>
           <w:sz w:val="24"/>
         </w:rPr>
-        <w:hyperlink r:id="rId15" w:history="1">
-          <w:r>
-            <w:rPr>
-              <w:rStyle w:val="Hyperlink"/>
-            </w:rPr>
-            <w:t xml:space="preserve">, </w:t>
-          </w:r>
-        </w:hyperlink>
+        <w:t xml:space="preserve">, </w:t>
       </w:r>
       <w:r>
         <w:rPr>

--- a/EXPORTS/DOCX/published/niveau3/Dutch/HoofdcursusKampen.docx
+++ b/EXPORTS/DOCX/published/niveau3/Dutch/HoofdcursusKampen.docx
@@ -2179,13 +2179,21 @@
       </w:r>
       <w:r>
         <w:rPr>
+          <w:u w:val="single" w:color="0000ff"/>
           <w:rFonts w:ascii="Charis SIL Regular" w:hAnsi="Charis SIL Regular" w:eastAsia="Charis SIL Regular"/>
           <w:b w:val="0"/>
           <w:i w:val="0"/>
           <w:color w:val="000000"/>
           <w:sz w:val="24"/>
         </w:rPr>
-        <w:t xml:space="preserve">, </w:t>
+        <w:hyperlink r:id="rId15" w:history="1">
+          <w:r>
+            <w:rPr>
+              <w:rStyle w:val="Hyperlink"/>
+            </w:rPr>
+            <w:t xml:space="preserve">, </w:t>
+          </w:r>
+        </w:hyperlink>
       </w:r>
       <w:r>
         <w:rPr>

--- a/EXPORTS/DOCX/published/niveau3/Dutch/HoofdcursusKampen.docx
+++ b/EXPORTS/DOCX/published/niveau3/Dutch/HoofdcursusKampen.docx
@@ -2179,21 +2179,13 @@
       </w:r>
       <w:r>
         <w:rPr>
-          <w:u w:val="single" w:color="0000ff"/>
           <w:rFonts w:ascii="Charis SIL Regular" w:hAnsi="Charis SIL Regular" w:eastAsia="Charis SIL Regular"/>
           <w:b w:val="0"/>
           <w:i w:val="0"/>
           <w:color w:val="000000"/>
           <w:sz w:val="24"/>
         </w:rPr>
-        <w:hyperlink r:id="rId15" w:history="1">
-          <w:r>
-            <w:rPr>
-              <w:rStyle w:val="Hyperlink"/>
-            </w:rPr>
-            <w:t xml:space="preserve">, </w:t>
-          </w:r>
-        </w:hyperlink>
+        <w:t xml:space="preserve">, </w:t>
       </w:r>
       <w:r>
         <w:rPr>
@@ -2251,7 +2243,7 @@
           <w:sz w:val="24"/>
           <w:u w:val="single"/>
         </w:rPr>
-        <w:hyperlink r:id="rId17" w:history="1">
+        <w:hyperlink r:id="rId15" w:history="1">
           <w:r>
             <w:rPr>
               <w:rStyle w:val="Hyperlink"/>

--- a/EXPORTS/DOCX/published/niveau3/Dutch/HoofdcursusKampen.docx
+++ b/EXPORTS/DOCX/published/niveau3/Dutch/HoofdcursusKampen.docx
@@ -548,6 +548,7 @@
       </w:r>
       <w:r>
         <w:rPr>
+          <w:u w:val="single" w:color="0000ff"/>
           <w:rFonts w:ascii="Charis SIL Regular" w:hAnsi="Charis SIL Regular" w:eastAsia="Charis SIL Regular"/>
           <w:b w:val="0"/>
           <w:i w:val="0"/>
@@ -986,7 +987,7 @@
             <w:rPr>
               <w:rStyle w:val="Hyperlink"/>
             </w:rPr>
-            <w:t>desbetreffend</w:t>
+            <w:t>desbetreffen</w:t>
           </w:r>
         </w:hyperlink>
       </w:r>
@@ -998,6 +999,16 @@
           <w:color w:val="0000FF"/>
           <w:sz w:val="24"/>
           <w:u w:val="single"/>
+        </w:rPr>
+        <w:t>d</w:t>
+      </w:r>
+      <w:r>
+        <w:rPr>
+          <w:rFonts w:ascii="Charis SIL Regular" w:hAnsi="Charis SIL Regular" w:eastAsia="Charis SIL Regular"/>
+          <w:b w:val="0"/>
+          <w:i w:val="0"/>
+          <w:color w:val="0000FF"/>
+          <w:sz w:val="24"/>
         </w:rPr>
         <w:t>e</w:t>
       </w:r>
@@ -1026,19 +1037,9 @@
             <w:rPr>
               <w:rStyle w:val="Hyperlink"/>
             </w:rPr>
-            <w:t>zoekhul</w:t>
+            <w:t>zoekhulp</w:t>
           </w:r>
         </w:hyperlink>
-      </w:r>
-      <w:r>
-        <w:rPr>
-          <w:rFonts w:ascii="Charis SIL Regular" w:hAnsi="Charis SIL Regular" w:eastAsia="Charis SIL Regular"/>
-          <w:b w:val="0"/>
-          <w:i w:val="0"/>
-          <w:color w:val="0000FF"/>
-          <w:sz w:val="24"/>
-        </w:rPr>
-        <w:t>p</w:t>
       </w:r>
       <w:r>
         <w:rPr>
@@ -1052,21 +1053,13 @@
       </w:r>
       <w:r>
         <w:rPr>
-          <w:u w:val="single" w:color="0000ff"/>
           <w:rFonts w:ascii="Charis SIL Regular" w:hAnsi="Charis SIL Regular" w:eastAsia="Charis SIL Regular"/>
           <w:b w:val="0"/>
           <w:i w:val="0"/>
           <w:color w:val="000000"/>
           <w:sz w:val="24"/>
         </w:rPr>
-        <w:hyperlink r:id="rId11" w:history="1">
-          <w:r>
-            <w:rPr>
-              <w:rStyle w:val="Hyperlink"/>
-            </w:rPr>
-            <w:t>het latere Volk</w:t>
-          </w:r>
-        </w:hyperlink>
+        <w:t>het latere Volk</w:t>
       </w:r>
       <w:r>
         <w:rPr>
@@ -2179,13 +2172,21 @@
       </w:r>
       <w:r>
         <w:rPr>
+          <w:u w:val="single" w:color="0000ff"/>
           <w:rFonts w:ascii="Charis SIL Regular" w:hAnsi="Charis SIL Regular" w:eastAsia="Charis SIL Regular"/>
           <w:b w:val="0"/>
           <w:i w:val="0"/>
           <w:color w:val="000000"/>
           <w:sz w:val="24"/>
         </w:rPr>
-        <w:t xml:space="preserve">, </w:t>
+        <w:hyperlink r:id="rId15" w:history="1">
+          <w:r>
+            <w:rPr>
+              <w:rStyle w:val="Hyperlink"/>
+            </w:rPr>
+            <w:t xml:space="preserve">, </w:t>
+          </w:r>
+        </w:hyperlink>
       </w:r>
       <w:r>
         <w:rPr>
@@ -2243,7 +2244,7 @@
           <w:sz w:val="24"/>
           <w:u w:val="single"/>
         </w:rPr>
-        <w:hyperlink r:id="rId15" w:history="1">
+        <w:hyperlink r:id="rId17" w:history="1">
           <w:r>
             <w:rPr>
               <w:rStyle w:val="Hyperlink"/>

--- a/EXPORTS/DOCX/published/niveau3/Dutch/HoofdcursusKampen.docx
+++ b/EXPORTS/DOCX/published/niveau3/Dutch/HoofdcursusKampen.docx
@@ -571,34 +571,8 @@
           <w:i/>
           <w:color w:val="0000FF"/>
           <w:sz w:val="24"/>
-          <w:u w:val="single"/>
         </w:rPr>
-        <w:hyperlink r:id="rId9" w:history="1">
-          <w:r>
-            <w:rPr>
-              <w:rStyle w:val="Hyperlink"/>
-            </w:rPr>
-            <w:t>Bronne</w:t>
-          </w:r>
-        </w:hyperlink>
-      </w:r>
-      <w:r>
-        <w:rPr>
-          <w:rFonts w:ascii="Charis SIL Italic" w:hAnsi="Charis SIL Italic" w:eastAsia="Charis SIL Italic"/>
-          <w:b w:val="0"/>
-          <w:i/>
-          <w:color w:val="0000FF"/>
-          <w:sz w:val="24"/>
-          <w:u w:val="single"/>
-        </w:rPr>
-        <w:hyperlink r:id="rId9" w:history="1">
-          <w:r>
-            <w:rPr>
-              <w:rStyle w:val="Hyperlink"/>
-            </w:rPr>
-            <w:t>n</w:t>
-          </w:r>
-        </w:hyperlink>
+        <w:t>Bronnen</w:t>
       </w:r>
       <w:r>
         <w:rPr>
@@ -841,7 +815,6 @@
       </w:r>
       <w:r>
         <w:rPr>
-          <w:u w:val="single" w:color="0000ff"/>
           <w:rFonts w:ascii="Charis SIL Regular" w:hAnsi="Charis SIL Regular" w:eastAsia="Charis SIL Regular"/>
           <w:b w:val="0"/>
           <w:i w:val="0"/>
@@ -998,9 +971,15 @@
           <w:i w:val="0"/>
           <w:color w:val="0000FF"/>
           <w:sz w:val="24"/>
-          <w:u w:val="single"/>
         </w:rPr>
-        <w:t>d</w:t>
+        <w:hyperlink r:id="rId11" w:history="1">
+          <w:r>
+            <w:rPr>
+              <w:rStyle w:val="Hyperlink"/>
+            </w:rPr>
+            <w:t>d</w:t>
+          </w:r>
+        </w:hyperlink>
       </w:r>
       <w:r>
         <w:rPr>
@@ -1053,13 +1032,21 @@
       </w:r>
       <w:r>
         <w:rPr>
+          <w:u w:val="single" w:color="0000ff"/>
           <w:rFonts w:ascii="Charis SIL Regular" w:hAnsi="Charis SIL Regular" w:eastAsia="Charis SIL Regular"/>
           <w:b w:val="0"/>
           <w:i w:val="0"/>
           <w:color w:val="000000"/>
           <w:sz w:val="24"/>
         </w:rPr>
-        <w:t>het latere Volk</w:t>
+        <w:hyperlink r:id="rId11" w:history="1">
+          <w:r>
+            <w:rPr>
+              <w:rStyle w:val="Hyperlink"/>
+            </w:rPr>
+            <w:t>het latere Volk</w:t>
+          </w:r>
+        </w:hyperlink>
       </w:r>
       <w:r>
         <w:rPr>

--- a/EXPORTS/DOCX/published/niveau3/Dutch/HoofdcursusKampen.docx
+++ b/EXPORTS/DOCX/published/niveau3/Dutch/HoofdcursusKampen.docx
@@ -544,23 +544,23 @@
           <w:color w:val="000000"/>
           <w:sz w:val="24"/>
         </w:rPr>
-        <w:t>onderzocht (zie on</w:t>
+        <w:t xml:space="preserve">onderzocht (zie onder </w:t>
       </w:r>
       <w:r>
         <w:rPr>
-          <w:u w:val="single" w:color="0000ff"/>
-          <w:rFonts w:ascii="Charis SIL Regular" w:hAnsi="Charis SIL Regular" w:eastAsia="Charis SIL Regular"/>
+          <w:rFonts w:ascii="Charis SIL Italic" w:hAnsi="Charis SIL Italic" w:eastAsia="Charis SIL Italic"/>
           <w:b w:val="0"/>
-          <w:i w:val="0"/>
-          <w:color w:val="000000"/>
+          <w:i/>
+          <w:color w:val="0000FF"/>
           <w:sz w:val="24"/>
+          <w:u w:val="single"/>
         </w:rPr>
-        <w:hyperlink r:id="rId9" w:history="1">
+        <w:hyperlink r:id="rId10" w:history="1">
           <w:r>
             <w:rPr>
               <w:rStyle w:val="Hyperlink"/>
             </w:rPr>
-            <w:t xml:space="preserve">der </w:t>
+            <w:t>Bronne</w:t>
           </w:r>
         </w:hyperlink>
       </w:r>
@@ -571,8 +571,16 @@
           <w:i/>
           <w:color w:val="0000FF"/>
           <w:sz w:val="24"/>
+          <w:u w:val="single"/>
         </w:rPr>
-        <w:t>Bronnen</w:t>
+        <w:hyperlink r:id="rId9" w:history="1">
+          <w:r>
+            <w:rPr>
+              <w:rStyle w:val="Hyperlink"/>
+            </w:rPr>
+            <w:t>n</w:t>
+          </w:r>
+        </w:hyperlink>
       </w:r>
       <w:r>
         <w:rPr>
@@ -815,6 +823,7 @@
       </w:r>
       <w:r>
         <w:rPr>
+          <w:u w:val="single" w:color="0000ff"/>
           <w:rFonts w:ascii="Charis SIL Regular" w:hAnsi="Charis SIL Regular" w:eastAsia="Charis SIL Regular"/>
           <w:b w:val="0"/>
           <w:i w:val="0"/>
@@ -960,7 +969,7 @@
             <w:rPr>
               <w:rStyle w:val="Hyperlink"/>
             </w:rPr>
-            <w:t>desbetreffen</w:t>
+            <w:t>desbetreffend</w:t>
           </w:r>
         </w:hyperlink>
       </w:r>
@@ -971,23 +980,7 @@
           <w:i w:val="0"/>
           <w:color w:val="0000FF"/>
           <w:sz w:val="24"/>
-        </w:rPr>
-        <w:hyperlink r:id="rId11" w:history="1">
-          <w:r>
-            <w:rPr>
-              <w:rStyle w:val="Hyperlink"/>
-            </w:rPr>
-            <w:t>d</w:t>
-          </w:r>
-        </w:hyperlink>
-      </w:r>
-      <w:r>
-        <w:rPr>
-          <w:rFonts w:ascii="Charis SIL Regular" w:hAnsi="Charis SIL Regular" w:eastAsia="Charis SIL Regular"/>
-          <w:b w:val="0"/>
-          <w:i w:val="0"/>
-          <w:color w:val="0000FF"/>
-          <w:sz w:val="24"/>
+          <w:u w:val="single"/>
         </w:rPr>
         <w:t>e</w:t>
       </w:r>
@@ -1016,9 +1009,19 @@
             <w:rPr>
               <w:rStyle w:val="Hyperlink"/>
             </w:rPr>
-            <w:t>zoekhulp</w:t>
+            <w:t>zoekhul</w:t>
           </w:r>
         </w:hyperlink>
+      </w:r>
+      <w:r>
+        <w:rPr>
+          <w:rFonts w:ascii="Charis SIL Regular" w:hAnsi="Charis SIL Regular" w:eastAsia="Charis SIL Regular"/>
+          <w:b w:val="0"/>
+          <w:i w:val="0"/>
+          <w:color w:val="0000FF"/>
+          <w:sz w:val="24"/>
+        </w:rPr>
+        <w:t>p</w:t>
       </w:r>
       <w:r>
         <w:rPr>
@@ -2159,21 +2162,13 @@
       </w:r>
       <w:r>
         <w:rPr>
-          <w:u w:val="single" w:color="0000ff"/>
           <w:rFonts w:ascii="Charis SIL Regular" w:hAnsi="Charis SIL Regular" w:eastAsia="Charis SIL Regular"/>
           <w:b w:val="0"/>
           <w:i w:val="0"/>
           <w:color w:val="000000"/>
           <w:sz w:val="24"/>
         </w:rPr>
-        <w:hyperlink r:id="rId15" w:history="1">
-          <w:r>
-            <w:rPr>
-              <w:rStyle w:val="Hyperlink"/>
-            </w:rPr>
-            <w:t xml:space="preserve">, </w:t>
-          </w:r>
-        </w:hyperlink>
+        <w:t xml:space="preserve">, </w:t>
       </w:r>
       <w:r>
         <w:rPr>

--- a/EXPORTS/DOCX/published/niveau3/Dutch/HoofdcursusKampen.docx
+++ b/EXPORTS/DOCX/published/niveau3/Dutch/HoofdcursusKampen.docx
@@ -544,7 +544,18 @@
           <w:color w:val="000000"/>
           <w:sz w:val="24"/>
         </w:rPr>
-        <w:t xml:space="preserve">onderzocht (zie onder </w:t>
+        <w:t>onderzocht (zie on</w:t>
+      </w:r>
+      <w:r>
+        <w:rPr>
+          <w:u w:val="single" w:color="0000ff"/>
+          <w:rFonts w:ascii="Charis SIL Regular" w:hAnsi="Charis SIL Regular" w:eastAsia="Charis SIL Regular"/>
+          <w:b w:val="0"/>
+          <w:i w:val="0"/>
+          <w:color w:val="000000"/>
+          <w:sz w:val="24"/>
+        </w:rPr>
+        <w:t xml:space="preserve">der </w:t>
       </w:r>
       <w:r>
         <w:rPr>
@@ -674,6 +685,7 @@
       </w:r>
       <w:r>
         <w:rPr>
+          <w:u w:val="single" w:color="0000ff"/>
           <w:rFonts w:ascii="Charis SIL Regular" w:hAnsi="Charis SIL Regular" w:eastAsia="Charis SIL Regular"/>
           <w:b w:val="0"/>
           <w:i w:val="0"/>
@@ -2133,7 +2145,7 @@
           <w:sz w:val="24"/>
           <w:u w:val="single"/>
         </w:rPr>
-        <w:hyperlink r:id="rId16" w:history="1">
+        <w:hyperlink r:id="rId15" w:history="1">
           <w:r>
             <w:rPr>
               <w:rStyle w:val="Hyperlink"/>
@@ -2151,7 +2163,7 @@
           <w:sz w:val="24"/>
           <w:u w:val="single"/>
         </w:rPr>
-        <w:hyperlink r:id="rId16" w:history="1">
+        <w:hyperlink r:id="rId15" w:history="1">
           <w:r>
             <w:rPr>
               <w:rStyle w:val="Hyperlink"/>
@@ -2162,13 +2174,21 @@
       </w:r>
       <w:r>
         <w:rPr>
+          <w:u w:val="single" w:color="0000ff"/>
           <w:rFonts w:ascii="Charis SIL Regular" w:hAnsi="Charis SIL Regular" w:eastAsia="Charis SIL Regular"/>
           <w:b w:val="0"/>
           <w:i w:val="0"/>
           <w:color w:val="000000"/>
           <w:sz w:val="24"/>
         </w:rPr>
-        <w:t xml:space="preserve">, </w:t>
+        <w:hyperlink r:id="rId15" w:history="1">
+          <w:r>
+            <w:rPr>
+              <w:rStyle w:val="Hyperlink"/>
+            </w:rPr>
+            <w:t xml:space="preserve">, </w:t>
+          </w:r>
+        </w:hyperlink>
       </w:r>
       <w:r>
         <w:rPr>
@@ -2179,7 +2199,7 @@
           <w:sz w:val="24"/>
           <w:u w:val="single"/>
         </w:rPr>
-        <w:hyperlink r:id="rId17" w:history="1">
+        <w:hyperlink r:id="rId15" w:history="1">
           <w:r>
             <w:rPr>
               <w:rStyle w:val="Hyperlink"/>
@@ -2208,7 +2228,7 @@
           <w:sz w:val="24"/>
           <w:u w:val="single"/>
         </w:rPr>
-        <w:hyperlink r:id="rId17" w:history="1">
+        <w:hyperlink r:id="rId15" w:history="1">
           <w:r>
             <w:rPr>
               <w:rStyle w:val="Hyperlink"/>
@@ -2226,7 +2246,7 @@
           <w:sz w:val="24"/>
           <w:u w:val="single"/>
         </w:rPr>
-        <w:hyperlink r:id="rId17" w:history="1">
+        <w:hyperlink r:id="rId15" w:history="1">
           <w:r>
             <w:rPr>
               <w:rStyle w:val="Hyperlink"/>
@@ -2324,7 +2344,7 @@
           <w:sz w:val="24"/>
           <w:u w:val="single"/>
         </w:rPr>
-        <w:hyperlink r:id="rId18" w:history="1">
+        <w:hyperlink r:id="rId17" w:history="1">
           <w:r>
             <w:rPr>
               <w:rStyle w:val="Hyperlink"/>
@@ -2342,7 +2362,7 @@
           <w:sz w:val="24"/>
           <w:u w:val="single"/>
         </w:rPr>
-        <w:hyperlink r:id="rId18" w:history="1">
+        <w:hyperlink r:id="rId17" w:history="1">
           <w:r>
             <w:rPr>
               <w:rStyle w:val="Hyperlink"/>
@@ -2360,7 +2380,7 @@
           <w:sz w:val="24"/>
           <w:u w:val="single"/>
         </w:rPr>
-        <w:hyperlink r:id="rId18" w:history="1">
+        <w:hyperlink r:id="rId17" w:history="1">
           <w:r>
             <w:rPr>
               <w:rStyle w:val="Hyperlink"/>
@@ -2378,7 +2398,7 @@
           <w:sz w:val="24"/>
           <w:u w:val="single"/>
         </w:rPr>
-        <w:hyperlink r:id="rId18" w:history="1">
+        <w:hyperlink r:id="rId17" w:history="1">
           <w:r>
             <w:rPr>
               <w:rStyle w:val="Hyperlink"/>
@@ -2406,7 +2426,7 @@
           <w:sz w:val="24"/>
           <w:u w:val="single"/>
         </w:rPr>
-        <w:hyperlink r:id="rId19" w:history="1">
+        <w:hyperlink r:id="rId18" w:history="1">
           <w:r>
             <w:rPr>
               <w:rStyle w:val="Hyperlink"/>
@@ -2424,7 +2444,7 @@
           <w:sz w:val="24"/>
           <w:u w:val="single"/>
         </w:rPr>
-        <w:hyperlink r:id="rId19" w:history="1">
+        <w:hyperlink r:id="rId18" w:history="1">
           <w:r>
             <w:rPr>
               <w:rStyle w:val="Hyperlink"/>
@@ -2442,7 +2462,7 @@
           <w:sz w:val="24"/>
           <w:u w:val="single"/>
         </w:rPr>
-        <w:hyperlink r:id="rId19" w:history="1">
+        <w:hyperlink r:id="rId17" w:history="1">
           <w:r>
             <w:rPr>
               <w:rStyle w:val="Hyperlink"/>
@@ -2599,7 +2619,7 @@
           <w:sz w:val="24"/>
           <w:u w:val="single"/>
         </w:rPr>
-        <w:hyperlink r:id="rId20" w:history="1">
+        <w:hyperlink r:id="rId19" w:history="1">
           <w:r>
             <w:rPr>
               <w:rStyle w:val="Hyperlink"/>
@@ -2617,7 +2637,7 @@
           <w:sz w:val="24"/>
           <w:u w:val="single"/>
         </w:rPr>
-        <w:hyperlink r:id="rId20" w:history="1">
+        <w:hyperlink r:id="rId19" w:history="1">
           <w:r>
             <w:rPr>
               <w:rStyle w:val="Hyperlink"/>
@@ -2635,7 +2655,7 @@
           <w:sz w:val="24"/>
           <w:u w:val="single"/>
         </w:rPr>
-        <w:hyperlink r:id="rId20" w:history="1">
+        <w:hyperlink r:id="rId19" w:history="1">
           <w:r>
             <w:rPr>
               <w:rStyle w:val="Hyperlink"/>
@@ -2653,7 +2673,7 @@
           <w:sz w:val="24"/>
           <w:u w:val="single"/>
         </w:rPr>
-        <w:hyperlink r:id="rId20" w:history="1">
+        <w:hyperlink r:id="rId19" w:history="1">
           <w:r>
             <w:rPr>
               <w:rStyle w:val="Hyperlink"/>
@@ -2671,7 +2691,7 @@
           <w:sz w:val="24"/>
           <w:u w:val="single"/>
         </w:rPr>
-        <w:hyperlink r:id="rId20" w:history="1">
+        <w:hyperlink r:id="rId19" w:history="1">
           <w:r>
             <w:rPr>
               <w:rStyle w:val="Hyperlink"/>
@@ -2689,7 +2709,7 @@
           <w:sz w:val="24"/>
           <w:u w:val="single"/>
         </w:rPr>
-        <w:hyperlink r:id="rId20" w:history="1">
+        <w:hyperlink r:id="rId19" w:history="1">
           <w:r>
             <w:rPr>
               <w:rStyle w:val="Hyperlink"/>
@@ -2707,7 +2727,7 @@
           <w:sz w:val="24"/>
           <w:u w:val="single"/>
         </w:rPr>
-        <w:hyperlink r:id="rId20" w:history="1">
+        <w:hyperlink r:id="rId19" w:history="1">
           <w:r>
             <w:rPr>
               <w:rStyle w:val="Hyperlink"/>
@@ -2725,7 +2745,7 @@
           <w:sz w:val="24"/>
           <w:u w:val="single"/>
         </w:rPr>
-        <w:hyperlink r:id="rId20" w:history="1">
+        <w:hyperlink r:id="rId19" w:history="1">
           <w:r>
             <w:rPr>
               <w:rStyle w:val="Hyperlink"/>
@@ -2743,7 +2763,7 @@
           <w:sz w:val="24"/>
           <w:u w:val="single"/>
         </w:rPr>
-        <w:hyperlink r:id="rId20" w:history="1">
+        <w:hyperlink r:id="rId19" w:history="1">
           <w:r>
             <w:rPr>
               <w:rStyle w:val="Hyperlink"/>
@@ -2761,7 +2781,7 @@
           <w:sz w:val="24"/>
           <w:u w:val="single"/>
         </w:rPr>
-        <w:hyperlink r:id="rId20" w:history="1">
+        <w:hyperlink r:id="rId19" w:history="1">
           <w:r>
             <w:rPr>
               <w:rStyle w:val="Hyperlink"/>
@@ -2779,7 +2799,7 @@
           <w:sz w:val="24"/>
           <w:u w:val="single"/>
         </w:rPr>
-        <w:hyperlink r:id="rId20" w:history="1">
+        <w:hyperlink r:id="rId19" w:history="1">
           <w:r>
             <w:rPr>
               <w:rStyle w:val="Hyperlink"/>
@@ -2797,7 +2817,7 @@
           <w:sz w:val="24"/>
           <w:u w:val="single"/>
         </w:rPr>
-        <w:hyperlink r:id="rId20" w:history="1">
+        <w:hyperlink r:id="rId19" w:history="1">
           <w:r>
             <w:rPr>
               <w:rStyle w:val="Hyperlink"/>
@@ -2815,7 +2835,7 @@
           <w:sz w:val="24"/>
           <w:u w:val="single"/>
         </w:rPr>
-        <w:hyperlink r:id="rId20" w:history="1">
+        <w:hyperlink r:id="rId19" w:history="1">
           <w:r>
             <w:rPr>
               <w:rStyle w:val="Hyperlink"/>
@@ -2833,7 +2853,7 @@
           <w:sz w:val="24"/>
           <w:u w:val="single"/>
         </w:rPr>
-        <w:hyperlink r:id="rId20" w:history="1">
+        <w:hyperlink r:id="rId19" w:history="1">
           <w:r>
             <w:rPr>
               <w:rStyle w:val="Hyperlink"/>
@@ -2851,7 +2871,7 @@
           <w:sz w:val="24"/>
           <w:u w:val="single"/>
         </w:rPr>
-        <w:hyperlink r:id="rId20" w:history="1">
+        <w:hyperlink r:id="rId19" w:history="1">
           <w:r>
             <w:rPr>
               <w:rStyle w:val="Hyperlink"/>
@@ -3009,7 +3029,7 @@
           <w:sz w:val="24"/>
           <w:u w:val="single"/>
         </w:rPr>
-        <w:hyperlink r:id="rId21" w:history="1">
+        <w:hyperlink r:id="rId20" w:history="1">
           <w:r>
             <w:rPr>
               <w:rStyle w:val="Hyperlink"/>
@@ -3027,7 +3047,7 @@
           <w:sz w:val="24"/>
           <w:u w:val="single"/>
         </w:rPr>
-        <w:hyperlink r:id="rId21" w:history="1">
+        <w:hyperlink r:id="rId20" w:history="1">
           <w:r>
             <w:rPr>
               <w:rStyle w:val="Hyperlink"/>
@@ -3045,7 +3065,7 @@
           <w:sz w:val="24"/>
           <w:u w:val="single"/>
         </w:rPr>
-        <w:hyperlink r:id="rId21" w:history="1">
+        <w:hyperlink r:id="rId20" w:history="1">
           <w:r>
             <w:rPr>
               <w:rStyle w:val="Hyperlink"/>
@@ -3063,7 +3083,7 @@
           <w:sz w:val="24"/>
           <w:u w:val="single"/>
         </w:rPr>
-        <w:hyperlink r:id="rId21" w:history="1">
+        <w:hyperlink r:id="rId20" w:history="1">
           <w:r>
             <w:rPr>
               <w:rStyle w:val="Hyperlink"/>
@@ -3081,7 +3101,7 @@
           <w:sz w:val="24"/>
           <w:u w:val="single"/>
         </w:rPr>
-        <w:hyperlink r:id="rId21" w:history="1">
+        <w:hyperlink r:id="rId20" w:history="1">
           <w:r>
             <w:rPr>
               <w:rStyle w:val="Hyperlink"/>
@@ -3102,7 +3122,7 @@
           <w:sz w:val="24"/>
           <w:u w:val="single"/>
         </w:rPr>
-        <w:hyperlink r:id="rId21" w:history="1">
+        <w:hyperlink r:id="rId20" w:history="1">
           <w:r>
             <w:rPr>
               <w:rStyle w:val="Hyperlink"/>
@@ -3120,7 +3140,7 @@
           <w:sz w:val="24"/>
           <w:u w:val="single"/>
         </w:rPr>
-        <w:hyperlink r:id="rId21" w:history="1">
+        <w:hyperlink r:id="rId20" w:history="1">
           <w:r>
             <w:rPr>
               <w:rStyle w:val="Hyperlink"/>
@@ -3138,7 +3158,7 @@
           <w:sz w:val="24"/>
           <w:u w:val="single"/>
         </w:rPr>
-        <w:hyperlink r:id="rId21" w:history="1">
+        <w:hyperlink r:id="rId20" w:history="1">
           <w:r>
             <w:rPr>
               <w:rStyle w:val="Hyperlink"/>
@@ -3156,7 +3176,7 @@
           <w:sz w:val="24"/>
           <w:u w:val="single"/>
         </w:rPr>
-        <w:hyperlink r:id="rId21" w:history="1">
+        <w:hyperlink r:id="rId20" w:history="1">
           <w:r>
             <w:rPr>
               <w:rStyle w:val="Hyperlink"/>
@@ -3174,7 +3194,7 @@
           <w:sz w:val="24"/>
           <w:u w:val="single"/>
         </w:rPr>
-        <w:hyperlink r:id="rId21" w:history="1">
+        <w:hyperlink r:id="rId20" w:history="1">
           <w:r>
             <w:rPr>
               <w:rStyle w:val="Hyperlink"/>
@@ -3325,7 +3345,7 @@
           <w:sz w:val="24"/>
           <w:u w:val="single"/>
         </w:rPr>
-        <w:hyperlink r:id="rId22" w:history="1">
+        <w:hyperlink r:id="rId21" w:history="1">
           <w:r>
             <w:rPr>
               <w:rStyle w:val="Hyperlink"/>
@@ -3343,7 +3363,7 @@
           <w:sz w:val="24"/>
           <w:u w:val="single"/>
         </w:rPr>
-        <w:hyperlink r:id="rId22" w:history="1">
+        <w:hyperlink r:id="rId21" w:history="1">
           <w:r>
             <w:rPr>
               <w:rStyle w:val="Hyperlink"/>
@@ -3361,7 +3381,7 @@
           <w:sz w:val="24"/>
           <w:u w:val="single"/>
         </w:rPr>
-        <w:hyperlink r:id="rId22" w:history="1">
+        <w:hyperlink r:id="rId21" w:history="1">
           <w:r>
             <w:rPr>
               <w:rStyle w:val="Hyperlink"/>
@@ -3379,7 +3399,7 @@
           <w:sz w:val="24"/>
           <w:u w:val="single"/>
         </w:rPr>
-        <w:hyperlink r:id="rId22" w:history="1">
+        <w:hyperlink r:id="rId21" w:history="1">
           <w:r>
             <w:rPr>
               <w:rStyle w:val="Hyperlink"/>
@@ -3397,7 +3417,7 @@
           <w:sz w:val="24"/>
           <w:u w:val="single"/>
         </w:rPr>
-        <w:hyperlink r:id="rId22" w:history="1">
+        <w:hyperlink r:id="rId21" w:history="1">
           <w:r>
             <w:rPr>
               <w:rStyle w:val="Hyperlink"/>
@@ -3415,7 +3435,7 @@
           <w:sz w:val="24"/>
           <w:u w:val="single"/>
         </w:rPr>
-        <w:hyperlink r:id="rId22" w:history="1">
+        <w:hyperlink r:id="rId21" w:history="1">
           <w:r>
             <w:rPr>
               <w:rStyle w:val="Hyperlink"/>
@@ -3433,7 +3453,7 @@
           <w:sz w:val="24"/>
           <w:u w:val="single"/>
         </w:rPr>
-        <w:hyperlink r:id="rId22" w:history="1">
+        <w:hyperlink r:id="rId21" w:history="1">
           <w:r>
             <w:rPr>
               <w:rStyle w:val="Hyperlink"/>
@@ -3451,7 +3471,7 @@
           <w:sz w:val="24"/>
           <w:u w:val="single"/>
         </w:rPr>
-        <w:hyperlink r:id="rId22" w:history="1">
+        <w:hyperlink r:id="rId21" w:history="1">
           <w:r>
             <w:rPr>
               <w:rStyle w:val="Hyperlink"/>
@@ -3469,7 +3489,7 @@
           <w:sz w:val="24"/>
           <w:u w:val="single"/>
         </w:rPr>
-        <w:hyperlink r:id="rId22" w:history="1">
+        <w:hyperlink r:id="rId21" w:history="1">
           <w:r>
             <w:rPr>
               <w:rStyle w:val="Hyperlink"/>

--- a/EXPORTS/DOCX/published/niveau3/Dutch/HoofdcursusKampen.docx
+++ b/EXPORTS/DOCX/published/niveau3/Dutch/HoofdcursusKampen.docx
@@ -555,7 +555,14 @@
           <w:color w:val="000000"/>
           <w:sz w:val="24"/>
         </w:rPr>
-        <w:t xml:space="preserve">der </w:t>
+        <w:hyperlink r:id="rId9" w:history="1">
+          <w:r>
+            <w:rPr>
+              <w:rStyle w:val="Hyperlink"/>
+            </w:rPr>
+            <w:t xml:space="preserve">der </w:t>
+          </w:r>
+        </w:hyperlink>
       </w:r>
       <w:r>
         <w:rPr>
@@ -566,7 +573,7 @@
           <w:sz w:val="24"/>
           <w:u w:val="single"/>
         </w:rPr>
-        <w:hyperlink r:id="rId10" w:history="1">
+        <w:hyperlink r:id="rId9" w:history="1">
           <w:r>
             <w:rPr>
               <w:rStyle w:val="Hyperlink"/>
@@ -1226,25 +1233,7 @@
           <w:color w:val="000000"/>
           <w:sz w:val="24"/>
         </w:rPr>
-        <w:t>Wereldmuseum Leiden is het arch</w:t>
-      </w:r>
-      <w:r>
-        <w:rPr>
-          <w:u w:val="single" w:color="0000ff"/>
-          <w:rFonts w:ascii="Charis SIL Regular" w:hAnsi="Charis SIL Regular" w:eastAsia="Charis SIL Regular"/>
-          <w:b w:val="0"/>
-          <w:i w:val="0"/>
-          <w:color w:val="000000"/>
-          <w:sz w:val="24"/>
-        </w:rPr>
-        <w:hyperlink r:id="rId12" w:history="1">
-          <w:r>
-            <w:rPr>
-              <w:rStyle w:val="Hyperlink"/>
-            </w:rPr>
-            <w:t>ief van Volkenk</w:t>
-          </w:r>
-        </w:hyperlink>
+        <w:t>Wereldmuseum Leiden is het archief van Volkenk</w:t>
       </w:r>
       <w:r>
         <w:rPr>
@@ -2145,7 +2134,7 @@
           <w:sz w:val="24"/>
           <w:u w:val="single"/>
         </w:rPr>
-        <w:hyperlink r:id="rId15" w:history="1">
+        <w:hyperlink r:id="rId16" w:history="1">
           <w:r>
             <w:rPr>
               <w:rStyle w:val="Hyperlink"/>
@@ -2163,7 +2152,7 @@
           <w:sz w:val="24"/>
           <w:u w:val="single"/>
         </w:rPr>
-        <w:hyperlink r:id="rId15" w:history="1">
+        <w:hyperlink r:id="rId16" w:history="1">
           <w:r>
             <w:rPr>
               <w:rStyle w:val="Hyperlink"/>
@@ -2199,7 +2188,7 @@
           <w:sz w:val="24"/>
           <w:u w:val="single"/>
         </w:rPr>
-        <w:hyperlink r:id="rId15" w:history="1">
+        <w:hyperlink r:id="rId17" w:history="1">
           <w:r>
             <w:rPr>
               <w:rStyle w:val="Hyperlink"/>
@@ -2228,7 +2217,7 @@
           <w:sz w:val="24"/>
           <w:u w:val="single"/>
         </w:rPr>
-        <w:hyperlink r:id="rId15" w:history="1">
+        <w:hyperlink r:id="rId17" w:history="1">
           <w:r>
             <w:rPr>
               <w:rStyle w:val="Hyperlink"/>
@@ -2246,7 +2235,7 @@
           <w:sz w:val="24"/>
           <w:u w:val="single"/>
         </w:rPr>
-        <w:hyperlink r:id="rId15" w:history="1">
+        <w:hyperlink r:id="rId17" w:history="1">
           <w:r>
             <w:rPr>
               <w:rStyle w:val="Hyperlink"/>
@@ -2344,7 +2333,7 @@
           <w:sz w:val="24"/>
           <w:u w:val="single"/>
         </w:rPr>
-        <w:hyperlink r:id="rId17" w:history="1">
+        <w:hyperlink r:id="rId18" w:history="1">
           <w:r>
             <w:rPr>
               <w:rStyle w:val="Hyperlink"/>
@@ -2362,7 +2351,7 @@
           <w:sz w:val="24"/>
           <w:u w:val="single"/>
         </w:rPr>
-        <w:hyperlink r:id="rId17" w:history="1">
+        <w:hyperlink r:id="rId18" w:history="1">
           <w:r>
             <w:rPr>
               <w:rStyle w:val="Hyperlink"/>
@@ -2380,7 +2369,7 @@
           <w:sz w:val="24"/>
           <w:u w:val="single"/>
         </w:rPr>
-        <w:hyperlink r:id="rId17" w:history="1">
+        <w:hyperlink r:id="rId18" w:history="1">
           <w:r>
             <w:rPr>
               <w:rStyle w:val="Hyperlink"/>
@@ -2398,7 +2387,7 @@
           <w:sz w:val="24"/>
           <w:u w:val="single"/>
         </w:rPr>
-        <w:hyperlink r:id="rId17" w:history="1">
+        <w:hyperlink r:id="rId18" w:history="1">
           <w:r>
             <w:rPr>
               <w:rStyle w:val="Hyperlink"/>
@@ -2426,7 +2415,7 @@
           <w:sz w:val="24"/>
           <w:u w:val="single"/>
         </w:rPr>
-        <w:hyperlink r:id="rId18" w:history="1">
+        <w:hyperlink r:id="rId19" w:history="1">
           <w:r>
             <w:rPr>
               <w:rStyle w:val="Hyperlink"/>
@@ -2444,7 +2433,7 @@
           <w:sz w:val="24"/>
           <w:u w:val="single"/>
         </w:rPr>
-        <w:hyperlink r:id="rId18" w:history="1">
+        <w:hyperlink r:id="rId19" w:history="1">
           <w:r>
             <w:rPr>
               <w:rStyle w:val="Hyperlink"/>
@@ -2462,7 +2451,7 @@
           <w:sz w:val="24"/>
           <w:u w:val="single"/>
         </w:rPr>
-        <w:hyperlink r:id="rId17" w:history="1">
+        <w:hyperlink r:id="rId19" w:history="1">
           <w:r>
             <w:rPr>
               <w:rStyle w:val="Hyperlink"/>
@@ -2619,7 +2608,7 @@
           <w:sz w:val="24"/>
           <w:u w:val="single"/>
         </w:rPr>
-        <w:hyperlink r:id="rId19" w:history="1">
+        <w:hyperlink r:id="rId20" w:history="1">
           <w:r>
             <w:rPr>
               <w:rStyle w:val="Hyperlink"/>
@@ -2637,7 +2626,7 @@
           <w:sz w:val="24"/>
           <w:u w:val="single"/>
         </w:rPr>
-        <w:hyperlink r:id="rId19" w:history="1">
+        <w:hyperlink r:id="rId20" w:history="1">
           <w:r>
             <w:rPr>
               <w:rStyle w:val="Hyperlink"/>
@@ -2655,7 +2644,7 @@
           <w:sz w:val="24"/>
           <w:u w:val="single"/>
         </w:rPr>
-        <w:hyperlink r:id="rId19" w:history="1">
+        <w:hyperlink r:id="rId20" w:history="1">
           <w:r>
             <w:rPr>
               <w:rStyle w:val="Hyperlink"/>
@@ -2673,7 +2662,7 @@
           <w:sz w:val="24"/>
           <w:u w:val="single"/>
         </w:rPr>
-        <w:hyperlink r:id="rId19" w:history="1">
+        <w:hyperlink r:id="rId20" w:history="1">
           <w:r>
             <w:rPr>
               <w:rStyle w:val="Hyperlink"/>
@@ -2691,7 +2680,7 @@
           <w:sz w:val="24"/>
           <w:u w:val="single"/>
         </w:rPr>
-        <w:hyperlink r:id="rId19" w:history="1">
+        <w:hyperlink r:id="rId20" w:history="1">
           <w:r>
             <w:rPr>
               <w:rStyle w:val="Hyperlink"/>
@@ -2709,7 +2698,7 @@
           <w:sz w:val="24"/>
           <w:u w:val="single"/>
         </w:rPr>
-        <w:hyperlink r:id="rId19" w:history="1">
+        <w:hyperlink r:id="rId20" w:history="1">
           <w:r>
             <w:rPr>
               <w:rStyle w:val="Hyperlink"/>
@@ -2727,7 +2716,7 @@
           <w:sz w:val="24"/>
           <w:u w:val="single"/>
         </w:rPr>
-        <w:hyperlink r:id="rId19" w:history="1">
+        <w:hyperlink r:id="rId20" w:history="1">
           <w:r>
             <w:rPr>
               <w:rStyle w:val="Hyperlink"/>
@@ -2745,7 +2734,7 @@
           <w:sz w:val="24"/>
           <w:u w:val="single"/>
         </w:rPr>
-        <w:hyperlink r:id="rId19" w:history="1">
+        <w:hyperlink r:id="rId20" w:history="1">
           <w:r>
             <w:rPr>
               <w:rStyle w:val="Hyperlink"/>
@@ -2763,7 +2752,7 @@
           <w:sz w:val="24"/>
           <w:u w:val="single"/>
         </w:rPr>
-        <w:hyperlink r:id="rId19" w:history="1">
+        <w:hyperlink r:id="rId20" w:history="1">
           <w:r>
             <w:rPr>
               <w:rStyle w:val="Hyperlink"/>
@@ -2781,7 +2770,7 @@
           <w:sz w:val="24"/>
           <w:u w:val="single"/>
         </w:rPr>
-        <w:hyperlink r:id="rId19" w:history="1">
+        <w:hyperlink r:id="rId20" w:history="1">
           <w:r>
             <w:rPr>
               <w:rStyle w:val="Hyperlink"/>
@@ -2799,7 +2788,7 @@
           <w:sz w:val="24"/>
           <w:u w:val="single"/>
         </w:rPr>
-        <w:hyperlink r:id="rId19" w:history="1">
+        <w:hyperlink r:id="rId20" w:history="1">
           <w:r>
             <w:rPr>
               <w:rStyle w:val="Hyperlink"/>
@@ -2817,7 +2806,7 @@
           <w:sz w:val="24"/>
           <w:u w:val="single"/>
         </w:rPr>
-        <w:hyperlink r:id="rId19" w:history="1">
+        <w:hyperlink r:id="rId20" w:history="1">
           <w:r>
             <w:rPr>
               <w:rStyle w:val="Hyperlink"/>
@@ -2835,7 +2824,7 @@
           <w:sz w:val="24"/>
           <w:u w:val="single"/>
         </w:rPr>
-        <w:hyperlink r:id="rId19" w:history="1">
+        <w:hyperlink r:id="rId20" w:history="1">
           <w:r>
             <w:rPr>
               <w:rStyle w:val="Hyperlink"/>
@@ -2853,7 +2842,7 @@
           <w:sz w:val="24"/>
           <w:u w:val="single"/>
         </w:rPr>
-        <w:hyperlink r:id="rId19" w:history="1">
+        <w:hyperlink r:id="rId20" w:history="1">
           <w:r>
             <w:rPr>
               <w:rStyle w:val="Hyperlink"/>
@@ -2871,7 +2860,7 @@
           <w:sz w:val="24"/>
           <w:u w:val="single"/>
         </w:rPr>
-        <w:hyperlink r:id="rId19" w:history="1">
+        <w:hyperlink r:id="rId20" w:history="1">
           <w:r>
             <w:rPr>
               <w:rStyle w:val="Hyperlink"/>
@@ -3029,7 +3018,7 @@
           <w:sz w:val="24"/>
           <w:u w:val="single"/>
         </w:rPr>
-        <w:hyperlink r:id="rId20" w:history="1">
+        <w:hyperlink r:id="rId21" w:history="1">
           <w:r>
             <w:rPr>
               <w:rStyle w:val="Hyperlink"/>
@@ -3047,7 +3036,7 @@
           <w:sz w:val="24"/>
           <w:u w:val="single"/>
         </w:rPr>
-        <w:hyperlink r:id="rId20" w:history="1">
+        <w:hyperlink r:id="rId21" w:history="1">
           <w:r>
             <w:rPr>
               <w:rStyle w:val="Hyperlink"/>
@@ -3065,7 +3054,7 @@
           <w:sz w:val="24"/>
           <w:u w:val="single"/>
         </w:rPr>
-        <w:hyperlink r:id="rId20" w:history="1">
+        <w:hyperlink r:id="rId21" w:history="1">
           <w:r>
             <w:rPr>
               <w:rStyle w:val="Hyperlink"/>
@@ -3083,7 +3072,7 @@
           <w:sz w:val="24"/>
           <w:u w:val="single"/>
         </w:rPr>
-        <w:hyperlink r:id="rId20" w:history="1">
+        <w:hyperlink r:id="rId21" w:history="1">
           <w:r>
             <w:rPr>
               <w:rStyle w:val="Hyperlink"/>
@@ -3101,7 +3090,7 @@
           <w:sz w:val="24"/>
           <w:u w:val="single"/>
         </w:rPr>
-        <w:hyperlink r:id="rId20" w:history="1">
+        <w:hyperlink r:id="rId21" w:history="1">
           <w:r>
             <w:rPr>
               <w:rStyle w:val="Hyperlink"/>
@@ -3122,7 +3111,7 @@
           <w:sz w:val="24"/>
           <w:u w:val="single"/>
         </w:rPr>
-        <w:hyperlink r:id="rId20" w:history="1">
+        <w:hyperlink r:id="rId21" w:history="1">
           <w:r>
             <w:rPr>
               <w:rStyle w:val="Hyperlink"/>
@@ -3140,7 +3129,7 @@
           <w:sz w:val="24"/>
           <w:u w:val="single"/>
         </w:rPr>
-        <w:hyperlink r:id="rId20" w:history="1">
+        <w:hyperlink r:id="rId21" w:history="1">
           <w:r>
             <w:rPr>
               <w:rStyle w:val="Hyperlink"/>
@@ -3158,7 +3147,7 @@
           <w:sz w:val="24"/>
           <w:u w:val="single"/>
         </w:rPr>
-        <w:hyperlink r:id="rId20" w:history="1">
+        <w:hyperlink r:id="rId21" w:history="1">
           <w:r>
             <w:rPr>
               <w:rStyle w:val="Hyperlink"/>
@@ -3176,7 +3165,7 @@
           <w:sz w:val="24"/>
           <w:u w:val="single"/>
         </w:rPr>
-        <w:hyperlink r:id="rId20" w:history="1">
+        <w:hyperlink r:id="rId21" w:history="1">
           <w:r>
             <w:rPr>
               <w:rStyle w:val="Hyperlink"/>
@@ -3194,7 +3183,7 @@
           <w:sz w:val="24"/>
           <w:u w:val="single"/>
         </w:rPr>
-        <w:hyperlink r:id="rId20" w:history="1">
+        <w:hyperlink r:id="rId21" w:history="1">
           <w:r>
             <w:rPr>
               <w:rStyle w:val="Hyperlink"/>
@@ -3345,7 +3334,7 @@
           <w:sz w:val="24"/>
           <w:u w:val="single"/>
         </w:rPr>
-        <w:hyperlink r:id="rId21" w:history="1">
+        <w:hyperlink r:id="rId22" w:history="1">
           <w:r>
             <w:rPr>
               <w:rStyle w:val="Hyperlink"/>
@@ -3363,7 +3352,7 @@
           <w:sz w:val="24"/>
           <w:u w:val="single"/>
         </w:rPr>
-        <w:hyperlink r:id="rId21" w:history="1">
+        <w:hyperlink r:id="rId22" w:history="1">
           <w:r>
             <w:rPr>
               <w:rStyle w:val="Hyperlink"/>
@@ -3381,7 +3370,7 @@
           <w:sz w:val="24"/>
           <w:u w:val="single"/>
         </w:rPr>
-        <w:hyperlink r:id="rId21" w:history="1">
+        <w:hyperlink r:id="rId22" w:history="1">
           <w:r>
             <w:rPr>
               <w:rStyle w:val="Hyperlink"/>
@@ -3399,7 +3388,7 @@
           <w:sz w:val="24"/>
           <w:u w:val="single"/>
         </w:rPr>
-        <w:hyperlink r:id="rId21" w:history="1">
+        <w:hyperlink r:id="rId22" w:history="1">
           <w:r>
             <w:rPr>
               <w:rStyle w:val="Hyperlink"/>
@@ -3417,7 +3406,7 @@
           <w:sz w:val="24"/>
           <w:u w:val="single"/>
         </w:rPr>
-        <w:hyperlink r:id="rId21" w:history="1">
+        <w:hyperlink r:id="rId22" w:history="1">
           <w:r>
             <w:rPr>
               <w:rStyle w:val="Hyperlink"/>
@@ -3435,7 +3424,7 @@
           <w:sz w:val="24"/>
           <w:u w:val="single"/>
         </w:rPr>
-        <w:hyperlink r:id="rId21" w:history="1">
+        <w:hyperlink r:id="rId22" w:history="1">
           <w:r>
             <w:rPr>
               <w:rStyle w:val="Hyperlink"/>
@@ -3453,7 +3442,7 @@
           <w:sz w:val="24"/>
           <w:u w:val="single"/>
         </w:rPr>
-        <w:hyperlink r:id="rId21" w:history="1">
+        <w:hyperlink r:id="rId22" w:history="1">
           <w:r>
             <w:rPr>
               <w:rStyle w:val="Hyperlink"/>
@@ -3471,7 +3460,7 @@
           <w:sz w:val="24"/>
           <w:u w:val="single"/>
         </w:rPr>
-        <w:hyperlink r:id="rId21" w:history="1">
+        <w:hyperlink r:id="rId22" w:history="1">
           <w:r>
             <w:rPr>
               <w:rStyle w:val="Hyperlink"/>
@@ -3489,7 +3478,7 @@
           <w:sz w:val="24"/>
           <w:u w:val="single"/>
         </w:rPr>
-        <w:hyperlink r:id="rId21" w:history="1">
+        <w:hyperlink r:id="rId22" w:history="1">
           <w:r>
             <w:rPr>
               <w:rStyle w:val="Hyperlink"/>

--- a/EXPORTS/DOCX/published/niveau3/Dutch/HoofdcursusKampen.docx
+++ b/EXPORTS/DOCX/published/niveau3/Dutch/HoofdcursusKampen.docx
@@ -573,7 +573,7 @@
           <w:sz w:val="24"/>
           <w:u w:val="single"/>
         </w:rPr>
-        <w:hyperlink r:id="rId9" w:history="1">
+        <w:hyperlink r:id="rId10" w:history="1">
           <w:r>
             <w:rPr>
               <w:rStyle w:val="Hyperlink"/>
@@ -591,7 +591,7 @@
           <w:sz w:val="24"/>
           <w:u w:val="single"/>
         </w:rPr>
-        <w:hyperlink r:id="rId9" w:history="1">
+        <w:hyperlink r:id="rId10" w:history="1">
           <w:r>
             <w:rPr>
               <w:rStyle w:val="Hyperlink"/>
@@ -692,7 +692,6 @@
       </w:r>
       <w:r>
         <w:rPr>
-          <w:u w:val="single" w:color="0000ff"/>
           <w:rFonts w:ascii="Charis SIL Regular" w:hAnsi="Charis SIL Regular" w:eastAsia="Charis SIL Regular"/>
           <w:b w:val="0"/>
           <w:i w:val="0"/>
@@ -1010,7 +1009,6 @@
           <w:i w:val="0"/>
           <w:color w:val="0000FF"/>
           <w:sz w:val="24"/>
-          <w:u w:val="single"/>
         </w:rPr>
         <w:t xml:space="preserve"> </w:t>
       </w:r>
@@ -1028,19 +1026,9 @@
             <w:rPr>
               <w:rStyle w:val="Hyperlink"/>
             </w:rPr>
-            <w:t>zoekhul</w:t>
+            <w:t>zoekhulp</w:t>
           </w:r>
         </w:hyperlink>
-      </w:r>
-      <w:r>
-        <w:rPr>
-          <w:rFonts w:ascii="Charis SIL Regular" w:hAnsi="Charis SIL Regular" w:eastAsia="Charis SIL Regular"/>
-          <w:b w:val="0"/>
-          <w:i w:val="0"/>
-          <w:color w:val="0000FF"/>
-          <w:sz w:val="24"/>
-        </w:rPr>
-        <w:t>p</w:t>
       </w:r>
       <w:r>
         <w:rPr>
@@ -1233,7 +1221,25 @@
           <w:color w:val="000000"/>
           <w:sz w:val="24"/>
         </w:rPr>
-        <w:t>Wereldmuseum Leiden is het archief van Volkenk</w:t>
+        <w:t>Wereldmuseum Leiden is het arch</w:t>
+      </w:r>
+      <w:r>
+        <w:rPr>
+          <w:u w:val="single" w:color="0000ff"/>
+          <w:rFonts w:ascii="Charis SIL Regular" w:hAnsi="Charis SIL Regular" w:eastAsia="Charis SIL Regular"/>
+          <w:b w:val="0"/>
+          <w:i w:val="0"/>
+          <w:color w:val="000000"/>
+          <w:sz w:val="24"/>
+        </w:rPr>
+        <w:hyperlink r:id="rId12" w:history="1">
+          <w:r>
+            <w:rPr>
+              <w:rStyle w:val="Hyperlink"/>
+            </w:rPr>
+            <w:t>ief van Volkenk</w:t>
+          </w:r>
+        </w:hyperlink>
       </w:r>
       <w:r>
         <w:rPr>
@@ -2163,21 +2169,13 @@
       </w:r>
       <w:r>
         <w:rPr>
-          <w:u w:val="single" w:color="0000ff"/>
           <w:rFonts w:ascii="Charis SIL Regular" w:hAnsi="Charis SIL Regular" w:eastAsia="Charis SIL Regular"/>
           <w:b w:val="0"/>
           <w:i w:val="0"/>
           <w:color w:val="000000"/>
           <w:sz w:val="24"/>
         </w:rPr>
-        <w:hyperlink r:id="rId15" w:history="1">
-          <w:r>
-            <w:rPr>
-              <w:rStyle w:val="Hyperlink"/>
-            </w:rPr>
-            <w:t xml:space="preserve">, </w:t>
-          </w:r>
-        </w:hyperlink>
+        <w:t xml:space="preserve">, </w:t>
       </w:r>
       <w:r>
         <w:rPr>
@@ -2235,7 +2233,7 @@
           <w:sz w:val="24"/>
           <w:u w:val="single"/>
         </w:rPr>
-        <w:hyperlink r:id="rId17" w:history="1">
+        <w:hyperlink r:id="rId15" w:history="1">
           <w:r>
             <w:rPr>
               <w:rStyle w:val="Hyperlink"/>
